--- a/高中数学/高中数学同步/人教B版选必1 第1章 空间向量与立体几何·知识清单（完成）.docx
+++ b/高中数学/高中数学同步/人教B版选必1 第1章 空间向量与立体几何·知识清单（完成）.docx
@@ -70,6 +70,59 @@
           <w:szCs w:val="21"/>
         </w:rPr>
         <w:t/>
+      </w:r>
+    </w:p>
+    <w:p>
+      <w:pPr>
+        <w:snapToGrid w:val="0"/>
+        <w:spacing w:line="300" w:lineRule="auto"/>
+        <w:jc w:val="left"/>
+      </w:pPr>
+      <w:r>
+        <w:rPr>
+          <w:rFonts w:eastAsia="Times New Roman"/>
+          <w:noProof/>
+          <w:kern w:val="0"/>
+          <w:sz w:val="24"/>
+          <w:szCs w:val="24"/>
+        </w:rPr>
+        <w:drawing>
+          <wp:inline distT="0" distB="0" distL="0" distR="0" wp14:anchorId="1F475EE6" wp14:editId="5CC04B79">
+            <wp:extent cx="6677967" cy="5102173"/>
+            <wp:effectExtent l="0" t="0" r="8890" b="3810"/>
+            <wp:docPr id="100003" name="图片 100003" descr="@@@e295adb9-48f8-47ee-be2e-56952342103a"/>
+            <wp:cNvGraphicFramePr>
+              <a:graphicFrameLocks xmlns:a="http://schemas.openxmlformats.org/drawingml/2006/main" noChangeAspect="1"/>
+            </wp:cNvGraphicFramePr>
+            <a:graphic xmlns:a="http://schemas.openxmlformats.org/drawingml/2006/main">
+              <a:graphicData uri="http://schemas.openxmlformats.org/drawingml/2006/picture">
+                <pic:pic xmlns:pic="http://schemas.openxmlformats.org/drawingml/2006/picture">
+                  <pic:nvPicPr>
+                    <pic:cNvPr id="100003" name=""/>
+                    <pic:cNvPicPr>
+                      <a:picLocks noChangeAspect="1"/>
+                    </pic:cNvPicPr>
+                  </pic:nvPicPr>
+                  <pic:blipFill>
+                    <a:blip r:embed="rId7"/>
+                    <a:stretch>
+                      <a:fillRect/>
+                    </a:stretch>
+                  </pic:blipFill>
+                  <pic:spPr>
+                    <a:xfrm>
+                      <a:off x="0" y="0"/>
+                      <a:ext cx="6708611" cy="5125586"/>
+                    </a:xfrm>
+                    <a:prstGeom prst="rect">
+                      <a:avLst/>
+                    </a:prstGeom>
+                  </pic:spPr>
+                </pic:pic>
+              </a:graphicData>
+            </a:graphic>
+          </wp:inline>
+        </w:drawing>
       </w:r>
     </w:p>
     <w:p>

--- a/高中数学/高中数学同步/人教B版选必1 第1章 空间向量与立体几何·知识清单（完成）.docx
+++ b/高中数学/高中数学同步/人教B版选必1 第1章 空间向量与立体几何·知识清单（完成）.docx
@@ -22367,7 +22367,7 @@
     <w:sectPr>
       <w:footerReference w:type="default" r:id="rId21"/>
       <w:pgSz w:w="11906" w:h="16838"/>
-      <w:pgMar w:top="720" w:right="720" w:bottom="720" w:left="720" w:header="720" w:footer="720" w:gutter="0"/>
+      <w:pgMar w:top="850" w:right="850" w:bottom="850" w:left="850" w:header="850" w:footer="850" w:gutter="0"/>
       <w:pgNumType w:start="1"/>
       <w:cols w:sep="1" w:space="425"/>
       <w:docGrid w:type="lines" w:linePitch="312"/>
@@ -22407,7 +22407,7 @@
         <w:sz w:val="21"/>
         <w:szCs w:val="21"/>
       </w:rPr>
-      <w:t xml:space="preserve">第</w:t>
+      <w:t xml:space="preserve">第1章·清单　第</w:t>
     </w:r>
     <w:fldSimple w:instr=" PAGE ">
       <w:r>

--- a/高中数学/高中数学同步/人教B版选必1 第1章 空间向量与立体几何·知识清单（完成）.docx
+++ b/高中数学/高中数学同步/人教B版选必1 第1章 空间向量与立体几何·知识清单（完成）.docx
@@ -228,11 +228,10 @@
       </w:r>
       <w:r>
         <w:rPr>
-          <w:b/>
           <w:rFonts w:eastAsia="宋体" w:ascii="Times New Roman" w:hAnsi="Times New Roman"/>
-          <w:u w:val="thick"/>
-          <w:sz w:val="21"/>
-          <w:szCs w:val="21"/>
+          <w:sz w:val="21"/>
+          <w:szCs w:val="21"/>
+          <w:bdr w:val="single" w:sz="8" w:space="0" w:color="auto"/>
         </w:rPr>
         <w:t xml:space="preserve">大小</w:t>
       </w:r>
@@ -254,11 +253,10 @@
       </w:r>
       <w:r>
         <w:rPr>
-          <w:b/>
           <w:rFonts w:eastAsia="宋体" w:ascii="Times New Roman" w:hAnsi="Times New Roman"/>
-          <w:u w:val="thick"/>
-          <w:sz w:val="21"/>
-          <w:szCs w:val="21"/>
+          <w:sz w:val="21"/>
+          <w:szCs w:val="21"/>
+          <w:bdr w:val="single" w:sz="8" w:space="0" w:color="auto"/>
         </w:rPr>
         <w:t xml:space="preserve">方向</w:t>
       </w:r>
@@ -311,11 +309,10 @@
       </w:r>
       <w:r>
         <w:rPr>
-          <w:b/>
           <w:rFonts w:eastAsia="宋体" w:ascii="Times New Roman" w:hAnsi="Times New Roman"/>
-          <w:u w:val="thick"/>
-          <w:sz w:val="21"/>
-          <w:szCs w:val="21"/>
+          <w:sz w:val="21"/>
+          <w:szCs w:val="21"/>
+          <w:bdr w:val="single" w:sz="8" w:space="0" w:color="auto"/>
         </w:rPr>
         <w:t xml:space="preserve">大小</w:t>
       </w:r>
@@ -337,11 +334,10 @@
       </w:r>
       <w:r>
         <w:rPr>
-          <w:b/>
           <w:rFonts w:eastAsia="宋体" w:ascii="Times New Roman" w:hAnsi="Times New Roman"/>
-          <w:u w:val="thick"/>
-          <w:sz w:val="21"/>
-          <w:szCs w:val="21"/>
+          <w:sz w:val="21"/>
+          <w:szCs w:val="21"/>
+          <w:bdr w:val="single" w:sz="8" w:space="0" w:color="auto"/>
         </w:rPr>
         <w:t xml:space="preserve">模</w:t>
       </w:r>
@@ -633,6 +629,7 @@
             <m:ctrlPr>
               <w:rPr>
                 <w:rFonts w:ascii="Times New Roman" w:hAnsi="Times New Roman"/>
+                <w:bdr w:val="single" w:sz="8" w:space="0" w:color="auto"/>
               </w:rPr>
             </m:ctrlPr>
           </m:accPr>
@@ -640,8 +637,6 @@
             <m:r>
               <w:rPr>
                 <w:rFonts w:ascii="Times New Roman" w:hAnsi="Times New Roman" w:cs="Cambria Math"/>
-                <w:b/>
-                <w:u w:val="thick"/>
               </w:rPr>
               <m:t>AB</m:t>
             </m:r>
@@ -672,6 +667,7 @@
             <m:ctrlPr>
               <w:rPr>
                 <w:rFonts w:ascii="Times New Roman" w:hAnsi="Times New Roman"/>
+                <w:bdr w:val="single" w:sz="8" w:space="0" w:color="auto"/>
               </w:rPr>
             </m:ctrlPr>
           </m:dPr>
@@ -689,8 +685,6 @@
                 <m:r>
                   <w:rPr>
                     <w:rFonts w:ascii="Times New Roman" w:hAnsi="Times New Roman" w:cs="Cambria Math"/>
-                    <w:b/>
-                    <w:u w:val="thick"/>
                   </w:rPr>
                   <m:t>a</m:t>
                 </m:r>
@@ -723,6 +717,7 @@
             <m:ctrlPr>
               <w:rPr>
                 <w:rFonts w:ascii="Times New Roman" w:hAnsi="Times New Roman"/>
+                <w:bdr w:val="single" w:sz="8" w:space="0" w:color="auto"/>
               </w:rPr>
             </m:ctrlPr>
           </m:dPr>
@@ -740,8 +735,6 @@
                 <m:r>
                   <w:rPr>
                     <w:rFonts w:ascii="Times New Roman" w:hAnsi="Times New Roman" w:cs="Cambria Math"/>
-                    <w:b/>
-                    <w:u w:val="thick"/>
                   </w:rPr>
                   <m:t>AB</m:t>
                 </m:r>
@@ -947,11 +940,10 @@
             </w:r>
             <w:r>
               <w:rPr>
-                <w:b/>
                 <w:rFonts w:eastAsia="宋体" w:ascii="Times New Roman" w:hAnsi="Times New Roman"/>
-                <w:u w:val="thick"/>
                 <w:sz w:val="21"/>
                 <w:szCs w:val="21"/>
+                <w:bdr w:val="single" w:sz="8" w:space="0" w:color="auto"/>
               </w:rPr>
               <w:t xml:space="preserve">0</w:t>
             </w:r>
@@ -1046,11 +1038,10 @@
             </w:r>
             <w:r>
               <w:rPr>
-                <w:b/>
                 <w:rFonts w:eastAsia="宋体" w:ascii="Times New Roman" w:hAnsi="Times New Roman"/>
-                <w:u w:val="thick"/>
                 <w:sz w:val="21"/>
                 <w:szCs w:val="21"/>
+                <w:bdr w:val="single" w:sz="8" w:space="0" w:color="auto"/>
               </w:rPr>
               <w:t xml:space="preserve">1</w:t>
             </w:r>
@@ -1164,11 +1155,10 @@
             </w:r>
             <w:r>
               <w:rPr>
-                <w:b/>
                 <w:rFonts w:eastAsia="宋体" w:ascii="Times New Roman" w:hAnsi="Times New Roman"/>
-                <w:u w:val="thick"/>
                 <w:sz w:val="21"/>
                 <w:szCs w:val="21"/>
+                <w:bdr w:val="single" w:sz="8" w:space="0" w:color="auto"/>
               </w:rPr>
               <w:t xml:space="preserve">相同</w:t>
             </w:r>
@@ -1190,11 +1180,10 @@
             </w:r>
             <w:r>
               <w:rPr>
-                <w:b/>
                 <w:rFonts w:eastAsia="宋体" w:ascii="Times New Roman" w:hAnsi="Times New Roman"/>
-                <w:u w:val="thick"/>
                 <w:sz w:val="21"/>
                 <w:szCs w:val="21"/>
+                <w:bdr w:val="single" w:sz="8" w:space="0" w:color="auto"/>
               </w:rPr>
               <w:t xml:space="preserve">相反</w:t>
             </w:r>
@@ -1344,11 +1333,10 @@
             </w:r>
             <w:r>
               <w:rPr>
-                <w:b/>
                 <w:rFonts w:eastAsia="宋体" w:ascii="Times New Roman" w:hAnsi="Times New Roman"/>
-                <w:u w:val="thick"/>
                 <w:sz w:val="21"/>
                 <w:szCs w:val="21"/>
+                <w:bdr w:val="single" w:sz="8" w:space="0" w:color="auto"/>
               </w:rPr>
               <w:t xml:space="preserve">平行</w:t>
             </w:r>
@@ -1370,11 +1358,10 @@
             </w:r>
             <w:r>
               <w:rPr>
-                <w:b/>
                 <w:rFonts w:eastAsia="宋体" w:ascii="Times New Roman" w:hAnsi="Times New Roman"/>
-                <w:u w:val="thick"/>
                 <w:sz w:val="21"/>
                 <w:szCs w:val="21"/>
+                <w:bdr w:val="single" w:sz="8" w:space="0" w:color="auto"/>
               </w:rPr>
               <w:t xml:space="preserve">重合</w:t>
             </w:r>
@@ -1411,11 +1398,10 @@
             </w:r>
             <w:r>
               <w:rPr>
-                <w:b/>
                 <w:rFonts w:eastAsia="宋体" w:ascii="Times New Roman" w:hAnsi="Times New Roman"/>
-                <w:u w:val="thick"/>
                 <w:sz w:val="21"/>
                 <w:szCs w:val="21"/>
+                <w:bdr w:val="single" w:sz="8" w:space="0" w:color="auto"/>
               </w:rPr>
               <w:t xml:space="preserve">平行</w:t>
             </w:r>
@@ -1573,11 +1559,10 @@
             </w:r>
             <w:r>
               <w:rPr>
-                <w:b/>
                 <w:rFonts w:eastAsia="宋体" w:ascii="Times New Roman" w:hAnsi="Times New Roman"/>
-                <w:u w:val="thick"/>
                 <w:sz w:val="21"/>
                 <w:szCs w:val="21"/>
+                <w:bdr w:val="single" w:sz="8" w:space="0" w:color="auto"/>
               </w:rPr>
               <w:t xml:space="preserve">相同</w:t>
             </w:r>
@@ -1601,11 +1586,10 @@
             </w:r>
             <w:r>
               <w:rPr>
-                <w:b/>
                 <w:rFonts w:eastAsia="宋体" w:ascii="Times New Roman" w:hAnsi="Times New Roman"/>
-                <w:u w:val="thick"/>
                 <w:sz w:val="21"/>
                 <w:szCs w:val="21"/>
+                <w:bdr w:val="single" w:sz="8" w:space="0" w:color="auto"/>
               </w:rPr>
               <w:t xml:space="preserve">相等</w:t>
             </w:r>
@@ -1874,6 +1858,7 @@
                   <m:ctrlPr>
                     <w:rPr>
                       <w:rFonts w:ascii="Times New Roman" w:hAnsi="Times New Roman"/>
+                      <w:bdr w:val="single" w:sz="8" w:space="0" w:color="auto"/>
                     </w:rPr>
                   </m:ctrlPr>
                 </m:accPr>
@@ -1881,8 +1866,6 @@
                   <m:r>
                     <w:rPr>
                       <w:rFonts w:ascii="Times New Roman" w:hAnsi="Times New Roman" w:cs="Cambria Math"/>
-                      <w:b/>
-                      <w:u w:val="thick"/>
                     </w:rPr>
                     <m:t>OB</m:t>
                   </m:r>
@@ -2147,6 +2130,7 @@
                   <m:ctrlPr>
                     <w:rPr>
                       <w:rFonts w:ascii="Times New Roman" w:hAnsi="Times New Roman"/>
+                      <w:bdr w:val="single" w:sz="8" w:space="0" w:color="auto"/>
                     </w:rPr>
                   </m:ctrlPr>
                 </m:accPr>
@@ -2154,8 +2138,6 @@
                   <m:r>
                     <w:rPr>
                       <w:rFonts w:ascii="Times New Roman" w:hAnsi="Times New Roman" w:cs="Cambria Math"/>
-                      <w:b/>
-                      <w:u w:val="thick"/>
                     </w:rPr>
                     <m:t>CA</m:t>
                   </m:r>
@@ -2916,6 +2898,7 @@
                   <m:ctrlPr>
                     <w:rPr>
                       <w:rFonts w:ascii="Times New Roman" w:hAnsi="Times New Roman"/>
+                      <w:bdr w:val="single" w:sz="8" w:space="0" w:color="auto"/>
                     </w:rPr>
                   </m:ctrlPr>
                 </m:accPr>
@@ -2923,8 +2906,6 @@
                   <m:r>
                     <w:rPr>
                       <w:rFonts w:ascii="Times New Roman" w:hAnsi="Times New Roman" w:cs="Cambria Math"/>
-                      <w:b/>
-                      <w:u w:val="thick"/>
                     </w:rPr>
                     <m:t>b</m:t>
                   </m:r>
@@ -2933,8 +2914,7 @@
               <m:r>
                 <w:rPr>
                   <w:rFonts w:ascii="Times New Roman" w:hAnsi="Times New Roman" w:cs="Cambria Math"/>
-                  <w:b/>
-                  <w:u w:val="thick"/>
+                  <w:bdr w:val="single" w:sz="8" w:space="0" w:color="auto"/>
                 </w:rPr>
                 <m:t>+</m:t>
               </m:r>
@@ -2944,6 +2924,7 @@
                   <m:ctrlPr>
                     <w:rPr>
                       <w:rFonts w:ascii="Times New Roman" w:hAnsi="Times New Roman"/>
+                      <w:bdr w:val="single" w:sz="8" w:space="0" w:color="auto"/>
                     </w:rPr>
                   </m:ctrlPr>
                 </m:accPr>
@@ -2951,8 +2932,6 @@
                   <m:r>
                     <w:rPr>
                       <w:rFonts w:ascii="Times New Roman" w:hAnsi="Times New Roman" w:cs="Cambria Math"/>
-                      <w:b/>
-                      <w:u w:val="thick"/>
                     </w:rPr>
                     <m:t>a</m:t>
                   </m:r>
@@ -3135,6 +3114,7 @@
                   <m:ctrlPr>
                     <w:rPr>
                       <w:rFonts w:ascii="Times New Roman" w:hAnsi="Times New Roman"/>
+                      <w:bdr w:val="single" w:sz="8" w:space="0" w:color="auto"/>
                     </w:rPr>
                   </m:ctrlPr>
                 </m:accPr>
@@ -3142,8 +3122,6 @@
                   <m:r>
                     <w:rPr>
                       <w:rFonts w:ascii="Times New Roman" w:hAnsi="Times New Roman" w:cs="Cambria Math"/>
-                      <w:b/>
-                      <w:u w:val="thick"/>
                     </w:rPr>
                     <m:t>a</m:t>
                   </m:r>
@@ -3152,8 +3130,7 @@
               <m:r>
                 <w:rPr>
                   <w:rFonts w:ascii="Times New Roman" w:hAnsi="Times New Roman" w:cs="Cambria Math"/>
-                  <w:b/>
-                  <w:u w:val="thick"/>
+                  <w:bdr w:val="single" w:sz="8" w:space="0" w:color="auto"/>
                 </w:rPr>
                 <m:t>+</m:t>
               </m:r>
@@ -3162,6 +3139,7 @@
                   <m:ctrlPr>
                     <w:rPr>
                       <w:rFonts w:ascii="Times New Roman" w:hAnsi="Times New Roman"/>
+                      <w:bdr w:val="single" w:sz="8" w:space="0" w:color="auto"/>
                     </w:rPr>
                   </m:ctrlPr>
                 </m:dPr>
@@ -3179,8 +3157,6 @@
                       <m:r>
                         <w:rPr>
                           <w:rFonts w:ascii="Times New Roman" w:hAnsi="Times New Roman" w:cs="Cambria Math"/>
-                          <w:b/>
-                          <w:u w:val="thick"/>
                         </w:rPr>
                         <m:t>b</m:t>
                       </m:r>
@@ -3189,8 +3165,6 @@
                   <m:r>
                     <w:rPr>
                       <w:rFonts w:ascii="Times New Roman" w:hAnsi="Times New Roman" w:cs="Cambria Math"/>
-                      <w:b/>
-                      <w:u w:val="thick"/>
                     </w:rPr>
                     <m:t>+</m:t>
                   </m:r>
@@ -3207,8 +3181,6 @@
                       <m:r>
                         <w:rPr>
                           <w:rFonts w:ascii="Times New Roman" w:hAnsi="Times New Roman" w:cs="Cambria Math"/>
-                          <w:b/>
-                          <w:u w:val="thick"/>
                         </w:rPr>
                         <m:t>c</m:t>
                       </m:r>
@@ -3271,6 +3243,7 @@
                   <m:ctrlPr>
                     <w:rPr>
                       <w:rFonts w:ascii="Times New Roman" w:hAnsi="Times New Roman"/>
+                      <w:bdr w:val="single" w:sz="8" w:space="0" w:color="auto"/>
                     </w:rPr>
                   </m:ctrlPr>
                 </m:dPr>
@@ -3278,8 +3251,6 @@
                   <m:r>
                     <w:rPr>
                       <w:rFonts w:ascii="Times New Roman" w:hAnsi="Times New Roman" w:cs="Cambria Math"/>
-                      <w:b/>
-                      <w:u w:val="thick"/>
                     </w:rPr>
                     <m:t>λμ</m:t>
                   </m:r>
@@ -3291,6 +3262,7 @@
                   <m:ctrlPr>
                     <w:rPr>
                       <w:rFonts w:ascii="Times New Roman" w:hAnsi="Times New Roman"/>
+                      <w:bdr w:val="single" w:sz="8" w:space="0" w:color="auto"/>
                     </w:rPr>
                   </m:ctrlPr>
                 </m:accPr>
@@ -3298,8 +3270,6 @@
                   <m:r>
                     <w:rPr>
                       <w:rFonts w:ascii="Times New Roman" w:hAnsi="Times New Roman" w:cs="Cambria Math"/>
-                      <w:b/>
-                      <w:u w:val="thick"/>
                     </w:rPr>
                     <m:t>a</m:t>
                   </m:r>
@@ -3522,8 +3492,7 @@
               <m:r>
                 <w:rPr>
                   <w:rFonts w:ascii="Times New Roman" w:hAnsi="Times New Roman" w:cs="Cambria Math"/>
-                  <w:b/>
-                  <w:u w:val="thick"/>
+                  <w:bdr w:val="single" w:sz="8" w:space="0" w:color="auto"/>
                 </w:rPr>
                 <m:t>λ</m:t>
               </m:r>
@@ -3533,6 +3502,7 @@
                   <m:ctrlPr>
                     <w:rPr>
                       <w:rFonts w:ascii="Times New Roman" w:hAnsi="Times New Roman"/>
+                      <w:bdr w:val="single" w:sz="8" w:space="0" w:color="auto"/>
                     </w:rPr>
                   </m:ctrlPr>
                 </m:accPr>
@@ -3540,8 +3510,6 @@
                   <m:r>
                     <w:rPr>
                       <w:rFonts w:ascii="Times New Roman" w:hAnsi="Times New Roman" w:cs="Cambria Math"/>
-                      <w:b/>
-                      <w:u w:val="thick"/>
                     </w:rPr>
                     <m:t>a</m:t>
                   </m:r>
@@ -3550,8 +3518,7 @@
               <m:r>
                 <w:rPr>
                   <w:rFonts w:ascii="Times New Roman" w:hAnsi="Times New Roman" w:cs="Cambria Math"/>
-                  <w:b/>
-                  <w:u w:val="thick"/>
+                  <w:bdr w:val="single" w:sz="8" w:space="0" w:color="auto"/>
                 </w:rPr>
                 <m:t>+λ</m:t>
               </m:r>
@@ -3561,6 +3528,7 @@
                   <m:ctrlPr>
                     <w:rPr>
                       <w:rFonts w:ascii="Times New Roman" w:hAnsi="Times New Roman"/>
+                      <w:bdr w:val="single" w:sz="8" w:space="0" w:color="auto"/>
                     </w:rPr>
                   </m:ctrlPr>
                 </m:accPr>
@@ -3568,8 +3536,6 @@
                   <m:r>
                     <w:rPr>
                       <w:rFonts w:ascii="Times New Roman" w:hAnsi="Times New Roman" w:cs="Cambria Math"/>
-                      <w:b/>
-                      <w:u w:val="thick"/>
                     </w:rPr>
                     <m:t>b</m:t>
                   </m:r>
@@ -3789,6 +3755,7 @@
             <m:ctrlPr>
               <w:rPr>
                 <w:rFonts w:ascii="Times New Roman" w:hAnsi="Times New Roman"/>
+                <w:bdr w:val="single" w:sz="8" w:space="0" w:color="auto"/>
               </w:rPr>
             </m:ctrlPr>
           </m:accPr>
@@ -3796,8 +3763,6 @@
             <m:r>
               <w:rPr>
                 <w:rFonts w:ascii="Times New Roman" w:hAnsi="Times New Roman" w:cs="Cambria Math"/>
-                <w:b/>
-                <w:u w:val="thick"/>
               </w:rPr>
               <m:t>a</m:t>
             </m:r>
@@ -3806,8 +3771,7 @@
         <m:r>
           <w:rPr>
             <w:rFonts w:ascii="Times New Roman" w:hAnsi="Times New Roman" w:cs="Cambria Math"/>
-            <w:b/>
-            <w:u w:val="thick"/>
+            <w:bdr w:val="single" w:sz="8" w:space="0" w:color="auto"/>
           </w:rPr>
           <m:t>=λ</m:t>
         </m:r>
@@ -3817,6 +3781,7 @@
             <m:ctrlPr>
               <w:rPr>
                 <w:rFonts w:ascii="Times New Roman" w:hAnsi="Times New Roman"/>
+                <w:bdr w:val="single" w:sz="8" w:space="0" w:color="auto"/>
               </w:rPr>
             </m:ctrlPr>
           </m:accPr>
@@ -3824,8 +3789,6 @@
             <m:r>
               <w:rPr>
                 <w:rFonts w:ascii="Times New Roman" w:hAnsi="Times New Roman" w:cs="Cambria Math"/>
-                <w:b/>
-                <w:u w:val="thick"/>
               </w:rPr>
               <m:t>b</m:t>
             </m:r>
@@ -4246,8 +4209,7 @@
               <m:r>
                 <w:rPr>
                   <w:rFonts w:ascii="Times New Roman" w:hAnsi="Times New Roman" w:cs="Cambria Math"/>
-                  <w:b/>
-                  <w:u w:val="thick"/>
+                  <w:bdr w:val="single" w:sz="8" w:space="0" w:color="auto"/>
                 </w:rPr>
                 <m:t>∠AOB</m:t>
               </m:r>
@@ -4332,6 +4294,7 @@
                   <m:ctrlPr>
                     <w:rPr>
                       <w:rFonts w:ascii="Times New Roman" w:hAnsi="Times New Roman"/>
+                      <w:bdr w:val="single" w:sz="8" w:space="0" w:color="auto"/>
                     </w:rPr>
                   </m:ctrlPr>
                 </m:dPr>
@@ -4349,8 +4312,6 @@
                       <m:r>
                         <w:rPr>
                           <w:rFonts w:ascii="Times New Roman" w:hAnsi="Times New Roman" w:cs="Cambria Math"/>
-                          <w:b/>
-                          <w:u w:val="thick"/>
                         </w:rPr>
                         <m:t>a</m:t>
                       </m:r>
@@ -4359,8 +4320,6 @@
                   <m:r>
                     <w:rPr>
                       <w:rFonts w:ascii="Times New Roman" w:hAnsi="Times New Roman" w:cs="Cambria Math"/>
-                      <w:b/>
-                      <w:u w:val="thick"/>
                     </w:rPr>
                     <m:t>,</m:t>
                   </m:r>
@@ -4377,8 +4336,6 @@
                       <m:r>
                         <w:rPr>
                           <w:rFonts w:ascii="Times New Roman" w:hAnsi="Times New Roman" w:cs="Cambria Math"/>
-                          <w:b/>
-                          <w:u w:val="thick"/>
                         </w:rPr>
                         <m:t>b</m:t>
                       </m:r>
@@ -4461,11 +4418,10 @@
             </w:r>
             <w:r>
               <w:rPr>
-                <w:b/>
                 <w:rFonts w:eastAsia="宋体" w:ascii="Times New Roman" w:hAnsi="Times New Roman"/>
-                <w:u w:val="thick"/>
                 <w:sz w:val="21"/>
                 <w:szCs w:val="21"/>
+                <w:bdr w:val="single" w:sz="8" w:space="0" w:color="auto"/>
               </w:rPr>
               <w:t xml:space="preserve">0</w:t>
             </w:r>
@@ -4540,6 +4496,7 @@
                   <m:ctrlPr>
                     <w:rPr>
                       <w:rFonts w:ascii="Times New Roman" w:hAnsi="Times New Roman"/>
+                      <w:bdr w:val="single" w:sz="8" w:space="0" w:color="auto"/>
                     </w:rPr>
                   </m:ctrlPr>
                 </m:accPr>
@@ -4547,8 +4504,6 @@
                   <m:r>
                     <w:rPr>
                       <w:rFonts w:ascii="Times New Roman" w:hAnsi="Times New Roman" w:cs="Cambria Math"/>
-                      <w:b/>
-                      <w:u w:val="thick"/>
                     </w:rPr>
                     <m:t>π</m:t>
                   </m:r>
@@ -4648,8 +4603,7 @@
                   <m:ctrlPr>
                     <w:rPr>
                       <w:rFonts w:ascii="Times New Roman" w:hAnsi="Times New Roman"/>
-                      <w:b/>
-                      <w:u w:val="thick"/>
+                      <w:bdr w:val="single" w:sz="8" w:space="0" w:color="auto"/>
                     </w:rPr>
                   </m:ctrlPr>
                 </m:fPr>
@@ -4657,8 +4611,6 @@
                   <m:r>
                     <w:rPr>
                       <w:rFonts w:ascii="Times New Roman" w:hAnsi="Times New Roman" w:cs="Cambria Math"/>
-                      <w:b/>
-                      <w:u w:val="thick"/>
                     </w:rPr>
                     <m:t>π</m:t>
                   </m:r>
@@ -4667,8 +4619,6 @@
                   <m:r>
                     <w:rPr>
                       <w:rFonts w:ascii="Times New Roman" w:hAnsi="Times New Roman" w:cs="Cambria Math"/>
-                      <w:b/>
-                      <w:u w:val="thick"/>
                     </w:rPr>
                     <m:t>2</m:t>
                   </m:r>
@@ -4754,6 +4704,7 @@
                   <m:ctrlPr>
                     <w:rPr>
                       <w:rFonts w:ascii="Times New Roman" w:hAnsi="Times New Roman"/>
+                      <w:bdr w:val="single" w:sz="8" w:space="0" w:color="auto"/>
                     </w:rPr>
                   </m:ctrlPr>
                 </m:accPr>
@@ -4761,8 +4712,6 @@
                   <m:r>
                     <w:rPr>
                       <w:rFonts w:ascii="Times New Roman" w:hAnsi="Times New Roman" w:cs="Cambria Math"/>
-                      <w:b/>
-                      <w:u w:val="thick"/>
                     </w:rPr>
                     <m:t>a</m:t>
                   </m:r>
@@ -4771,8 +4720,7 @@
               <m:r>
                 <w:rPr>
                   <w:rFonts w:ascii="Times New Roman" w:hAnsi="Times New Roman" w:cs="Cambria Math"/>
-                  <w:b/>
-                  <w:u w:val="thick"/>
+                  <w:bdr w:val="single" w:sz="8" w:space="0" w:color="auto"/>
                 </w:rPr>
                 <m:t>⊥</m:t>
               </m:r>
@@ -4782,6 +4730,7 @@
                   <m:ctrlPr>
                     <w:rPr>
                       <w:rFonts w:ascii="Times New Roman" w:hAnsi="Times New Roman"/>
+                      <w:bdr w:val="single" w:sz="8" w:space="0" w:color="auto"/>
                     </w:rPr>
                   </m:ctrlPr>
                 </m:accPr>
@@ -4789,8 +4738,6 @@
                   <m:r>
                     <w:rPr>
                       <w:rFonts w:ascii="Times New Roman" w:hAnsi="Times New Roman" w:cs="Cambria Math"/>
-                      <w:b/>
-                      <w:u w:val="thick"/>
                     </w:rPr>
                     <m:t>b</m:t>
                   </m:r>
@@ -4927,11 +4874,10 @@
       </w:r>
       <w:r>
         <w:rPr>
-          <w:b/>
           <w:rFonts w:eastAsia="宋体" w:ascii="Times New Roman" w:hAnsi="Times New Roman"/>
-          <w:u w:val="thick"/>
-          <w:sz w:val="21"/>
-          <w:szCs w:val="21"/>
+          <w:sz w:val="21"/>
+          <w:szCs w:val="21"/>
+          <w:bdr w:val="single" w:sz="8" w:space="0" w:color="auto"/>
         </w:rPr>
         <w:t xml:space="preserve">向量</w:t>
       </w:r>
@@ -4942,6 +4888,7 @@
             <m:ctrlPr>
               <w:rPr>
                 <w:rFonts w:ascii="Times New Roman" w:hAnsi="Times New Roman"/>
+                <w:bdr w:val="single" w:sz="8" w:space="0" w:color="auto"/>
               </w:rPr>
             </m:ctrlPr>
           </m:accPr>
@@ -4949,8 +4896,6 @@
             <m:r>
               <w:rPr>
                 <w:rFonts w:ascii="Times New Roman" w:hAnsi="Times New Roman" w:cs="Cambria Math"/>
-                <w:b/>
-                <w:u w:val="thick"/>
               </w:rPr>
               <m:t>b</m:t>
             </m:r>
@@ -4959,11 +4904,10 @@
       </m:oMath>
       <w:r>
         <w:rPr>
-          <w:b/>
           <w:rFonts w:eastAsia="宋体" w:ascii="Times New Roman" w:hAnsi="Times New Roman"/>
-          <w:u w:val="thick"/>
-          <w:sz w:val="21"/>
-          <w:szCs w:val="21"/>
+          <w:sz w:val="21"/>
+          <w:szCs w:val="21"/>
+          <w:bdr w:val="single" w:sz="8" w:space="0" w:color="auto"/>
         </w:rPr>
         <w:t xml:space="preserve">的模长与</w:t>
       </w:r>
@@ -4974,6 +4918,7 @@
             <m:ctrlPr>
               <w:rPr>
                 <w:rFonts w:ascii="Times New Roman" w:hAnsi="Times New Roman"/>
+                <w:bdr w:val="single" w:sz="8" w:space="0" w:color="auto"/>
               </w:rPr>
             </m:ctrlPr>
           </m:accPr>
@@ -4981,8 +4926,6 @@
             <m:r>
               <w:rPr>
                 <w:rFonts w:ascii="Times New Roman" w:hAnsi="Times New Roman" w:cs="Cambria Math"/>
-                <w:b/>
-                <w:u w:val="thick"/>
               </w:rPr>
               <m:t>a</m:t>
             </m:r>
@@ -4991,11 +4934,10 @@
       </m:oMath>
       <w:r>
         <w:rPr>
-          <w:b/>
           <w:rFonts w:eastAsia="宋体" w:ascii="Times New Roman" w:hAnsi="Times New Roman"/>
-          <w:u w:val="thick"/>
-          <w:sz w:val="21"/>
-          <w:szCs w:val="21"/>
+          <w:sz w:val="21"/>
+          <w:szCs w:val="21"/>
+          <w:bdr w:val="single" w:sz="8" w:space="0" w:color="auto"/>
         </w:rPr>
         <w:t xml:space="preserve">在向量</w:t>
       </w:r>
@@ -5006,6 +4948,7 @@
             <m:ctrlPr>
               <w:rPr>
                 <w:rFonts w:ascii="Times New Roman" w:hAnsi="Times New Roman"/>
+                <w:bdr w:val="single" w:sz="8" w:space="0" w:color="auto"/>
               </w:rPr>
             </m:ctrlPr>
           </m:accPr>
@@ -5013,8 +4956,6 @@
             <m:r>
               <w:rPr>
                 <w:rFonts w:ascii="Times New Roman" w:hAnsi="Times New Roman" w:cs="Cambria Math"/>
-                <w:b/>
-                <w:u w:val="thick"/>
               </w:rPr>
               <m:t>b</m:t>
             </m:r>
@@ -5023,11 +4964,10 @@
       </m:oMath>
       <w:r>
         <w:rPr>
-          <w:b/>
           <w:rFonts w:eastAsia="宋体" w:ascii="Times New Roman" w:hAnsi="Times New Roman"/>
-          <w:u w:val="thick"/>
-          <w:sz w:val="21"/>
-          <w:szCs w:val="21"/>
+          <w:sz w:val="21"/>
+          <w:szCs w:val="21"/>
+          <w:bdr w:val="single" w:sz="8" w:space="0" w:color="auto"/>
         </w:rPr>
         <w:t xml:space="preserve">方向上的投影的乘积</w:t>
       </w:r>
@@ -5209,8 +5149,7 @@
         <m:r>
           <w:rPr>
             <w:rFonts w:ascii="Times New Roman" w:hAnsi="Times New Roman" w:cs="Cambria Math"/>
-            <w:b/>
-            <w:u w:val="thick"/>
+            <w:bdr w:val="single" w:sz="8" w:space="0" w:color="auto"/>
           </w:rPr>
           <m:t>|</m:t>
         </m:r>
@@ -5220,6 +5159,7 @@
             <m:ctrlPr>
               <w:rPr>
                 <w:rFonts w:ascii="Times New Roman" w:hAnsi="Times New Roman"/>
+                <w:bdr w:val="single" w:sz="8" w:space="0" w:color="auto"/>
               </w:rPr>
             </m:ctrlPr>
           </m:accPr>
@@ -5227,8 +5167,6 @@
             <m:r>
               <w:rPr>
                 <w:rFonts w:ascii="Times New Roman" w:hAnsi="Times New Roman" w:cs="Cambria Math"/>
-                <w:b/>
-                <w:u w:val="thick"/>
               </w:rPr>
               <m:t>a</m:t>
             </m:r>
@@ -5237,8 +5175,7 @@
         <m:r>
           <w:rPr>
             <w:rFonts w:ascii="Times New Roman" w:hAnsi="Times New Roman" w:cs="Cambria Math"/>
-            <w:b/>
-            <w:u w:val="thick"/>
+            <w:bdr w:val="single" w:sz="8" w:space="0" w:color="auto"/>
           </w:rPr>
           <m:t>||</m:t>
         </m:r>
@@ -5248,6 +5185,7 @@
             <m:ctrlPr>
               <w:rPr>
                 <w:rFonts w:ascii="Times New Roman" w:hAnsi="Times New Roman"/>
+                <w:bdr w:val="single" w:sz="8" w:space="0" w:color="auto"/>
               </w:rPr>
             </m:ctrlPr>
           </m:accPr>
@@ -5255,8 +5193,6 @@
             <m:r>
               <w:rPr>
                 <w:rFonts w:ascii="Times New Roman" w:hAnsi="Times New Roman" w:cs="Cambria Math"/>
-                <w:b/>
-                <w:u w:val="thick"/>
               </w:rPr>
               <m:t>b</m:t>
             </m:r>
@@ -5265,8 +5201,7 @@
         <m:r>
           <w:rPr>
             <w:rFonts w:ascii="Times New Roman" w:hAnsi="Times New Roman" w:cs="Cambria Math"/>
-            <w:b/>
-            <w:u w:val="thick"/>
+            <w:bdr w:val="single" w:sz="8" w:space="0" w:color="auto"/>
           </w:rPr>
           <m:t>|</m:t>
         </m:r>
@@ -5276,16 +5211,14 @@
           </m:rPr>
           <w:rPr>
             <w:rFonts w:ascii="Times New Roman" w:hAnsi="Times New Roman" w:cs="Cambria Math"/>
-            <w:b/>
-            <w:u w:val="thick"/>
+            <w:bdr w:val="single" w:sz="8" w:space="0" w:color="auto"/>
           </w:rPr>
           <m:t>cos</m:t>
         </m:r>
         <m:r>
           <w:rPr>
             <w:rFonts w:ascii="Times New Roman" w:hAnsi="Times New Roman" w:cs="Cambria Math"/>
-            <w:b/>
-            <w:u w:val="thick"/>
+            <w:bdr w:val="single" w:sz="8" w:space="0" w:color="auto"/>
           </w:rPr>
           <m:t>〈</m:t>
         </m:r>
@@ -5295,6 +5228,7 @@
             <m:ctrlPr>
               <w:rPr>
                 <w:rFonts w:ascii="Times New Roman" w:hAnsi="Times New Roman"/>
+                <w:bdr w:val="single" w:sz="8" w:space="0" w:color="auto"/>
               </w:rPr>
             </m:ctrlPr>
           </m:accPr>
@@ -5302,8 +5236,6 @@
             <m:r>
               <w:rPr>
                 <w:rFonts w:ascii="Times New Roman" w:hAnsi="Times New Roman" w:cs="Cambria Math"/>
-                <w:b/>
-                <w:u w:val="thick"/>
               </w:rPr>
               <m:t>a</m:t>
             </m:r>
@@ -5312,8 +5244,7 @@
         <m:r>
           <w:rPr>
             <w:rFonts w:ascii="Times New Roman" w:hAnsi="Times New Roman" w:cs="Cambria Math"/>
-            <w:b/>
-            <w:u w:val="thick"/>
+            <w:bdr w:val="single" w:sz="8" w:space="0" w:color="auto"/>
           </w:rPr>
           <m:t>,</m:t>
         </m:r>
@@ -5323,6 +5254,7 @@
             <m:ctrlPr>
               <w:rPr>
                 <w:rFonts w:ascii="Times New Roman" w:hAnsi="Times New Roman"/>
+                <w:bdr w:val="single" w:sz="8" w:space="0" w:color="auto"/>
               </w:rPr>
             </m:ctrlPr>
           </m:accPr>
@@ -5330,8 +5262,6 @@
             <m:r>
               <w:rPr>
                 <w:rFonts w:ascii="Times New Roman" w:hAnsi="Times New Roman" w:cs="Cambria Math"/>
-                <w:b/>
-                <w:u w:val="thick"/>
               </w:rPr>
               <m:t>b</m:t>
             </m:r>
@@ -5340,8 +5270,7 @@
         <m:r>
           <w:rPr>
             <w:rFonts w:ascii="Times New Roman" w:hAnsi="Times New Roman" w:cs="Cambria Math"/>
-            <w:b/>
-            <w:u w:val="thick"/>
+            <w:bdr w:val="single" w:sz="8" w:space="0" w:color="auto"/>
           </w:rPr>
           <m:t>〉</m:t>
         </m:r>
@@ -5481,6 +5410,7 @@
             <m:ctrlPr>
               <w:rPr>
                 <w:rFonts w:ascii="Times New Roman" w:hAnsi="Times New Roman"/>
+                <w:bdr w:val="single" w:sz="8" w:space="0" w:color="auto"/>
               </w:rPr>
             </m:ctrlPr>
           </m:accPr>
@@ -5488,8 +5418,6 @@
             <m:r>
               <w:rPr>
                 <w:rFonts w:ascii="Times New Roman" w:hAnsi="Times New Roman" w:cs="Cambria Math"/>
-                <w:b/>
-                <w:u w:val="thick"/>
               </w:rPr>
               <m:t>a</m:t>
             </m:r>
@@ -5498,8 +5426,7 @@
         <m:r>
           <w:rPr>
             <w:rFonts w:ascii="Times New Roman" w:hAnsi="Times New Roman" w:cs="Cambria Math"/>
-            <w:b/>
-            <w:u w:val="thick"/>
+            <w:bdr w:val="single" w:sz="8" w:space="0" w:color="auto"/>
           </w:rPr>
           <m:t>⋅</m:t>
         </m:r>
@@ -5509,6 +5436,7 @@
             <m:ctrlPr>
               <w:rPr>
                 <w:rFonts w:ascii="Times New Roman" w:hAnsi="Times New Roman"/>
+                <w:bdr w:val="single" w:sz="8" w:space="0" w:color="auto"/>
               </w:rPr>
             </m:ctrlPr>
           </m:accPr>
@@ -5516,8 +5444,6 @@
             <m:r>
               <w:rPr>
                 <w:rFonts w:ascii="Times New Roman" w:hAnsi="Times New Roman" w:cs="Cambria Math"/>
-                <w:b/>
-                <w:u w:val="thick"/>
               </w:rPr>
               <m:t>b</m:t>
             </m:r>
@@ -5526,8 +5452,7 @@
         <m:r>
           <w:rPr>
             <w:rFonts w:ascii="Times New Roman" w:hAnsi="Times New Roman" w:cs="Cambria Math"/>
-            <w:b/>
-            <w:u w:val="thick"/>
+            <w:bdr w:val="single" w:sz="8" w:space="0" w:color="auto"/>
           </w:rPr>
           <m:t>=0</m:t>
         </m:r>
@@ -5715,6 +5640,7 @@
             <m:ctrlPr>
               <w:rPr>
                 <w:rFonts w:ascii="Times New Roman" w:hAnsi="Times New Roman"/>
+                <w:bdr w:val="single" w:sz="8" w:space="0" w:color="auto"/>
               </w:rPr>
             </m:ctrlPr>
           </m:sSupPr>
@@ -5732,8 +5658,6 @@
                 <m:r>
                   <w:rPr>
                     <w:rFonts w:ascii="Times New Roman" w:hAnsi="Times New Roman" w:cs="Cambria Math"/>
-                    <w:b/>
-                    <w:u w:val="thick"/>
                   </w:rPr>
                   <m:t>a</m:t>
                 </m:r>
@@ -5744,8 +5668,6 @@
             <m:r>
               <w:rPr>
                 <w:rFonts w:ascii="Times New Roman" w:hAnsi="Times New Roman" w:cs="Cambria Math"/>
-                <w:b/>
-                <w:u w:val="thick"/>
               </w:rPr>
               <m:t>2</m:t>
             </m:r>
@@ -6032,6 +5954,7 @@
             <m:ctrlPr>
               <w:rPr>
                 <w:rFonts w:ascii="Times New Roman" w:hAnsi="Times New Roman"/>
+                <w:bdr w:val="single" w:sz="8" w:space="0" w:color="auto"/>
               </w:rPr>
             </m:ctrlPr>
           </m:dPr>
@@ -6049,8 +5972,6 @@
                 <m:r>
                   <w:rPr>
                     <w:rFonts w:ascii="Times New Roman" w:hAnsi="Times New Roman" w:cs="Cambria Math"/>
-                    <w:b/>
-                    <w:u w:val="thick"/>
                   </w:rPr>
                   <m:t>a</m:t>
                 </m:r>
@@ -6064,8 +5985,7 @@
           </m:rPr>
           <w:rPr>
             <w:rFonts w:ascii="Times New Roman" w:hAnsi="Times New Roman" w:cs="Cambria Math"/>
-            <w:b/>
-            <w:u w:val="thick"/>
+            <w:bdr w:val="single" w:sz="8" w:space="0" w:color="auto"/>
           </w:rPr>
           <m:t>cos</m:t>
         </m:r>
@@ -6076,6 +5996,7 @@
             <m:ctrlPr>
               <w:rPr>
                 <w:rFonts w:ascii="Times New Roman" w:hAnsi="Times New Roman"/>
+                <w:bdr w:val="single" w:sz="8" w:space="0" w:color="auto"/>
               </w:rPr>
             </m:ctrlPr>
           </m:dPr>
@@ -6093,8 +6014,6 @@
                 <m:r>
                   <w:rPr>
                     <w:rFonts w:ascii="Times New Roman" w:hAnsi="Times New Roman" w:cs="Cambria Math"/>
-                    <w:b/>
-                    <w:u w:val="thick"/>
                   </w:rPr>
                   <m:t>a</m:t>
                 </m:r>
@@ -6103,8 +6022,6 @@
             <m:r>
               <w:rPr>
                 <w:rFonts w:ascii="Times New Roman" w:hAnsi="Times New Roman" w:cs="Cambria Math"/>
-                <w:b/>
-                <w:u w:val="thick"/>
               </w:rPr>
               <m:t>,</m:t>
             </m:r>
@@ -6121,8 +6038,6 @@
                 <m:r>
                   <w:rPr>
                     <w:rFonts w:ascii="Times New Roman" w:hAnsi="Times New Roman" w:cs="Cambria Math"/>
-                    <w:b/>
-                    <w:u w:val="thick"/>
                   </w:rPr>
                   <m:t>b</m:t>
                 </m:r>
@@ -6133,8 +6048,7 @@
         <m:r>
           <w:rPr>
             <w:rFonts w:ascii="Times New Roman" w:hAnsi="Times New Roman" w:cs="Cambria Math"/>
-            <w:b/>
-            <w:u w:val="thick"/>
+            <w:bdr w:val="single" w:sz="8" w:space="0" w:color="auto"/>
           </w:rPr>
           <m:t>⋅</m:t>
         </m:r>
@@ -6143,8 +6057,7 @@
             <m:ctrlPr>
               <w:rPr>
                 <w:rFonts w:ascii="Times New Roman" w:hAnsi="Times New Roman"/>
-                <w:b/>
-                <w:u w:val="thick"/>
+                <w:bdr w:val="single" w:sz="8" w:space="0" w:color="auto"/>
               </w:rPr>
             </m:ctrlPr>
           </m:fPr>
@@ -6162,8 +6075,6 @@
                 <m:r>
                   <w:rPr>
                     <w:rFonts w:ascii="Times New Roman" w:hAnsi="Times New Roman" w:cs="Cambria Math"/>
-                    <w:b/>
-                    <w:u w:val="thick"/>
                   </w:rPr>
                   <m:t>b</m:t>
                 </m:r>
@@ -6195,8 +6106,6 @@
                     <m:r>
                       <w:rPr>
                         <w:rFonts w:ascii="Times New Roman" w:hAnsi="Times New Roman" w:cs="Cambria Math"/>
-                        <w:b/>
-                        <w:u w:val="thick"/>
                       </w:rPr>
                       <m:t>b</m:t>
                     </m:r>
@@ -6785,6 +6694,7 @@
             <m:ctrlPr>
               <w:rPr>
                 <w:rFonts w:ascii="Times New Roman" w:hAnsi="Times New Roman"/>
+                <w:bdr w:val="single" w:sz="8" w:space="0" w:color="auto"/>
               </w:rPr>
             </m:ctrlPr>
           </m:accPr>
@@ -6801,8 +6711,6 @@
                 <m:r>
                   <w:rPr>
                     <w:rFonts w:ascii="Times New Roman" w:hAnsi="Times New Roman" w:cs="Cambria Math"/>
-                    <w:b/>
-                    <w:u w:val="thick"/>
                   </w:rPr>
                   <m:t>A</m:t>
                 </m:r>
@@ -6811,8 +6719,6 @@
                 <m:r>
                   <w:rPr>
                     <w:rFonts w:ascii="Times New Roman" w:hAnsi="Times New Roman" w:cs="Cambria Math"/>
-                    <w:b/>
-                    <w:u w:val="thick"/>
                   </w:rPr>
                   <m:t>'</m:t>
                 </m:r>
@@ -6830,8 +6736,6 @@
                 <m:r>
                   <w:rPr>
                     <w:rFonts w:ascii="Times New Roman" w:hAnsi="Times New Roman" w:cs="Cambria Math"/>
-                    <w:b/>
-                    <w:u w:val="thick"/>
                   </w:rPr>
                   <m:t>B</m:t>
                 </m:r>
@@ -6840,8 +6744,6 @@
                 <m:r>
                   <w:rPr>
                     <w:rFonts w:ascii="Times New Roman" w:hAnsi="Times New Roman" w:cs="Cambria Math"/>
-                    <w:b/>
-                    <w:u w:val="thick"/>
                   </w:rPr>
                   <m:t>'</m:t>
                 </m:r>
@@ -6973,11 +6875,10 @@
       </w:r>
       <w:r>
         <w:rPr>
-          <w:b/>
           <w:rFonts w:eastAsia="宋体" w:ascii="Times New Roman" w:hAnsi="Times New Roman"/>
-          <w:u w:val="thick"/>
-          <w:sz w:val="21"/>
-          <w:szCs w:val="21"/>
+          <w:sz w:val="21"/>
+          <w:szCs w:val="21"/>
+          <w:bdr w:val="single" w:sz="8" w:space="0" w:color="auto"/>
         </w:rPr>
         <w:t xml:space="preserve">同一平面</w:t>
       </w:r>
@@ -7132,11 +7033,10 @@
       </w:r>
       <w:r>
         <w:rPr>
-          <w:b/>
           <w:rFonts w:eastAsia="宋体" w:ascii="Times New Roman" w:hAnsi="Times New Roman"/>
-          <w:u w:val="thick"/>
-          <w:sz w:val="21"/>
-          <w:szCs w:val="21"/>
+          <w:sz w:val="21"/>
+          <w:szCs w:val="21"/>
+          <w:bdr w:val="single" w:sz="8" w:space="0" w:color="auto"/>
         </w:rPr>
         <w:t xml:space="preserve">唯一</w:t>
       </w:r>
@@ -7216,6 +7116,7 @@
             <m:ctrlPr>
               <w:rPr>
                 <w:rFonts w:ascii="Times New Roman" w:hAnsi="Times New Roman"/>
+                <w:bdr w:val="single" w:sz="8" w:space="0" w:color="auto"/>
               </w:rPr>
             </m:ctrlPr>
           </m:accPr>
@@ -7223,8 +7124,6 @@
             <m:r>
               <w:rPr>
                 <w:rFonts w:ascii="Times New Roman" w:hAnsi="Times New Roman" w:cs="Cambria Math"/>
-                <w:b/>
-                <w:u w:val="thick"/>
               </w:rPr>
               <m:t/>
             </m:r>
@@ -7233,8 +7132,7 @@
         <m:r>
           <w:rPr>
             <w:rFonts w:ascii="Times New Roman" w:hAnsi="Times New Roman" w:cs="Cambria Math"/>
-            <w:b/>
-            <w:u w:val="thick"/>
+            <w:bdr w:val="single" w:sz="8" w:space="0" w:color="auto"/>
           </w:rPr>
           <m:t>x</m:t>
         </m:r>
@@ -7244,6 +7142,7 @@
             <m:ctrlPr>
               <w:rPr>
                 <w:rFonts w:ascii="Times New Roman" w:hAnsi="Times New Roman"/>
+                <w:bdr w:val="single" w:sz="8" w:space="0" w:color="auto"/>
               </w:rPr>
             </m:ctrlPr>
           </m:accPr>
@@ -7251,8 +7150,6 @@
             <m:r>
               <w:rPr>
                 <w:rFonts w:ascii="Times New Roman" w:hAnsi="Times New Roman" w:cs="Cambria Math"/>
-                <w:b/>
-                <w:u w:val="thick"/>
               </w:rPr>
               <m:t>a</m:t>
             </m:r>
@@ -7261,8 +7158,7 @@
         <m:r>
           <w:rPr>
             <w:rFonts w:ascii="Times New Roman" w:hAnsi="Times New Roman" w:cs="Cambria Math"/>
-            <w:b/>
-            <w:u w:val="thick"/>
+            <w:bdr w:val="single" w:sz="8" w:space="0" w:color="auto"/>
           </w:rPr>
           <m:t>+y</m:t>
         </m:r>
@@ -7272,6 +7168,7 @@
             <m:ctrlPr>
               <w:rPr>
                 <w:rFonts w:ascii="Times New Roman" w:hAnsi="Times New Roman"/>
+                <w:bdr w:val="single" w:sz="8" w:space="0" w:color="auto"/>
               </w:rPr>
             </m:ctrlPr>
           </m:accPr>
@@ -7279,8 +7176,6 @@
             <m:r>
               <w:rPr>
                 <w:rFonts w:ascii="Times New Roman" w:hAnsi="Times New Roman" w:cs="Cambria Math"/>
-                <w:b/>
-                <w:u w:val="thick"/>
               </w:rPr>
               <m:t>b</m:t>
             </m:r>
@@ -7529,6 +7424,7 @@
             <m:ctrlPr>
               <w:rPr>
                 <w:rFonts w:ascii="Times New Roman" w:hAnsi="Times New Roman"/>
+                <w:bdr w:val="single" w:sz="8" w:space="0" w:color="auto"/>
               </w:rPr>
             </m:ctrlPr>
           </m:accPr>
@@ -7536,8 +7432,6 @@
             <m:r>
               <w:rPr>
                 <w:rFonts w:ascii="Times New Roman" w:hAnsi="Times New Roman" w:cs="Cambria Math"/>
-                <w:b/>
-                <w:u w:val="thick"/>
               </w:rPr>
               <m:t>p</m:t>
             </m:r>
@@ -7546,8 +7440,7 @@
         <m:r>
           <w:rPr>
             <w:rFonts w:ascii="Times New Roman" w:hAnsi="Times New Roman" w:cs="Cambria Math"/>
-            <w:b/>
-            <w:u w:val="thick"/>
+            <w:bdr w:val="single" w:sz="8" w:space="0" w:color="auto"/>
           </w:rPr>
           <m:t>=x</m:t>
         </m:r>
@@ -7557,6 +7450,7 @@
             <m:ctrlPr>
               <w:rPr>
                 <w:rFonts w:ascii="Times New Roman" w:hAnsi="Times New Roman"/>
+                <w:bdr w:val="single" w:sz="8" w:space="0" w:color="auto"/>
               </w:rPr>
             </m:ctrlPr>
           </m:accPr>
@@ -7564,8 +7458,6 @@
             <m:r>
               <w:rPr>
                 <w:rFonts w:ascii="Times New Roman" w:hAnsi="Times New Roman" w:cs="Cambria Math"/>
-                <w:b/>
-                <w:u w:val="thick"/>
               </w:rPr>
               <m:t>a</m:t>
             </m:r>
@@ -7574,8 +7466,7 @@
         <m:r>
           <w:rPr>
             <w:rFonts w:ascii="Times New Roman" w:hAnsi="Times New Roman" w:cs="Cambria Math"/>
-            <w:b/>
-            <w:u w:val="thick"/>
+            <w:bdr w:val="single" w:sz="8" w:space="0" w:color="auto"/>
           </w:rPr>
           <m:t>+y</m:t>
         </m:r>
@@ -7585,6 +7476,7 @@
             <m:ctrlPr>
               <w:rPr>
                 <w:rFonts w:ascii="Times New Roman" w:hAnsi="Times New Roman"/>
+                <w:bdr w:val="single" w:sz="8" w:space="0" w:color="auto"/>
               </w:rPr>
             </m:ctrlPr>
           </m:accPr>
@@ -7592,8 +7484,6 @@
             <m:r>
               <w:rPr>
                 <w:rFonts w:ascii="Times New Roman" w:hAnsi="Times New Roman" w:cs="Cambria Math"/>
-                <w:b/>
-                <w:u w:val="thick"/>
               </w:rPr>
               <m:t>b</m:t>
             </m:r>
@@ -7602,8 +7492,7 @@
         <m:r>
           <w:rPr>
             <w:rFonts w:ascii="Times New Roman" w:hAnsi="Times New Roman" w:cs="Cambria Math"/>
-            <w:b/>
-            <w:u w:val="thick"/>
+            <w:bdr w:val="single" w:sz="8" w:space="0" w:color="auto"/>
           </w:rPr>
           <m:t>+z</m:t>
         </m:r>
@@ -7613,6 +7502,7 @@
             <m:ctrlPr>
               <w:rPr>
                 <w:rFonts w:ascii="Times New Roman" w:hAnsi="Times New Roman"/>
+                <w:bdr w:val="single" w:sz="8" w:space="0" w:color="auto"/>
               </w:rPr>
             </m:ctrlPr>
           </m:accPr>
@@ -7620,8 +7510,6 @@
             <m:r>
               <w:rPr>
                 <w:rFonts w:ascii="Times New Roman" w:hAnsi="Times New Roman" w:cs="Cambria Math"/>
-                <w:b/>
-                <w:u w:val="thick"/>
               </w:rPr>
               <m:t>c</m:t>
             </m:r>
@@ -7735,11 +7623,10 @@
       </w:r>
       <w:r>
         <w:rPr>
-          <w:b/>
           <w:rFonts w:eastAsia="宋体" w:ascii="Times New Roman" w:hAnsi="Times New Roman"/>
-          <w:u w:val="thick"/>
-          <w:sz w:val="21"/>
-          <w:szCs w:val="21"/>
+          <w:sz w:val="21"/>
+          <w:szCs w:val="21"/>
+          <w:bdr w:val="single" w:sz="8" w:space="0" w:color="auto"/>
         </w:rPr>
         <w:t xml:space="preserve">基底</w:t>
       </w:r>
@@ -7845,11 +7732,10 @@
       </w:r>
       <w:r>
         <w:rPr>
-          <w:b/>
           <w:rFonts w:eastAsia="宋体" w:ascii="Times New Roman" w:hAnsi="Times New Roman"/>
-          <w:u w:val="thick"/>
-          <w:sz w:val="21"/>
-          <w:szCs w:val="21"/>
+          <w:sz w:val="21"/>
+          <w:szCs w:val="21"/>
+          <w:bdr w:val="single" w:sz="8" w:space="0" w:color="auto"/>
         </w:rPr>
         <w:t xml:space="preserve">基向量</w:t>
       </w:r>
@@ -7965,11 +7851,10 @@
       </w:r>
       <w:r>
         <w:rPr>
-          <w:b/>
           <w:rFonts w:eastAsia="宋体" w:ascii="Times New Roman" w:hAnsi="Times New Roman"/>
-          <w:u w:val="thick"/>
-          <w:sz w:val="21"/>
-          <w:szCs w:val="21"/>
+          <w:sz w:val="21"/>
+          <w:szCs w:val="21"/>
+          <w:bdr w:val="single" w:sz="8" w:space="0" w:color="auto"/>
         </w:rPr>
         <w:t xml:space="preserve">两两互相垂直</w:t>
       </w:r>
@@ -7991,11 +7876,10 @@
       </w:r>
       <w:r>
         <w:rPr>
-          <w:b/>
           <w:rFonts w:eastAsia="宋体" w:ascii="Times New Roman" w:hAnsi="Times New Roman"/>
-          <w:u w:val="thick"/>
-          <w:sz w:val="21"/>
-          <w:szCs w:val="21"/>
+          <w:sz w:val="21"/>
+          <w:szCs w:val="21"/>
+          <w:bdr w:val="single" w:sz="8" w:space="0" w:color="auto"/>
         </w:rPr>
         <w:t xml:space="preserve">1</w:t>
       </w:r>
@@ -8017,11 +7901,10 @@
       </w:r>
       <w:r>
         <w:rPr>
-          <w:b/>
           <w:rFonts w:eastAsia="宋体" w:ascii="Times New Roman" w:hAnsi="Times New Roman"/>
-          <w:u w:val="thick"/>
-          <w:sz w:val="21"/>
-          <w:szCs w:val="21"/>
+          <w:sz w:val="21"/>
+          <w:szCs w:val="21"/>
+          <w:bdr w:val="single" w:sz="8" w:space="0" w:color="auto"/>
         </w:rPr>
         <w:t xml:space="preserve">单位正交基底</w:t>
       </w:r>
@@ -8049,6 +7932,7 @@
             <m:ctrlPr>
               <w:rPr>
                 <w:rFonts w:ascii="Times New Roman" w:hAnsi="Times New Roman"/>
+                <w:bdr w:val="single" w:sz="8" w:space="0" w:color="auto"/>
               </w:rPr>
             </m:ctrlPr>
           </m:dPr>
@@ -8066,8 +7950,6 @@
                 <m:r>
                   <w:rPr>
                     <w:rFonts w:ascii="Times New Roman" w:hAnsi="Times New Roman" w:cs="Cambria Math"/>
-                    <w:b/>
-                    <w:u w:val="thick"/>
                   </w:rPr>
                   <m:t>i</m:t>
                 </m:r>
@@ -8076,8 +7958,6 @@
             <m:r>
               <w:rPr>
                 <w:rFonts w:ascii="Times New Roman" w:hAnsi="Times New Roman" w:cs="Cambria Math"/>
-                <w:b/>
-                <w:u w:val="thick"/>
               </w:rPr>
               <m:t>,</m:t>
             </m:r>
@@ -8094,8 +7974,6 @@
                 <m:r>
                   <w:rPr>
                     <w:rFonts w:ascii="Times New Roman" w:hAnsi="Times New Roman" w:cs="Cambria Math"/>
-                    <w:b/>
-                    <w:u w:val="thick"/>
                   </w:rPr>
                   <m:t>j</m:t>
                 </m:r>
@@ -8104,8 +7982,6 @@
             <m:r>
               <w:rPr>
                 <w:rFonts w:ascii="Times New Roman" w:hAnsi="Times New Roman" w:cs="Cambria Math"/>
-                <w:b/>
-                <w:u w:val="thick"/>
               </w:rPr>
               <m:t>,</m:t>
             </m:r>
@@ -8122,8 +7998,6 @@
                 <m:r>
                   <w:rPr>
                     <w:rFonts w:ascii="Times New Roman" w:hAnsi="Times New Roman" w:cs="Cambria Math"/>
-                    <w:b/>
-                    <w:u w:val="thick"/>
                   </w:rPr>
                   <m:t>k</m:t>
                 </m:r>
@@ -8196,11 +8070,10 @@
       </w:r>
       <w:r>
         <w:rPr>
-          <w:b/>
           <w:rFonts w:eastAsia="宋体" w:ascii="Times New Roman" w:hAnsi="Times New Roman"/>
-          <w:u w:val="thick"/>
-          <w:sz w:val="21"/>
-          <w:szCs w:val="21"/>
+          <w:sz w:val="21"/>
+          <w:szCs w:val="21"/>
+          <w:bdr w:val="single" w:sz="8" w:space="0" w:color="auto"/>
         </w:rPr>
         <w:t xml:space="preserve">正交分解</w:t>
       </w:r>
@@ -8309,11 +8182,10 @@
       </w:r>
       <w:r>
         <w:rPr>
-          <w:b/>
           <w:rFonts w:eastAsia="宋体" w:ascii="Times New Roman" w:hAnsi="Times New Roman"/>
-          <w:u w:val="thick"/>
-          <w:sz w:val="21"/>
-          <w:szCs w:val="21"/>
+          <w:sz w:val="21"/>
+          <w:szCs w:val="21"/>
+          <w:bdr w:val="single" w:sz="8" w:space="0" w:color="auto"/>
         </w:rPr>
         <w:t xml:space="preserve">单位正交基底</w:t>
       </w:r>
@@ -8325,6 +8197,7 @@
             <m:ctrlPr>
               <w:rPr>
                 <w:rFonts w:ascii="Times New Roman" w:hAnsi="Times New Roman"/>
+                <w:bdr w:val="single" w:sz="8" w:space="0" w:color="auto"/>
               </w:rPr>
             </m:ctrlPr>
           </m:dPr>
@@ -8342,8 +8215,6 @@
                 <m:r>
                   <w:rPr>
                     <w:rFonts w:ascii="Times New Roman" w:hAnsi="Times New Roman" w:cs="Cambria Math"/>
-                    <w:b/>
-                    <w:u w:val="thick"/>
                   </w:rPr>
                   <m:t>i</m:t>
                 </m:r>
@@ -8352,8 +8223,6 @@
             <m:r>
               <w:rPr>
                 <w:rFonts w:ascii="Times New Roman" w:hAnsi="Times New Roman" w:cs="Cambria Math"/>
-                <w:b/>
-                <w:u w:val="thick"/>
               </w:rPr>
               <m:t>,</m:t>
             </m:r>
@@ -8370,8 +8239,6 @@
                 <m:r>
                   <w:rPr>
                     <w:rFonts w:ascii="Times New Roman" w:hAnsi="Times New Roman" w:cs="Cambria Math"/>
-                    <w:b/>
-                    <w:u w:val="thick"/>
                   </w:rPr>
                   <m:t>j</m:t>
                 </m:r>
@@ -8380,8 +8247,6 @@
             <m:r>
               <w:rPr>
                 <w:rFonts w:ascii="Times New Roman" w:hAnsi="Times New Roman" w:cs="Cambria Math"/>
-                <w:b/>
-                <w:u w:val="thick"/>
               </w:rPr>
               <m:t>,</m:t>
             </m:r>
@@ -8398,8 +8263,6 @@
                 <m:r>
                   <w:rPr>
                     <w:rFonts w:ascii="Times New Roman" w:hAnsi="Times New Roman" w:cs="Cambria Math"/>
-                    <w:b/>
-                    <w:u w:val="thick"/>
                   </w:rPr>
                   <m:t>k</m:t>
                 </m:r>
@@ -8527,11 +8390,10 @@
       </w:r>
       <w:r>
         <w:rPr>
-          <w:b/>
           <w:rFonts w:eastAsia="宋体" w:ascii="Times New Roman" w:hAnsi="Times New Roman"/>
-          <w:u w:val="thick"/>
-          <w:sz w:val="21"/>
-          <w:szCs w:val="21"/>
+          <w:sz w:val="21"/>
+          <w:szCs w:val="21"/>
+          <w:bdr w:val="single" w:sz="8" w:space="0" w:color="auto"/>
         </w:rPr>
         <w:t xml:space="preserve">正方向</w:t>
       </w:r>
@@ -8587,11 +8449,10 @@
       </w:r>
       <w:r>
         <w:rPr>
-          <w:b/>
           <w:rFonts w:eastAsia="宋体" w:ascii="Times New Roman" w:hAnsi="Times New Roman"/>
-          <w:u w:val="thick"/>
-          <w:sz w:val="21"/>
-          <w:szCs w:val="21"/>
+          <w:sz w:val="21"/>
+          <w:szCs w:val="21"/>
+          <w:bdr w:val="single" w:sz="8" w:space="0" w:color="auto"/>
         </w:rPr>
         <w:t xml:space="preserve">坐标轴</w:t>
       </w:r>
@@ -8646,11 +8507,10 @@
       </w:r>
       <w:r>
         <w:rPr>
-          <w:b/>
           <w:rFonts w:eastAsia="宋体" w:ascii="Times New Roman" w:hAnsi="Times New Roman"/>
-          <w:u w:val="thick"/>
-          <w:sz w:val="21"/>
-          <w:szCs w:val="21"/>
+          <w:sz w:val="21"/>
+          <w:szCs w:val="21"/>
+          <w:bdr w:val="single" w:sz="8" w:space="0" w:color="auto"/>
         </w:rPr>
         <w:t xml:space="preserve">原点</w:t>
       </w:r>
@@ -8933,6 +8793,7 @@
             <m:ctrlPr>
               <w:rPr>
                 <w:rFonts w:ascii="Times New Roman" w:hAnsi="Times New Roman"/>
+                <w:bdr w:val="single" w:sz="8" w:space="0" w:color="auto"/>
               </w:rPr>
             </m:ctrlPr>
           </m:sSupPr>
@@ -8940,8 +8801,6 @@
             <m:r>
               <w:rPr>
                 <w:rFonts w:ascii="Times New Roman" w:hAnsi="Times New Roman" w:cs="Cambria Math"/>
-                <w:b/>
-                <w:u w:val="thick"/>
               </w:rPr>
               <m:t>135</m:t>
             </m:r>
@@ -8950,8 +8809,6 @@
             <m:r>
               <w:rPr>
                 <w:rFonts w:ascii="Times New Roman" w:hAnsi="Times New Roman" w:cs="Cambria Math"/>
-                <w:b/>
-                <w:u w:val="thick"/>
               </w:rPr>
               <m:t>∘</m:t>
             </m:r>
@@ -8960,11 +8817,10 @@
       </m:oMath>
       <w:r>
         <w:rPr>
-          <w:b/>
           <w:rFonts w:eastAsia="宋体" w:ascii="Times New Roman" w:hAnsi="Times New Roman"/>
-          <w:u w:val="thick"/>
-          <w:sz w:val="21"/>
-          <w:szCs w:val="21"/>
+          <w:sz w:val="21"/>
+          <w:szCs w:val="21"/>
+          <w:bdr w:val="single" w:sz="8" w:space="0" w:color="auto"/>
         </w:rPr>
         <w:t xml:space="preserve">或</w:t>
       </w:r>
@@ -8974,6 +8830,7 @@
             <m:ctrlPr>
               <w:rPr>
                 <w:rFonts w:ascii="Times New Roman" w:hAnsi="Times New Roman"/>
+                <w:bdr w:val="single" w:sz="8" w:space="0" w:color="auto"/>
               </w:rPr>
             </m:ctrlPr>
           </m:sSupPr>
@@ -8981,8 +8838,6 @@
             <m:r>
               <w:rPr>
                 <w:rFonts w:ascii="Times New Roman" w:hAnsi="Times New Roman" w:cs="Cambria Math"/>
-                <w:b/>
-                <w:u w:val="thick"/>
               </w:rPr>
               <m:t>45</m:t>
             </m:r>
@@ -8991,8 +8846,6 @@
             <m:r>
               <w:rPr>
                 <w:rFonts w:ascii="Times New Roman" w:hAnsi="Times New Roman" w:cs="Cambria Math"/>
-                <w:b/>
-                <w:u w:val="thick"/>
               </w:rPr>
               <m:t>∘</m:t>
             </m:r>
@@ -9029,6 +8882,7 @@
             <m:ctrlPr>
               <w:rPr>
                 <w:rFonts w:ascii="Times New Roman" w:hAnsi="Times New Roman"/>
+                <w:bdr w:val="single" w:sz="8" w:space="0" w:color="auto"/>
               </w:rPr>
             </m:ctrlPr>
           </m:sSupPr>
@@ -9036,8 +8890,6 @@
             <m:r>
               <w:rPr>
                 <w:rFonts w:ascii="Times New Roman" w:hAnsi="Times New Roman" w:cs="Cambria Math"/>
-                <w:b/>
-                <w:u w:val="thick"/>
               </w:rPr>
               <m:t>90</m:t>
             </m:r>
@@ -9046,8 +8898,6 @@
             <m:r>
               <w:rPr>
                 <w:rFonts w:ascii="Times New Roman" w:hAnsi="Times New Roman" w:cs="Cambria Math"/>
-                <w:b/>
-                <w:u w:val="thick"/>
               </w:rPr>
               <m:t>∘</m:t>
             </m:r>
@@ -9134,11 +8984,10 @@
       </w:r>
       <w:r>
         <w:rPr>
-          <w:b/>
           <w:rFonts w:eastAsia="宋体" w:ascii="Times New Roman" w:hAnsi="Times New Roman"/>
-          <w:u w:val="thick"/>
-          <w:sz w:val="21"/>
-          <w:szCs w:val="21"/>
+          <w:sz w:val="21"/>
+          <w:szCs w:val="21"/>
+          <w:bdr w:val="single" w:sz="8" w:space="0" w:color="auto"/>
         </w:rPr>
         <w:t xml:space="preserve">正方向</w:t>
       </w:r>
@@ -9177,11 +9026,10 @@
       </w:r>
       <w:r>
         <w:rPr>
-          <w:b/>
           <w:rFonts w:eastAsia="宋体" w:ascii="Times New Roman" w:hAnsi="Times New Roman"/>
-          <w:u w:val="thick"/>
-          <w:sz w:val="21"/>
-          <w:szCs w:val="21"/>
+          <w:sz w:val="21"/>
+          <w:szCs w:val="21"/>
+          <w:bdr w:val="single" w:sz="8" w:space="0" w:color="auto"/>
         </w:rPr>
         <w:t xml:space="preserve">正方向</w:t>
       </w:r>
@@ -9220,11 +9068,10 @@
       </w:r>
       <w:r>
         <w:rPr>
-          <w:b/>
           <w:rFonts w:eastAsia="宋体" w:ascii="Times New Roman" w:hAnsi="Times New Roman"/>
-          <w:u w:val="thick"/>
-          <w:sz w:val="21"/>
-          <w:szCs w:val="21"/>
+          <w:sz w:val="21"/>
+          <w:szCs w:val="21"/>
+          <w:bdr w:val="single" w:sz="8" w:space="0" w:color="auto"/>
         </w:rPr>
         <w:t xml:space="preserve">正方向</w:t>
       </w:r>
@@ -9477,11 +9324,10 @@
       </w:r>
       <w:r>
         <w:rPr>
-          <w:b/>
           <w:rFonts w:eastAsia="宋体" w:ascii="Times New Roman" w:hAnsi="Times New Roman"/>
-          <w:u w:val="thick"/>
-          <w:sz w:val="21"/>
-          <w:szCs w:val="21"/>
+          <w:sz w:val="21"/>
+          <w:szCs w:val="21"/>
+          <w:bdr w:val="single" w:sz="8" w:space="0" w:color="auto"/>
         </w:rPr>
         <w:t xml:space="preserve">有序实数组</w:t>
       </w:r>
@@ -9491,6 +9337,7 @@
             <m:ctrlPr>
               <w:rPr>
                 <w:rFonts w:ascii="Times New Roman" w:hAnsi="Times New Roman"/>
+                <w:bdr w:val="single" w:sz="8" w:space="0" w:color="auto"/>
               </w:rPr>
             </m:ctrlPr>
           </m:dPr>
@@ -9498,8 +9345,6 @@
             <m:r>
               <w:rPr>
                 <w:rFonts w:ascii="Times New Roman" w:hAnsi="Times New Roman" w:cs="Cambria Math"/>
-                <w:b/>
-                <w:u w:val="thick"/>
               </w:rPr>
               <m:t>x,y,z</m:t>
             </m:r>
@@ -9591,11 +9436,10 @@
       </w:r>
       <w:r>
         <w:rPr>
-          <w:b/>
           <w:rFonts w:eastAsia="宋体" w:ascii="Times New Roman" w:hAnsi="Times New Roman"/>
-          <w:u w:val="thick"/>
-          <w:sz w:val="21"/>
-          <w:szCs w:val="21"/>
+          <w:sz w:val="21"/>
+          <w:szCs w:val="21"/>
+          <w:bdr w:val="single" w:sz="8" w:space="0" w:color="auto"/>
         </w:rPr>
         <w:t xml:space="preserve">横坐标</w:t>
       </w:r>
@@ -9651,11 +9495,10 @@
       </w:r>
       <w:r>
         <w:rPr>
-          <w:b/>
           <w:rFonts w:eastAsia="宋体" w:ascii="Times New Roman" w:hAnsi="Times New Roman"/>
-          <w:u w:val="thick"/>
-          <w:sz w:val="21"/>
-          <w:szCs w:val="21"/>
+          <w:sz w:val="21"/>
+          <w:szCs w:val="21"/>
+          <w:bdr w:val="single" w:sz="8" w:space="0" w:color="auto"/>
         </w:rPr>
         <w:t xml:space="preserve">纵坐标</w:t>
       </w:r>
@@ -9711,11 +9554,10 @@
       </w:r>
       <w:r>
         <w:rPr>
-          <w:b/>
           <w:rFonts w:eastAsia="宋体" w:ascii="Times New Roman" w:hAnsi="Times New Roman"/>
-          <w:u w:val="thick"/>
-          <w:sz w:val="21"/>
-          <w:szCs w:val="21"/>
+          <w:sz w:val="21"/>
+          <w:szCs w:val="21"/>
+          <w:bdr w:val="single" w:sz="8" w:space="0" w:color="auto"/>
         </w:rPr>
         <w:t xml:space="preserve">竖坐标</w:t>
       </w:r>
@@ -9900,6 +9742,7 @@
             <m:ctrlPr>
               <w:rPr>
                 <w:rFonts w:ascii="Times New Roman" w:hAnsi="Times New Roman"/>
+                <w:bdr w:val="single" w:sz="8" w:space="0" w:color="auto"/>
               </w:rPr>
             </m:ctrlPr>
           </m:accPr>
@@ -9907,8 +9750,6 @@
             <m:r>
               <w:rPr>
                 <w:rFonts w:ascii="Times New Roman" w:hAnsi="Times New Roman" w:cs="Cambria Math"/>
-                <w:b/>
-                <w:u w:val="thick"/>
               </w:rPr>
               <m:t>a</m:t>
             </m:r>
@@ -9917,8 +9758,7 @@
         <m:r>
           <w:rPr>
             <w:rFonts w:ascii="Times New Roman" w:hAnsi="Times New Roman" w:cs="Cambria Math"/>
-            <w:b/>
-            <w:u w:val="thick"/>
+            <w:bdr w:val="single" w:sz="8" w:space="0" w:color="auto"/>
           </w:rPr>
           <m:t>=x</m:t>
         </m:r>
@@ -9928,6 +9768,7 @@
             <m:ctrlPr>
               <w:rPr>
                 <w:rFonts w:ascii="Times New Roman" w:hAnsi="Times New Roman"/>
+                <w:bdr w:val="single" w:sz="8" w:space="0" w:color="auto"/>
               </w:rPr>
             </m:ctrlPr>
           </m:accPr>
@@ -9935,8 +9776,6 @@
             <m:r>
               <w:rPr>
                 <w:rFonts w:ascii="Times New Roman" w:hAnsi="Times New Roman" w:cs="Cambria Math"/>
-                <w:b/>
-                <w:u w:val="thick"/>
               </w:rPr>
               <m:t>i</m:t>
             </m:r>
@@ -9945,8 +9784,7 @@
         <m:r>
           <w:rPr>
             <w:rFonts w:ascii="Times New Roman" w:hAnsi="Times New Roman" w:cs="Cambria Math"/>
-            <w:b/>
-            <w:u w:val="thick"/>
+            <w:bdr w:val="single" w:sz="8" w:space="0" w:color="auto"/>
           </w:rPr>
           <m:t>+y</m:t>
         </m:r>
@@ -9956,6 +9794,7 @@
             <m:ctrlPr>
               <w:rPr>
                 <w:rFonts w:ascii="Times New Roman" w:hAnsi="Times New Roman"/>
+                <w:bdr w:val="single" w:sz="8" w:space="0" w:color="auto"/>
               </w:rPr>
             </m:ctrlPr>
           </m:accPr>
@@ -9963,8 +9802,6 @@
             <m:r>
               <w:rPr>
                 <w:rFonts w:ascii="Times New Roman" w:hAnsi="Times New Roman" w:cs="Cambria Math"/>
-                <w:b/>
-                <w:u w:val="thick"/>
               </w:rPr>
               <m:t>j</m:t>
             </m:r>
@@ -9973,8 +9810,7 @@
         <m:r>
           <w:rPr>
             <w:rFonts w:ascii="Times New Roman" w:hAnsi="Times New Roman" w:cs="Cambria Math"/>
-            <w:b/>
-            <w:u w:val="thick"/>
+            <w:bdr w:val="single" w:sz="8" w:space="0" w:color="auto"/>
           </w:rPr>
           <m:t>+z</m:t>
         </m:r>
@@ -9984,6 +9820,7 @@
             <m:ctrlPr>
               <w:rPr>
                 <w:rFonts w:ascii="Times New Roman" w:hAnsi="Times New Roman"/>
+                <w:bdr w:val="single" w:sz="8" w:space="0" w:color="auto"/>
               </w:rPr>
             </m:ctrlPr>
           </m:accPr>
@@ -9991,8 +9828,6 @@
             <m:r>
               <w:rPr>
                 <w:rFonts w:ascii="Times New Roman" w:hAnsi="Times New Roman" w:cs="Cambria Math"/>
-                <w:b/>
-                <w:u w:val="thick"/>
               </w:rPr>
               <m:t>k</m:t>
             </m:r>
@@ -10107,6 +9942,7 @@
             <m:ctrlPr>
               <w:rPr>
                 <w:rFonts w:ascii="Times New Roman" w:hAnsi="Times New Roman"/>
+                <w:bdr w:val="single" w:sz="8" w:space="0" w:color="auto"/>
               </w:rPr>
             </m:ctrlPr>
           </m:dPr>
@@ -10114,8 +9950,6 @@
             <m:r>
               <w:rPr>
                 <w:rFonts w:ascii="Times New Roman" w:hAnsi="Times New Roman" w:cs="Cambria Math"/>
-                <w:b/>
-                <w:u w:val="thick"/>
               </w:rPr>
               <m:t>x,y,z</m:t>
             </m:r>
@@ -10499,6 +10333,7 @@
             <m:ctrlPr>
               <w:rPr>
                 <w:rFonts w:ascii="Times New Roman" w:hAnsi="Times New Roman"/>
+                <w:bdr w:val="single" w:sz="8" w:space="0" w:color="auto"/>
               </w:rPr>
             </m:ctrlPr>
           </m:dPr>
@@ -10515,8 +10350,6 @@
                 <m:r>
                   <w:rPr>
                     <w:rFonts w:ascii="Times New Roman" w:hAnsi="Times New Roman" w:cs="Cambria Math"/>
-                    <w:b/>
-                    <w:u w:val="thick"/>
                   </w:rPr>
                   <m:t>a</m:t>
                 </m:r>
@@ -10525,8 +10358,6 @@
                 <m:r>
                   <w:rPr>
                     <w:rFonts w:ascii="Times New Roman" w:hAnsi="Times New Roman" w:cs="Cambria Math"/>
-                    <w:b/>
-                    <w:u w:val="thick"/>
                   </w:rPr>
                   <m:t>1</m:t>
                 </m:r>
@@ -10535,8 +10366,6 @@
             <m:r>
               <w:rPr>
                 <w:rFonts w:ascii="Times New Roman" w:hAnsi="Times New Roman" w:cs="Cambria Math"/>
-                <w:b/>
-                <w:u w:val="thick"/>
               </w:rPr>
               <m:t>+</m:t>
             </m:r>
@@ -10552,8 +10381,6 @@
                 <m:r>
                   <w:rPr>
                     <w:rFonts w:ascii="Times New Roman" w:hAnsi="Times New Roman" w:cs="Cambria Math"/>
-                    <w:b/>
-                    <w:u w:val="thick"/>
                   </w:rPr>
                   <m:t>b</m:t>
                 </m:r>
@@ -10562,8 +10389,6 @@
                 <m:r>
                   <w:rPr>
                     <w:rFonts w:ascii="Times New Roman" w:hAnsi="Times New Roman" w:cs="Cambria Math"/>
-                    <w:b/>
-                    <w:u w:val="thick"/>
                   </w:rPr>
                   <m:t>1</m:t>
                 </m:r>
@@ -10572,8 +10397,6 @@
             <m:r>
               <w:rPr>
                 <w:rFonts w:ascii="Times New Roman" w:hAnsi="Times New Roman" w:cs="Cambria Math"/>
-                <w:b/>
-                <w:u w:val="thick"/>
               </w:rPr>
               <m:t>,</m:t>
             </m:r>
@@ -10589,8 +10412,6 @@
                 <m:r>
                   <w:rPr>
                     <w:rFonts w:ascii="Times New Roman" w:hAnsi="Times New Roman" w:cs="Cambria Math"/>
-                    <w:b/>
-                    <w:u w:val="thick"/>
                   </w:rPr>
                   <m:t>a</m:t>
                 </m:r>
@@ -10599,8 +10420,6 @@
                 <m:r>
                   <w:rPr>
                     <w:rFonts w:ascii="Times New Roman" w:hAnsi="Times New Roman" w:cs="Cambria Math"/>
-                    <w:b/>
-                    <w:u w:val="thick"/>
                   </w:rPr>
                   <m:t>2</m:t>
                 </m:r>
@@ -10609,8 +10428,6 @@
             <m:r>
               <w:rPr>
                 <w:rFonts w:ascii="Times New Roman" w:hAnsi="Times New Roman" w:cs="Cambria Math"/>
-                <w:b/>
-                <w:u w:val="thick"/>
               </w:rPr>
               <m:t>+</m:t>
             </m:r>
@@ -10626,8 +10443,6 @@
                 <m:r>
                   <w:rPr>
                     <w:rFonts w:ascii="Times New Roman" w:hAnsi="Times New Roman" w:cs="Cambria Math"/>
-                    <w:b/>
-                    <w:u w:val="thick"/>
                   </w:rPr>
                   <m:t>b</m:t>
                 </m:r>
@@ -10636,8 +10451,6 @@
                 <m:r>
                   <w:rPr>
                     <w:rFonts w:ascii="Times New Roman" w:hAnsi="Times New Roman" w:cs="Cambria Math"/>
-                    <w:b/>
-                    <w:u w:val="thick"/>
                   </w:rPr>
                   <m:t>2</m:t>
                 </m:r>
@@ -10646,8 +10459,6 @@
             <m:r>
               <w:rPr>
                 <w:rFonts w:ascii="Times New Roman" w:hAnsi="Times New Roman" w:cs="Cambria Math"/>
-                <w:b/>
-                <w:u w:val="thick"/>
               </w:rPr>
               <m:t>,</m:t>
             </m:r>
@@ -10663,8 +10474,6 @@
                 <m:r>
                   <w:rPr>
                     <w:rFonts w:ascii="Times New Roman" w:hAnsi="Times New Roman" w:cs="Cambria Math"/>
-                    <w:b/>
-                    <w:u w:val="thick"/>
                   </w:rPr>
                   <m:t>a</m:t>
                 </m:r>
@@ -10673,8 +10482,6 @@
                 <m:r>
                   <w:rPr>
                     <w:rFonts w:ascii="Times New Roman" w:hAnsi="Times New Roman" w:cs="Cambria Math"/>
-                    <w:b/>
-                    <w:u w:val="thick"/>
                   </w:rPr>
                   <m:t>3</m:t>
                 </m:r>
@@ -10683,8 +10490,6 @@
             <m:r>
               <w:rPr>
                 <w:rFonts w:ascii="Times New Roman" w:hAnsi="Times New Roman" w:cs="Cambria Math"/>
-                <w:b/>
-                <w:u w:val="thick"/>
               </w:rPr>
               <m:t>+</m:t>
             </m:r>
@@ -10700,8 +10505,6 @@
                 <m:r>
                   <w:rPr>
                     <w:rFonts w:ascii="Times New Roman" w:hAnsi="Times New Roman" w:cs="Cambria Math"/>
-                    <w:b/>
-                    <w:u w:val="thick"/>
                   </w:rPr>
                   <m:t>b</m:t>
                 </m:r>
@@ -10710,8 +10513,6 @@
                 <m:r>
                   <w:rPr>
                     <w:rFonts w:ascii="Times New Roman" w:hAnsi="Times New Roman" w:cs="Cambria Math"/>
-                    <w:b/>
-                    <w:u w:val="thick"/>
                   </w:rPr>
                   <m:t>3</m:t>
                 </m:r>
@@ -10792,6 +10593,7 @@
             <m:ctrlPr>
               <w:rPr>
                 <w:rFonts w:ascii="Times New Roman" w:hAnsi="Times New Roman"/>
+                <w:bdr w:val="single" w:sz="8" w:space="0" w:color="auto"/>
               </w:rPr>
             </m:ctrlPr>
           </m:dPr>
@@ -10808,8 +10610,6 @@
                 <m:r>
                   <w:rPr>
                     <w:rFonts w:ascii="Times New Roman" w:hAnsi="Times New Roman" w:cs="Cambria Math"/>
-                    <w:b/>
-                    <w:u w:val="thick"/>
                   </w:rPr>
                   <m:t>a</m:t>
                 </m:r>
@@ -10818,8 +10618,6 @@
                 <m:r>
                   <w:rPr>
                     <w:rFonts w:ascii="Times New Roman" w:hAnsi="Times New Roman" w:cs="Cambria Math"/>
-                    <w:b/>
-                    <w:u w:val="thick"/>
                   </w:rPr>
                   <m:t>1</m:t>
                 </m:r>
@@ -10828,8 +10626,6 @@
             <m:r>
               <w:rPr>
                 <w:rFonts w:ascii="Times New Roman" w:hAnsi="Times New Roman" w:cs="Cambria Math"/>
-                <w:b/>
-                <w:u w:val="thick"/>
               </w:rPr>
               <m:t>-</m:t>
             </m:r>
@@ -10845,8 +10641,6 @@
                 <m:r>
                   <w:rPr>
                     <w:rFonts w:ascii="Times New Roman" w:hAnsi="Times New Roman" w:cs="Cambria Math"/>
-                    <w:b/>
-                    <w:u w:val="thick"/>
                   </w:rPr>
                   <m:t>b</m:t>
                 </m:r>
@@ -10855,8 +10649,6 @@
                 <m:r>
                   <w:rPr>
                     <w:rFonts w:ascii="Times New Roman" w:hAnsi="Times New Roman" w:cs="Cambria Math"/>
-                    <w:b/>
-                    <w:u w:val="thick"/>
                   </w:rPr>
                   <m:t>1</m:t>
                 </m:r>
@@ -10865,8 +10657,6 @@
             <m:r>
               <w:rPr>
                 <w:rFonts w:ascii="Times New Roman" w:hAnsi="Times New Roman" w:cs="Cambria Math"/>
-                <w:b/>
-                <w:u w:val="thick"/>
               </w:rPr>
               <m:t>,</m:t>
             </m:r>
@@ -10882,8 +10672,6 @@
                 <m:r>
                   <w:rPr>
                     <w:rFonts w:ascii="Times New Roman" w:hAnsi="Times New Roman" w:cs="Cambria Math"/>
-                    <w:b/>
-                    <w:u w:val="thick"/>
                   </w:rPr>
                   <m:t>a</m:t>
                 </m:r>
@@ -10892,8 +10680,6 @@
                 <m:r>
                   <w:rPr>
                     <w:rFonts w:ascii="Times New Roman" w:hAnsi="Times New Roman" w:cs="Cambria Math"/>
-                    <w:b/>
-                    <w:u w:val="thick"/>
                   </w:rPr>
                   <m:t>2</m:t>
                 </m:r>
@@ -10902,8 +10688,6 @@
             <m:r>
               <w:rPr>
                 <w:rFonts w:ascii="Times New Roman" w:hAnsi="Times New Roman" w:cs="Cambria Math"/>
-                <w:b/>
-                <w:u w:val="thick"/>
               </w:rPr>
               <m:t>-</m:t>
             </m:r>
@@ -10919,8 +10703,6 @@
                 <m:r>
                   <w:rPr>
                     <w:rFonts w:ascii="Times New Roman" w:hAnsi="Times New Roman" w:cs="Cambria Math"/>
-                    <w:b/>
-                    <w:u w:val="thick"/>
                   </w:rPr>
                   <m:t>b</m:t>
                 </m:r>
@@ -10929,8 +10711,6 @@
                 <m:r>
                   <w:rPr>
                     <w:rFonts w:ascii="Times New Roman" w:hAnsi="Times New Roman" w:cs="Cambria Math"/>
-                    <w:b/>
-                    <w:u w:val="thick"/>
                   </w:rPr>
                   <m:t>2</m:t>
                 </m:r>
@@ -10939,8 +10719,6 @@
             <m:r>
               <w:rPr>
                 <w:rFonts w:ascii="Times New Roman" w:hAnsi="Times New Roman" w:cs="Cambria Math"/>
-                <w:b/>
-                <w:u w:val="thick"/>
               </w:rPr>
               <m:t>,</m:t>
             </m:r>
@@ -10956,8 +10734,6 @@
                 <m:r>
                   <w:rPr>
                     <w:rFonts w:ascii="Times New Roman" w:hAnsi="Times New Roman" w:cs="Cambria Math"/>
-                    <w:b/>
-                    <w:u w:val="thick"/>
                   </w:rPr>
                   <m:t>a</m:t>
                 </m:r>
@@ -10966,8 +10742,6 @@
                 <m:r>
                   <w:rPr>
                     <w:rFonts w:ascii="Times New Roman" w:hAnsi="Times New Roman" w:cs="Cambria Math"/>
-                    <w:b/>
-                    <w:u w:val="thick"/>
                   </w:rPr>
                   <m:t>3</m:t>
                 </m:r>
@@ -10976,8 +10750,6 @@
             <m:r>
               <w:rPr>
                 <w:rFonts w:ascii="Times New Roman" w:hAnsi="Times New Roman" w:cs="Cambria Math"/>
-                <w:b/>
-                <w:u w:val="thick"/>
               </w:rPr>
               <m:t>-</m:t>
             </m:r>
@@ -10993,8 +10765,6 @@
                 <m:r>
                   <w:rPr>
                     <w:rFonts w:ascii="Times New Roman" w:hAnsi="Times New Roman" w:cs="Cambria Math"/>
-                    <w:b/>
-                    <w:u w:val="thick"/>
                   </w:rPr>
                   <m:t>b</m:t>
                 </m:r>
@@ -11003,8 +10773,6 @@
                 <m:r>
                   <w:rPr>
                     <w:rFonts w:ascii="Times New Roman" w:hAnsi="Times New Roman" w:cs="Cambria Math"/>
-                    <w:b/>
-                    <w:u w:val="thick"/>
                   </w:rPr>
                   <m:t>3</m:t>
                 </m:r>
@@ -11074,6 +10842,7 @@
             <m:ctrlPr>
               <w:rPr>
                 <w:rFonts w:ascii="Times New Roman" w:hAnsi="Times New Roman"/>
+                <w:bdr w:val="single" w:sz="8" w:space="0" w:color="auto"/>
               </w:rPr>
             </m:ctrlPr>
           </m:dPr>
@@ -11081,8 +10850,6 @@
             <m:r>
               <w:rPr>
                 <w:rFonts w:ascii="Times New Roman" w:hAnsi="Times New Roman" w:cs="Cambria Math"/>
-                <w:b/>
-                <w:u w:val="thick"/>
               </w:rPr>
               <m:t>λ</m:t>
             </m:r>
@@ -11098,8 +10865,6 @@
                 <m:r>
                   <w:rPr>
                     <w:rFonts w:ascii="Times New Roman" w:hAnsi="Times New Roman" w:cs="Cambria Math"/>
-                    <w:b/>
-                    <w:u w:val="thick"/>
                   </w:rPr>
                   <m:t>a</m:t>
                 </m:r>
@@ -11108,8 +10873,6 @@
                 <m:r>
                   <w:rPr>
                     <w:rFonts w:ascii="Times New Roman" w:hAnsi="Times New Roman" w:cs="Cambria Math"/>
-                    <w:b/>
-                    <w:u w:val="thick"/>
                   </w:rPr>
                   <m:t>1</m:t>
                 </m:r>
@@ -11118,8 +10881,6 @@
             <m:r>
               <w:rPr>
                 <w:rFonts w:ascii="Times New Roman" w:hAnsi="Times New Roman" w:cs="Cambria Math"/>
-                <w:b/>
-                <w:u w:val="thick"/>
               </w:rPr>
               <m:t>,λ</m:t>
             </m:r>
@@ -11135,8 +10896,6 @@
                 <m:r>
                   <w:rPr>
                     <w:rFonts w:ascii="Times New Roman" w:hAnsi="Times New Roman" w:cs="Cambria Math"/>
-                    <w:b/>
-                    <w:u w:val="thick"/>
                   </w:rPr>
                   <m:t>a</m:t>
                 </m:r>
@@ -11145,8 +10904,6 @@
                 <m:r>
                   <w:rPr>
                     <w:rFonts w:ascii="Times New Roman" w:hAnsi="Times New Roman" w:cs="Cambria Math"/>
-                    <w:b/>
-                    <w:u w:val="thick"/>
                   </w:rPr>
                   <m:t>2</m:t>
                 </m:r>
@@ -11155,8 +10912,6 @@
             <m:r>
               <w:rPr>
                 <w:rFonts w:ascii="Times New Roman" w:hAnsi="Times New Roman" w:cs="Cambria Math"/>
-                <w:b/>
-                <w:u w:val="thick"/>
               </w:rPr>
               <m:t>,λ</m:t>
             </m:r>
@@ -11172,8 +10927,6 @@
                 <m:r>
                   <w:rPr>
                     <w:rFonts w:ascii="Times New Roman" w:hAnsi="Times New Roman" w:cs="Cambria Math"/>
-                    <w:b/>
-                    <w:u w:val="thick"/>
                   </w:rPr>
                   <m:t>a</m:t>
                 </m:r>
@@ -11182,8 +10935,6 @@
                 <m:r>
                   <w:rPr>
                     <w:rFonts w:ascii="Times New Roman" w:hAnsi="Times New Roman" w:cs="Cambria Math"/>
-                    <w:b/>
-                    <w:u w:val="thick"/>
                   </w:rPr>
                   <m:t>3</m:t>
                 </m:r>
@@ -11264,6 +11015,7 @@
             <m:ctrlPr>
               <w:rPr>
                 <w:rFonts w:ascii="Times New Roman" w:hAnsi="Times New Roman"/>
+                <w:bdr w:val="single" w:sz="8" w:space="0" w:color="auto"/>
               </w:rPr>
             </m:ctrlPr>
           </m:dPr>
@@ -11280,8 +11032,6 @@
                 <m:r>
                   <w:rPr>
                     <w:rFonts w:ascii="Times New Roman" w:hAnsi="Times New Roman" w:cs="Cambria Math"/>
-                    <w:b/>
-                    <w:u w:val="thick"/>
                   </w:rPr>
                   <m:t>a</m:t>
                 </m:r>
@@ -11290,8 +11040,6 @@
                 <m:r>
                   <w:rPr>
                     <w:rFonts w:ascii="Times New Roman" w:hAnsi="Times New Roman" w:cs="Cambria Math"/>
-                    <w:b/>
-                    <w:u w:val="thick"/>
                   </w:rPr>
                   <m:t>1</m:t>
                 </m:r>
@@ -11309,8 +11057,6 @@
                 <m:r>
                   <w:rPr>
                     <w:rFonts w:ascii="Times New Roman" w:hAnsi="Times New Roman" w:cs="Cambria Math"/>
-                    <w:b/>
-                    <w:u w:val="thick"/>
                   </w:rPr>
                   <m:t>b</m:t>
                 </m:r>
@@ -11319,8 +11065,6 @@
                 <m:r>
                   <w:rPr>
                     <w:rFonts w:ascii="Times New Roman" w:hAnsi="Times New Roman" w:cs="Cambria Math"/>
-                    <w:b/>
-                    <w:u w:val="thick"/>
                   </w:rPr>
                   <m:t>1</m:t>
                 </m:r>
@@ -11329,8 +11073,6 @@
             <m:r>
               <w:rPr>
                 <w:rFonts w:ascii="Times New Roman" w:hAnsi="Times New Roman" w:cs="Cambria Math"/>
-                <w:b/>
-                <w:u w:val="thick"/>
               </w:rPr>
               <m:t>+</m:t>
             </m:r>
@@ -11346,8 +11088,6 @@
                 <m:r>
                   <w:rPr>
                     <w:rFonts w:ascii="Times New Roman" w:hAnsi="Times New Roman" w:cs="Cambria Math"/>
-                    <w:b/>
-                    <w:u w:val="thick"/>
                   </w:rPr>
                   <m:t>a</m:t>
                 </m:r>
@@ -11356,8 +11096,6 @@
                 <m:r>
                   <w:rPr>
                     <w:rFonts w:ascii="Times New Roman" w:hAnsi="Times New Roman" w:cs="Cambria Math"/>
-                    <w:b/>
-                    <w:u w:val="thick"/>
                   </w:rPr>
                   <m:t>2</m:t>
                 </m:r>
@@ -11375,8 +11113,6 @@
                 <m:r>
                   <w:rPr>
                     <w:rFonts w:ascii="Times New Roman" w:hAnsi="Times New Roman" w:cs="Cambria Math"/>
-                    <w:b/>
-                    <w:u w:val="thick"/>
                   </w:rPr>
                   <m:t>b</m:t>
                 </m:r>
@@ -11385,8 +11121,6 @@
                 <m:r>
                   <w:rPr>
                     <w:rFonts w:ascii="Times New Roman" w:hAnsi="Times New Roman" w:cs="Cambria Math"/>
-                    <w:b/>
-                    <w:u w:val="thick"/>
                   </w:rPr>
                   <m:t>2</m:t>
                 </m:r>
@@ -11395,8 +11129,6 @@
             <m:r>
               <w:rPr>
                 <w:rFonts w:ascii="Times New Roman" w:hAnsi="Times New Roman" w:cs="Cambria Math"/>
-                <w:b/>
-                <w:u w:val="thick"/>
               </w:rPr>
               <m:t>+</m:t>
             </m:r>
@@ -11412,8 +11144,6 @@
                 <m:r>
                   <w:rPr>
                     <w:rFonts w:ascii="Times New Roman" w:hAnsi="Times New Roman" w:cs="Cambria Math"/>
-                    <w:b/>
-                    <w:u w:val="thick"/>
                   </w:rPr>
                   <m:t>a</m:t>
                 </m:r>
@@ -11422,8 +11152,6 @@
                 <m:r>
                   <w:rPr>
                     <w:rFonts w:ascii="Times New Roman" w:hAnsi="Times New Roman" w:cs="Cambria Math"/>
-                    <w:b/>
-                    <w:u w:val="thick"/>
                   </w:rPr>
                   <m:t>3</m:t>
                 </m:r>
@@ -11441,8 +11169,6 @@
                 <m:r>
                   <w:rPr>
                     <w:rFonts w:ascii="Times New Roman" w:hAnsi="Times New Roman" w:cs="Cambria Math"/>
-                    <w:b/>
-                    <w:u w:val="thick"/>
                   </w:rPr>
                   <m:t>b</m:t>
                 </m:r>
@@ -11451,8 +11177,6 @@
                 <m:r>
                   <w:rPr>
                     <w:rFonts w:ascii="Times New Roman" w:hAnsi="Times New Roman" w:cs="Cambria Math"/>
-                    <w:b/>
-                    <w:u w:val="thick"/>
                   </w:rPr>
                   <m:t>3</m:t>
                 </m:r>
@@ -11886,6 +11610,7 @@
             <m:ctrlPr>
               <w:rPr>
                 <w:rFonts w:ascii="Times New Roman" w:hAnsi="Times New Roman"/>
+                <w:bdr w:val="single" w:sz="8" w:space="0" w:color="auto"/>
               </w:rPr>
             </m:ctrlPr>
           </m:sSubPr>
@@ -11893,8 +11618,6 @@
             <m:r>
               <w:rPr>
                 <w:rFonts w:ascii="Times New Roman" w:hAnsi="Times New Roman" w:cs="Cambria Math"/>
-                <w:b/>
-                <w:u w:val="thick"/>
               </w:rPr>
               <m:t>a</m:t>
             </m:r>
@@ -11903,8 +11626,6 @@
             <m:r>
               <w:rPr>
                 <w:rFonts w:ascii="Times New Roman" w:hAnsi="Times New Roman" w:cs="Cambria Math"/>
-                <w:b/>
-                <w:u w:val="thick"/>
               </w:rPr>
               <m:t>1</m:t>
             </m:r>
@@ -11913,8 +11634,7 @@
         <m:r>
           <w:rPr>
             <w:rFonts w:ascii="Times New Roman" w:hAnsi="Times New Roman" w:cs="Cambria Math"/>
-            <w:b/>
-            <w:u w:val="thick"/>
+            <w:bdr w:val="single" w:sz="8" w:space="0" w:color="auto"/>
           </w:rPr>
           <m:t>=λ</m:t>
         </m:r>
@@ -11923,6 +11643,7 @@
             <m:ctrlPr>
               <w:rPr>
                 <w:rFonts w:ascii="Times New Roman" w:hAnsi="Times New Roman"/>
+                <w:bdr w:val="single" w:sz="8" w:space="0" w:color="auto"/>
               </w:rPr>
             </m:ctrlPr>
           </m:sSubPr>
@@ -11930,8 +11651,6 @@
             <m:r>
               <w:rPr>
                 <w:rFonts w:ascii="Times New Roman" w:hAnsi="Times New Roman" w:cs="Cambria Math"/>
-                <w:b/>
-                <w:u w:val="thick"/>
               </w:rPr>
               <m:t>b</m:t>
             </m:r>
@@ -11940,8 +11659,6 @@
             <m:r>
               <w:rPr>
                 <w:rFonts w:ascii="Times New Roman" w:hAnsi="Times New Roman" w:cs="Cambria Math"/>
-                <w:b/>
-                <w:u w:val="thick"/>
               </w:rPr>
               <m:t>1</m:t>
             </m:r>
@@ -11950,8 +11667,7 @@
         <m:r>
           <w:rPr>
             <w:rFonts w:ascii="Times New Roman" w:hAnsi="Times New Roman" w:cs="Cambria Math"/>
-            <w:b/>
-            <w:u w:val="thick"/>
+            <w:bdr w:val="single" w:sz="8" w:space="0" w:color="auto"/>
           </w:rPr>
           <m:t>,</m:t>
         </m:r>
@@ -11960,6 +11676,7 @@
             <m:ctrlPr>
               <w:rPr>
                 <w:rFonts w:ascii="Times New Roman" w:hAnsi="Times New Roman"/>
+                <w:bdr w:val="single" w:sz="8" w:space="0" w:color="auto"/>
               </w:rPr>
             </m:ctrlPr>
           </m:sSubPr>
@@ -11967,8 +11684,6 @@
             <m:r>
               <w:rPr>
                 <w:rFonts w:ascii="Times New Roman" w:hAnsi="Times New Roman" w:cs="Cambria Math"/>
-                <w:b/>
-                <w:u w:val="thick"/>
               </w:rPr>
               <m:t>a</m:t>
             </m:r>
@@ -11977,8 +11692,6 @@
             <m:r>
               <w:rPr>
                 <w:rFonts w:ascii="Times New Roman" w:hAnsi="Times New Roman" w:cs="Cambria Math"/>
-                <w:b/>
-                <w:u w:val="thick"/>
               </w:rPr>
               <m:t>2</m:t>
             </m:r>
@@ -11987,8 +11700,7 @@
         <m:r>
           <w:rPr>
             <w:rFonts w:ascii="Times New Roman" w:hAnsi="Times New Roman" w:cs="Cambria Math"/>
-            <w:b/>
-            <w:u w:val="thick"/>
+            <w:bdr w:val="single" w:sz="8" w:space="0" w:color="auto"/>
           </w:rPr>
           <m:t>=λ</m:t>
         </m:r>
@@ -11997,6 +11709,7 @@
             <m:ctrlPr>
               <w:rPr>
                 <w:rFonts w:ascii="Times New Roman" w:hAnsi="Times New Roman"/>
+                <w:bdr w:val="single" w:sz="8" w:space="0" w:color="auto"/>
               </w:rPr>
             </m:ctrlPr>
           </m:sSubPr>
@@ -12004,8 +11717,6 @@
             <m:r>
               <w:rPr>
                 <w:rFonts w:ascii="Times New Roman" w:hAnsi="Times New Roman" w:cs="Cambria Math"/>
-                <w:b/>
-                <w:u w:val="thick"/>
               </w:rPr>
               <m:t>b</m:t>
             </m:r>
@@ -12014,8 +11725,6 @@
             <m:r>
               <w:rPr>
                 <w:rFonts w:ascii="Times New Roman" w:hAnsi="Times New Roman" w:cs="Cambria Math"/>
-                <w:b/>
-                <w:u w:val="thick"/>
               </w:rPr>
               <m:t>2</m:t>
             </m:r>
@@ -12024,8 +11733,7 @@
         <m:r>
           <w:rPr>
             <w:rFonts w:ascii="Times New Roman" w:hAnsi="Times New Roman" w:cs="Cambria Math"/>
-            <w:b/>
-            <w:u w:val="thick"/>
+            <w:bdr w:val="single" w:sz="8" w:space="0" w:color="auto"/>
           </w:rPr>
           <m:t>,</m:t>
         </m:r>
@@ -12034,6 +11742,7 @@
             <m:ctrlPr>
               <w:rPr>
                 <w:rFonts w:ascii="Times New Roman" w:hAnsi="Times New Roman"/>
+                <w:bdr w:val="single" w:sz="8" w:space="0" w:color="auto"/>
               </w:rPr>
             </m:ctrlPr>
           </m:sSubPr>
@@ -12041,8 +11750,6 @@
             <m:r>
               <w:rPr>
                 <w:rFonts w:ascii="Times New Roman" w:hAnsi="Times New Roman" w:cs="Cambria Math"/>
-                <w:b/>
-                <w:u w:val="thick"/>
               </w:rPr>
               <m:t>a</m:t>
             </m:r>
@@ -12051,8 +11758,6 @@
             <m:r>
               <w:rPr>
                 <w:rFonts w:ascii="Times New Roman" w:hAnsi="Times New Roman" w:cs="Cambria Math"/>
-                <w:b/>
-                <w:u w:val="thick"/>
               </w:rPr>
               <m:t>3</m:t>
             </m:r>
@@ -12061,8 +11766,7 @@
         <m:r>
           <w:rPr>
             <w:rFonts w:ascii="Times New Roman" w:hAnsi="Times New Roman" w:cs="Cambria Math"/>
-            <w:b/>
-            <w:u w:val="thick"/>
+            <w:bdr w:val="single" w:sz="8" w:space="0" w:color="auto"/>
           </w:rPr>
           <m:t>=λ</m:t>
         </m:r>
@@ -12071,6 +11775,7 @@
             <m:ctrlPr>
               <w:rPr>
                 <w:rFonts w:ascii="Times New Roman" w:hAnsi="Times New Roman"/>
+                <w:bdr w:val="single" w:sz="8" w:space="0" w:color="auto"/>
               </w:rPr>
             </m:ctrlPr>
           </m:sSubPr>
@@ -12078,8 +11783,6 @@
             <m:r>
               <w:rPr>
                 <w:rFonts w:ascii="Times New Roman" w:hAnsi="Times New Roman" w:cs="Cambria Math"/>
-                <w:b/>
-                <w:u w:val="thick"/>
               </w:rPr>
               <m:t>b</m:t>
             </m:r>
@@ -12088,8 +11791,6 @@
             <m:r>
               <w:rPr>
                 <w:rFonts w:ascii="Times New Roman" w:hAnsi="Times New Roman" w:cs="Cambria Math"/>
-                <w:b/>
-                <w:u w:val="thick"/>
               </w:rPr>
               <m:t>3</m:t>
             </m:r>
@@ -12223,6 +11924,7 @@
             <m:ctrlPr>
               <w:rPr>
                 <w:rFonts w:ascii="Times New Roman" w:hAnsi="Times New Roman"/>
+                <w:bdr w:val="single" w:sz="8" w:space="0" w:color="auto"/>
               </w:rPr>
             </m:ctrlPr>
           </m:sSubPr>
@@ -12230,8 +11932,6 @@
             <m:r>
               <w:rPr>
                 <w:rFonts w:ascii="Times New Roman" w:hAnsi="Times New Roman" w:cs="Cambria Math"/>
-                <w:b/>
-                <w:u w:val="thick"/>
               </w:rPr>
               <m:t>a</m:t>
             </m:r>
@@ -12240,8 +11940,6 @@
             <m:r>
               <w:rPr>
                 <w:rFonts w:ascii="Times New Roman" w:hAnsi="Times New Roman" w:cs="Cambria Math"/>
-                <w:b/>
-                <w:u w:val="thick"/>
               </w:rPr>
               <m:t>1</m:t>
             </m:r>
@@ -12252,6 +11950,7 @@
             <m:ctrlPr>
               <w:rPr>
                 <w:rFonts w:ascii="Times New Roman" w:hAnsi="Times New Roman"/>
+                <w:bdr w:val="single" w:sz="8" w:space="0" w:color="auto"/>
               </w:rPr>
             </m:ctrlPr>
           </m:sSubPr>
@@ -12259,8 +11958,6 @@
             <m:r>
               <w:rPr>
                 <w:rFonts w:ascii="Times New Roman" w:hAnsi="Times New Roman" w:cs="Cambria Math"/>
-                <w:b/>
-                <w:u w:val="thick"/>
               </w:rPr>
               <m:t>b</m:t>
             </m:r>
@@ -12269,8 +11966,6 @@
             <m:r>
               <w:rPr>
                 <w:rFonts w:ascii="Times New Roman" w:hAnsi="Times New Roman" w:cs="Cambria Math"/>
-                <w:b/>
-                <w:u w:val="thick"/>
               </w:rPr>
               <m:t>1</m:t>
             </m:r>
@@ -12279,8 +11974,7 @@
         <m:r>
           <w:rPr>
             <w:rFonts w:ascii="Times New Roman" w:hAnsi="Times New Roman" w:cs="Cambria Math"/>
-            <w:b/>
-            <w:u w:val="thick"/>
+            <w:bdr w:val="single" w:sz="8" w:space="0" w:color="auto"/>
           </w:rPr>
           <m:t>+</m:t>
         </m:r>
@@ -12289,6 +11983,7 @@
             <m:ctrlPr>
               <w:rPr>
                 <w:rFonts w:ascii="Times New Roman" w:hAnsi="Times New Roman"/>
+                <w:bdr w:val="single" w:sz="8" w:space="0" w:color="auto"/>
               </w:rPr>
             </m:ctrlPr>
           </m:sSubPr>
@@ -12296,8 +11991,6 @@
             <m:r>
               <w:rPr>
                 <w:rFonts w:ascii="Times New Roman" w:hAnsi="Times New Roman" w:cs="Cambria Math"/>
-                <w:b/>
-                <w:u w:val="thick"/>
               </w:rPr>
               <m:t>a</m:t>
             </m:r>
@@ -12306,8 +11999,6 @@
             <m:r>
               <w:rPr>
                 <w:rFonts w:ascii="Times New Roman" w:hAnsi="Times New Roman" w:cs="Cambria Math"/>
-                <w:b/>
-                <w:u w:val="thick"/>
               </w:rPr>
               <m:t>2</m:t>
             </m:r>
@@ -12318,6 +12009,7 @@
             <m:ctrlPr>
               <w:rPr>
                 <w:rFonts w:ascii="Times New Roman" w:hAnsi="Times New Roman"/>
+                <w:bdr w:val="single" w:sz="8" w:space="0" w:color="auto"/>
               </w:rPr>
             </m:ctrlPr>
           </m:sSubPr>
@@ -12325,8 +12017,6 @@
             <m:r>
               <w:rPr>
                 <w:rFonts w:ascii="Times New Roman" w:hAnsi="Times New Roman" w:cs="Cambria Math"/>
-                <w:b/>
-                <w:u w:val="thick"/>
               </w:rPr>
               <m:t>b</m:t>
             </m:r>
@@ -12335,8 +12025,6 @@
             <m:r>
               <w:rPr>
                 <w:rFonts w:ascii="Times New Roman" w:hAnsi="Times New Roman" w:cs="Cambria Math"/>
-                <w:b/>
-                <w:u w:val="thick"/>
               </w:rPr>
               <m:t>2</m:t>
             </m:r>
@@ -12345,8 +12033,7 @@
         <m:r>
           <w:rPr>
             <w:rFonts w:ascii="Times New Roman" w:hAnsi="Times New Roman" w:cs="Cambria Math"/>
-            <w:b/>
-            <w:u w:val="thick"/>
+            <w:bdr w:val="single" w:sz="8" w:space="0" w:color="auto"/>
           </w:rPr>
           <m:t>+</m:t>
         </m:r>
@@ -12355,6 +12042,7 @@
             <m:ctrlPr>
               <w:rPr>
                 <w:rFonts w:ascii="Times New Roman" w:hAnsi="Times New Roman"/>
+                <w:bdr w:val="single" w:sz="8" w:space="0" w:color="auto"/>
               </w:rPr>
             </m:ctrlPr>
           </m:sSubPr>
@@ -12362,8 +12050,6 @@
             <m:r>
               <w:rPr>
                 <w:rFonts w:ascii="Times New Roman" w:hAnsi="Times New Roman" w:cs="Cambria Math"/>
-                <w:b/>
-                <w:u w:val="thick"/>
               </w:rPr>
               <m:t>a</m:t>
             </m:r>
@@ -12372,8 +12058,6 @@
             <m:r>
               <w:rPr>
                 <w:rFonts w:ascii="Times New Roman" w:hAnsi="Times New Roman" w:cs="Cambria Math"/>
-                <w:b/>
-                <w:u w:val="thick"/>
               </w:rPr>
               <m:t>3</m:t>
             </m:r>
@@ -12384,6 +12068,7 @@
             <m:ctrlPr>
               <w:rPr>
                 <w:rFonts w:ascii="Times New Roman" w:hAnsi="Times New Roman"/>
+                <w:bdr w:val="single" w:sz="8" w:space="0" w:color="auto"/>
               </w:rPr>
             </m:ctrlPr>
           </m:sSubPr>
@@ -12391,8 +12076,6 @@
             <m:r>
               <w:rPr>
                 <w:rFonts w:ascii="Times New Roman" w:hAnsi="Times New Roman" w:cs="Cambria Math"/>
-                <w:b/>
-                <w:u w:val="thick"/>
               </w:rPr>
               <m:t>b</m:t>
             </m:r>
@@ -12401,8 +12084,6 @@
             <m:r>
               <w:rPr>
                 <w:rFonts w:ascii="Times New Roman" w:hAnsi="Times New Roman" w:cs="Cambria Math"/>
-                <w:b/>
-                <w:u w:val="thick"/>
               </w:rPr>
               <m:t>3</m:t>
             </m:r>
@@ -12411,8 +12092,7 @@
         <m:r>
           <w:rPr>
             <w:rFonts w:ascii="Times New Roman" w:hAnsi="Times New Roman" w:cs="Cambria Math"/>
-            <w:b/>
-            <w:u w:val="thick"/>
+            <w:bdr w:val="single" w:sz="8" w:space="0" w:color="auto"/>
           </w:rPr>
           <m:t>=0</m:t>
         </m:r>
@@ -13793,6 +13473,7 @@
             <m:ctrlPr>
               <w:rPr>
                 <w:rFonts w:ascii="Times New Roman" w:hAnsi="Times New Roman"/>
+                <w:bdr w:val="single" w:sz="8" w:space="0" w:color="auto"/>
               </w:rPr>
             </m:ctrlPr>
           </m:radPr>
@@ -13828,8 +13509,6 @@
                         <m:r>
                           <w:rPr>
                             <w:rFonts w:ascii="Times New Roman" w:hAnsi="Times New Roman" w:cs="Cambria Math"/>
-                            <w:b/>
-                            <w:u w:val="thick"/>
                           </w:rPr>
                           <m:t>a</m:t>
                         </m:r>
@@ -13838,8 +13517,6 @@
                         <m:r>
                           <w:rPr>
                             <w:rFonts w:ascii="Times New Roman" w:hAnsi="Times New Roman" w:cs="Cambria Math"/>
-                            <w:b/>
-                            <w:u w:val="thick"/>
                           </w:rPr>
                           <m:t>2</m:t>
                         </m:r>
@@ -13848,8 +13525,6 @@
                     <m:r>
                       <w:rPr>
                         <w:rFonts w:ascii="Times New Roman" w:hAnsi="Times New Roman" w:cs="Cambria Math"/>
-                        <w:b/>
-                        <w:u w:val="thick"/>
                       </w:rPr>
                       <m:t>-</m:t>
                     </m:r>
@@ -13865,8 +13540,6 @@
                         <m:r>
                           <w:rPr>
                             <w:rFonts w:ascii="Times New Roman" w:hAnsi="Times New Roman" w:cs="Cambria Math"/>
-                            <w:b/>
-                            <w:u w:val="thick"/>
                           </w:rPr>
                           <m:t>a</m:t>
                         </m:r>
@@ -13875,8 +13548,6 @@
                         <m:r>
                           <w:rPr>
                             <w:rFonts w:ascii="Times New Roman" w:hAnsi="Times New Roman" w:cs="Cambria Math"/>
-                            <w:b/>
-                            <w:u w:val="thick"/>
                           </w:rPr>
                           <m:t>1</m:t>
                         </m:r>
@@ -13889,8 +13560,6 @@
                 <m:r>
                   <w:rPr>
                     <w:rFonts w:ascii="Times New Roman" w:hAnsi="Times New Roman" w:cs="Cambria Math"/>
-                    <w:b/>
-                    <w:u w:val="thick"/>
                   </w:rPr>
                   <m:t>2</m:t>
                 </m:r>
@@ -13899,8 +13568,6 @@
             <m:r>
               <w:rPr>
                 <w:rFonts w:ascii="Times New Roman" w:hAnsi="Times New Roman" w:cs="Cambria Math"/>
-                <w:b/>
-                <w:u w:val="thick"/>
               </w:rPr>
               <m:t>+</m:t>
             </m:r>
@@ -13934,8 +13601,6 @@
                         <m:r>
                           <w:rPr>
                             <w:rFonts w:ascii="Times New Roman" w:hAnsi="Times New Roman" w:cs="Cambria Math"/>
-                            <w:b/>
-                            <w:u w:val="thick"/>
                           </w:rPr>
                           <m:t>b</m:t>
                         </m:r>
@@ -13944,8 +13609,6 @@
                         <m:r>
                           <w:rPr>
                             <w:rFonts w:ascii="Times New Roman" w:hAnsi="Times New Roman" w:cs="Cambria Math"/>
-                            <w:b/>
-                            <w:u w:val="thick"/>
                           </w:rPr>
                           <m:t>2</m:t>
                         </m:r>
@@ -13954,8 +13617,6 @@
                     <m:r>
                       <w:rPr>
                         <w:rFonts w:ascii="Times New Roman" w:hAnsi="Times New Roman" w:cs="Cambria Math"/>
-                        <w:b/>
-                        <w:u w:val="thick"/>
                       </w:rPr>
                       <m:t>-</m:t>
                     </m:r>
@@ -13971,8 +13632,6 @@
                         <m:r>
                           <w:rPr>
                             <w:rFonts w:ascii="Times New Roman" w:hAnsi="Times New Roman" w:cs="Cambria Math"/>
-                            <w:b/>
-                            <w:u w:val="thick"/>
                           </w:rPr>
                           <m:t>b</m:t>
                         </m:r>
@@ -13981,8 +13640,6 @@
                         <m:r>
                           <w:rPr>
                             <w:rFonts w:ascii="Times New Roman" w:hAnsi="Times New Roman" w:cs="Cambria Math"/>
-                            <w:b/>
-                            <w:u w:val="thick"/>
                           </w:rPr>
                           <m:t>1</m:t>
                         </m:r>
@@ -13995,8 +13652,6 @@
                 <m:r>
                   <w:rPr>
                     <w:rFonts w:ascii="Times New Roman" w:hAnsi="Times New Roman" w:cs="Cambria Math"/>
-                    <w:b/>
-                    <w:u w:val="thick"/>
                   </w:rPr>
                   <m:t>2</m:t>
                 </m:r>
@@ -14005,8 +13660,6 @@
             <m:r>
               <w:rPr>
                 <w:rFonts w:ascii="Times New Roman" w:hAnsi="Times New Roman" w:cs="Cambria Math"/>
-                <w:b/>
-                <w:u w:val="thick"/>
               </w:rPr>
               <m:t>+</m:t>
             </m:r>
@@ -14040,8 +13693,6 @@
                         <m:r>
                           <w:rPr>
                             <w:rFonts w:ascii="Times New Roman" w:hAnsi="Times New Roman" w:cs="Cambria Math"/>
-                            <w:b/>
-                            <w:u w:val="thick"/>
                           </w:rPr>
                           <m:t>c</m:t>
                         </m:r>
@@ -14050,8 +13701,6 @@
                         <m:r>
                           <w:rPr>
                             <w:rFonts w:ascii="Times New Roman" w:hAnsi="Times New Roman" w:cs="Cambria Math"/>
-                            <w:b/>
-                            <w:u w:val="thick"/>
                           </w:rPr>
                           <m:t>2</m:t>
                         </m:r>
@@ -14060,8 +13709,6 @@
                     <m:r>
                       <w:rPr>
                         <w:rFonts w:ascii="Times New Roman" w:hAnsi="Times New Roman" w:cs="Cambria Math"/>
-                        <w:b/>
-                        <w:u w:val="thick"/>
                       </w:rPr>
                       <m:t>-</m:t>
                     </m:r>
@@ -14077,8 +13724,6 @@
                         <m:r>
                           <w:rPr>
                             <w:rFonts w:ascii="Times New Roman" w:hAnsi="Times New Roman" w:cs="Cambria Math"/>
-                            <w:b/>
-                            <w:u w:val="thick"/>
                           </w:rPr>
                           <m:t>c</m:t>
                         </m:r>
@@ -14087,8 +13732,6 @@
                         <m:r>
                           <w:rPr>
                             <w:rFonts w:ascii="Times New Roman" w:hAnsi="Times New Roman" w:cs="Cambria Math"/>
-                            <w:b/>
-                            <w:u w:val="thick"/>
                           </w:rPr>
                           <m:t>1</m:t>
                         </m:r>
@@ -14101,8 +13744,6 @@
                 <m:r>
                   <w:rPr>
                     <w:rFonts w:ascii="Times New Roman" w:hAnsi="Times New Roman" w:cs="Cambria Math"/>
-                    <w:b/>
-                    <w:u w:val="thick"/>
                   </w:rPr>
                   <m:t>2</m:t>
                 </m:r>
@@ -14231,11 +13872,10 @@
       </w:r>
       <w:r>
         <w:rPr>
-          <w:b/>
           <w:rFonts w:eastAsia="宋体" w:ascii="Times New Roman" w:hAnsi="Times New Roman"/>
-          <w:u w:val="thick"/>
-          <w:sz w:val="21"/>
-          <w:szCs w:val="21"/>
+          <w:sz w:val="21"/>
+          <w:szCs w:val="21"/>
+          <w:bdr w:val="single" w:sz="8" w:space="0" w:color="auto"/>
         </w:rPr>
         <w:t xml:space="preserve">基点</w:t>
       </w:r>
@@ -14347,11 +13987,10 @@
       </w:r>
       <w:r>
         <w:rPr>
-          <w:b/>
           <w:rFonts w:eastAsia="宋体" w:ascii="Times New Roman" w:hAnsi="Times New Roman"/>
-          <w:u w:val="thick"/>
-          <w:sz w:val="21"/>
-          <w:szCs w:val="21"/>
+          <w:sz w:val="21"/>
+          <w:szCs w:val="21"/>
+          <w:bdr w:val="single" w:sz="8" w:space="0" w:color="auto"/>
         </w:rPr>
         <w:t xml:space="preserve">位置向量</w:t>
       </w:r>
@@ -14670,11 +14309,10 @@
       </w:r>
       <w:r>
         <w:rPr>
-          <w:b/>
           <w:rFonts w:eastAsia="宋体" w:ascii="Times New Roman" w:hAnsi="Times New Roman"/>
-          <w:u w:val="thick"/>
-          <w:sz w:val="21"/>
-          <w:szCs w:val="21"/>
+          <w:sz w:val="21"/>
+          <w:szCs w:val="21"/>
+          <w:bdr w:val="single" w:sz="8" w:space="0" w:color="auto"/>
         </w:rPr>
         <w:t xml:space="preserve">向量</w:t>
       </w:r>
@@ -14685,6 +14323,7 @@
             <m:ctrlPr>
               <w:rPr>
                 <w:rFonts w:ascii="Times New Roman" w:hAnsi="Times New Roman"/>
+                <w:bdr w:val="single" w:sz="8" w:space="0" w:color="auto"/>
               </w:rPr>
             </m:ctrlPr>
           </m:accPr>
@@ -14692,8 +14331,6 @@
             <m:r>
               <w:rPr>
                 <w:rFonts w:ascii="Times New Roman" w:hAnsi="Times New Roman" w:cs="Cambria Math"/>
-                <w:b/>
-                <w:u w:val="thick"/>
               </w:rPr>
               <m:t>a</m:t>
             </m:r>
@@ -14702,11 +14339,10 @@
       </m:oMath>
       <w:r>
         <w:rPr>
-          <w:b/>
           <w:rFonts w:eastAsia="宋体" w:ascii="Times New Roman" w:hAnsi="Times New Roman"/>
-          <w:u w:val="thick"/>
-          <w:sz w:val="21"/>
-          <w:szCs w:val="21"/>
+          <w:sz w:val="21"/>
+          <w:szCs w:val="21"/>
+          <w:bdr w:val="single" w:sz="8" w:space="0" w:color="auto"/>
         </w:rPr>
         <w:t xml:space="preserve">平行</w:t>
       </w:r>
@@ -14728,11 +14364,10 @@
       </w:r>
       <w:r>
         <w:rPr>
-          <w:b/>
           <w:rFonts w:eastAsia="宋体" w:ascii="Times New Roman" w:hAnsi="Times New Roman"/>
-          <w:u w:val="thick"/>
-          <w:sz w:val="21"/>
-          <w:szCs w:val="21"/>
+          <w:sz w:val="21"/>
+          <w:szCs w:val="21"/>
+          <w:bdr w:val="single" w:sz="8" w:space="0" w:color="auto"/>
         </w:rPr>
         <w:t xml:space="preserve">非零</w:t>
       </w:r>
@@ -14855,11 +14490,10 @@
       </w:r>
       <w:r>
         <w:rPr>
-          <w:b/>
           <w:rFonts w:eastAsia="宋体" w:ascii="Times New Roman" w:hAnsi="Times New Roman"/>
-          <w:u w:val="thick"/>
-          <w:sz w:val="21"/>
-          <w:szCs w:val="21"/>
+          <w:sz w:val="21"/>
+          <w:szCs w:val="21"/>
+          <w:bdr w:val="single" w:sz="8" w:space="0" w:color="auto"/>
         </w:rPr>
         <w:t xml:space="preserve">其上一点</w:t>
       </w:r>
@@ -14881,11 +14515,10 @@
       </w:r>
       <w:r>
         <w:rPr>
-          <w:b/>
           <w:rFonts w:eastAsia="宋体" w:ascii="Times New Roman" w:hAnsi="Times New Roman"/>
-          <w:u w:val="thick"/>
-          <w:sz w:val="21"/>
-          <w:szCs w:val="21"/>
+          <w:sz w:val="21"/>
+          <w:szCs w:val="21"/>
+          <w:bdr w:val="single" w:sz="8" w:space="0" w:color="auto"/>
         </w:rPr>
         <w:t xml:space="preserve">方向向量</w:t>
       </w:r>
@@ -15069,6 +14702,7 @@
             <m:ctrlPr>
               <w:rPr>
                 <w:rFonts w:ascii="Times New Roman" w:hAnsi="Times New Roman"/>
+                <w:bdr w:val="single" w:sz="8" w:space="0" w:color="auto"/>
               </w:rPr>
             </m:ctrlPr>
           </m:accPr>
@@ -15076,8 +14710,6 @@
             <m:r>
               <w:rPr>
                 <w:rFonts w:ascii="Times New Roman" w:hAnsi="Times New Roman" w:cs="Cambria Math"/>
-                <w:b/>
-                <w:u w:val="thick"/>
               </w:rPr>
               <m:t>OA</m:t>
             </m:r>
@@ -15086,8 +14718,7 @@
         <m:r>
           <w:rPr>
             <w:rFonts w:ascii="Times New Roman" w:hAnsi="Times New Roman" w:cs="Cambria Math"/>
-            <w:b/>
-            <w:u w:val="thick"/>
+            <w:bdr w:val="single" w:sz="8" w:space="0" w:color="auto"/>
           </w:rPr>
           <m:t>+t</m:t>
         </m:r>
@@ -15097,6 +14728,7 @@
             <m:ctrlPr>
               <w:rPr>
                 <w:rFonts w:ascii="Times New Roman" w:hAnsi="Times New Roman"/>
+                <w:bdr w:val="single" w:sz="8" w:space="0" w:color="auto"/>
               </w:rPr>
             </m:ctrlPr>
           </m:accPr>
@@ -15104,8 +14736,6 @@
             <m:r>
               <w:rPr>
                 <w:rFonts w:ascii="Times New Roman" w:hAnsi="Times New Roman" w:cs="Cambria Math"/>
-                <w:b/>
-                <w:u w:val="thick"/>
               </w:rPr>
               <m:t>AB</m:t>
             </m:r>
@@ -15245,6 +14875,7 @@
             <m:ctrlPr>
               <w:rPr>
                 <w:rFonts w:ascii="Times New Roman" w:hAnsi="Times New Roman"/>
+                <w:bdr w:val="single" w:sz="8" w:space="0" w:color="auto"/>
               </w:rPr>
             </m:ctrlPr>
           </m:accPr>
@@ -15252,8 +14883,6 @@
             <m:r>
               <w:rPr>
                 <w:rFonts w:ascii="Times New Roman" w:hAnsi="Times New Roman" w:cs="Cambria Math"/>
-                <w:b/>
-                <w:u w:val="thick"/>
               </w:rPr>
               <m:t>OA</m:t>
             </m:r>
@@ -15262,8 +14891,7 @@
         <m:r>
           <w:rPr>
             <w:rFonts w:ascii="Times New Roman" w:hAnsi="Times New Roman" w:cs="Cambria Math"/>
-            <w:b/>
-            <w:u w:val="thick"/>
+            <w:bdr w:val="single" w:sz="8" w:space="0" w:color="auto"/>
           </w:rPr>
           <m:t>+t</m:t>
         </m:r>
@@ -15273,6 +14901,7 @@
             <m:ctrlPr>
               <w:rPr>
                 <w:rFonts w:ascii="Times New Roman" w:hAnsi="Times New Roman"/>
+                <w:bdr w:val="single" w:sz="8" w:space="0" w:color="auto"/>
               </w:rPr>
             </m:ctrlPr>
           </m:accPr>
@@ -15280,8 +14909,6 @@
             <m:r>
               <w:rPr>
                 <w:rFonts w:ascii="Times New Roman" w:hAnsi="Times New Roman" w:cs="Cambria Math"/>
-                <w:b/>
-                <w:u w:val="thick"/>
               </w:rPr>
               <m:t>a</m:t>
             </m:r>
@@ -15764,6 +15391,7 @@
             <m:ctrlPr>
               <w:rPr>
                 <w:rFonts w:ascii="Times New Roman" w:hAnsi="Times New Roman"/>
+                <w:bdr w:val="single" w:sz="8" w:space="0" w:color="auto"/>
               </w:rPr>
             </m:ctrlPr>
           </m:accPr>
@@ -15780,8 +15408,6 @@
                 <m:r>
                   <w:rPr>
                     <w:rFonts w:ascii="Times New Roman" w:hAnsi="Times New Roman" w:cs="Cambria Math"/>
-                    <w:b/>
-                    <w:u w:val="thick"/>
                   </w:rPr>
                   <m:t>u</m:t>
                 </m:r>
@@ -15790,8 +15416,6 @@
                 <m:r>
                   <w:rPr>
                     <w:rFonts w:ascii="Times New Roman" w:hAnsi="Times New Roman" w:cs="Cambria Math"/>
-                    <w:b/>
-                    <w:u w:val="thick"/>
                   </w:rPr>
                   <m:t>1</m:t>
                 </m:r>
@@ -15802,8 +15426,7 @@
         <m:r>
           <w:rPr>
             <w:rFonts w:ascii="Times New Roman" w:hAnsi="Times New Roman" w:cs="Cambria Math"/>
-            <w:b/>
-            <w:u w:val="thick"/>
+            <w:bdr w:val="single" w:sz="8" w:space="0" w:color="auto"/>
           </w:rPr>
           <m:t>=λ</m:t>
         </m:r>
@@ -15813,6 +15436,7 @@
             <m:ctrlPr>
               <w:rPr>
                 <w:rFonts w:ascii="Times New Roman" w:hAnsi="Times New Roman"/>
+                <w:bdr w:val="single" w:sz="8" w:space="0" w:color="auto"/>
               </w:rPr>
             </m:ctrlPr>
           </m:accPr>
@@ -15829,8 +15453,6 @@
                 <m:r>
                   <w:rPr>
                     <w:rFonts w:ascii="Times New Roman" w:hAnsi="Times New Roman" w:cs="Cambria Math"/>
-                    <w:b/>
-                    <w:u w:val="thick"/>
                   </w:rPr>
                   <m:t>u</m:t>
                 </m:r>
@@ -15839,8 +15461,6 @@
                 <m:r>
                   <w:rPr>
                     <w:rFonts w:ascii="Times New Roman" w:hAnsi="Times New Roman" w:cs="Cambria Math"/>
-                    <w:b/>
-                    <w:u w:val="thick"/>
                   </w:rPr>
                   <m:t>2</m:t>
                 </m:r>
@@ -16222,6 +15842,7 @@
             <m:ctrlPr>
               <w:rPr>
                 <w:rFonts w:ascii="Times New Roman" w:hAnsi="Times New Roman"/>
+                <w:bdr w:val="single" w:sz="8" w:space="0" w:color="auto"/>
               </w:rPr>
             </m:ctrlPr>
           </m:sSubPr>
@@ -16239,8 +15860,6 @@
                 <m:r>
                   <w:rPr>
                     <w:rFonts w:ascii="Times New Roman" w:hAnsi="Times New Roman" w:cs="Cambria Math"/>
-                    <w:b/>
-                    <w:u w:val="thick"/>
                   </w:rPr>
                   <m:t>u</m:t>
                 </m:r>
@@ -16251,8 +15870,6 @@
             <m:r>
               <w:rPr>
                 <w:rFonts w:ascii="Times New Roman" w:hAnsi="Times New Roman" w:cs="Cambria Math"/>
-                <w:b/>
-                <w:u w:val="thick"/>
               </w:rPr>
               <m:t>1</m:t>
             </m:r>
@@ -16261,8 +15878,7 @@
         <m:r>
           <w:rPr>
             <w:rFonts w:ascii="Times New Roman" w:hAnsi="Times New Roman" w:cs="Cambria Math"/>
-            <w:b/>
-            <w:u w:val="thick"/>
+            <w:bdr w:val="single" w:sz="8" w:space="0" w:color="auto"/>
           </w:rPr>
           <m:t>⋅</m:t>
         </m:r>
@@ -16271,6 +15887,7 @@
             <m:ctrlPr>
               <w:rPr>
                 <w:rFonts w:ascii="Times New Roman" w:hAnsi="Times New Roman"/>
+                <w:bdr w:val="single" w:sz="8" w:space="0" w:color="auto"/>
               </w:rPr>
             </m:ctrlPr>
           </m:sSubPr>
@@ -16288,8 +15905,6 @@
                 <m:r>
                   <w:rPr>
                     <w:rFonts w:ascii="Times New Roman" w:hAnsi="Times New Roman" w:cs="Cambria Math"/>
-                    <w:b/>
-                    <w:u w:val="thick"/>
                   </w:rPr>
                   <m:t>u</m:t>
                 </m:r>
@@ -16300,8 +15915,6 @@
             <m:r>
               <w:rPr>
                 <w:rFonts w:ascii="Times New Roman" w:hAnsi="Times New Roman" w:cs="Cambria Math"/>
-                <w:b/>
-                <w:u w:val="thick"/>
               </w:rPr>
               <m:t>2</m:t>
             </m:r>
@@ -16310,8 +15923,7 @@
         <m:r>
           <w:rPr>
             <w:rFonts w:ascii="Times New Roman" w:hAnsi="Times New Roman" w:cs="Cambria Math"/>
-            <w:b/>
-            <w:u w:val="thick"/>
+            <w:bdr w:val="single" w:sz="8" w:space="0" w:color="auto"/>
           </w:rPr>
           <m:t>=0</m:t>
         </m:r>
@@ -16527,6 +16139,7 @@
             <m:ctrlPr>
               <w:rPr>
                 <w:rFonts w:ascii="Times New Roman" w:hAnsi="Times New Roman"/>
+                <w:bdr w:val="single" w:sz="8" w:space="0" w:color="auto"/>
               </w:rPr>
             </m:ctrlPr>
           </m:accPr>
@@ -16534,8 +16147,6 @@
             <m:r>
               <w:rPr>
                 <w:rFonts w:ascii="Times New Roman" w:hAnsi="Times New Roman" w:cs="Cambria Math"/>
-                <w:b/>
-                <w:u w:val="thick"/>
               </w:rPr>
               <m:t>OA</m:t>
             </m:r>
@@ -16544,8 +16155,7 @@
         <m:r>
           <w:rPr>
             <w:rFonts w:ascii="Times New Roman" w:hAnsi="Times New Roman" w:cs="Cambria Math"/>
-            <w:b/>
-            <w:u w:val="thick"/>
+            <w:bdr w:val="single" w:sz="8" w:space="0" w:color="auto"/>
           </w:rPr>
           <m:t>+x</m:t>
         </m:r>
@@ -16555,6 +16165,7 @@
             <m:ctrlPr>
               <w:rPr>
                 <w:rFonts w:ascii="Times New Roman" w:hAnsi="Times New Roman"/>
+                <w:bdr w:val="single" w:sz="8" w:space="0" w:color="auto"/>
               </w:rPr>
             </m:ctrlPr>
           </m:accPr>
@@ -16562,8 +16173,6 @@
             <m:r>
               <w:rPr>
                 <w:rFonts w:ascii="Times New Roman" w:hAnsi="Times New Roman" w:cs="Cambria Math"/>
-                <w:b/>
-                <w:u w:val="thick"/>
               </w:rPr>
               <m:t>AB</m:t>
             </m:r>
@@ -16572,8 +16181,7 @@
         <m:r>
           <w:rPr>
             <w:rFonts w:ascii="Times New Roman" w:hAnsi="Times New Roman" w:cs="Cambria Math"/>
-            <w:b/>
-            <w:u w:val="thick"/>
+            <w:bdr w:val="single" w:sz="8" w:space="0" w:color="auto"/>
           </w:rPr>
           <m:t>+y</m:t>
         </m:r>
@@ -16583,6 +16191,7 @@
             <m:ctrlPr>
               <w:rPr>
                 <w:rFonts w:ascii="Times New Roman" w:hAnsi="Times New Roman"/>
+                <w:bdr w:val="single" w:sz="8" w:space="0" w:color="auto"/>
               </w:rPr>
             </m:ctrlPr>
           </m:accPr>
@@ -16590,8 +16199,6 @@
             <m:r>
               <w:rPr>
                 <w:rFonts w:ascii="Times New Roman" w:hAnsi="Times New Roman" w:cs="Cambria Math"/>
-                <w:b/>
-                <w:u w:val="thick"/>
               </w:rPr>
               <m:t>AC</m:t>
             </m:r>
@@ -16797,11 +16404,10 @@
       </w:r>
       <w:r>
         <w:rPr>
-          <w:b/>
           <w:rFonts w:eastAsia="宋体" w:ascii="Times New Roman" w:hAnsi="Times New Roman"/>
-          <w:u w:val="thick"/>
-          <w:sz w:val="21"/>
-          <w:szCs w:val="21"/>
+          <w:sz w:val="21"/>
+          <w:szCs w:val="21"/>
+          <w:bdr w:val="single" w:sz="8" w:space="0" w:color="auto"/>
         </w:rPr>
         <w:t xml:space="preserve">法向量</w:t>
       </w:r>
@@ -16934,6 +16540,7 @@
             <m:ctrlPr>
               <w:rPr>
                 <w:rFonts w:ascii="Times New Roman" w:hAnsi="Times New Roman"/>
+                <w:bdr w:val="single" w:sz="8" w:space="0" w:color="auto"/>
               </w:rPr>
             </m:ctrlPr>
           </m:dPr>
@@ -16952,8 +16559,6 @@
                 <m:r>
                   <w:rPr>
                     <w:rFonts w:ascii="Times New Roman" w:hAnsi="Times New Roman" w:cs="Cambria Math"/>
-                    <w:b/>
-                    <w:u w:val="thick"/>
                   </w:rPr>
                   <m:t>P</m:t>
                 </m:r>
@@ -16972,8 +16577,6 @@
                 <m:r>
                   <w:rPr>
                     <w:rFonts w:ascii="Times New Roman" w:hAnsi="Times New Roman" w:cs="Cambria Math"/>
-                    <w:b/>
-                    <w:u w:val="thick"/>
                   </w:rPr>
                   <m:t>a</m:t>
                 </m:r>
@@ -16982,8 +16585,6 @@
             <m:r>
               <w:rPr>
                 <w:rFonts w:ascii="Times New Roman" w:hAnsi="Times New Roman" w:cs="Cambria Math"/>
-                <w:b/>
-                <w:u w:val="thick"/>
               </w:rPr>
               <m:t>⋅</m:t>
             </m:r>
@@ -17000,8 +16601,6 @@
                 <m:r>
                   <w:rPr>
                     <w:rFonts w:ascii="Times New Roman" w:hAnsi="Times New Roman" w:cs="Cambria Math"/>
-                    <w:b/>
-                    <w:u w:val="thick"/>
                   </w:rPr>
                   <m:t>AP</m:t>
                 </m:r>
@@ -17010,8 +16609,6 @@
             <m:r>
               <w:rPr>
                 <w:rFonts w:ascii="Times New Roman" w:hAnsi="Times New Roman" w:cs="Cambria Math"/>
-                <w:b/>
-                <w:u w:val="thick"/>
               </w:rPr>
               <m:t>=0</m:t>
             </m:r>
@@ -17284,6 +16881,7 @@
             <m:ctrlPr>
               <w:rPr>
                 <w:rFonts w:ascii="Times New Roman" w:hAnsi="Times New Roman"/>
+                <w:bdr w:val="single" w:sz="8" w:space="0" w:color="auto"/>
               </w:rPr>
             </m:ctrlPr>
           </m:accPr>
@@ -17291,8 +16889,6 @@
             <m:r>
               <w:rPr>
                 <w:rFonts w:ascii="Times New Roman" w:hAnsi="Times New Roman" w:cs="Cambria Math"/>
-                <w:b/>
-                <w:u w:val="thick"/>
               </w:rPr>
               <m:t>u</m:t>
             </m:r>
@@ -17301,8 +16897,7 @@
         <m:r>
           <w:rPr>
             <w:rFonts w:ascii="Times New Roman" w:hAnsi="Times New Roman" w:cs="Cambria Math"/>
-            <w:b/>
-            <w:u w:val="thick"/>
+            <w:bdr w:val="single" w:sz="8" w:space="0" w:color="auto"/>
           </w:rPr>
           <m:t>⋅</m:t>
         </m:r>
@@ -17312,6 +16907,7 @@
             <m:ctrlPr>
               <w:rPr>
                 <w:rFonts w:ascii="Times New Roman" w:hAnsi="Times New Roman"/>
+                <w:bdr w:val="single" w:sz="8" w:space="0" w:color="auto"/>
               </w:rPr>
             </m:ctrlPr>
           </m:accPr>
@@ -17319,8 +16915,6 @@
             <m:r>
               <w:rPr>
                 <w:rFonts w:ascii="Times New Roman" w:hAnsi="Times New Roman" w:cs="Cambria Math"/>
-                <w:b/>
-                <w:u w:val="thick"/>
               </w:rPr>
               <m:t>n</m:t>
             </m:r>
@@ -17329,8 +16923,7 @@
         <m:r>
           <w:rPr>
             <w:rFonts w:ascii="Times New Roman" w:hAnsi="Times New Roman" w:cs="Cambria Math"/>
-            <w:b/>
-            <w:u w:val="thick"/>
+            <w:bdr w:val="single" w:sz="8" w:space="0" w:color="auto"/>
           </w:rPr>
           <m:t>=0</m:t>
         </m:r>
@@ -17626,6 +17219,7 @@
             <m:ctrlPr>
               <w:rPr>
                 <w:rFonts w:ascii="Times New Roman" w:hAnsi="Times New Roman"/>
+                <w:bdr w:val="single" w:sz="8" w:space="0" w:color="auto"/>
               </w:rPr>
             </m:ctrlPr>
           </m:sSubPr>
@@ -17643,8 +17237,6 @@
                 <m:r>
                   <w:rPr>
                     <w:rFonts w:ascii="Times New Roman" w:hAnsi="Times New Roman" w:cs="Cambria Math"/>
-                    <w:b/>
-                    <w:u w:val="thick"/>
                   </w:rPr>
                   <m:t>n</m:t>
                 </m:r>
@@ -17655,8 +17247,6 @@
             <m:r>
               <w:rPr>
                 <w:rFonts w:ascii="Times New Roman" w:hAnsi="Times New Roman" w:cs="Cambria Math"/>
-                <w:b/>
-                <w:u w:val="thick"/>
               </w:rPr>
               <m:t>1</m:t>
             </m:r>
@@ -17665,8 +17255,7 @@
         <m:r>
           <w:rPr>
             <w:rFonts w:ascii="Times New Roman" w:hAnsi="Times New Roman" w:cs="Cambria Math"/>
-            <w:b/>
-            <w:u w:val="thick"/>
+            <w:bdr w:val="single" w:sz="8" w:space="0" w:color="auto"/>
           </w:rPr>
           <m:t>=λ</m:t>
         </m:r>
@@ -17675,6 +17264,7 @@
             <m:ctrlPr>
               <w:rPr>
                 <w:rFonts w:ascii="Times New Roman" w:hAnsi="Times New Roman"/>
+                <w:bdr w:val="single" w:sz="8" w:space="0" w:color="auto"/>
               </w:rPr>
             </m:ctrlPr>
           </m:sSubPr>
@@ -17692,8 +17282,6 @@
                 <m:r>
                   <w:rPr>
                     <w:rFonts w:ascii="Times New Roman" w:hAnsi="Times New Roman" w:cs="Cambria Math"/>
-                    <w:b/>
-                    <w:u w:val="thick"/>
                   </w:rPr>
                   <m:t>n</m:t>
                 </m:r>
@@ -17704,8 +17292,6 @@
             <m:r>
               <w:rPr>
                 <w:rFonts w:ascii="Times New Roman" w:hAnsi="Times New Roman" w:cs="Cambria Math"/>
-                <w:b/>
-                <w:u w:val="thick"/>
               </w:rPr>
               <m:t>2</m:t>
             </m:r>
@@ -17934,6 +17520,7 @@
             <m:ctrlPr>
               <w:rPr>
                 <w:rFonts w:ascii="Times New Roman" w:hAnsi="Times New Roman"/>
+                <w:bdr w:val="single" w:sz="8" w:space="0" w:color="auto"/>
               </w:rPr>
             </m:ctrlPr>
           </m:accPr>
@@ -17941,8 +17528,6 @@
             <m:r>
               <w:rPr>
                 <w:rFonts w:ascii="Times New Roman" w:hAnsi="Times New Roman" w:cs="Cambria Math"/>
-                <w:b/>
-                <w:u w:val="thick"/>
               </w:rPr>
               <m:t>u</m:t>
             </m:r>
@@ -17951,8 +17536,7 @@
         <m:r>
           <w:rPr>
             <w:rFonts w:ascii="Times New Roman" w:hAnsi="Times New Roman" w:cs="Cambria Math"/>
-            <w:b/>
-            <w:u w:val="thick"/>
+            <w:bdr w:val="single" w:sz="8" w:space="0" w:color="auto"/>
           </w:rPr>
           <m:t>=λ</m:t>
         </m:r>
@@ -17962,6 +17546,7 @@
             <m:ctrlPr>
               <w:rPr>
                 <w:rFonts w:ascii="Times New Roman" w:hAnsi="Times New Roman"/>
+                <w:bdr w:val="single" w:sz="8" w:space="0" w:color="auto"/>
               </w:rPr>
             </m:ctrlPr>
           </m:accPr>
@@ -17969,8 +17554,6 @@
             <m:r>
               <w:rPr>
                 <w:rFonts w:ascii="Times New Roman" w:hAnsi="Times New Roman" w:cs="Cambria Math"/>
-                <w:b/>
-                <w:u w:val="thick"/>
               </w:rPr>
               <m:t>n</m:t>
             </m:r>
@@ -18260,6 +17843,7 @@
             <m:ctrlPr>
               <w:rPr>
                 <w:rFonts w:ascii="Times New Roman" w:hAnsi="Times New Roman"/>
+                <w:bdr w:val="single" w:sz="8" w:space="0" w:color="auto"/>
               </w:rPr>
             </m:ctrlPr>
           </m:sSubPr>
@@ -18277,8 +17861,6 @@
                 <m:r>
                   <w:rPr>
                     <w:rFonts w:ascii="Times New Roman" w:hAnsi="Times New Roman" w:cs="Cambria Math"/>
-                    <w:b/>
-                    <w:u w:val="thick"/>
                   </w:rPr>
                   <m:t>n</m:t>
                 </m:r>
@@ -18289,8 +17871,6 @@
             <m:r>
               <w:rPr>
                 <w:rFonts w:ascii="Times New Roman" w:hAnsi="Times New Roman" w:cs="Cambria Math"/>
-                <w:b/>
-                <w:u w:val="thick"/>
               </w:rPr>
               <m:t>1</m:t>
             </m:r>
@@ -18299,8 +17879,7 @@
         <m:r>
           <w:rPr>
             <w:rFonts w:ascii="Times New Roman" w:hAnsi="Times New Roman" w:cs="Cambria Math"/>
-            <w:b/>
-            <w:u w:val="thick"/>
+            <w:bdr w:val="single" w:sz="8" w:space="0" w:color="auto"/>
           </w:rPr>
           <m:t>⋅</m:t>
         </m:r>
@@ -18309,6 +17888,7 @@
             <m:ctrlPr>
               <w:rPr>
                 <w:rFonts w:ascii="Times New Roman" w:hAnsi="Times New Roman"/>
+                <w:bdr w:val="single" w:sz="8" w:space="0" w:color="auto"/>
               </w:rPr>
             </m:ctrlPr>
           </m:sSubPr>
@@ -18326,8 +17906,6 @@
                 <m:r>
                   <w:rPr>
                     <w:rFonts w:ascii="Times New Roman" w:hAnsi="Times New Roman" w:cs="Cambria Math"/>
-                    <w:b/>
-                    <w:u w:val="thick"/>
                   </w:rPr>
                   <m:t>n</m:t>
                 </m:r>
@@ -18338,8 +17916,6 @@
             <m:r>
               <w:rPr>
                 <w:rFonts w:ascii="Times New Roman" w:hAnsi="Times New Roman" w:cs="Cambria Math"/>
-                <w:b/>
-                <w:u w:val="thick"/>
               </w:rPr>
               <m:t>2</m:t>
             </m:r>
@@ -18348,8 +17924,7 @@
         <m:r>
           <w:rPr>
             <w:rFonts w:ascii="Times New Roman" w:hAnsi="Times New Roman" w:cs="Cambria Math"/>
-            <w:b/>
-            <w:u w:val="thick"/>
+            <w:bdr w:val="single" w:sz="8" w:space="0" w:color="auto"/>
           </w:rPr>
           <m:t>=0</m:t>
         </m:r>
@@ -18679,8 +18254,7 @@
             <m:ctrlPr>
               <w:rPr>
                 <w:rFonts w:ascii="Times New Roman" w:hAnsi="Times New Roman"/>
-                <w:b/>
-                <w:u w:val="thick"/>
+                <w:bdr w:val="single" w:sz="8" w:space="0" w:color="auto"/>
               </w:rPr>
             </m:ctrlPr>
           </m:fPr>
@@ -18718,8 +18292,6 @@
                         <m:r>
                           <w:rPr>
                             <w:rFonts w:ascii="Times New Roman" w:hAnsi="Times New Roman" w:cs="Cambria Math"/>
-                            <w:b/>
-                            <w:u w:val="thick"/>
                           </w:rPr>
                           <m:t>u</m:t>
                         </m:r>
@@ -18728,8 +18300,6 @@
                         <m:r>
                           <w:rPr>
                             <w:rFonts w:ascii="Times New Roman" w:hAnsi="Times New Roman" w:cs="Cambria Math"/>
-                            <w:b/>
-                            <w:u w:val="thick"/>
                           </w:rPr>
                           <m:t>1</m:t>
                         </m:r>
@@ -18740,8 +18310,6 @@
                 <m:r>
                   <w:rPr>
                     <w:rFonts w:ascii="Times New Roman" w:hAnsi="Times New Roman" w:cs="Cambria Math"/>
-                    <w:b/>
-                    <w:u w:val="thick"/>
                   </w:rPr>
                   <m:t>⋅</m:t>
                 </m:r>
@@ -18767,8 +18335,6 @@
                         <m:r>
                           <w:rPr>
                             <w:rFonts w:ascii="Times New Roman" w:hAnsi="Times New Roman" w:cs="Cambria Math"/>
-                            <w:b/>
-                            <w:u w:val="thick"/>
                           </w:rPr>
                           <m:t>u</m:t>
                         </m:r>
@@ -18777,8 +18343,6 @@
                         <m:r>
                           <w:rPr>
                             <w:rFonts w:ascii="Times New Roman" w:hAnsi="Times New Roman" w:cs="Cambria Math"/>
-                            <w:b/>
-                            <w:u w:val="thick"/>
                           </w:rPr>
                           <m:t>2</m:t>
                         </m:r>
@@ -18823,8 +18387,6 @@
                         <m:r>
                           <w:rPr>
                             <w:rFonts w:ascii="Times New Roman" w:hAnsi="Times New Roman" w:cs="Cambria Math"/>
-                            <w:b/>
-                            <w:u w:val="thick"/>
                           </w:rPr>
                           <m:t>u</m:t>
                         </m:r>
@@ -18833,8 +18395,6 @@
                         <m:r>
                           <w:rPr>
                             <w:rFonts w:ascii="Times New Roman" w:hAnsi="Times New Roman" w:cs="Cambria Math"/>
-                            <w:b/>
-                            <w:u w:val="thick"/>
                           </w:rPr>
                           <m:t>1</m:t>
                         </m:r>
@@ -18877,8 +18437,6 @@
                         <m:r>
                           <w:rPr>
                             <w:rFonts w:ascii="Times New Roman" w:hAnsi="Times New Roman" w:cs="Cambria Math"/>
-                            <w:b/>
-                            <w:u w:val="thick"/>
                           </w:rPr>
                           <m:t>u</m:t>
                         </m:r>
@@ -18887,8 +18445,6 @@
                         <m:r>
                           <w:rPr>
                             <w:rFonts w:ascii="Times New Roman" w:hAnsi="Times New Roman" w:cs="Cambria Math"/>
-                            <w:b/>
-                            <w:u w:val="thick"/>
                           </w:rPr>
                           <m:t>2</m:t>
                         </m:r>
@@ -19225,6 +18781,7 @@
             <m:ctrlPr>
               <w:rPr>
                 <w:rFonts w:ascii="Times New Roman" w:hAnsi="Times New Roman"/>
+                <w:bdr w:val="single" w:sz="8" w:space="0" w:color="auto"/>
               </w:rPr>
             </m:ctrlPr>
           </m:dPr>
@@ -19235,16 +18792,12 @@
               </m:rPr>
               <w:rPr>
                 <w:rFonts w:ascii="Times New Roman" w:hAnsi="Times New Roman" w:cs="Cambria Math"/>
-                <w:b/>
-                <w:u w:val="thick"/>
               </w:rPr>
               <m:t>cos</m:t>
             </m:r>
             <m:r>
               <w:rPr>
                 <w:rFonts w:ascii="Times New Roman" w:hAnsi="Times New Roman" w:cs="Cambria Math"/>
-                <w:b/>
-                <w:u w:val="thick"/>
               </w:rPr>
               <m:t>φ</m:t>
             </m:r>
@@ -19273,8 +18826,7 @@
             <m:ctrlPr>
               <w:rPr>
                 <w:rFonts w:ascii="Times New Roman" w:hAnsi="Times New Roman"/>
-                <w:b/>
-                <w:u w:val="thick"/>
+                <w:bdr w:val="single" w:sz="8" w:space="0" w:color="auto"/>
               </w:rPr>
             </m:ctrlPr>
           </m:fPr>
@@ -19303,8 +18855,6 @@
                     <m:r>
                       <w:rPr>
                         <w:rFonts w:ascii="Times New Roman" w:hAnsi="Times New Roman" w:cs="Cambria Math"/>
-                        <w:b/>
-                        <w:u w:val="thick"/>
                       </w:rPr>
                       <m:t>u</m:t>
                     </m:r>
@@ -19313,8 +18863,6 @@
                 <m:r>
                   <w:rPr>
                     <w:rFonts w:ascii="Times New Roman" w:hAnsi="Times New Roman" w:cs="Cambria Math"/>
-                    <w:b/>
-                    <w:u w:val="thick"/>
                   </w:rPr>
                   <m:t>⋅</m:t>
                 </m:r>
@@ -19331,8 +18879,6 @@
                     <m:r>
                       <w:rPr>
                         <w:rFonts w:ascii="Times New Roman" w:hAnsi="Times New Roman" w:cs="Cambria Math"/>
-                        <w:b/>
-                        <w:u w:val="thick"/>
                       </w:rPr>
                       <m:t>n</m:t>
                     </m:r>
@@ -19366,8 +18912,6 @@
                     <m:r>
                       <w:rPr>
                         <w:rFonts w:ascii="Times New Roman" w:hAnsi="Times New Roman" w:cs="Cambria Math"/>
-                        <w:b/>
-                        <w:u w:val="thick"/>
                       </w:rPr>
                       <m:t>u</m:t>
                     </m:r>
@@ -19399,8 +18943,6 @@
                     <m:r>
                       <w:rPr>
                         <w:rFonts w:ascii="Times New Roman" w:hAnsi="Times New Roman" w:cs="Cambria Math"/>
-                        <w:b/>
-                        <w:u w:val="thick"/>
                       </w:rPr>
                       <m:t>n</m:t>
                     </m:r>
@@ -19593,8 +19135,7 @@
         <m:r>
           <w:rPr>
             <w:rFonts w:ascii="Times New Roman" w:hAnsi="Times New Roman" w:cs="Cambria Math"/>
-            <w:b/>
-            <w:u w:val="thick"/>
+            <w:bdr w:val="single" w:sz="8" w:space="0" w:color="auto"/>
           </w:rPr>
           <m:t>∠AEB</m:t>
         </m:r>
@@ -19867,6 +19408,7 @@
             <m:ctrlPr>
               <w:rPr>
                 <w:rFonts w:ascii="Times New Roman" w:hAnsi="Times New Roman"/>
+                <w:bdr w:val="single" w:sz="8" w:space="0" w:color="auto"/>
               </w:rPr>
             </m:ctrlPr>
           </m:dPr>
@@ -19877,16 +19419,12 @@
               </m:rPr>
               <w:rPr>
                 <w:rFonts w:ascii="Times New Roman" w:hAnsi="Times New Roman" w:cs="Cambria Math"/>
-                <w:b/>
-                <w:u w:val="thick"/>
               </w:rPr>
               <m:t>cos</m:t>
             </m:r>
             <m:r>
               <w:rPr>
                 <w:rFonts w:ascii="Times New Roman" w:hAnsi="Times New Roman" w:cs="Cambria Math"/>
-                <w:b/>
-                <w:u w:val="thick"/>
               </w:rPr>
               <m:t>〈</m:t>
             </m:r>
@@ -19912,8 +19450,6 @@
                     <m:r>
                       <w:rPr>
                         <w:rFonts w:ascii="Times New Roman" w:hAnsi="Times New Roman" w:cs="Cambria Math"/>
-                        <w:b/>
-                        <w:u w:val="thick"/>
                       </w:rPr>
                       <m:t>n</m:t>
                     </m:r>
@@ -19922,8 +19458,6 @@
                     <m:r>
                       <w:rPr>
                         <w:rFonts w:ascii="Times New Roman" w:hAnsi="Times New Roman" w:cs="Cambria Math"/>
-                        <w:b/>
-                        <w:u w:val="thick"/>
                       </w:rPr>
                       <m:t>1</m:t>
                     </m:r>
@@ -19934,8 +19468,6 @@
             <m:r>
               <w:rPr>
                 <w:rFonts w:ascii="Times New Roman" w:hAnsi="Times New Roman" w:cs="Cambria Math"/>
-                <w:b/>
-                <w:u w:val="thick"/>
               </w:rPr>
               <m:t>,</m:t>
             </m:r>
@@ -19961,8 +19493,6 @@
                     <m:r>
                       <w:rPr>
                         <w:rFonts w:ascii="Times New Roman" w:hAnsi="Times New Roman" w:cs="Cambria Math"/>
-                        <w:b/>
-                        <w:u w:val="thick"/>
                       </w:rPr>
                       <m:t>n</m:t>
                     </m:r>
@@ -19971,8 +19501,6 @@
                     <m:r>
                       <w:rPr>
                         <w:rFonts w:ascii="Times New Roman" w:hAnsi="Times New Roman" w:cs="Cambria Math"/>
-                        <w:b/>
-                        <w:u w:val="thick"/>
                       </w:rPr>
                       <m:t>2</m:t>
                     </m:r>
@@ -19983,8 +19511,6 @@
             <m:r>
               <w:rPr>
                 <w:rFonts w:ascii="Times New Roman" w:hAnsi="Times New Roman" w:cs="Cambria Math"/>
-                <w:b/>
-                <w:u w:val="thick"/>
               </w:rPr>
               <m:t>〉</m:t>
             </m:r>
@@ -20013,8 +19539,7 @@
             <m:ctrlPr>
               <w:rPr>
                 <w:rFonts w:ascii="Times New Roman" w:hAnsi="Times New Roman"/>
-                <w:b/>
-                <w:u w:val="thick"/>
+                <w:bdr w:val="single" w:sz="8" w:space="0" w:color="auto"/>
               </w:rPr>
             </m:ctrlPr>
           </m:fPr>
@@ -20052,8 +19577,6 @@
                         <m:r>
                           <w:rPr>
                             <w:rFonts w:ascii="Times New Roman" w:hAnsi="Times New Roman" w:cs="Cambria Math"/>
-                            <w:b/>
-                            <w:u w:val="thick"/>
                           </w:rPr>
                           <m:t>n</m:t>
                         </m:r>
@@ -20062,8 +19585,6 @@
                         <m:r>
                           <w:rPr>
                             <w:rFonts w:ascii="Times New Roman" w:hAnsi="Times New Roman" w:cs="Cambria Math"/>
-                            <w:b/>
-                            <w:u w:val="thick"/>
                           </w:rPr>
                           <m:t>1</m:t>
                         </m:r>
@@ -20074,8 +19595,6 @@
                 <m:r>
                   <w:rPr>
                     <w:rFonts w:ascii="Times New Roman" w:hAnsi="Times New Roman" w:cs="Cambria Math"/>
-                    <w:b/>
-                    <w:u w:val="thick"/>
                   </w:rPr>
                   <m:t>⋅</m:t>
                 </m:r>
@@ -20101,8 +19620,6 @@
                         <m:r>
                           <w:rPr>
                             <w:rFonts w:ascii="Times New Roman" w:hAnsi="Times New Roman" w:cs="Cambria Math"/>
-                            <w:b/>
-                            <w:u w:val="thick"/>
                           </w:rPr>
                           <m:t>n</m:t>
                         </m:r>
@@ -20111,8 +19628,6 @@
                         <m:r>
                           <w:rPr>
                             <w:rFonts w:ascii="Times New Roman" w:hAnsi="Times New Roman" w:cs="Cambria Math"/>
-                            <w:b/>
-                            <w:u w:val="thick"/>
                           </w:rPr>
                           <m:t>2</m:t>
                         </m:r>
@@ -20157,8 +19672,6 @@
                         <m:r>
                           <w:rPr>
                             <w:rFonts w:ascii="Times New Roman" w:hAnsi="Times New Roman" w:cs="Cambria Math"/>
-                            <w:b/>
-                            <w:u w:val="thick"/>
                           </w:rPr>
                           <m:t>n</m:t>
                         </m:r>
@@ -20167,8 +19680,6 @@
                         <m:r>
                           <w:rPr>
                             <w:rFonts w:ascii="Times New Roman" w:hAnsi="Times New Roman" w:cs="Cambria Math"/>
-                            <w:b/>
-                            <w:u w:val="thick"/>
                           </w:rPr>
                           <m:t>1</m:t>
                         </m:r>
@@ -20211,8 +19722,6 @@
                         <m:r>
                           <w:rPr>
                             <w:rFonts w:ascii="Times New Roman" w:hAnsi="Times New Roman" w:cs="Cambria Math"/>
-                            <w:b/>
-                            <w:u w:val="thick"/>
                           </w:rPr>
                           <m:t>n</m:t>
                         </m:r>
@@ -20221,8 +19730,6 @@
                         <m:r>
                           <w:rPr>
                             <w:rFonts w:ascii="Times New Roman" w:hAnsi="Times New Roman" w:cs="Cambria Math"/>
-                            <w:b/>
-                            <w:u w:val="thick"/>
                           </w:rPr>
                           <m:t>2</m:t>
                         </m:r>
@@ -20423,6 +19930,7 @@
             <m:ctrlPr>
               <w:rPr>
                 <w:rFonts w:ascii="Times New Roman" w:hAnsi="Times New Roman"/>
+                <w:bdr w:val="single" w:sz="8" w:space="0" w:color="auto"/>
               </w:rPr>
             </m:ctrlPr>
           </m:dPr>
@@ -20433,16 +19941,12 @@
               </m:rPr>
               <w:rPr>
                 <w:rFonts w:ascii="Times New Roman" w:hAnsi="Times New Roman" w:cs="Cambria Math"/>
-                <w:b/>
-                <w:u w:val="thick"/>
               </w:rPr>
               <m:t>cos</m:t>
             </m:r>
             <m:r>
               <w:rPr>
                 <w:rFonts w:ascii="Times New Roman" w:hAnsi="Times New Roman" w:cs="Cambria Math"/>
-                <w:b/>
-                <w:u w:val="thick"/>
               </w:rPr>
               <m:t>〈</m:t>
             </m:r>
@@ -20468,8 +19972,6 @@
                     <m:r>
                       <w:rPr>
                         <w:rFonts w:ascii="Times New Roman" w:hAnsi="Times New Roman" w:cs="Cambria Math"/>
-                        <w:b/>
-                        <w:u w:val="thick"/>
                       </w:rPr>
                       <m:t>n</m:t>
                     </m:r>
@@ -20478,8 +19980,6 @@
                     <m:r>
                       <w:rPr>
                         <w:rFonts w:ascii="Times New Roman" w:hAnsi="Times New Roman" w:cs="Cambria Math"/>
-                        <w:b/>
-                        <w:u w:val="thick"/>
                       </w:rPr>
                       <m:t>1</m:t>
                     </m:r>
@@ -20490,8 +19990,6 @@
             <m:r>
               <w:rPr>
                 <w:rFonts w:ascii="Times New Roman" w:hAnsi="Times New Roman" w:cs="Cambria Math"/>
-                <w:b/>
-                <w:u w:val="thick"/>
               </w:rPr>
               <m:t>,</m:t>
             </m:r>
@@ -20517,8 +20015,6 @@
                     <m:r>
                       <w:rPr>
                         <w:rFonts w:ascii="Times New Roman" w:hAnsi="Times New Roman" w:cs="Cambria Math"/>
-                        <w:b/>
-                        <w:u w:val="thick"/>
                       </w:rPr>
                       <m:t>n</m:t>
                     </m:r>
@@ -20527,8 +20023,6 @@
                     <m:r>
                       <w:rPr>
                         <w:rFonts w:ascii="Times New Roman" w:hAnsi="Times New Roman" w:cs="Cambria Math"/>
-                        <w:b/>
-                        <w:u w:val="thick"/>
                       </w:rPr>
                       <m:t>2</m:t>
                     </m:r>
@@ -20539,8 +20033,6 @@
             <m:r>
               <w:rPr>
                 <w:rFonts w:ascii="Times New Roman" w:hAnsi="Times New Roman" w:cs="Cambria Math"/>
-                <w:b/>
-                <w:u w:val="thick"/>
               </w:rPr>
               <m:t>〉</m:t>
             </m:r>
@@ -20569,8 +20061,7 @@
             <m:ctrlPr>
               <w:rPr>
                 <w:rFonts w:ascii="Times New Roman" w:hAnsi="Times New Roman"/>
-                <w:b/>
-                <w:u w:val="thick"/>
+                <w:bdr w:val="single" w:sz="8" w:space="0" w:color="auto"/>
               </w:rPr>
             </m:ctrlPr>
           </m:fPr>
@@ -20608,8 +20099,6 @@
                         <m:r>
                           <w:rPr>
                             <w:rFonts w:ascii="Times New Roman" w:hAnsi="Times New Roman" w:cs="Cambria Math"/>
-                            <w:b/>
-                            <w:u w:val="thick"/>
                           </w:rPr>
                           <m:t>n</m:t>
                         </m:r>
@@ -20618,8 +20107,6 @@
                         <m:r>
                           <w:rPr>
                             <w:rFonts w:ascii="Times New Roman" w:hAnsi="Times New Roman" w:cs="Cambria Math"/>
-                            <w:b/>
-                            <w:u w:val="thick"/>
                           </w:rPr>
                           <m:t>1</m:t>
                         </m:r>
@@ -20630,8 +20117,6 @@
                 <m:r>
                   <w:rPr>
                     <w:rFonts w:ascii="Times New Roman" w:hAnsi="Times New Roman" w:cs="Cambria Math"/>
-                    <w:b/>
-                    <w:u w:val="thick"/>
                   </w:rPr>
                   <m:t>⋅</m:t>
                 </m:r>
@@ -20657,8 +20142,6 @@
                         <m:r>
                           <w:rPr>
                             <w:rFonts w:ascii="Times New Roman" w:hAnsi="Times New Roman" w:cs="Cambria Math"/>
-                            <w:b/>
-                            <w:u w:val="thick"/>
                           </w:rPr>
                           <m:t>n</m:t>
                         </m:r>
@@ -20667,8 +20150,6 @@
                         <m:r>
                           <w:rPr>
                             <w:rFonts w:ascii="Times New Roman" w:hAnsi="Times New Roman" w:cs="Cambria Math"/>
-                            <w:b/>
-                            <w:u w:val="thick"/>
                           </w:rPr>
                           <m:t>2</m:t>
                         </m:r>
@@ -20713,8 +20194,6 @@
                         <m:r>
                           <w:rPr>
                             <w:rFonts w:ascii="Times New Roman" w:hAnsi="Times New Roman" w:cs="Cambria Math"/>
-                            <w:b/>
-                            <w:u w:val="thick"/>
                           </w:rPr>
                           <m:t>n</m:t>
                         </m:r>
@@ -20723,8 +20202,6 @@
                         <m:r>
                           <w:rPr>
                             <w:rFonts w:ascii="Times New Roman" w:hAnsi="Times New Roman" w:cs="Cambria Math"/>
-                            <w:b/>
-                            <w:u w:val="thick"/>
                           </w:rPr>
                           <m:t>1</m:t>
                         </m:r>
@@ -20767,8 +20244,6 @@
                         <m:r>
                           <w:rPr>
                             <w:rFonts w:ascii="Times New Roman" w:hAnsi="Times New Roman" w:cs="Cambria Math"/>
-                            <w:b/>
-                            <w:u w:val="thick"/>
                           </w:rPr>
                           <m:t>n</m:t>
                         </m:r>
@@ -20777,8 +20252,6 @@
                         <m:r>
                           <w:rPr>
                             <w:rFonts w:ascii="Times New Roman" w:hAnsi="Times New Roman" w:cs="Cambria Math"/>
-                            <w:b/>
-                            <w:u w:val="thick"/>
                           </w:rPr>
                           <m:t>2</m:t>
                         </m:r>
@@ -21106,6 +20579,7 @@
             <m:ctrlPr>
               <w:rPr>
                 <w:rFonts w:ascii="Times New Roman" w:hAnsi="Times New Roman"/>
+                <w:bdr w:val="single" w:sz="8" w:space="0" w:color="auto"/>
               </w:rPr>
             </m:ctrlPr>
           </m:radPr>
@@ -21133,8 +20607,6 @@
                     <m:r>
                       <w:rPr>
                         <w:rFonts w:ascii="Times New Roman" w:hAnsi="Times New Roman" w:cs="Cambria Math"/>
-                        <w:b/>
-                        <w:u w:val="thick"/>
                       </w:rPr>
                       <m:t>AP</m:t>
                     </m:r>
@@ -21145,8 +20617,6 @@
                 <m:r>
                   <w:rPr>
                     <w:rFonts w:ascii="Times New Roman" w:hAnsi="Times New Roman" w:cs="Cambria Math"/>
-                    <w:b/>
-                    <w:u w:val="thick"/>
                   </w:rPr>
                   <m:t>2</m:t>
                 </m:r>
@@ -21155,8 +20625,6 @@
             <m:r>
               <w:rPr>
                 <w:rFonts w:ascii="Times New Roman" w:hAnsi="Times New Roman" w:cs="Cambria Math"/>
-                <w:b/>
-                <w:u w:val="thick"/>
               </w:rPr>
               <m:t>-</m:t>
             </m:r>
@@ -21191,8 +20659,6 @@
                         <m:r>
                           <w:rPr>
                             <w:rFonts w:ascii="Times New Roman" w:hAnsi="Times New Roman" w:cs="Cambria Math"/>
-                            <w:b/>
-                            <w:u w:val="thick"/>
                           </w:rPr>
                           <m:t>AP</m:t>
                         </m:r>
@@ -21201,8 +20667,6 @@
                     <m:r>
                       <w:rPr>
                         <w:rFonts w:ascii="Times New Roman" w:hAnsi="Times New Roman" w:cs="Cambria Math"/>
-                        <w:b/>
-                        <w:u w:val="thick"/>
                       </w:rPr>
                       <m:t>⋅</m:t>
                     </m:r>
@@ -21219,8 +20683,6 @@
                         <m:r>
                           <w:rPr>
                             <w:rFonts w:ascii="Times New Roman" w:hAnsi="Times New Roman" w:cs="Cambria Math"/>
-                            <w:b/>
-                            <w:u w:val="thick"/>
                           </w:rPr>
                           <m:t>u</m:t>
                         </m:r>
@@ -21233,8 +20695,6 @@
                 <m:r>
                   <w:rPr>
                     <w:rFonts w:ascii="Times New Roman" w:hAnsi="Times New Roman" w:cs="Cambria Math"/>
-                    <w:b/>
-                    <w:u w:val="thick"/>
                   </w:rPr>
                   <m:t>2</m:t>
                 </m:r>
@@ -21378,19 +20838,17 @@
         <m:r>
           <w:rPr>
             <w:rFonts w:ascii="Times New Roman" w:hAnsi="Times New Roman" w:cs="Cambria Math"/>
-            <w:b/>
-            <w:u w:val="thick"/>
+            <w:bdr w:val="single" w:sz="8" w:space="0" w:color="auto"/>
           </w:rPr>
           <m:t>P</m:t>
         </m:r>
       </m:oMath>
       <w:r>
         <w:rPr>
-          <w:b/>
           <w:rFonts w:eastAsia="宋体" w:ascii="Times New Roman" w:hAnsi="Times New Roman"/>
-          <w:u w:val="thick"/>
-          <w:sz w:val="21"/>
-          <w:szCs w:val="21"/>
+          <w:sz w:val="21"/>
+          <w:szCs w:val="21"/>
+          <w:bdr w:val="single" w:sz="8" w:space="0" w:color="auto"/>
         </w:rPr>
         <w:t xml:space="preserve">到直线</w:t>
       </w:r>
@@ -21398,19 +20856,17 @@
         <m:r>
           <w:rPr>
             <w:rFonts w:ascii="Times New Roman" w:hAnsi="Times New Roman" w:cs="Cambria Math"/>
-            <w:b/>
-            <w:u w:val="thick"/>
+            <w:bdr w:val="single" w:sz="8" w:space="0" w:color="auto"/>
           </w:rPr>
           <m:t>m</m:t>
         </m:r>
       </m:oMath>
       <w:r>
         <w:rPr>
-          <w:b/>
           <w:rFonts w:eastAsia="宋体" w:ascii="Times New Roman" w:hAnsi="Times New Roman"/>
-          <w:u w:val="thick"/>
-          <w:sz w:val="21"/>
-          <w:szCs w:val="21"/>
+          <w:sz w:val="21"/>
+          <w:szCs w:val="21"/>
+          <w:bdr w:val="single" w:sz="8" w:space="0" w:color="auto"/>
         </w:rPr>
         <w:t xml:space="preserve">的距离</w:t>
       </w:r>
@@ -21486,11 +20942,10 @@
       </w:r>
       <w:r>
         <w:rPr>
-          <w:b/>
           <w:rFonts w:eastAsia="宋体" w:ascii="Times New Roman" w:hAnsi="Times New Roman"/>
-          <w:u w:val="thick"/>
-          <w:sz w:val="21"/>
-          <w:szCs w:val="21"/>
+          <w:sz w:val="21"/>
+          <w:szCs w:val="21"/>
+          <w:bdr w:val="single" w:sz="8" w:space="0" w:color="auto"/>
         </w:rPr>
         <w:t xml:space="preserve">法向量</w:t>
       </w:r>
@@ -21635,8 +21090,7 @@
             <m:ctrlPr>
               <w:rPr>
                 <w:rFonts w:ascii="Times New Roman" w:hAnsi="Times New Roman"/>
-                <w:b/>
-                <w:u w:val="thick"/>
+                <w:bdr w:val="single" w:sz="8" w:space="0" w:color="auto"/>
               </w:rPr>
             </m:ctrlPr>
           </m:fPr>
@@ -21665,8 +21119,6 @@
                     <m:r>
                       <w:rPr>
                         <w:rFonts w:ascii="Times New Roman" w:hAnsi="Times New Roman" w:cs="Cambria Math"/>
-                        <w:b/>
-                        <w:u w:val="thick"/>
                       </w:rPr>
                       <m:t>AB</m:t>
                     </m:r>
@@ -21675,8 +21127,6 @@
                 <m:r>
                   <w:rPr>
                     <w:rFonts w:ascii="Times New Roman" w:hAnsi="Times New Roman" w:cs="Cambria Math"/>
-                    <w:b/>
-                    <w:u w:val="thick"/>
                   </w:rPr>
                   <m:t>⋅</m:t>
                 </m:r>
@@ -21693,8 +21143,6 @@
                     <m:r>
                       <w:rPr>
                         <w:rFonts w:ascii="Times New Roman" w:hAnsi="Times New Roman" w:cs="Cambria Math"/>
-                        <w:b/>
-                        <w:u w:val="thick"/>
                       </w:rPr>
                       <m:t>n</m:t>
                     </m:r>
@@ -21728,8 +21176,6 @@
                     <m:r>
                       <w:rPr>
                         <w:rFonts w:ascii="Times New Roman" w:hAnsi="Times New Roman" w:cs="Cambria Math"/>
-                        <w:b/>
-                        <w:u w:val="thick"/>
                       </w:rPr>
                       <m:t>n</m:t>
                     </m:r>
@@ -21932,8 +21378,7 @@
             <m:ctrlPr>
               <w:rPr>
                 <w:rFonts w:ascii="Times New Roman" w:hAnsi="Times New Roman"/>
-                <w:b/>
-                <w:u w:val="thick"/>
+                <w:bdr w:val="single" w:sz="8" w:space="0" w:color="auto"/>
               </w:rPr>
             </m:ctrlPr>
           </m:fPr>
@@ -21962,8 +21407,6 @@
                     <m:r>
                       <w:rPr>
                         <w:rFonts w:ascii="Times New Roman" w:hAnsi="Times New Roman" w:cs="Cambria Math"/>
-                        <w:b/>
-                        <w:u w:val="thick"/>
                       </w:rPr>
                       <m:t>AB</m:t>
                     </m:r>
@@ -21972,8 +21415,6 @@
                 <m:r>
                   <w:rPr>
                     <w:rFonts w:ascii="Times New Roman" w:hAnsi="Times New Roman" w:cs="Cambria Math"/>
-                    <w:b/>
-                    <w:u w:val="thick"/>
                   </w:rPr>
                   <m:t>⋅</m:t>
                 </m:r>
@@ -21990,8 +21431,6 @@
                     <m:r>
                       <w:rPr>
                         <w:rFonts w:ascii="Times New Roman" w:hAnsi="Times New Roman" w:cs="Cambria Math"/>
-                        <w:b/>
-                        <w:u w:val="thick"/>
                       </w:rPr>
                       <m:t>n</m:t>
                     </m:r>
@@ -22025,8 +21464,6 @@
                     <m:r>
                       <w:rPr>
                         <w:rFonts w:ascii="Times New Roman" w:hAnsi="Times New Roman" w:cs="Cambria Math"/>
-                        <w:b/>
-                        <w:u w:val="thick"/>
                       </w:rPr>
                       <m:t>n</m:t>
                     </m:r>
@@ -22182,8 +21619,7 @@
             <m:ctrlPr>
               <w:rPr>
                 <w:rFonts w:ascii="Times New Roman" w:hAnsi="Times New Roman"/>
-                <w:b/>
-                <w:u w:val="thick"/>
+                <w:bdr w:val="single" w:sz="8" w:space="0" w:color="auto"/>
               </w:rPr>
             </m:ctrlPr>
           </m:fPr>
@@ -22212,8 +21648,6 @@
                     <m:r>
                       <w:rPr>
                         <w:rFonts w:ascii="Times New Roman" w:hAnsi="Times New Roman" w:cs="Cambria Math"/>
-                        <w:b/>
-                        <w:u w:val="thick"/>
                       </w:rPr>
                       <m:t>AB</m:t>
                     </m:r>
@@ -22222,8 +21656,6 @@
                 <m:r>
                   <w:rPr>
                     <w:rFonts w:ascii="Times New Roman" w:hAnsi="Times New Roman" w:cs="Cambria Math"/>
-                    <w:b/>
-                    <w:u w:val="thick"/>
                   </w:rPr>
                   <m:t>⋅</m:t>
                 </m:r>
@@ -22240,8 +21672,6 @@
                     <m:r>
                       <w:rPr>
                         <w:rFonts w:ascii="Times New Roman" w:hAnsi="Times New Roman" w:cs="Cambria Math"/>
-                        <w:b/>
-                        <w:u w:val="thick"/>
                       </w:rPr>
                       <m:t>n</m:t>
                     </m:r>
@@ -22275,8 +21705,6 @@
                     <m:r>
                       <w:rPr>
                         <w:rFonts w:ascii="Times New Roman" w:hAnsi="Times New Roman" w:cs="Cambria Math"/>
-                        <w:b/>
-                        <w:u w:val="thick"/>
                       </w:rPr>
                       <m:t>n</m:t>
                     </m:r>

--- a/高中数学/高中数学同步/人教B版选必1 第1章 空间向量与立体几何·知识清单（完成）.docx
+++ b/高中数学/高中数学同步/人教B版选必1 第1章 空间向量与立体几何·知识清单（完成）.docx
@@ -75,7 +75,7 @@
     <w:p>
       <w:pPr>
         <w:snapToGrid w:val="0"/>
-        <w:spacing w:line="300" w:lineRule="auto"/>
+        <w:spacing w:line="300" w:lineRule="auto" w:before="0" w:after="0"/>
         <w:jc w:val="left"/>
       </w:pPr>
       <w:r>
@@ -21824,54 +21824,122 @@
 </file>
 
 <file path=word/footer1.xml><?xml version="1.0" encoding="utf-8"?>
-<w:ftr xmlns:w="http://schemas.openxmlformats.org/wordprocessingml/2006/main" xmlns:r="http://schemas.openxmlformats.org/officeDocument/2006/relationships">
-  <w:p>
+<w:ftr xmlns:w="http://schemas.openxmlformats.org/wordprocessingml/2006/main">
+  <w:p xmlns:w="http://schemas.openxmlformats.org/wordprocessingml/2006/main">
     <w:pPr>
       <w:jc w:val="center"/>
     </w:pPr>
     <w:r>
       <w:rPr>
-        <w:rFonts w:ascii="Times New Roman" w:hAnsi="Times New Roman" w:eastAsia="宋体"/>
+        <w:rFonts w:ascii="Times New Roman" w:hAnsi="Times New Roman" w:eastAsia="宋体" w:cs="Times New Roman"/>
         <w:sz w:val="21"/>
         <w:szCs w:val="21"/>
       </w:rPr>
-      <w:t xml:space="preserve">第1章·清单　第</w:t>
+      <w:t xml:space="preserve">第1章·清单　</w:t>
     </w:r>
-    <w:fldSimple w:instr=" PAGE ">
-      <w:r>
-        <w:rPr>
-          <w:rFonts w:ascii="Times New Roman" w:hAnsi="Times New Roman" w:eastAsia="宋体"/>
-          <w:sz w:val="21"/>
-          <w:szCs w:val="21"/>
-        </w:rPr>
-        <w:t xml:space="preserve">1</w:t>
-      </w:r>
-    </w:fldSimple>
     <w:r>
       <w:rPr>
-        <w:rFonts w:ascii="Times New Roman" w:hAnsi="Times New Roman" w:eastAsia="宋体"/>
+        <w:rFonts w:ascii="Times New Roman" w:hAnsi="Times New Roman" w:eastAsia="宋体" w:cs="Times New Roman"/>
         <w:sz w:val="21"/>
         <w:szCs w:val="21"/>
       </w:rPr>
-      <w:t xml:space="preserve">页（共</w:t>
+      <w:t>第</w:t>
     </w:r>
-    <w:fldSimple w:instr=" NUMPAGES ">
-      <w:r>
-        <w:rPr>
-          <w:rFonts w:ascii="Times New Roman" w:hAnsi="Times New Roman" w:eastAsia="宋体"/>
-          <w:sz w:val="21"/>
-          <w:szCs w:val="21"/>
-        </w:rPr>
-        <w:t xml:space="preserve">1</w:t>
-      </w:r>
-    </w:fldSimple>
     <w:r>
       <w:rPr>
-        <w:rFonts w:ascii="Times New Roman" w:hAnsi="Times New Roman" w:eastAsia="宋体"/>
+        <w:rFonts w:ascii="Times New Roman" w:hAnsi="Times New Roman" w:eastAsia="宋体" w:cs="Times New Roman"/>
         <w:sz w:val="21"/>
         <w:szCs w:val="21"/>
       </w:rPr>
-      <w:t xml:space="preserve">页）</w:t>
+      <w:fldChar w:fldCharType="begin"/>
+    </w:r>
+    <w:r>
+      <w:rPr>
+        <w:rFonts w:ascii="Times New Roman" w:hAnsi="Times New Roman" w:eastAsia="宋体" w:cs="Times New Roman"/>
+        <w:sz w:val="21"/>
+        <w:szCs w:val="21"/>
+      </w:rPr>
+      <w:instrText xml:space="preserve"> PAGE </w:instrText>
+    </w:r>
+    <w:r>
+      <w:rPr>
+        <w:rFonts w:ascii="Times New Roman" w:hAnsi="Times New Roman" w:eastAsia="宋体" w:cs="Times New Roman"/>
+        <w:sz w:val="21"/>
+        <w:szCs w:val="21"/>
+      </w:rPr>
+      <w:fldChar w:fldCharType="separate"/>
+    </w:r>
+    <w:r>
+      <w:rPr>
+        <w:rFonts w:ascii="Times New Roman" w:hAnsi="Times New Roman" w:eastAsia="宋体" w:cs="Times New Roman"/>
+        <w:sz w:val="21"/>
+        <w:szCs w:val="21"/>
+      </w:rPr>
+      <w:t>1</w:t>
+    </w:r>
+    <w:r>
+      <w:rPr>
+        <w:rFonts w:ascii="Times New Roman" w:hAnsi="Times New Roman" w:eastAsia="宋体" w:cs="Times New Roman"/>
+        <w:sz w:val="21"/>
+        <w:szCs w:val="21"/>
+      </w:rPr>
+      <w:fldChar w:fldCharType="end"/>
+    </w:r>
+    <w:r>
+      <w:rPr>
+        <w:rFonts w:ascii="Times New Roman" w:hAnsi="Times New Roman" w:eastAsia="宋体" w:cs="Times New Roman"/>
+        <w:sz w:val="21"/>
+        <w:szCs w:val="21"/>
+      </w:rPr>
+      <w:t>页（共</w:t>
+    </w:r>
+    <w:r>
+      <w:rPr>
+        <w:rFonts w:ascii="Times New Roman" w:hAnsi="Times New Roman" w:eastAsia="宋体" w:cs="Times New Roman"/>
+        <w:sz w:val="21"/>
+        <w:szCs w:val="21"/>
+      </w:rPr>
+      <w:fldChar w:fldCharType="begin"/>
+    </w:r>
+    <w:r>
+      <w:rPr>
+        <w:rFonts w:ascii="Times New Roman" w:hAnsi="Times New Roman" w:eastAsia="宋体" w:cs="Times New Roman"/>
+        <w:sz w:val="21"/>
+        <w:szCs w:val="21"/>
+      </w:rPr>
+      <w:instrText xml:space="preserve"> NUMPAGES </w:instrText>
+    </w:r>
+    <w:r>
+      <w:rPr>
+        <w:rFonts w:ascii="Times New Roman" w:hAnsi="Times New Roman" w:eastAsia="宋体" w:cs="Times New Roman"/>
+        <w:sz w:val="21"/>
+        <w:szCs w:val="21"/>
+      </w:rPr>
+      <w:fldChar w:fldCharType="separate"/>
+    </w:r>
+    <w:r>
+      <w:rPr>
+        <w:rFonts w:ascii="Times New Roman" w:hAnsi="Times New Roman" w:eastAsia="宋体" w:cs="Times New Roman"/>
+        <w:sz w:val="21"/>
+        <w:szCs w:val="21"/>
+      </w:rPr>
+      <w:t>7</w:t>
+    </w:r>
+    <w:r>
+      <w:rPr>
+        <w:rFonts w:ascii="Times New Roman" w:hAnsi="Times New Roman" w:eastAsia="宋体" w:cs="Times New Roman"/>
+        <w:sz w:val="21"/>
+        <w:szCs w:val="21"/>
+      </w:rPr>
+      <w:fldChar w:fldCharType="end"/>
+    </w:r>
+    <w:r>
+      <w:rPr>
+        <w:rFonts w:ascii="Times New Roman" w:hAnsi="Times New Roman" w:eastAsia="宋体" w:cs="Times New Roman"/>
+        <w:sz w:val="21"/>
+        <w:szCs w:val="21"/>
+      </w:rPr>
+      <w:t>页）</w:t>
     </w:r>
   </w:p>
 </w:ftr>
@@ -21901,14 +21969,16 @@
   <w:docDefaults>
     <w:rPrDefault>
       <w:rPr>
-        <w:rFonts w:ascii="Times New Roman" w:eastAsia="宋体" w:hAnsi="Times New Roman" w:cs="Times New Roman"/>
-        <w:kern w:val="2"/>
+        <w:rFonts w:ascii="Times New Roman" w:hAnsi="Times New Roman" w:eastAsia="宋体" w:cs="Times New Roman"/>
         <w:sz w:val="21"/>
-        <w:szCs w:val="22"/>
-        <w:lang w:val="en-US" w:eastAsia="zh-CN" w:bidi="ar-SA"/>
+        <w:szCs w:val="21"/>
       </w:rPr>
     </w:rPrDefault>
-    <w:pPrDefault/>
+    <w:pPrDefault>
+      <w:pPr>
+        <w:spacing w:before="0" w:after="0" w:line="300" w:lineRule="auto"/>
+      </w:pPr>
+    </w:pPrDefault>
   </w:docDefaults>
   <w:latentStyles w:defLockedState="0" w:defUIPriority="99" w:defSemiHidden="0" w:defUnhideWhenUsed="0" w:defQFormat="0" w:count="376">
     <w:lsdException w:name="Normal" w:uiPriority="0" w:qFormat="1"/>

--- a/高中数学/高中数学同步/人教B版选必1 第1章 空间向量与立体几何·知识清单（完成）.docx
+++ b/高中数学/高中数学同步/人教B版选必1 第1章 空间向量与立体几何·知识清单（完成）.docx
@@ -231,7 +231,7 @@
           <w:rFonts w:eastAsia="宋体" w:ascii="Times New Roman" w:hAnsi="Times New Roman"/>
           <w:sz w:val="21"/>
           <w:szCs w:val="21"/>
-          <w:bdr w:val="single" w:sz="8" w:space="0" w:color="auto"/>
+          <w:shd w:val="clear" w:color="auto" w:fill="D9D9D9"/>
         </w:rPr>
         <w:t xml:space="preserve">大小</w:t>
       </w:r>
@@ -256,7 +256,7 @@
           <w:rFonts w:eastAsia="宋体" w:ascii="Times New Roman" w:hAnsi="Times New Roman"/>
           <w:sz w:val="21"/>
           <w:szCs w:val="21"/>
-          <w:bdr w:val="single" w:sz="8" w:space="0" w:color="auto"/>
+          <w:shd w:val="clear" w:color="auto" w:fill="D9D9D9"/>
         </w:rPr>
         <w:t xml:space="preserve">方向</w:t>
       </w:r>
@@ -312,7 +312,7 @@
           <w:rFonts w:eastAsia="宋体" w:ascii="Times New Roman" w:hAnsi="Times New Roman"/>
           <w:sz w:val="21"/>
           <w:szCs w:val="21"/>
-          <w:bdr w:val="single" w:sz="8" w:space="0" w:color="auto"/>
+          <w:shd w:val="clear" w:color="auto" w:fill="D9D9D9"/>
         </w:rPr>
         <w:t xml:space="preserve">大小</w:t>
       </w:r>
@@ -337,7 +337,7 @@
           <w:rFonts w:eastAsia="宋体" w:ascii="Times New Roman" w:hAnsi="Times New Roman"/>
           <w:sz w:val="21"/>
           <w:szCs w:val="21"/>
-          <w:bdr w:val="single" w:sz="8" w:space="0" w:color="auto"/>
+          <w:shd w:val="clear" w:color="auto" w:fill="D9D9D9"/>
         </w:rPr>
         <w:t xml:space="preserve">模</w:t>
       </w:r>
@@ -629,7 +629,7 @@
             <m:ctrlPr>
               <w:rPr>
                 <w:rFonts w:ascii="Times New Roman" w:hAnsi="Times New Roman"/>
-                <w:bdr w:val="single" w:sz="8" w:space="0" w:color="auto"/>
+                <w:shd w:val="clear" w:color="auto" w:fill="D9D9D9"/>
               </w:rPr>
             </m:ctrlPr>
           </m:accPr>
@@ -667,7 +667,7 @@
             <m:ctrlPr>
               <w:rPr>
                 <w:rFonts w:ascii="Times New Roman" w:hAnsi="Times New Roman"/>
-                <w:bdr w:val="single" w:sz="8" w:space="0" w:color="auto"/>
+                <w:shd w:val="clear" w:color="auto" w:fill="D9D9D9"/>
               </w:rPr>
             </m:ctrlPr>
           </m:dPr>
@@ -717,7 +717,7 @@
             <m:ctrlPr>
               <w:rPr>
                 <w:rFonts w:ascii="Times New Roman" w:hAnsi="Times New Roman"/>
-                <w:bdr w:val="single" w:sz="8" w:space="0" w:color="auto"/>
+                <w:shd w:val="clear" w:color="auto" w:fill="D9D9D9"/>
               </w:rPr>
             </m:ctrlPr>
           </m:dPr>
@@ -943,7 +943,7 @@
                 <w:rFonts w:eastAsia="宋体" w:ascii="Times New Roman" w:hAnsi="Times New Roman"/>
                 <w:sz w:val="21"/>
                 <w:szCs w:val="21"/>
-                <w:bdr w:val="single" w:sz="8" w:space="0" w:color="auto"/>
+                <w:shd w:val="clear" w:color="auto" w:fill="D9D9D9"/>
               </w:rPr>
               <w:t xml:space="preserve">0</w:t>
             </w:r>
@@ -1041,7 +1041,7 @@
                 <w:rFonts w:eastAsia="宋体" w:ascii="Times New Roman" w:hAnsi="Times New Roman"/>
                 <w:sz w:val="21"/>
                 <w:szCs w:val="21"/>
-                <w:bdr w:val="single" w:sz="8" w:space="0" w:color="auto"/>
+                <w:shd w:val="clear" w:color="auto" w:fill="D9D9D9"/>
               </w:rPr>
               <w:t xml:space="preserve">1</w:t>
             </w:r>
@@ -1158,7 +1158,7 @@
                 <w:rFonts w:eastAsia="宋体" w:ascii="Times New Roman" w:hAnsi="Times New Roman"/>
                 <w:sz w:val="21"/>
                 <w:szCs w:val="21"/>
-                <w:bdr w:val="single" w:sz="8" w:space="0" w:color="auto"/>
+                <w:shd w:val="clear" w:color="auto" w:fill="D9D9D9"/>
               </w:rPr>
               <w:t xml:space="preserve">相同</w:t>
             </w:r>
@@ -1183,7 +1183,7 @@
                 <w:rFonts w:eastAsia="宋体" w:ascii="Times New Roman" w:hAnsi="Times New Roman"/>
                 <w:sz w:val="21"/>
                 <w:szCs w:val="21"/>
-                <w:bdr w:val="single" w:sz="8" w:space="0" w:color="auto"/>
+                <w:shd w:val="clear" w:color="auto" w:fill="D9D9D9"/>
               </w:rPr>
               <w:t xml:space="preserve">相反</w:t>
             </w:r>
@@ -1336,7 +1336,7 @@
                 <w:rFonts w:eastAsia="宋体" w:ascii="Times New Roman" w:hAnsi="Times New Roman"/>
                 <w:sz w:val="21"/>
                 <w:szCs w:val="21"/>
-                <w:bdr w:val="single" w:sz="8" w:space="0" w:color="auto"/>
+                <w:shd w:val="clear" w:color="auto" w:fill="D9D9D9"/>
               </w:rPr>
               <w:t xml:space="preserve">平行</w:t>
             </w:r>
@@ -1361,7 +1361,7 @@
                 <w:rFonts w:eastAsia="宋体" w:ascii="Times New Roman" w:hAnsi="Times New Roman"/>
                 <w:sz w:val="21"/>
                 <w:szCs w:val="21"/>
-                <w:bdr w:val="single" w:sz="8" w:space="0" w:color="auto"/>
+                <w:shd w:val="clear" w:color="auto" w:fill="D9D9D9"/>
               </w:rPr>
               <w:t xml:space="preserve">重合</w:t>
             </w:r>
@@ -1401,7 +1401,7 @@
                 <w:rFonts w:eastAsia="宋体" w:ascii="Times New Roman" w:hAnsi="Times New Roman"/>
                 <w:sz w:val="21"/>
                 <w:szCs w:val="21"/>
-                <w:bdr w:val="single" w:sz="8" w:space="0" w:color="auto"/>
+                <w:shd w:val="clear" w:color="auto" w:fill="D9D9D9"/>
               </w:rPr>
               <w:t xml:space="preserve">平行</w:t>
             </w:r>
@@ -1562,7 +1562,7 @@
                 <w:rFonts w:eastAsia="宋体" w:ascii="Times New Roman" w:hAnsi="Times New Roman"/>
                 <w:sz w:val="21"/>
                 <w:szCs w:val="21"/>
-                <w:bdr w:val="single" w:sz="8" w:space="0" w:color="auto"/>
+                <w:shd w:val="clear" w:color="auto" w:fill="D9D9D9"/>
               </w:rPr>
               <w:t xml:space="preserve">相同</w:t>
             </w:r>
@@ -1589,7 +1589,7 @@
                 <w:rFonts w:eastAsia="宋体" w:ascii="Times New Roman" w:hAnsi="Times New Roman"/>
                 <w:sz w:val="21"/>
                 <w:szCs w:val="21"/>
-                <w:bdr w:val="single" w:sz="8" w:space="0" w:color="auto"/>
+                <w:shd w:val="clear" w:color="auto" w:fill="D9D9D9"/>
               </w:rPr>
               <w:t xml:space="preserve">相等</w:t>
             </w:r>
@@ -1858,7 +1858,7 @@
                   <m:ctrlPr>
                     <w:rPr>
                       <w:rFonts w:ascii="Times New Roman" w:hAnsi="Times New Roman"/>
-                      <w:bdr w:val="single" w:sz="8" w:space="0" w:color="auto"/>
+                      <w:shd w:val="clear" w:color="auto" w:fill="D9D9D9"/>
                     </w:rPr>
                   </m:ctrlPr>
                 </m:accPr>
@@ -2130,7 +2130,7 @@
                   <m:ctrlPr>
                     <w:rPr>
                       <w:rFonts w:ascii="Times New Roman" w:hAnsi="Times New Roman"/>
-                      <w:bdr w:val="single" w:sz="8" w:space="0" w:color="auto"/>
+                      <w:shd w:val="clear" w:color="auto" w:fill="D9D9D9"/>
                     </w:rPr>
                   </m:ctrlPr>
                 </m:accPr>
@@ -2898,7 +2898,7 @@
                   <m:ctrlPr>
                     <w:rPr>
                       <w:rFonts w:ascii="Times New Roman" w:hAnsi="Times New Roman"/>
-                      <w:bdr w:val="single" w:sz="8" w:space="0" w:color="auto"/>
+                      <w:shd w:val="clear" w:color="auto" w:fill="D9D9D9"/>
                     </w:rPr>
                   </m:ctrlPr>
                 </m:accPr>
@@ -2914,7 +2914,7 @@
               <m:r>
                 <w:rPr>
                   <w:rFonts w:ascii="Times New Roman" w:hAnsi="Times New Roman" w:cs="Cambria Math"/>
-                  <w:bdr w:val="single" w:sz="8" w:space="0" w:color="auto"/>
+                  <w:shd w:val="clear" w:color="auto" w:fill="D9D9D9"/>
                 </w:rPr>
                 <m:t>+</m:t>
               </m:r>
@@ -2924,7 +2924,7 @@
                   <m:ctrlPr>
                     <w:rPr>
                       <w:rFonts w:ascii="Times New Roman" w:hAnsi="Times New Roman"/>
-                      <w:bdr w:val="single" w:sz="8" w:space="0" w:color="auto"/>
+                      <w:shd w:val="clear" w:color="auto" w:fill="D9D9D9"/>
                     </w:rPr>
                   </m:ctrlPr>
                 </m:accPr>
@@ -3114,7 +3114,7 @@
                   <m:ctrlPr>
                     <w:rPr>
                       <w:rFonts w:ascii="Times New Roman" w:hAnsi="Times New Roman"/>
-                      <w:bdr w:val="single" w:sz="8" w:space="0" w:color="auto"/>
+                      <w:shd w:val="clear" w:color="auto" w:fill="D9D9D9"/>
                     </w:rPr>
                   </m:ctrlPr>
                 </m:accPr>
@@ -3130,7 +3130,7 @@
               <m:r>
                 <w:rPr>
                   <w:rFonts w:ascii="Times New Roman" w:hAnsi="Times New Roman" w:cs="Cambria Math"/>
-                  <w:bdr w:val="single" w:sz="8" w:space="0" w:color="auto"/>
+                  <w:shd w:val="clear" w:color="auto" w:fill="D9D9D9"/>
                 </w:rPr>
                 <m:t>+</m:t>
               </m:r>
@@ -3139,7 +3139,7 @@
                   <m:ctrlPr>
                     <w:rPr>
                       <w:rFonts w:ascii="Times New Roman" w:hAnsi="Times New Roman"/>
-                      <w:bdr w:val="single" w:sz="8" w:space="0" w:color="auto"/>
+                      <w:shd w:val="clear" w:color="auto" w:fill="D9D9D9"/>
                     </w:rPr>
                   </m:ctrlPr>
                 </m:dPr>
@@ -3243,7 +3243,7 @@
                   <m:ctrlPr>
                     <w:rPr>
                       <w:rFonts w:ascii="Times New Roman" w:hAnsi="Times New Roman"/>
-                      <w:bdr w:val="single" w:sz="8" w:space="0" w:color="auto"/>
+                      <w:shd w:val="clear" w:color="auto" w:fill="D9D9D9"/>
                     </w:rPr>
                   </m:ctrlPr>
                 </m:dPr>
@@ -3262,7 +3262,7 @@
                   <m:ctrlPr>
                     <w:rPr>
                       <w:rFonts w:ascii="Times New Roman" w:hAnsi="Times New Roman"/>
-                      <w:bdr w:val="single" w:sz="8" w:space="0" w:color="auto"/>
+                      <w:shd w:val="clear" w:color="auto" w:fill="D9D9D9"/>
                     </w:rPr>
                   </m:ctrlPr>
                 </m:accPr>
@@ -3492,7 +3492,7 @@
               <m:r>
                 <w:rPr>
                   <w:rFonts w:ascii="Times New Roman" w:hAnsi="Times New Roman" w:cs="Cambria Math"/>
-                  <w:bdr w:val="single" w:sz="8" w:space="0" w:color="auto"/>
+                  <w:shd w:val="clear" w:color="auto" w:fill="D9D9D9"/>
                 </w:rPr>
                 <m:t>λ</m:t>
               </m:r>
@@ -3502,7 +3502,7 @@
                   <m:ctrlPr>
                     <w:rPr>
                       <w:rFonts w:ascii="Times New Roman" w:hAnsi="Times New Roman"/>
-                      <w:bdr w:val="single" w:sz="8" w:space="0" w:color="auto"/>
+                      <w:shd w:val="clear" w:color="auto" w:fill="D9D9D9"/>
                     </w:rPr>
                   </m:ctrlPr>
                 </m:accPr>
@@ -3518,7 +3518,7 @@
               <m:r>
                 <w:rPr>
                   <w:rFonts w:ascii="Times New Roman" w:hAnsi="Times New Roman" w:cs="Cambria Math"/>
-                  <w:bdr w:val="single" w:sz="8" w:space="0" w:color="auto"/>
+                  <w:shd w:val="clear" w:color="auto" w:fill="D9D9D9"/>
                 </w:rPr>
                 <m:t>+λ</m:t>
               </m:r>
@@ -3528,7 +3528,7 @@
                   <m:ctrlPr>
                     <w:rPr>
                       <w:rFonts w:ascii="Times New Roman" w:hAnsi="Times New Roman"/>
-                      <w:bdr w:val="single" w:sz="8" w:space="0" w:color="auto"/>
+                      <w:shd w:val="clear" w:color="auto" w:fill="D9D9D9"/>
                     </w:rPr>
                   </m:ctrlPr>
                 </m:accPr>
@@ -3755,7 +3755,7 @@
             <m:ctrlPr>
               <w:rPr>
                 <w:rFonts w:ascii="Times New Roman" w:hAnsi="Times New Roman"/>
-                <w:bdr w:val="single" w:sz="8" w:space="0" w:color="auto"/>
+                <w:shd w:val="clear" w:color="auto" w:fill="D9D9D9"/>
               </w:rPr>
             </m:ctrlPr>
           </m:accPr>
@@ -3771,7 +3771,7 @@
         <m:r>
           <w:rPr>
             <w:rFonts w:ascii="Times New Roman" w:hAnsi="Times New Roman" w:cs="Cambria Math"/>
-            <w:bdr w:val="single" w:sz="8" w:space="0" w:color="auto"/>
+            <w:shd w:val="clear" w:color="auto" w:fill="D9D9D9"/>
           </w:rPr>
           <m:t>=λ</m:t>
         </m:r>
@@ -3781,7 +3781,7 @@
             <m:ctrlPr>
               <w:rPr>
                 <w:rFonts w:ascii="Times New Roman" w:hAnsi="Times New Roman"/>
-                <w:bdr w:val="single" w:sz="8" w:space="0" w:color="auto"/>
+                <w:shd w:val="clear" w:color="auto" w:fill="D9D9D9"/>
               </w:rPr>
             </m:ctrlPr>
           </m:accPr>
@@ -4209,7 +4209,7 @@
               <m:r>
                 <w:rPr>
                   <w:rFonts w:ascii="Times New Roman" w:hAnsi="Times New Roman" w:cs="Cambria Math"/>
-                  <w:bdr w:val="single" w:sz="8" w:space="0" w:color="auto"/>
+                  <w:shd w:val="clear" w:color="auto" w:fill="D9D9D9"/>
                 </w:rPr>
                 <m:t>∠AOB</m:t>
               </m:r>
@@ -4294,7 +4294,7 @@
                   <m:ctrlPr>
                     <w:rPr>
                       <w:rFonts w:ascii="Times New Roman" w:hAnsi="Times New Roman"/>
-                      <w:bdr w:val="single" w:sz="8" w:space="0" w:color="auto"/>
+                      <w:shd w:val="clear" w:color="auto" w:fill="D9D9D9"/>
                     </w:rPr>
                   </m:ctrlPr>
                 </m:dPr>
@@ -4421,7 +4421,7 @@
                 <w:rFonts w:eastAsia="宋体" w:ascii="Times New Roman" w:hAnsi="Times New Roman"/>
                 <w:sz w:val="21"/>
                 <w:szCs w:val="21"/>
-                <w:bdr w:val="single" w:sz="8" w:space="0" w:color="auto"/>
+                <w:shd w:val="clear" w:color="auto" w:fill="D9D9D9"/>
               </w:rPr>
               <w:t xml:space="preserve">0</w:t>
             </w:r>
@@ -4496,7 +4496,7 @@
                   <m:ctrlPr>
                     <w:rPr>
                       <w:rFonts w:ascii="Times New Roman" w:hAnsi="Times New Roman"/>
-                      <w:bdr w:val="single" w:sz="8" w:space="0" w:color="auto"/>
+                      <w:shd w:val="clear" w:color="auto" w:fill="D9D9D9"/>
                     </w:rPr>
                   </m:ctrlPr>
                 </m:accPr>
@@ -4603,7 +4603,7 @@
                   <m:ctrlPr>
                     <w:rPr>
                       <w:rFonts w:ascii="Times New Roman" w:hAnsi="Times New Roman"/>
-                      <w:bdr w:val="single" w:sz="8" w:space="0" w:color="auto"/>
+                      <w:shd w:val="clear" w:color="auto" w:fill="D9D9D9"/>
                     </w:rPr>
                   </m:ctrlPr>
                 </m:fPr>
@@ -4704,7 +4704,7 @@
                   <m:ctrlPr>
                     <w:rPr>
                       <w:rFonts w:ascii="Times New Roman" w:hAnsi="Times New Roman"/>
-                      <w:bdr w:val="single" w:sz="8" w:space="0" w:color="auto"/>
+                      <w:shd w:val="clear" w:color="auto" w:fill="D9D9D9"/>
                     </w:rPr>
                   </m:ctrlPr>
                 </m:accPr>
@@ -4720,7 +4720,7 @@
               <m:r>
                 <w:rPr>
                   <w:rFonts w:ascii="Times New Roman" w:hAnsi="Times New Roman" w:cs="Cambria Math"/>
-                  <w:bdr w:val="single" w:sz="8" w:space="0" w:color="auto"/>
+                  <w:shd w:val="clear" w:color="auto" w:fill="D9D9D9"/>
                 </w:rPr>
                 <m:t>⊥</m:t>
               </m:r>
@@ -4730,7 +4730,7 @@
                   <m:ctrlPr>
                     <w:rPr>
                       <w:rFonts w:ascii="Times New Roman" w:hAnsi="Times New Roman"/>
-                      <w:bdr w:val="single" w:sz="8" w:space="0" w:color="auto"/>
+                      <w:shd w:val="clear" w:color="auto" w:fill="D9D9D9"/>
                     </w:rPr>
                   </m:ctrlPr>
                 </m:accPr>
@@ -4877,7 +4877,7 @@
           <w:rFonts w:eastAsia="宋体" w:ascii="Times New Roman" w:hAnsi="Times New Roman"/>
           <w:sz w:val="21"/>
           <w:szCs w:val="21"/>
-          <w:bdr w:val="single" w:sz="8" w:space="0" w:color="auto"/>
+          <w:shd w:val="clear" w:color="auto" w:fill="D9D9D9"/>
         </w:rPr>
         <w:t xml:space="preserve">向量</w:t>
       </w:r>
@@ -4888,7 +4888,7 @@
             <m:ctrlPr>
               <w:rPr>
                 <w:rFonts w:ascii="Times New Roman" w:hAnsi="Times New Roman"/>
-                <w:bdr w:val="single" w:sz="8" w:space="0" w:color="auto"/>
+                <w:shd w:val="clear" w:color="auto" w:fill="D9D9D9"/>
               </w:rPr>
             </m:ctrlPr>
           </m:accPr>
@@ -4907,7 +4907,7 @@
           <w:rFonts w:eastAsia="宋体" w:ascii="Times New Roman" w:hAnsi="Times New Roman"/>
           <w:sz w:val="21"/>
           <w:szCs w:val="21"/>
-          <w:bdr w:val="single" w:sz="8" w:space="0" w:color="auto"/>
+          <w:shd w:val="clear" w:color="auto" w:fill="D9D9D9"/>
         </w:rPr>
         <w:t xml:space="preserve">的模长与</w:t>
       </w:r>
@@ -4918,7 +4918,7 @@
             <m:ctrlPr>
               <w:rPr>
                 <w:rFonts w:ascii="Times New Roman" w:hAnsi="Times New Roman"/>
-                <w:bdr w:val="single" w:sz="8" w:space="0" w:color="auto"/>
+                <w:shd w:val="clear" w:color="auto" w:fill="D9D9D9"/>
               </w:rPr>
             </m:ctrlPr>
           </m:accPr>
@@ -4937,7 +4937,7 @@
           <w:rFonts w:eastAsia="宋体" w:ascii="Times New Roman" w:hAnsi="Times New Roman"/>
           <w:sz w:val="21"/>
           <w:szCs w:val="21"/>
-          <w:bdr w:val="single" w:sz="8" w:space="0" w:color="auto"/>
+          <w:shd w:val="clear" w:color="auto" w:fill="D9D9D9"/>
         </w:rPr>
         <w:t xml:space="preserve">在向量</w:t>
       </w:r>
@@ -4948,7 +4948,7 @@
             <m:ctrlPr>
               <w:rPr>
                 <w:rFonts w:ascii="Times New Roman" w:hAnsi="Times New Roman"/>
-                <w:bdr w:val="single" w:sz="8" w:space="0" w:color="auto"/>
+                <w:shd w:val="clear" w:color="auto" w:fill="D9D9D9"/>
               </w:rPr>
             </m:ctrlPr>
           </m:accPr>
@@ -4967,7 +4967,7 @@
           <w:rFonts w:eastAsia="宋体" w:ascii="Times New Roman" w:hAnsi="Times New Roman"/>
           <w:sz w:val="21"/>
           <w:szCs w:val="21"/>
-          <w:bdr w:val="single" w:sz="8" w:space="0" w:color="auto"/>
+          <w:shd w:val="clear" w:color="auto" w:fill="D9D9D9"/>
         </w:rPr>
         <w:t xml:space="preserve">方向上的投影的乘积</w:t>
       </w:r>
@@ -5149,7 +5149,7 @@
         <m:r>
           <w:rPr>
             <w:rFonts w:ascii="Times New Roman" w:hAnsi="Times New Roman" w:cs="Cambria Math"/>
-            <w:bdr w:val="single" w:sz="8" w:space="0" w:color="auto"/>
+            <w:shd w:val="clear" w:color="auto" w:fill="D9D9D9"/>
           </w:rPr>
           <m:t>|</m:t>
         </m:r>
@@ -5159,7 +5159,7 @@
             <m:ctrlPr>
               <w:rPr>
                 <w:rFonts w:ascii="Times New Roman" w:hAnsi="Times New Roman"/>
-                <w:bdr w:val="single" w:sz="8" w:space="0" w:color="auto"/>
+                <w:shd w:val="clear" w:color="auto" w:fill="D9D9D9"/>
               </w:rPr>
             </m:ctrlPr>
           </m:accPr>
@@ -5175,7 +5175,7 @@
         <m:r>
           <w:rPr>
             <w:rFonts w:ascii="Times New Roman" w:hAnsi="Times New Roman" w:cs="Cambria Math"/>
-            <w:bdr w:val="single" w:sz="8" w:space="0" w:color="auto"/>
+            <w:shd w:val="clear" w:color="auto" w:fill="D9D9D9"/>
           </w:rPr>
           <m:t>||</m:t>
         </m:r>
@@ -5185,7 +5185,7 @@
             <m:ctrlPr>
               <w:rPr>
                 <w:rFonts w:ascii="Times New Roman" w:hAnsi="Times New Roman"/>
-                <w:bdr w:val="single" w:sz="8" w:space="0" w:color="auto"/>
+                <w:shd w:val="clear" w:color="auto" w:fill="D9D9D9"/>
               </w:rPr>
             </m:ctrlPr>
           </m:accPr>
@@ -5201,7 +5201,7 @@
         <m:r>
           <w:rPr>
             <w:rFonts w:ascii="Times New Roman" w:hAnsi="Times New Roman" w:cs="Cambria Math"/>
-            <w:bdr w:val="single" w:sz="8" w:space="0" w:color="auto"/>
+            <w:shd w:val="clear" w:color="auto" w:fill="D9D9D9"/>
           </w:rPr>
           <m:t>|</m:t>
         </m:r>
@@ -5211,14 +5211,14 @@
           </m:rPr>
           <w:rPr>
             <w:rFonts w:ascii="Times New Roman" w:hAnsi="Times New Roman" w:cs="Cambria Math"/>
-            <w:bdr w:val="single" w:sz="8" w:space="0" w:color="auto"/>
+            <w:shd w:val="clear" w:color="auto" w:fill="D9D9D9"/>
           </w:rPr>
           <m:t>cos</m:t>
         </m:r>
         <m:r>
           <w:rPr>
             <w:rFonts w:ascii="Times New Roman" w:hAnsi="Times New Roman" w:cs="Cambria Math"/>
-            <w:bdr w:val="single" w:sz="8" w:space="0" w:color="auto"/>
+            <w:shd w:val="clear" w:color="auto" w:fill="D9D9D9"/>
           </w:rPr>
           <m:t>〈</m:t>
         </m:r>
@@ -5228,7 +5228,7 @@
             <m:ctrlPr>
               <w:rPr>
                 <w:rFonts w:ascii="Times New Roman" w:hAnsi="Times New Roman"/>
-                <w:bdr w:val="single" w:sz="8" w:space="0" w:color="auto"/>
+                <w:shd w:val="clear" w:color="auto" w:fill="D9D9D9"/>
               </w:rPr>
             </m:ctrlPr>
           </m:accPr>
@@ -5244,7 +5244,7 @@
         <m:r>
           <w:rPr>
             <w:rFonts w:ascii="Times New Roman" w:hAnsi="Times New Roman" w:cs="Cambria Math"/>
-            <w:bdr w:val="single" w:sz="8" w:space="0" w:color="auto"/>
+            <w:shd w:val="clear" w:color="auto" w:fill="D9D9D9"/>
           </w:rPr>
           <m:t>,</m:t>
         </m:r>
@@ -5254,7 +5254,7 @@
             <m:ctrlPr>
               <w:rPr>
                 <w:rFonts w:ascii="Times New Roman" w:hAnsi="Times New Roman"/>
-                <w:bdr w:val="single" w:sz="8" w:space="0" w:color="auto"/>
+                <w:shd w:val="clear" w:color="auto" w:fill="D9D9D9"/>
               </w:rPr>
             </m:ctrlPr>
           </m:accPr>
@@ -5270,7 +5270,7 @@
         <m:r>
           <w:rPr>
             <w:rFonts w:ascii="Times New Roman" w:hAnsi="Times New Roman" w:cs="Cambria Math"/>
-            <w:bdr w:val="single" w:sz="8" w:space="0" w:color="auto"/>
+            <w:shd w:val="clear" w:color="auto" w:fill="D9D9D9"/>
           </w:rPr>
           <m:t>〉</m:t>
         </m:r>
@@ -5410,7 +5410,7 @@
             <m:ctrlPr>
               <w:rPr>
                 <w:rFonts w:ascii="Times New Roman" w:hAnsi="Times New Roman"/>
-                <w:bdr w:val="single" w:sz="8" w:space="0" w:color="auto"/>
+                <w:shd w:val="clear" w:color="auto" w:fill="D9D9D9"/>
               </w:rPr>
             </m:ctrlPr>
           </m:accPr>
@@ -5426,7 +5426,7 @@
         <m:r>
           <w:rPr>
             <w:rFonts w:ascii="Times New Roman" w:hAnsi="Times New Roman" w:cs="Cambria Math"/>
-            <w:bdr w:val="single" w:sz="8" w:space="0" w:color="auto"/>
+            <w:shd w:val="clear" w:color="auto" w:fill="D9D9D9"/>
           </w:rPr>
           <m:t>⋅</m:t>
         </m:r>
@@ -5436,7 +5436,7 @@
             <m:ctrlPr>
               <w:rPr>
                 <w:rFonts w:ascii="Times New Roman" w:hAnsi="Times New Roman"/>
-                <w:bdr w:val="single" w:sz="8" w:space="0" w:color="auto"/>
+                <w:shd w:val="clear" w:color="auto" w:fill="D9D9D9"/>
               </w:rPr>
             </m:ctrlPr>
           </m:accPr>
@@ -5452,7 +5452,7 @@
         <m:r>
           <w:rPr>
             <w:rFonts w:ascii="Times New Roman" w:hAnsi="Times New Roman" w:cs="Cambria Math"/>
-            <w:bdr w:val="single" w:sz="8" w:space="0" w:color="auto"/>
+            <w:shd w:val="clear" w:color="auto" w:fill="D9D9D9"/>
           </w:rPr>
           <m:t>=0</m:t>
         </m:r>
@@ -5640,7 +5640,7 @@
             <m:ctrlPr>
               <w:rPr>
                 <w:rFonts w:ascii="Times New Roman" w:hAnsi="Times New Roman"/>
-                <w:bdr w:val="single" w:sz="8" w:space="0" w:color="auto"/>
+                <w:shd w:val="clear" w:color="auto" w:fill="D9D9D9"/>
               </w:rPr>
             </m:ctrlPr>
           </m:sSupPr>
@@ -5954,7 +5954,7 @@
             <m:ctrlPr>
               <w:rPr>
                 <w:rFonts w:ascii="Times New Roman" w:hAnsi="Times New Roman"/>
-                <w:bdr w:val="single" w:sz="8" w:space="0" w:color="auto"/>
+                <w:shd w:val="clear" w:color="auto" w:fill="D9D9D9"/>
               </w:rPr>
             </m:ctrlPr>
           </m:dPr>
@@ -5985,7 +5985,7 @@
           </m:rPr>
           <w:rPr>
             <w:rFonts w:ascii="Times New Roman" w:hAnsi="Times New Roman" w:cs="Cambria Math"/>
-            <w:bdr w:val="single" w:sz="8" w:space="0" w:color="auto"/>
+            <w:shd w:val="clear" w:color="auto" w:fill="D9D9D9"/>
           </w:rPr>
           <m:t>cos</m:t>
         </m:r>
@@ -5996,7 +5996,7 @@
             <m:ctrlPr>
               <w:rPr>
                 <w:rFonts w:ascii="Times New Roman" w:hAnsi="Times New Roman"/>
-                <w:bdr w:val="single" w:sz="8" w:space="0" w:color="auto"/>
+                <w:shd w:val="clear" w:color="auto" w:fill="D9D9D9"/>
               </w:rPr>
             </m:ctrlPr>
           </m:dPr>
@@ -6048,7 +6048,7 @@
         <m:r>
           <w:rPr>
             <w:rFonts w:ascii="Times New Roman" w:hAnsi="Times New Roman" w:cs="Cambria Math"/>
-            <w:bdr w:val="single" w:sz="8" w:space="0" w:color="auto"/>
+            <w:shd w:val="clear" w:color="auto" w:fill="D9D9D9"/>
           </w:rPr>
           <m:t>⋅</m:t>
         </m:r>
@@ -6057,7 +6057,7 @@
             <m:ctrlPr>
               <w:rPr>
                 <w:rFonts w:ascii="Times New Roman" w:hAnsi="Times New Roman"/>
-                <w:bdr w:val="single" w:sz="8" w:space="0" w:color="auto"/>
+                <w:shd w:val="clear" w:color="auto" w:fill="D9D9D9"/>
               </w:rPr>
             </m:ctrlPr>
           </m:fPr>
@@ -6694,7 +6694,7 @@
             <m:ctrlPr>
               <w:rPr>
                 <w:rFonts w:ascii="Times New Roman" w:hAnsi="Times New Roman"/>
-                <w:bdr w:val="single" w:sz="8" w:space="0" w:color="auto"/>
+                <w:shd w:val="clear" w:color="auto" w:fill="D9D9D9"/>
               </w:rPr>
             </m:ctrlPr>
           </m:accPr>
@@ -6878,7 +6878,7 @@
           <w:rFonts w:eastAsia="宋体" w:ascii="Times New Roman" w:hAnsi="Times New Roman"/>
           <w:sz w:val="21"/>
           <w:szCs w:val="21"/>
-          <w:bdr w:val="single" w:sz="8" w:space="0" w:color="auto"/>
+          <w:shd w:val="clear" w:color="auto" w:fill="D9D9D9"/>
         </w:rPr>
         <w:t xml:space="preserve">同一平面</w:t>
       </w:r>
@@ -7036,7 +7036,7 @@
           <w:rFonts w:eastAsia="宋体" w:ascii="Times New Roman" w:hAnsi="Times New Roman"/>
           <w:sz w:val="21"/>
           <w:szCs w:val="21"/>
-          <w:bdr w:val="single" w:sz="8" w:space="0" w:color="auto"/>
+          <w:shd w:val="clear" w:color="auto" w:fill="D9D9D9"/>
         </w:rPr>
         <w:t xml:space="preserve">唯一</w:t>
       </w:r>
@@ -7116,7 +7116,7 @@
             <m:ctrlPr>
               <w:rPr>
                 <w:rFonts w:ascii="Times New Roman" w:hAnsi="Times New Roman"/>
-                <w:bdr w:val="single" w:sz="8" w:space="0" w:color="auto"/>
+                <w:shd w:val="clear" w:color="auto" w:fill="D9D9D9"/>
               </w:rPr>
             </m:ctrlPr>
           </m:accPr>
@@ -7132,7 +7132,7 @@
         <m:r>
           <w:rPr>
             <w:rFonts w:ascii="Times New Roman" w:hAnsi="Times New Roman" w:cs="Cambria Math"/>
-            <w:bdr w:val="single" w:sz="8" w:space="0" w:color="auto"/>
+            <w:shd w:val="clear" w:color="auto" w:fill="D9D9D9"/>
           </w:rPr>
           <m:t>x</m:t>
         </m:r>
@@ -7142,7 +7142,7 @@
             <m:ctrlPr>
               <w:rPr>
                 <w:rFonts w:ascii="Times New Roman" w:hAnsi="Times New Roman"/>
-                <w:bdr w:val="single" w:sz="8" w:space="0" w:color="auto"/>
+                <w:shd w:val="clear" w:color="auto" w:fill="D9D9D9"/>
               </w:rPr>
             </m:ctrlPr>
           </m:accPr>
@@ -7158,7 +7158,7 @@
         <m:r>
           <w:rPr>
             <w:rFonts w:ascii="Times New Roman" w:hAnsi="Times New Roman" w:cs="Cambria Math"/>
-            <w:bdr w:val="single" w:sz="8" w:space="0" w:color="auto"/>
+            <w:shd w:val="clear" w:color="auto" w:fill="D9D9D9"/>
           </w:rPr>
           <m:t>+y</m:t>
         </m:r>
@@ -7168,7 +7168,7 @@
             <m:ctrlPr>
               <w:rPr>
                 <w:rFonts w:ascii="Times New Roman" w:hAnsi="Times New Roman"/>
-                <w:bdr w:val="single" w:sz="8" w:space="0" w:color="auto"/>
+                <w:shd w:val="clear" w:color="auto" w:fill="D9D9D9"/>
               </w:rPr>
             </m:ctrlPr>
           </m:accPr>
@@ -7424,7 +7424,7 @@
             <m:ctrlPr>
               <w:rPr>
                 <w:rFonts w:ascii="Times New Roman" w:hAnsi="Times New Roman"/>
-                <w:bdr w:val="single" w:sz="8" w:space="0" w:color="auto"/>
+                <w:shd w:val="clear" w:color="auto" w:fill="D9D9D9"/>
               </w:rPr>
             </m:ctrlPr>
           </m:accPr>
@@ -7440,7 +7440,7 @@
         <m:r>
           <w:rPr>
             <w:rFonts w:ascii="Times New Roman" w:hAnsi="Times New Roman" w:cs="Cambria Math"/>
-            <w:bdr w:val="single" w:sz="8" w:space="0" w:color="auto"/>
+            <w:shd w:val="clear" w:color="auto" w:fill="D9D9D9"/>
           </w:rPr>
           <m:t>=x</m:t>
         </m:r>
@@ -7450,7 +7450,7 @@
             <m:ctrlPr>
               <w:rPr>
                 <w:rFonts w:ascii="Times New Roman" w:hAnsi="Times New Roman"/>
-                <w:bdr w:val="single" w:sz="8" w:space="0" w:color="auto"/>
+                <w:shd w:val="clear" w:color="auto" w:fill="D9D9D9"/>
               </w:rPr>
             </m:ctrlPr>
           </m:accPr>
@@ -7466,7 +7466,7 @@
         <m:r>
           <w:rPr>
             <w:rFonts w:ascii="Times New Roman" w:hAnsi="Times New Roman" w:cs="Cambria Math"/>
-            <w:bdr w:val="single" w:sz="8" w:space="0" w:color="auto"/>
+            <w:shd w:val="clear" w:color="auto" w:fill="D9D9D9"/>
           </w:rPr>
           <m:t>+y</m:t>
         </m:r>
@@ -7476,7 +7476,7 @@
             <m:ctrlPr>
               <w:rPr>
                 <w:rFonts w:ascii="Times New Roman" w:hAnsi="Times New Roman"/>
-                <w:bdr w:val="single" w:sz="8" w:space="0" w:color="auto"/>
+                <w:shd w:val="clear" w:color="auto" w:fill="D9D9D9"/>
               </w:rPr>
             </m:ctrlPr>
           </m:accPr>
@@ -7492,7 +7492,7 @@
         <m:r>
           <w:rPr>
             <w:rFonts w:ascii="Times New Roman" w:hAnsi="Times New Roman" w:cs="Cambria Math"/>
-            <w:bdr w:val="single" w:sz="8" w:space="0" w:color="auto"/>
+            <w:shd w:val="clear" w:color="auto" w:fill="D9D9D9"/>
           </w:rPr>
           <m:t>+z</m:t>
         </m:r>
@@ -7502,7 +7502,7 @@
             <m:ctrlPr>
               <w:rPr>
                 <w:rFonts w:ascii="Times New Roman" w:hAnsi="Times New Roman"/>
-                <w:bdr w:val="single" w:sz="8" w:space="0" w:color="auto"/>
+                <w:shd w:val="clear" w:color="auto" w:fill="D9D9D9"/>
               </w:rPr>
             </m:ctrlPr>
           </m:accPr>
@@ -7626,7 +7626,7 @@
           <w:rFonts w:eastAsia="宋体" w:ascii="Times New Roman" w:hAnsi="Times New Roman"/>
           <w:sz w:val="21"/>
           <w:szCs w:val="21"/>
-          <w:bdr w:val="single" w:sz="8" w:space="0" w:color="auto"/>
+          <w:shd w:val="clear" w:color="auto" w:fill="D9D9D9"/>
         </w:rPr>
         <w:t xml:space="preserve">基底</w:t>
       </w:r>
@@ -7735,7 +7735,7 @@
           <w:rFonts w:eastAsia="宋体" w:ascii="Times New Roman" w:hAnsi="Times New Roman"/>
           <w:sz w:val="21"/>
           <w:szCs w:val="21"/>
-          <w:bdr w:val="single" w:sz="8" w:space="0" w:color="auto"/>
+          <w:shd w:val="clear" w:color="auto" w:fill="D9D9D9"/>
         </w:rPr>
         <w:t xml:space="preserve">基向量</w:t>
       </w:r>
@@ -7854,7 +7854,7 @@
           <w:rFonts w:eastAsia="宋体" w:ascii="Times New Roman" w:hAnsi="Times New Roman"/>
           <w:sz w:val="21"/>
           <w:szCs w:val="21"/>
-          <w:bdr w:val="single" w:sz="8" w:space="0" w:color="auto"/>
+          <w:shd w:val="clear" w:color="auto" w:fill="D9D9D9"/>
         </w:rPr>
         <w:t xml:space="preserve">两两互相垂直</w:t>
       </w:r>
@@ -7879,7 +7879,7 @@
           <w:rFonts w:eastAsia="宋体" w:ascii="Times New Roman" w:hAnsi="Times New Roman"/>
           <w:sz w:val="21"/>
           <w:szCs w:val="21"/>
-          <w:bdr w:val="single" w:sz="8" w:space="0" w:color="auto"/>
+          <w:shd w:val="clear" w:color="auto" w:fill="D9D9D9"/>
         </w:rPr>
         <w:t xml:space="preserve">1</w:t>
       </w:r>
@@ -7904,7 +7904,7 @@
           <w:rFonts w:eastAsia="宋体" w:ascii="Times New Roman" w:hAnsi="Times New Roman"/>
           <w:sz w:val="21"/>
           <w:szCs w:val="21"/>
-          <w:bdr w:val="single" w:sz="8" w:space="0" w:color="auto"/>
+          <w:shd w:val="clear" w:color="auto" w:fill="D9D9D9"/>
         </w:rPr>
         <w:t xml:space="preserve">单位正交基底</w:t>
       </w:r>
@@ -7932,7 +7932,7 @@
             <m:ctrlPr>
               <w:rPr>
                 <w:rFonts w:ascii="Times New Roman" w:hAnsi="Times New Roman"/>
-                <w:bdr w:val="single" w:sz="8" w:space="0" w:color="auto"/>
+                <w:shd w:val="clear" w:color="auto" w:fill="D9D9D9"/>
               </w:rPr>
             </m:ctrlPr>
           </m:dPr>
@@ -8073,7 +8073,7 @@
           <w:rFonts w:eastAsia="宋体" w:ascii="Times New Roman" w:hAnsi="Times New Roman"/>
           <w:sz w:val="21"/>
           <w:szCs w:val="21"/>
-          <w:bdr w:val="single" w:sz="8" w:space="0" w:color="auto"/>
+          <w:shd w:val="clear" w:color="auto" w:fill="D9D9D9"/>
         </w:rPr>
         <w:t xml:space="preserve">正交分解</w:t>
       </w:r>
@@ -8185,7 +8185,7 @@
           <w:rFonts w:eastAsia="宋体" w:ascii="Times New Roman" w:hAnsi="Times New Roman"/>
           <w:sz w:val="21"/>
           <w:szCs w:val="21"/>
-          <w:bdr w:val="single" w:sz="8" w:space="0" w:color="auto"/>
+          <w:shd w:val="clear" w:color="auto" w:fill="D9D9D9"/>
         </w:rPr>
         <w:t xml:space="preserve">单位正交基底</w:t>
       </w:r>
@@ -8197,7 +8197,7 @@
             <m:ctrlPr>
               <w:rPr>
                 <w:rFonts w:ascii="Times New Roman" w:hAnsi="Times New Roman"/>
-                <w:bdr w:val="single" w:sz="8" w:space="0" w:color="auto"/>
+                <w:shd w:val="clear" w:color="auto" w:fill="D9D9D9"/>
               </w:rPr>
             </m:ctrlPr>
           </m:dPr>
@@ -8393,7 +8393,7 @@
           <w:rFonts w:eastAsia="宋体" w:ascii="Times New Roman" w:hAnsi="Times New Roman"/>
           <w:sz w:val="21"/>
           <w:szCs w:val="21"/>
-          <w:bdr w:val="single" w:sz="8" w:space="0" w:color="auto"/>
+          <w:shd w:val="clear" w:color="auto" w:fill="D9D9D9"/>
         </w:rPr>
         <w:t xml:space="preserve">正方向</w:t>
       </w:r>
@@ -8452,7 +8452,7 @@
           <w:rFonts w:eastAsia="宋体" w:ascii="Times New Roman" w:hAnsi="Times New Roman"/>
           <w:sz w:val="21"/>
           <w:szCs w:val="21"/>
-          <w:bdr w:val="single" w:sz="8" w:space="0" w:color="auto"/>
+          <w:shd w:val="clear" w:color="auto" w:fill="D9D9D9"/>
         </w:rPr>
         <w:t xml:space="preserve">坐标轴</w:t>
       </w:r>
@@ -8510,7 +8510,7 @@
           <w:rFonts w:eastAsia="宋体" w:ascii="Times New Roman" w:hAnsi="Times New Roman"/>
           <w:sz w:val="21"/>
           <w:szCs w:val="21"/>
-          <w:bdr w:val="single" w:sz="8" w:space="0" w:color="auto"/>
+          <w:shd w:val="clear" w:color="auto" w:fill="D9D9D9"/>
         </w:rPr>
         <w:t xml:space="preserve">原点</w:t>
       </w:r>
@@ -8793,7 +8793,7 @@
             <m:ctrlPr>
               <w:rPr>
                 <w:rFonts w:ascii="Times New Roman" w:hAnsi="Times New Roman"/>
-                <w:bdr w:val="single" w:sz="8" w:space="0" w:color="auto"/>
+                <w:shd w:val="clear" w:color="auto" w:fill="D9D9D9"/>
               </w:rPr>
             </m:ctrlPr>
           </m:sSupPr>
@@ -8820,7 +8820,7 @@
           <w:rFonts w:eastAsia="宋体" w:ascii="Times New Roman" w:hAnsi="Times New Roman"/>
           <w:sz w:val="21"/>
           <w:szCs w:val="21"/>
-          <w:bdr w:val="single" w:sz="8" w:space="0" w:color="auto"/>
+          <w:shd w:val="clear" w:color="auto" w:fill="D9D9D9"/>
         </w:rPr>
         <w:t xml:space="preserve">或</w:t>
       </w:r>
@@ -8830,7 +8830,7 @@
             <m:ctrlPr>
               <w:rPr>
                 <w:rFonts w:ascii="Times New Roman" w:hAnsi="Times New Roman"/>
-                <w:bdr w:val="single" w:sz="8" w:space="0" w:color="auto"/>
+                <w:shd w:val="clear" w:color="auto" w:fill="D9D9D9"/>
               </w:rPr>
             </m:ctrlPr>
           </m:sSupPr>
@@ -8882,7 +8882,7 @@
             <m:ctrlPr>
               <w:rPr>
                 <w:rFonts w:ascii="Times New Roman" w:hAnsi="Times New Roman"/>
-                <w:bdr w:val="single" w:sz="8" w:space="0" w:color="auto"/>
+                <w:shd w:val="clear" w:color="auto" w:fill="D9D9D9"/>
               </w:rPr>
             </m:ctrlPr>
           </m:sSupPr>
@@ -8987,7 +8987,7 @@
           <w:rFonts w:eastAsia="宋体" w:ascii="Times New Roman" w:hAnsi="Times New Roman"/>
           <w:sz w:val="21"/>
           <w:szCs w:val="21"/>
-          <w:bdr w:val="single" w:sz="8" w:space="0" w:color="auto"/>
+          <w:shd w:val="clear" w:color="auto" w:fill="D9D9D9"/>
         </w:rPr>
         <w:t xml:space="preserve">正方向</w:t>
       </w:r>
@@ -9029,7 +9029,7 @@
           <w:rFonts w:eastAsia="宋体" w:ascii="Times New Roman" w:hAnsi="Times New Roman"/>
           <w:sz w:val="21"/>
           <w:szCs w:val="21"/>
-          <w:bdr w:val="single" w:sz="8" w:space="0" w:color="auto"/>
+          <w:shd w:val="clear" w:color="auto" w:fill="D9D9D9"/>
         </w:rPr>
         <w:t xml:space="preserve">正方向</w:t>
       </w:r>
@@ -9071,7 +9071,7 @@
           <w:rFonts w:eastAsia="宋体" w:ascii="Times New Roman" w:hAnsi="Times New Roman"/>
           <w:sz w:val="21"/>
           <w:szCs w:val="21"/>
-          <w:bdr w:val="single" w:sz="8" w:space="0" w:color="auto"/>
+          <w:shd w:val="clear" w:color="auto" w:fill="D9D9D9"/>
         </w:rPr>
         <w:t xml:space="preserve">正方向</w:t>
       </w:r>
@@ -9327,7 +9327,7 @@
           <w:rFonts w:eastAsia="宋体" w:ascii="Times New Roman" w:hAnsi="Times New Roman"/>
           <w:sz w:val="21"/>
           <w:szCs w:val="21"/>
-          <w:bdr w:val="single" w:sz="8" w:space="0" w:color="auto"/>
+          <w:shd w:val="clear" w:color="auto" w:fill="D9D9D9"/>
         </w:rPr>
         <w:t xml:space="preserve">有序实数组</w:t>
       </w:r>
@@ -9337,7 +9337,7 @@
             <m:ctrlPr>
               <w:rPr>
                 <w:rFonts w:ascii="Times New Roman" w:hAnsi="Times New Roman"/>
-                <w:bdr w:val="single" w:sz="8" w:space="0" w:color="auto"/>
+                <w:shd w:val="clear" w:color="auto" w:fill="D9D9D9"/>
               </w:rPr>
             </m:ctrlPr>
           </m:dPr>
@@ -9439,7 +9439,7 @@
           <w:rFonts w:eastAsia="宋体" w:ascii="Times New Roman" w:hAnsi="Times New Roman"/>
           <w:sz w:val="21"/>
           <w:szCs w:val="21"/>
-          <w:bdr w:val="single" w:sz="8" w:space="0" w:color="auto"/>
+          <w:shd w:val="clear" w:color="auto" w:fill="D9D9D9"/>
         </w:rPr>
         <w:t xml:space="preserve">横坐标</w:t>
       </w:r>
@@ -9498,7 +9498,7 @@
           <w:rFonts w:eastAsia="宋体" w:ascii="Times New Roman" w:hAnsi="Times New Roman"/>
           <w:sz w:val="21"/>
           <w:szCs w:val="21"/>
-          <w:bdr w:val="single" w:sz="8" w:space="0" w:color="auto"/>
+          <w:shd w:val="clear" w:color="auto" w:fill="D9D9D9"/>
         </w:rPr>
         <w:t xml:space="preserve">纵坐标</w:t>
       </w:r>
@@ -9557,7 +9557,7 @@
           <w:rFonts w:eastAsia="宋体" w:ascii="Times New Roman" w:hAnsi="Times New Roman"/>
           <w:sz w:val="21"/>
           <w:szCs w:val="21"/>
-          <w:bdr w:val="single" w:sz="8" w:space="0" w:color="auto"/>
+          <w:shd w:val="clear" w:color="auto" w:fill="D9D9D9"/>
         </w:rPr>
         <w:t xml:space="preserve">竖坐标</w:t>
       </w:r>
@@ -9742,7 +9742,7 @@
             <m:ctrlPr>
               <w:rPr>
                 <w:rFonts w:ascii="Times New Roman" w:hAnsi="Times New Roman"/>
-                <w:bdr w:val="single" w:sz="8" w:space="0" w:color="auto"/>
+                <w:shd w:val="clear" w:color="auto" w:fill="D9D9D9"/>
               </w:rPr>
             </m:ctrlPr>
           </m:accPr>
@@ -9758,7 +9758,7 @@
         <m:r>
           <w:rPr>
             <w:rFonts w:ascii="Times New Roman" w:hAnsi="Times New Roman" w:cs="Cambria Math"/>
-            <w:bdr w:val="single" w:sz="8" w:space="0" w:color="auto"/>
+            <w:shd w:val="clear" w:color="auto" w:fill="D9D9D9"/>
           </w:rPr>
           <m:t>=x</m:t>
         </m:r>
@@ -9768,7 +9768,7 @@
             <m:ctrlPr>
               <w:rPr>
                 <w:rFonts w:ascii="Times New Roman" w:hAnsi="Times New Roman"/>
-                <w:bdr w:val="single" w:sz="8" w:space="0" w:color="auto"/>
+                <w:shd w:val="clear" w:color="auto" w:fill="D9D9D9"/>
               </w:rPr>
             </m:ctrlPr>
           </m:accPr>
@@ -9784,7 +9784,7 @@
         <m:r>
           <w:rPr>
             <w:rFonts w:ascii="Times New Roman" w:hAnsi="Times New Roman" w:cs="Cambria Math"/>
-            <w:bdr w:val="single" w:sz="8" w:space="0" w:color="auto"/>
+            <w:shd w:val="clear" w:color="auto" w:fill="D9D9D9"/>
           </w:rPr>
           <m:t>+y</m:t>
         </m:r>
@@ -9794,7 +9794,7 @@
             <m:ctrlPr>
               <w:rPr>
                 <w:rFonts w:ascii="Times New Roman" w:hAnsi="Times New Roman"/>
-                <w:bdr w:val="single" w:sz="8" w:space="0" w:color="auto"/>
+                <w:shd w:val="clear" w:color="auto" w:fill="D9D9D9"/>
               </w:rPr>
             </m:ctrlPr>
           </m:accPr>
@@ -9810,7 +9810,7 @@
         <m:r>
           <w:rPr>
             <w:rFonts w:ascii="Times New Roman" w:hAnsi="Times New Roman" w:cs="Cambria Math"/>
-            <w:bdr w:val="single" w:sz="8" w:space="0" w:color="auto"/>
+            <w:shd w:val="clear" w:color="auto" w:fill="D9D9D9"/>
           </w:rPr>
           <m:t>+z</m:t>
         </m:r>
@@ -9820,7 +9820,7 @@
             <m:ctrlPr>
               <w:rPr>
                 <w:rFonts w:ascii="Times New Roman" w:hAnsi="Times New Roman"/>
-                <w:bdr w:val="single" w:sz="8" w:space="0" w:color="auto"/>
+                <w:shd w:val="clear" w:color="auto" w:fill="D9D9D9"/>
               </w:rPr>
             </m:ctrlPr>
           </m:accPr>
@@ -9942,7 +9942,7 @@
             <m:ctrlPr>
               <w:rPr>
                 <w:rFonts w:ascii="Times New Roman" w:hAnsi="Times New Roman"/>
-                <w:bdr w:val="single" w:sz="8" w:space="0" w:color="auto"/>
+                <w:shd w:val="clear" w:color="auto" w:fill="D9D9D9"/>
               </w:rPr>
             </m:ctrlPr>
           </m:dPr>
@@ -10333,7 +10333,7 @@
             <m:ctrlPr>
               <w:rPr>
                 <w:rFonts w:ascii="Times New Roman" w:hAnsi="Times New Roman"/>
-                <w:bdr w:val="single" w:sz="8" w:space="0" w:color="auto"/>
+                <w:shd w:val="clear" w:color="auto" w:fill="D9D9D9"/>
               </w:rPr>
             </m:ctrlPr>
           </m:dPr>
@@ -10593,7 +10593,7 @@
             <m:ctrlPr>
               <w:rPr>
                 <w:rFonts w:ascii="Times New Roman" w:hAnsi="Times New Roman"/>
-                <w:bdr w:val="single" w:sz="8" w:space="0" w:color="auto"/>
+                <w:shd w:val="clear" w:color="auto" w:fill="D9D9D9"/>
               </w:rPr>
             </m:ctrlPr>
           </m:dPr>
@@ -10842,7 +10842,7 @@
             <m:ctrlPr>
               <w:rPr>
                 <w:rFonts w:ascii="Times New Roman" w:hAnsi="Times New Roman"/>
-                <w:bdr w:val="single" w:sz="8" w:space="0" w:color="auto"/>
+                <w:shd w:val="clear" w:color="auto" w:fill="D9D9D9"/>
               </w:rPr>
             </m:ctrlPr>
           </m:dPr>
@@ -11015,7 +11015,7 @@
             <m:ctrlPr>
               <w:rPr>
                 <w:rFonts w:ascii="Times New Roman" w:hAnsi="Times New Roman"/>
-                <w:bdr w:val="single" w:sz="8" w:space="0" w:color="auto"/>
+                <w:shd w:val="clear" w:color="auto" w:fill="D9D9D9"/>
               </w:rPr>
             </m:ctrlPr>
           </m:dPr>
@@ -11610,7 +11610,7 @@
             <m:ctrlPr>
               <w:rPr>
                 <w:rFonts w:ascii="Times New Roman" w:hAnsi="Times New Roman"/>
-                <w:bdr w:val="single" w:sz="8" w:space="0" w:color="auto"/>
+                <w:shd w:val="clear" w:color="auto" w:fill="D9D9D9"/>
               </w:rPr>
             </m:ctrlPr>
           </m:sSubPr>
@@ -11634,7 +11634,7 @@
         <m:r>
           <w:rPr>
             <w:rFonts w:ascii="Times New Roman" w:hAnsi="Times New Roman" w:cs="Cambria Math"/>
-            <w:bdr w:val="single" w:sz="8" w:space="0" w:color="auto"/>
+            <w:shd w:val="clear" w:color="auto" w:fill="D9D9D9"/>
           </w:rPr>
           <m:t>=λ</m:t>
         </m:r>
@@ -11643,7 +11643,7 @@
             <m:ctrlPr>
               <w:rPr>
                 <w:rFonts w:ascii="Times New Roman" w:hAnsi="Times New Roman"/>
-                <w:bdr w:val="single" w:sz="8" w:space="0" w:color="auto"/>
+                <w:shd w:val="clear" w:color="auto" w:fill="D9D9D9"/>
               </w:rPr>
             </m:ctrlPr>
           </m:sSubPr>
@@ -11667,7 +11667,7 @@
         <m:r>
           <w:rPr>
             <w:rFonts w:ascii="Times New Roman" w:hAnsi="Times New Roman" w:cs="Cambria Math"/>
-            <w:bdr w:val="single" w:sz="8" w:space="0" w:color="auto"/>
+            <w:shd w:val="clear" w:color="auto" w:fill="D9D9D9"/>
           </w:rPr>
           <m:t>,</m:t>
         </m:r>
@@ -11676,7 +11676,7 @@
             <m:ctrlPr>
               <w:rPr>
                 <w:rFonts w:ascii="Times New Roman" w:hAnsi="Times New Roman"/>
-                <w:bdr w:val="single" w:sz="8" w:space="0" w:color="auto"/>
+                <w:shd w:val="clear" w:color="auto" w:fill="D9D9D9"/>
               </w:rPr>
             </m:ctrlPr>
           </m:sSubPr>
@@ -11700,7 +11700,7 @@
         <m:r>
           <w:rPr>
             <w:rFonts w:ascii="Times New Roman" w:hAnsi="Times New Roman" w:cs="Cambria Math"/>
-            <w:bdr w:val="single" w:sz="8" w:space="0" w:color="auto"/>
+            <w:shd w:val="clear" w:color="auto" w:fill="D9D9D9"/>
           </w:rPr>
           <m:t>=λ</m:t>
         </m:r>
@@ -11709,7 +11709,7 @@
             <m:ctrlPr>
               <w:rPr>
                 <w:rFonts w:ascii="Times New Roman" w:hAnsi="Times New Roman"/>
-                <w:bdr w:val="single" w:sz="8" w:space="0" w:color="auto"/>
+                <w:shd w:val="clear" w:color="auto" w:fill="D9D9D9"/>
               </w:rPr>
             </m:ctrlPr>
           </m:sSubPr>
@@ -11733,7 +11733,7 @@
         <m:r>
           <w:rPr>
             <w:rFonts w:ascii="Times New Roman" w:hAnsi="Times New Roman" w:cs="Cambria Math"/>
-            <w:bdr w:val="single" w:sz="8" w:space="0" w:color="auto"/>
+            <w:shd w:val="clear" w:color="auto" w:fill="D9D9D9"/>
           </w:rPr>
           <m:t>,</m:t>
         </m:r>
@@ -11742,7 +11742,7 @@
             <m:ctrlPr>
               <w:rPr>
                 <w:rFonts w:ascii="Times New Roman" w:hAnsi="Times New Roman"/>
-                <w:bdr w:val="single" w:sz="8" w:space="0" w:color="auto"/>
+                <w:shd w:val="clear" w:color="auto" w:fill="D9D9D9"/>
               </w:rPr>
             </m:ctrlPr>
           </m:sSubPr>
@@ -11766,7 +11766,7 @@
         <m:r>
           <w:rPr>
             <w:rFonts w:ascii="Times New Roman" w:hAnsi="Times New Roman" w:cs="Cambria Math"/>
-            <w:bdr w:val="single" w:sz="8" w:space="0" w:color="auto"/>
+            <w:shd w:val="clear" w:color="auto" w:fill="D9D9D9"/>
           </w:rPr>
           <m:t>=λ</m:t>
         </m:r>
@@ -11775,7 +11775,7 @@
             <m:ctrlPr>
               <w:rPr>
                 <w:rFonts w:ascii="Times New Roman" w:hAnsi="Times New Roman"/>
-                <w:bdr w:val="single" w:sz="8" w:space="0" w:color="auto"/>
+                <w:shd w:val="clear" w:color="auto" w:fill="D9D9D9"/>
               </w:rPr>
             </m:ctrlPr>
           </m:sSubPr>
@@ -11924,7 +11924,7 @@
             <m:ctrlPr>
               <w:rPr>
                 <w:rFonts w:ascii="Times New Roman" w:hAnsi="Times New Roman"/>
-                <w:bdr w:val="single" w:sz="8" w:space="0" w:color="auto"/>
+                <w:shd w:val="clear" w:color="auto" w:fill="D9D9D9"/>
               </w:rPr>
             </m:ctrlPr>
           </m:sSubPr>
@@ -11950,7 +11950,7 @@
             <m:ctrlPr>
               <w:rPr>
                 <w:rFonts w:ascii="Times New Roman" w:hAnsi="Times New Roman"/>
-                <w:bdr w:val="single" w:sz="8" w:space="0" w:color="auto"/>
+                <w:shd w:val="clear" w:color="auto" w:fill="D9D9D9"/>
               </w:rPr>
             </m:ctrlPr>
           </m:sSubPr>
@@ -11974,7 +11974,7 @@
         <m:r>
           <w:rPr>
             <w:rFonts w:ascii="Times New Roman" w:hAnsi="Times New Roman" w:cs="Cambria Math"/>
-            <w:bdr w:val="single" w:sz="8" w:space="0" w:color="auto"/>
+            <w:shd w:val="clear" w:color="auto" w:fill="D9D9D9"/>
           </w:rPr>
           <m:t>+</m:t>
         </m:r>
@@ -11983,7 +11983,7 @@
             <m:ctrlPr>
               <w:rPr>
                 <w:rFonts w:ascii="Times New Roman" w:hAnsi="Times New Roman"/>
-                <w:bdr w:val="single" w:sz="8" w:space="0" w:color="auto"/>
+                <w:shd w:val="clear" w:color="auto" w:fill="D9D9D9"/>
               </w:rPr>
             </m:ctrlPr>
           </m:sSubPr>
@@ -12009,7 +12009,7 @@
             <m:ctrlPr>
               <w:rPr>
                 <w:rFonts w:ascii="Times New Roman" w:hAnsi="Times New Roman"/>
-                <w:bdr w:val="single" w:sz="8" w:space="0" w:color="auto"/>
+                <w:shd w:val="clear" w:color="auto" w:fill="D9D9D9"/>
               </w:rPr>
             </m:ctrlPr>
           </m:sSubPr>
@@ -12033,7 +12033,7 @@
         <m:r>
           <w:rPr>
             <w:rFonts w:ascii="Times New Roman" w:hAnsi="Times New Roman" w:cs="Cambria Math"/>
-            <w:bdr w:val="single" w:sz="8" w:space="0" w:color="auto"/>
+            <w:shd w:val="clear" w:color="auto" w:fill="D9D9D9"/>
           </w:rPr>
           <m:t>+</m:t>
         </m:r>
@@ -12042,7 +12042,7 @@
             <m:ctrlPr>
               <w:rPr>
                 <w:rFonts w:ascii="Times New Roman" w:hAnsi="Times New Roman"/>
-                <w:bdr w:val="single" w:sz="8" w:space="0" w:color="auto"/>
+                <w:shd w:val="clear" w:color="auto" w:fill="D9D9D9"/>
               </w:rPr>
             </m:ctrlPr>
           </m:sSubPr>
@@ -12068,7 +12068,7 @@
             <m:ctrlPr>
               <w:rPr>
                 <w:rFonts w:ascii="Times New Roman" w:hAnsi="Times New Roman"/>
-                <w:bdr w:val="single" w:sz="8" w:space="0" w:color="auto"/>
+                <w:shd w:val="clear" w:color="auto" w:fill="D9D9D9"/>
               </w:rPr>
             </m:ctrlPr>
           </m:sSubPr>
@@ -12092,7 +12092,7 @@
         <m:r>
           <w:rPr>
             <w:rFonts w:ascii="Times New Roman" w:hAnsi="Times New Roman" w:cs="Cambria Math"/>
-            <w:bdr w:val="single" w:sz="8" w:space="0" w:color="auto"/>
+            <w:shd w:val="clear" w:color="auto" w:fill="D9D9D9"/>
           </w:rPr>
           <m:t>=0</m:t>
         </m:r>
@@ -13473,7 +13473,7 @@
             <m:ctrlPr>
               <w:rPr>
                 <w:rFonts w:ascii="Times New Roman" w:hAnsi="Times New Roman"/>
-                <w:bdr w:val="single" w:sz="8" w:space="0" w:color="auto"/>
+                <w:shd w:val="clear" w:color="auto" w:fill="D9D9D9"/>
               </w:rPr>
             </m:ctrlPr>
           </m:radPr>
@@ -13875,7 +13875,7 @@
           <w:rFonts w:eastAsia="宋体" w:ascii="Times New Roman" w:hAnsi="Times New Roman"/>
           <w:sz w:val="21"/>
           <w:szCs w:val="21"/>
-          <w:bdr w:val="single" w:sz="8" w:space="0" w:color="auto"/>
+          <w:shd w:val="clear" w:color="auto" w:fill="D9D9D9"/>
         </w:rPr>
         <w:t xml:space="preserve">基点</w:t>
       </w:r>
@@ -13990,7 +13990,7 @@
           <w:rFonts w:eastAsia="宋体" w:ascii="Times New Roman" w:hAnsi="Times New Roman"/>
           <w:sz w:val="21"/>
           <w:szCs w:val="21"/>
-          <w:bdr w:val="single" w:sz="8" w:space="0" w:color="auto"/>
+          <w:shd w:val="clear" w:color="auto" w:fill="D9D9D9"/>
         </w:rPr>
         <w:t xml:space="preserve">位置向量</w:t>
       </w:r>
@@ -14312,7 +14312,7 @@
           <w:rFonts w:eastAsia="宋体" w:ascii="Times New Roman" w:hAnsi="Times New Roman"/>
           <w:sz w:val="21"/>
           <w:szCs w:val="21"/>
-          <w:bdr w:val="single" w:sz="8" w:space="0" w:color="auto"/>
+          <w:shd w:val="clear" w:color="auto" w:fill="D9D9D9"/>
         </w:rPr>
         <w:t xml:space="preserve">向量</w:t>
       </w:r>
@@ -14323,7 +14323,7 @@
             <m:ctrlPr>
               <w:rPr>
                 <w:rFonts w:ascii="Times New Roman" w:hAnsi="Times New Roman"/>
-                <w:bdr w:val="single" w:sz="8" w:space="0" w:color="auto"/>
+                <w:shd w:val="clear" w:color="auto" w:fill="D9D9D9"/>
               </w:rPr>
             </m:ctrlPr>
           </m:accPr>
@@ -14342,7 +14342,7 @@
           <w:rFonts w:eastAsia="宋体" w:ascii="Times New Roman" w:hAnsi="Times New Roman"/>
           <w:sz w:val="21"/>
           <w:szCs w:val="21"/>
-          <w:bdr w:val="single" w:sz="8" w:space="0" w:color="auto"/>
+          <w:shd w:val="clear" w:color="auto" w:fill="D9D9D9"/>
         </w:rPr>
         <w:t xml:space="preserve">平行</w:t>
       </w:r>
@@ -14367,7 +14367,7 @@
           <w:rFonts w:eastAsia="宋体" w:ascii="Times New Roman" w:hAnsi="Times New Roman"/>
           <w:sz w:val="21"/>
           <w:szCs w:val="21"/>
-          <w:bdr w:val="single" w:sz="8" w:space="0" w:color="auto"/>
+          <w:shd w:val="clear" w:color="auto" w:fill="D9D9D9"/>
         </w:rPr>
         <w:t xml:space="preserve">非零</w:t>
       </w:r>
@@ -14493,7 +14493,7 @@
           <w:rFonts w:eastAsia="宋体" w:ascii="Times New Roman" w:hAnsi="Times New Roman"/>
           <w:sz w:val="21"/>
           <w:szCs w:val="21"/>
-          <w:bdr w:val="single" w:sz="8" w:space="0" w:color="auto"/>
+          <w:shd w:val="clear" w:color="auto" w:fill="D9D9D9"/>
         </w:rPr>
         <w:t xml:space="preserve">其上一点</w:t>
       </w:r>
@@ -14518,7 +14518,7 @@
           <w:rFonts w:eastAsia="宋体" w:ascii="Times New Roman" w:hAnsi="Times New Roman"/>
           <w:sz w:val="21"/>
           <w:szCs w:val="21"/>
-          <w:bdr w:val="single" w:sz="8" w:space="0" w:color="auto"/>
+          <w:shd w:val="clear" w:color="auto" w:fill="D9D9D9"/>
         </w:rPr>
         <w:t xml:space="preserve">方向向量</w:t>
       </w:r>
@@ -14702,7 +14702,7 @@
             <m:ctrlPr>
               <w:rPr>
                 <w:rFonts w:ascii="Times New Roman" w:hAnsi="Times New Roman"/>
-                <w:bdr w:val="single" w:sz="8" w:space="0" w:color="auto"/>
+                <w:shd w:val="clear" w:color="auto" w:fill="D9D9D9"/>
               </w:rPr>
             </m:ctrlPr>
           </m:accPr>
@@ -14718,7 +14718,7 @@
         <m:r>
           <w:rPr>
             <w:rFonts w:ascii="Times New Roman" w:hAnsi="Times New Roman" w:cs="Cambria Math"/>
-            <w:bdr w:val="single" w:sz="8" w:space="0" w:color="auto"/>
+            <w:shd w:val="clear" w:color="auto" w:fill="D9D9D9"/>
           </w:rPr>
           <m:t>+t</m:t>
         </m:r>
@@ -14728,7 +14728,7 @@
             <m:ctrlPr>
               <w:rPr>
                 <w:rFonts w:ascii="Times New Roman" w:hAnsi="Times New Roman"/>
-                <w:bdr w:val="single" w:sz="8" w:space="0" w:color="auto"/>
+                <w:shd w:val="clear" w:color="auto" w:fill="D9D9D9"/>
               </w:rPr>
             </m:ctrlPr>
           </m:accPr>
@@ -14875,7 +14875,7 @@
             <m:ctrlPr>
               <w:rPr>
                 <w:rFonts w:ascii="Times New Roman" w:hAnsi="Times New Roman"/>
-                <w:bdr w:val="single" w:sz="8" w:space="0" w:color="auto"/>
+                <w:shd w:val="clear" w:color="auto" w:fill="D9D9D9"/>
               </w:rPr>
             </m:ctrlPr>
           </m:accPr>
@@ -14891,7 +14891,7 @@
         <m:r>
           <w:rPr>
             <w:rFonts w:ascii="Times New Roman" w:hAnsi="Times New Roman" w:cs="Cambria Math"/>
-            <w:bdr w:val="single" w:sz="8" w:space="0" w:color="auto"/>
+            <w:shd w:val="clear" w:color="auto" w:fill="D9D9D9"/>
           </w:rPr>
           <m:t>+t</m:t>
         </m:r>
@@ -14901,7 +14901,7 @@
             <m:ctrlPr>
               <w:rPr>
                 <w:rFonts w:ascii="Times New Roman" w:hAnsi="Times New Roman"/>
-                <w:bdr w:val="single" w:sz="8" w:space="0" w:color="auto"/>
+                <w:shd w:val="clear" w:color="auto" w:fill="D9D9D9"/>
               </w:rPr>
             </m:ctrlPr>
           </m:accPr>
@@ -15391,7 +15391,7 @@
             <m:ctrlPr>
               <w:rPr>
                 <w:rFonts w:ascii="Times New Roman" w:hAnsi="Times New Roman"/>
-                <w:bdr w:val="single" w:sz="8" w:space="0" w:color="auto"/>
+                <w:shd w:val="clear" w:color="auto" w:fill="D9D9D9"/>
               </w:rPr>
             </m:ctrlPr>
           </m:accPr>
@@ -15426,7 +15426,7 @@
         <m:r>
           <w:rPr>
             <w:rFonts w:ascii="Times New Roman" w:hAnsi="Times New Roman" w:cs="Cambria Math"/>
-            <w:bdr w:val="single" w:sz="8" w:space="0" w:color="auto"/>
+            <w:shd w:val="clear" w:color="auto" w:fill="D9D9D9"/>
           </w:rPr>
           <m:t>=λ</m:t>
         </m:r>
@@ -15436,7 +15436,7 @@
             <m:ctrlPr>
               <w:rPr>
                 <w:rFonts w:ascii="Times New Roman" w:hAnsi="Times New Roman"/>
-                <w:bdr w:val="single" w:sz="8" w:space="0" w:color="auto"/>
+                <w:shd w:val="clear" w:color="auto" w:fill="D9D9D9"/>
               </w:rPr>
             </m:ctrlPr>
           </m:accPr>
@@ -15842,7 +15842,7 @@
             <m:ctrlPr>
               <w:rPr>
                 <w:rFonts w:ascii="Times New Roman" w:hAnsi="Times New Roman"/>
-                <w:bdr w:val="single" w:sz="8" w:space="0" w:color="auto"/>
+                <w:shd w:val="clear" w:color="auto" w:fill="D9D9D9"/>
               </w:rPr>
             </m:ctrlPr>
           </m:sSubPr>
@@ -15878,7 +15878,7 @@
         <m:r>
           <w:rPr>
             <w:rFonts w:ascii="Times New Roman" w:hAnsi="Times New Roman" w:cs="Cambria Math"/>
-            <w:bdr w:val="single" w:sz="8" w:space="0" w:color="auto"/>
+            <w:shd w:val="clear" w:color="auto" w:fill="D9D9D9"/>
           </w:rPr>
           <m:t>⋅</m:t>
         </m:r>
@@ -15887,7 +15887,7 @@
             <m:ctrlPr>
               <w:rPr>
                 <w:rFonts w:ascii="Times New Roman" w:hAnsi="Times New Roman"/>
-                <w:bdr w:val="single" w:sz="8" w:space="0" w:color="auto"/>
+                <w:shd w:val="clear" w:color="auto" w:fill="D9D9D9"/>
               </w:rPr>
             </m:ctrlPr>
           </m:sSubPr>
@@ -15923,7 +15923,7 @@
         <m:r>
           <w:rPr>
             <w:rFonts w:ascii="Times New Roman" w:hAnsi="Times New Roman" w:cs="Cambria Math"/>
-            <w:bdr w:val="single" w:sz="8" w:space="0" w:color="auto"/>
+            <w:shd w:val="clear" w:color="auto" w:fill="D9D9D9"/>
           </w:rPr>
           <m:t>=0</m:t>
         </m:r>
@@ -16139,7 +16139,7 @@
             <m:ctrlPr>
               <w:rPr>
                 <w:rFonts w:ascii="Times New Roman" w:hAnsi="Times New Roman"/>
-                <w:bdr w:val="single" w:sz="8" w:space="0" w:color="auto"/>
+                <w:shd w:val="clear" w:color="auto" w:fill="D9D9D9"/>
               </w:rPr>
             </m:ctrlPr>
           </m:accPr>
@@ -16155,7 +16155,7 @@
         <m:r>
           <w:rPr>
             <w:rFonts w:ascii="Times New Roman" w:hAnsi="Times New Roman" w:cs="Cambria Math"/>
-            <w:bdr w:val="single" w:sz="8" w:space="0" w:color="auto"/>
+            <w:shd w:val="clear" w:color="auto" w:fill="D9D9D9"/>
           </w:rPr>
           <m:t>+x</m:t>
         </m:r>
@@ -16165,7 +16165,7 @@
             <m:ctrlPr>
               <w:rPr>
                 <w:rFonts w:ascii="Times New Roman" w:hAnsi="Times New Roman"/>
-                <w:bdr w:val="single" w:sz="8" w:space="0" w:color="auto"/>
+                <w:shd w:val="clear" w:color="auto" w:fill="D9D9D9"/>
               </w:rPr>
             </m:ctrlPr>
           </m:accPr>
@@ -16181,7 +16181,7 @@
         <m:r>
           <w:rPr>
             <w:rFonts w:ascii="Times New Roman" w:hAnsi="Times New Roman" w:cs="Cambria Math"/>
-            <w:bdr w:val="single" w:sz="8" w:space="0" w:color="auto"/>
+            <w:shd w:val="clear" w:color="auto" w:fill="D9D9D9"/>
           </w:rPr>
           <m:t>+y</m:t>
         </m:r>
@@ -16191,7 +16191,7 @@
             <m:ctrlPr>
               <w:rPr>
                 <w:rFonts w:ascii="Times New Roman" w:hAnsi="Times New Roman"/>
-                <w:bdr w:val="single" w:sz="8" w:space="0" w:color="auto"/>
+                <w:shd w:val="clear" w:color="auto" w:fill="D9D9D9"/>
               </w:rPr>
             </m:ctrlPr>
           </m:accPr>
@@ -16407,7 +16407,7 @@
           <w:rFonts w:eastAsia="宋体" w:ascii="Times New Roman" w:hAnsi="Times New Roman"/>
           <w:sz w:val="21"/>
           <w:szCs w:val="21"/>
-          <w:bdr w:val="single" w:sz="8" w:space="0" w:color="auto"/>
+          <w:shd w:val="clear" w:color="auto" w:fill="D9D9D9"/>
         </w:rPr>
         <w:t xml:space="preserve">法向量</w:t>
       </w:r>
@@ -16540,7 +16540,7 @@
             <m:ctrlPr>
               <w:rPr>
                 <w:rFonts w:ascii="Times New Roman" w:hAnsi="Times New Roman"/>
-                <w:bdr w:val="single" w:sz="8" w:space="0" w:color="auto"/>
+                <w:shd w:val="clear" w:color="auto" w:fill="D9D9D9"/>
               </w:rPr>
             </m:ctrlPr>
           </m:dPr>
@@ -16881,7 +16881,7 @@
             <m:ctrlPr>
               <w:rPr>
                 <w:rFonts w:ascii="Times New Roman" w:hAnsi="Times New Roman"/>
-                <w:bdr w:val="single" w:sz="8" w:space="0" w:color="auto"/>
+                <w:shd w:val="clear" w:color="auto" w:fill="D9D9D9"/>
               </w:rPr>
             </m:ctrlPr>
           </m:accPr>
@@ -16897,7 +16897,7 @@
         <m:r>
           <w:rPr>
             <w:rFonts w:ascii="Times New Roman" w:hAnsi="Times New Roman" w:cs="Cambria Math"/>
-            <w:bdr w:val="single" w:sz="8" w:space="0" w:color="auto"/>
+            <w:shd w:val="clear" w:color="auto" w:fill="D9D9D9"/>
           </w:rPr>
           <m:t>⋅</m:t>
         </m:r>
@@ -16907,7 +16907,7 @@
             <m:ctrlPr>
               <w:rPr>
                 <w:rFonts w:ascii="Times New Roman" w:hAnsi="Times New Roman"/>
-                <w:bdr w:val="single" w:sz="8" w:space="0" w:color="auto"/>
+                <w:shd w:val="clear" w:color="auto" w:fill="D9D9D9"/>
               </w:rPr>
             </m:ctrlPr>
           </m:accPr>
@@ -16923,7 +16923,7 @@
         <m:r>
           <w:rPr>
             <w:rFonts w:ascii="Times New Roman" w:hAnsi="Times New Roman" w:cs="Cambria Math"/>
-            <w:bdr w:val="single" w:sz="8" w:space="0" w:color="auto"/>
+            <w:shd w:val="clear" w:color="auto" w:fill="D9D9D9"/>
           </w:rPr>
           <m:t>=0</m:t>
         </m:r>
@@ -17219,7 +17219,7 @@
             <m:ctrlPr>
               <w:rPr>
                 <w:rFonts w:ascii="Times New Roman" w:hAnsi="Times New Roman"/>
-                <w:bdr w:val="single" w:sz="8" w:space="0" w:color="auto"/>
+                <w:shd w:val="clear" w:color="auto" w:fill="D9D9D9"/>
               </w:rPr>
             </m:ctrlPr>
           </m:sSubPr>
@@ -17255,7 +17255,7 @@
         <m:r>
           <w:rPr>
             <w:rFonts w:ascii="Times New Roman" w:hAnsi="Times New Roman" w:cs="Cambria Math"/>
-            <w:bdr w:val="single" w:sz="8" w:space="0" w:color="auto"/>
+            <w:shd w:val="clear" w:color="auto" w:fill="D9D9D9"/>
           </w:rPr>
           <m:t>=λ</m:t>
         </m:r>
@@ -17264,7 +17264,7 @@
             <m:ctrlPr>
               <w:rPr>
                 <w:rFonts w:ascii="Times New Roman" w:hAnsi="Times New Roman"/>
-                <w:bdr w:val="single" w:sz="8" w:space="0" w:color="auto"/>
+                <w:shd w:val="clear" w:color="auto" w:fill="D9D9D9"/>
               </w:rPr>
             </m:ctrlPr>
           </m:sSubPr>
@@ -17520,7 +17520,7 @@
             <m:ctrlPr>
               <w:rPr>
                 <w:rFonts w:ascii="Times New Roman" w:hAnsi="Times New Roman"/>
-                <w:bdr w:val="single" w:sz="8" w:space="0" w:color="auto"/>
+                <w:shd w:val="clear" w:color="auto" w:fill="D9D9D9"/>
               </w:rPr>
             </m:ctrlPr>
           </m:accPr>
@@ -17536,7 +17536,7 @@
         <m:r>
           <w:rPr>
             <w:rFonts w:ascii="Times New Roman" w:hAnsi="Times New Roman" w:cs="Cambria Math"/>
-            <w:bdr w:val="single" w:sz="8" w:space="0" w:color="auto"/>
+            <w:shd w:val="clear" w:color="auto" w:fill="D9D9D9"/>
           </w:rPr>
           <m:t>=λ</m:t>
         </m:r>
@@ -17546,7 +17546,7 @@
             <m:ctrlPr>
               <w:rPr>
                 <w:rFonts w:ascii="Times New Roman" w:hAnsi="Times New Roman"/>
-                <w:bdr w:val="single" w:sz="8" w:space="0" w:color="auto"/>
+                <w:shd w:val="clear" w:color="auto" w:fill="D9D9D9"/>
               </w:rPr>
             </m:ctrlPr>
           </m:accPr>
@@ -17843,7 +17843,7 @@
             <m:ctrlPr>
               <w:rPr>
                 <w:rFonts w:ascii="Times New Roman" w:hAnsi="Times New Roman"/>
-                <w:bdr w:val="single" w:sz="8" w:space="0" w:color="auto"/>
+                <w:shd w:val="clear" w:color="auto" w:fill="D9D9D9"/>
               </w:rPr>
             </m:ctrlPr>
           </m:sSubPr>
@@ -17879,7 +17879,7 @@
         <m:r>
           <w:rPr>
             <w:rFonts w:ascii="Times New Roman" w:hAnsi="Times New Roman" w:cs="Cambria Math"/>
-            <w:bdr w:val="single" w:sz="8" w:space="0" w:color="auto"/>
+            <w:shd w:val="clear" w:color="auto" w:fill="D9D9D9"/>
           </w:rPr>
           <m:t>⋅</m:t>
         </m:r>
@@ -17888,7 +17888,7 @@
             <m:ctrlPr>
               <w:rPr>
                 <w:rFonts w:ascii="Times New Roman" w:hAnsi="Times New Roman"/>
-                <w:bdr w:val="single" w:sz="8" w:space="0" w:color="auto"/>
+                <w:shd w:val="clear" w:color="auto" w:fill="D9D9D9"/>
               </w:rPr>
             </m:ctrlPr>
           </m:sSubPr>
@@ -17924,7 +17924,7 @@
         <m:r>
           <w:rPr>
             <w:rFonts w:ascii="Times New Roman" w:hAnsi="Times New Roman" w:cs="Cambria Math"/>
-            <w:bdr w:val="single" w:sz="8" w:space="0" w:color="auto"/>
+            <w:shd w:val="clear" w:color="auto" w:fill="D9D9D9"/>
           </w:rPr>
           <m:t>=0</m:t>
         </m:r>
@@ -18254,7 +18254,7 @@
             <m:ctrlPr>
               <w:rPr>
                 <w:rFonts w:ascii="Times New Roman" w:hAnsi="Times New Roman"/>
-                <w:bdr w:val="single" w:sz="8" w:space="0" w:color="auto"/>
+                <w:shd w:val="clear" w:color="auto" w:fill="D9D9D9"/>
               </w:rPr>
             </m:ctrlPr>
           </m:fPr>
@@ -18781,7 +18781,7 @@
             <m:ctrlPr>
               <w:rPr>
                 <w:rFonts w:ascii="Times New Roman" w:hAnsi="Times New Roman"/>
-                <w:bdr w:val="single" w:sz="8" w:space="0" w:color="auto"/>
+                <w:shd w:val="clear" w:color="auto" w:fill="D9D9D9"/>
               </w:rPr>
             </m:ctrlPr>
           </m:dPr>
@@ -18826,7 +18826,7 @@
             <m:ctrlPr>
               <w:rPr>
                 <w:rFonts w:ascii="Times New Roman" w:hAnsi="Times New Roman"/>
-                <w:bdr w:val="single" w:sz="8" w:space="0" w:color="auto"/>
+                <w:shd w:val="clear" w:color="auto" w:fill="D9D9D9"/>
               </w:rPr>
             </m:ctrlPr>
           </m:fPr>
@@ -19135,7 +19135,7 @@
         <m:r>
           <w:rPr>
             <w:rFonts w:ascii="Times New Roman" w:hAnsi="Times New Roman" w:cs="Cambria Math"/>
-            <w:bdr w:val="single" w:sz="8" w:space="0" w:color="auto"/>
+            <w:shd w:val="clear" w:color="auto" w:fill="D9D9D9"/>
           </w:rPr>
           <m:t>∠AEB</m:t>
         </m:r>
@@ -19408,7 +19408,7 @@
             <m:ctrlPr>
               <w:rPr>
                 <w:rFonts w:ascii="Times New Roman" w:hAnsi="Times New Roman"/>
-                <w:bdr w:val="single" w:sz="8" w:space="0" w:color="auto"/>
+                <w:shd w:val="clear" w:color="auto" w:fill="D9D9D9"/>
               </w:rPr>
             </m:ctrlPr>
           </m:dPr>
@@ -19539,7 +19539,7 @@
             <m:ctrlPr>
               <w:rPr>
                 <w:rFonts w:ascii="Times New Roman" w:hAnsi="Times New Roman"/>
-                <w:bdr w:val="single" w:sz="8" w:space="0" w:color="auto"/>
+                <w:shd w:val="clear" w:color="auto" w:fill="D9D9D9"/>
               </w:rPr>
             </m:ctrlPr>
           </m:fPr>
@@ -19930,7 +19930,7 @@
             <m:ctrlPr>
               <w:rPr>
                 <w:rFonts w:ascii="Times New Roman" w:hAnsi="Times New Roman"/>
-                <w:bdr w:val="single" w:sz="8" w:space="0" w:color="auto"/>
+                <w:shd w:val="clear" w:color="auto" w:fill="D9D9D9"/>
               </w:rPr>
             </m:ctrlPr>
           </m:dPr>
@@ -20061,7 +20061,7 @@
             <m:ctrlPr>
               <w:rPr>
                 <w:rFonts w:ascii="Times New Roman" w:hAnsi="Times New Roman"/>
-                <w:bdr w:val="single" w:sz="8" w:space="0" w:color="auto"/>
+                <w:shd w:val="clear" w:color="auto" w:fill="D9D9D9"/>
               </w:rPr>
             </m:ctrlPr>
           </m:fPr>
@@ -20579,7 +20579,7 @@
             <m:ctrlPr>
               <w:rPr>
                 <w:rFonts w:ascii="Times New Roman" w:hAnsi="Times New Roman"/>
-                <w:bdr w:val="single" w:sz="8" w:space="0" w:color="auto"/>
+                <w:shd w:val="clear" w:color="auto" w:fill="D9D9D9"/>
               </w:rPr>
             </m:ctrlPr>
           </m:radPr>
@@ -20838,7 +20838,7 @@
         <m:r>
           <w:rPr>
             <w:rFonts w:ascii="Times New Roman" w:hAnsi="Times New Roman" w:cs="Cambria Math"/>
-            <w:bdr w:val="single" w:sz="8" w:space="0" w:color="auto"/>
+            <w:shd w:val="clear" w:color="auto" w:fill="D9D9D9"/>
           </w:rPr>
           <m:t>P</m:t>
         </m:r>
@@ -20848,7 +20848,7 @@
           <w:rFonts w:eastAsia="宋体" w:ascii="Times New Roman" w:hAnsi="Times New Roman"/>
           <w:sz w:val="21"/>
           <w:szCs w:val="21"/>
-          <w:bdr w:val="single" w:sz="8" w:space="0" w:color="auto"/>
+          <w:shd w:val="clear" w:color="auto" w:fill="D9D9D9"/>
         </w:rPr>
         <w:t xml:space="preserve">到直线</w:t>
       </w:r>
@@ -20856,7 +20856,7 @@
         <m:r>
           <w:rPr>
             <w:rFonts w:ascii="Times New Roman" w:hAnsi="Times New Roman" w:cs="Cambria Math"/>
-            <w:bdr w:val="single" w:sz="8" w:space="0" w:color="auto"/>
+            <w:shd w:val="clear" w:color="auto" w:fill="D9D9D9"/>
           </w:rPr>
           <m:t>m</m:t>
         </m:r>
@@ -20866,7 +20866,7 @@
           <w:rFonts w:eastAsia="宋体" w:ascii="Times New Roman" w:hAnsi="Times New Roman"/>
           <w:sz w:val="21"/>
           <w:szCs w:val="21"/>
-          <w:bdr w:val="single" w:sz="8" w:space="0" w:color="auto"/>
+          <w:shd w:val="clear" w:color="auto" w:fill="D9D9D9"/>
         </w:rPr>
         <w:t xml:space="preserve">的距离</w:t>
       </w:r>
@@ -20945,7 +20945,7 @@
           <w:rFonts w:eastAsia="宋体" w:ascii="Times New Roman" w:hAnsi="Times New Roman"/>
           <w:sz w:val="21"/>
           <w:szCs w:val="21"/>
-          <w:bdr w:val="single" w:sz="8" w:space="0" w:color="auto"/>
+          <w:shd w:val="clear" w:color="auto" w:fill="D9D9D9"/>
         </w:rPr>
         <w:t xml:space="preserve">法向量</w:t>
       </w:r>
@@ -21090,7 +21090,7 @@
             <m:ctrlPr>
               <w:rPr>
                 <w:rFonts w:ascii="Times New Roman" w:hAnsi="Times New Roman"/>
-                <w:bdr w:val="single" w:sz="8" w:space="0" w:color="auto"/>
+                <w:shd w:val="clear" w:color="auto" w:fill="D9D9D9"/>
               </w:rPr>
             </m:ctrlPr>
           </m:fPr>
@@ -21378,7 +21378,7 @@
             <m:ctrlPr>
               <w:rPr>
                 <w:rFonts w:ascii="Times New Roman" w:hAnsi="Times New Roman"/>
-                <w:bdr w:val="single" w:sz="8" w:space="0" w:color="auto"/>
+                <w:shd w:val="clear" w:color="auto" w:fill="D9D9D9"/>
               </w:rPr>
             </m:ctrlPr>
           </m:fPr>
@@ -21619,7 +21619,7 @@
             <m:ctrlPr>
               <w:rPr>
                 <w:rFonts w:ascii="Times New Roman" w:hAnsi="Times New Roman"/>
-                <w:bdr w:val="single" w:sz="8" w:space="0" w:color="auto"/>
+                <w:shd w:val="clear" w:color="auto" w:fill="D9D9D9"/>
               </w:rPr>
             </m:ctrlPr>
           </m:fPr>

--- a/高中数学/高中数学同步/人教B版选必1 第1章 空间向量与立体几何·知识清单（完成）.docx
+++ b/高中数学/高中数学同步/人教B版选必1 第1章 空间向量与立体几何·知识清单（完成）.docx
@@ -231,7 +231,7 @@
           <w:rFonts w:eastAsia="宋体" w:ascii="Times New Roman" w:hAnsi="Times New Roman"/>
           <w:sz w:val="21"/>
           <w:szCs w:val="21"/>
-          <w:shd w:val="clear" w:color="auto" w:fill="D9D9D9"/>
+          <w:shd w:val="clear" w:color="auto" w:fill="A6A6A6"/>
         </w:rPr>
         <w:t xml:space="preserve">大小</w:t>
       </w:r>
@@ -256,7 +256,7 @@
           <w:rFonts w:eastAsia="宋体" w:ascii="Times New Roman" w:hAnsi="Times New Roman"/>
           <w:sz w:val="21"/>
           <w:szCs w:val="21"/>
-          <w:shd w:val="clear" w:color="auto" w:fill="D9D9D9"/>
+          <w:shd w:val="clear" w:color="auto" w:fill="A6A6A6"/>
         </w:rPr>
         <w:t xml:space="preserve">方向</w:t>
       </w:r>
@@ -312,7 +312,7 @@
           <w:rFonts w:eastAsia="宋体" w:ascii="Times New Roman" w:hAnsi="Times New Roman"/>
           <w:sz w:val="21"/>
           <w:szCs w:val="21"/>
-          <w:shd w:val="clear" w:color="auto" w:fill="D9D9D9"/>
+          <w:shd w:val="clear" w:color="auto" w:fill="A6A6A6"/>
         </w:rPr>
         <w:t xml:space="preserve">大小</w:t>
       </w:r>
@@ -337,7 +337,7 @@
           <w:rFonts w:eastAsia="宋体" w:ascii="Times New Roman" w:hAnsi="Times New Roman"/>
           <w:sz w:val="21"/>
           <w:szCs w:val="21"/>
-          <w:shd w:val="clear" w:color="auto" w:fill="D9D9D9"/>
+          <w:shd w:val="clear" w:color="auto" w:fill="A6A6A6"/>
         </w:rPr>
         <w:t xml:space="preserve">模</w:t>
       </w:r>
@@ -629,7 +629,7 @@
             <m:ctrlPr>
               <w:rPr>
                 <w:rFonts w:ascii="Times New Roman" w:hAnsi="Times New Roman"/>
-                <w:shd w:val="clear" w:color="auto" w:fill="D9D9D9"/>
+                <w:shd w:val="clear" w:color="auto" w:fill="A6A6A6"/>
               </w:rPr>
             </m:ctrlPr>
           </m:accPr>
@@ -667,7 +667,7 @@
             <m:ctrlPr>
               <w:rPr>
                 <w:rFonts w:ascii="Times New Roman" w:hAnsi="Times New Roman"/>
-                <w:shd w:val="clear" w:color="auto" w:fill="D9D9D9"/>
+                <w:shd w:val="clear" w:color="auto" w:fill="A6A6A6"/>
               </w:rPr>
             </m:ctrlPr>
           </m:dPr>
@@ -717,7 +717,7 @@
             <m:ctrlPr>
               <w:rPr>
                 <w:rFonts w:ascii="Times New Roman" w:hAnsi="Times New Roman"/>
-                <w:shd w:val="clear" w:color="auto" w:fill="D9D9D9"/>
+                <w:shd w:val="clear" w:color="auto" w:fill="A6A6A6"/>
               </w:rPr>
             </m:ctrlPr>
           </m:dPr>
@@ -943,7 +943,7 @@
                 <w:rFonts w:eastAsia="宋体" w:ascii="Times New Roman" w:hAnsi="Times New Roman"/>
                 <w:sz w:val="21"/>
                 <w:szCs w:val="21"/>
-                <w:shd w:val="clear" w:color="auto" w:fill="D9D9D9"/>
+                <w:shd w:val="clear" w:color="auto" w:fill="A6A6A6"/>
               </w:rPr>
               <w:t xml:space="preserve">0</w:t>
             </w:r>
@@ -1041,7 +1041,7 @@
                 <w:rFonts w:eastAsia="宋体" w:ascii="Times New Roman" w:hAnsi="Times New Roman"/>
                 <w:sz w:val="21"/>
                 <w:szCs w:val="21"/>
-                <w:shd w:val="clear" w:color="auto" w:fill="D9D9D9"/>
+                <w:shd w:val="clear" w:color="auto" w:fill="A6A6A6"/>
               </w:rPr>
               <w:t xml:space="preserve">1</w:t>
             </w:r>
@@ -1158,7 +1158,7 @@
                 <w:rFonts w:eastAsia="宋体" w:ascii="Times New Roman" w:hAnsi="Times New Roman"/>
                 <w:sz w:val="21"/>
                 <w:szCs w:val="21"/>
-                <w:shd w:val="clear" w:color="auto" w:fill="D9D9D9"/>
+                <w:shd w:val="clear" w:color="auto" w:fill="A6A6A6"/>
               </w:rPr>
               <w:t xml:space="preserve">相同</w:t>
             </w:r>
@@ -1183,7 +1183,7 @@
                 <w:rFonts w:eastAsia="宋体" w:ascii="Times New Roman" w:hAnsi="Times New Roman"/>
                 <w:sz w:val="21"/>
                 <w:szCs w:val="21"/>
-                <w:shd w:val="clear" w:color="auto" w:fill="D9D9D9"/>
+                <w:shd w:val="clear" w:color="auto" w:fill="A6A6A6"/>
               </w:rPr>
               <w:t xml:space="preserve">相反</w:t>
             </w:r>
@@ -1336,7 +1336,7 @@
                 <w:rFonts w:eastAsia="宋体" w:ascii="Times New Roman" w:hAnsi="Times New Roman"/>
                 <w:sz w:val="21"/>
                 <w:szCs w:val="21"/>
-                <w:shd w:val="clear" w:color="auto" w:fill="D9D9D9"/>
+                <w:shd w:val="clear" w:color="auto" w:fill="A6A6A6"/>
               </w:rPr>
               <w:t xml:space="preserve">平行</w:t>
             </w:r>
@@ -1361,7 +1361,7 @@
                 <w:rFonts w:eastAsia="宋体" w:ascii="Times New Roman" w:hAnsi="Times New Roman"/>
                 <w:sz w:val="21"/>
                 <w:szCs w:val="21"/>
-                <w:shd w:val="clear" w:color="auto" w:fill="D9D9D9"/>
+                <w:shd w:val="clear" w:color="auto" w:fill="A6A6A6"/>
               </w:rPr>
               <w:t xml:space="preserve">重合</w:t>
             </w:r>
@@ -1401,7 +1401,7 @@
                 <w:rFonts w:eastAsia="宋体" w:ascii="Times New Roman" w:hAnsi="Times New Roman"/>
                 <w:sz w:val="21"/>
                 <w:szCs w:val="21"/>
-                <w:shd w:val="clear" w:color="auto" w:fill="D9D9D9"/>
+                <w:shd w:val="clear" w:color="auto" w:fill="A6A6A6"/>
               </w:rPr>
               <w:t xml:space="preserve">平行</w:t>
             </w:r>
@@ -1562,7 +1562,7 @@
                 <w:rFonts w:eastAsia="宋体" w:ascii="Times New Roman" w:hAnsi="Times New Roman"/>
                 <w:sz w:val="21"/>
                 <w:szCs w:val="21"/>
-                <w:shd w:val="clear" w:color="auto" w:fill="D9D9D9"/>
+                <w:shd w:val="clear" w:color="auto" w:fill="A6A6A6"/>
               </w:rPr>
               <w:t xml:space="preserve">相同</w:t>
             </w:r>
@@ -1589,7 +1589,7 @@
                 <w:rFonts w:eastAsia="宋体" w:ascii="Times New Roman" w:hAnsi="Times New Roman"/>
                 <w:sz w:val="21"/>
                 <w:szCs w:val="21"/>
-                <w:shd w:val="clear" w:color="auto" w:fill="D9D9D9"/>
+                <w:shd w:val="clear" w:color="auto" w:fill="A6A6A6"/>
               </w:rPr>
               <w:t xml:space="preserve">相等</w:t>
             </w:r>
@@ -1858,7 +1858,7 @@
                   <m:ctrlPr>
                     <w:rPr>
                       <w:rFonts w:ascii="Times New Roman" w:hAnsi="Times New Roman"/>
-                      <w:shd w:val="clear" w:color="auto" w:fill="D9D9D9"/>
+                      <w:shd w:val="clear" w:color="auto" w:fill="A6A6A6"/>
                     </w:rPr>
                   </m:ctrlPr>
                 </m:accPr>
@@ -2130,7 +2130,7 @@
                   <m:ctrlPr>
                     <w:rPr>
                       <w:rFonts w:ascii="Times New Roman" w:hAnsi="Times New Roman"/>
-                      <w:shd w:val="clear" w:color="auto" w:fill="D9D9D9"/>
+                      <w:shd w:val="clear" w:color="auto" w:fill="A6A6A6"/>
                     </w:rPr>
                   </m:ctrlPr>
                 </m:accPr>
@@ -2898,7 +2898,7 @@
                   <m:ctrlPr>
                     <w:rPr>
                       <w:rFonts w:ascii="Times New Roman" w:hAnsi="Times New Roman"/>
-                      <w:shd w:val="clear" w:color="auto" w:fill="D9D9D9"/>
+                      <w:shd w:val="clear" w:color="auto" w:fill="A6A6A6"/>
                     </w:rPr>
                   </m:ctrlPr>
                 </m:accPr>
@@ -2914,7 +2914,7 @@
               <m:r>
                 <w:rPr>
                   <w:rFonts w:ascii="Times New Roman" w:hAnsi="Times New Roman" w:cs="Cambria Math"/>
-                  <w:shd w:val="clear" w:color="auto" w:fill="D9D9D9"/>
+                  <w:shd w:val="clear" w:color="auto" w:fill="A6A6A6"/>
                 </w:rPr>
                 <m:t>+</m:t>
               </m:r>
@@ -2924,7 +2924,7 @@
                   <m:ctrlPr>
                     <w:rPr>
                       <w:rFonts w:ascii="Times New Roman" w:hAnsi="Times New Roman"/>
-                      <w:shd w:val="clear" w:color="auto" w:fill="D9D9D9"/>
+                      <w:shd w:val="clear" w:color="auto" w:fill="A6A6A6"/>
                     </w:rPr>
                   </m:ctrlPr>
                 </m:accPr>
@@ -3114,7 +3114,7 @@
                   <m:ctrlPr>
                     <w:rPr>
                       <w:rFonts w:ascii="Times New Roman" w:hAnsi="Times New Roman"/>
-                      <w:shd w:val="clear" w:color="auto" w:fill="D9D9D9"/>
+                      <w:shd w:val="clear" w:color="auto" w:fill="A6A6A6"/>
                     </w:rPr>
                   </m:ctrlPr>
                 </m:accPr>
@@ -3130,7 +3130,7 @@
               <m:r>
                 <w:rPr>
                   <w:rFonts w:ascii="Times New Roman" w:hAnsi="Times New Roman" w:cs="Cambria Math"/>
-                  <w:shd w:val="clear" w:color="auto" w:fill="D9D9D9"/>
+                  <w:shd w:val="clear" w:color="auto" w:fill="A6A6A6"/>
                 </w:rPr>
                 <m:t>+</m:t>
               </m:r>
@@ -3139,7 +3139,7 @@
                   <m:ctrlPr>
                     <w:rPr>
                       <w:rFonts w:ascii="Times New Roman" w:hAnsi="Times New Roman"/>
-                      <w:shd w:val="clear" w:color="auto" w:fill="D9D9D9"/>
+                      <w:shd w:val="clear" w:color="auto" w:fill="A6A6A6"/>
                     </w:rPr>
                   </m:ctrlPr>
                 </m:dPr>
@@ -3243,7 +3243,7 @@
                   <m:ctrlPr>
                     <w:rPr>
                       <w:rFonts w:ascii="Times New Roman" w:hAnsi="Times New Roman"/>
-                      <w:shd w:val="clear" w:color="auto" w:fill="D9D9D9"/>
+                      <w:shd w:val="clear" w:color="auto" w:fill="A6A6A6"/>
                     </w:rPr>
                   </m:ctrlPr>
                 </m:dPr>
@@ -3262,7 +3262,7 @@
                   <m:ctrlPr>
                     <w:rPr>
                       <w:rFonts w:ascii="Times New Roman" w:hAnsi="Times New Roman"/>
-                      <w:shd w:val="clear" w:color="auto" w:fill="D9D9D9"/>
+                      <w:shd w:val="clear" w:color="auto" w:fill="A6A6A6"/>
                     </w:rPr>
                   </m:ctrlPr>
                 </m:accPr>
@@ -3492,7 +3492,7 @@
               <m:r>
                 <w:rPr>
                   <w:rFonts w:ascii="Times New Roman" w:hAnsi="Times New Roman" w:cs="Cambria Math"/>
-                  <w:shd w:val="clear" w:color="auto" w:fill="D9D9D9"/>
+                  <w:shd w:val="clear" w:color="auto" w:fill="A6A6A6"/>
                 </w:rPr>
                 <m:t>λ</m:t>
               </m:r>
@@ -3502,7 +3502,7 @@
                   <m:ctrlPr>
                     <w:rPr>
                       <w:rFonts w:ascii="Times New Roman" w:hAnsi="Times New Roman"/>
-                      <w:shd w:val="clear" w:color="auto" w:fill="D9D9D9"/>
+                      <w:shd w:val="clear" w:color="auto" w:fill="A6A6A6"/>
                     </w:rPr>
                   </m:ctrlPr>
                 </m:accPr>
@@ -3518,7 +3518,7 @@
               <m:r>
                 <w:rPr>
                   <w:rFonts w:ascii="Times New Roman" w:hAnsi="Times New Roman" w:cs="Cambria Math"/>
-                  <w:shd w:val="clear" w:color="auto" w:fill="D9D9D9"/>
+                  <w:shd w:val="clear" w:color="auto" w:fill="A6A6A6"/>
                 </w:rPr>
                 <m:t>+λ</m:t>
               </m:r>
@@ -3528,7 +3528,7 @@
                   <m:ctrlPr>
                     <w:rPr>
                       <w:rFonts w:ascii="Times New Roman" w:hAnsi="Times New Roman"/>
-                      <w:shd w:val="clear" w:color="auto" w:fill="D9D9D9"/>
+                      <w:shd w:val="clear" w:color="auto" w:fill="A6A6A6"/>
                     </w:rPr>
                   </m:ctrlPr>
                 </m:accPr>
@@ -3755,7 +3755,7 @@
             <m:ctrlPr>
               <w:rPr>
                 <w:rFonts w:ascii="Times New Roman" w:hAnsi="Times New Roman"/>
-                <w:shd w:val="clear" w:color="auto" w:fill="D9D9D9"/>
+                <w:shd w:val="clear" w:color="auto" w:fill="A6A6A6"/>
               </w:rPr>
             </m:ctrlPr>
           </m:accPr>
@@ -3771,7 +3771,7 @@
         <m:r>
           <w:rPr>
             <w:rFonts w:ascii="Times New Roman" w:hAnsi="Times New Roman" w:cs="Cambria Math"/>
-            <w:shd w:val="clear" w:color="auto" w:fill="D9D9D9"/>
+            <w:shd w:val="clear" w:color="auto" w:fill="A6A6A6"/>
           </w:rPr>
           <m:t>=λ</m:t>
         </m:r>
@@ -3781,7 +3781,7 @@
             <m:ctrlPr>
               <w:rPr>
                 <w:rFonts w:ascii="Times New Roman" w:hAnsi="Times New Roman"/>
-                <w:shd w:val="clear" w:color="auto" w:fill="D9D9D9"/>
+                <w:shd w:val="clear" w:color="auto" w:fill="A6A6A6"/>
               </w:rPr>
             </m:ctrlPr>
           </m:accPr>
@@ -4209,7 +4209,7 @@
               <m:r>
                 <w:rPr>
                   <w:rFonts w:ascii="Times New Roman" w:hAnsi="Times New Roman" w:cs="Cambria Math"/>
-                  <w:shd w:val="clear" w:color="auto" w:fill="D9D9D9"/>
+                  <w:shd w:val="clear" w:color="auto" w:fill="A6A6A6"/>
                 </w:rPr>
                 <m:t>∠AOB</m:t>
               </m:r>
@@ -4294,7 +4294,7 @@
                   <m:ctrlPr>
                     <w:rPr>
                       <w:rFonts w:ascii="Times New Roman" w:hAnsi="Times New Roman"/>
-                      <w:shd w:val="clear" w:color="auto" w:fill="D9D9D9"/>
+                      <w:shd w:val="clear" w:color="auto" w:fill="A6A6A6"/>
                     </w:rPr>
                   </m:ctrlPr>
                 </m:dPr>
@@ -4421,7 +4421,7 @@
                 <w:rFonts w:eastAsia="宋体" w:ascii="Times New Roman" w:hAnsi="Times New Roman"/>
                 <w:sz w:val="21"/>
                 <w:szCs w:val="21"/>
-                <w:shd w:val="clear" w:color="auto" w:fill="D9D9D9"/>
+                <w:shd w:val="clear" w:color="auto" w:fill="A6A6A6"/>
               </w:rPr>
               <w:t xml:space="preserve">0</w:t>
             </w:r>
@@ -4496,7 +4496,7 @@
                   <m:ctrlPr>
                     <w:rPr>
                       <w:rFonts w:ascii="Times New Roman" w:hAnsi="Times New Roman"/>
-                      <w:shd w:val="clear" w:color="auto" w:fill="D9D9D9"/>
+                      <w:shd w:val="clear" w:color="auto" w:fill="A6A6A6"/>
                     </w:rPr>
                   </m:ctrlPr>
                 </m:accPr>
@@ -4603,7 +4603,7 @@
                   <m:ctrlPr>
                     <w:rPr>
                       <w:rFonts w:ascii="Times New Roman" w:hAnsi="Times New Roman"/>
-                      <w:shd w:val="clear" w:color="auto" w:fill="D9D9D9"/>
+                      <w:shd w:val="clear" w:color="auto" w:fill="A6A6A6"/>
                     </w:rPr>
                   </m:ctrlPr>
                 </m:fPr>
@@ -4704,7 +4704,7 @@
                   <m:ctrlPr>
                     <w:rPr>
                       <w:rFonts w:ascii="Times New Roman" w:hAnsi="Times New Roman"/>
-                      <w:shd w:val="clear" w:color="auto" w:fill="D9D9D9"/>
+                      <w:shd w:val="clear" w:color="auto" w:fill="A6A6A6"/>
                     </w:rPr>
                   </m:ctrlPr>
                 </m:accPr>
@@ -4720,7 +4720,7 @@
               <m:r>
                 <w:rPr>
                   <w:rFonts w:ascii="Times New Roman" w:hAnsi="Times New Roman" w:cs="Cambria Math"/>
-                  <w:shd w:val="clear" w:color="auto" w:fill="D9D9D9"/>
+                  <w:shd w:val="clear" w:color="auto" w:fill="A6A6A6"/>
                 </w:rPr>
                 <m:t>⊥</m:t>
               </m:r>
@@ -4730,7 +4730,7 @@
                   <m:ctrlPr>
                     <w:rPr>
                       <w:rFonts w:ascii="Times New Roman" w:hAnsi="Times New Roman"/>
-                      <w:shd w:val="clear" w:color="auto" w:fill="D9D9D9"/>
+                      <w:shd w:val="clear" w:color="auto" w:fill="A6A6A6"/>
                     </w:rPr>
                   </m:ctrlPr>
                 </m:accPr>
@@ -4877,7 +4877,7 @@
           <w:rFonts w:eastAsia="宋体" w:ascii="Times New Roman" w:hAnsi="Times New Roman"/>
           <w:sz w:val="21"/>
           <w:szCs w:val="21"/>
-          <w:shd w:val="clear" w:color="auto" w:fill="D9D9D9"/>
+          <w:shd w:val="clear" w:color="auto" w:fill="A6A6A6"/>
         </w:rPr>
         <w:t xml:space="preserve">向量</w:t>
       </w:r>
@@ -4888,7 +4888,7 @@
             <m:ctrlPr>
               <w:rPr>
                 <w:rFonts w:ascii="Times New Roman" w:hAnsi="Times New Roman"/>
-                <w:shd w:val="clear" w:color="auto" w:fill="D9D9D9"/>
+                <w:shd w:val="clear" w:color="auto" w:fill="A6A6A6"/>
               </w:rPr>
             </m:ctrlPr>
           </m:accPr>
@@ -4907,7 +4907,7 @@
           <w:rFonts w:eastAsia="宋体" w:ascii="Times New Roman" w:hAnsi="Times New Roman"/>
           <w:sz w:val="21"/>
           <w:szCs w:val="21"/>
-          <w:shd w:val="clear" w:color="auto" w:fill="D9D9D9"/>
+          <w:shd w:val="clear" w:color="auto" w:fill="A6A6A6"/>
         </w:rPr>
         <w:t xml:space="preserve">的模长与</w:t>
       </w:r>
@@ -4918,7 +4918,7 @@
             <m:ctrlPr>
               <w:rPr>
                 <w:rFonts w:ascii="Times New Roman" w:hAnsi="Times New Roman"/>
-                <w:shd w:val="clear" w:color="auto" w:fill="D9D9D9"/>
+                <w:shd w:val="clear" w:color="auto" w:fill="A6A6A6"/>
               </w:rPr>
             </m:ctrlPr>
           </m:accPr>
@@ -4937,7 +4937,7 @@
           <w:rFonts w:eastAsia="宋体" w:ascii="Times New Roman" w:hAnsi="Times New Roman"/>
           <w:sz w:val="21"/>
           <w:szCs w:val="21"/>
-          <w:shd w:val="clear" w:color="auto" w:fill="D9D9D9"/>
+          <w:shd w:val="clear" w:color="auto" w:fill="A6A6A6"/>
         </w:rPr>
         <w:t xml:space="preserve">在向量</w:t>
       </w:r>
@@ -4948,7 +4948,7 @@
             <m:ctrlPr>
               <w:rPr>
                 <w:rFonts w:ascii="Times New Roman" w:hAnsi="Times New Roman"/>
-                <w:shd w:val="clear" w:color="auto" w:fill="D9D9D9"/>
+                <w:shd w:val="clear" w:color="auto" w:fill="A6A6A6"/>
               </w:rPr>
             </m:ctrlPr>
           </m:accPr>
@@ -4967,7 +4967,7 @@
           <w:rFonts w:eastAsia="宋体" w:ascii="Times New Roman" w:hAnsi="Times New Roman"/>
           <w:sz w:val="21"/>
           <w:szCs w:val="21"/>
-          <w:shd w:val="clear" w:color="auto" w:fill="D9D9D9"/>
+          <w:shd w:val="clear" w:color="auto" w:fill="A6A6A6"/>
         </w:rPr>
         <w:t xml:space="preserve">方向上的投影的乘积</w:t>
       </w:r>
@@ -5149,7 +5149,7 @@
         <m:r>
           <w:rPr>
             <w:rFonts w:ascii="Times New Roman" w:hAnsi="Times New Roman" w:cs="Cambria Math"/>
-            <w:shd w:val="clear" w:color="auto" w:fill="D9D9D9"/>
+            <w:shd w:val="clear" w:color="auto" w:fill="A6A6A6"/>
           </w:rPr>
           <m:t>|</m:t>
         </m:r>
@@ -5159,7 +5159,7 @@
             <m:ctrlPr>
               <w:rPr>
                 <w:rFonts w:ascii="Times New Roman" w:hAnsi="Times New Roman"/>
-                <w:shd w:val="clear" w:color="auto" w:fill="D9D9D9"/>
+                <w:shd w:val="clear" w:color="auto" w:fill="A6A6A6"/>
               </w:rPr>
             </m:ctrlPr>
           </m:accPr>
@@ -5175,7 +5175,7 @@
         <m:r>
           <w:rPr>
             <w:rFonts w:ascii="Times New Roman" w:hAnsi="Times New Roman" w:cs="Cambria Math"/>
-            <w:shd w:val="clear" w:color="auto" w:fill="D9D9D9"/>
+            <w:shd w:val="clear" w:color="auto" w:fill="A6A6A6"/>
           </w:rPr>
           <m:t>||</m:t>
         </m:r>
@@ -5185,7 +5185,7 @@
             <m:ctrlPr>
               <w:rPr>
                 <w:rFonts w:ascii="Times New Roman" w:hAnsi="Times New Roman"/>
-                <w:shd w:val="clear" w:color="auto" w:fill="D9D9D9"/>
+                <w:shd w:val="clear" w:color="auto" w:fill="A6A6A6"/>
               </w:rPr>
             </m:ctrlPr>
           </m:accPr>
@@ -5201,7 +5201,7 @@
         <m:r>
           <w:rPr>
             <w:rFonts w:ascii="Times New Roman" w:hAnsi="Times New Roman" w:cs="Cambria Math"/>
-            <w:shd w:val="clear" w:color="auto" w:fill="D9D9D9"/>
+            <w:shd w:val="clear" w:color="auto" w:fill="A6A6A6"/>
           </w:rPr>
           <m:t>|</m:t>
         </m:r>
@@ -5211,14 +5211,14 @@
           </m:rPr>
           <w:rPr>
             <w:rFonts w:ascii="Times New Roman" w:hAnsi="Times New Roman" w:cs="Cambria Math"/>
-            <w:shd w:val="clear" w:color="auto" w:fill="D9D9D9"/>
+            <w:shd w:val="clear" w:color="auto" w:fill="A6A6A6"/>
           </w:rPr>
           <m:t>cos</m:t>
         </m:r>
         <m:r>
           <w:rPr>
             <w:rFonts w:ascii="Times New Roman" w:hAnsi="Times New Roman" w:cs="Cambria Math"/>
-            <w:shd w:val="clear" w:color="auto" w:fill="D9D9D9"/>
+            <w:shd w:val="clear" w:color="auto" w:fill="A6A6A6"/>
           </w:rPr>
           <m:t>〈</m:t>
         </m:r>
@@ -5228,7 +5228,7 @@
             <m:ctrlPr>
               <w:rPr>
                 <w:rFonts w:ascii="Times New Roman" w:hAnsi="Times New Roman"/>
-                <w:shd w:val="clear" w:color="auto" w:fill="D9D9D9"/>
+                <w:shd w:val="clear" w:color="auto" w:fill="A6A6A6"/>
               </w:rPr>
             </m:ctrlPr>
           </m:accPr>
@@ -5244,7 +5244,7 @@
         <m:r>
           <w:rPr>
             <w:rFonts w:ascii="Times New Roman" w:hAnsi="Times New Roman" w:cs="Cambria Math"/>
-            <w:shd w:val="clear" w:color="auto" w:fill="D9D9D9"/>
+            <w:shd w:val="clear" w:color="auto" w:fill="A6A6A6"/>
           </w:rPr>
           <m:t>,</m:t>
         </m:r>
@@ -5254,7 +5254,7 @@
             <m:ctrlPr>
               <w:rPr>
                 <w:rFonts w:ascii="Times New Roman" w:hAnsi="Times New Roman"/>
-                <w:shd w:val="clear" w:color="auto" w:fill="D9D9D9"/>
+                <w:shd w:val="clear" w:color="auto" w:fill="A6A6A6"/>
               </w:rPr>
             </m:ctrlPr>
           </m:accPr>
@@ -5270,7 +5270,7 @@
         <m:r>
           <w:rPr>
             <w:rFonts w:ascii="Times New Roman" w:hAnsi="Times New Roman" w:cs="Cambria Math"/>
-            <w:shd w:val="clear" w:color="auto" w:fill="D9D9D9"/>
+            <w:shd w:val="clear" w:color="auto" w:fill="A6A6A6"/>
           </w:rPr>
           <m:t>〉</m:t>
         </m:r>
@@ -5410,7 +5410,7 @@
             <m:ctrlPr>
               <w:rPr>
                 <w:rFonts w:ascii="Times New Roman" w:hAnsi="Times New Roman"/>
-                <w:shd w:val="clear" w:color="auto" w:fill="D9D9D9"/>
+                <w:shd w:val="clear" w:color="auto" w:fill="A6A6A6"/>
               </w:rPr>
             </m:ctrlPr>
           </m:accPr>
@@ -5426,7 +5426,7 @@
         <m:r>
           <w:rPr>
             <w:rFonts w:ascii="Times New Roman" w:hAnsi="Times New Roman" w:cs="Cambria Math"/>
-            <w:shd w:val="clear" w:color="auto" w:fill="D9D9D9"/>
+            <w:shd w:val="clear" w:color="auto" w:fill="A6A6A6"/>
           </w:rPr>
           <m:t>⋅</m:t>
         </m:r>
@@ -5436,7 +5436,7 @@
             <m:ctrlPr>
               <w:rPr>
                 <w:rFonts w:ascii="Times New Roman" w:hAnsi="Times New Roman"/>
-                <w:shd w:val="clear" w:color="auto" w:fill="D9D9D9"/>
+                <w:shd w:val="clear" w:color="auto" w:fill="A6A6A6"/>
               </w:rPr>
             </m:ctrlPr>
           </m:accPr>
@@ -5452,7 +5452,7 @@
         <m:r>
           <w:rPr>
             <w:rFonts w:ascii="Times New Roman" w:hAnsi="Times New Roman" w:cs="Cambria Math"/>
-            <w:shd w:val="clear" w:color="auto" w:fill="D9D9D9"/>
+            <w:shd w:val="clear" w:color="auto" w:fill="A6A6A6"/>
           </w:rPr>
           <m:t>=0</m:t>
         </m:r>
@@ -5640,7 +5640,7 @@
             <m:ctrlPr>
               <w:rPr>
                 <w:rFonts w:ascii="Times New Roman" w:hAnsi="Times New Roman"/>
-                <w:shd w:val="clear" w:color="auto" w:fill="D9D9D9"/>
+                <w:shd w:val="clear" w:color="auto" w:fill="A6A6A6"/>
               </w:rPr>
             </m:ctrlPr>
           </m:sSupPr>
@@ -5954,7 +5954,7 @@
             <m:ctrlPr>
               <w:rPr>
                 <w:rFonts w:ascii="Times New Roman" w:hAnsi="Times New Roman"/>
-                <w:shd w:val="clear" w:color="auto" w:fill="D9D9D9"/>
+                <w:shd w:val="clear" w:color="auto" w:fill="A6A6A6"/>
               </w:rPr>
             </m:ctrlPr>
           </m:dPr>
@@ -5985,7 +5985,7 @@
           </m:rPr>
           <w:rPr>
             <w:rFonts w:ascii="Times New Roman" w:hAnsi="Times New Roman" w:cs="Cambria Math"/>
-            <w:shd w:val="clear" w:color="auto" w:fill="D9D9D9"/>
+            <w:shd w:val="clear" w:color="auto" w:fill="A6A6A6"/>
           </w:rPr>
           <m:t>cos</m:t>
         </m:r>
@@ -5996,7 +5996,7 @@
             <m:ctrlPr>
               <w:rPr>
                 <w:rFonts w:ascii="Times New Roman" w:hAnsi="Times New Roman"/>
-                <w:shd w:val="clear" w:color="auto" w:fill="D9D9D9"/>
+                <w:shd w:val="clear" w:color="auto" w:fill="A6A6A6"/>
               </w:rPr>
             </m:ctrlPr>
           </m:dPr>
@@ -6048,7 +6048,7 @@
         <m:r>
           <w:rPr>
             <w:rFonts w:ascii="Times New Roman" w:hAnsi="Times New Roman" w:cs="Cambria Math"/>
-            <w:shd w:val="clear" w:color="auto" w:fill="D9D9D9"/>
+            <w:shd w:val="clear" w:color="auto" w:fill="A6A6A6"/>
           </w:rPr>
           <m:t>⋅</m:t>
         </m:r>
@@ -6057,7 +6057,7 @@
             <m:ctrlPr>
               <w:rPr>
                 <w:rFonts w:ascii="Times New Roman" w:hAnsi="Times New Roman"/>
-                <w:shd w:val="clear" w:color="auto" w:fill="D9D9D9"/>
+                <w:shd w:val="clear" w:color="auto" w:fill="A6A6A6"/>
               </w:rPr>
             </m:ctrlPr>
           </m:fPr>
@@ -6694,7 +6694,7 @@
             <m:ctrlPr>
               <w:rPr>
                 <w:rFonts w:ascii="Times New Roman" w:hAnsi="Times New Roman"/>
-                <w:shd w:val="clear" w:color="auto" w:fill="D9D9D9"/>
+                <w:shd w:val="clear" w:color="auto" w:fill="A6A6A6"/>
               </w:rPr>
             </m:ctrlPr>
           </m:accPr>
@@ -6878,7 +6878,7 @@
           <w:rFonts w:eastAsia="宋体" w:ascii="Times New Roman" w:hAnsi="Times New Roman"/>
           <w:sz w:val="21"/>
           <w:szCs w:val="21"/>
-          <w:shd w:val="clear" w:color="auto" w:fill="D9D9D9"/>
+          <w:shd w:val="clear" w:color="auto" w:fill="A6A6A6"/>
         </w:rPr>
         <w:t xml:space="preserve">同一平面</w:t>
       </w:r>
@@ -7036,7 +7036,7 @@
           <w:rFonts w:eastAsia="宋体" w:ascii="Times New Roman" w:hAnsi="Times New Roman"/>
           <w:sz w:val="21"/>
           <w:szCs w:val="21"/>
-          <w:shd w:val="clear" w:color="auto" w:fill="D9D9D9"/>
+          <w:shd w:val="clear" w:color="auto" w:fill="A6A6A6"/>
         </w:rPr>
         <w:t xml:space="preserve">唯一</w:t>
       </w:r>
@@ -7116,7 +7116,7 @@
             <m:ctrlPr>
               <w:rPr>
                 <w:rFonts w:ascii="Times New Roman" w:hAnsi="Times New Roman"/>
-                <w:shd w:val="clear" w:color="auto" w:fill="D9D9D9"/>
+                <w:shd w:val="clear" w:color="auto" w:fill="A6A6A6"/>
               </w:rPr>
             </m:ctrlPr>
           </m:accPr>
@@ -7132,7 +7132,7 @@
         <m:r>
           <w:rPr>
             <w:rFonts w:ascii="Times New Roman" w:hAnsi="Times New Roman" w:cs="Cambria Math"/>
-            <w:shd w:val="clear" w:color="auto" w:fill="D9D9D9"/>
+            <w:shd w:val="clear" w:color="auto" w:fill="A6A6A6"/>
           </w:rPr>
           <m:t>x</m:t>
         </m:r>
@@ -7142,7 +7142,7 @@
             <m:ctrlPr>
               <w:rPr>
                 <w:rFonts w:ascii="Times New Roman" w:hAnsi="Times New Roman"/>
-                <w:shd w:val="clear" w:color="auto" w:fill="D9D9D9"/>
+                <w:shd w:val="clear" w:color="auto" w:fill="A6A6A6"/>
               </w:rPr>
             </m:ctrlPr>
           </m:accPr>
@@ -7158,7 +7158,7 @@
         <m:r>
           <w:rPr>
             <w:rFonts w:ascii="Times New Roman" w:hAnsi="Times New Roman" w:cs="Cambria Math"/>
-            <w:shd w:val="clear" w:color="auto" w:fill="D9D9D9"/>
+            <w:shd w:val="clear" w:color="auto" w:fill="A6A6A6"/>
           </w:rPr>
           <m:t>+y</m:t>
         </m:r>
@@ -7168,7 +7168,7 @@
             <m:ctrlPr>
               <w:rPr>
                 <w:rFonts w:ascii="Times New Roman" w:hAnsi="Times New Roman"/>
-                <w:shd w:val="clear" w:color="auto" w:fill="D9D9D9"/>
+                <w:shd w:val="clear" w:color="auto" w:fill="A6A6A6"/>
               </w:rPr>
             </m:ctrlPr>
           </m:accPr>
@@ -7424,7 +7424,7 @@
             <m:ctrlPr>
               <w:rPr>
                 <w:rFonts w:ascii="Times New Roman" w:hAnsi="Times New Roman"/>
-                <w:shd w:val="clear" w:color="auto" w:fill="D9D9D9"/>
+                <w:shd w:val="clear" w:color="auto" w:fill="A6A6A6"/>
               </w:rPr>
             </m:ctrlPr>
           </m:accPr>
@@ -7440,7 +7440,7 @@
         <m:r>
           <w:rPr>
             <w:rFonts w:ascii="Times New Roman" w:hAnsi="Times New Roman" w:cs="Cambria Math"/>
-            <w:shd w:val="clear" w:color="auto" w:fill="D9D9D9"/>
+            <w:shd w:val="clear" w:color="auto" w:fill="A6A6A6"/>
           </w:rPr>
           <m:t>=x</m:t>
         </m:r>
@@ -7450,7 +7450,7 @@
             <m:ctrlPr>
               <w:rPr>
                 <w:rFonts w:ascii="Times New Roman" w:hAnsi="Times New Roman"/>
-                <w:shd w:val="clear" w:color="auto" w:fill="D9D9D9"/>
+                <w:shd w:val="clear" w:color="auto" w:fill="A6A6A6"/>
               </w:rPr>
             </m:ctrlPr>
           </m:accPr>
@@ -7466,7 +7466,7 @@
         <m:r>
           <w:rPr>
             <w:rFonts w:ascii="Times New Roman" w:hAnsi="Times New Roman" w:cs="Cambria Math"/>
-            <w:shd w:val="clear" w:color="auto" w:fill="D9D9D9"/>
+            <w:shd w:val="clear" w:color="auto" w:fill="A6A6A6"/>
           </w:rPr>
           <m:t>+y</m:t>
         </m:r>
@@ -7476,7 +7476,7 @@
             <m:ctrlPr>
               <w:rPr>
                 <w:rFonts w:ascii="Times New Roman" w:hAnsi="Times New Roman"/>
-                <w:shd w:val="clear" w:color="auto" w:fill="D9D9D9"/>
+                <w:shd w:val="clear" w:color="auto" w:fill="A6A6A6"/>
               </w:rPr>
             </m:ctrlPr>
           </m:accPr>
@@ -7492,7 +7492,7 @@
         <m:r>
           <w:rPr>
             <w:rFonts w:ascii="Times New Roman" w:hAnsi="Times New Roman" w:cs="Cambria Math"/>
-            <w:shd w:val="clear" w:color="auto" w:fill="D9D9D9"/>
+            <w:shd w:val="clear" w:color="auto" w:fill="A6A6A6"/>
           </w:rPr>
           <m:t>+z</m:t>
         </m:r>
@@ -7502,7 +7502,7 @@
             <m:ctrlPr>
               <w:rPr>
                 <w:rFonts w:ascii="Times New Roman" w:hAnsi="Times New Roman"/>
-                <w:shd w:val="clear" w:color="auto" w:fill="D9D9D9"/>
+                <w:shd w:val="clear" w:color="auto" w:fill="A6A6A6"/>
               </w:rPr>
             </m:ctrlPr>
           </m:accPr>
@@ -7626,7 +7626,7 @@
           <w:rFonts w:eastAsia="宋体" w:ascii="Times New Roman" w:hAnsi="Times New Roman"/>
           <w:sz w:val="21"/>
           <w:szCs w:val="21"/>
-          <w:shd w:val="clear" w:color="auto" w:fill="D9D9D9"/>
+          <w:shd w:val="clear" w:color="auto" w:fill="A6A6A6"/>
         </w:rPr>
         <w:t xml:space="preserve">基底</w:t>
       </w:r>
@@ -7735,7 +7735,7 @@
           <w:rFonts w:eastAsia="宋体" w:ascii="Times New Roman" w:hAnsi="Times New Roman"/>
           <w:sz w:val="21"/>
           <w:szCs w:val="21"/>
-          <w:shd w:val="clear" w:color="auto" w:fill="D9D9D9"/>
+          <w:shd w:val="clear" w:color="auto" w:fill="A6A6A6"/>
         </w:rPr>
         <w:t xml:space="preserve">基向量</w:t>
       </w:r>
@@ -7854,7 +7854,7 @@
           <w:rFonts w:eastAsia="宋体" w:ascii="Times New Roman" w:hAnsi="Times New Roman"/>
           <w:sz w:val="21"/>
           <w:szCs w:val="21"/>
-          <w:shd w:val="clear" w:color="auto" w:fill="D9D9D9"/>
+          <w:shd w:val="clear" w:color="auto" w:fill="A6A6A6"/>
         </w:rPr>
         <w:t xml:space="preserve">两两互相垂直</w:t>
       </w:r>
@@ -7879,7 +7879,7 @@
           <w:rFonts w:eastAsia="宋体" w:ascii="Times New Roman" w:hAnsi="Times New Roman"/>
           <w:sz w:val="21"/>
           <w:szCs w:val="21"/>
-          <w:shd w:val="clear" w:color="auto" w:fill="D9D9D9"/>
+          <w:shd w:val="clear" w:color="auto" w:fill="A6A6A6"/>
         </w:rPr>
         <w:t xml:space="preserve">1</w:t>
       </w:r>
@@ -7904,7 +7904,7 @@
           <w:rFonts w:eastAsia="宋体" w:ascii="Times New Roman" w:hAnsi="Times New Roman"/>
           <w:sz w:val="21"/>
           <w:szCs w:val="21"/>
-          <w:shd w:val="clear" w:color="auto" w:fill="D9D9D9"/>
+          <w:shd w:val="clear" w:color="auto" w:fill="A6A6A6"/>
         </w:rPr>
         <w:t xml:space="preserve">单位正交基底</w:t>
       </w:r>
@@ -7932,7 +7932,7 @@
             <m:ctrlPr>
               <w:rPr>
                 <w:rFonts w:ascii="Times New Roman" w:hAnsi="Times New Roman"/>
-                <w:shd w:val="clear" w:color="auto" w:fill="D9D9D9"/>
+                <w:shd w:val="clear" w:color="auto" w:fill="A6A6A6"/>
               </w:rPr>
             </m:ctrlPr>
           </m:dPr>
@@ -8073,7 +8073,7 @@
           <w:rFonts w:eastAsia="宋体" w:ascii="Times New Roman" w:hAnsi="Times New Roman"/>
           <w:sz w:val="21"/>
           <w:szCs w:val="21"/>
-          <w:shd w:val="clear" w:color="auto" w:fill="D9D9D9"/>
+          <w:shd w:val="clear" w:color="auto" w:fill="A6A6A6"/>
         </w:rPr>
         <w:t xml:space="preserve">正交分解</w:t>
       </w:r>
@@ -8185,7 +8185,7 @@
           <w:rFonts w:eastAsia="宋体" w:ascii="Times New Roman" w:hAnsi="Times New Roman"/>
           <w:sz w:val="21"/>
           <w:szCs w:val="21"/>
-          <w:shd w:val="clear" w:color="auto" w:fill="D9D9D9"/>
+          <w:shd w:val="clear" w:color="auto" w:fill="A6A6A6"/>
         </w:rPr>
         <w:t xml:space="preserve">单位正交基底</w:t>
       </w:r>
@@ -8197,7 +8197,7 @@
             <m:ctrlPr>
               <w:rPr>
                 <w:rFonts w:ascii="Times New Roman" w:hAnsi="Times New Roman"/>
-                <w:shd w:val="clear" w:color="auto" w:fill="D9D9D9"/>
+                <w:shd w:val="clear" w:color="auto" w:fill="A6A6A6"/>
               </w:rPr>
             </m:ctrlPr>
           </m:dPr>
@@ -8393,7 +8393,7 @@
           <w:rFonts w:eastAsia="宋体" w:ascii="Times New Roman" w:hAnsi="Times New Roman"/>
           <w:sz w:val="21"/>
           <w:szCs w:val="21"/>
-          <w:shd w:val="clear" w:color="auto" w:fill="D9D9D9"/>
+          <w:shd w:val="clear" w:color="auto" w:fill="A6A6A6"/>
         </w:rPr>
         <w:t xml:space="preserve">正方向</w:t>
       </w:r>
@@ -8452,7 +8452,7 @@
           <w:rFonts w:eastAsia="宋体" w:ascii="Times New Roman" w:hAnsi="Times New Roman"/>
           <w:sz w:val="21"/>
           <w:szCs w:val="21"/>
-          <w:shd w:val="clear" w:color="auto" w:fill="D9D9D9"/>
+          <w:shd w:val="clear" w:color="auto" w:fill="A6A6A6"/>
         </w:rPr>
         <w:t xml:space="preserve">坐标轴</w:t>
       </w:r>
@@ -8510,7 +8510,7 @@
           <w:rFonts w:eastAsia="宋体" w:ascii="Times New Roman" w:hAnsi="Times New Roman"/>
           <w:sz w:val="21"/>
           <w:szCs w:val="21"/>
-          <w:shd w:val="clear" w:color="auto" w:fill="D9D9D9"/>
+          <w:shd w:val="clear" w:color="auto" w:fill="A6A6A6"/>
         </w:rPr>
         <w:t xml:space="preserve">原点</w:t>
       </w:r>
@@ -8793,7 +8793,7 @@
             <m:ctrlPr>
               <w:rPr>
                 <w:rFonts w:ascii="Times New Roman" w:hAnsi="Times New Roman"/>
-                <w:shd w:val="clear" w:color="auto" w:fill="D9D9D9"/>
+                <w:shd w:val="clear" w:color="auto" w:fill="A6A6A6"/>
               </w:rPr>
             </m:ctrlPr>
           </m:sSupPr>
@@ -8820,7 +8820,7 @@
           <w:rFonts w:eastAsia="宋体" w:ascii="Times New Roman" w:hAnsi="Times New Roman"/>
           <w:sz w:val="21"/>
           <w:szCs w:val="21"/>
-          <w:shd w:val="clear" w:color="auto" w:fill="D9D9D9"/>
+          <w:shd w:val="clear" w:color="auto" w:fill="A6A6A6"/>
         </w:rPr>
         <w:t xml:space="preserve">或</w:t>
       </w:r>
@@ -8830,7 +8830,7 @@
             <m:ctrlPr>
               <w:rPr>
                 <w:rFonts w:ascii="Times New Roman" w:hAnsi="Times New Roman"/>
-                <w:shd w:val="clear" w:color="auto" w:fill="D9D9D9"/>
+                <w:shd w:val="clear" w:color="auto" w:fill="A6A6A6"/>
               </w:rPr>
             </m:ctrlPr>
           </m:sSupPr>
@@ -8882,7 +8882,7 @@
             <m:ctrlPr>
               <w:rPr>
                 <w:rFonts w:ascii="Times New Roman" w:hAnsi="Times New Roman"/>
-                <w:shd w:val="clear" w:color="auto" w:fill="D9D9D9"/>
+                <w:shd w:val="clear" w:color="auto" w:fill="A6A6A6"/>
               </w:rPr>
             </m:ctrlPr>
           </m:sSupPr>
@@ -8987,7 +8987,7 @@
           <w:rFonts w:eastAsia="宋体" w:ascii="Times New Roman" w:hAnsi="Times New Roman"/>
           <w:sz w:val="21"/>
           <w:szCs w:val="21"/>
-          <w:shd w:val="clear" w:color="auto" w:fill="D9D9D9"/>
+          <w:shd w:val="clear" w:color="auto" w:fill="A6A6A6"/>
         </w:rPr>
         <w:t xml:space="preserve">正方向</w:t>
       </w:r>
@@ -9029,7 +9029,7 @@
           <w:rFonts w:eastAsia="宋体" w:ascii="Times New Roman" w:hAnsi="Times New Roman"/>
           <w:sz w:val="21"/>
           <w:szCs w:val="21"/>
-          <w:shd w:val="clear" w:color="auto" w:fill="D9D9D9"/>
+          <w:shd w:val="clear" w:color="auto" w:fill="A6A6A6"/>
         </w:rPr>
         <w:t xml:space="preserve">正方向</w:t>
       </w:r>
@@ -9071,7 +9071,7 @@
           <w:rFonts w:eastAsia="宋体" w:ascii="Times New Roman" w:hAnsi="Times New Roman"/>
           <w:sz w:val="21"/>
           <w:szCs w:val="21"/>
-          <w:shd w:val="clear" w:color="auto" w:fill="D9D9D9"/>
+          <w:shd w:val="clear" w:color="auto" w:fill="A6A6A6"/>
         </w:rPr>
         <w:t xml:space="preserve">正方向</w:t>
       </w:r>
@@ -9327,7 +9327,7 @@
           <w:rFonts w:eastAsia="宋体" w:ascii="Times New Roman" w:hAnsi="Times New Roman"/>
           <w:sz w:val="21"/>
           <w:szCs w:val="21"/>
-          <w:shd w:val="clear" w:color="auto" w:fill="D9D9D9"/>
+          <w:shd w:val="clear" w:color="auto" w:fill="A6A6A6"/>
         </w:rPr>
         <w:t xml:space="preserve">有序实数组</w:t>
       </w:r>
@@ -9337,7 +9337,7 @@
             <m:ctrlPr>
               <w:rPr>
                 <w:rFonts w:ascii="Times New Roman" w:hAnsi="Times New Roman"/>
-                <w:shd w:val="clear" w:color="auto" w:fill="D9D9D9"/>
+                <w:shd w:val="clear" w:color="auto" w:fill="A6A6A6"/>
               </w:rPr>
             </m:ctrlPr>
           </m:dPr>
@@ -9439,7 +9439,7 @@
           <w:rFonts w:eastAsia="宋体" w:ascii="Times New Roman" w:hAnsi="Times New Roman"/>
           <w:sz w:val="21"/>
           <w:szCs w:val="21"/>
-          <w:shd w:val="clear" w:color="auto" w:fill="D9D9D9"/>
+          <w:shd w:val="clear" w:color="auto" w:fill="A6A6A6"/>
         </w:rPr>
         <w:t xml:space="preserve">横坐标</w:t>
       </w:r>
@@ -9498,7 +9498,7 @@
           <w:rFonts w:eastAsia="宋体" w:ascii="Times New Roman" w:hAnsi="Times New Roman"/>
           <w:sz w:val="21"/>
           <w:szCs w:val="21"/>
-          <w:shd w:val="clear" w:color="auto" w:fill="D9D9D9"/>
+          <w:shd w:val="clear" w:color="auto" w:fill="A6A6A6"/>
         </w:rPr>
         <w:t xml:space="preserve">纵坐标</w:t>
       </w:r>
@@ -9557,7 +9557,7 @@
           <w:rFonts w:eastAsia="宋体" w:ascii="Times New Roman" w:hAnsi="Times New Roman"/>
           <w:sz w:val="21"/>
           <w:szCs w:val="21"/>
-          <w:shd w:val="clear" w:color="auto" w:fill="D9D9D9"/>
+          <w:shd w:val="clear" w:color="auto" w:fill="A6A6A6"/>
         </w:rPr>
         <w:t xml:space="preserve">竖坐标</w:t>
       </w:r>
@@ -9742,7 +9742,7 @@
             <m:ctrlPr>
               <w:rPr>
                 <w:rFonts w:ascii="Times New Roman" w:hAnsi="Times New Roman"/>
-                <w:shd w:val="clear" w:color="auto" w:fill="D9D9D9"/>
+                <w:shd w:val="clear" w:color="auto" w:fill="A6A6A6"/>
               </w:rPr>
             </m:ctrlPr>
           </m:accPr>
@@ -9758,7 +9758,7 @@
         <m:r>
           <w:rPr>
             <w:rFonts w:ascii="Times New Roman" w:hAnsi="Times New Roman" w:cs="Cambria Math"/>
-            <w:shd w:val="clear" w:color="auto" w:fill="D9D9D9"/>
+            <w:shd w:val="clear" w:color="auto" w:fill="A6A6A6"/>
           </w:rPr>
           <m:t>=x</m:t>
         </m:r>
@@ -9768,7 +9768,7 @@
             <m:ctrlPr>
               <w:rPr>
                 <w:rFonts w:ascii="Times New Roman" w:hAnsi="Times New Roman"/>
-                <w:shd w:val="clear" w:color="auto" w:fill="D9D9D9"/>
+                <w:shd w:val="clear" w:color="auto" w:fill="A6A6A6"/>
               </w:rPr>
             </m:ctrlPr>
           </m:accPr>
@@ -9784,7 +9784,7 @@
         <m:r>
           <w:rPr>
             <w:rFonts w:ascii="Times New Roman" w:hAnsi="Times New Roman" w:cs="Cambria Math"/>
-            <w:shd w:val="clear" w:color="auto" w:fill="D9D9D9"/>
+            <w:shd w:val="clear" w:color="auto" w:fill="A6A6A6"/>
           </w:rPr>
           <m:t>+y</m:t>
         </m:r>
@@ -9794,7 +9794,7 @@
             <m:ctrlPr>
               <w:rPr>
                 <w:rFonts w:ascii="Times New Roman" w:hAnsi="Times New Roman"/>
-                <w:shd w:val="clear" w:color="auto" w:fill="D9D9D9"/>
+                <w:shd w:val="clear" w:color="auto" w:fill="A6A6A6"/>
               </w:rPr>
             </m:ctrlPr>
           </m:accPr>
@@ -9810,7 +9810,7 @@
         <m:r>
           <w:rPr>
             <w:rFonts w:ascii="Times New Roman" w:hAnsi="Times New Roman" w:cs="Cambria Math"/>
-            <w:shd w:val="clear" w:color="auto" w:fill="D9D9D9"/>
+            <w:shd w:val="clear" w:color="auto" w:fill="A6A6A6"/>
           </w:rPr>
           <m:t>+z</m:t>
         </m:r>
@@ -9820,7 +9820,7 @@
             <m:ctrlPr>
               <w:rPr>
                 <w:rFonts w:ascii="Times New Roman" w:hAnsi="Times New Roman"/>
-                <w:shd w:val="clear" w:color="auto" w:fill="D9D9D9"/>
+                <w:shd w:val="clear" w:color="auto" w:fill="A6A6A6"/>
               </w:rPr>
             </m:ctrlPr>
           </m:accPr>
@@ -9942,7 +9942,7 @@
             <m:ctrlPr>
               <w:rPr>
                 <w:rFonts w:ascii="Times New Roman" w:hAnsi="Times New Roman"/>
-                <w:shd w:val="clear" w:color="auto" w:fill="D9D9D9"/>
+                <w:shd w:val="clear" w:color="auto" w:fill="A6A6A6"/>
               </w:rPr>
             </m:ctrlPr>
           </m:dPr>
@@ -10333,7 +10333,7 @@
             <m:ctrlPr>
               <w:rPr>
                 <w:rFonts w:ascii="Times New Roman" w:hAnsi="Times New Roman"/>
-                <w:shd w:val="clear" w:color="auto" w:fill="D9D9D9"/>
+                <w:shd w:val="clear" w:color="auto" w:fill="A6A6A6"/>
               </w:rPr>
             </m:ctrlPr>
           </m:dPr>
@@ -10593,7 +10593,7 @@
             <m:ctrlPr>
               <w:rPr>
                 <w:rFonts w:ascii="Times New Roman" w:hAnsi="Times New Roman"/>
-                <w:shd w:val="clear" w:color="auto" w:fill="D9D9D9"/>
+                <w:shd w:val="clear" w:color="auto" w:fill="A6A6A6"/>
               </w:rPr>
             </m:ctrlPr>
           </m:dPr>
@@ -10842,7 +10842,7 @@
             <m:ctrlPr>
               <w:rPr>
                 <w:rFonts w:ascii="Times New Roman" w:hAnsi="Times New Roman"/>
-                <w:shd w:val="clear" w:color="auto" w:fill="D9D9D9"/>
+                <w:shd w:val="clear" w:color="auto" w:fill="A6A6A6"/>
               </w:rPr>
             </m:ctrlPr>
           </m:dPr>
@@ -11015,7 +11015,7 @@
             <m:ctrlPr>
               <w:rPr>
                 <w:rFonts w:ascii="Times New Roman" w:hAnsi="Times New Roman"/>
-                <w:shd w:val="clear" w:color="auto" w:fill="D9D9D9"/>
+                <w:shd w:val="clear" w:color="auto" w:fill="A6A6A6"/>
               </w:rPr>
             </m:ctrlPr>
           </m:dPr>
@@ -11610,7 +11610,7 @@
             <m:ctrlPr>
               <w:rPr>
                 <w:rFonts w:ascii="Times New Roman" w:hAnsi="Times New Roman"/>
-                <w:shd w:val="clear" w:color="auto" w:fill="D9D9D9"/>
+                <w:shd w:val="clear" w:color="auto" w:fill="A6A6A6"/>
               </w:rPr>
             </m:ctrlPr>
           </m:sSubPr>
@@ -11634,7 +11634,7 @@
         <m:r>
           <w:rPr>
             <w:rFonts w:ascii="Times New Roman" w:hAnsi="Times New Roman" w:cs="Cambria Math"/>
-            <w:shd w:val="clear" w:color="auto" w:fill="D9D9D9"/>
+            <w:shd w:val="clear" w:color="auto" w:fill="A6A6A6"/>
           </w:rPr>
           <m:t>=λ</m:t>
         </m:r>
@@ -11643,7 +11643,7 @@
             <m:ctrlPr>
               <w:rPr>
                 <w:rFonts w:ascii="Times New Roman" w:hAnsi="Times New Roman"/>
-                <w:shd w:val="clear" w:color="auto" w:fill="D9D9D9"/>
+                <w:shd w:val="clear" w:color="auto" w:fill="A6A6A6"/>
               </w:rPr>
             </m:ctrlPr>
           </m:sSubPr>
@@ -11667,7 +11667,7 @@
         <m:r>
           <w:rPr>
             <w:rFonts w:ascii="Times New Roman" w:hAnsi="Times New Roman" w:cs="Cambria Math"/>
-            <w:shd w:val="clear" w:color="auto" w:fill="D9D9D9"/>
+            <w:shd w:val="clear" w:color="auto" w:fill="A6A6A6"/>
           </w:rPr>
           <m:t>,</m:t>
         </m:r>
@@ -11676,7 +11676,7 @@
             <m:ctrlPr>
               <w:rPr>
                 <w:rFonts w:ascii="Times New Roman" w:hAnsi="Times New Roman"/>
-                <w:shd w:val="clear" w:color="auto" w:fill="D9D9D9"/>
+                <w:shd w:val="clear" w:color="auto" w:fill="A6A6A6"/>
               </w:rPr>
             </m:ctrlPr>
           </m:sSubPr>
@@ -11700,7 +11700,7 @@
         <m:r>
           <w:rPr>
             <w:rFonts w:ascii="Times New Roman" w:hAnsi="Times New Roman" w:cs="Cambria Math"/>
-            <w:shd w:val="clear" w:color="auto" w:fill="D9D9D9"/>
+            <w:shd w:val="clear" w:color="auto" w:fill="A6A6A6"/>
           </w:rPr>
           <m:t>=λ</m:t>
         </m:r>
@@ -11709,7 +11709,7 @@
             <m:ctrlPr>
               <w:rPr>
                 <w:rFonts w:ascii="Times New Roman" w:hAnsi="Times New Roman"/>
-                <w:shd w:val="clear" w:color="auto" w:fill="D9D9D9"/>
+                <w:shd w:val="clear" w:color="auto" w:fill="A6A6A6"/>
               </w:rPr>
             </m:ctrlPr>
           </m:sSubPr>
@@ -11733,7 +11733,7 @@
         <m:r>
           <w:rPr>
             <w:rFonts w:ascii="Times New Roman" w:hAnsi="Times New Roman" w:cs="Cambria Math"/>
-            <w:shd w:val="clear" w:color="auto" w:fill="D9D9D9"/>
+            <w:shd w:val="clear" w:color="auto" w:fill="A6A6A6"/>
           </w:rPr>
           <m:t>,</m:t>
         </m:r>
@@ -11742,7 +11742,7 @@
             <m:ctrlPr>
               <w:rPr>
                 <w:rFonts w:ascii="Times New Roman" w:hAnsi="Times New Roman"/>
-                <w:shd w:val="clear" w:color="auto" w:fill="D9D9D9"/>
+                <w:shd w:val="clear" w:color="auto" w:fill="A6A6A6"/>
               </w:rPr>
             </m:ctrlPr>
           </m:sSubPr>
@@ -11766,7 +11766,7 @@
         <m:r>
           <w:rPr>
             <w:rFonts w:ascii="Times New Roman" w:hAnsi="Times New Roman" w:cs="Cambria Math"/>
-            <w:shd w:val="clear" w:color="auto" w:fill="D9D9D9"/>
+            <w:shd w:val="clear" w:color="auto" w:fill="A6A6A6"/>
           </w:rPr>
           <m:t>=λ</m:t>
         </m:r>
@@ -11775,7 +11775,7 @@
             <m:ctrlPr>
               <w:rPr>
                 <w:rFonts w:ascii="Times New Roman" w:hAnsi="Times New Roman"/>
-                <w:shd w:val="clear" w:color="auto" w:fill="D9D9D9"/>
+                <w:shd w:val="clear" w:color="auto" w:fill="A6A6A6"/>
               </w:rPr>
             </m:ctrlPr>
           </m:sSubPr>
@@ -11924,7 +11924,7 @@
             <m:ctrlPr>
               <w:rPr>
                 <w:rFonts w:ascii="Times New Roman" w:hAnsi="Times New Roman"/>
-                <w:shd w:val="clear" w:color="auto" w:fill="D9D9D9"/>
+                <w:shd w:val="clear" w:color="auto" w:fill="A6A6A6"/>
               </w:rPr>
             </m:ctrlPr>
           </m:sSubPr>
@@ -11950,7 +11950,7 @@
             <m:ctrlPr>
               <w:rPr>
                 <w:rFonts w:ascii="Times New Roman" w:hAnsi="Times New Roman"/>
-                <w:shd w:val="clear" w:color="auto" w:fill="D9D9D9"/>
+                <w:shd w:val="clear" w:color="auto" w:fill="A6A6A6"/>
               </w:rPr>
             </m:ctrlPr>
           </m:sSubPr>
@@ -11974,7 +11974,7 @@
         <m:r>
           <w:rPr>
             <w:rFonts w:ascii="Times New Roman" w:hAnsi="Times New Roman" w:cs="Cambria Math"/>
-            <w:shd w:val="clear" w:color="auto" w:fill="D9D9D9"/>
+            <w:shd w:val="clear" w:color="auto" w:fill="A6A6A6"/>
           </w:rPr>
           <m:t>+</m:t>
         </m:r>
@@ -11983,7 +11983,7 @@
             <m:ctrlPr>
               <w:rPr>
                 <w:rFonts w:ascii="Times New Roman" w:hAnsi="Times New Roman"/>
-                <w:shd w:val="clear" w:color="auto" w:fill="D9D9D9"/>
+                <w:shd w:val="clear" w:color="auto" w:fill="A6A6A6"/>
               </w:rPr>
             </m:ctrlPr>
           </m:sSubPr>
@@ -12009,7 +12009,7 @@
             <m:ctrlPr>
               <w:rPr>
                 <w:rFonts w:ascii="Times New Roman" w:hAnsi="Times New Roman"/>
-                <w:shd w:val="clear" w:color="auto" w:fill="D9D9D9"/>
+                <w:shd w:val="clear" w:color="auto" w:fill="A6A6A6"/>
               </w:rPr>
             </m:ctrlPr>
           </m:sSubPr>
@@ -12033,7 +12033,7 @@
         <m:r>
           <w:rPr>
             <w:rFonts w:ascii="Times New Roman" w:hAnsi="Times New Roman" w:cs="Cambria Math"/>
-            <w:shd w:val="clear" w:color="auto" w:fill="D9D9D9"/>
+            <w:shd w:val="clear" w:color="auto" w:fill="A6A6A6"/>
           </w:rPr>
           <m:t>+</m:t>
         </m:r>
@@ -12042,7 +12042,7 @@
             <m:ctrlPr>
               <w:rPr>
                 <w:rFonts w:ascii="Times New Roman" w:hAnsi="Times New Roman"/>
-                <w:shd w:val="clear" w:color="auto" w:fill="D9D9D9"/>
+                <w:shd w:val="clear" w:color="auto" w:fill="A6A6A6"/>
               </w:rPr>
             </m:ctrlPr>
           </m:sSubPr>
@@ -12068,7 +12068,7 @@
             <m:ctrlPr>
               <w:rPr>
                 <w:rFonts w:ascii="Times New Roman" w:hAnsi="Times New Roman"/>
-                <w:shd w:val="clear" w:color="auto" w:fill="D9D9D9"/>
+                <w:shd w:val="clear" w:color="auto" w:fill="A6A6A6"/>
               </w:rPr>
             </m:ctrlPr>
           </m:sSubPr>
@@ -12092,7 +12092,7 @@
         <m:r>
           <w:rPr>
             <w:rFonts w:ascii="Times New Roman" w:hAnsi="Times New Roman" w:cs="Cambria Math"/>
-            <w:shd w:val="clear" w:color="auto" w:fill="D9D9D9"/>
+            <w:shd w:val="clear" w:color="auto" w:fill="A6A6A6"/>
           </w:rPr>
           <m:t>=0</m:t>
         </m:r>
@@ -13473,7 +13473,7 @@
             <m:ctrlPr>
               <w:rPr>
                 <w:rFonts w:ascii="Times New Roman" w:hAnsi="Times New Roman"/>
-                <w:shd w:val="clear" w:color="auto" w:fill="D9D9D9"/>
+                <w:shd w:val="clear" w:color="auto" w:fill="A6A6A6"/>
               </w:rPr>
             </m:ctrlPr>
           </m:radPr>
@@ -13875,7 +13875,7 @@
           <w:rFonts w:eastAsia="宋体" w:ascii="Times New Roman" w:hAnsi="Times New Roman"/>
           <w:sz w:val="21"/>
           <w:szCs w:val="21"/>
-          <w:shd w:val="clear" w:color="auto" w:fill="D9D9D9"/>
+          <w:shd w:val="clear" w:color="auto" w:fill="A6A6A6"/>
         </w:rPr>
         <w:t xml:space="preserve">基点</w:t>
       </w:r>
@@ -13990,7 +13990,7 @@
           <w:rFonts w:eastAsia="宋体" w:ascii="Times New Roman" w:hAnsi="Times New Roman"/>
           <w:sz w:val="21"/>
           <w:szCs w:val="21"/>
-          <w:shd w:val="clear" w:color="auto" w:fill="D9D9D9"/>
+          <w:shd w:val="clear" w:color="auto" w:fill="A6A6A6"/>
         </w:rPr>
         <w:t xml:space="preserve">位置向量</w:t>
       </w:r>
@@ -14312,7 +14312,7 @@
           <w:rFonts w:eastAsia="宋体" w:ascii="Times New Roman" w:hAnsi="Times New Roman"/>
           <w:sz w:val="21"/>
           <w:szCs w:val="21"/>
-          <w:shd w:val="clear" w:color="auto" w:fill="D9D9D9"/>
+          <w:shd w:val="clear" w:color="auto" w:fill="A6A6A6"/>
         </w:rPr>
         <w:t xml:space="preserve">向量</w:t>
       </w:r>
@@ -14323,7 +14323,7 @@
             <m:ctrlPr>
               <w:rPr>
                 <w:rFonts w:ascii="Times New Roman" w:hAnsi="Times New Roman"/>
-                <w:shd w:val="clear" w:color="auto" w:fill="D9D9D9"/>
+                <w:shd w:val="clear" w:color="auto" w:fill="A6A6A6"/>
               </w:rPr>
             </m:ctrlPr>
           </m:accPr>
@@ -14342,7 +14342,7 @@
           <w:rFonts w:eastAsia="宋体" w:ascii="Times New Roman" w:hAnsi="Times New Roman"/>
           <w:sz w:val="21"/>
           <w:szCs w:val="21"/>
-          <w:shd w:val="clear" w:color="auto" w:fill="D9D9D9"/>
+          <w:shd w:val="clear" w:color="auto" w:fill="A6A6A6"/>
         </w:rPr>
         <w:t xml:space="preserve">平行</w:t>
       </w:r>
@@ -14367,7 +14367,7 @@
           <w:rFonts w:eastAsia="宋体" w:ascii="Times New Roman" w:hAnsi="Times New Roman"/>
           <w:sz w:val="21"/>
           <w:szCs w:val="21"/>
-          <w:shd w:val="clear" w:color="auto" w:fill="D9D9D9"/>
+          <w:shd w:val="clear" w:color="auto" w:fill="A6A6A6"/>
         </w:rPr>
         <w:t xml:space="preserve">非零</w:t>
       </w:r>
@@ -14493,7 +14493,7 @@
           <w:rFonts w:eastAsia="宋体" w:ascii="Times New Roman" w:hAnsi="Times New Roman"/>
           <w:sz w:val="21"/>
           <w:szCs w:val="21"/>
-          <w:shd w:val="clear" w:color="auto" w:fill="D9D9D9"/>
+          <w:shd w:val="clear" w:color="auto" w:fill="A6A6A6"/>
         </w:rPr>
         <w:t xml:space="preserve">其上一点</w:t>
       </w:r>
@@ -14518,7 +14518,7 @@
           <w:rFonts w:eastAsia="宋体" w:ascii="Times New Roman" w:hAnsi="Times New Roman"/>
           <w:sz w:val="21"/>
           <w:szCs w:val="21"/>
-          <w:shd w:val="clear" w:color="auto" w:fill="D9D9D9"/>
+          <w:shd w:val="clear" w:color="auto" w:fill="A6A6A6"/>
         </w:rPr>
         <w:t xml:space="preserve">方向向量</w:t>
       </w:r>
@@ -14702,7 +14702,7 @@
             <m:ctrlPr>
               <w:rPr>
                 <w:rFonts w:ascii="Times New Roman" w:hAnsi="Times New Roman"/>
-                <w:shd w:val="clear" w:color="auto" w:fill="D9D9D9"/>
+                <w:shd w:val="clear" w:color="auto" w:fill="A6A6A6"/>
               </w:rPr>
             </m:ctrlPr>
           </m:accPr>
@@ -14718,7 +14718,7 @@
         <m:r>
           <w:rPr>
             <w:rFonts w:ascii="Times New Roman" w:hAnsi="Times New Roman" w:cs="Cambria Math"/>
-            <w:shd w:val="clear" w:color="auto" w:fill="D9D9D9"/>
+            <w:shd w:val="clear" w:color="auto" w:fill="A6A6A6"/>
           </w:rPr>
           <m:t>+t</m:t>
         </m:r>
@@ -14728,7 +14728,7 @@
             <m:ctrlPr>
               <w:rPr>
                 <w:rFonts w:ascii="Times New Roman" w:hAnsi="Times New Roman"/>
-                <w:shd w:val="clear" w:color="auto" w:fill="D9D9D9"/>
+                <w:shd w:val="clear" w:color="auto" w:fill="A6A6A6"/>
               </w:rPr>
             </m:ctrlPr>
           </m:accPr>
@@ -14875,7 +14875,7 @@
             <m:ctrlPr>
               <w:rPr>
                 <w:rFonts w:ascii="Times New Roman" w:hAnsi="Times New Roman"/>
-                <w:shd w:val="clear" w:color="auto" w:fill="D9D9D9"/>
+                <w:shd w:val="clear" w:color="auto" w:fill="A6A6A6"/>
               </w:rPr>
             </m:ctrlPr>
           </m:accPr>
@@ -14891,7 +14891,7 @@
         <m:r>
           <w:rPr>
             <w:rFonts w:ascii="Times New Roman" w:hAnsi="Times New Roman" w:cs="Cambria Math"/>
-            <w:shd w:val="clear" w:color="auto" w:fill="D9D9D9"/>
+            <w:shd w:val="clear" w:color="auto" w:fill="A6A6A6"/>
           </w:rPr>
           <m:t>+t</m:t>
         </m:r>
@@ -14901,7 +14901,7 @@
             <m:ctrlPr>
               <w:rPr>
                 <w:rFonts w:ascii="Times New Roman" w:hAnsi="Times New Roman"/>
-                <w:shd w:val="clear" w:color="auto" w:fill="D9D9D9"/>
+                <w:shd w:val="clear" w:color="auto" w:fill="A6A6A6"/>
               </w:rPr>
             </m:ctrlPr>
           </m:accPr>
@@ -15391,7 +15391,7 @@
             <m:ctrlPr>
               <w:rPr>
                 <w:rFonts w:ascii="Times New Roman" w:hAnsi="Times New Roman"/>
-                <w:shd w:val="clear" w:color="auto" w:fill="D9D9D9"/>
+                <w:shd w:val="clear" w:color="auto" w:fill="A6A6A6"/>
               </w:rPr>
             </m:ctrlPr>
           </m:accPr>
@@ -15426,7 +15426,7 @@
         <m:r>
           <w:rPr>
             <w:rFonts w:ascii="Times New Roman" w:hAnsi="Times New Roman" w:cs="Cambria Math"/>
-            <w:shd w:val="clear" w:color="auto" w:fill="D9D9D9"/>
+            <w:shd w:val="clear" w:color="auto" w:fill="A6A6A6"/>
           </w:rPr>
           <m:t>=λ</m:t>
         </m:r>
@@ -15436,7 +15436,7 @@
             <m:ctrlPr>
               <w:rPr>
                 <w:rFonts w:ascii="Times New Roman" w:hAnsi="Times New Roman"/>
-                <w:shd w:val="clear" w:color="auto" w:fill="D9D9D9"/>
+                <w:shd w:val="clear" w:color="auto" w:fill="A6A6A6"/>
               </w:rPr>
             </m:ctrlPr>
           </m:accPr>
@@ -15842,7 +15842,7 @@
             <m:ctrlPr>
               <w:rPr>
                 <w:rFonts w:ascii="Times New Roman" w:hAnsi="Times New Roman"/>
-                <w:shd w:val="clear" w:color="auto" w:fill="D9D9D9"/>
+                <w:shd w:val="clear" w:color="auto" w:fill="A6A6A6"/>
               </w:rPr>
             </m:ctrlPr>
           </m:sSubPr>
@@ -15878,7 +15878,7 @@
         <m:r>
           <w:rPr>
             <w:rFonts w:ascii="Times New Roman" w:hAnsi="Times New Roman" w:cs="Cambria Math"/>
-            <w:shd w:val="clear" w:color="auto" w:fill="D9D9D9"/>
+            <w:shd w:val="clear" w:color="auto" w:fill="A6A6A6"/>
           </w:rPr>
           <m:t>⋅</m:t>
         </m:r>
@@ -15887,7 +15887,7 @@
             <m:ctrlPr>
               <w:rPr>
                 <w:rFonts w:ascii="Times New Roman" w:hAnsi="Times New Roman"/>
-                <w:shd w:val="clear" w:color="auto" w:fill="D9D9D9"/>
+                <w:shd w:val="clear" w:color="auto" w:fill="A6A6A6"/>
               </w:rPr>
             </m:ctrlPr>
           </m:sSubPr>
@@ -15923,7 +15923,7 @@
         <m:r>
           <w:rPr>
             <w:rFonts w:ascii="Times New Roman" w:hAnsi="Times New Roman" w:cs="Cambria Math"/>
-            <w:shd w:val="clear" w:color="auto" w:fill="D9D9D9"/>
+            <w:shd w:val="clear" w:color="auto" w:fill="A6A6A6"/>
           </w:rPr>
           <m:t>=0</m:t>
         </m:r>
@@ -16139,7 +16139,7 @@
             <m:ctrlPr>
               <w:rPr>
                 <w:rFonts w:ascii="Times New Roman" w:hAnsi="Times New Roman"/>
-                <w:shd w:val="clear" w:color="auto" w:fill="D9D9D9"/>
+                <w:shd w:val="clear" w:color="auto" w:fill="A6A6A6"/>
               </w:rPr>
             </m:ctrlPr>
           </m:accPr>
@@ -16155,7 +16155,7 @@
         <m:r>
           <w:rPr>
             <w:rFonts w:ascii="Times New Roman" w:hAnsi="Times New Roman" w:cs="Cambria Math"/>
-            <w:shd w:val="clear" w:color="auto" w:fill="D9D9D9"/>
+            <w:shd w:val="clear" w:color="auto" w:fill="A6A6A6"/>
           </w:rPr>
           <m:t>+x</m:t>
         </m:r>
@@ -16165,7 +16165,7 @@
             <m:ctrlPr>
               <w:rPr>
                 <w:rFonts w:ascii="Times New Roman" w:hAnsi="Times New Roman"/>
-                <w:shd w:val="clear" w:color="auto" w:fill="D9D9D9"/>
+                <w:shd w:val="clear" w:color="auto" w:fill="A6A6A6"/>
               </w:rPr>
             </m:ctrlPr>
           </m:accPr>
@@ -16181,7 +16181,7 @@
         <m:r>
           <w:rPr>
             <w:rFonts w:ascii="Times New Roman" w:hAnsi="Times New Roman" w:cs="Cambria Math"/>
-            <w:shd w:val="clear" w:color="auto" w:fill="D9D9D9"/>
+            <w:shd w:val="clear" w:color="auto" w:fill="A6A6A6"/>
           </w:rPr>
           <m:t>+y</m:t>
         </m:r>
@@ -16191,7 +16191,7 @@
             <m:ctrlPr>
               <w:rPr>
                 <w:rFonts w:ascii="Times New Roman" w:hAnsi="Times New Roman"/>
-                <w:shd w:val="clear" w:color="auto" w:fill="D9D9D9"/>
+                <w:shd w:val="clear" w:color="auto" w:fill="A6A6A6"/>
               </w:rPr>
             </m:ctrlPr>
           </m:accPr>
@@ -16407,7 +16407,7 @@
           <w:rFonts w:eastAsia="宋体" w:ascii="Times New Roman" w:hAnsi="Times New Roman"/>
           <w:sz w:val="21"/>
           <w:szCs w:val="21"/>
-          <w:shd w:val="clear" w:color="auto" w:fill="D9D9D9"/>
+          <w:shd w:val="clear" w:color="auto" w:fill="A6A6A6"/>
         </w:rPr>
         <w:t xml:space="preserve">法向量</w:t>
       </w:r>
@@ -16540,7 +16540,7 @@
             <m:ctrlPr>
               <w:rPr>
                 <w:rFonts w:ascii="Times New Roman" w:hAnsi="Times New Roman"/>
-                <w:shd w:val="clear" w:color="auto" w:fill="D9D9D9"/>
+                <w:shd w:val="clear" w:color="auto" w:fill="A6A6A6"/>
               </w:rPr>
             </m:ctrlPr>
           </m:dPr>
@@ -16881,7 +16881,7 @@
             <m:ctrlPr>
               <w:rPr>
                 <w:rFonts w:ascii="Times New Roman" w:hAnsi="Times New Roman"/>
-                <w:shd w:val="clear" w:color="auto" w:fill="D9D9D9"/>
+                <w:shd w:val="clear" w:color="auto" w:fill="A6A6A6"/>
               </w:rPr>
             </m:ctrlPr>
           </m:accPr>
@@ -16897,7 +16897,7 @@
         <m:r>
           <w:rPr>
             <w:rFonts w:ascii="Times New Roman" w:hAnsi="Times New Roman" w:cs="Cambria Math"/>
-            <w:shd w:val="clear" w:color="auto" w:fill="D9D9D9"/>
+            <w:shd w:val="clear" w:color="auto" w:fill="A6A6A6"/>
           </w:rPr>
           <m:t>⋅</m:t>
         </m:r>
@@ -16907,7 +16907,7 @@
             <m:ctrlPr>
               <w:rPr>
                 <w:rFonts w:ascii="Times New Roman" w:hAnsi="Times New Roman"/>
-                <w:shd w:val="clear" w:color="auto" w:fill="D9D9D9"/>
+                <w:shd w:val="clear" w:color="auto" w:fill="A6A6A6"/>
               </w:rPr>
             </m:ctrlPr>
           </m:accPr>
@@ -16923,7 +16923,7 @@
         <m:r>
           <w:rPr>
             <w:rFonts w:ascii="Times New Roman" w:hAnsi="Times New Roman" w:cs="Cambria Math"/>
-            <w:shd w:val="clear" w:color="auto" w:fill="D9D9D9"/>
+            <w:shd w:val="clear" w:color="auto" w:fill="A6A6A6"/>
           </w:rPr>
           <m:t>=0</m:t>
         </m:r>
@@ -17219,7 +17219,7 @@
             <m:ctrlPr>
               <w:rPr>
                 <w:rFonts w:ascii="Times New Roman" w:hAnsi="Times New Roman"/>
-                <w:shd w:val="clear" w:color="auto" w:fill="D9D9D9"/>
+                <w:shd w:val="clear" w:color="auto" w:fill="A6A6A6"/>
               </w:rPr>
             </m:ctrlPr>
           </m:sSubPr>
@@ -17255,7 +17255,7 @@
         <m:r>
           <w:rPr>
             <w:rFonts w:ascii="Times New Roman" w:hAnsi="Times New Roman" w:cs="Cambria Math"/>
-            <w:shd w:val="clear" w:color="auto" w:fill="D9D9D9"/>
+            <w:shd w:val="clear" w:color="auto" w:fill="A6A6A6"/>
           </w:rPr>
           <m:t>=λ</m:t>
         </m:r>
@@ -17264,7 +17264,7 @@
             <m:ctrlPr>
               <w:rPr>
                 <w:rFonts w:ascii="Times New Roman" w:hAnsi="Times New Roman"/>
-                <w:shd w:val="clear" w:color="auto" w:fill="D9D9D9"/>
+                <w:shd w:val="clear" w:color="auto" w:fill="A6A6A6"/>
               </w:rPr>
             </m:ctrlPr>
           </m:sSubPr>
@@ -17520,7 +17520,7 @@
             <m:ctrlPr>
               <w:rPr>
                 <w:rFonts w:ascii="Times New Roman" w:hAnsi="Times New Roman"/>
-                <w:shd w:val="clear" w:color="auto" w:fill="D9D9D9"/>
+                <w:shd w:val="clear" w:color="auto" w:fill="A6A6A6"/>
               </w:rPr>
             </m:ctrlPr>
           </m:accPr>
@@ -17536,7 +17536,7 @@
         <m:r>
           <w:rPr>
             <w:rFonts w:ascii="Times New Roman" w:hAnsi="Times New Roman" w:cs="Cambria Math"/>
-            <w:shd w:val="clear" w:color="auto" w:fill="D9D9D9"/>
+            <w:shd w:val="clear" w:color="auto" w:fill="A6A6A6"/>
           </w:rPr>
           <m:t>=λ</m:t>
         </m:r>
@@ -17546,7 +17546,7 @@
             <m:ctrlPr>
               <w:rPr>
                 <w:rFonts w:ascii="Times New Roman" w:hAnsi="Times New Roman"/>
-                <w:shd w:val="clear" w:color="auto" w:fill="D9D9D9"/>
+                <w:shd w:val="clear" w:color="auto" w:fill="A6A6A6"/>
               </w:rPr>
             </m:ctrlPr>
           </m:accPr>
@@ -17843,7 +17843,7 @@
             <m:ctrlPr>
               <w:rPr>
                 <w:rFonts w:ascii="Times New Roman" w:hAnsi="Times New Roman"/>
-                <w:shd w:val="clear" w:color="auto" w:fill="D9D9D9"/>
+                <w:shd w:val="clear" w:color="auto" w:fill="A6A6A6"/>
               </w:rPr>
             </m:ctrlPr>
           </m:sSubPr>
@@ -17879,7 +17879,7 @@
         <m:r>
           <w:rPr>
             <w:rFonts w:ascii="Times New Roman" w:hAnsi="Times New Roman" w:cs="Cambria Math"/>
-            <w:shd w:val="clear" w:color="auto" w:fill="D9D9D9"/>
+            <w:shd w:val="clear" w:color="auto" w:fill="A6A6A6"/>
           </w:rPr>
           <m:t>⋅</m:t>
         </m:r>
@@ -17888,7 +17888,7 @@
             <m:ctrlPr>
               <w:rPr>
                 <w:rFonts w:ascii="Times New Roman" w:hAnsi="Times New Roman"/>
-                <w:shd w:val="clear" w:color="auto" w:fill="D9D9D9"/>
+                <w:shd w:val="clear" w:color="auto" w:fill="A6A6A6"/>
               </w:rPr>
             </m:ctrlPr>
           </m:sSubPr>
@@ -17924,7 +17924,7 @@
         <m:r>
           <w:rPr>
             <w:rFonts w:ascii="Times New Roman" w:hAnsi="Times New Roman" w:cs="Cambria Math"/>
-            <w:shd w:val="clear" w:color="auto" w:fill="D9D9D9"/>
+            <w:shd w:val="clear" w:color="auto" w:fill="A6A6A6"/>
           </w:rPr>
           <m:t>=0</m:t>
         </m:r>
@@ -18254,7 +18254,7 @@
             <m:ctrlPr>
               <w:rPr>
                 <w:rFonts w:ascii="Times New Roman" w:hAnsi="Times New Roman"/>
-                <w:shd w:val="clear" w:color="auto" w:fill="D9D9D9"/>
+                <w:shd w:val="clear" w:color="auto" w:fill="A6A6A6"/>
               </w:rPr>
             </m:ctrlPr>
           </m:fPr>
@@ -18781,7 +18781,7 @@
             <m:ctrlPr>
               <w:rPr>
                 <w:rFonts w:ascii="Times New Roman" w:hAnsi="Times New Roman"/>
-                <w:shd w:val="clear" w:color="auto" w:fill="D9D9D9"/>
+                <w:shd w:val="clear" w:color="auto" w:fill="A6A6A6"/>
               </w:rPr>
             </m:ctrlPr>
           </m:dPr>
@@ -18826,7 +18826,7 @@
             <m:ctrlPr>
               <w:rPr>
                 <w:rFonts w:ascii="Times New Roman" w:hAnsi="Times New Roman"/>
-                <w:shd w:val="clear" w:color="auto" w:fill="D9D9D9"/>
+                <w:shd w:val="clear" w:color="auto" w:fill="A6A6A6"/>
               </w:rPr>
             </m:ctrlPr>
           </m:fPr>
@@ -19135,7 +19135,7 @@
         <m:r>
           <w:rPr>
             <w:rFonts w:ascii="Times New Roman" w:hAnsi="Times New Roman" w:cs="Cambria Math"/>
-            <w:shd w:val="clear" w:color="auto" w:fill="D9D9D9"/>
+            <w:shd w:val="clear" w:color="auto" w:fill="A6A6A6"/>
           </w:rPr>
           <m:t>∠AEB</m:t>
         </m:r>
@@ -19408,7 +19408,7 @@
             <m:ctrlPr>
               <w:rPr>
                 <w:rFonts w:ascii="Times New Roman" w:hAnsi="Times New Roman"/>
-                <w:shd w:val="clear" w:color="auto" w:fill="D9D9D9"/>
+                <w:shd w:val="clear" w:color="auto" w:fill="A6A6A6"/>
               </w:rPr>
             </m:ctrlPr>
           </m:dPr>
@@ -19539,7 +19539,7 @@
             <m:ctrlPr>
               <w:rPr>
                 <w:rFonts w:ascii="Times New Roman" w:hAnsi="Times New Roman"/>
-                <w:shd w:val="clear" w:color="auto" w:fill="D9D9D9"/>
+                <w:shd w:val="clear" w:color="auto" w:fill="A6A6A6"/>
               </w:rPr>
             </m:ctrlPr>
           </m:fPr>
@@ -19930,7 +19930,7 @@
             <m:ctrlPr>
               <w:rPr>
                 <w:rFonts w:ascii="Times New Roman" w:hAnsi="Times New Roman"/>
-                <w:shd w:val="clear" w:color="auto" w:fill="D9D9D9"/>
+                <w:shd w:val="clear" w:color="auto" w:fill="A6A6A6"/>
               </w:rPr>
             </m:ctrlPr>
           </m:dPr>
@@ -20061,7 +20061,7 @@
             <m:ctrlPr>
               <w:rPr>
                 <w:rFonts w:ascii="Times New Roman" w:hAnsi="Times New Roman"/>
-                <w:shd w:val="clear" w:color="auto" w:fill="D9D9D9"/>
+                <w:shd w:val="clear" w:color="auto" w:fill="A6A6A6"/>
               </w:rPr>
             </m:ctrlPr>
           </m:fPr>
@@ -20579,7 +20579,7 @@
             <m:ctrlPr>
               <w:rPr>
                 <w:rFonts w:ascii="Times New Roman" w:hAnsi="Times New Roman"/>
-                <w:shd w:val="clear" w:color="auto" w:fill="D9D9D9"/>
+                <w:shd w:val="clear" w:color="auto" w:fill="A6A6A6"/>
               </w:rPr>
             </m:ctrlPr>
           </m:radPr>
@@ -20838,7 +20838,7 @@
         <m:r>
           <w:rPr>
             <w:rFonts w:ascii="Times New Roman" w:hAnsi="Times New Roman" w:cs="Cambria Math"/>
-            <w:shd w:val="clear" w:color="auto" w:fill="D9D9D9"/>
+            <w:shd w:val="clear" w:color="auto" w:fill="A6A6A6"/>
           </w:rPr>
           <m:t>P</m:t>
         </m:r>
@@ -20848,7 +20848,7 @@
           <w:rFonts w:eastAsia="宋体" w:ascii="Times New Roman" w:hAnsi="Times New Roman"/>
           <w:sz w:val="21"/>
           <w:szCs w:val="21"/>
-          <w:shd w:val="clear" w:color="auto" w:fill="D9D9D9"/>
+          <w:shd w:val="clear" w:color="auto" w:fill="A6A6A6"/>
         </w:rPr>
         <w:t xml:space="preserve">到直线</w:t>
       </w:r>
@@ -20856,7 +20856,7 @@
         <m:r>
           <w:rPr>
             <w:rFonts w:ascii="Times New Roman" w:hAnsi="Times New Roman" w:cs="Cambria Math"/>
-            <w:shd w:val="clear" w:color="auto" w:fill="D9D9D9"/>
+            <w:shd w:val="clear" w:color="auto" w:fill="A6A6A6"/>
           </w:rPr>
           <m:t>m</m:t>
         </m:r>
@@ -20866,7 +20866,7 @@
           <w:rFonts w:eastAsia="宋体" w:ascii="Times New Roman" w:hAnsi="Times New Roman"/>
           <w:sz w:val="21"/>
           <w:szCs w:val="21"/>
-          <w:shd w:val="clear" w:color="auto" w:fill="D9D9D9"/>
+          <w:shd w:val="clear" w:color="auto" w:fill="A6A6A6"/>
         </w:rPr>
         <w:t xml:space="preserve">的距离</w:t>
       </w:r>
@@ -20945,7 +20945,7 @@
           <w:rFonts w:eastAsia="宋体" w:ascii="Times New Roman" w:hAnsi="Times New Roman"/>
           <w:sz w:val="21"/>
           <w:szCs w:val="21"/>
-          <w:shd w:val="clear" w:color="auto" w:fill="D9D9D9"/>
+          <w:shd w:val="clear" w:color="auto" w:fill="A6A6A6"/>
         </w:rPr>
         <w:t xml:space="preserve">法向量</w:t>
       </w:r>
@@ -21090,7 +21090,7 @@
             <m:ctrlPr>
               <w:rPr>
                 <w:rFonts w:ascii="Times New Roman" w:hAnsi="Times New Roman"/>
-                <w:shd w:val="clear" w:color="auto" w:fill="D9D9D9"/>
+                <w:shd w:val="clear" w:color="auto" w:fill="A6A6A6"/>
               </w:rPr>
             </m:ctrlPr>
           </m:fPr>
@@ -21378,7 +21378,7 @@
             <m:ctrlPr>
               <w:rPr>
                 <w:rFonts w:ascii="Times New Roman" w:hAnsi="Times New Roman"/>
-                <w:shd w:val="clear" w:color="auto" w:fill="D9D9D9"/>
+                <w:shd w:val="clear" w:color="auto" w:fill="A6A6A6"/>
               </w:rPr>
             </m:ctrlPr>
           </m:fPr>
@@ -21619,7 +21619,7 @@
             <m:ctrlPr>
               <w:rPr>
                 <w:rFonts w:ascii="Times New Roman" w:hAnsi="Times New Roman"/>
-                <w:shd w:val="clear" w:color="auto" w:fill="D9D9D9"/>
+                <w:shd w:val="clear" w:color="auto" w:fill="A6A6A6"/>
               </w:rPr>
             </m:ctrlPr>
           </m:fPr>

--- a/高中数学/高中数学同步/人教B版选必1 第1章 空间向量与立体几何·知识清单（完成）.docx
+++ b/高中数学/高中数学同步/人教B版选必1 第1章 空间向量与立体几何·知识清单（完成）.docx
@@ -21796,7 +21796,7 @@
       <w:footerReference w:type="default" r:id="rId21"/>
       <w:pgSz w:w="11906" w:h="16838"/>
       <w:pgMar w:top="850" w:right="850" w:bottom="850" w:left="850" w:header="850" w:footer="850" w:gutter="0"/>
-      <w:pgNumType w:start="1"/>
+      <w:pgNumType w:start="23"/>
       <w:cols w:sep="1" w:space="425"/>
       <w:docGrid w:type="lines" w:linePitch="312"/>
     </w:sectPr>
@@ -21891,7 +21891,7 @@
         <w:sz w:val="21"/>
         <w:szCs w:val="21"/>
       </w:rPr>
-      <w:t>页（共</w:t>
+      <w:t>页（全册共</w:t>
     </w:r>
     <w:r>
       <w:rPr>
@@ -21899,39 +21899,7 @@
         <w:sz w:val="21"/>
         <w:szCs w:val="21"/>
       </w:rPr>
-      <w:fldChar w:fldCharType="begin"/>
-    </w:r>
-    <w:r>
-      <w:rPr>
-        <w:rFonts w:ascii="Times New Roman" w:hAnsi="Times New Roman" w:eastAsia="宋体" w:cs="Times New Roman"/>
-        <w:sz w:val="21"/>
-        <w:szCs w:val="21"/>
-      </w:rPr>
-      <w:instrText xml:space="preserve"> NUMPAGES </w:instrText>
-    </w:r>
-    <w:r>
-      <w:rPr>
-        <w:rFonts w:ascii="Times New Roman" w:hAnsi="Times New Roman" w:eastAsia="宋体" w:cs="Times New Roman"/>
-        <w:sz w:val="21"/>
-        <w:szCs w:val="21"/>
-      </w:rPr>
-      <w:fldChar w:fldCharType="separate"/>
-    </w:r>
-    <w:r>
-      <w:rPr>
-        <w:rFonts w:ascii="Times New Roman" w:hAnsi="Times New Roman" w:eastAsia="宋体" w:cs="Times New Roman"/>
-        <w:sz w:val="21"/>
-        <w:szCs w:val="21"/>
-      </w:rPr>
-      <w:t>7</w:t>
-    </w:r>
-    <w:r>
-      <w:rPr>
-        <w:rFonts w:ascii="Times New Roman" w:hAnsi="Times New Roman" w:eastAsia="宋体" w:cs="Times New Roman"/>
-        <w:sz w:val="21"/>
-        <w:szCs w:val="21"/>
-      </w:rPr>
-      <w:fldChar w:fldCharType="end"/>
+      <w:t>170</w:t>
     </w:r>
     <w:r>
       <w:rPr>

--- a/高中数学/高中数学同步/人教B版选必1 第1章 空间向量与立体几何·知识清单（完成）.docx
+++ b/高中数学/高中数学同步/人教B版选必1 第1章 空间向量与立体几何·知识清单（完成）.docx
@@ -21827,7 +21827,7 @@
 <w:ftr xmlns:w="http://schemas.openxmlformats.org/wordprocessingml/2006/main">
   <w:p xmlns:w="http://schemas.openxmlformats.org/wordprocessingml/2006/main">
     <w:pPr>
-      <w:jc w:val="center"/>
+      <w:jc w:val="left"/>
     </w:pPr>
     <w:r>
       <w:rPr>

--- a/高中数学/高中数学同步/人教B版选必1 第1章 空间向量与立体几何·知识清单（完成）.docx
+++ b/高中数学/高中数学同步/人教B版选必1 第1章 空间向量与立体几何·知识清单（完成）.docx
@@ -21908,6 +21908,14 @@
         <w:szCs w:val="21"/>
       </w:rPr>
       <w:t>页）</w:t>
+    </w:r>
+    <w:r>
+      <w:rPr>
+        <w:rFonts w:ascii="Times New Roman" w:hAnsi="Times New Roman" w:eastAsia="宋体" w:cs="Times New Roman"/>
+        <w:sz w:val="21"/>
+        <w:szCs w:val="21"/>
+      </w:rPr>
+      <w:t>·本部第1–7页（共7页）</w:t>
     </w:r>
   </w:p>
 </w:ftr>

--- a/高中数学/高中数学同步/人教B版选必1 第1章 空间向量与立体几何·知识清单（完成）.docx
+++ b/高中数学/高中数学同步/人教B版选必1 第1章 空间向量与立体几何·知识清单（完成）.docx
@@ -5,7 +5,7 @@
     <w:p>
       <w:pPr>
         <w:snapToGrid w:val="0"/>
-        <w:spacing w:line="300" w:lineRule="auto" w:before="0" w:after="0"/>
+        <w:spacing w:line="288" w:lineRule="auto" w:before="0" w:after="0"/>
         <w:jc w:val="left"/>
       </w:pPr>
       <w:r>
@@ -75,7 +75,7 @@
     <w:p>
       <w:pPr>
         <w:snapToGrid w:val="0"/>
-        <w:spacing w:line="300" w:lineRule="auto" w:before="0" w:after="0"/>
+        <w:spacing w:line="288" w:lineRule="auto" w:before="0" w:after="0"/>
         <w:jc w:val="left"/>
       </w:pPr>
       <w:r>
@@ -128,7 +128,7 @@
     <w:p>
       <w:pPr>
         <w:snapToGrid w:val="0"/>
-        <w:spacing w:line="300" w:lineRule="auto" w:before="0" w:after="0"/>
+        <w:spacing w:line="288" w:lineRule="auto" w:before="0" w:after="0"/>
         <w:jc w:val="left"/>
       </w:pPr>
       <w:r>
@@ -152,7 +152,7 @@
     </w:p>
     <w:p>
       <w:pPr>
-        <w:spacing w:before="0" w:after="0" w:line="300" w:lineRule="auto"/>
+        <w:spacing w:before="0" w:after="0" w:line="288" w:lineRule="auto"/>
         <w:jc w:val="left"/>
       </w:pPr>
       <w:r>
@@ -168,7 +168,7 @@
     <w:p>
       <w:pPr>
         <w:snapToGrid w:val="0"/>
-        <w:spacing w:line="300" w:lineRule="auto" w:before="0" w:after="0"/>
+        <w:spacing w:line="288" w:lineRule="auto" w:before="0" w:after="0"/>
         <w:jc w:val="left"/>
       </w:pPr>
       <w:r>
@@ -191,7 +191,7 @@
     <w:p>
       <w:pPr>
         <w:snapToGrid w:val="0"/>
-        <w:spacing w:line="300" w:lineRule="auto" w:before="0" w:after="0"/>
+        <w:spacing w:line="288" w:lineRule="auto" w:before="0" w:after="0"/>
         <w:jc w:val="left"/>
       </w:pPr>
       <w:r>
@@ -272,7 +272,7 @@
     <w:p>
       <w:pPr>
         <w:snapToGrid w:val="0"/>
-        <w:spacing w:line="300" w:lineRule="auto" w:before="0" w:after="0"/>
+        <w:spacing w:line="288" w:lineRule="auto" w:before="0" w:after="0"/>
         <w:jc w:val="left"/>
       </w:pPr>
       <w:r>
@@ -353,49 +353,42 @@
     <w:p>
       <w:pPr>
         <w:snapToGrid w:val="0"/>
-        <w:spacing w:line="300" w:lineRule="auto" w:before="0" w:after="0"/>
+        <w:spacing w:line="288" w:lineRule="auto" w:before="0" w:after="0"/>
         <w:jc w:val="left"/>
+        <w:rPr>
+          <w:b/>
+        </w:rPr>
       </w:pPr>
+      <w:r>
+        <w:rPr>
+          <w:rFonts w:ascii="Times New Roman" w:hAnsi="Times New Roman" w:eastAsia="宋体"/>
+          <w:sz w:val="21"/>
+          <w:szCs w:val="21"/>
+        </w:rPr>
+        <w:t/>
+      </w:r>
+      <w:r>
+        <w:rPr>
+          <w:rFonts w:ascii="Times New Roman" w:hAnsi="Times New Roman" w:eastAsia="宋体"/>
+          <w:sz w:val="21"/>
+          <w:szCs w:val="21"/>
+        </w:rPr>
+        <w:t>2．</w:t>
+      </w:r>
+      <w:r>
+        <w:rPr>
+          <w:rFonts w:ascii="Times New Roman" w:hAnsi="Times New Roman" w:eastAsia="宋体"/>
+          <w:b/>
+          <w:sz w:val="21"/>
+          <w:szCs w:val="21"/>
+        </w:rPr>
+        <w:t>空间向量的表示</w:t>
+      </w:r>
     </w:p>
     <w:p>
       <w:pPr>
         <w:snapToGrid w:val="0"/>
-        <w:spacing w:line="300" w:lineRule="auto" w:before="0" w:after="0"/>
-        <w:jc w:val="left"/>
-        <w:rPr>
-          <w:b/>
-        </w:rPr>
-      </w:pPr>
-      <w:r>
-        <w:rPr>
-          <w:rFonts w:ascii="Times New Roman" w:hAnsi="Times New Roman" w:eastAsia="宋体"/>
-          <w:sz w:val="21"/>
-          <w:szCs w:val="21"/>
-        </w:rPr>
-        <w:t/>
-      </w:r>
-      <w:r>
-        <w:rPr>
-          <w:rFonts w:ascii="Times New Roman" w:hAnsi="Times New Roman" w:eastAsia="宋体"/>
-          <w:sz w:val="21"/>
-          <w:szCs w:val="21"/>
-        </w:rPr>
-        <w:t>2．</w:t>
-      </w:r>
-      <w:r>
-        <w:rPr>
-          <w:rFonts w:ascii="Times New Roman" w:hAnsi="Times New Roman" w:eastAsia="宋体"/>
-          <w:b/>
-          <w:sz w:val="21"/>
-          <w:szCs w:val="21"/>
-        </w:rPr>
-        <w:t>空间向量的表示</w:t>
-      </w:r>
-    </w:p>
-    <w:p>
-      <w:pPr>
-        <w:snapToGrid w:val="0"/>
-        <w:spacing w:line="300" w:lineRule="auto" w:before="0" w:after="0"/>
+        <w:spacing w:line="288" w:lineRule="auto" w:before="0" w:after="0"/>
         <w:jc w:val="left"/>
       </w:pPr>
       <w:r>
@@ -508,7 +501,7 @@
     <w:p>
       <w:pPr>
         <w:snapToGrid w:val="0"/>
-        <w:spacing w:line="300" w:lineRule="auto" w:before="0" w:after="0"/>
+        <w:spacing w:line="288" w:lineRule="auto" w:before="0" w:after="0"/>
         <w:jc w:val="left"/>
       </w:pPr>
       <w:r>
@@ -755,14 +748,7 @@
     <w:p>
       <w:pPr>
         <w:snapToGrid w:val="0"/>
-        <w:spacing w:line="300" w:lineRule="auto" w:before="0" w:after="0"/>
-        <w:jc w:val="left"/>
-      </w:pPr>
-    </w:p>
-    <w:p>
-      <w:pPr>
-        <w:snapToGrid w:val="0"/>
-        <w:spacing w:line="300" w:lineRule="auto" w:before="0" w:after="0"/>
+        <w:spacing w:line="288" w:lineRule="auto" w:before="0" w:after="0"/>
         <w:jc w:val="left"/>
       </w:pPr>
       <w:r>
@@ -824,7 +810,7 @@
           <w:p>
             <w:pPr>
               <w:snapToGrid w:val="0"/>
-              <w:spacing w:line="300" w:lineRule="auto" w:before="0" w:after="0"/>
+              <w:spacing w:line="288" w:lineRule="auto" w:before="0" w:after="0"/>
               <w:jc w:val="left"/>
             </w:pPr>
             <w:r>
@@ -855,7 +841,7 @@
           <w:p>
             <w:pPr>
               <w:snapToGrid w:val="0"/>
-              <w:spacing w:line="300" w:lineRule="auto" w:before="0" w:after="0"/>
+              <w:spacing w:line="288" w:lineRule="auto" w:before="0" w:after="0"/>
               <w:jc w:val="left"/>
             </w:pPr>
             <w:r>
@@ -888,7 +874,7 @@
           <w:p>
             <w:pPr>
               <w:snapToGrid w:val="0"/>
-              <w:spacing w:line="300" w:lineRule="auto" w:before="0" w:after="0"/>
+              <w:spacing w:line="288" w:lineRule="auto" w:before="0" w:after="0"/>
               <w:jc w:val="left"/>
             </w:pPr>
             <w:r>
@@ -919,7 +905,7 @@
           <w:p>
             <w:pPr>
               <w:snapToGrid w:val="0"/>
-              <w:spacing w:line="300" w:lineRule="auto" w:before="0" w:after="0"/>
+              <w:spacing w:line="288" w:lineRule="auto" w:before="0" w:after="0"/>
               <w:jc w:val="left"/>
             </w:pPr>
             <w:r>
@@ -985,7 +971,7 @@
           <w:p>
             <w:pPr>
               <w:snapToGrid w:val="0"/>
-              <w:spacing w:line="300" w:lineRule="auto" w:before="0" w:after="0"/>
+              <w:spacing w:line="288" w:lineRule="auto" w:before="0" w:after="0"/>
               <w:jc w:val="left"/>
             </w:pPr>
             <w:r>
@@ -1017,7 +1003,7 @@
           <w:p>
             <w:pPr>
               <w:snapToGrid w:val="0"/>
-              <w:spacing w:line="300" w:lineRule="auto" w:before="0" w:after="0"/>
+              <w:spacing w:line="288" w:lineRule="auto" w:before="0" w:after="0"/>
               <w:jc w:val="left"/>
             </w:pPr>
             <w:r>
@@ -1075,7 +1061,7 @@
           <w:p>
             <w:pPr>
               <w:snapToGrid w:val="0"/>
-              <w:spacing w:line="300" w:lineRule="auto" w:before="0" w:after="0"/>
+              <w:spacing w:line="288" w:lineRule="auto" w:before="0" w:after="0"/>
               <w:jc w:val="left"/>
             </w:pPr>
             <w:r>
@@ -1106,7 +1092,7 @@
           <w:p>
             <w:pPr>
               <w:snapToGrid w:val="0"/>
-              <w:spacing w:line="300" w:lineRule="auto" w:before="0" w:after="0"/>
+              <w:spacing w:line="288" w:lineRule="auto" w:before="0" w:after="0"/>
               <w:jc w:val="left"/>
             </w:pPr>
             <w:r>
@@ -1271,7 +1257,7 @@
           <w:p>
             <w:pPr>
               <w:snapToGrid w:val="0"/>
-              <w:spacing w:line="300" w:lineRule="auto" w:before="0" w:after="0"/>
+              <w:spacing w:line="288" w:lineRule="auto" w:before="0" w:after="0"/>
               <w:jc w:val="left"/>
             </w:pPr>
             <w:r>
@@ -1302,7 +1288,7 @@
           <w:p>
             <w:pPr>
               <w:snapToGrid w:val="0"/>
-              <w:spacing w:line="300" w:lineRule="auto" w:before="0" w:after="0"/>
+              <w:spacing w:line="288" w:lineRule="auto" w:before="0" w:after="0"/>
               <w:jc w:val="left"/>
             </w:pPr>
             <w:proofErr w:type="gramStart"/>
@@ -1377,7 +1363,7 @@
           <w:p>
             <w:pPr>
               <w:snapToGrid w:val="0"/>
-              <w:spacing w:line="300" w:lineRule="auto" w:before="0" w:after="0"/>
+              <w:spacing w:line="288" w:lineRule="auto" w:before="0" w:after="0"/>
               <w:jc w:val="left"/>
             </w:pPr>
             <w:r>
@@ -1507,7 +1493,7 @@
           <w:p>
             <w:pPr>
               <w:snapToGrid w:val="0"/>
-              <w:spacing w:line="300" w:lineRule="auto" w:before="0" w:after="0"/>
+              <w:spacing w:line="288" w:lineRule="auto" w:before="0" w:after="0"/>
               <w:jc w:val="left"/>
             </w:pPr>
             <w:r>
@@ -1538,7 +1524,7 @@
           <w:p>
             <w:pPr>
               <w:snapToGrid w:val="0"/>
-              <w:spacing w:line="300" w:lineRule="auto" w:before="0" w:after="0"/>
+              <w:spacing w:line="288" w:lineRule="auto" w:before="0" w:after="0"/>
               <w:jc w:val="left"/>
             </w:pPr>
             <w:r>
@@ -1608,14 +1594,7 @@
     <w:p>
       <w:pPr>
         <w:snapToGrid w:val="0"/>
-        <w:spacing w:line="300" w:lineRule="auto" w:before="0" w:after="0"/>
-        <w:jc w:val="left"/>
-      </w:pPr>
-    </w:p>
-    <w:p>
-      <w:pPr>
-        <w:snapToGrid w:val="0"/>
-        <w:spacing w:line="300" w:lineRule="auto" w:before="0" w:after="0"/>
+        <w:spacing w:line="288" w:lineRule="auto" w:before="0" w:after="0"/>
         <w:jc w:val="left"/>
       </w:pPr>
       <w:r>
@@ -1680,7 +1659,7 @@
           <w:p>
             <w:pPr>
               <w:snapToGrid w:val="0"/>
-              <w:spacing w:line="300" w:lineRule="auto" w:before="0" w:after="0"/>
+              <w:spacing w:line="288" w:lineRule="auto" w:before="0" w:after="0"/>
               <w:jc w:val="left"/>
             </w:pPr>
             <w:r>
@@ -1711,7 +1690,7 @@
           <w:p>
             <w:pPr>
               <w:snapToGrid w:val="0"/>
-              <w:spacing w:line="300" w:lineRule="auto" w:before="0" w:after="0"/>
+              <w:spacing w:line="288" w:lineRule="auto" w:before="0" w:after="0"/>
               <w:jc w:val="left"/>
             </w:pPr>
             <w:r>
@@ -1742,7 +1721,7 @@
           <w:p>
             <w:pPr>
               <w:snapToGrid w:val="0"/>
-              <w:spacing w:line="300" w:lineRule="auto" w:before="0" w:after="0"/>
+              <w:spacing w:line="288" w:lineRule="auto" w:before="0" w:after="0"/>
               <w:jc w:val="left"/>
             </w:pPr>
             <m:oMath>
@@ -1893,7 +1872,7 @@
           <w:p>
             <w:pPr>
               <w:snapToGrid w:val="0"/>
-              <w:spacing w:line="300" w:lineRule="auto" w:before="0" w:after="0"/>
+              <w:spacing w:line="288" w:lineRule="auto" w:before="0" w:after="0"/>
               <w:jc w:val="left"/>
             </w:pPr>
             <w:r>
@@ -1960,7 +1939,7 @@
           <w:p>
             <w:pPr>
               <w:snapToGrid w:val="0"/>
-              <w:spacing w:line="300" w:lineRule="auto" w:before="0" w:after="0"/>
+              <w:spacing w:line="288" w:lineRule="auto" w:before="0" w:after="0"/>
               <w:jc w:val="left"/>
             </w:pPr>
           </w:p>
@@ -1983,7 +1962,7 @@
           <w:p>
             <w:pPr>
               <w:snapToGrid w:val="0"/>
-              <w:spacing w:line="300" w:lineRule="auto" w:before="0" w:after="0"/>
+              <w:spacing w:line="288" w:lineRule="auto" w:before="0" w:after="0"/>
               <w:jc w:val="left"/>
             </w:pPr>
             <w:r>
@@ -2014,7 +1993,7 @@
           <w:p>
             <w:pPr>
               <w:snapToGrid w:val="0"/>
-              <w:spacing w:line="300" w:lineRule="auto" w:before="0" w:after="0"/>
+              <w:spacing w:line="288" w:lineRule="auto" w:before="0" w:after="0"/>
               <w:jc w:val="left"/>
             </w:pPr>
             <m:oMath>
@@ -2160,7 +2139,7 @@
           <w:p>
             <w:pPr>
               <w:snapToGrid w:val="0"/>
-              <w:spacing w:line="300" w:lineRule="auto" w:before="0" w:after="0"/>
+              <w:spacing w:line="288" w:lineRule="auto" w:before="0" w:after="0"/>
               <w:jc w:val="left"/>
             </w:pPr>
           </w:p>
@@ -2181,7 +2160,7 @@
           <w:p>
             <w:pPr>
               <w:snapToGrid w:val="0"/>
-              <w:spacing w:line="300" w:lineRule="auto" w:before="0" w:after="0"/>
+              <w:spacing w:line="288" w:lineRule="auto" w:before="0" w:after="0"/>
               <w:jc w:val="left"/>
             </w:pPr>
           </w:p>
@@ -2205,7 +2184,7 @@
           <w:p>
             <w:pPr>
               <w:snapToGrid w:val="0"/>
-              <w:spacing w:line="300" w:lineRule="auto" w:before="0" w:after="0"/>
+              <w:spacing w:line="288" w:lineRule="auto" w:before="0" w:after="0"/>
               <w:jc w:val="left"/>
             </w:pPr>
             <w:r>
@@ -2236,7 +2215,7 @@
           <w:p>
             <w:pPr>
               <w:snapToGrid w:val="0"/>
-              <w:spacing w:line="300" w:lineRule="auto" w:before="0" w:after="0"/>
+              <w:spacing w:line="288" w:lineRule="auto" w:before="0" w:after="0"/>
               <w:jc w:val="left"/>
             </w:pPr>
             <w:r>
@@ -2358,7 +2337,7 @@
           <w:p>
             <w:pPr>
               <w:snapToGrid w:val="0"/>
-              <w:spacing w:line="300" w:lineRule="auto" w:before="0" w:after="0"/>
+              <w:spacing w:line="288" w:lineRule="auto" w:before="0" w:after="0"/>
               <w:jc w:val="left"/>
             </w:pPr>
             <w:r>
@@ -2425,7 +2404,7 @@
           <w:p>
             <w:pPr>
               <w:snapToGrid w:val="0"/>
-              <w:spacing w:line="300" w:lineRule="auto" w:before="0" w:after="0"/>
+              <w:spacing w:line="288" w:lineRule="auto" w:before="0" w:after="0"/>
               <w:jc w:val="left"/>
             </w:pPr>
           </w:p>
@@ -2444,7 +2423,7 @@
           <w:p>
             <w:pPr>
               <w:snapToGrid w:val="0"/>
-              <w:spacing w:line="300" w:lineRule="auto" w:before="0" w:after="0"/>
+              <w:spacing w:line="288" w:lineRule="auto" w:before="0" w:after="0"/>
               <w:jc w:val="left"/>
             </w:pPr>
           </w:p>
@@ -2467,7 +2446,7 @@
           <w:p>
             <w:pPr>
               <w:snapToGrid w:val="0"/>
-              <w:spacing w:line="300" w:lineRule="auto" w:before="0" w:after="0"/>
+              <w:spacing w:line="288" w:lineRule="auto" w:before="0" w:after="0"/>
               <w:jc w:val="left"/>
             </w:pPr>
             <w:r>
@@ -2584,7 +2563,7 @@
           <w:p>
             <w:pPr>
               <w:snapToGrid w:val="0"/>
-              <w:spacing w:line="300" w:lineRule="auto" w:before="0" w:after="0"/>
+              <w:spacing w:line="288" w:lineRule="auto" w:before="0" w:after="0"/>
               <w:jc w:val="left"/>
             </w:pPr>
           </w:p>
@@ -2605,7 +2584,7 @@
           <w:p>
             <w:pPr>
               <w:snapToGrid w:val="0"/>
-              <w:spacing w:line="300" w:lineRule="auto" w:before="0" w:after="0"/>
+              <w:spacing w:line="288" w:lineRule="auto" w:before="0" w:after="0"/>
               <w:jc w:val="left"/>
             </w:pPr>
           </w:p>
@@ -2624,7 +2603,7 @@
           <w:p>
             <w:pPr>
               <w:snapToGrid w:val="0"/>
-              <w:spacing w:line="300" w:lineRule="auto" w:before="0" w:after="0"/>
+              <w:spacing w:line="288" w:lineRule="auto" w:before="0" w:after="0"/>
               <w:jc w:val="left"/>
             </w:pPr>
           </w:p>
@@ -2647,7 +2626,7 @@
           <w:p>
             <w:pPr>
               <w:snapToGrid w:val="0"/>
-              <w:spacing w:line="300" w:lineRule="auto" w:before="0" w:after="0"/>
+              <w:spacing w:line="288" w:lineRule="auto" w:before="0" w:after="0"/>
               <w:jc w:val="left"/>
             </w:pPr>
             <w:r>
@@ -2740,7 +2719,7 @@
           <w:p>
             <w:pPr>
               <w:snapToGrid w:val="0"/>
-              <w:spacing w:line="300" w:lineRule="auto" w:before="0" w:after="0"/>
+              <w:spacing w:line="288" w:lineRule="auto" w:before="0" w:after="0"/>
               <w:jc w:val="left"/>
             </w:pPr>
           </w:p>
@@ -2766,7 +2745,7 @@
           <w:p>
             <w:pPr>
               <w:snapToGrid w:val="0"/>
-              <w:spacing w:line="300" w:lineRule="auto" w:before="0" w:after="0"/>
+              <w:spacing w:line="288" w:lineRule="auto" w:before="0" w:after="0"/>
               <w:jc w:val="left"/>
             </w:pPr>
             <w:r>
@@ -2797,7 +2776,7 @@
           <w:p>
             <w:pPr>
               <w:snapToGrid w:val="0"/>
-              <w:spacing w:line="300" w:lineRule="auto" w:before="0" w:after="0"/>
+              <w:spacing w:line="288" w:lineRule="auto" w:before="0" w:after="0"/>
               <w:jc w:val="left"/>
             </w:pPr>
             <w:r>
@@ -2830,7 +2809,7 @@
           <w:p>
             <w:pPr>
               <w:snapToGrid w:val="0"/>
-              <w:spacing w:line="300" w:lineRule="auto" w:before="0" w:after="0"/>
+              <w:spacing w:line="288" w:lineRule="auto" w:before="0" w:after="0"/>
               <w:jc w:val="left"/>
             </w:pPr>
             <m:oMath>
@@ -2956,7 +2935,7 @@
           <w:p>
             <w:pPr>
               <w:snapToGrid w:val="0"/>
-              <w:spacing w:line="300" w:lineRule="auto" w:before="0" w:after="0"/>
+              <w:spacing w:line="288" w:lineRule="auto" w:before="0" w:after="0"/>
               <w:jc w:val="left"/>
             </w:pPr>
           </w:p>
@@ -2979,7 +2958,7 @@
           <w:p>
             <w:pPr>
               <w:snapToGrid w:val="0"/>
-              <w:spacing w:line="300" w:lineRule="auto" w:before="0" w:after="0"/>
+              <w:spacing w:line="288" w:lineRule="auto" w:before="0" w:after="0"/>
               <w:jc w:val="left"/>
             </w:pPr>
             <w:r>
@@ -3011,7 +2990,7 @@
           <w:p>
             <w:pPr>
               <w:snapToGrid w:val="0"/>
-              <w:spacing w:line="300" w:lineRule="auto" w:before="0" w:after="0"/>
+              <w:spacing w:line="288" w:lineRule="auto" w:before="0" w:after="0"/>
               <w:jc w:val="left"/>
             </w:pPr>
             <m:oMath>
@@ -3294,7 +3273,7 @@
           <w:p>
             <w:pPr>
               <w:snapToGrid w:val="0"/>
-              <w:spacing w:line="300" w:lineRule="auto" w:before="0" w:after="0"/>
+              <w:spacing w:line="288" w:lineRule="auto" w:before="0" w:after="0"/>
               <w:jc w:val="left"/>
             </w:pPr>
           </w:p>
@@ -3317,7 +3296,7 @@
           <w:p>
             <w:pPr>
               <w:snapToGrid w:val="0"/>
-              <w:spacing w:line="300" w:lineRule="auto" w:before="0" w:after="0"/>
+              <w:spacing w:line="288" w:lineRule="auto" w:before="0" w:after="0"/>
               <w:jc w:val="left"/>
             </w:pPr>
             <w:r>
@@ -3349,7 +3328,7 @@
           <w:p>
             <w:pPr>
               <w:snapToGrid w:val="0"/>
-              <w:spacing w:line="300" w:lineRule="auto" w:before="0" w:after="0"/>
+              <w:spacing w:line="288" w:lineRule="auto" w:before="0" w:after="0"/>
               <w:jc w:val="left"/>
             </w:pPr>
             <m:oMath>
@@ -3549,37 +3528,30 @@
     <w:p>
       <w:pPr>
         <w:snapToGrid w:val="0"/>
-        <w:spacing w:line="300" w:lineRule="auto" w:before="0" w:after="0"/>
+        <w:spacing w:line="288" w:lineRule="auto" w:before="0" w:after="0"/>
         <w:jc w:val="left"/>
       </w:pPr>
+      <w:r>
+        <w:rPr>
+          <w:rFonts w:ascii="Times New Roman" w:hAnsi="Times New Roman" w:eastAsia="宋体"/>
+          <w:sz w:val="21"/>
+          <w:szCs w:val="21"/>
+        </w:rPr>
+        <w:t/>
+      </w:r>
+      <w:r>
+        <w:rPr>
+          <w:rFonts w:ascii="Times New Roman" w:hAnsi="Times New Roman" w:eastAsia="宋体"/>
+          <w:sz w:val="21"/>
+          <w:szCs w:val="21"/>
+        </w:rPr>
+        <w:t>5．空间向量共线的充要条件</w:t>
+      </w:r>
     </w:p>
     <w:p>
       <w:pPr>
         <w:snapToGrid w:val="0"/>
-        <w:spacing w:line="300" w:lineRule="auto" w:before="0" w:after="0"/>
-        <w:jc w:val="left"/>
-      </w:pPr>
-      <w:r>
-        <w:rPr>
-          <w:rFonts w:ascii="Times New Roman" w:hAnsi="Times New Roman" w:eastAsia="宋体"/>
-          <w:sz w:val="21"/>
-          <w:szCs w:val="21"/>
-        </w:rPr>
-        <w:t/>
-      </w:r>
-      <w:r>
-        <w:rPr>
-          <w:rFonts w:ascii="Times New Roman" w:hAnsi="Times New Roman" w:eastAsia="宋体"/>
-          <w:sz w:val="21"/>
-          <w:szCs w:val="21"/>
-        </w:rPr>
-        <w:t>5．空间向量共线的充要条件</w:t>
-      </w:r>
-    </w:p>
-    <w:p>
-      <w:pPr>
-        <w:snapToGrid w:val="0"/>
-        <w:spacing w:line="300" w:lineRule="auto" w:before="0" w:after="0"/>
+        <w:spacing w:line="288" w:lineRule="auto" w:before="0" w:after="0"/>
         <w:jc w:val="left"/>
       </w:pPr>
       <w:r>
@@ -3807,14 +3779,7 @@
     <w:p>
       <w:pPr>
         <w:snapToGrid w:val="0"/>
-        <w:spacing w:line="300" w:lineRule="auto" w:before="0" w:after="0"/>
-        <w:jc w:val="left"/>
-      </w:pPr>
-    </w:p>
-    <w:p>
-      <w:pPr>
-        <w:snapToGrid w:val="0"/>
-        <w:spacing w:line="300" w:lineRule="auto" w:before="0" w:after="0"/>
+        <w:spacing w:line="288" w:lineRule="auto" w:before="0" w:after="0"/>
         <w:jc w:val="left"/>
       </w:pPr>
       <w:r>
@@ -3876,7 +3841,7 @@
           <w:p>
             <w:pPr>
               <w:snapToGrid w:val="0"/>
-              <w:spacing w:line="300" w:lineRule="auto" w:before="0" w:after="0"/>
+              <w:spacing w:line="288" w:lineRule="auto" w:before="0" w:after="0"/>
               <w:jc w:val="left"/>
             </w:pPr>
             <w:r>
@@ -3907,7 +3872,7 @@
           <w:p>
             <w:pPr>
               <w:snapToGrid w:val="0"/>
-              <w:spacing w:line="300" w:lineRule="auto" w:before="0" w:after="0"/>
+              <w:spacing w:line="288" w:lineRule="auto" w:before="0" w:after="0"/>
               <w:jc w:val="left"/>
             </w:pPr>
             <w:r>
@@ -3978,7 +3943,7 @@
           <w:p>
             <w:pPr>
               <w:snapToGrid w:val="0"/>
-              <w:spacing w:line="300" w:lineRule="auto" w:before="0" w:after="0"/>
+              <w:spacing w:line="288" w:lineRule="auto" w:before="0" w:after="0"/>
               <w:jc w:val="left"/>
             </w:pPr>
             <w:r>
@@ -4009,7 +3974,7 @@
           <w:p>
             <w:pPr>
               <w:snapToGrid w:val="0"/>
-              <w:spacing w:line="300" w:lineRule="auto" w:before="0" w:after="0"/>
+              <w:spacing w:line="288" w:lineRule="auto" w:before="0" w:after="0"/>
               <w:jc w:val="left"/>
             </w:pPr>
             <w:r>
@@ -4366,7 +4331,7 @@
           <w:p>
             <w:pPr>
               <w:snapToGrid w:val="0"/>
-              <w:spacing w:line="300" w:lineRule="auto" w:before="0" w:after="0"/>
+              <w:spacing w:line="288" w:lineRule="auto" w:before="0" w:after="0"/>
               <w:jc w:val="left"/>
             </w:pPr>
             <w:r>
@@ -4397,7 +4362,7 @@
           <w:p>
             <w:pPr>
               <w:snapToGrid w:val="0"/>
-              <w:spacing w:line="300" w:lineRule="auto" w:before="0" w:after="0"/>
+              <w:spacing w:line="288" w:lineRule="auto" w:before="0" w:after="0"/>
               <w:jc w:val="left"/>
             </w:pPr>
             <w:r>
@@ -4522,7 +4487,7 @@
           <w:p>
             <w:pPr>
               <w:snapToGrid w:val="0"/>
-              <w:spacing w:line="300" w:lineRule="auto" w:before="0" w:after="0"/>
+              <w:spacing w:line="288" w:lineRule="auto" w:before="0" w:after="0"/>
               <w:jc w:val="left"/>
             </w:pPr>
             <w:r>
@@ -4751,37 +4716,30 @@
     <w:p>
       <w:pPr>
         <w:snapToGrid w:val="0"/>
-        <w:spacing w:line="300" w:lineRule="auto" w:before="0" w:after="0"/>
+        <w:spacing w:line="288" w:lineRule="auto" w:before="0" w:after="0"/>
         <w:jc w:val="left"/>
       </w:pPr>
+      <w:r>
+        <w:rPr>
+          <w:rFonts w:ascii="Times New Roman" w:hAnsi="Times New Roman" w:eastAsia="宋体"/>
+          <w:sz w:val="21"/>
+          <w:szCs w:val="21"/>
+        </w:rPr>
+        <w:t/>
+      </w:r>
+      <w:r>
+        <w:rPr>
+          <w:rFonts w:ascii="Times New Roman" w:hAnsi="Times New Roman" w:eastAsia="宋体"/>
+          <w:sz w:val="21"/>
+          <w:szCs w:val="21"/>
+        </w:rPr>
+        <w:t>7．空间向量的数量积</w:t>
+      </w:r>
     </w:p>
     <w:p>
       <w:pPr>
         <w:snapToGrid w:val="0"/>
-        <w:spacing w:line="300" w:lineRule="auto" w:before="0" w:after="0"/>
-        <w:jc w:val="left"/>
-      </w:pPr>
-      <w:r>
-        <w:rPr>
-          <w:rFonts w:ascii="Times New Roman" w:hAnsi="Times New Roman" w:eastAsia="宋体"/>
-          <w:sz w:val="21"/>
-          <w:szCs w:val="21"/>
-        </w:rPr>
-        <w:t/>
-      </w:r>
-      <w:r>
-        <w:rPr>
-          <w:rFonts w:ascii="Times New Roman" w:hAnsi="Times New Roman" w:eastAsia="宋体"/>
-          <w:sz w:val="21"/>
-          <w:szCs w:val="21"/>
-        </w:rPr>
-        <w:t>7．空间向量的数量积</w:t>
-      </w:r>
-    </w:p>
-    <w:p>
-      <w:pPr>
-        <w:snapToGrid w:val="0"/>
-        <w:spacing w:line="300" w:lineRule="auto" w:before="0" w:after="0"/>
+        <w:spacing w:line="288" w:lineRule="auto" w:before="0" w:after="0"/>
         <w:jc w:val="left"/>
       </w:pPr>
       <w:r>
@@ -5287,7 +5245,7 @@
     <w:p>
       <w:pPr>
         <w:snapToGrid w:val="0"/>
-        <w:spacing w:line="300" w:lineRule="auto" w:before="0" w:after="0"/>
+        <w:spacing w:line="288" w:lineRule="auto" w:before="0" w:after="0"/>
         <w:jc w:val="left"/>
       </w:pPr>
       <w:r>
@@ -5318,7 +5276,7 @@
     <w:p>
       <w:pPr>
         <w:snapToGrid w:val="0"/>
-        <w:spacing w:line="300" w:lineRule="auto" w:before="0" w:after="0"/>
+        <w:spacing w:line="288" w:lineRule="auto" w:before="0" w:after="0"/>
         <w:jc w:val="left"/>
       </w:pPr>
       <w:r>
@@ -5686,14 +5644,30 @@
     <w:p>
       <w:pPr>
         <w:snapToGrid w:val="0"/>
-        <w:spacing w:line="300" w:lineRule="auto" w:before="0" w:after="0"/>
+        <w:spacing w:line="288" w:lineRule="auto" w:before="0" w:after="0"/>
         <w:jc w:val="left"/>
       </w:pPr>
+      <w:r>
+        <w:rPr>
+          <w:rFonts w:ascii="Times New Roman" w:hAnsi="Times New Roman" w:eastAsia="宋体"/>
+          <w:sz w:val="21"/>
+          <w:szCs w:val="21"/>
+        </w:rPr>
+        <w:t/>
+      </w:r>
+      <w:r>
+        <w:rPr>
+          <w:rFonts w:ascii="Times New Roman" w:hAnsi="Times New Roman" w:eastAsia="宋体"/>
+          <w:sz w:val="21"/>
+          <w:szCs w:val="21"/>
+        </w:rPr>
+        <w:t>8．投影向量</w:t>
+      </w:r>
     </w:p>
     <w:p>
       <w:pPr>
         <w:snapToGrid w:val="0"/>
-        <w:spacing w:line="300" w:lineRule="auto" w:before="0" w:after="0"/>
+        <w:spacing w:line="288" w:lineRule="auto" w:before="0" w:after="0"/>
         <w:jc w:val="left"/>
       </w:pPr>
       <w:r>
@@ -5702,118 +5676,95 @@
           <w:sz w:val="21"/>
           <w:szCs w:val="21"/>
         </w:rPr>
-        <w:t/>
-      </w:r>
-      <w:r>
-        <w:rPr>
-          <w:rFonts w:ascii="Times New Roman" w:hAnsi="Times New Roman" w:eastAsia="宋体"/>
-          <w:sz w:val="21"/>
-          <w:szCs w:val="21"/>
-        </w:rPr>
-        <w:t>8．投影向量</w:t>
+        <w:t>（</w:t>
+      </w:r>
+      <w:r>
+        <w:rPr>
+          <w:rFonts w:ascii="Times New Roman" w:hAnsi="Times New Roman" w:eastAsia="宋体"/>
+          <w:sz w:val="21"/>
+          <w:szCs w:val="21"/>
+        </w:rPr>
+        <w:t>1</w:t>
+      </w:r>
+      <w:r>
+        <w:rPr>
+          <w:rFonts w:ascii="Times New Roman" w:hAnsi="Times New Roman" w:eastAsia="宋体"/>
+          <w:sz w:val="21"/>
+          <w:szCs w:val="21"/>
+        </w:rPr>
+        <w:t>）在空间，向量</w:t>
+      </w:r>
+      <m:oMath>
+        <m:acc>
+          <m:accPr>
+            <m:chr m:val="⃑"/>
+            <m:ctrlPr>
+              <w:rPr>
+                <w:rFonts w:ascii="Times New Roman" w:hAnsi="Times New Roman"/>
+              </w:rPr>
+            </m:ctrlPr>
+          </m:accPr>
+          <m:e>
+            <m:r>
+              <w:rPr>
+                <w:rFonts w:ascii="Times New Roman" w:hAnsi="Times New Roman" w:cs="Cambria Math"/>
+              </w:rPr>
+              <m:t>a</m:t>
+            </m:r>
+          </m:e>
+        </m:acc>
+      </m:oMath>
+      <w:proofErr w:type="gramStart"/>
+      <w:r>
+        <w:rPr>
+          <w:rFonts w:ascii="Times New Roman" w:hAnsi="Times New Roman" w:eastAsia="宋体"/>
+          <w:sz w:val="21"/>
+          <w:szCs w:val="21"/>
+        </w:rPr>
+        <w:t>向</w:t>
+      </w:r>
+      <w:proofErr w:type="gramEnd"/>
+      <w:r>
+        <w:rPr>
+          <w:rFonts w:ascii="Times New Roman" w:hAnsi="Times New Roman" w:eastAsia="宋体"/>
+          <w:sz w:val="21"/>
+          <w:szCs w:val="21"/>
+        </w:rPr>
+        <w:t>向量</w:t>
+      </w:r>
+      <m:oMath>
+        <m:acc>
+          <m:accPr>
+            <m:chr m:val="⃑"/>
+            <m:ctrlPr>
+              <w:rPr>
+                <w:rFonts w:ascii="Times New Roman" w:hAnsi="Times New Roman"/>
+              </w:rPr>
+            </m:ctrlPr>
+          </m:accPr>
+          <m:e>
+            <m:r>
+              <w:rPr>
+                <w:rFonts w:ascii="Times New Roman" w:hAnsi="Times New Roman" w:cs="Cambria Math"/>
+              </w:rPr>
+              <m:t>b</m:t>
+            </m:r>
+          </m:e>
+        </m:acc>
+      </m:oMath>
+      <w:r>
+        <w:rPr>
+          <w:rFonts w:ascii="Times New Roman" w:hAnsi="Times New Roman" w:eastAsia="宋体"/>
+          <w:sz w:val="21"/>
+          <w:szCs w:val="21"/>
+        </w:rPr>
+        <w:t>投影：</w:t>
       </w:r>
     </w:p>
     <w:p>
       <w:pPr>
         <w:snapToGrid w:val="0"/>
-        <w:spacing w:line="300" w:lineRule="auto" w:before="0" w:after="0"/>
-        <w:jc w:val="left"/>
-      </w:pPr>
-      <w:r>
-        <w:rPr>
-          <w:rFonts w:ascii="Times New Roman" w:hAnsi="Times New Roman" w:eastAsia="宋体"/>
-          <w:sz w:val="21"/>
-          <w:szCs w:val="21"/>
-        </w:rPr>
-        <w:t>（</w:t>
-      </w:r>
-      <w:r>
-        <w:rPr>
-          <w:rFonts w:ascii="Times New Roman" w:hAnsi="Times New Roman" w:eastAsia="宋体"/>
-          <w:sz w:val="21"/>
-          <w:szCs w:val="21"/>
-        </w:rPr>
-        <w:t>1</w:t>
-      </w:r>
-      <w:r>
-        <w:rPr>
-          <w:rFonts w:ascii="Times New Roman" w:hAnsi="Times New Roman" w:eastAsia="宋体"/>
-          <w:sz w:val="21"/>
-          <w:szCs w:val="21"/>
-        </w:rPr>
-        <w:t>）在空间，向量</w:t>
-      </w:r>
-      <m:oMath>
-        <m:acc>
-          <m:accPr>
-            <m:chr m:val="⃑"/>
-            <m:ctrlPr>
-              <w:rPr>
-                <w:rFonts w:ascii="Times New Roman" w:hAnsi="Times New Roman"/>
-              </w:rPr>
-            </m:ctrlPr>
-          </m:accPr>
-          <m:e>
-            <m:r>
-              <w:rPr>
-                <w:rFonts w:ascii="Times New Roman" w:hAnsi="Times New Roman" w:cs="Cambria Math"/>
-              </w:rPr>
-              <m:t>a</m:t>
-            </m:r>
-          </m:e>
-        </m:acc>
-      </m:oMath>
-      <w:proofErr w:type="gramStart"/>
-      <w:r>
-        <w:rPr>
-          <w:rFonts w:ascii="Times New Roman" w:hAnsi="Times New Roman" w:eastAsia="宋体"/>
-          <w:sz w:val="21"/>
-          <w:szCs w:val="21"/>
-        </w:rPr>
-        <w:t>向</w:t>
-      </w:r>
-      <w:proofErr w:type="gramEnd"/>
-      <w:r>
-        <w:rPr>
-          <w:rFonts w:ascii="Times New Roman" w:hAnsi="Times New Roman" w:eastAsia="宋体"/>
-          <w:sz w:val="21"/>
-          <w:szCs w:val="21"/>
-        </w:rPr>
-        <w:t>向量</w:t>
-      </w:r>
-      <m:oMath>
-        <m:acc>
-          <m:accPr>
-            <m:chr m:val="⃑"/>
-            <m:ctrlPr>
-              <w:rPr>
-                <w:rFonts w:ascii="Times New Roman" w:hAnsi="Times New Roman"/>
-              </w:rPr>
-            </m:ctrlPr>
-          </m:accPr>
-          <m:e>
-            <m:r>
-              <w:rPr>
-                <w:rFonts w:ascii="Times New Roman" w:hAnsi="Times New Roman" w:cs="Cambria Math"/>
-              </w:rPr>
-              <m:t>b</m:t>
-            </m:r>
-          </m:e>
-        </m:acc>
-      </m:oMath>
-      <w:r>
-        <w:rPr>
-          <w:rFonts w:ascii="Times New Roman" w:hAnsi="Times New Roman" w:eastAsia="宋体"/>
-          <w:sz w:val="21"/>
-          <w:szCs w:val="21"/>
-        </w:rPr>
-        <w:t>投影：</w:t>
-      </w:r>
-    </w:p>
-    <w:p>
-      <w:pPr>
-        <w:snapToGrid w:val="0"/>
-        <w:spacing w:line="300" w:lineRule="auto" w:before="0" w:after="0"/>
+        <w:spacing w:line="288" w:lineRule="auto" w:before="0" w:after="0"/>
         <w:jc w:val="left"/>
       </w:pPr>
       <w:r>
@@ -6212,7 +6163,7 @@
     <w:p>
       <w:pPr>
         <w:snapToGrid w:val="0"/>
-        <w:spacing w:line="300" w:lineRule="auto" w:before="0" w:after="0"/>
+        <w:spacing w:line="288" w:lineRule="auto" w:before="0" w:after="0"/>
         <w:jc w:val="left"/>
       </w:pPr>
       <w:r>
@@ -6304,7 +6255,7 @@
     <w:p>
       <w:pPr>
         <w:snapToGrid w:val="0"/>
-        <w:spacing w:line="300" w:lineRule="auto" w:before="0" w:after="0"/>
+        <w:spacing w:line="288" w:lineRule="auto" w:before="0" w:after="0"/>
         <w:jc w:val="left"/>
       </w:pPr>
       <w:r>
@@ -6357,7 +6308,7 @@
     <w:p>
       <w:pPr>
         <w:snapToGrid w:val="0"/>
-        <w:spacing w:line="300" w:lineRule="auto" w:before="0" w:after="0"/>
+        <w:spacing w:line="288" w:lineRule="auto" w:before="0" w:after="0"/>
         <w:jc w:val="left"/>
       </w:pPr>
       <w:r>
@@ -6432,7 +6383,7 @@
     <w:p>
       <w:pPr>
         <w:snapToGrid w:val="0"/>
-        <w:spacing w:line="300" w:lineRule="auto" w:before="0" w:after="0"/>
+        <w:spacing w:line="288" w:lineRule="auto" w:before="0" w:after="0"/>
         <w:jc w:val="left"/>
       </w:pPr>
       <w:r>
@@ -6808,14 +6759,30 @@
     <w:p>
       <w:pPr>
         <w:snapToGrid w:val="0"/>
-        <w:spacing w:line="300" w:lineRule="auto" w:before="0" w:after="0"/>
+        <w:spacing w:line="288" w:lineRule="auto" w:before="0" w:after="0"/>
         <w:jc w:val="left"/>
       </w:pPr>
+      <w:r>
+        <w:rPr>
+          <w:rFonts w:ascii="Times New Roman" w:hAnsi="Times New Roman" w:eastAsia="宋体"/>
+          <w:sz w:val="21"/>
+          <w:szCs w:val="21"/>
+        </w:rPr>
+        <w:t/>
+      </w:r>
+      <w:r>
+        <w:rPr>
+          <w:rFonts w:ascii="Times New Roman" w:hAnsi="Times New Roman" w:eastAsia="宋体"/>
+          <w:sz w:val="21"/>
+          <w:szCs w:val="21"/>
+        </w:rPr>
+        <w:t>9．空间向量共面的充要条件</w:t>
+      </w:r>
     </w:p>
     <w:p>
       <w:pPr>
         <w:snapToGrid w:val="0"/>
-        <w:spacing w:line="300" w:lineRule="auto" w:before="0" w:after="0"/>
+        <w:spacing w:line="288" w:lineRule="auto" w:before="0" w:after="0"/>
         <w:jc w:val="left"/>
       </w:pPr>
       <w:r>
@@ -6824,77 +6791,54 @@
           <w:sz w:val="21"/>
           <w:szCs w:val="21"/>
         </w:rPr>
+        <w:t>（</w:t>
+      </w:r>
+      <w:r>
+        <w:rPr>
+          <w:rFonts w:ascii="Times New Roman" w:hAnsi="Times New Roman" w:eastAsia="宋体"/>
+          <w:sz w:val="21"/>
+          <w:szCs w:val="21"/>
+        </w:rPr>
+        <w:t>1</w:t>
+      </w:r>
+      <w:r>
+        <w:rPr>
+          <w:rFonts w:ascii="Times New Roman" w:hAnsi="Times New Roman" w:eastAsia="宋体"/>
+          <w:sz w:val="21"/>
+          <w:szCs w:val="21"/>
+        </w:rPr>
+        <w:t>）共面向量：平行于</w:t>
+      </w:r>
+      <w:r>
+        <w:rPr>
+          <w:rFonts w:eastAsia="宋体" w:ascii="Times New Roman" w:hAnsi="Times New Roman"/>
+          <w:sz w:val="21"/>
+          <w:szCs w:val="21"/>
+        </w:rPr>
         <w:t/>
       </w:r>
       <w:r>
         <w:rPr>
-          <w:rFonts w:ascii="Times New Roman" w:hAnsi="Times New Roman" w:eastAsia="宋体"/>
-          <w:sz w:val="21"/>
-          <w:szCs w:val="21"/>
-        </w:rPr>
-        <w:t>9．空间向量共面的充要条件</w:t>
+          <w:rFonts w:eastAsia="宋体" w:ascii="Times New Roman" w:hAnsi="Times New Roman"/>
+          <w:sz w:val="21"/>
+          <w:szCs w:val="21"/>
+          <w:shd w:val="clear" w:color="auto" w:fill="A6A6A6"/>
+        </w:rPr>
+        <w:t xml:space="preserve">同一平面</w:t>
+      </w:r>
+      <w:r>
+        <w:rPr>
+          <w:rFonts w:ascii="Times New Roman" w:hAnsi="Times New Roman" w:eastAsia="宋体"/>
+          <w:sz w:val="21"/>
+          <w:szCs w:val="21"/>
+        </w:rPr>
+        <w:t>的向量，叫做共面向量．</w:t>
       </w:r>
     </w:p>
     <w:p>
       <w:pPr>
         <w:snapToGrid w:val="0"/>
-        <w:spacing w:line="300" w:lineRule="auto" w:before="0" w:after="0"/>
-        <w:jc w:val="left"/>
-      </w:pPr>
-      <w:r>
-        <w:rPr>
-          <w:rFonts w:ascii="Times New Roman" w:hAnsi="Times New Roman" w:eastAsia="宋体"/>
-          <w:sz w:val="21"/>
-          <w:szCs w:val="21"/>
-        </w:rPr>
-        <w:t>（</w:t>
-      </w:r>
-      <w:r>
-        <w:rPr>
-          <w:rFonts w:ascii="Times New Roman" w:hAnsi="Times New Roman" w:eastAsia="宋体"/>
-          <w:sz w:val="21"/>
-          <w:szCs w:val="21"/>
-        </w:rPr>
-        <w:t>1</w:t>
-      </w:r>
-      <w:r>
-        <w:rPr>
-          <w:rFonts w:ascii="Times New Roman" w:hAnsi="Times New Roman" w:eastAsia="宋体"/>
-          <w:sz w:val="21"/>
-          <w:szCs w:val="21"/>
-        </w:rPr>
-        <w:t>）共面向量：平行于</w:t>
-      </w:r>
-      <w:r>
-        <w:rPr>
-          <w:rFonts w:eastAsia="宋体" w:ascii="Times New Roman" w:hAnsi="Times New Roman"/>
-          <w:sz w:val="21"/>
-          <w:szCs w:val="21"/>
-        </w:rPr>
-        <w:t/>
-      </w:r>
-      <w:r>
-        <w:rPr>
-          <w:rFonts w:eastAsia="宋体" w:ascii="Times New Roman" w:hAnsi="Times New Roman"/>
-          <w:sz w:val="21"/>
-          <w:szCs w:val="21"/>
-          <w:shd w:val="clear" w:color="auto" w:fill="A6A6A6"/>
-        </w:rPr>
-        <w:t xml:space="preserve">同一平面</w:t>
-      </w:r>
-      <w:r>
-        <w:rPr>
-          <w:rFonts w:ascii="Times New Roman" w:hAnsi="Times New Roman" w:eastAsia="宋体"/>
-          <w:sz w:val="21"/>
-          <w:szCs w:val="21"/>
-        </w:rPr>
-        <w:t>的向量，叫做共面向量．</w:t>
-      </w:r>
-    </w:p>
-    <w:p>
-      <w:pPr>
-        <w:snapToGrid w:val="0"/>
-        <w:spacing w:line="300" w:lineRule="auto" w:before="0" w:after="0"/>
+        <w:spacing w:line="288" w:lineRule="auto" w:before="0" w:after="0"/>
         <w:jc w:val="left"/>
       </w:pPr>
       <w:r>
@@ -7194,62 +7138,55 @@
     <w:p>
       <w:pPr>
         <w:snapToGrid w:val="0"/>
-        <w:spacing w:line="300" w:lineRule="auto" w:before="0" w:after="0"/>
+        <w:spacing w:line="288" w:lineRule="auto" w:before="0" w:after="0"/>
         <w:jc w:val="left"/>
       </w:pPr>
+      <w:r>
+        <w:rPr>
+          <w:rFonts w:ascii="Times New Roman" w:hAnsi="Times New Roman" w:eastAsia="宋体"/>
+          <w:b/>
+          <w:sz w:val="21"/>
+          <w:szCs w:val="21"/>
+        </w:rPr>
+        <w:t xml:space="preserve">1.1.2 空间向量基本定理</w:t>
+      </w:r>
+      <w:r>
+        <w:rPr>
+          <w:rFonts w:ascii="Times New Roman" w:hAnsi="Times New Roman" w:eastAsia="宋体"/>
+          <w:b/>
+          <w:sz w:val="21"/>
+          <w:szCs w:val="21"/>
+        </w:rPr>
+        <w:t/>
+      </w:r>
     </w:p>
     <w:p>
       <w:pPr>
         <w:snapToGrid w:val="0"/>
-        <w:spacing w:line="300" w:lineRule="auto" w:before="0" w:after="0"/>
+        <w:spacing w:line="288" w:lineRule="auto" w:before="0" w:after="0"/>
         <w:jc w:val="left"/>
       </w:pPr>
       <w:r>
         <w:rPr>
           <w:rFonts w:ascii="Times New Roman" w:hAnsi="Times New Roman" w:eastAsia="宋体"/>
-          <w:b/>
-          <w:sz w:val="21"/>
-          <w:szCs w:val="21"/>
-        </w:rPr>
-        <w:t xml:space="preserve">1.1.2 空间向量基本定理</w:t>
-      </w:r>
-      <w:r>
-        <w:rPr>
-          <w:rFonts w:ascii="Times New Roman" w:hAnsi="Times New Roman" w:eastAsia="宋体"/>
-          <w:b/>
           <w:sz w:val="21"/>
           <w:szCs w:val="21"/>
         </w:rPr>
         <w:t/>
+      </w:r>
+      <w:r>
+        <w:rPr>
+          <w:rFonts w:ascii="Times New Roman" w:hAnsi="Times New Roman" w:eastAsia="宋体"/>
+          <w:sz w:val="21"/>
+          <w:szCs w:val="21"/>
+        </w:rPr>
+        <w:t>10．空间向量基本定理</w:t>
       </w:r>
     </w:p>
     <w:p>
       <w:pPr>
         <w:snapToGrid w:val="0"/>
-        <w:spacing w:line="300" w:lineRule="auto" w:before="0" w:after="0"/>
-        <w:jc w:val="left"/>
-      </w:pPr>
-      <w:r>
-        <w:rPr>
-          <w:rFonts w:ascii="Times New Roman" w:hAnsi="Times New Roman" w:eastAsia="宋体"/>
-          <w:sz w:val="21"/>
-          <w:szCs w:val="21"/>
-        </w:rPr>
-        <w:t/>
-      </w:r>
-      <w:r>
-        <w:rPr>
-          <w:rFonts w:ascii="Times New Roman" w:hAnsi="Times New Roman" w:eastAsia="宋体"/>
-          <w:sz w:val="21"/>
-          <w:szCs w:val="21"/>
-        </w:rPr>
-        <w:t>10．空间向量基本定理</w:t>
-      </w:r>
-    </w:p>
-    <w:p>
-      <w:pPr>
-        <w:snapToGrid w:val="0"/>
-        <w:spacing w:line="300" w:lineRule="auto" w:before="0" w:after="0"/>
+        <w:spacing w:line="288" w:lineRule="auto" w:before="0" w:after="0"/>
         <w:jc w:val="left"/>
       </w:pPr>
       <w:r>
@@ -7769,14 +7706,30 @@
     <w:p>
       <w:pPr>
         <w:snapToGrid w:val="0"/>
-        <w:spacing w:line="300" w:lineRule="auto" w:before="0" w:after="0"/>
+        <w:spacing w:line="288" w:lineRule="auto" w:before="0" w:after="0"/>
         <w:jc w:val="left"/>
       </w:pPr>
+      <w:r>
+        <w:rPr>
+          <w:rFonts w:ascii="Times New Roman" w:hAnsi="Times New Roman" w:eastAsia="宋体"/>
+          <w:sz w:val="21"/>
+          <w:szCs w:val="21"/>
+        </w:rPr>
+        <w:t/>
+      </w:r>
+      <w:r>
+        <w:rPr>
+          <w:rFonts w:ascii="Times New Roman" w:hAnsi="Times New Roman" w:eastAsia="宋体"/>
+          <w:sz w:val="21"/>
+          <w:szCs w:val="21"/>
+        </w:rPr>
+        <w:t>11．单位正交基底与正交分解</w:t>
+      </w:r>
     </w:p>
     <w:p>
       <w:pPr>
         <w:snapToGrid w:val="0"/>
-        <w:spacing w:line="300" w:lineRule="auto" w:before="0" w:after="0"/>
+        <w:spacing w:line="288" w:lineRule="auto" w:before="0" w:after="0"/>
         <w:jc w:val="left"/>
       </w:pPr>
       <w:r>
@@ -7785,52 +7738,29 @@
           <w:sz w:val="21"/>
           <w:szCs w:val="21"/>
         </w:rPr>
-        <w:t/>
-      </w:r>
-      <w:r>
-        <w:rPr>
-          <w:rFonts w:ascii="Times New Roman" w:hAnsi="Times New Roman" w:eastAsia="宋体"/>
-          <w:sz w:val="21"/>
-          <w:szCs w:val="21"/>
-        </w:rPr>
-        <w:t>11．单位正交基底与正交分解</w:t>
+        <w:t>（</w:t>
+      </w:r>
+      <w:r>
+        <w:rPr>
+          <w:rFonts w:ascii="Times New Roman" w:hAnsi="Times New Roman" w:eastAsia="宋体"/>
+          <w:sz w:val="21"/>
+          <w:szCs w:val="21"/>
+        </w:rPr>
+        <w:t>1</w:t>
+      </w:r>
+      <w:r>
+        <w:rPr>
+          <w:rFonts w:ascii="Times New Roman" w:hAnsi="Times New Roman" w:eastAsia="宋体"/>
+          <w:sz w:val="21"/>
+          <w:szCs w:val="21"/>
+        </w:rPr>
+        <w:t>）单位正交基底</w:t>
       </w:r>
     </w:p>
     <w:p>
       <w:pPr>
         <w:snapToGrid w:val="0"/>
-        <w:spacing w:line="300" w:lineRule="auto" w:before="0" w:after="0"/>
-        <w:jc w:val="left"/>
-      </w:pPr>
-      <w:r>
-        <w:rPr>
-          <w:rFonts w:ascii="Times New Roman" w:hAnsi="Times New Roman" w:eastAsia="宋体"/>
-          <w:sz w:val="21"/>
-          <w:szCs w:val="21"/>
-        </w:rPr>
-        <w:t>（</w:t>
-      </w:r>
-      <w:r>
-        <w:rPr>
-          <w:rFonts w:ascii="Times New Roman" w:hAnsi="Times New Roman" w:eastAsia="宋体"/>
-          <w:sz w:val="21"/>
-          <w:szCs w:val="21"/>
-        </w:rPr>
-        <w:t>1</w:t>
-      </w:r>
-      <w:r>
-        <w:rPr>
-          <w:rFonts w:ascii="Times New Roman" w:hAnsi="Times New Roman" w:eastAsia="宋体"/>
-          <w:sz w:val="21"/>
-          <w:szCs w:val="21"/>
-        </w:rPr>
-        <w:t>）单位正交基底</w:t>
-      </w:r>
-    </w:p>
-    <w:p>
-      <w:pPr>
-        <w:snapToGrid w:val="0"/>
-        <w:spacing w:line="300" w:lineRule="auto" w:before="0" w:after="0"/>
+        <w:spacing w:line="288" w:lineRule="auto" w:before="0" w:after="0"/>
         <w:jc w:val="left"/>
       </w:pPr>
       <w:r>
@@ -8018,7 +7948,7 @@
     <w:p>
       <w:pPr>
         <w:snapToGrid w:val="0"/>
-        <w:spacing w:line="300" w:lineRule="auto" w:before="0" w:after="0"/>
+        <w:spacing w:line="288" w:lineRule="auto" w:before="0" w:after="0"/>
         <w:jc w:val="left"/>
       </w:pPr>
       <w:r>
@@ -8049,7 +7979,7 @@
     <w:p>
       <w:pPr>
         <w:snapToGrid w:val="0"/>
-        <w:spacing w:line="300" w:lineRule="auto" w:before="0" w:after="0"/>
+        <w:spacing w:line="288" w:lineRule="auto" w:before="0" w:after="0"/>
         <w:jc w:val="left"/>
       </w:pPr>
       <w:r>
@@ -8089,62 +8019,55 @@
     <w:p>
       <w:pPr>
         <w:snapToGrid w:val="0"/>
-        <w:spacing w:line="300" w:lineRule="auto" w:before="0" w:after="0"/>
+        <w:spacing w:line="288" w:lineRule="auto" w:before="0" w:after="0"/>
         <w:jc w:val="left"/>
       </w:pPr>
+      <w:r>
+        <w:rPr>
+          <w:rFonts w:ascii="Times New Roman" w:hAnsi="Times New Roman" w:eastAsia="宋体"/>
+          <w:b/>
+          <w:sz w:val="21"/>
+          <w:szCs w:val="21"/>
+        </w:rPr>
+        <w:t xml:space="preserve">1.1.3 空间向量的坐标与空间直角坐标系</w:t>
+      </w:r>
+      <w:r>
+        <w:rPr>
+          <w:rFonts w:ascii="Times New Roman" w:hAnsi="Times New Roman" w:eastAsia="宋体"/>
+          <w:b/>
+          <w:sz w:val="21"/>
+          <w:szCs w:val="21"/>
+        </w:rPr>
+        <w:t/>
+      </w:r>
     </w:p>
     <w:p>
       <w:pPr>
         <w:snapToGrid w:val="0"/>
-        <w:spacing w:line="300" w:lineRule="auto" w:before="0" w:after="0"/>
+        <w:spacing w:line="288" w:lineRule="auto" w:before="0" w:after="0"/>
         <w:jc w:val="left"/>
       </w:pPr>
       <w:r>
         <w:rPr>
           <w:rFonts w:ascii="Times New Roman" w:hAnsi="Times New Roman" w:eastAsia="宋体"/>
-          <w:b/>
-          <w:sz w:val="21"/>
-          <w:szCs w:val="21"/>
-        </w:rPr>
-        <w:t xml:space="preserve">1.1.3 空间向量的坐标与空间直角坐标系</w:t>
-      </w:r>
-      <w:r>
-        <w:rPr>
-          <w:rFonts w:ascii="Times New Roman" w:hAnsi="Times New Roman" w:eastAsia="宋体"/>
-          <w:b/>
           <w:sz w:val="21"/>
           <w:szCs w:val="21"/>
         </w:rPr>
         <w:t/>
+      </w:r>
+      <w:r>
+        <w:rPr>
+          <w:rFonts w:ascii="Times New Roman" w:hAnsi="Times New Roman" w:eastAsia="宋体"/>
+          <w:sz w:val="21"/>
+          <w:szCs w:val="21"/>
+        </w:rPr>
+        <w:t>12．空间直角坐标系</w:t>
       </w:r>
     </w:p>
     <w:p>
       <w:pPr>
         <w:snapToGrid w:val="0"/>
-        <w:spacing w:line="300" w:lineRule="auto" w:before="0" w:after="0"/>
-        <w:jc w:val="left"/>
-      </w:pPr>
-      <w:r>
-        <w:rPr>
-          <w:rFonts w:ascii="Times New Roman" w:hAnsi="Times New Roman" w:eastAsia="宋体"/>
-          <w:sz w:val="21"/>
-          <w:szCs w:val="21"/>
-        </w:rPr>
-        <w:t/>
-      </w:r>
-      <w:r>
-        <w:rPr>
-          <w:rFonts w:ascii="Times New Roman" w:hAnsi="Times New Roman" w:eastAsia="宋体"/>
-          <w:sz w:val="21"/>
-          <w:szCs w:val="21"/>
-        </w:rPr>
-        <w:t>12．空间直角坐标系</w:t>
-      </w:r>
-    </w:p>
-    <w:p>
-      <w:pPr>
-        <w:snapToGrid w:val="0"/>
-        <w:spacing w:line="300" w:lineRule="auto" w:before="0" w:after="0"/>
+        <w:spacing w:line="288" w:lineRule="auto" w:before="0" w:after="0"/>
         <w:jc w:val="left"/>
       </w:pPr>
       <w:r>
@@ -8658,7 +8581,7 @@
     <w:p>
       <w:pPr>
         <w:snapToGrid w:val="0"/>
-        <w:spacing w:line="300" w:lineRule="auto" w:before="0" w:after="0"/>
+        <w:spacing w:line="288" w:lineRule="auto" w:before="0" w:after="0"/>
         <w:jc w:val="left"/>
       </w:pPr>
       <w:r>
@@ -8711,14 +8634,7 @@
     <w:p>
       <w:pPr>
         <w:snapToGrid w:val="0"/>
-        <w:spacing w:line="300" w:lineRule="auto" w:before="0" w:after="0"/>
-        <w:jc w:val="left"/>
-      </w:pPr>
-    </w:p>
-    <w:p>
-      <w:pPr>
-        <w:snapToGrid w:val="0"/>
-        <w:spacing w:line="300" w:lineRule="auto" w:before="0" w:after="0"/>
+        <w:spacing w:line="288" w:lineRule="auto" w:before="0" w:after="0"/>
         <w:jc w:val="left"/>
       </w:pPr>
       <w:r>
@@ -8916,14 +8832,30 @@
     <w:p>
       <w:pPr>
         <w:snapToGrid w:val="0"/>
-        <w:spacing w:line="300" w:lineRule="auto" w:before="0" w:after="0"/>
+        <w:spacing w:line="288" w:lineRule="auto" w:before="0" w:after="0"/>
         <w:jc w:val="left"/>
       </w:pPr>
+      <w:r>
+        <w:rPr>
+          <w:rFonts w:ascii="Times New Roman" w:hAnsi="Times New Roman" w:eastAsia="宋体"/>
+          <w:sz w:val="21"/>
+          <w:szCs w:val="21"/>
+        </w:rPr>
+        <w:t/>
+      </w:r>
+      <w:r>
+        <w:rPr>
+          <w:rFonts w:ascii="Times New Roman" w:hAnsi="Times New Roman" w:eastAsia="宋体"/>
+          <w:sz w:val="21"/>
+          <w:szCs w:val="21"/>
+        </w:rPr>
+        <w:t>14．右手直角坐标系的定义</w:t>
+      </w:r>
     </w:p>
     <w:p>
       <w:pPr>
         <w:snapToGrid w:val="0"/>
-        <w:spacing w:line="300" w:lineRule="auto" w:before="0" w:after="0"/>
+        <w:spacing w:line="288" w:lineRule="auto" w:before="0" w:after="0"/>
         <w:jc w:val="left"/>
       </w:pPr>
       <w:r>
@@ -8932,162 +8864,139 @@
           <w:sz w:val="21"/>
           <w:szCs w:val="21"/>
         </w:rPr>
+        <w:t>在空间直角坐标系中，让右手拇指指向</w:t>
+      </w:r>
+      <w:r>
+        <w:rPr>
+          <w:rFonts w:eastAsia="宋体" w:ascii="Times New Roman" w:hAnsi="Times New Roman"/>
+          <w:i/>
+          <w:sz w:val="21"/>
+          <w:szCs w:val="21"/>
+        </w:rPr>
+        <w:t>x</w:t>
+      </w:r>
+      <w:r>
+        <w:rPr>
+          <w:rFonts w:ascii="Times New Roman" w:hAnsi="Times New Roman" w:eastAsia="宋体"/>
+          <w:sz w:val="21"/>
+          <w:szCs w:val="21"/>
+        </w:rPr>
+        <w:t>轴的</w:t>
+      </w:r>
+      <w:r>
+        <w:rPr>
+          <w:rFonts w:eastAsia="宋体" w:ascii="Times New Roman" w:hAnsi="Times New Roman"/>
+          <w:sz w:val="21"/>
+          <w:szCs w:val="21"/>
+        </w:rPr>
         <w:t/>
       </w:r>
       <w:r>
         <w:rPr>
-          <w:rFonts w:ascii="Times New Roman" w:hAnsi="Times New Roman" w:eastAsia="宋体"/>
-          <w:sz w:val="21"/>
-          <w:szCs w:val="21"/>
-        </w:rPr>
-        <w:t>14．右手直角坐标系的定义</w:t>
+          <w:rFonts w:eastAsia="宋体" w:ascii="Times New Roman" w:hAnsi="Times New Roman"/>
+          <w:sz w:val="21"/>
+          <w:szCs w:val="21"/>
+          <w:shd w:val="clear" w:color="auto" w:fill="A6A6A6"/>
+        </w:rPr>
+        <w:t xml:space="preserve">正方向</w:t>
+      </w:r>
+      <w:r>
+        <w:rPr>
+          <w:rFonts w:ascii="Times New Roman" w:hAnsi="Times New Roman" w:eastAsia="宋体"/>
+          <w:sz w:val="21"/>
+          <w:szCs w:val="21"/>
+        </w:rPr>
+        <w:t>，食指指向</w:t>
+      </w:r>
+      <w:r>
+        <w:rPr>
+          <w:rFonts w:eastAsia="宋体" w:ascii="Times New Roman" w:hAnsi="Times New Roman"/>
+          <w:i/>
+          <w:sz w:val="21"/>
+          <w:szCs w:val="21"/>
+        </w:rPr>
+        <w:t>y</w:t>
+      </w:r>
+      <w:r>
+        <w:rPr>
+          <w:rFonts w:ascii="Times New Roman" w:hAnsi="Times New Roman" w:eastAsia="宋体"/>
+          <w:sz w:val="21"/>
+          <w:szCs w:val="21"/>
+        </w:rPr>
+        <w:t>轴的</w:t>
+      </w:r>
+      <w:r>
+        <w:rPr>
+          <w:rFonts w:eastAsia="宋体" w:ascii="Times New Roman" w:hAnsi="Times New Roman"/>
+          <w:sz w:val="21"/>
+          <w:szCs w:val="21"/>
+        </w:rPr>
+        <w:t/>
+      </w:r>
+      <w:r>
+        <w:rPr>
+          <w:rFonts w:eastAsia="宋体" w:ascii="Times New Roman" w:hAnsi="Times New Roman"/>
+          <w:sz w:val="21"/>
+          <w:szCs w:val="21"/>
+          <w:shd w:val="clear" w:color="auto" w:fill="A6A6A6"/>
+        </w:rPr>
+        <w:t xml:space="preserve">正方向</w:t>
+      </w:r>
+      <w:r>
+        <w:rPr>
+          <w:rFonts w:ascii="Times New Roman" w:hAnsi="Times New Roman" w:eastAsia="宋体"/>
+          <w:sz w:val="21"/>
+          <w:szCs w:val="21"/>
+        </w:rPr>
+        <w:t>，中指指向</w:t>
+      </w:r>
+      <w:r>
+        <w:rPr>
+          <w:rFonts w:eastAsia="宋体" w:ascii="Times New Roman" w:hAnsi="Times New Roman"/>
+          <w:i/>
+          <w:sz w:val="21"/>
+          <w:szCs w:val="21"/>
+        </w:rPr>
+        <w:t>z</w:t>
+      </w:r>
+      <w:r>
+        <w:rPr>
+          <w:rFonts w:ascii="Times New Roman" w:hAnsi="Times New Roman" w:eastAsia="宋体"/>
+          <w:sz w:val="21"/>
+          <w:szCs w:val="21"/>
+        </w:rPr>
+        <w:t>轴的</w:t>
+      </w:r>
+      <w:r>
+        <w:rPr>
+          <w:rFonts w:eastAsia="宋体" w:ascii="Times New Roman" w:hAnsi="Times New Roman"/>
+          <w:sz w:val="21"/>
+          <w:szCs w:val="21"/>
+        </w:rPr>
+        <w:t/>
+      </w:r>
+      <w:r>
+        <w:rPr>
+          <w:rFonts w:eastAsia="宋体" w:ascii="Times New Roman" w:hAnsi="Times New Roman"/>
+          <w:sz w:val="21"/>
+          <w:szCs w:val="21"/>
+          <w:shd w:val="clear" w:color="auto" w:fill="A6A6A6"/>
+        </w:rPr>
+        <w:t xml:space="preserve">正方向</w:t>
+      </w:r>
+      <w:r>
+        <w:rPr>
+          <w:rFonts w:ascii="Times New Roman" w:hAnsi="Times New Roman" w:eastAsia="宋体"/>
+          <w:sz w:val="21"/>
+          <w:szCs w:val="21"/>
+        </w:rPr>
+        <w:t>．则称这个坐标系为右手直角坐标系，如图所示．</w:t>
       </w:r>
     </w:p>
     <w:p>
       <w:pPr>
         <w:snapToGrid w:val="0"/>
-        <w:spacing w:line="300" w:lineRule="auto" w:before="0" w:after="0"/>
-        <w:jc w:val="left"/>
-      </w:pPr>
-      <w:r>
-        <w:rPr>
-          <w:rFonts w:ascii="Times New Roman" w:hAnsi="Times New Roman" w:eastAsia="宋体"/>
-          <w:sz w:val="21"/>
-          <w:szCs w:val="21"/>
-        </w:rPr>
-        <w:t>在空间直角坐标系中，让右手拇指指向</w:t>
-      </w:r>
-      <w:r>
-        <w:rPr>
-          <w:rFonts w:eastAsia="宋体" w:ascii="Times New Roman" w:hAnsi="Times New Roman"/>
-          <w:i/>
-          <w:sz w:val="21"/>
-          <w:szCs w:val="21"/>
-        </w:rPr>
-        <w:t>x</w:t>
-      </w:r>
-      <w:r>
-        <w:rPr>
-          <w:rFonts w:ascii="Times New Roman" w:hAnsi="Times New Roman" w:eastAsia="宋体"/>
-          <w:sz w:val="21"/>
-          <w:szCs w:val="21"/>
-        </w:rPr>
-        <w:t>轴的</w:t>
-      </w:r>
-      <w:r>
-        <w:rPr>
-          <w:rFonts w:eastAsia="宋体" w:ascii="Times New Roman" w:hAnsi="Times New Roman"/>
-          <w:sz w:val="21"/>
-          <w:szCs w:val="21"/>
-        </w:rPr>
-        <w:t/>
-      </w:r>
-      <w:r>
-        <w:rPr>
-          <w:rFonts w:eastAsia="宋体" w:ascii="Times New Roman" w:hAnsi="Times New Roman"/>
-          <w:sz w:val="21"/>
-          <w:szCs w:val="21"/>
-          <w:shd w:val="clear" w:color="auto" w:fill="A6A6A6"/>
-        </w:rPr>
-        <w:t xml:space="preserve">正方向</w:t>
-      </w:r>
-      <w:r>
-        <w:rPr>
-          <w:rFonts w:ascii="Times New Roman" w:hAnsi="Times New Roman" w:eastAsia="宋体"/>
-          <w:sz w:val="21"/>
-          <w:szCs w:val="21"/>
-        </w:rPr>
-        <w:t>，食指指向</w:t>
-      </w:r>
-      <w:r>
-        <w:rPr>
-          <w:rFonts w:eastAsia="宋体" w:ascii="Times New Roman" w:hAnsi="Times New Roman"/>
-          <w:i/>
-          <w:sz w:val="21"/>
-          <w:szCs w:val="21"/>
-        </w:rPr>
-        <w:t>y</w:t>
-      </w:r>
-      <w:r>
-        <w:rPr>
-          <w:rFonts w:ascii="Times New Roman" w:hAnsi="Times New Roman" w:eastAsia="宋体"/>
-          <w:sz w:val="21"/>
-          <w:szCs w:val="21"/>
-        </w:rPr>
-        <w:t>轴的</w:t>
-      </w:r>
-      <w:r>
-        <w:rPr>
-          <w:rFonts w:eastAsia="宋体" w:ascii="Times New Roman" w:hAnsi="Times New Roman"/>
-          <w:sz w:val="21"/>
-          <w:szCs w:val="21"/>
-        </w:rPr>
-        <w:t/>
-      </w:r>
-      <w:r>
-        <w:rPr>
-          <w:rFonts w:eastAsia="宋体" w:ascii="Times New Roman" w:hAnsi="Times New Roman"/>
-          <w:sz w:val="21"/>
-          <w:szCs w:val="21"/>
-          <w:shd w:val="clear" w:color="auto" w:fill="A6A6A6"/>
-        </w:rPr>
-        <w:t xml:space="preserve">正方向</w:t>
-      </w:r>
-      <w:r>
-        <w:rPr>
-          <w:rFonts w:ascii="Times New Roman" w:hAnsi="Times New Roman" w:eastAsia="宋体"/>
-          <w:sz w:val="21"/>
-          <w:szCs w:val="21"/>
-        </w:rPr>
-        <w:t>，中指指向</w:t>
-      </w:r>
-      <w:r>
-        <w:rPr>
-          <w:rFonts w:eastAsia="宋体" w:ascii="Times New Roman" w:hAnsi="Times New Roman"/>
-          <w:i/>
-          <w:sz w:val="21"/>
-          <w:szCs w:val="21"/>
-        </w:rPr>
-        <w:t>z</w:t>
-      </w:r>
-      <w:r>
-        <w:rPr>
-          <w:rFonts w:ascii="Times New Roman" w:hAnsi="Times New Roman" w:eastAsia="宋体"/>
-          <w:sz w:val="21"/>
-          <w:szCs w:val="21"/>
-        </w:rPr>
-        <w:t>轴的</w:t>
-      </w:r>
-      <w:r>
-        <w:rPr>
-          <w:rFonts w:eastAsia="宋体" w:ascii="Times New Roman" w:hAnsi="Times New Roman"/>
-          <w:sz w:val="21"/>
-          <w:szCs w:val="21"/>
-        </w:rPr>
-        <w:t/>
-      </w:r>
-      <w:r>
-        <w:rPr>
-          <w:rFonts w:eastAsia="宋体" w:ascii="Times New Roman" w:hAnsi="Times New Roman"/>
-          <w:sz w:val="21"/>
-          <w:szCs w:val="21"/>
-          <w:shd w:val="clear" w:color="auto" w:fill="A6A6A6"/>
-        </w:rPr>
-        <w:t xml:space="preserve">正方向</w:t>
-      </w:r>
-      <w:r>
-        <w:rPr>
-          <w:rFonts w:ascii="Times New Roman" w:hAnsi="Times New Roman" w:eastAsia="宋体"/>
-          <w:sz w:val="21"/>
-          <w:szCs w:val="21"/>
-        </w:rPr>
-        <w:t>．则称这个坐标系为右手直角坐标系，如图所示．</w:t>
-      </w:r>
-    </w:p>
-    <w:p>
-      <w:pPr>
-        <w:snapToGrid w:val="0"/>
-        <w:spacing w:line="300" w:lineRule="auto" w:before="0" w:after="0"/>
+        <w:spacing w:line="288" w:lineRule="auto" w:before="0" w:after="0"/>
         <w:jc w:val="left"/>
       </w:pPr>
       <w:r>
@@ -9140,37 +9049,30 @@
     <w:p>
       <w:pPr>
         <w:snapToGrid w:val="0"/>
-        <w:spacing w:line="300" w:lineRule="auto" w:before="0" w:after="0"/>
+        <w:spacing w:line="288" w:lineRule="auto" w:before="0" w:after="0"/>
         <w:jc w:val="left"/>
       </w:pPr>
+      <w:r>
+        <w:rPr>
+          <w:rFonts w:ascii="Times New Roman" w:hAnsi="Times New Roman" w:eastAsia="宋体"/>
+          <w:sz w:val="21"/>
+          <w:szCs w:val="21"/>
+        </w:rPr>
+        <w:t/>
+      </w:r>
+      <w:r>
+        <w:rPr>
+          <w:rFonts w:ascii="Times New Roman" w:hAnsi="Times New Roman" w:eastAsia="宋体"/>
+          <w:sz w:val="21"/>
+          <w:szCs w:val="21"/>
+        </w:rPr>
+        <w:t>15．空间直角坐标系中的坐标</w:t>
+      </w:r>
     </w:p>
     <w:p>
       <w:pPr>
         <w:snapToGrid w:val="0"/>
-        <w:spacing w:line="300" w:lineRule="auto" w:before="0" w:after="0"/>
-        <w:jc w:val="left"/>
-      </w:pPr>
-      <w:r>
-        <w:rPr>
-          <w:rFonts w:ascii="Times New Roman" w:hAnsi="Times New Roman" w:eastAsia="宋体"/>
-          <w:sz w:val="21"/>
-          <w:szCs w:val="21"/>
-        </w:rPr>
-        <w:t/>
-      </w:r>
-      <w:r>
-        <w:rPr>
-          <w:rFonts w:ascii="Times New Roman" w:hAnsi="Times New Roman" w:eastAsia="宋体"/>
-          <w:sz w:val="21"/>
-          <w:szCs w:val="21"/>
-        </w:rPr>
-        <w:t>15．空间直角坐标系中的坐标</w:t>
-      </w:r>
-    </w:p>
-    <w:p>
-      <w:pPr>
-        <w:snapToGrid w:val="0"/>
-        <w:spacing w:line="300" w:lineRule="auto" w:before="0" w:after="0"/>
+        <w:spacing w:line="288" w:lineRule="auto" w:before="0" w:after="0"/>
         <w:jc w:val="left"/>
       </w:pPr>
       <w:r>
@@ -9573,7 +9475,7 @@
     <w:p>
       <w:pPr>
         <w:snapToGrid w:val="0"/>
-        <w:spacing w:line="300" w:lineRule="auto" w:before="0" w:after="0"/>
+        <w:spacing w:line="288" w:lineRule="auto" w:before="0" w:after="0"/>
         <w:jc w:val="left"/>
       </w:pPr>
       <w:r>
@@ -9604,7 +9506,7 @@
     <w:p>
       <w:pPr>
         <w:snapToGrid w:val="0"/>
-        <w:spacing w:line="300" w:lineRule="auto" w:before="0" w:after="0"/>
+        <w:spacing w:line="288" w:lineRule="auto" w:before="0" w:after="0"/>
         <w:jc w:val="left"/>
       </w:pPr>
       <w:r>
@@ -9968,37 +9870,30 @@
     <w:p>
       <w:pPr>
         <w:snapToGrid w:val="0"/>
-        <w:spacing w:line="300" w:lineRule="auto" w:before="0" w:after="0"/>
+        <w:spacing w:line="288" w:lineRule="auto" w:before="0" w:after="0"/>
         <w:jc w:val="left"/>
       </w:pPr>
+      <w:r>
+        <w:rPr>
+          <w:rFonts w:ascii="Times New Roman" w:hAnsi="Times New Roman" w:eastAsia="宋体"/>
+          <w:sz w:val="21"/>
+          <w:szCs w:val="21"/>
+        </w:rPr>
+        <w:t/>
+      </w:r>
+      <w:r>
+        <w:rPr>
+          <w:rFonts w:ascii="Times New Roman" w:hAnsi="Times New Roman" w:eastAsia="宋体"/>
+          <w:sz w:val="21"/>
+          <w:szCs w:val="21"/>
+        </w:rPr>
+        <w:t>16．空间向量的坐标运算</w:t>
+      </w:r>
     </w:p>
     <w:p>
       <w:pPr>
         <w:snapToGrid w:val="0"/>
-        <w:spacing w:line="300" w:lineRule="auto" w:before="0" w:after="0"/>
-        <w:jc w:val="left"/>
-      </w:pPr>
-      <w:r>
-        <w:rPr>
-          <w:rFonts w:ascii="Times New Roman" w:hAnsi="Times New Roman" w:eastAsia="宋体"/>
-          <w:sz w:val="21"/>
-          <w:szCs w:val="21"/>
-        </w:rPr>
-        <w:t/>
-      </w:r>
-      <w:r>
-        <w:rPr>
-          <w:rFonts w:ascii="Times New Roman" w:hAnsi="Times New Roman" w:eastAsia="宋体"/>
-          <w:sz w:val="21"/>
-          <w:szCs w:val="21"/>
-        </w:rPr>
-        <w:t>16．空间向量的坐标运算</w:t>
-      </w:r>
-    </w:p>
-    <w:p>
-      <w:pPr>
-        <w:snapToGrid w:val="0"/>
-        <w:spacing w:line="300" w:lineRule="auto" w:before="0" w:after="0"/>
+        <w:spacing w:line="288" w:lineRule="auto" w:before="0" w:after="0"/>
         <w:jc w:val="left"/>
       </w:pPr>
       <w:r>
@@ -10789,13 +10684,6 @@
         </w:rPr>
         <w:t>；</w:t>
       </w:r>
-    </w:p>
-    <w:p>
-      <w:pPr>
-        <w:snapToGrid w:val="0"/>
-        <w:spacing w:line="300" w:lineRule="auto" w:before="0" w:after="0"/>
-        <w:jc w:val="left"/>
-      </w:pPr>
       <m:oMath>
         <m:r>
           <w:rPr>
@@ -11197,37 +11085,30 @@
     <w:p>
       <w:pPr>
         <w:snapToGrid w:val="0"/>
-        <w:spacing w:line="300" w:lineRule="auto" w:before="0" w:after="0"/>
+        <w:spacing w:line="288" w:lineRule="auto" w:before="0" w:after="0"/>
         <w:jc w:val="left"/>
       </w:pPr>
+      <w:r>
+        <w:rPr>
+          <w:rFonts w:ascii="Times New Roman" w:hAnsi="Times New Roman" w:eastAsia="宋体"/>
+          <w:sz w:val="21"/>
+          <w:szCs w:val="21"/>
+        </w:rPr>
+        <w:t/>
+      </w:r>
+      <w:r>
+        <w:rPr>
+          <w:rFonts w:ascii="Times New Roman" w:hAnsi="Times New Roman" w:eastAsia="宋体"/>
+          <w:sz w:val="21"/>
+          <w:szCs w:val="21"/>
+        </w:rPr>
+        <w:t>17．空间向量的平行、垂直及模、夹角</w:t>
+      </w:r>
     </w:p>
     <w:p>
       <w:pPr>
         <w:snapToGrid w:val="0"/>
-        <w:spacing w:line="300" w:lineRule="auto" w:before="0" w:after="0"/>
-        <w:jc w:val="left"/>
-      </w:pPr>
-      <w:r>
-        <w:rPr>
-          <w:rFonts w:ascii="Times New Roman" w:hAnsi="Times New Roman" w:eastAsia="宋体"/>
-          <w:sz w:val="21"/>
-          <w:szCs w:val="21"/>
-        </w:rPr>
-        <w:t/>
-      </w:r>
-      <w:r>
-        <w:rPr>
-          <w:rFonts w:ascii="Times New Roman" w:hAnsi="Times New Roman" w:eastAsia="宋体"/>
-          <w:sz w:val="21"/>
-          <w:szCs w:val="21"/>
-        </w:rPr>
-        <w:t>17．空间向量的平行、垂直及模、夹角</w:t>
-      </w:r>
-    </w:p>
-    <w:p>
-      <w:pPr>
-        <w:snapToGrid w:val="0"/>
-        <w:spacing w:line="300" w:lineRule="auto" w:before="0" w:after="0"/>
+        <w:spacing w:line="288" w:lineRule="auto" w:before="0" w:after="0"/>
         <w:jc w:val="left"/>
       </w:pPr>
       <w:r>
@@ -11805,13 +11686,6 @@
         </w:rPr>
         <w:t>；</w:t>
       </w:r>
-    </w:p>
-    <w:p>
-      <w:pPr>
-        <w:snapToGrid w:val="0"/>
-        <w:spacing w:line="300" w:lineRule="auto" w:before="0" w:after="0"/>
-        <w:jc w:val="left"/>
-      </w:pPr>
       <m:oMath>
         <m:acc>
           <m:accPr>
@@ -12946,37 +12820,30 @@
     <w:p>
       <w:pPr>
         <w:snapToGrid w:val="0"/>
-        <w:spacing w:line="300" w:lineRule="auto" w:before="0" w:after="0"/>
+        <w:spacing w:line="288" w:lineRule="auto" w:before="0" w:after="0"/>
         <w:jc w:val="left"/>
       </w:pPr>
+      <w:r>
+        <w:rPr>
+          <w:rFonts w:ascii="Times New Roman" w:hAnsi="Times New Roman" w:eastAsia="宋体"/>
+          <w:sz w:val="21"/>
+          <w:szCs w:val="21"/>
+        </w:rPr>
+        <w:t/>
+      </w:r>
+      <w:r>
+        <w:rPr>
+          <w:rFonts w:ascii="Times New Roman" w:hAnsi="Times New Roman" w:eastAsia="宋体"/>
+          <w:sz w:val="21"/>
+          <w:szCs w:val="21"/>
+        </w:rPr>
+        <w:t>18．空间两点间的距离公式</w:t>
+      </w:r>
     </w:p>
     <w:p>
       <w:pPr>
         <w:snapToGrid w:val="0"/>
-        <w:spacing w:line="300" w:lineRule="auto" w:before="0" w:after="0"/>
-        <w:jc w:val="left"/>
-      </w:pPr>
-      <w:r>
-        <w:rPr>
-          <w:rFonts w:ascii="Times New Roman" w:hAnsi="Times New Roman" w:eastAsia="宋体"/>
-          <w:sz w:val="21"/>
-          <w:szCs w:val="21"/>
-        </w:rPr>
-        <w:t/>
-      </w:r>
-      <w:r>
-        <w:rPr>
-          <w:rFonts w:ascii="Times New Roman" w:hAnsi="Times New Roman" w:eastAsia="宋体"/>
-          <w:sz w:val="21"/>
-          <w:szCs w:val="21"/>
-        </w:rPr>
-        <w:t>18．空间两点间的距离公式</w:t>
-      </w:r>
-    </w:p>
-    <w:p>
-      <w:pPr>
-        <w:snapToGrid w:val="0"/>
-        <w:spacing w:line="300" w:lineRule="auto" w:before="0" w:after="0"/>
+        <w:spacing w:line="288" w:lineRule="auto" w:before="0" w:after="0"/>
         <w:jc w:val="left"/>
       </w:pPr>
       <w:r>
@@ -13764,54 +13631,70 @@
     <w:p>
       <w:pPr>
         <w:snapToGrid w:val="0"/>
-        <w:spacing w:line="300" w:lineRule="auto" w:before="0" w:after="0"/>
+        <w:spacing w:line="288" w:lineRule="auto" w:before="0" w:after="0"/>
         <w:jc w:val="left"/>
       </w:pPr>
+      <w:r>
+        <w:rPr>
+          <w:rFonts w:ascii="Times New Roman" w:hAnsi="Times New Roman" w:eastAsia="宋体"/>
+          <w:b/>
+          <w:sz w:val="21"/>
+          <w:szCs w:val="21"/>
+        </w:rPr>
+        <w:t xml:space="preserve">1.2 空间向量在立体几何中的应用</w:t>
+      </w:r>
+      <w:r>
+        <w:rPr>
+          <w:rFonts w:ascii="Times New Roman" w:hAnsi="Times New Roman" w:eastAsia="宋体"/>
+          <w:b/>
+          <w:sz w:val="21"/>
+          <w:szCs w:val="21"/>
+        </w:rPr>
+        <w:t/>
+      </w:r>
+    </w:p>
+    <w:p>
+      <w:pPr>
+        <w:spacing w:before="0" w:after="0" w:line="288" w:lineRule="auto"/>
+        <w:jc w:val="left"/>
+      </w:pPr>
+      <w:r>
+        <w:rPr>
+          <w:b/>
+          <w:rFonts w:ascii="Times New Roman" w:hAnsi="Times New Roman" w:eastAsia="宋体"/>
+          <w:sz w:val="21"/>
+          <w:szCs w:val="21"/>
+        </w:rPr>
+        <w:t xml:space="preserve">1.2.1 空间中的点、直线与空间向量</w:t>
+      </w:r>
     </w:p>
     <w:p>
       <w:pPr>
         <w:snapToGrid w:val="0"/>
-        <w:spacing w:line="300" w:lineRule="auto" w:before="0" w:after="0"/>
+        <w:spacing w:line="288" w:lineRule="auto" w:before="0" w:after="0"/>
         <w:jc w:val="left"/>
       </w:pPr>
       <w:r>
         <w:rPr>
           <w:rFonts w:ascii="Times New Roman" w:hAnsi="Times New Roman" w:eastAsia="宋体"/>
-          <w:b/>
-          <w:sz w:val="21"/>
-          <w:szCs w:val="21"/>
-        </w:rPr>
-        <w:t xml:space="preserve">1.2 空间向量在立体几何中的应用</w:t>
-      </w:r>
-      <w:r>
-        <w:rPr>
-          <w:rFonts w:ascii="Times New Roman" w:hAnsi="Times New Roman" w:eastAsia="宋体"/>
-          <w:b/>
           <w:sz w:val="21"/>
           <w:szCs w:val="21"/>
         </w:rPr>
         <w:t/>
       </w:r>
-    </w:p>
-    <w:p>
-      <w:pPr>
-        <w:spacing w:before="0" w:after="0" w:line="300" w:lineRule="auto"/>
-        <w:jc w:val="left"/>
-      </w:pPr>
-      <w:r>
-        <w:rPr>
-          <w:b/>
-          <w:rFonts w:ascii="Times New Roman" w:hAnsi="Times New Roman" w:eastAsia="宋体"/>
-          <w:sz w:val="21"/>
-          <w:szCs w:val="21"/>
-        </w:rPr>
-        <w:t xml:space="preserve">1.2.1 空间中的点、直线与空间向量</w:t>
+      <w:r>
+        <w:rPr>
+          <w:rFonts w:ascii="Times New Roman" w:hAnsi="Times New Roman" w:eastAsia="宋体"/>
+          <w:sz w:val="21"/>
+          <w:szCs w:val="21"/>
+        </w:rPr>
+        <w:t>19．点的位置向量</w:t>
       </w:r>
     </w:p>
     <w:p>
       <w:pPr>
         <w:snapToGrid w:val="0"/>
-        <w:spacing w:line="300" w:lineRule="auto" w:before="0" w:after="0"/>
+        <w:spacing w:line="288" w:lineRule="auto" w:before="0" w:after="0"/>
         <w:jc w:val="left"/>
       </w:pPr>
       <w:r>
@@ -13820,193 +13703,170 @@
           <w:sz w:val="21"/>
           <w:szCs w:val="21"/>
         </w:rPr>
+        <w:t>在空间中，我们取一定点</w:t>
+      </w:r>
+      <w:r>
+        <w:rPr>
+          <w:rFonts w:eastAsia="宋体" w:ascii="Times New Roman" w:hAnsi="Times New Roman"/>
+          <w:i/>
+          <w:sz w:val="21"/>
+          <w:szCs w:val="21"/>
+        </w:rPr>
+        <w:t>O</w:t>
+      </w:r>
+      <w:r>
+        <w:rPr>
+          <w:rFonts w:ascii="Times New Roman" w:hAnsi="Times New Roman" w:eastAsia="宋体"/>
+          <w:sz w:val="21"/>
+          <w:szCs w:val="21"/>
+        </w:rPr>
+        <w:t>作为</w:t>
+      </w:r>
+      <w:r>
+        <w:rPr>
+          <w:rFonts w:eastAsia="宋体" w:ascii="Times New Roman" w:hAnsi="Times New Roman"/>
+          <w:sz w:val="21"/>
+          <w:szCs w:val="21"/>
+        </w:rPr>
         <w:t/>
       </w:r>
       <w:r>
         <w:rPr>
-          <w:rFonts w:ascii="Times New Roman" w:hAnsi="Times New Roman" w:eastAsia="宋体"/>
-          <w:sz w:val="21"/>
-          <w:szCs w:val="21"/>
-        </w:rPr>
-        <w:t>19．点的位置向量</w:t>
+          <w:rFonts w:eastAsia="宋体" w:ascii="Times New Roman" w:hAnsi="Times New Roman"/>
+          <w:sz w:val="21"/>
+          <w:szCs w:val="21"/>
+          <w:shd w:val="clear" w:color="auto" w:fill="A6A6A6"/>
+        </w:rPr>
+        <w:t xml:space="preserve">基点</w:t>
+      </w:r>
+      <w:r>
+        <w:rPr>
+          <w:rFonts w:ascii="Times New Roman" w:hAnsi="Times New Roman" w:eastAsia="宋体"/>
+          <w:sz w:val="21"/>
+          <w:szCs w:val="21"/>
+        </w:rPr>
+        <w:t>，那么空间中任意一点</w:t>
+      </w:r>
+      <w:r>
+        <w:rPr>
+          <w:rFonts w:eastAsia="宋体" w:ascii="Times New Roman" w:hAnsi="Times New Roman"/>
+          <w:i/>
+          <w:sz w:val="21"/>
+          <w:szCs w:val="21"/>
+        </w:rPr>
+        <w:t>P</w:t>
+      </w:r>
+      <w:r>
+        <w:rPr>
+          <w:rFonts w:ascii="Times New Roman" w:hAnsi="Times New Roman" w:eastAsia="宋体"/>
+          <w:sz w:val="21"/>
+          <w:szCs w:val="21"/>
+        </w:rPr>
+        <w:t>就可以用向量</w:t>
+      </w:r>
+      <m:oMath>
+        <m:acc>
+          <m:accPr>
+            <m:chr m:val="⃑"/>
+            <m:ctrlPr>
+              <w:rPr>
+                <w:rFonts w:ascii="Times New Roman" w:hAnsi="Times New Roman"/>
+              </w:rPr>
+            </m:ctrlPr>
+          </m:accPr>
+          <m:e>
+            <m:r>
+              <w:rPr>
+                <w:rFonts w:ascii="Times New Roman" w:hAnsi="Times New Roman" w:cs="Cambria Math"/>
+              </w:rPr>
+              <m:t>OP</m:t>
+            </m:r>
+          </m:e>
+        </m:acc>
+      </m:oMath>
+      <w:r>
+        <w:rPr>
+          <w:rFonts w:ascii="Times New Roman" w:hAnsi="Times New Roman" w:eastAsia="宋体"/>
+          <w:sz w:val="21"/>
+          <w:szCs w:val="21"/>
+        </w:rPr>
+        <w:t>来表示，向量</w:t>
+      </w:r>
+      <m:oMath>
+        <m:acc>
+          <m:accPr>
+            <m:chr m:val="⃑"/>
+            <m:ctrlPr>
+              <w:rPr>
+                <w:rFonts w:ascii="Times New Roman" w:hAnsi="Times New Roman"/>
+              </w:rPr>
+            </m:ctrlPr>
+          </m:accPr>
+          <m:e>
+            <m:r>
+              <w:rPr>
+                <w:rFonts w:ascii="Times New Roman" w:hAnsi="Times New Roman" w:cs="Cambria Math"/>
+              </w:rPr>
+              <m:t>OP</m:t>
+            </m:r>
+          </m:e>
+        </m:acc>
+      </m:oMath>
+      <w:r>
+        <w:rPr>
+          <w:rFonts w:ascii="Times New Roman" w:hAnsi="Times New Roman" w:eastAsia="宋体"/>
+          <w:sz w:val="21"/>
+          <w:szCs w:val="21"/>
+        </w:rPr>
+        <w:t>称为点</w:t>
+      </w:r>
+      <w:r>
+        <w:rPr>
+          <w:rFonts w:eastAsia="宋体" w:ascii="Times New Roman" w:hAnsi="Times New Roman"/>
+          <w:i/>
+          <w:sz w:val="21"/>
+          <w:szCs w:val="21"/>
+        </w:rPr>
+        <w:t>P</w:t>
+      </w:r>
+      <w:r>
+        <w:rPr>
+          <w:rFonts w:ascii="Times New Roman" w:hAnsi="Times New Roman" w:eastAsia="宋体"/>
+          <w:sz w:val="21"/>
+          <w:szCs w:val="21"/>
+        </w:rPr>
+        <w:t>的</w:t>
+      </w:r>
+      <w:r>
+        <w:rPr>
+          <w:rFonts w:eastAsia="宋体" w:ascii="Times New Roman" w:hAnsi="Times New Roman"/>
+          <w:sz w:val="21"/>
+          <w:szCs w:val="21"/>
+        </w:rPr>
+        <w:t/>
+      </w:r>
+      <w:r>
+        <w:rPr>
+          <w:rFonts w:eastAsia="宋体" w:ascii="Times New Roman" w:hAnsi="Times New Roman"/>
+          <w:sz w:val="21"/>
+          <w:szCs w:val="21"/>
+          <w:shd w:val="clear" w:color="auto" w:fill="A6A6A6"/>
+        </w:rPr>
+        <w:t xml:space="preserve">位置向量</w:t>
+      </w:r>
+      <w:r>
+        <w:rPr>
+          <w:rFonts w:ascii="Times New Roman" w:hAnsi="Times New Roman" w:eastAsia="宋体"/>
+          <w:sz w:val="21"/>
+          <w:szCs w:val="21"/>
+        </w:rPr>
+        <w:t>．</w:t>
       </w:r>
     </w:p>
     <w:p>
       <w:pPr>
         <w:snapToGrid w:val="0"/>
-        <w:spacing w:line="300" w:lineRule="auto" w:before="0" w:after="0"/>
-        <w:jc w:val="left"/>
-      </w:pPr>
-      <w:r>
-        <w:rPr>
-          <w:rFonts w:ascii="Times New Roman" w:hAnsi="Times New Roman" w:eastAsia="宋体"/>
-          <w:sz w:val="21"/>
-          <w:szCs w:val="21"/>
-        </w:rPr>
-        <w:t>在空间中，我们取一定点</w:t>
-      </w:r>
-      <w:r>
-        <w:rPr>
-          <w:rFonts w:eastAsia="宋体" w:ascii="Times New Roman" w:hAnsi="Times New Roman"/>
-          <w:i/>
-          <w:sz w:val="21"/>
-          <w:szCs w:val="21"/>
-        </w:rPr>
-        <w:t>O</w:t>
-      </w:r>
-      <w:r>
-        <w:rPr>
-          <w:rFonts w:ascii="Times New Roman" w:hAnsi="Times New Roman" w:eastAsia="宋体"/>
-          <w:sz w:val="21"/>
-          <w:szCs w:val="21"/>
-        </w:rPr>
-        <w:t>作为</w:t>
-      </w:r>
-      <w:r>
-        <w:rPr>
-          <w:rFonts w:eastAsia="宋体" w:ascii="Times New Roman" w:hAnsi="Times New Roman"/>
-          <w:sz w:val="21"/>
-          <w:szCs w:val="21"/>
-        </w:rPr>
-        <w:t/>
-      </w:r>
-      <w:r>
-        <w:rPr>
-          <w:rFonts w:eastAsia="宋体" w:ascii="Times New Roman" w:hAnsi="Times New Roman"/>
-          <w:sz w:val="21"/>
-          <w:szCs w:val="21"/>
-          <w:shd w:val="clear" w:color="auto" w:fill="A6A6A6"/>
-        </w:rPr>
-        <w:t xml:space="preserve">基点</w:t>
-      </w:r>
-      <w:r>
-        <w:rPr>
-          <w:rFonts w:ascii="Times New Roman" w:hAnsi="Times New Roman" w:eastAsia="宋体"/>
-          <w:sz w:val="21"/>
-          <w:szCs w:val="21"/>
-        </w:rPr>
-        <w:t>，那么空间中任意一点</w:t>
-      </w:r>
-      <w:r>
-        <w:rPr>
-          <w:rFonts w:eastAsia="宋体" w:ascii="Times New Roman" w:hAnsi="Times New Roman"/>
-          <w:i/>
-          <w:sz w:val="21"/>
-          <w:szCs w:val="21"/>
-        </w:rPr>
-        <w:t>P</w:t>
-      </w:r>
-      <w:r>
-        <w:rPr>
-          <w:rFonts w:ascii="Times New Roman" w:hAnsi="Times New Roman" w:eastAsia="宋体"/>
-          <w:sz w:val="21"/>
-          <w:szCs w:val="21"/>
-        </w:rPr>
-        <w:t>就可以用向量</w:t>
-      </w:r>
-      <m:oMath>
-        <m:acc>
-          <m:accPr>
-            <m:chr m:val="⃑"/>
-            <m:ctrlPr>
-              <w:rPr>
-                <w:rFonts w:ascii="Times New Roman" w:hAnsi="Times New Roman"/>
-              </w:rPr>
-            </m:ctrlPr>
-          </m:accPr>
-          <m:e>
-            <m:r>
-              <w:rPr>
-                <w:rFonts w:ascii="Times New Roman" w:hAnsi="Times New Roman" w:cs="Cambria Math"/>
-              </w:rPr>
-              <m:t>OP</m:t>
-            </m:r>
-          </m:e>
-        </m:acc>
-      </m:oMath>
-      <w:r>
-        <w:rPr>
-          <w:rFonts w:ascii="Times New Roman" w:hAnsi="Times New Roman" w:eastAsia="宋体"/>
-          <w:sz w:val="21"/>
-          <w:szCs w:val="21"/>
-        </w:rPr>
-        <w:t>来表示，向量</w:t>
-      </w:r>
-      <m:oMath>
-        <m:acc>
-          <m:accPr>
-            <m:chr m:val="⃑"/>
-            <m:ctrlPr>
-              <w:rPr>
-                <w:rFonts w:ascii="Times New Roman" w:hAnsi="Times New Roman"/>
-              </w:rPr>
-            </m:ctrlPr>
-          </m:accPr>
-          <m:e>
-            <m:r>
-              <w:rPr>
-                <w:rFonts w:ascii="Times New Roman" w:hAnsi="Times New Roman" w:cs="Cambria Math"/>
-              </w:rPr>
-              <m:t>OP</m:t>
-            </m:r>
-          </m:e>
-        </m:acc>
-      </m:oMath>
-      <w:r>
-        <w:rPr>
-          <w:rFonts w:ascii="Times New Roman" w:hAnsi="Times New Roman" w:eastAsia="宋体"/>
-          <w:sz w:val="21"/>
-          <w:szCs w:val="21"/>
-        </w:rPr>
-        <w:t>称为点</w:t>
-      </w:r>
-      <w:r>
-        <w:rPr>
-          <w:rFonts w:eastAsia="宋体" w:ascii="Times New Roman" w:hAnsi="Times New Roman"/>
-          <w:i/>
-          <w:sz w:val="21"/>
-          <w:szCs w:val="21"/>
-        </w:rPr>
-        <w:t>P</w:t>
-      </w:r>
-      <w:r>
-        <w:rPr>
-          <w:rFonts w:ascii="Times New Roman" w:hAnsi="Times New Roman" w:eastAsia="宋体"/>
-          <w:sz w:val="21"/>
-          <w:szCs w:val="21"/>
-        </w:rPr>
-        <w:t>的</w:t>
-      </w:r>
-      <w:r>
-        <w:rPr>
-          <w:rFonts w:eastAsia="宋体" w:ascii="Times New Roman" w:hAnsi="Times New Roman"/>
-          <w:sz w:val="21"/>
-          <w:szCs w:val="21"/>
-        </w:rPr>
-        <w:t/>
-      </w:r>
-      <w:r>
-        <w:rPr>
-          <w:rFonts w:eastAsia="宋体" w:ascii="Times New Roman" w:hAnsi="Times New Roman"/>
-          <w:sz w:val="21"/>
-          <w:szCs w:val="21"/>
-          <w:shd w:val="clear" w:color="auto" w:fill="A6A6A6"/>
-        </w:rPr>
-        <w:t xml:space="preserve">位置向量</w:t>
-      </w:r>
-      <w:r>
-        <w:rPr>
-          <w:rFonts w:ascii="Times New Roman" w:hAnsi="Times New Roman" w:eastAsia="宋体"/>
-          <w:sz w:val="21"/>
-          <w:szCs w:val="21"/>
-        </w:rPr>
-        <w:t>．</w:t>
-      </w:r>
-    </w:p>
-    <w:p>
-      <w:pPr>
-        <w:snapToGrid w:val="0"/>
-        <w:spacing w:line="300" w:lineRule="auto" w:before="0" w:after="0"/>
+        <w:spacing w:line="288" w:lineRule="auto" w:before="0" w:after="0"/>
         <w:jc w:val="left"/>
       </w:pPr>
       <w:r>
@@ -14059,37 +13919,30 @@
     <w:p>
       <w:pPr>
         <w:snapToGrid w:val="0"/>
-        <w:spacing w:line="300" w:lineRule="auto" w:before="0" w:after="0"/>
+        <w:spacing w:line="288" w:lineRule="auto" w:before="0" w:after="0"/>
         <w:jc w:val="left"/>
       </w:pPr>
+      <w:r>
+        <w:rPr>
+          <w:rFonts w:ascii="Times New Roman" w:hAnsi="Times New Roman" w:eastAsia="宋体"/>
+          <w:sz w:val="21"/>
+          <w:szCs w:val="21"/>
+        </w:rPr>
+        <w:t/>
+      </w:r>
+      <w:r>
+        <w:rPr>
+          <w:rFonts w:ascii="Times New Roman" w:hAnsi="Times New Roman" w:eastAsia="宋体"/>
+          <w:sz w:val="21"/>
+          <w:szCs w:val="21"/>
+        </w:rPr>
+        <w:t>20．直线的方向向量</w:t>
+      </w:r>
     </w:p>
     <w:p>
       <w:pPr>
         <w:snapToGrid w:val="0"/>
-        <w:spacing w:line="300" w:lineRule="auto" w:before="0" w:after="0"/>
-        <w:jc w:val="left"/>
-      </w:pPr>
-      <w:r>
-        <w:rPr>
-          <w:rFonts w:ascii="Times New Roman" w:hAnsi="Times New Roman" w:eastAsia="宋体"/>
-          <w:sz w:val="21"/>
-          <w:szCs w:val="21"/>
-        </w:rPr>
-        <w:t/>
-      </w:r>
-      <w:r>
-        <w:rPr>
-          <w:rFonts w:ascii="Times New Roman" w:hAnsi="Times New Roman" w:eastAsia="宋体"/>
-          <w:sz w:val="21"/>
-          <w:szCs w:val="21"/>
-        </w:rPr>
-        <w:t>20．直线的方向向量</w:t>
-      </w:r>
-    </w:p>
-    <w:p>
-      <w:pPr>
-        <w:snapToGrid w:val="0"/>
-        <w:spacing w:line="300" w:lineRule="auto" w:before="0" w:after="0"/>
+        <w:spacing w:line="288" w:lineRule="auto" w:before="0" w:after="0"/>
         <w:jc w:val="left"/>
       </w:pPr>
       <w:r>
@@ -14400,7 +14253,7 @@
     <w:p>
       <w:pPr>
         <w:snapToGrid w:val="0"/>
-        <w:spacing w:line="300" w:lineRule="auto" w:before="0" w:after="0"/>
+        <w:spacing w:line="288" w:lineRule="auto" w:before="0" w:after="0"/>
         <w:jc w:val="left"/>
       </w:pPr>
       <w:r>
@@ -14453,7 +14306,7 @@
     <w:p>
       <w:pPr>
         <w:snapToGrid w:val="0"/>
-        <w:spacing w:line="300" w:lineRule="auto" w:before="0" w:after="0"/>
+        <w:spacing w:line="288" w:lineRule="auto" w:before="0" w:after="0"/>
         <w:jc w:val="left"/>
       </w:pPr>
       <w:r>
@@ -14534,37 +14387,30 @@
     <w:p>
       <w:pPr>
         <w:snapToGrid w:val="0"/>
-        <w:spacing w:line="300" w:lineRule="auto" w:before="0" w:after="0"/>
+        <w:spacing w:line="288" w:lineRule="auto" w:before="0" w:after="0"/>
         <w:jc w:val="left"/>
       </w:pPr>
+      <w:r>
+        <w:rPr>
+          <w:rFonts w:ascii="Times New Roman" w:hAnsi="Times New Roman" w:eastAsia="宋体"/>
+          <w:sz w:val="21"/>
+          <w:szCs w:val="21"/>
+        </w:rPr>
+        <w:t/>
+      </w:r>
+      <w:r>
+        <w:rPr>
+          <w:rFonts w:ascii="Times New Roman" w:hAnsi="Times New Roman" w:eastAsia="宋体"/>
+          <w:sz w:val="21"/>
+          <w:szCs w:val="21"/>
+        </w:rPr>
+        <w:t>21．空间直线的向量表示式</w:t>
+      </w:r>
     </w:p>
     <w:p>
       <w:pPr>
         <w:snapToGrid w:val="0"/>
-        <w:spacing w:line="300" w:lineRule="auto" w:before="0" w:after="0"/>
-        <w:jc w:val="left"/>
-      </w:pPr>
-      <w:r>
-        <w:rPr>
-          <w:rFonts w:ascii="Times New Roman" w:hAnsi="Times New Roman" w:eastAsia="宋体"/>
-          <w:sz w:val="21"/>
-          <w:szCs w:val="21"/>
-        </w:rPr>
-        <w:t/>
-      </w:r>
-      <w:r>
-        <w:rPr>
-          <w:rFonts w:ascii="Times New Roman" w:hAnsi="Times New Roman" w:eastAsia="宋体"/>
-          <w:sz w:val="21"/>
-          <w:szCs w:val="21"/>
-        </w:rPr>
-        <w:t>21．空间直线的向量表示式</w:t>
-      </w:r>
-    </w:p>
-    <w:p>
-      <w:pPr>
-        <w:snapToGrid w:val="0"/>
-        <w:spacing w:line="300" w:lineRule="auto" w:before="0" w:after="0"/>
+        <w:spacing w:line="288" w:lineRule="auto" w:before="0" w:after="0"/>
         <w:jc w:val="left"/>
       </w:pPr>
       <w:r>
@@ -14967,7 +14813,7 @@
     <w:p>
       <w:pPr>
         <w:snapToGrid w:val="0"/>
-        <w:spacing w:line="300" w:lineRule="auto" w:before="0" w:after="0"/>
+        <w:spacing w:line="288" w:lineRule="auto" w:before="0" w:after="0"/>
         <w:jc w:val="left"/>
       </w:pPr>
       <w:r>
@@ -15021,37 +14867,30 @@
     <w:p>
       <w:pPr>
         <w:snapToGrid w:val="0"/>
-        <w:spacing w:line="300" w:lineRule="auto" w:before="0" w:after="0"/>
+        <w:spacing w:line="288" w:lineRule="auto" w:before="0" w:after="0"/>
         <w:jc w:val="left"/>
       </w:pPr>
+      <w:r>
+        <w:rPr>
+          <w:rFonts w:ascii="Times New Roman" w:hAnsi="Times New Roman" w:eastAsia="宋体"/>
+          <w:sz w:val="21"/>
+          <w:szCs w:val="21"/>
+        </w:rPr>
+        <w:t/>
+      </w:r>
+      <w:r>
+        <w:rPr>
+          <w:rFonts w:ascii="Times New Roman" w:hAnsi="Times New Roman" w:eastAsia="宋体"/>
+          <w:sz w:val="21"/>
+          <w:szCs w:val="21"/>
+        </w:rPr>
+        <w:t>22．直线与直线平行</w:t>
+      </w:r>
     </w:p>
     <w:p>
       <w:pPr>
         <w:snapToGrid w:val="0"/>
-        <w:spacing w:line="300" w:lineRule="auto" w:before="0" w:after="0"/>
-        <w:jc w:val="left"/>
-      </w:pPr>
-      <w:r>
-        <w:rPr>
-          <w:rFonts w:ascii="Times New Roman" w:hAnsi="Times New Roman" w:eastAsia="宋体"/>
-          <w:sz w:val="21"/>
-          <w:szCs w:val="21"/>
-        </w:rPr>
-        <w:t/>
-      </w:r>
-      <w:r>
-        <w:rPr>
-          <w:rFonts w:ascii="Times New Roman" w:hAnsi="Times New Roman" w:eastAsia="宋体"/>
-          <w:sz w:val="21"/>
-          <w:szCs w:val="21"/>
-        </w:rPr>
-        <w:t>22．直线与直线平行</w:t>
-      </w:r>
-    </w:p>
-    <w:p>
-      <w:pPr>
-        <w:snapToGrid w:val="0"/>
-        <w:spacing w:line="300" w:lineRule="auto" w:before="0" w:after="0"/>
+        <w:spacing w:line="288" w:lineRule="auto" w:before="0" w:after="0"/>
         <w:jc w:val="left"/>
       </w:pPr>
       <w:r>
@@ -15481,37 +15320,30 @@
     <w:p>
       <w:pPr>
         <w:snapToGrid w:val="0"/>
-        <w:spacing w:line="300" w:lineRule="auto" w:before="0" w:after="0"/>
+        <w:spacing w:line="288" w:lineRule="auto" w:before="0" w:after="0"/>
         <w:jc w:val="left"/>
       </w:pPr>
+      <w:r>
+        <w:rPr>
+          <w:rFonts w:ascii="Times New Roman" w:hAnsi="Times New Roman" w:eastAsia="宋体"/>
+          <w:sz w:val="21"/>
+          <w:szCs w:val="21"/>
+        </w:rPr>
+        <w:t/>
+      </w:r>
+      <w:r>
+        <w:rPr>
+          <w:rFonts w:ascii="Times New Roman" w:hAnsi="Times New Roman" w:eastAsia="宋体"/>
+          <w:sz w:val="21"/>
+          <w:szCs w:val="21"/>
+        </w:rPr>
+        <w:t>23．直线与直线垂直</w:t>
+      </w:r>
     </w:p>
     <w:p>
       <w:pPr>
         <w:snapToGrid w:val="0"/>
-        <w:spacing w:line="300" w:lineRule="auto" w:before="0" w:after="0"/>
-        <w:jc w:val="left"/>
-      </w:pPr>
-      <w:r>
-        <w:rPr>
-          <w:rFonts w:ascii="Times New Roman" w:hAnsi="Times New Roman" w:eastAsia="宋体"/>
-          <w:sz w:val="21"/>
-          <w:szCs w:val="21"/>
-        </w:rPr>
-        <w:t/>
-      </w:r>
-      <w:r>
-        <w:rPr>
-          <w:rFonts w:ascii="Times New Roman" w:hAnsi="Times New Roman" w:eastAsia="宋体"/>
-          <w:sz w:val="21"/>
-          <w:szCs w:val="21"/>
-        </w:rPr>
-        <w:t>23．直线与直线垂直</w:t>
-      </w:r>
-    </w:p>
-    <w:p>
-      <w:pPr>
-        <w:snapToGrid w:val="0"/>
-        <w:spacing w:line="300" w:lineRule="auto" w:before="0" w:after="0"/>
+        <w:spacing w:line="288" w:lineRule="auto" w:before="0" w:after="0"/>
         <w:jc w:val="left"/>
       </w:pPr>
       <w:r>
@@ -15939,14 +15771,7 @@
     </w:p>
     <w:p>
       <w:pPr>
-        <w:snapToGrid w:val="0"/>
-        <w:spacing w:line="300" w:lineRule="auto" w:before="0" w:after="0"/>
-        <w:jc w:val="left"/>
-      </w:pPr>
-    </w:p>
-    <w:p>
-      <w:pPr>
-        <w:spacing w:before="0" w:after="0" w:line="300" w:lineRule="auto"/>
+        <w:spacing w:before="0" w:after="0" w:line="288" w:lineRule="auto"/>
         <w:jc w:val="left"/>
       </w:pPr>
       <w:r>
@@ -15962,7 +15787,7 @@
     <w:p>
       <w:pPr>
         <w:snapToGrid w:val="0"/>
-        <w:spacing w:line="300" w:lineRule="auto" w:before="0" w:after="0"/>
+        <w:spacing w:line="288" w:lineRule="auto" w:before="0" w:after="0"/>
         <w:jc w:val="left"/>
       </w:pPr>
       <w:r>
@@ -15985,7 +15810,7 @@
     <w:p>
       <w:pPr>
         <w:snapToGrid w:val="0"/>
-        <w:spacing w:line="300" w:lineRule="auto" w:before="0" w:after="0"/>
+        <w:spacing w:line="288" w:lineRule="auto" w:before="0" w:after="0"/>
         <w:jc w:val="left"/>
       </w:pPr>
       <w:r>
@@ -16217,7 +16042,7 @@
     <w:p>
       <w:pPr>
         <w:snapToGrid w:val="0"/>
-        <w:spacing w:line="300" w:lineRule="auto" w:before="0" w:after="0"/>
+        <w:spacing w:line="288" w:lineRule="auto" w:before="0" w:after="0"/>
         <w:jc w:val="left"/>
       </w:pPr>
       <w:r>
@@ -16248,37 +16073,30 @@
     <w:p>
       <w:pPr>
         <w:snapToGrid w:val="0"/>
-        <w:spacing w:line="300" w:lineRule="auto" w:before="0" w:after="0"/>
+        <w:spacing w:line="288" w:lineRule="auto" w:before="0" w:after="0"/>
         <w:jc w:val="left"/>
       </w:pPr>
+      <w:r>
+        <w:rPr>
+          <w:rFonts w:ascii="Times New Roman" w:hAnsi="Times New Roman" w:eastAsia="宋体"/>
+          <w:sz w:val="21"/>
+          <w:szCs w:val="21"/>
+        </w:rPr>
+        <w:t/>
+      </w:r>
+      <w:r>
+        <w:rPr>
+          <w:rFonts w:ascii="Times New Roman" w:hAnsi="Times New Roman" w:eastAsia="宋体"/>
+          <w:sz w:val="21"/>
+          <w:szCs w:val="21"/>
+        </w:rPr>
+        <w:t>25．平面的法向量</w:t>
+      </w:r>
     </w:p>
     <w:p>
       <w:pPr>
         <w:snapToGrid w:val="0"/>
-        <w:spacing w:line="300" w:lineRule="auto" w:before="0" w:after="0"/>
-        <w:jc w:val="left"/>
-      </w:pPr>
-      <w:r>
-        <w:rPr>
-          <w:rFonts w:ascii="Times New Roman" w:hAnsi="Times New Roman" w:eastAsia="宋体"/>
-          <w:sz w:val="21"/>
-          <w:szCs w:val="21"/>
-        </w:rPr>
-        <w:t/>
-      </w:r>
-      <w:r>
-        <w:rPr>
-          <w:rFonts w:ascii="Times New Roman" w:hAnsi="Times New Roman" w:eastAsia="宋体"/>
-          <w:sz w:val="21"/>
-          <w:szCs w:val="21"/>
-        </w:rPr>
-        <w:t>25．平面的法向量</w:t>
-      </w:r>
-    </w:p>
-    <w:p>
-      <w:pPr>
-        <w:snapToGrid w:val="0"/>
-        <w:spacing w:line="300" w:lineRule="auto" w:before="0" w:after="0"/>
+        <w:spacing w:line="288" w:lineRule="auto" w:before="0" w:after="0"/>
         <w:jc w:val="left"/>
       </w:pPr>
       <w:r>
@@ -16423,7 +16241,7 @@
     <w:p>
       <w:pPr>
         <w:snapToGrid w:val="0"/>
-        <w:spacing w:line="300" w:lineRule="auto" w:before="0" w:after="0"/>
+        <w:spacing w:line="288" w:lineRule="auto" w:before="0" w:after="0"/>
         <w:jc w:val="left"/>
       </w:pPr>
       <w:r>
@@ -16627,7 +16445,7 @@
     <w:p>
       <w:pPr>
         <w:snapToGrid w:val="0"/>
-        <w:spacing w:line="300" w:lineRule="auto" w:before="0" w:after="0"/>
+        <w:spacing w:line="288" w:lineRule="auto" w:before="0" w:after="0"/>
         <w:jc w:val="left"/>
       </w:pPr>
       <w:r>
@@ -16680,37 +16498,30 @@
     <w:p>
       <w:pPr>
         <w:snapToGrid w:val="0"/>
-        <w:spacing w:line="300" w:lineRule="auto" w:before="0" w:after="0"/>
+        <w:spacing w:line="288" w:lineRule="auto" w:before="0" w:after="0"/>
         <w:jc w:val="left"/>
       </w:pPr>
+      <w:r>
+        <w:rPr>
+          <w:rFonts w:ascii="Times New Roman" w:hAnsi="Times New Roman" w:eastAsia="宋体"/>
+          <w:sz w:val="21"/>
+          <w:szCs w:val="21"/>
+        </w:rPr>
+        <w:t/>
+      </w:r>
+      <w:r>
+        <w:rPr>
+          <w:rFonts w:ascii="Times New Roman" w:hAnsi="Times New Roman" w:eastAsia="宋体"/>
+          <w:sz w:val="21"/>
+          <w:szCs w:val="21"/>
+        </w:rPr>
+        <w:t>26．直线与平面平行</w:t>
+      </w:r>
     </w:p>
     <w:p>
       <w:pPr>
         <w:snapToGrid w:val="0"/>
-        <w:spacing w:line="300" w:lineRule="auto" w:before="0" w:after="0"/>
-        <w:jc w:val="left"/>
-      </w:pPr>
-      <w:r>
-        <w:rPr>
-          <w:rFonts w:ascii="Times New Roman" w:hAnsi="Times New Roman" w:eastAsia="宋体"/>
-          <w:sz w:val="21"/>
-          <w:szCs w:val="21"/>
-        </w:rPr>
-        <w:t/>
-      </w:r>
-      <w:r>
-        <w:rPr>
-          <w:rFonts w:ascii="Times New Roman" w:hAnsi="Times New Roman" w:eastAsia="宋体"/>
-          <w:sz w:val="21"/>
-          <w:szCs w:val="21"/>
-        </w:rPr>
-        <w:t>26．直线与平面平行</w:t>
-      </w:r>
-    </w:p>
-    <w:p>
-      <w:pPr>
-        <w:snapToGrid w:val="0"/>
-        <w:spacing w:line="300" w:lineRule="auto" w:before="0" w:after="0"/>
+        <w:spacing w:line="288" w:lineRule="auto" w:before="0" w:after="0"/>
         <w:jc w:val="left"/>
       </w:pPr>
       <w:r>
@@ -16940,37 +16751,30 @@
     <w:p>
       <w:pPr>
         <w:snapToGrid w:val="0"/>
-        <w:spacing w:line="300" w:lineRule="auto" w:before="0" w:after="0"/>
+        <w:spacing w:line="288" w:lineRule="auto" w:before="0" w:after="0"/>
         <w:jc w:val="left"/>
       </w:pPr>
+      <w:r>
+        <w:rPr>
+          <w:rFonts w:ascii="Times New Roman" w:hAnsi="Times New Roman" w:eastAsia="宋体"/>
+          <w:sz w:val="21"/>
+          <w:szCs w:val="21"/>
+        </w:rPr>
+        <w:t/>
+      </w:r>
+      <w:r>
+        <w:rPr>
+          <w:rFonts w:ascii="Times New Roman" w:hAnsi="Times New Roman" w:eastAsia="宋体"/>
+          <w:sz w:val="21"/>
+          <w:szCs w:val="21"/>
+        </w:rPr>
+        <w:t>27．平面与平面平行</w:t>
+      </w:r>
     </w:p>
     <w:p>
       <w:pPr>
         <w:snapToGrid w:val="0"/>
-        <w:spacing w:line="300" w:lineRule="auto" w:before="0" w:after="0"/>
-        <w:jc w:val="left"/>
-      </w:pPr>
-      <w:r>
-        <w:rPr>
-          <w:rFonts w:ascii="Times New Roman" w:hAnsi="Times New Roman" w:eastAsia="宋体"/>
-          <w:sz w:val="21"/>
-          <w:szCs w:val="21"/>
-        </w:rPr>
-        <w:t/>
-      </w:r>
-      <w:r>
-        <w:rPr>
-          <w:rFonts w:ascii="Times New Roman" w:hAnsi="Times New Roman" w:eastAsia="宋体"/>
-          <w:sz w:val="21"/>
-          <w:szCs w:val="21"/>
-        </w:rPr>
-        <w:t>27．平面与平面平行</w:t>
-      </w:r>
-    </w:p>
-    <w:p>
-      <w:pPr>
-        <w:snapToGrid w:val="0"/>
-        <w:spacing w:line="300" w:lineRule="auto" w:before="0" w:after="0"/>
+        <w:spacing w:line="288" w:lineRule="auto" w:before="0" w:after="0"/>
         <w:jc w:val="left"/>
       </w:pPr>
       <w:r>
@@ -17310,37 +17114,30 @@
     <w:p>
       <w:pPr>
         <w:snapToGrid w:val="0"/>
-        <w:spacing w:line="300" w:lineRule="auto" w:before="0" w:after="0"/>
+        <w:spacing w:line="288" w:lineRule="auto" w:before="0" w:after="0"/>
         <w:jc w:val="left"/>
       </w:pPr>
+      <w:r>
+        <w:rPr>
+          <w:rFonts w:ascii="Times New Roman" w:hAnsi="Times New Roman" w:eastAsia="宋体"/>
+          <w:sz w:val="21"/>
+          <w:szCs w:val="21"/>
+        </w:rPr>
+        <w:t/>
+      </w:r>
+      <w:r>
+        <w:rPr>
+          <w:rFonts w:ascii="Times New Roman" w:hAnsi="Times New Roman" w:eastAsia="宋体"/>
+          <w:sz w:val="21"/>
+          <w:szCs w:val="21"/>
+        </w:rPr>
+        <w:t>28．直线与平面垂直</w:t>
+      </w:r>
     </w:p>
     <w:p>
       <w:pPr>
         <w:snapToGrid w:val="0"/>
-        <w:spacing w:line="300" w:lineRule="auto" w:before="0" w:after="0"/>
-        <w:jc w:val="left"/>
-      </w:pPr>
-      <w:r>
-        <w:rPr>
-          <w:rFonts w:ascii="Times New Roman" w:hAnsi="Times New Roman" w:eastAsia="宋体"/>
-          <w:sz w:val="21"/>
-          <w:szCs w:val="21"/>
-        </w:rPr>
-        <w:t/>
-      </w:r>
-      <w:r>
-        <w:rPr>
-          <w:rFonts w:ascii="Times New Roman" w:hAnsi="Times New Roman" w:eastAsia="宋体"/>
-          <w:sz w:val="21"/>
-          <w:szCs w:val="21"/>
-        </w:rPr>
-        <w:t>28．直线与平面垂直</w:t>
-      </w:r>
-    </w:p>
-    <w:p>
-      <w:pPr>
-        <w:snapToGrid w:val="0"/>
-        <w:spacing w:line="300" w:lineRule="auto" w:before="0" w:after="0"/>
+        <w:spacing w:line="288" w:lineRule="auto" w:before="0" w:after="0"/>
         <w:jc w:val="left"/>
       </w:pPr>
       <w:r>
@@ -17572,37 +17369,30 @@
     <w:p>
       <w:pPr>
         <w:snapToGrid w:val="0"/>
-        <w:spacing w:line="300" w:lineRule="auto" w:before="0" w:after="0"/>
+        <w:spacing w:line="288" w:lineRule="auto" w:before="0" w:after="0"/>
         <w:jc w:val="left"/>
       </w:pPr>
+      <w:r>
+        <w:rPr>
+          <w:rFonts w:ascii="Times New Roman" w:hAnsi="Times New Roman" w:eastAsia="宋体"/>
+          <w:sz w:val="21"/>
+          <w:szCs w:val="21"/>
+        </w:rPr>
+        <w:t/>
+      </w:r>
+      <w:r>
+        <w:rPr>
+          <w:rFonts w:ascii="Times New Roman" w:hAnsi="Times New Roman" w:eastAsia="宋体"/>
+          <w:sz w:val="21"/>
+          <w:szCs w:val="21"/>
+        </w:rPr>
+        <w:t>29．平面与平面垂直</w:t>
+      </w:r>
     </w:p>
     <w:p>
       <w:pPr>
         <w:snapToGrid w:val="0"/>
-        <w:spacing w:line="300" w:lineRule="auto" w:before="0" w:after="0"/>
-        <w:jc w:val="left"/>
-      </w:pPr>
-      <w:r>
-        <w:rPr>
-          <w:rFonts w:ascii="Times New Roman" w:hAnsi="Times New Roman" w:eastAsia="宋体"/>
-          <w:sz w:val="21"/>
-          <w:szCs w:val="21"/>
-        </w:rPr>
-        <w:t/>
-      </w:r>
-      <w:r>
-        <w:rPr>
-          <w:rFonts w:ascii="Times New Roman" w:hAnsi="Times New Roman" w:eastAsia="宋体"/>
-          <w:sz w:val="21"/>
-          <w:szCs w:val="21"/>
-        </w:rPr>
-        <w:t>29．平面与平面垂直</w:t>
-      </w:r>
-    </w:p>
-    <w:p>
-      <w:pPr>
-        <w:snapToGrid w:val="0"/>
-        <w:spacing w:line="300" w:lineRule="auto" w:before="0" w:after="0"/>
+        <w:spacing w:line="288" w:lineRule="auto" w:before="0" w:after="0"/>
         <w:jc w:val="left"/>
       </w:pPr>
       <w:r>
@@ -17940,29 +17730,22 @@
     </w:p>
     <w:p>
       <w:pPr>
-        <w:snapToGrid w:val="0"/>
-        <w:spacing w:line="300" w:lineRule="auto" w:before="0" w:after="0"/>
+        <w:spacing w:before="0" w:after="0" w:line="288" w:lineRule="auto"/>
         <w:jc w:val="left"/>
       </w:pPr>
+      <w:r>
+        <w:rPr>
+          <w:b/>
+          <w:rFonts w:ascii="Times New Roman" w:hAnsi="Times New Roman" w:eastAsia="宋体"/>
+          <w:sz w:val="21"/>
+          <w:szCs w:val="21"/>
+        </w:rPr>
+        <w:t xml:space="preserve">1.2.3 直线与平面的夹角</w:t>
+      </w:r>
     </w:p>
     <w:p>
       <w:pPr>
-        <w:spacing w:before="0" w:after="0" w:line="300" w:lineRule="auto"/>
-        <w:jc w:val="left"/>
-      </w:pPr>
-      <w:r>
-        <w:rPr>
-          <w:b/>
-          <w:rFonts w:ascii="Times New Roman" w:hAnsi="Times New Roman" w:eastAsia="宋体"/>
-          <w:sz w:val="21"/>
-          <w:szCs w:val="21"/>
-        </w:rPr>
-        <w:t xml:space="preserve">1.2.3 直线与平面的夹角</w:t>
-      </w:r>
-    </w:p>
-    <w:p>
-      <w:pPr>
-        <w:spacing w:before="0" w:after="0" w:line="300" w:lineRule="auto"/>
+        <w:spacing w:before="0" w:after="0" w:line="288" w:lineRule="auto"/>
         <w:jc w:val="left"/>
       </w:pPr>
       <w:r>
@@ -17978,7 +17761,7 @@
     <w:p>
       <w:pPr>
         <w:snapToGrid w:val="0"/>
-        <w:spacing w:line="300" w:lineRule="auto" w:before="0" w:after="0"/>
+        <w:spacing w:line="288" w:lineRule="auto" w:before="0" w:after="0"/>
         <w:jc w:val="left"/>
       </w:pPr>
       <w:r>
@@ -18001,7 +17784,7 @@
     <w:p>
       <w:pPr>
         <w:snapToGrid w:val="0"/>
-        <w:spacing w:line="300" w:lineRule="auto" w:before="0" w:after="0"/>
+        <w:spacing w:line="288" w:lineRule="auto" w:before="0" w:after="0"/>
         <w:jc w:val="left"/>
       </w:pPr>
       <w:r>
@@ -18032,7 +17815,7 @@
     <w:p>
       <w:pPr>
         <w:snapToGrid w:val="0"/>
-        <w:spacing w:line="300" w:lineRule="auto" w:before="0" w:after="0"/>
+        <w:spacing w:line="288" w:lineRule="auto" w:before="0" w:after="0"/>
         <w:jc w:val="left"/>
       </w:pPr>
       <w:r>
@@ -18469,7 +18252,7 @@
     <w:p>
       <w:pPr>
         <w:snapToGrid w:val="0"/>
-        <w:spacing w:line="300" w:lineRule="auto" w:before="0" w:after="0"/>
+        <w:spacing w:line="288" w:lineRule="auto" w:before="0" w:after="0"/>
         <w:jc w:val="left"/>
       </w:pPr>
       <w:r>
@@ -18500,7 +18283,7 @@
     <w:p>
       <w:pPr>
         <w:snapToGrid w:val="0"/>
-        <w:spacing w:line="300" w:lineRule="auto" w:before="0" w:after="0"/>
+        <w:spacing w:line="288" w:lineRule="auto" w:before="0" w:after="0"/>
         <w:jc w:val="left"/>
       </w:pPr>
       <w:r>
@@ -18553,7 +18336,7 @@
     <w:p>
       <w:pPr>
         <w:snapToGrid w:val="0"/>
-        <w:spacing w:line="300" w:lineRule="auto" w:before="0" w:after="0"/>
+        <w:spacing w:line="288" w:lineRule="auto" w:before="0" w:after="0"/>
         <w:jc w:val="left"/>
       </w:pPr>
       <w:r>
@@ -18965,7 +18748,7 @@
     <w:p>
       <w:pPr>
         <w:snapToGrid w:val="0"/>
-        <w:spacing w:line="300" w:lineRule="auto" w:before="0" w:after="0"/>
+        <w:spacing w:line="288" w:lineRule="auto" w:before="0" w:after="0"/>
         <w:jc w:val="left"/>
       </w:pPr>
       <w:r>
@@ -18996,7 +18779,7 @@
     <w:p>
       <w:pPr>
         <w:snapToGrid w:val="0"/>
-        <w:spacing w:line="300" w:lineRule="auto" w:before="0" w:after="0"/>
+        <w:spacing w:line="288" w:lineRule="auto" w:before="0" w:after="0"/>
         <w:jc w:val="left"/>
       </w:pPr>
       <w:r>
@@ -19746,7 +19529,7 @@
     <w:p>
       <w:pPr>
         <w:snapToGrid w:val="0"/>
-        <w:spacing w:line="300" w:lineRule="auto" w:before="0" w:after="0"/>
+        <w:spacing w:line="288" w:lineRule="auto" w:before="0" w:after="0"/>
         <w:jc w:val="left"/>
       </w:pPr>
       <w:r>
@@ -19807,7 +19590,7 @@
     <w:p>
       <w:pPr>
         <w:snapToGrid w:val="0"/>
-        <w:spacing w:line="300" w:lineRule="auto" w:before="0" w:after="0"/>
+        <w:spacing w:line="288" w:lineRule="auto" w:before="0" w:after="0"/>
         <w:jc w:val="left"/>
       </w:pPr>
       <w:r>
@@ -19838,7 +19621,7 @@
     <w:p>
       <w:pPr>
         <w:snapToGrid w:val="0"/>
-        <w:spacing w:line="300" w:lineRule="auto" w:before="0" w:after="0"/>
+        <w:spacing w:line="288" w:lineRule="auto" w:before="0" w:after="0"/>
         <w:jc w:val="left"/>
       </w:pPr>
       <w:r>
@@ -20276,7 +20059,7 @@
     <w:p>
       <w:pPr>
         <w:snapToGrid w:val="0"/>
-        <w:spacing w:line="300" w:lineRule="auto" w:before="0" w:after="0"/>
+        <w:spacing w:line="288" w:lineRule="auto" w:before="0" w:after="0"/>
         <w:jc w:val="left"/>
       </w:pPr>
       <w:r>
@@ -20328,14 +20111,7 @@
     </w:p>
     <w:p>
       <w:pPr>
-        <w:snapToGrid w:val="0"/>
-        <w:spacing w:line="300" w:lineRule="auto" w:before="0" w:after="0"/>
-        <w:jc w:val="left"/>
-      </w:pPr>
-    </w:p>
-    <w:p>
-      <w:pPr>
-        <w:spacing w:before="0" w:after="0" w:line="300" w:lineRule="auto"/>
+        <w:spacing w:before="0" w:after="0" w:line="288" w:lineRule="auto"/>
         <w:jc w:val="left"/>
       </w:pPr>
       <w:r>
@@ -20351,7 +20127,7 @@
     <w:p>
       <w:pPr>
         <w:snapToGrid w:val="0"/>
-        <w:spacing w:line="300" w:lineRule="auto" w:before="0" w:after="0"/>
+        <w:spacing w:line="288" w:lineRule="auto" w:before="0" w:after="0"/>
         <w:jc w:val="left"/>
       </w:pPr>
       <w:r>
@@ -20374,7 +20150,7 @@
     <w:p>
       <w:pPr>
         <w:snapToGrid w:val="0"/>
-        <w:spacing w:line="300" w:lineRule="auto" w:before="0" w:after="0"/>
+        <w:spacing w:line="288" w:lineRule="auto" w:before="0" w:after="0"/>
         <w:jc w:val="left"/>
       </w:pPr>
       <w:r>
@@ -20405,7 +20181,7 @@
     <w:p>
       <w:pPr>
         <w:snapToGrid w:val="0"/>
-        <w:spacing w:line="300" w:lineRule="auto" w:before="0" w:after="0"/>
+        <w:spacing w:line="288" w:lineRule="auto" w:before="0" w:after="0"/>
         <w:jc w:val="left"/>
       </w:pPr>
       <w:r>
@@ -20715,7 +20491,7 @@
     <w:p>
       <w:pPr>
         <w:snapToGrid w:val="0"/>
-        <w:spacing w:line="300" w:lineRule="auto" w:before="0" w:after="0"/>
+        <w:spacing w:line="288" w:lineRule="auto" w:before="0" w:after="0"/>
         <w:jc w:val="left"/>
       </w:pPr>
       <w:r>
@@ -20746,7 +20522,7 @@
     <w:p>
       <w:pPr>
         <w:snapToGrid w:val="0"/>
-        <w:spacing w:line="300" w:lineRule="auto" w:before="0" w:after="0"/>
+        <w:spacing w:line="288" w:lineRule="auto" w:before="0" w:after="0"/>
         <w:jc w:val="left"/>
       </w:pPr>
       <w:r>
@@ -20882,7 +20658,7 @@
     <w:p>
       <w:pPr>
         <w:snapToGrid w:val="0"/>
-        <w:spacing w:line="300" w:lineRule="auto" w:before="0" w:after="0"/>
+        <w:spacing w:line="288" w:lineRule="auto" w:before="0" w:after="0"/>
         <w:jc w:val="left"/>
       </w:pPr>
       <w:r>
@@ -20913,7 +20689,7 @@
     <w:p>
       <w:pPr>
         <w:snapToGrid w:val="0"/>
-        <w:spacing w:line="300" w:lineRule="auto" w:before="0" w:after="0"/>
+        <w:spacing w:line="288" w:lineRule="auto" w:before="0" w:after="0"/>
         <w:jc w:val="left"/>
       </w:pPr>
       <w:r>
@@ -20977,7 +20753,7 @@
     <w:p>
       <w:pPr>
         <w:snapToGrid w:val="0"/>
-        <w:spacing w:line="300" w:lineRule="auto" w:before="0" w:after="0"/>
+        <w:spacing w:line="288" w:lineRule="auto" w:before="0" w:after="0"/>
         <w:jc w:val="left"/>
       </w:pPr>
       <w:r>
@@ -21008,7 +20784,7 @@
     <w:p>
       <w:pPr>
         <w:snapToGrid w:val="0"/>
-        <w:spacing w:line="300" w:lineRule="auto" w:before="0" w:after="0"/>
+        <w:spacing w:line="288" w:lineRule="auto" w:before="0" w:after="0"/>
         <w:jc w:val="left"/>
       </w:pPr>
       <w:r>
@@ -21266,7 +21042,7 @@
     <w:p>
       <w:pPr>
         <w:snapToGrid w:val="0"/>
-        <w:spacing w:line="300" w:lineRule="auto" w:before="0" w:after="0"/>
+        <w:spacing w:line="288" w:lineRule="auto" w:before="0" w:after="0"/>
         <w:jc w:val="left"/>
       </w:pPr>
       <w:r>
@@ -21297,7 +21073,7 @@
     <w:p>
       <w:pPr>
         <w:snapToGrid w:val="0"/>
-        <w:spacing w:line="300" w:lineRule="auto" w:before="0" w:after="0"/>
+        <w:spacing w:line="288" w:lineRule="auto" w:before="0" w:after="0"/>
         <w:jc w:val="left"/>
       </w:pPr>
       <w:r>
@@ -21562,7 +21338,7 @@
     <w:p>
       <w:pPr>
         <w:snapToGrid w:val="0"/>
-        <w:spacing w:line="300" w:lineRule="auto" w:before="0" w:after="0"/>
+        <w:spacing w:line="288" w:lineRule="auto" w:before="0" w:after="0"/>
         <w:jc w:val="left"/>
       </w:pPr>
       <w:r>
@@ -21798,7 +21574,7 @@
       <w:pgMar w:top="850" w:right="850" w:bottom="850" w:left="850" w:header="850" w:footer="850" w:gutter="0"/>
       <w:pgNumType w:start="23"/>
       <w:cols w:sep="1" w:space="425"/>
-      <w:docGrid w:type="lines" w:linePitch="312"/>
+      <w:docGrid w:type="default" w:linePitch="312"/>
     </w:sectPr>
   </w:body>
 </w:document>
@@ -21952,7 +21728,7 @@
     </w:rPrDefault>
     <w:pPrDefault>
       <w:pPr>
-        <w:spacing w:before="0" w:after="0" w:line="300" w:lineRule="auto"/>
+        <w:spacing w:before="0" w:after="0" w:line="288" w:lineRule="auto"/>
       </w:pPr>
     </w:pPrDefault>
   </w:docDefaults>

--- a/高中数学/高中数学同步/人教B版选必1 第1章 空间向量与立体几何·知识清单（完成）.docx
+++ b/高中数学/高中数学同步/人教B版选必1 第1章 空间向量与立体几何·知识清单（完成）.docx
@@ -21572,7 +21572,7 @@
       <w:footerReference w:type="default" r:id="rId21"/>
       <w:pgSz w:w="11906" w:h="16838"/>
       <w:pgMar w:top="850" w:right="850" w:bottom="850" w:left="850" w:header="850" w:footer="850" w:gutter="0"/>
-      <w:pgNumType w:start="23"/>
+      <w:pgNumType w:start="16"/>
       <w:cols w:sep="1" w:space="425"/>
       <w:docGrid w:type="default" w:linePitch="312"/>
     </w:sectPr>
@@ -21675,7 +21675,7 @@
         <w:sz w:val="21"/>
         <w:szCs w:val="21"/>
       </w:rPr>
-      <w:t>170</w:t>
+      <w:t>136</w:t>
     </w:r>
     <w:r>
       <w:rPr>
@@ -21691,7 +21691,7 @@
         <w:sz w:val="21"/>
         <w:szCs w:val="21"/>
       </w:rPr>
-      <w:t>·本部第1–7页（共7页）</w:t>
+      <w:t>·本部第1–6页（共6页）</w:t>
     </w:r>
   </w:p>
 </w:ftr>

--- a/高中数学/高中数学同步/人教B版选必1 第1章 空间向量与立体几何·知识清单（完成）.docx
+++ b/高中数学/高中数学同步/人教B版选必1 第1章 空间向量与立体几何·知识清单（完成）.docx
@@ -21651,7 +21651,7 @@
         <w:sz w:val="21"/>
         <w:szCs w:val="21"/>
       </w:rPr>
-      <w:t>1</w:t>
+      <w:t>16</w:t>
     </w:r>
     <w:r>
       <w:rPr>
@@ -21675,7 +21675,7 @@
         <w:sz w:val="21"/>
         <w:szCs w:val="21"/>
       </w:rPr>
-      <w:t>136</w:t>
+      <w:t>340</w:t>
     </w:r>
     <w:r>
       <w:rPr>

--- a/高中数学/高中数学同步/人教B版选必1 第1章 空间向量与立体几何·知识清单（完成）.docx
+++ b/高中数学/高中数学同步/人教B版选必1 第1章 空间向量与立体几何·知识清单（完成）.docx
@@ -21675,7 +21675,7 @@
         <w:sz w:val="21"/>
         <w:szCs w:val="21"/>
       </w:rPr>
-      <w:t>340</w:t>
+      <w:t>339</w:t>
     </w:r>
     <w:r>
       <w:rPr>

--- a/高中数学/高中数学同步/人教B版选必1 第1章 空间向量与立体几何·知识清单（完成）.docx
+++ b/高中数学/高中数学同步/人教B版选必1 第1章 空间向量与立体几何·知识清单（完成）.docx
@@ -12,8 +12,8 @@
         <w:rPr>
           <w:rFonts w:hint="eastAsia" w:ascii="Times New Roman" w:hAnsi="Times New Roman" w:eastAsia="宋体"/>
           <w:b/>
-          <w:sz w:val="21"/>
-          <w:szCs w:val="21"/>
+          <w:sz w:val="28"/>
+          <w:szCs w:val="28"/>
         </w:rPr>
         <w:t xml:space="preserve">人教B版选必1 第1章 空间向量与立体几何·知识清单（完成）</w:t>
       </w:r>
@@ -21,8 +21,8 @@
         <w:rPr>
           <w:rFonts w:ascii="Times New Roman" w:hAnsi="Times New Roman" w:eastAsia="宋体"/>
           <w:b/>
-          <w:sz w:val="21"/>
-          <w:szCs w:val="21"/>
+          <w:sz w:val="28"/>
+          <w:szCs w:val="28"/>
         </w:rPr>
         <w:t/>
       </w:r>
@@ -30,8 +30,8 @@
         <w:rPr>
           <w:rFonts w:ascii="Times New Roman" w:hAnsi="Times New Roman" w:eastAsia="宋体"/>
           <w:b/>
-          <w:sz w:val="21"/>
-          <w:szCs w:val="21"/>
+          <w:sz w:val="28"/>
+          <w:szCs w:val="28"/>
         </w:rPr>
         <w:t xml:space="preserve"/>
       </w:r>
@@ -39,8 +39,8 @@
         <w:rPr>
           <w:rFonts w:ascii="Times New Roman" w:hAnsi="Times New Roman" w:eastAsia="宋体"/>
           <w:b/>
-          <w:sz w:val="21"/>
-          <w:szCs w:val="21"/>
+          <w:sz w:val="28"/>
+          <w:szCs w:val="28"/>
         </w:rPr>
         <w:t/>
       </w:r>
@@ -48,8 +48,8 @@
         <w:rPr>
           <w:rFonts w:hint="eastAsia" w:ascii="Times New Roman" w:hAnsi="Times New Roman" w:eastAsia="宋体"/>
           <w:b/>
-          <w:sz w:val="21"/>
-          <w:szCs w:val="21"/>
+          <w:sz w:val="28"/>
+          <w:szCs w:val="28"/>
         </w:rPr>
         <w:t/>
       </w:r>
@@ -57,8 +57,8 @@
         <w:rPr>
           <w:rFonts w:hint="eastAsia" w:ascii="Times New Roman" w:hAnsi="Times New Roman" w:eastAsia="宋体"/>
           <w:b/>
-          <w:sz w:val="21"/>
-          <w:szCs w:val="21"/>
+          <w:sz w:val="28"/>
+          <w:szCs w:val="28"/>
         </w:rPr>
         <w:t/>
       </w:r>
@@ -66,8 +66,8 @@
         <w:rPr>
           <w:rFonts w:hint="eastAsia" w:ascii="Times New Roman" w:hAnsi="Times New Roman" w:eastAsia="宋体"/>
           <w:b/>
-          <w:sz w:val="21"/>
-          <w:szCs w:val="21"/>
+          <w:sz w:val="28"/>
+          <w:szCs w:val="28"/>
         </w:rPr>
         <w:t/>
       </w:r>
@@ -135,17 +135,27 @@
         <w:rPr>
           <w:rFonts w:ascii="Times New Roman" w:hAnsi="Times New Roman" w:eastAsia="宋体"/>
           <w:b/>
-          <w:sz w:val="21"/>
-          <w:szCs w:val="21"/>
-        </w:rPr>
-        <w:t>1.1 空间向量及其运算</w:t>
+          <w:sz w:val="24"/>
+          <w:szCs w:val="24"/>
+          <w:shd w:val="clear" w:color="auto" w:fill="C9C9C9"/>
+        </w:rPr>
+        <w:t xml:space="preserve">1.1</w:t>
       </w:r>
       <w:r>
         <w:rPr>
           <w:rFonts w:ascii="Times New Roman" w:hAnsi="Times New Roman" w:eastAsia="宋体"/>
           <w:b/>
-          <w:sz w:val="21"/>
-          <w:szCs w:val="21"/>
+          <w:sz w:val="24"/>
+          <w:szCs w:val="24"/>
+        </w:rPr>
+        <w:t xml:space="preserve"> 空间向量及其运算</w:t>
+      </w:r>
+      <w:r>
+        <w:rPr>
+          <w:rFonts w:ascii="Times New Roman" w:hAnsi="Times New Roman" w:eastAsia="宋体"/>
+          <w:b/>
+          <w:sz w:val="24"/>
+          <w:szCs w:val="24"/>
         </w:rPr>
         <w:t/>
       </w:r>
@@ -159,10 +169,20 @@
         <w:rPr>
           <w:b/>
           <w:rFonts w:ascii="Times New Roman" w:hAnsi="Times New Roman" w:eastAsia="宋体"/>
-          <w:sz w:val="21"/>
-          <w:szCs w:val="21"/>
-        </w:rPr>
-        <w:t xml:space="preserve">1.1.1 空间向量及其运算</w:t>
+          <w:sz w:val="24"/>
+          <w:szCs w:val="24"/>
+          <w:shd w:val="clear" w:color="auto" w:fill="C9C9C9"/>
+        </w:rPr>
+        <w:t xml:space="preserve">1.1.1</w:t>
+      </w:r>
+      <w:r>
+        <w:rPr>
+          <w:b/>
+          <w:rFonts w:ascii="Times New Roman" w:hAnsi="Times New Roman" w:eastAsia="宋体"/>
+          <w:sz w:val="24"/>
+          <w:szCs w:val="24"/>
+        </w:rPr>
+        <w:t xml:space="preserve"> 空间向量及其运算</w:t>
       </w:r>
     </w:p>
     <w:p>
@@ -231,7 +251,7 @@
           <w:rFonts w:eastAsia="宋体" w:ascii="Times New Roman" w:hAnsi="Times New Roman"/>
           <w:sz w:val="21"/>
           <w:szCs w:val="21"/>
-          <w:shd w:val="clear" w:color="auto" w:fill="A6A6A6"/>
+          <w:shd w:val="clear" w:color="auto" w:fill="C9C9C9"/>
         </w:rPr>
         <w:t xml:space="preserve">大小</w:t>
       </w:r>
@@ -256,7 +276,7 @@
           <w:rFonts w:eastAsia="宋体" w:ascii="Times New Roman" w:hAnsi="Times New Roman"/>
           <w:sz w:val="21"/>
           <w:szCs w:val="21"/>
-          <w:shd w:val="clear" w:color="auto" w:fill="A6A6A6"/>
+          <w:shd w:val="clear" w:color="auto" w:fill="C9C9C9"/>
         </w:rPr>
         <w:t xml:space="preserve">方向</w:t>
       </w:r>
@@ -312,7 +332,7 @@
           <w:rFonts w:eastAsia="宋体" w:ascii="Times New Roman" w:hAnsi="Times New Roman"/>
           <w:sz w:val="21"/>
           <w:szCs w:val="21"/>
-          <w:shd w:val="clear" w:color="auto" w:fill="A6A6A6"/>
+          <w:shd w:val="clear" w:color="auto" w:fill="C9C9C9"/>
         </w:rPr>
         <w:t xml:space="preserve">大小</w:t>
       </w:r>
@@ -337,7 +357,7 @@
           <w:rFonts w:eastAsia="宋体" w:ascii="Times New Roman" w:hAnsi="Times New Roman"/>
           <w:sz w:val="21"/>
           <w:szCs w:val="21"/>
-          <w:shd w:val="clear" w:color="auto" w:fill="A6A6A6"/>
+          <w:shd w:val="clear" w:color="auto" w:fill="C9C9C9"/>
         </w:rPr>
         <w:t xml:space="preserve">模</w:t>
       </w:r>
@@ -622,7 +642,7 @@
             <m:ctrlPr>
               <w:rPr>
                 <w:rFonts w:ascii="Times New Roman" w:hAnsi="Times New Roman"/>
-                <w:shd w:val="clear" w:color="auto" w:fill="A6A6A6"/>
+                <w:shd w:val="clear" w:color="auto" w:fill="C9C9C9"/>
               </w:rPr>
             </m:ctrlPr>
           </m:accPr>
@@ -660,7 +680,7 @@
             <m:ctrlPr>
               <w:rPr>
                 <w:rFonts w:ascii="Times New Roman" w:hAnsi="Times New Roman"/>
-                <w:shd w:val="clear" w:color="auto" w:fill="A6A6A6"/>
+                <w:shd w:val="clear" w:color="auto" w:fill="C9C9C9"/>
               </w:rPr>
             </m:ctrlPr>
           </m:dPr>
@@ -710,7 +730,7 @@
             <m:ctrlPr>
               <w:rPr>
                 <w:rFonts w:ascii="Times New Roman" w:hAnsi="Times New Roman"/>
-                <w:shd w:val="clear" w:color="auto" w:fill="A6A6A6"/>
+                <w:shd w:val="clear" w:color="auto" w:fill="C9C9C9"/>
               </w:rPr>
             </m:ctrlPr>
           </m:dPr>
@@ -929,7 +949,7 @@
                 <w:rFonts w:eastAsia="宋体" w:ascii="Times New Roman" w:hAnsi="Times New Roman"/>
                 <w:sz w:val="21"/>
                 <w:szCs w:val="21"/>
-                <w:shd w:val="clear" w:color="auto" w:fill="A6A6A6"/>
+                <w:shd w:val="clear" w:color="auto" w:fill="C9C9C9"/>
               </w:rPr>
               <w:t xml:space="preserve">0</w:t>
             </w:r>
@@ -1027,7 +1047,7 @@
                 <w:rFonts w:eastAsia="宋体" w:ascii="Times New Roman" w:hAnsi="Times New Roman"/>
                 <w:sz w:val="21"/>
                 <w:szCs w:val="21"/>
-                <w:shd w:val="clear" w:color="auto" w:fill="A6A6A6"/>
+                <w:shd w:val="clear" w:color="auto" w:fill="C9C9C9"/>
               </w:rPr>
               <w:t xml:space="preserve">1</w:t>
             </w:r>
@@ -1144,7 +1164,7 @@
                 <w:rFonts w:eastAsia="宋体" w:ascii="Times New Roman" w:hAnsi="Times New Roman"/>
                 <w:sz w:val="21"/>
                 <w:szCs w:val="21"/>
-                <w:shd w:val="clear" w:color="auto" w:fill="A6A6A6"/>
+                <w:shd w:val="clear" w:color="auto" w:fill="C9C9C9"/>
               </w:rPr>
               <w:t xml:space="preserve">相同</w:t>
             </w:r>
@@ -1169,7 +1189,7 @@
                 <w:rFonts w:eastAsia="宋体" w:ascii="Times New Roman" w:hAnsi="Times New Roman"/>
                 <w:sz w:val="21"/>
                 <w:szCs w:val="21"/>
-                <w:shd w:val="clear" w:color="auto" w:fill="A6A6A6"/>
+                <w:shd w:val="clear" w:color="auto" w:fill="C9C9C9"/>
               </w:rPr>
               <w:t xml:space="preserve">相反</w:t>
             </w:r>
@@ -1322,7 +1342,7 @@
                 <w:rFonts w:eastAsia="宋体" w:ascii="Times New Roman" w:hAnsi="Times New Roman"/>
                 <w:sz w:val="21"/>
                 <w:szCs w:val="21"/>
-                <w:shd w:val="clear" w:color="auto" w:fill="A6A6A6"/>
+                <w:shd w:val="clear" w:color="auto" w:fill="C9C9C9"/>
               </w:rPr>
               <w:t xml:space="preserve">平行</w:t>
             </w:r>
@@ -1347,7 +1367,7 @@
                 <w:rFonts w:eastAsia="宋体" w:ascii="Times New Roman" w:hAnsi="Times New Roman"/>
                 <w:sz w:val="21"/>
                 <w:szCs w:val="21"/>
-                <w:shd w:val="clear" w:color="auto" w:fill="A6A6A6"/>
+                <w:shd w:val="clear" w:color="auto" w:fill="C9C9C9"/>
               </w:rPr>
               <w:t xml:space="preserve">重合</w:t>
             </w:r>
@@ -1387,7 +1407,7 @@
                 <w:rFonts w:eastAsia="宋体" w:ascii="Times New Roman" w:hAnsi="Times New Roman"/>
                 <w:sz w:val="21"/>
                 <w:szCs w:val="21"/>
-                <w:shd w:val="clear" w:color="auto" w:fill="A6A6A6"/>
+                <w:shd w:val="clear" w:color="auto" w:fill="C9C9C9"/>
               </w:rPr>
               <w:t xml:space="preserve">平行</w:t>
             </w:r>
@@ -1548,7 +1568,7 @@
                 <w:rFonts w:eastAsia="宋体" w:ascii="Times New Roman" w:hAnsi="Times New Roman"/>
                 <w:sz w:val="21"/>
                 <w:szCs w:val="21"/>
-                <w:shd w:val="clear" w:color="auto" w:fill="A6A6A6"/>
+                <w:shd w:val="clear" w:color="auto" w:fill="C9C9C9"/>
               </w:rPr>
               <w:t xml:space="preserve">相同</w:t>
             </w:r>
@@ -1575,7 +1595,7 @@
                 <w:rFonts w:eastAsia="宋体" w:ascii="Times New Roman" w:hAnsi="Times New Roman"/>
                 <w:sz w:val="21"/>
                 <w:szCs w:val="21"/>
-                <w:shd w:val="clear" w:color="auto" w:fill="A6A6A6"/>
+                <w:shd w:val="clear" w:color="auto" w:fill="C9C9C9"/>
               </w:rPr>
               <w:t xml:space="preserve">相等</w:t>
             </w:r>
@@ -1837,7 +1857,7 @@
                   <m:ctrlPr>
                     <w:rPr>
                       <w:rFonts w:ascii="Times New Roman" w:hAnsi="Times New Roman"/>
-                      <w:shd w:val="clear" w:color="auto" w:fill="A6A6A6"/>
+                      <w:shd w:val="clear" w:color="auto" w:fill="C9C9C9"/>
                     </w:rPr>
                   </m:ctrlPr>
                 </m:accPr>
@@ -2109,7 +2129,7 @@
                   <m:ctrlPr>
                     <w:rPr>
                       <w:rFonts w:ascii="Times New Roman" w:hAnsi="Times New Roman"/>
-                      <w:shd w:val="clear" w:color="auto" w:fill="A6A6A6"/>
+                      <w:shd w:val="clear" w:color="auto" w:fill="C9C9C9"/>
                     </w:rPr>
                   </m:ctrlPr>
                 </m:accPr>
@@ -2877,7 +2897,7 @@
                   <m:ctrlPr>
                     <w:rPr>
                       <w:rFonts w:ascii="Times New Roman" w:hAnsi="Times New Roman"/>
-                      <w:shd w:val="clear" w:color="auto" w:fill="A6A6A6"/>
+                      <w:shd w:val="clear" w:color="auto" w:fill="C9C9C9"/>
                     </w:rPr>
                   </m:ctrlPr>
                 </m:accPr>
@@ -2893,7 +2913,7 @@
               <m:r>
                 <w:rPr>
                   <w:rFonts w:ascii="Times New Roman" w:hAnsi="Times New Roman" w:cs="Cambria Math"/>
-                  <w:shd w:val="clear" w:color="auto" w:fill="A6A6A6"/>
+                  <w:shd w:val="clear" w:color="auto" w:fill="C9C9C9"/>
                 </w:rPr>
                 <m:t>+</m:t>
               </m:r>
@@ -2903,7 +2923,7 @@
                   <m:ctrlPr>
                     <w:rPr>
                       <w:rFonts w:ascii="Times New Roman" w:hAnsi="Times New Roman"/>
-                      <w:shd w:val="clear" w:color="auto" w:fill="A6A6A6"/>
+                      <w:shd w:val="clear" w:color="auto" w:fill="C9C9C9"/>
                     </w:rPr>
                   </m:ctrlPr>
                 </m:accPr>
@@ -3093,7 +3113,7 @@
                   <m:ctrlPr>
                     <w:rPr>
                       <w:rFonts w:ascii="Times New Roman" w:hAnsi="Times New Roman"/>
-                      <w:shd w:val="clear" w:color="auto" w:fill="A6A6A6"/>
+                      <w:shd w:val="clear" w:color="auto" w:fill="C9C9C9"/>
                     </w:rPr>
                   </m:ctrlPr>
                 </m:accPr>
@@ -3109,7 +3129,7 @@
               <m:r>
                 <w:rPr>
                   <w:rFonts w:ascii="Times New Roman" w:hAnsi="Times New Roman" w:cs="Cambria Math"/>
-                  <w:shd w:val="clear" w:color="auto" w:fill="A6A6A6"/>
+                  <w:shd w:val="clear" w:color="auto" w:fill="C9C9C9"/>
                 </w:rPr>
                 <m:t>+</m:t>
               </m:r>
@@ -3118,7 +3138,7 @@
                   <m:ctrlPr>
                     <w:rPr>
                       <w:rFonts w:ascii="Times New Roman" w:hAnsi="Times New Roman"/>
-                      <w:shd w:val="clear" w:color="auto" w:fill="A6A6A6"/>
+                      <w:shd w:val="clear" w:color="auto" w:fill="C9C9C9"/>
                     </w:rPr>
                   </m:ctrlPr>
                 </m:dPr>
@@ -3222,7 +3242,7 @@
                   <m:ctrlPr>
                     <w:rPr>
                       <w:rFonts w:ascii="Times New Roman" w:hAnsi="Times New Roman"/>
-                      <w:shd w:val="clear" w:color="auto" w:fill="A6A6A6"/>
+                      <w:shd w:val="clear" w:color="auto" w:fill="C9C9C9"/>
                     </w:rPr>
                   </m:ctrlPr>
                 </m:dPr>
@@ -3241,7 +3261,7 @@
                   <m:ctrlPr>
                     <w:rPr>
                       <w:rFonts w:ascii="Times New Roman" w:hAnsi="Times New Roman"/>
-                      <w:shd w:val="clear" w:color="auto" w:fill="A6A6A6"/>
+                      <w:shd w:val="clear" w:color="auto" w:fill="C9C9C9"/>
                     </w:rPr>
                   </m:ctrlPr>
                 </m:accPr>
@@ -3471,7 +3491,7 @@
               <m:r>
                 <w:rPr>
                   <w:rFonts w:ascii="Times New Roman" w:hAnsi="Times New Roman" w:cs="Cambria Math"/>
-                  <w:shd w:val="clear" w:color="auto" w:fill="A6A6A6"/>
+                  <w:shd w:val="clear" w:color="auto" w:fill="C9C9C9"/>
                 </w:rPr>
                 <m:t>λ</m:t>
               </m:r>
@@ -3481,7 +3501,7 @@
                   <m:ctrlPr>
                     <w:rPr>
                       <w:rFonts w:ascii="Times New Roman" w:hAnsi="Times New Roman"/>
-                      <w:shd w:val="clear" w:color="auto" w:fill="A6A6A6"/>
+                      <w:shd w:val="clear" w:color="auto" w:fill="C9C9C9"/>
                     </w:rPr>
                   </m:ctrlPr>
                 </m:accPr>
@@ -3497,7 +3517,7 @@
               <m:r>
                 <w:rPr>
                   <w:rFonts w:ascii="Times New Roman" w:hAnsi="Times New Roman" w:cs="Cambria Math"/>
-                  <w:shd w:val="clear" w:color="auto" w:fill="A6A6A6"/>
+                  <w:shd w:val="clear" w:color="auto" w:fill="C9C9C9"/>
                 </w:rPr>
                 <m:t>+λ</m:t>
               </m:r>
@@ -3507,7 +3527,7 @@
                   <m:ctrlPr>
                     <w:rPr>
                       <w:rFonts w:ascii="Times New Roman" w:hAnsi="Times New Roman"/>
-                      <w:shd w:val="clear" w:color="auto" w:fill="A6A6A6"/>
+                      <w:shd w:val="clear" w:color="auto" w:fill="C9C9C9"/>
                     </w:rPr>
                   </m:ctrlPr>
                 </m:accPr>
@@ -3727,7 +3747,7 @@
             <m:ctrlPr>
               <w:rPr>
                 <w:rFonts w:ascii="Times New Roman" w:hAnsi="Times New Roman"/>
-                <w:shd w:val="clear" w:color="auto" w:fill="A6A6A6"/>
+                <w:shd w:val="clear" w:color="auto" w:fill="C9C9C9"/>
               </w:rPr>
             </m:ctrlPr>
           </m:accPr>
@@ -3743,7 +3763,7 @@
         <m:r>
           <w:rPr>
             <w:rFonts w:ascii="Times New Roman" w:hAnsi="Times New Roman" w:cs="Cambria Math"/>
-            <w:shd w:val="clear" w:color="auto" w:fill="A6A6A6"/>
+            <w:shd w:val="clear" w:color="auto" w:fill="C9C9C9"/>
           </w:rPr>
           <m:t>=λ</m:t>
         </m:r>
@@ -3753,7 +3773,7 @@
             <m:ctrlPr>
               <w:rPr>
                 <w:rFonts w:ascii="Times New Roman" w:hAnsi="Times New Roman"/>
-                <w:shd w:val="clear" w:color="auto" w:fill="A6A6A6"/>
+                <w:shd w:val="clear" w:color="auto" w:fill="C9C9C9"/>
               </w:rPr>
             </m:ctrlPr>
           </m:accPr>
@@ -4174,7 +4194,7 @@
               <m:r>
                 <w:rPr>
                   <w:rFonts w:ascii="Times New Roman" w:hAnsi="Times New Roman" w:cs="Cambria Math"/>
-                  <w:shd w:val="clear" w:color="auto" w:fill="A6A6A6"/>
+                  <w:shd w:val="clear" w:color="auto" w:fill="C9C9C9"/>
                 </w:rPr>
                 <m:t>∠AOB</m:t>
               </m:r>
@@ -4259,7 +4279,7 @@
                   <m:ctrlPr>
                     <w:rPr>
                       <w:rFonts w:ascii="Times New Roman" w:hAnsi="Times New Roman"/>
-                      <w:shd w:val="clear" w:color="auto" w:fill="A6A6A6"/>
+                      <w:shd w:val="clear" w:color="auto" w:fill="C9C9C9"/>
                     </w:rPr>
                   </m:ctrlPr>
                 </m:dPr>
@@ -4386,7 +4406,7 @@
                 <w:rFonts w:eastAsia="宋体" w:ascii="Times New Roman" w:hAnsi="Times New Roman"/>
                 <w:sz w:val="21"/>
                 <w:szCs w:val="21"/>
-                <w:shd w:val="clear" w:color="auto" w:fill="A6A6A6"/>
+                <w:shd w:val="clear" w:color="auto" w:fill="C9C9C9"/>
               </w:rPr>
               <w:t xml:space="preserve">0</w:t>
             </w:r>
@@ -4461,7 +4481,7 @@
                   <m:ctrlPr>
                     <w:rPr>
                       <w:rFonts w:ascii="Times New Roman" w:hAnsi="Times New Roman"/>
-                      <w:shd w:val="clear" w:color="auto" w:fill="A6A6A6"/>
+                      <w:shd w:val="clear" w:color="auto" w:fill="C9C9C9"/>
                     </w:rPr>
                   </m:ctrlPr>
                 </m:accPr>
@@ -4568,7 +4588,7 @@
                   <m:ctrlPr>
                     <w:rPr>
                       <w:rFonts w:ascii="Times New Roman" w:hAnsi="Times New Roman"/>
-                      <w:shd w:val="clear" w:color="auto" w:fill="A6A6A6"/>
+                      <w:shd w:val="clear" w:color="auto" w:fill="C9C9C9"/>
                     </w:rPr>
                   </m:ctrlPr>
                 </m:fPr>
@@ -4669,7 +4689,7 @@
                   <m:ctrlPr>
                     <w:rPr>
                       <w:rFonts w:ascii="Times New Roman" w:hAnsi="Times New Roman"/>
-                      <w:shd w:val="clear" w:color="auto" w:fill="A6A6A6"/>
+                      <w:shd w:val="clear" w:color="auto" w:fill="C9C9C9"/>
                     </w:rPr>
                   </m:ctrlPr>
                 </m:accPr>
@@ -4685,7 +4705,7 @@
               <m:r>
                 <w:rPr>
                   <w:rFonts w:ascii="Times New Roman" w:hAnsi="Times New Roman" w:cs="Cambria Math"/>
-                  <w:shd w:val="clear" w:color="auto" w:fill="A6A6A6"/>
+                  <w:shd w:val="clear" w:color="auto" w:fill="C9C9C9"/>
                 </w:rPr>
                 <m:t>⊥</m:t>
               </m:r>
@@ -4695,7 +4715,7 @@
                   <m:ctrlPr>
                     <w:rPr>
                       <w:rFonts w:ascii="Times New Roman" w:hAnsi="Times New Roman"/>
-                      <w:shd w:val="clear" w:color="auto" w:fill="A6A6A6"/>
+                      <w:shd w:val="clear" w:color="auto" w:fill="C9C9C9"/>
                     </w:rPr>
                   </m:ctrlPr>
                 </m:accPr>
@@ -4835,7 +4855,7 @@
           <w:rFonts w:eastAsia="宋体" w:ascii="Times New Roman" w:hAnsi="Times New Roman"/>
           <w:sz w:val="21"/>
           <w:szCs w:val="21"/>
-          <w:shd w:val="clear" w:color="auto" w:fill="A6A6A6"/>
+          <w:shd w:val="clear" w:color="auto" w:fill="C9C9C9"/>
         </w:rPr>
         <w:t xml:space="preserve">向量</w:t>
       </w:r>
@@ -4846,7 +4866,7 @@
             <m:ctrlPr>
               <w:rPr>
                 <w:rFonts w:ascii="Times New Roman" w:hAnsi="Times New Roman"/>
-                <w:shd w:val="clear" w:color="auto" w:fill="A6A6A6"/>
+                <w:shd w:val="clear" w:color="auto" w:fill="C9C9C9"/>
               </w:rPr>
             </m:ctrlPr>
           </m:accPr>
@@ -4865,7 +4885,7 @@
           <w:rFonts w:eastAsia="宋体" w:ascii="Times New Roman" w:hAnsi="Times New Roman"/>
           <w:sz w:val="21"/>
           <w:szCs w:val="21"/>
-          <w:shd w:val="clear" w:color="auto" w:fill="A6A6A6"/>
+          <w:shd w:val="clear" w:color="auto" w:fill="C9C9C9"/>
         </w:rPr>
         <w:t xml:space="preserve">的模长与</w:t>
       </w:r>
@@ -4876,7 +4896,7 @@
             <m:ctrlPr>
               <w:rPr>
                 <w:rFonts w:ascii="Times New Roman" w:hAnsi="Times New Roman"/>
-                <w:shd w:val="clear" w:color="auto" w:fill="A6A6A6"/>
+                <w:shd w:val="clear" w:color="auto" w:fill="C9C9C9"/>
               </w:rPr>
             </m:ctrlPr>
           </m:accPr>
@@ -4895,7 +4915,7 @@
           <w:rFonts w:eastAsia="宋体" w:ascii="Times New Roman" w:hAnsi="Times New Roman"/>
           <w:sz w:val="21"/>
           <w:szCs w:val="21"/>
-          <w:shd w:val="clear" w:color="auto" w:fill="A6A6A6"/>
+          <w:shd w:val="clear" w:color="auto" w:fill="C9C9C9"/>
         </w:rPr>
         <w:t xml:space="preserve">在向量</w:t>
       </w:r>
@@ -4906,7 +4926,7 @@
             <m:ctrlPr>
               <w:rPr>
                 <w:rFonts w:ascii="Times New Roman" w:hAnsi="Times New Roman"/>
-                <w:shd w:val="clear" w:color="auto" w:fill="A6A6A6"/>
+                <w:shd w:val="clear" w:color="auto" w:fill="C9C9C9"/>
               </w:rPr>
             </m:ctrlPr>
           </m:accPr>
@@ -4925,7 +4945,7 @@
           <w:rFonts w:eastAsia="宋体" w:ascii="Times New Roman" w:hAnsi="Times New Roman"/>
           <w:sz w:val="21"/>
           <w:szCs w:val="21"/>
-          <w:shd w:val="clear" w:color="auto" w:fill="A6A6A6"/>
+          <w:shd w:val="clear" w:color="auto" w:fill="C9C9C9"/>
         </w:rPr>
         <w:t xml:space="preserve">方向上的投影的乘积</w:t>
       </w:r>
@@ -5107,7 +5127,7 @@
         <m:r>
           <w:rPr>
             <w:rFonts w:ascii="Times New Roman" w:hAnsi="Times New Roman" w:cs="Cambria Math"/>
-            <w:shd w:val="clear" w:color="auto" w:fill="A6A6A6"/>
+            <w:shd w:val="clear" w:color="auto" w:fill="C9C9C9"/>
           </w:rPr>
           <m:t>|</m:t>
         </m:r>
@@ -5117,7 +5137,7 @@
             <m:ctrlPr>
               <w:rPr>
                 <w:rFonts w:ascii="Times New Roman" w:hAnsi="Times New Roman"/>
-                <w:shd w:val="clear" w:color="auto" w:fill="A6A6A6"/>
+                <w:shd w:val="clear" w:color="auto" w:fill="C9C9C9"/>
               </w:rPr>
             </m:ctrlPr>
           </m:accPr>
@@ -5133,7 +5153,7 @@
         <m:r>
           <w:rPr>
             <w:rFonts w:ascii="Times New Roman" w:hAnsi="Times New Roman" w:cs="Cambria Math"/>
-            <w:shd w:val="clear" w:color="auto" w:fill="A6A6A6"/>
+            <w:shd w:val="clear" w:color="auto" w:fill="C9C9C9"/>
           </w:rPr>
           <m:t>||</m:t>
         </m:r>
@@ -5143,7 +5163,7 @@
             <m:ctrlPr>
               <w:rPr>
                 <w:rFonts w:ascii="Times New Roman" w:hAnsi="Times New Roman"/>
-                <w:shd w:val="clear" w:color="auto" w:fill="A6A6A6"/>
+                <w:shd w:val="clear" w:color="auto" w:fill="C9C9C9"/>
               </w:rPr>
             </m:ctrlPr>
           </m:accPr>
@@ -5159,7 +5179,7 @@
         <m:r>
           <w:rPr>
             <w:rFonts w:ascii="Times New Roman" w:hAnsi="Times New Roman" w:cs="Cambria Math"/>
-            <w:shd w:val="clear" w:color="auto" w:fill="A6A6A6"/>
+            <w:shd w:val="clear" w:color="auto" w:fill="C9C9C9"/>
           </w:rPr>
           <m:t>|</m:t>
         </m:r>
@@ -5169,14 +5189,14 @@
           </m:rPr>
           <w:rPr>
             <w:rFonts w:ascii="Times New Roman" w:hAnsi="Times New Roman" w:cs="Cambria Math"/>
-            <w:shd w:val="clear" w:color="auto" w:fill="A6A6A6"/>
+            <w:shd w:val="clear" w:color="auto" w:fill="C9C9C9"/>
           </w:rPr>
           <m:t>cos</m:t>
         </m:r>
         <m:r>
           <w:rPr>
             <w:rFonts w:ascii="Times New Roman" w:hAnsi="Times New Roman" w:cs="Cambria Math"/>
-            <w:shd w:val="clear" w:color="auto" w:fill="A6A6A6"/>
+            <w:shd w:val="clear" w:color="auto" w:fill="C9C9C9"/>
           </w:rPr>
           <m:t>〈</m:t>
         </m:r>
@@ -5186,7 +5206,7 @@
             <m:ctrlPr>
               <w:rPr>
                 <w:rFonts w:ascii="Times New Roman" w:hAnsi="Times New Roman"/>
-                <w:shd w:val="clear" w:color="auto" w:fill="A6A6A6"/>
+                <w:shd w:val="clear" w:color="auto" w:fill="C9C9C9"/>
               </w:rPr>
             </m:ctrlPr>
           </m:accPr>
@@ -5202,7 +5222,7 @@
         <m:r>
           <w:rPr>
             <w:rFonts w:ascii="Times New Roman" w:hAnsi="Times New Roman" w:cs="Cambria Math"/>
-            <w:shd w:val="clear" w:color="auto" w:fill="A6A6A6"/>
+            <w:shd w:val="clear" w:color="auto" w:fill="C9C9C9"/>
           </w:rPr>
           <m:t>,</m:t>
         </m:r>
@@ -5212,7 +5232,7 @@
             <m:ctrlPr>
               <w:rPr>
                 <w:rFonts w:ascii="Times New Roman" w:hAnsi="Times New Roman"/>
-                <w:shd w:val="clear" w:color="auto" w:fill="A6A6A6"/>
+                <w:shd w:val="clear" w:color="auto" w:fill="C9C9C9"/>
               </w:rPr>
             </m:ctrlPr>
           </m:accPr>
@@ -5228,7 +5248,7 @@
         <m:r>
           <w:rPr>
             <w:rFonts w:ascii="Times New Roman" w:hAnsi="Times New Roman" w:cs="Cambria Math"/>
-            <w:shd w:val="clear" w:color="auto" w:fill="A6A6A6"/>
+            <w:shd w:val="clear" w:color="auto" w:fill="C9C9C9"/>
           </w:rPr>
           <m:t>〉</m:t>
         </m:r>
@@ -5368,7 +5388,7 @@
             <m:ctrlPr>
               <w:rPr>
                 <w:rFonts w:ascii="Times New Roman" w:hAnsi="Times New Roman"/>
-                <w:shd w:val="clear" w:color="auto" w:fill="A6A6A6"/>
+                <w:shd w:val="clear" w:color="auto" w:fill="C9C9C9"/>
               </w:rPr>
             </m:ctrlPr>
           </m:accPr>
@@ -5384,7 +5404,7 @@
         <m:r>
           <w:rPr>
             <w:rFonts w:ascii="Times New Roman" w:hAnsi="Times New Roman" w:cs="Cambria Math"/>
-            <w:shd w:val="clear" w:color="auto" w:fill="A6A6A6"/>
+            <w:shd w:val="clear" w:color="auto" w:fill="C9C9C9"/>
           </w:rPr>
           <m:t>⋅</m:t>
         </m:r>
@@ -5394,7 +5414,7 @@
             <m:ctrlPr>
               <w:rPr>
                 <w:rFonts w:ascii="Times New Roman" w:hAnsi="Times New Roman"/>
-                <w:shd w:val="clear" w:color="auto" w:fill="A6A6A6"/>
+                <w:shd w:val="clear" w:color="auto" w:fill="C9C9C9"/>
               </w:rPr>
             </m:ctrlPr>
           </m:accPr>
@@ -5410,7 +5430,7 @@
         <m:r>
           <w:rPr>
             <w:rFonts w:ascii="Times New Roman" w:hAnsi="Times New Roman" w:cs="Cambria Math"/>
-            <w:shd w:val="clear" w:color="auto" w:fill="A6A6A6"/>
+            <w:shd w:val="clear" w:color="auto" w:fill="C9C9C9"/>
           </w:rPr>
           <m:t>=0</m:t>
         </m:r>
@@ -5598,7 +5618,7 @@
             <m:ctrlPr>
               <w:rPr>
                 <w:rFonts w:ascii="Times New Roman" w:hAnsi="Times New Roman"/>
-                <w:shd w:val="clear" w:color="auto" w:fill="A6A6A6"/>
+                <w:shd w:val="clear" w:color="auto" w:fill="C9C9C9"/>
               </w:rPr>
             </m:ctrlPr>
           </m:sSupPr>
@@ -5905,7 +5925,7 @@
             <m:ctrlPr>
               <w:rPr>
                 <w:rFonts w:ascii="Times New Roman" w:hAnsi="Times New Roman"/>
-                <w:shd w:val="clear" w:color="auto" w:fill="A6A6A6"/>
+                <w:shd w:val="clear" w:color="auto" w:fill="C9C9C9"/>
               </w:rPr>
             </m:ctrlPr>
           </m:dPr>
@@ -5936,7 +5956,7 @@
           </m:rPr>
           <w:rPr>
             <w:rFonts w:ascii="Times New Roman" w:hAnsi="Times New Roman" w:cs="Cambria Math"/>
-            <w:shd w:val="clear" w:color="auto" w:fill="A6A6A6"/>
+            <w:shd w:val="clear" w:color="auto" w:fill="C9C9C9"/>
           </w:rPr>
           <m:t>cos</m:t>
         </m:r>
@@ -5947,7 +5967,7 @@
             <m:ctrlPr>
               <w:rPr>
                 <w:rFonts w:ascii="Times New Roman" w:hAnsi="Times New Roman"/>
-                <w:shd w:val="clear" w:color="auto" w:fill="A6A6A6"/>
+                <w:shd w:val="clear" w:color="auto" w:fill="C9C9C9"/>
               </w:rPr>
             </m:ctrlPr>
           </m:dPr>
@@ -5999,7 +6019,7 @@
         <m:r>
           <w:rPr>
             <w:rFonts w:ascii="Times New Roman" w:hAnsi="Times New Roman" w:cs="Cambria Math"/>
-            <w:shd w:val="clear" w:color="auto" w:fill="A6A6A6"/>
+            <w:shd w:val="clear" w:color="auto" w:fill="C9C9C9"/>
           </w:rPr>
           <m:t>⋅</m:t>
         </m:r>
@@ -6008,7 +6028,7 @@
             <m:ctrlPr>
               <w:rPr>
                 <w:rFonts w:ascii="Times New Roman" w:hAnsi="Times New Roman"/>
-                <w:shd w:val="clear" w:color="auto" w:fill="A6A6A6"/>
+                <w:shd w:val="clear" w:color="auto" w:fill="C9C9C9"/>
               </w:rPr>
             </m:ctrlPr>
           </m:fPr>
@@ -6645,7 +6665,7 @@
             <m:ctrlPr>
               <w:rPr>
                 <w:rFonts w:ascii="Times New Roman" w:hAnsi="Times New Roman"/>
-                <w:shd w:val="clear" w:color="auto" w:fill="A6A6A6"/>
+                <w:shd w:val="clear" w:color="auto" w:fill="C9C9C9"/>
               </w:rPr>
             </m:ctrlPr>
           </m:accPr>
@@ -6822,7 +6842,7 @@
           <w:rFonts w:eastAsia="宋体" w:ascii="Times New Roman" w:hAnsi="Times New Roman"/>
           <w:sz w:val="21"/>
           <w:szCs w:val="21"/>
-          <w:shd w:val="clear" w:color="auto" w:fill="A6A6A6"/>
+          <w:shd w:val="clear" w:color="auto" w:fill="C9C9C9"/>
         </w:rPr>
         <w:t xml:space="preserve">同一平面</w:t>
       </w:r>
@@ -6980,7 +7000,7 @@
           <w:rFonts w:eastAsia="宋体" w:ascii="Times New Roman" w:hAnsi="Times New Roman"/>
           <w:sz w:val="21"/>
           <w:szCs w:val="21"/>
-          <w:shd w:val="clear" w:color="auto" w:fill="A6A6A6"/>
+          <w:shd w:val="clear" w:color="auto" w:fill="C9C9C9"/>
         </w:rPr>
         <w:t xml:space="preserve">唯一</w:t>
       </w:r>
@@ -7060,7 +7080,7 @@
             <m:ctrlPr>
               <w:rPr>
                 <w:rFonts w:ascii="Times New Roman" w:hAnsi="Times New Roman"/>
-                <w:shd w:val="clear" w:color="auto" w:fill="A6A6A6"/>
+                <w:shd w:val="clear" w:color="auto" w:fill="C9C9C9"/>
               </w:rPr>
             </m:ctrlPr>
           </m:accPr>
@@ -7076,7 +7096,7 @@
         <m:r>
           <w:rPr>
             <w:rFonts w:ascii="Times New Roman" w:hAnsi="Times New Roman" w:cs="Cambria Math"/>
-            <w:shd w:val="clear" w:color="auto" w:fill="A6A6A6"/>
+            <w:shd w:val="clear" w:color="auto" w:fill="C9C9C9"/>
           </w:rPr>
           <m:t>x</m:t>
         </m:r>
@@ -7086,7 +7106,7 @@
             <m:ctrlPr>
               <w:rPr>
                 <w:rFonts w:ascii="Times New Roman" w:hAnsi="Times New Roman"/>
-                <w:shd w:val="clear" w:color="auto" w:fill="A6A6A6"/>
+                <w:shd w:val="clear" w:color="auto" w:fill="C9C9C9"/>
               </w:rPr>
             </m:ctrlPr>
           </m:accPr>
@@ -7102,7 +7122,7 @@
         <m:r>
           <w:rPr>
             <w:rFonts w:ascii="Times New Roman" w:hAnsi="Times New Roman" w:cs="Cambria Math"/>
-            <w:shd w:val="clear" w:color="auto" w:fill="A6A6A6"/>
+            <w:shd w:val="clear" w:color="auto" w:fill="C9C9C9"/>
           </w:rPr>
           <m:t>+y</m:t>
         </m:r>
@@ -7112,7 +7132,7 @@
             <m:ctrlPr>
               <w:rPr>
                 <w:rFonts w:ascii="Times New Roman" w:hAnsi="Times New Roman"/>
-                <w:shd w:val="clear" w:color="auto" w:fill="A6A6A6"/>
+                <w:shd w:val="clear" w:color="auto" w:fill="C9C9C9"/>
               </w:rPr>
             </m:ctrlPr>
           </m:accPr>
@@ -7145,17 +7165,27 @@
         <w:rPr>
           <w:rFonts w:ascii="Times New Roman" w:hAnsi="Times New Roman" w:eastAsia="宋体"/>
           <w:b/>
-          <w:sz w:val="21"/>
-          <w:szCs w:val="21"/>
-        </w:rPr>
-        <w:t xml:space="preserve">1.1.2 空间向量基本定理</w:t>
+          <w:sz w:val="24"/>
+          <w:szCs w:val="24"/>
+          <w:shd w:val="clear" w:color="auto" w:fill="C9C9C9"/>
+        </w:rPr>
+        <w:t xml:space="preserve">1.1.2</w:t>
       </w:r>
       <w:r>
         <w:rPr>
           <w:rFonts w:ascii="Times New Roman" w:hAnsi="Times New Roman" w:eastAsia="宋体"/>
           <w:b/>
-          <w:sz w:val="21"/>
-          <w:szCs w:val="21"/>
+          <w:sz w:val="24"/>
+          <w:szCs w:val="24"/>
+        </w:rPr>
+        <w:t xml:space="preserve"> 空间向量基本定理</w:t>
+      </w:r>
+      <w:r>
+        <w:rPr>
+          <w:rFonts w:ascii="Times New Roman" w:hAnsi="Times New Roman" w:eastAsia="宋体"/>
+          <w:b/>
+          <w:sz w:val="24"/>
+          <w:szCs w:val="24"/>
         </w:rPr>
         <w:t/>
       </w:r>
@@ -7361,7 +7391,7 @@
             <m:ctrlPr>
               <w:rPr>
                 <w:rFonts w:ascii="Times New Roman" w:hAnsi="Times New Roman"/>
-                <w:shd w:val="clear" w:color="auto" w:fill="A6A6A6"/>
+                <w:shd w:val="clear" w:color="auto" w:fill="C9C9C9"/>
               </w:rPr>
             </m:ctrlPr>
           </m:accPr>
@@ -7377,7 +7407,7 @@
         <m:r>
           <w:rPr>
             <w:rFonts w:ascii="Times New Roman" w:hAnsi="Times New Roman" w:cs="Cambria Math"/>
-            <w:shd w:val="clear" w:color="auto" w:fill="A6A6A6"/>
+            <w:shd w:val="clear" w:color="auto" w:fill="C9C9C9"/>
           </w:rPr>
           <m:t>=x</m:t>
         </m:r>
@@ -7387,7 +7417,7 @@
             <m:ctrlPr>
               <w:rPr>
                 <w:rFonts w:ascii="Times New Roman" w:hAnsi="Times New Roman"/>
-                <w:shd w:val="clear" w:color="auto" w:fill="A6A6A6"/>
+                <w:shd w:val="clear" w:color="auto" w:fill="C9C9C9"/>
               </w:rPr>
             </m:ctrlPr>
           </m:accPr>
@@ -7403,7 +7433,7 @@
         <m:r>
           <w:rPr>
             <w:rFonts w:ascii="Times New Roman" w:hAnsi="Times New Roman" w:cs="Cambria Math"/>
-            <w:shd w:val="clear" w:color="auto" w:fill="A6A6A6"/>
+            <w:shd w:val="clear" w:color="auto" w:fill="C9C9C9"/>
           </w:rPr>
           <m:t>+y</m:t>
         </m:r>
@@ -7413,7 +7443,7 @@
             <m:ctrlPr>
               <w:rPr>
                 <w:rFonts w:ascii="Times New Roman" w:hAnsi="Times New Roman"/>
-                <w:shd w:val="clear" w:color="auto" w:fill="A6A6A6"/>
+                <w:shd w:val="clear" w:color="auto" w:fill="C9C9C9"/>
               </w:rPr>
             </m:ctrlPr>
           </m:accPr>
@@ -7429,7 +7459,7 @@
         <m:r>
           <w:rPr>
             <w:rFonts w:ascii="Times New Roman" w:hAnsi="Times New Roman" w:cs="Cambria Math"/>
-            <w:shd w:val="clear" w:color="auto" w:fill="A6A6A6"/>
+            <w:shd w:val="clear" w:color="auto" w:fill="C9C9C9"/>
           </w:rPr>
           <m:t>+z</m:t>
         </m:r>
@@ -7439,7 +7469,7 @@
             <m:ctrlPr>
               <w:rPr>
                 <w:rFonts w:ascii="Times New Roman" w:hAnsi="Times New Roman"/>
-                <w:shd w:val="clear" w:color="auto" w:fill="A6A6A6"/>
+                <w:shd w:val="clear" w:color="auto" w:fill="C9C9C9"/>
               </w:rPr>
             </m:ctrlPr>
           </m:accPr>
@@ -7563,7 +7593,7 @@
           <w:rFonts w:eastAsia="宋体" w:ascii="Times New Roman" w:hAnsi="Times New Roman"/>
           <w:sz w:val="21"/>
           <w:szCs w:val="21"/>
-          <w:shd w:val="clear" w:color="auto" w:fill="A6A6A6"/>
+          <w:shd w:val="clear" w:color="auto" w:fill="C9C9C9"/>
         </w:rPr>
         <w:t xml:space="preserve">基底</w:t>
       </w:r>
@@ -7672,7 +7702,7 @@
           <w:rFonts w:eastAsia="宋体" w:ascii="Times New Roman" w:hAnsi="Times New Roman"/>
           <w:sz w:val="21"/>
           <w:szCs w:val="21"/>
-          <w:shd w:val="clear" w:color="auto" w:fill="A6A6A6"/>
+          <w:shd w:val="clear" w:color="auto" w:fill="C9C9C9"/>
         </w:rPr>
         <w:t xml:space="preserve">基向量</w:t>
       </w:r>
@@ -7784,7 +7814,7 @@
           <w:rFonts w:eastAsia="宋体" w:ascii="Times New Roman" w:hAnsi="Times New Roman"/>
           <w:sz w:val="21"/>
           <w:szCs w:val="21"/>
-          <w:shd w:val="clear" w:color="auto" w:fill="A6A6A6"/>
+          <w:shd w:val="clear" w:color="auto" w:fill="C9C9C9"/>
         </w:rPr>
         <w:t xml:space="preserve">两两互相垂直</w:t>
       </w:r>
@@ -7809,7 +7839,7 @@
           <w:rFonts w:eastAsia="宋体" w:ascii="Times New Roman" w:hAnsi="Times New Roman"/>
           <w:sz w:val="21"/>
           <w:szCs w:val="21"/>
-          <w:shd w:val="clear" w:color="auto" w:fill="A6A6A6"/>
+          <w:shd w:val="clear" w:color="auto" w:fill="C9C9C9"/>
         </w:rPr>
         <w:t xml:space="preserve">1</w:t>
       </w:r>
@@ -7834,7 +7864,7 @@
           <w:rFonts w:eastAsia="宋体" w:ascii="Times New Roman" w:hAnsi="Times New Roman"/>
           <w:sz w:val="21"/>
           <w:szCs w:val="21"/>
-          <w:shd w:val="clear" w:color="auto" w:fill="A6A6A6"/>
+          <w:shd w:val="clear" w:color="auto" w:fill="C9C9C9"/>
         </w:rPr>
         <w:t xml:space="preserve">单位正交基底</w:t>
       </w:r>
@@ -7862,7 +7892,7 @@
             <m:ctrlPr>
               <w:rPr>
                 <w:rFonts w:ascii="Times New Roman" w:hAnsi="Times New Roman"/>
-                <w:shd w:val="clear" w:color="auto" w:fill="A6A6A6"/>
+                <w:shd w:val="clear" w:color="auto" w:fill="C9C9C9"/>
               </w:rPr>
             </m:ctrlPr>
           </m:dPr>
@@ -8003,7 +8033,7 @@
           <w:rFonts w:eastAsia="宋体" w:ascii="Times New Roman" w:hAnsi="Times New Roman"/>
           <w:sz w:val="21"/>
           <w:szCs w:val="21"/>
-          <w:shd w:val="clear" w:color="auto" w:fill="A6A6A6"/>
+          <w:shd w:val="clear" w:color="auto" w:fill="C9C9C9"/>
         </w:rPr>
         <w:t xml:space="preserve">正交分解</w:t>
       </w:r>
@@ -8026,17 +8056,27 @@
         <w:rPr>
           <w:rFonts w:ascii="Times New Roman" w:hAnsi="Times New Roman" w:eastAsia="宋体"/>
           <w:b/>
-          <w:sz w:val="21"/>
-          <w:szCs w:val="21"/>
-        </w:rPr>
-        <w:t xml:space="preserve">1.1.3 空间向量的坐标与空间直角坐标系</w:t>
+          <w:sz w:val="24"/>
+          <w:szCs w:val="24"/>
+          <w:shd w:val="clear" w:color="auto" w:fill="C9C9C9"/>
+        </w:rPr>
+        <w:t xml:space="preserve">1.1.3</w:t>
       </w:r>
       <w:r>
         <w:rPr>
           <w:rFonts w:ascii="Times New Roman" w:hAnsi="Times New Roman" w:eastAsia="宋体"/>
           <w:b/>
-          <w:sz w:val="21"/>
-          <w:szCs w:val="21"/>
+          <w:sz w:val="24"/>
+          <w:szCs w:val="24"/>
+        </w:rPr>
+        <w:t xml:space="preserve"> 空间向量的坐标与空间直角坐标系</w:t>
+      </w:r>
+      <w:r>
+        <w:rPr>
+          <w:rFonts w:ascii="Times New Roman" w:hAnsi="Times New Roman" w:eastAsia="宋体"/>
+          <w:b/>
+          <w:sz w:val="24"/>
+          <w:szCs w:val="24"/>
         </w:rPr>
         <w:t/>
       </w:r>
@@ -8108,7 +8148,7 @@
           <w:rFonts w:eastAsia="宋体" w:ascii="Times New Roman" w:hAnsi="Times New Roman"/>
           <w:sz w:val="21"/>
           <w:szCs w:val="21"/>
-          <w:shd w:val="clear" w:color="auto" w:fill="A6A6A6"/>
+          <w:shd w:val="clear" w:color="auto" w:fill="C9C9C9"/>
         </w:rPr>
         <w:t xml:space="preserve">单位正交基底</w:t>
       </w:r>
@@ -8120,7 +8160,7 @@
             <m:ctrlPr>
               <w:rPr>
                 <w:rFonts w:ascii="Times New Roman" w:hAnsi="Times New Roman"/>
-                <w:shd w:val="clear" w:color="auto" w:fill="A6A6A6"/>
+                <w:shd w:val="clear" w:color="auto" w:fill="C9C9C9"/>
               </w:rPr>
             </m:ctrlPr>
           </m:dPr>
@@ -8316,7 +8356,7 @@
           <w:rFonts w:eastAsia="宋体" w:ascii="Times New Roman" w:hAnsi="Times New Roman"/>
           <w:sz w:val="21"/>
           <w:szCs w:val="21"/>
-          <w:shd w:val="clear" w:color="auto" w:fill="A6A6A6"/>
+          <w:shd w:val="clear" w:color="auto" w:fill="C9C9C9"/>
         </w:rPr>
         <w:t xml:space="preserve">正方向</w:t>
       </w:r>
@@ -8375,7 +8415,7 @@
           <w:rFonts w:eastAsia="宋体" w:ascii="Times New Roman" w:hAnsi="Times New Roman"/>
           <w:sz w:val="21"/>
           <w:szCs w:val="21"/>
-          <w:shd w:val="clear" w:color="auto" w:fill="A6A6A6"/>
+          <w:shd w:val="clear" w:color="auto" w:fill="C9C9C9"/>
         </w:rPr>
         <w:t xml:space="preserve">坐标轴</w:t>
       </w:r>
@@ -8433,7 +8473,7 @@
           <w:rFonts w:eastAsia="宋体" w:ascii="Times New Roman" w:hAnsi="Times New Roman"/>
           <w:sz w:val="21"/>
           <w:szCs w:val="21"/>
-          <w:shd w:val="clear" w:color="auto" w:fill="A6A6A6"/>
+          <w:shd w:val="clear" w:color="auto" w:fill="C9C9C9"/>
         </w:rPr>
         <w:t xml:space="preserve">原点</w:t>
       </w:r>
@@ -8709,7 +8749,7 @@
             <m:ctrlPr>
               <w:rPr>
                 <w:rFonts w:ascii="Times New Roman" w:hAnsi="Times New Roman"/>
-                <w:shd w:val="clear" w:color="auto" w:fill="A6A6A6"/>
+                <w:shd w:val="clear" w:color="auto" w:fill="C9C9C9"/>
               </w:rPr>
             </m:ctrlPr>
           </m:sSupPr>
@@ -8736,7 +8776,7 @@
           <w:rFonts w:eastAsia="宋体" w:ascii="Times New Roman" w:hAnsi="Times New Roman"/>
           <w:sz w:val="21"/>
           <w:szCs w:val="21"/>
-          <w:shd w:val="clear" w:color="auto" w:fill="A6A6A6"/>
+          <w:shd w:val="clear" w:color="auto" w:fill="C9C9C9"/>
         </w:rPr>
         <w:t xml:space="preserve">或</w:t>
       </w:r>
@@ -8746,7 +8786,7 @@
             <m:ctrlPr>
               <w:rPr>
                 <w:rFonts w:ascii="Times New Roman" w:hAnsi="Times New Roman"/>
-                <w:shd w:val="clear" w:color="auto" w:fill="A6A6A6"/>
+                <w:shd w:val="clear" w:color="auto" w:fill="C9C9C9"/>
               </w:rPr>
             </m:ctrlPr>
           </m:sSupPr>
@@ -8798,7 +8838,7 @@
             <m:ctrlPr>
               <w:rPr>
                 <w:rFonts w:ascii="Times New Roman" w:hAnsi="Times New Roman"/>
-                <w:shd w:val="clear" w:color="auto" w:fill="A6A6A6"/>
+                <w:shd w:val="clear" w:color="auto" w:fill="C9C9C9"/>
               </w:rPr>
             </m:ctrlPr>
           </m:sSupPr>
@@ -8896,7 +8936,7 @@
           <w:rFonts w:eastAsia="宋体" w:ascii="Times New Roman" w:hAnsi="Times New Roman"/>
           <w:sz w:val="21"/>
           <w:szCs w:val="21"/>
-          <w:shd w:val="clear" w:color="auto" w:fill="A6A6A6"/>
+          <w:shd w:val="clear" w:color="auto" w:fill="C9C9C9"/>
         </w:rPr>
         <w:t xml:space="preserve">正方向</w:t>
       </w:r>
@@ -8938,7 +8978,7 @@
           <w:rFonts w:eastAsia="宋体" w:ascii="Times New Roman" w:hAnsi="Times New Roman"/>
           <w:sz w:val="21"/>
           <w:szCs w:val="21"/>
-          <w:shd w:val="clear" w:color="auto" w:fill="A6A6A6"/>
+          <w:shd w:val="clear" w:color="auto" w:fill="C9C9C9"/>
         </w:rPr>
         <w:t xml:space="preserve">正方向</w:t>
       </w:r>
@@ -8980,7 +9020,7 @@
           <w:rFonts w:eastAsia="宋体" w:ascii="Times New Roman" w:hAnsi="Times New Roman"/>
           <w:sz w:val="21"/>
           <w:szCs w:val="21"/>
-          <w:shd w:val="clear" w:color="auto" w:fill="A6A6A6"/>
+          <w:shd w:val="clear" w:color="auto" w:fill="C9C9C9"/>
         </w:rPr>
         <w:t xml:space="preserve">正方向</w:t>
       </w:r>
@@ -9229,7 +9269,7 @@
           <w:rFonts w:eastAsia="宋体" w:ascii="Times New Roman" w:hAnsi="Times New Roman"/>
           <w:sz w:val="21"/>
           <w:szCs w:val="21"/>
-          <w:shd w:val="clear" w:color="auto" w:fill="A6A6A6"/>
+          <w:shd w:val="clear" w:color="auto" w:fill="C9C9C9"/>
         </w:rPr>
         <w:t xml:space="preserve">有序实数组</w:t>
       </w:r>
@@ -9239,7 +9279,7 @@
             <m:ctrlPr>
               <w:rPr>
                 <w:rFonts w:ascii="Times New Roman" w:hAnsi="Times New Roman"/>
-                <w:shd w:val="clear" w:color="auto" w:fill="A6A6A6"/>
+                <w:shd w:val="clear" w:color="auto" w:fill="C9C9C9"/>
               </w:rPr>
             </m:ctrlPr>
           </m:dPr>
@@ -9341,7 +9381,7 @@
           <w:rFonts w:eastAsia="宋体" w:ascii="Times New Roman" w:hAnsi="Times New Roman"/>
           <w:sz w:val="21"/>
           <w:szCs w:val="21"/>
-          <w:shd w:val="clear" w:color="auto" w:fill="A6A6A6"/>
+          <w:shd w:val="clear" w:color="auto" w:fill="C9C9C9"/>
         </w:rPr>
         <w:t xml:space="preserve">横坐标</w:t>
       </w:r>
@@ -9400,7 +9440,7 @@
           <w:rFonts w:eastAsia="宋体" w:ascii="Times New Roman" w:hAnsi="Times New Roman"/>
           <w:sz w:val="21"/>
           <w:szCs w:val="21"/>
-          <w:shd w:val="clear" w:color="auto" w:fill="A6A6A6"/>
+          <w:shd w:val="clear" w:color="auto" w:fill="C9C9C9"/>
         </w:rPr>
         <w:t xml:space="preserve">纵坐标</w:t>
       </w:r>
@@ -9459,7 +9499,7 @@
           <w:rFonts w:eastAsia="宋体" w:ascii="Times New Roman" w:hAnsi="Times New Roman"/>
           <w:sz w:val="21"/>
           <w:szCs w:val="21"/>
-          <w:shd w:val="clear" w:color="auto" w:fill="A6A6A6"/>
+          <w:shd w:val="clear" w:color="auto" w:fill="C9C9C9"/>
         </w:rPr>
         <w:t xml:space="preserve">竖坐标</w:t>
       </w:r>
@@ -9644,7 +9684,7 @@
             <m:ctrlPr>
               <w:rPr>
                 <w:rFonts w:ascii="Times New Roman" w:hAnsi="Times New Roman"/>
-                <w:shd w:val="clear" w:color="auto" w:fill="A6A6A6"/>
+                <w:shd w:val="clear" w:color="auto" w:fill="C9C9C9"/>
               </w:rPr>
             </m:ctrlPr>
           </m:accPr>
@@ -9660,7 +9700,7 @@
         <m:r>
           <w:rPr>
             <w:rFonts w:ascii="Times New Roman" w:hAnsi="Times New Roman" w:cs="Cambria Math"/>
-            <w:shd w:val="clear" w:color="auto" w:fill="A6A6A6"/>
+            <w:shd w:val="clear" w:color="auto" w:fill="C9C9C9"/>
           </w:rPr>
           <m:t>=x</m:t>
         </m:r>
@@ -9670,7 +9710,7 @@
             <m:ctrlPr>
               <w:rPr>
                 <w:rFonts w:ascii="Times New Roman" w:hAnsi="Times New Roman"/>
-                <w:shd w:val="clear" w:color="auto" w:fill="A6A6A6"/>
+                <w:shd w:val="clear" w:color="auto" w:fill="C9C9C9"/>
               </w:rPr>
             </m:ctrlPr>
           </m:accPr>
@@ -9686,7 +9726,7 @@
         <m:r>
           <w:rPr>
             <w:rFonts w:ascii="Times New Roman" w:hAnsi="Times New Roman" w:cs="Cambria Math"/>
-            <w:shd w:val="clear" w:color="auto" w:fill="A6A6A6"/>
+            <w:shd w:val="clear" w:color="auto" w:fill="C9C9C9"/>
           </w:rPr>
           <m:t>+y</m:t>
         </m:r>
@@ -9696,7 +9736,7 @@
             <m:ctrlPr>
               <w:rPr>
                 <w:rFonts w:ascii="Times New Roman" w:hAnsi="Times New Roman"/>
-                <w:shd w:val="clear" w:color="auto" w:fill="A6A6A6"/>
+                <w:shd w:val="clear" w:color="auto" w:fill="C9C9C9"/>
               </w:rPr>
             </m:ctrlPr>
           </m:accPr>
@@ -9712,7 +9752,7 @@
         <m:r>
           <w:rPr>
             <w:rFonts w:ascii="Times New Roman" w:hAnsi="Times New Roman" w:cs="Cambria Math"/>
-            <w:shd w:val="clear" w:color="auto" w:fill="A6A6A6"/>
+            <w:shd w:val="clear" w:color="auto" w:fill="C9C9C9"/>
           </w:rPr>
           <m:t>+z</m:t>
         </m:r>
@@ -9722,7 +9762,7 @@
             <m:ctrlPr>
               <w:rPr>
                 <w:rFonts w:ascii="Times New Roman" w:hAnsi="Times New Roman"/>
-                <w:shd w:val="clear" w:color="auto" w:fill="A6A6A6"/>
+                <w:shd w:val="clear" w:color="auto" w:fill="C9C9C9"/>
               </w:rPr>
             </m:ctrlPr>
           </m:accPr>
@@ -9844,7 +9884,7 @@
             <m:ctrlPr>
               <w:rPr>
                 <w:rFonts w:ascii="Times New Roman" w:hAnsi="Times New Roman"/>
-                <w:shd w:val="clear" w:color="auto" w:fill="A6A6A6"/>
+                <w:shd w:val="clear" w:color="auto" w:fill="C9C9C9"/>
               </w:rPr>
             </m:ctrlPr>
           </m:dPr>
@@ -10228,7 +10268,7 @@
             <m:ctrlPr>
               <w:rPr>
                 <w:rFonts w:ascii="Times New Roman" w:hAnsi="Times New Roman"/>
-                <w:shd w:val="clear" w:color="auto" w:fill="A6A6A6"/>
+                <w:shd w:val="clear" w:color="auto" w:fill="C9C9C9"/>
               </w:rPr>
             </m:ctrlPr>
           </m:dPr>
@@ -10488,7 +10528,7 @@
             <m:ctrlPr>
               <w:rPr>
                 <w:rFonts w:ascii="Times New Roman" w:hAnsi="Times New Roman"/>
-                <w:shd w:val="clear" w:color="auto" w:fill="A6A6A6"/>
+                <w:shd w:val="clear" w:color="auto" w:fill="C9C9C9"/>
               </w:rPr>
             </m:ctrlPr>
           </m:dPr>
@@ -10730,7 +10770,7 @@
             <m:ctrlPr>
               <w:rPr>
                 <w:rFonts w:ascii="Times New Roman" w:hAnsi="Times New Roman"/>
-                <w:shd w:val="clear" w:color="auto" w:fill="A6A6A6"/>
+                <w:shd w:val="clear" w:color="auto" w:fill="C9C9C9"/>
               </w:rPr>
             </m:ctrlPr>
           </m:dPr>
@@ -10903,7 +10943,7 @@
             <m:ctrlPr>
               <w:rPr>
                 <w:rFonts w:ascii="Times New Roman" w:hAnsi="Times New Roman"/>
-                <w:shd w:val="clear" w:color="auto" w:fill="A6A6A6"/>
+                <w:shd w:val="clear" w:color="auto" w:fill="C9C9C9"/>
               </w:rPr>
             </m:ctrlPr>
           </m:dPr>
@@ -11491,7 +11531,7 @@
             <m:ctrlPr>
               <w:rPr>
                 <w:rFonts w:ascii="Times New Roman" w:hAnsi="Times New Roman"/>
-                <w:shd w:val="clear" w:color="auto" w:fill="A6A6A6"/>
+                <w:shd w:val="clear" w:color="auto" w:fill="C9C9C9"/>
               </w:rPr>
             </m:ctrlPr>
           </m:sSubPr>
@@ -11515,7 +11555,7 @@
         <m:r>
           <w:rPr>
             <w:rFonts w:ascii="Times New Roman" w:hAnsi="Times New Roman" w:cs="Cambria Math"/>
-            <w:shd w:val="clear" w:color="auto" w:fill="A6A6A6"/>
+            <w:shd w:val="clear" w:color="auto" w:fill="C9C9C9"/>
           </w:rPr>
           <m:t>=λ</m:t>
         </m:r>
@@ -11524,7 +11564,7 @@
             <m:ctrlPr>
               <w:rPr>
                 <w:rFonts w:ascii="Times New Roman" w:hAnsi="Times New Roman"/>
-                <w:shd w:val="clear" w:color="auto" w:fill="A6A6A6"/>
+                <w:shd w:val="clear" w:color="auto" w:fill="C9C9C9"/>
               </w:rPr>
             </m:ctrlPr>
           </m:sSubPr>
@@ -11548,7 +11588,7 @@
         <m:r>
           <w:rPr>
             <w:rFonts w:ascii="Times New Roman" w:hAnsi="Times New Roman" w:cs="Cambria Math"/>
-            <w:shd w:val="clear" w:color="auto" w:fill="A6A6A6"/>
+            <w:shd w:val="clear" w:color="auto" w:fill="C9C9C9"/>
           </w:rPr>
           <m:t>,</m:t>
         </m:r>
@@ -11557,7 +11597,7 @@
             <m:ctrlPr>
               <w:rPr>
                 <w:rFonts w:ascii="Times New Roman" w:hAnsi="Times New Roman"/>
-                <w:shd w:val="clear" w:color="auto" w:fill="A6A6A6"/>
+                <w:shd w:val="clear" w:color="auto" w:fill="C9C9C9"/>
               </w:rPr>
             </m:ctrlPr>
           </m:sSubPr>
@@ -11581,7 +11621,7 @@
         <m:r>
           <w:rPr>
             <w:rFonts w:ascii="Times New Roman" w:hAnsi="Times New Roman" w:cs="Cambria Math"/>
-            <w:shd w:val="clear" w:color="auto" w:fill="A6A6A6"/>
+            <w:shd w:val="clear" w:color="auto" w:fill="C9C9C9"/>
           </w:rPr>
           <m:t>=λ</m:t>
         </m:r>
@@ -11590,7 +11630,7 @@
             <m:ctrlPr>
               <w:rPr>
                 <w:rFonts w:ascii="Times New Roman" w:hAnsi="Times New Roman"/>
-                <w:shd w:val="clear" w:color="auto" w:fill="A6A6A6"/>
+                <w:shd w:val="clear" w:color="auto" w:fill="C9C9C9"/>
               </w:rPr>
             </m:ctrlPr>
           </m:sSubPr>
@@ -11614,7 +11654,7 @@
         <m:r>
           <w:rPr>
             <w:rFonts w:ascii="Times New Roman" w:hAnsi="Times New Roman" w:cs="Cambria Math"/>
-            <w:shd w:val="clear" w:color="auto" w:fill="A6A6A6"/>
+            <w:shd w:val="clear" w:color="auto" w:fill="C9C9C9"/>
           </w:rPr>
           <m:t>,</m:t>
         </m:r>
@@ -11623,7 +11663,7 @@
             <m:ctrlPr>
               <w:rPr>
                 <w:rFonts w:ascii="Times New Roman" w:hAnsi="Times New Roman"/>
-                <w:shd w:val="clear" w:color="auto" w:fill="A6A6A6"/>
+                <w:shd w:val="clear" w:color="auto" w:fill="C9C9C9"/>
               </w:rPr>
             </m:ctrlPr>
           </m:sSubPr>
@@ -11647,7 +11687,7 @@
         <m:r>
           <w:rPr>
             <w:rFonts w:ascii="Times New Roman" w:hAnsi="Times New Roman" w:cs="Cambria Math"/>
-            <w:shd w:val="clear" w:color="auto" w:fill="A6A6A6"/>
+            <w:shd w:val="clear" w:color="auto" w:fill="C9C9C9"/>
           </w:rPr>
           <m:t>=λ</m:t>
         </m:r>
@@ -11656,7 +11696,7 @@
             <m:ctrlPr>
               <w:rPr>
                 <w:rFonts w:ascii="Times New Roman" w:hAnsi="Times New Roman"/>
-                <w:shd w:val="clear" w:color="auto" w:fill="A6A6A6"/>
+                <w:shd w:val="clear" w:color="auto" w:fill="C9C9C9"/>
               </w:rPr>
             </m:ctrlPr>
           </m:sSubPr>
@@ -11798,7 +11838,7 @@
             <m:ctrlPr>
               <w:rPr>
                 <w:rFonts w:ascii="Times New Roman" w:hAnsi="Times New Roman"/>
-                <w:shd w:val="clear" w:color="auto" w:fill="A6A6A6"/>
+                <w:shd w:val="clear" w:color="auto" w:fill="C9C9C9"/>
               </w:rPr>
             </m:ctrlPr>
           </m:sSubPr>
@@ -11824,7 +11864,7 @@
             <m:ctrlPr>
               <w:rPr>
                 <w:rFonts w:ascii="Times New Roman" w:hAnsi="Times New Roman"/>
-                <w:shd w:val="clear" w:color="auto" w:fill="A6A6A6"/>
+                <w:shd w:val="clear" w:color="auto" w:fill="C9C9C9"/>
               </w:rPr>
             </m:ctrlPr>
           </m:sSubPr>
@@ -11848,7 +11888,7 @@
         <m:r>
           <w:rPr>
             <w:rFonts w:ascii="Times New Roman" w:hAnsi="Times New Roman" w:cs="Cambria Math"/>
-            <w:shd w:val="clear" w:color="auto" w:fill="A6A6A6"/>
+            <w:shd w:val="clear" w:color="auto" w:fill="C9C9C9"/>
           </w:rPr>
           <m:t>+</m:t>
         </m:r>
@@ -11857,7 +11897,7 @@
             <m:ctrlPr>
               <w:rPr>
                 <w:rFonts w:ascii="Times New Roman" w:hAnsi="Times New Roman"/>
-                <w:shd w:val="clear" w:color="auto" w:fill="A6A6A6"/>
+                <w:shd w:val="clear" w:color="auto" w:fill="C9C9C9"/>
               </w:rPr>
             </m:ctrlPr>
           </m:sSubPr>
@@ -11883,7 +11923,7 @@
             <m:ctrlPr>
               <w:rPr>
                 <w:rFonts w:ascii="Times New Roman" w:hAnsi="Times New Roman"/>
-                <w:shd w:val="clear" w:color="auto" w:fill="A6A6A6"/>
+                <w:shd w:val="clear" w:color="auto" w:fill="C9C9C9"/>
               </w:rPr>
             </m:ctrlPr>
           </m:sSubPr>
@@ -11907,7 +11947,7 @@
         <m:r>
           <w:rPr>
             <w:rFonts w:ascii="Times New Roman" w:hAnsi="Times New Roman" w:cs="Cambria Math"/>
-            <w:shd w:val="clear" w:color="auto" w:fill="A6A6A6"/>
+            <w:shd w:val="clear" w:color="auto" w:fill="C9C9C9"/>
           </w:rPr>
           <m:t>+</m:t>
         </m:r>
@@ -11916,7 +11956,7 @@
             <m:ctrlPr>
               <w:rPr>
                 <w:rFonts w:ascii="Times New Roman" w:hAnsi="Times New Roman"/>
-                <w:shd w:val="clear" w:color="auto" w:fill="A6A6A6"/>
+                <w:shd w:val="clear" w:color="auto" w:fill="C9C9C9"/>
               </w:rPr>
             </m:ctrlPr>
           </m:sSubPr>
@@ -11942,7 +11982,7 @@
             <m:ctrlPr>
               <w:rPr>
                 <w:rFonts w:ascii="Times New Roman" w:hAnsi="Times New Roman"/>
-                <w:shd w:val="clear" w:color="auto" w:fill="A6A6A6"/>
+                <w:shd w:val="clear" w:color="auto" w:fill="C9C9C9"/>
               </w:rPr>
             </m:ctrlPr>
           </m:sSubPr>
@@ -11966,7 +12006,7 @@
         <m:r>
           <w:rPr>
             <w:rFonts w:ascii="Times New Roman" w:hAnsi="Times New Roman" w:cs="Cambria Math"/>
-            <w:shd w:val="clear" w:color="auto" w:fill="A6A6A6"/>
+            <w:shd w:val="clear" w:color="auto" w:fill="C9C9C9"/>
           </w:rPr>
           <m:t>=0</m:t>
         </m:r>
@@ -13340,7 +13380,7 @@
             <m:ctrlPr>
               <w:rPr>
                 <w:rFonts w:ascii="Times New Roman" w:hAnsi="Times New Roman"/>
-                <w:shd w:val="clear" w:color="auto" w:fill="A6A6A6"/>
+                <w:shd w:val="clear" w:color="auto" w:fill="C9C9C9"/>
               </w:rPr>
             </m:ctrlPr>
           </m:radPr>
@@ -13638,17 +13678,27 @@
         <w:rPr>
           <w:rFonts w:ascii="Times New Roman" w:hAnsi="Times New Roman" w:eastAsia="宋体"/>
           <w:b/>
-          <w:sz w:val="21"/>
-          <w:szCs w:val="21"/>
-        </w:rPr>
-        <w:t xml:space="preserve">1.2 空间向量在立体几何中的应用</w:t>
+          <w:sz w:val="24"/>
+          <w:szCs w:val="24"/>
+          <w:shd w:val="clear" w:color="auto" w:fill="C9C9C9"/>
+        </w:rPr>
+        <w:t xml:space="preserve">1.2</w:t>
       </w:r>
       <w:r>
         <w:rPr>
           <w:rFonts w:ascii="Times New Roman" w:hAnsi="Times New Roman" w:eastAsia="宋体"/>
           <w:b/>
-          <w:sz w:val="21"/>
-          <w:szCs w:val="21"/>
+          <w:sz w:val="24"/>
+          <w:szCs w:val="24"/>
+        </w:rPr>
+        <w:t xml:space="preserve"> 空间向量在立体几何中的应用</w:t>
+      </w:r>
+      <w:r>
+        <w:rPr>
+          <w:rFonts w:ascii="Times New Roman" w:hAnsi="Times New Roman" w:eastAsia="宋体"/>
+          <w:b/>
+          <w:sz w:val="24"/>
+          <w:szCs w:val="24"/>
         </w:rPr>
         <w:t/>
       </w:r>
@@ -13662,10 +13712,20 @@
         <w:rPr>
           <w:b/>
           <w:rFonts w:ascii="Times New Roman" w:hAnsi="Times New Roman" w:eastAsia="宋体"/>
-          <w:sz w:val="21"/>
-          <w:szCs w:val="21"/>
-        </w:rPr>
-        <w:t xml:space="preserve">1.2.1 空间中的点、直线与空间向量</w:t>
+          <w:sz w:val="24"/>
+          <w:szCs w:val="24"/>
+          <w:shd w:val="clear" w:color="auto" w:fill="C9C9C9"/>
+        </w:rPr>
+        <w:t xml:space="preserve">1.2.1</w:t>
+      </w:r>
+      <w:r>
+        <w:rPr>
+          <w:b/>
+          <w:rFonts w:ascii="Times New Roman" w:hAnsi="Times New Roman" w:eastAsia="宋体"/>
+          <w:sz w:val="24"/>
+          <w:szCs w:val="24"/>
+        </w:rPr>
+        <w:t xml:space="preserve"> 空间中的点、直线与空间向量</w:t>
       </w:r>
     </w:p>
     <w:p>
@@ -13735,7 +13795,7 @@
           <w:rFonts w:eastAsia="宋体" w:ascii="Times New Roman" w:hAnsi="Times New Roman"/>
           <w:sz w:val="21"/>
           <w:szCs w:val="21"/>
-          <w:shd w:val="clear" w:color="auto" w:fill="A6A6A6"/>
+          <w:shd w:val="clear" w:color="auto" w:fill="C9C9C9"/>
         </w:rPr>
         <w:t xml:space="preserve">基点</w:t>
       </w:r>
@@ -13850,7 +13910,7 @@
           <w:rFonts w:eastAsia="宋体" w:ascii="Times New Roman" w:hAnsi="Times New Roman"/>
           <w:sz w:val="21"/>
           <w:szCs w:val="21"/>
-          <w:shd w:val="clear" w:color="auto" w:fill="A6A6A6"/>
+          <w:shd w:val="clear" w:color="auto" w:fill="C9C9C9"/>
         </w:rPr>
         <w:t xml:space="preserve">位置向量</w:t>
       </w:r>
@@ -14165,7 +14225,7 @@
           <w:rFonts w:eastAsia="宋体" w:ascii="Times New Roman" w:hAnsi="Times New Roman"/>
           <w:sz w:val="21"/>
           <w:szCs w:val="21"/>
-          <w:shd w:val="clear" w:color="auto" w:fill="A6A6A6"/>
+          <w:shd w:val="clear" w:color="auto" w:fill="C9C9C9"/>
         </w:rPr>
         <w:t xml:space="preserve">向量</w:t>
       </w:r>
@@ -14176,7 +14236,7 @@
             <m:ctrlPr>
               <w:rPr>
                 <w:rFonts w:ascii="Times New Roman" w:hAnsi="Times New Roman"/>
-                <w:shd w:val="clear" w:color="auto" w:fill="A6A6A6"/>
+                <w:shd w:val="clear" w:color="auto" w:fill="C9C9C9"/>
               </w:rPr>
             </m:ctrlPr>
           </m:accPr>
@@ -14195,7 +14255,7 @@
           <w:rFonts w:eastAsia="宋体" w:ascii="Times New Roman" w:hAnsi="Times New Roman"/>
           <w:sz w:val="21"/>
           <w:szCs w:val="21"/>
-          <w:shd w:val="clear" w:color="auto" w:fill="A6A6A6"/>
+          <w:shd w:val="clear" w:color="auto" w:fill="C9C9C9"/>
         </w:rPr>
         <w:t xml:space="preserve">平行</w:t>
       </w:r>
@@ -14220,7 +14280,7 @@
           <w:rFonts w:eastAsia="宋体" w:ascii="Times New Roman" w:hAnsi="Times New Roman"/>
           <w:sz w:val="21"/>
           <w:szCs w:val="21"/>
-          <w:shd w:val="clear" w:color="auto" w:fill="A6A6A6"/>
+          <w:shd w:val="clear" w:color="auto" w:fill="C9C9C9"/>
         </w:rPr>
         <w:t xml:space="preserve">非零</w:t>
       </w:r>
@@ -14346,7 +14406,7 @@
           <w:rFonts w:eastAsia="宋体" w:ascii="Times New Roman" w:hAnsi="Times New Roman"/>
           <w:sz w:val="21"/>
           <w:szCs w:val="21"/>
-          <w:shd w:val="clear" w:color="auto" w:fill="A6A6A6"/>
+          <w:shd w:val="clear" w:color="auto" w:fill="C9C9C9"/>
         </w:rPr>
         <w:t xml:space="preserve">其上一点</w:t>
       </w:r>
@@ -14371,7 +14431,7 @@
           <w:rFonts w:eastAsia="宋体" w:ascii="Times New Roman" w:hAnsi="Times New Roman"/>
           <w:sz w:val="21"/>
           <w:szCs w:val="21"/>
-          <w:shd w:val="clear" w:color="auto" w:fill="A6A6A6"/>
+          <w:shd w:val="clear" w:color="auto" w:fill="C9C9C9"/>
         </w:rPr>
         <w:t xml:space="preserve">方向向量</w:t>
       </w:r>
@@ -14548,7 +14608,7 @@
             <m:ctrlPr>
               <w:rPr>
                 <w:rFonts w:ascii="Times New Roman" w:hAnsi="Times New Roman"/>
-                <w:shd w:val="clear" w:color="auto" w:fill="A6A6A6"/>
+                <w:shd w:val="clear" w:color="auto" w:fill="C9C9C9"/>
               </w:rPr>
             </m:ctrlPr>
           </m:accPr>
@@ -14564,7 +14624,7 @@
         <m:r>
           <w:rPr>
             <w:rFonts w:ascii="Times New Roman" w:hAnsi="Times New Roman" w:cs="Cambria Math"/>
-            <w:shd w:val="clear" w:color="auto" w:fill="A6A6A6"/>
+            <w:shd w:val="clear" w:color="auto" w:fill="C9C9C9"/>
           </w:rPr>
           <m:t>+t</m:t>
         </m:r>
@@ -14574,7 +14634,7 @@
             <m:ctrlPr>
               <w:rPr>
                 <w:rFonts w:ascii="Times New Roman" w:hAnsi="Times New Roman"/>
-                <w:shd w:val="clear" w:color="auto" w:fill="A6A6A6"/>
+                <w:shd w:val="clear" w:color="auto" w:fill="C9C9C9"/>
               </w:rPr>
             </m:ctrlPr>
           </m:accPr>
@@ -14721,7 +14781,7 @@
             <m:ctrlPr>
               <w:rPr>
                 <w:rFonts w:ascii="Times New Roman" w:hAnsi="Times New Roman"/>
-                <w:shd w:val="clear" w:color="auto" w:fill="A6A6A6"/>
+                <w:shd w:val="clear" w:color="auto" w:fill="C9C9C9"/>
               </w:rPr>
             </m:ctrlPr>
           </m:accPr>
@@ -14737,7 +14797,7 @@
         <m:r>
           <w:rPr>
             <w:rFonts w:ascii="Times New Roman" w:hAnsi="Times New Roman" w:cs="Cambria Math"/>
-            <w:shd w:val="clear" w:color="auto" w:fill="A6A6A6"/>
+            <w:shd w:val="clear" w:color="auto" w:fill="C9C9C9"/>
           </w:rPr>
           <m:t>+t</m:t>
         </m:r>
@@ -14747,7 +14807,7 @@
             <m:ctrlPr>
               <w:rPr>
                 <w:rFonts w:ascii="Times New Roman" w:hAnsi="Times New Roman"/>
-                <w:shd w:val="clear" w:color="auto" w:fill="A6A6A6"/>
+                <w:shd w:val="clear" w:color="auto" w:fill="C9C9C9"/>
               </w:rPr>
             </m:ctrlPr>
           </m:accPr>
@@ -15230,7 +15290,7 @@
             <m:ctrlPr>
               <w:rPr>
                 <w:rFonts w:ascii="Times New Roman" w:hAnsi="Times New Roman"/>
-                <w:shd w:val="clear" w:color="auto" w:fill="A6A6A6"/>
+                <w:shd w:val="clear" w:color="auto" w:fill="C9C9C9"/>
               </w:rPr>
             </m:ctrlPr>
           </m:accPr>
@@ -15265,7 +15325,7 @@
         <m:r>
           <w:rPr>
             <w:rFonts w:ascii="Times New Roman" w:hAnsi="Times New Roman" w:cs="Cambria Math"/>
-            <w:shd w:val="clear" w:color="auto" w:fill="A6A6A6"/>
+            <w:shd w:val="clear" w:color="auto" w:fill="C9C9C9"/>
           </w:rPr>
           <m:t>=λ</m:t>
         </m:r>
@@ -15275,7 +15335,7 @@
             <m:ctrlPr>
               <w:rPr>
                 <w:rFonts w:ascii="Times New Roman" w:hAnsi="Times New Roman"/>
-                <w:shd w:val="clear" w:color="auto" w:fill="A6A6A6"/>
+                <w:shd w:val="clear" w:color="auto" w:fill="C9C9C9"/>
               </w:rPr>
             </m:ctrlPr>
           </m:accPr>
@@ -15674,7 +15734,7 @@
             <m:ctrlPr>
               <w:rPr>
                 <w:rFonts w:ascii="Times New Roman" w:hAnsi="Times New Roman"/>
-                <w:shd w:val="clear" w:color="auto" w:fill="A6A6A6"/>
+                <w:shd w:val="clear" w:color="auto" w:fill="C9C9C9"/>
               </w:rPr>
             </m:ctrlPr>
           </m:sSubPr>
@@ -15710,7 +15770,7 @@
         <m:r>
           <w:rPr>
             <w:rFonts w:ascii="Times New Roman" w:hAnsi="Times New Roman" w:cs="Cambria Math"/>
-            <w:shd w:val="clear" w:color="auto" w:fill="A6A6A6"/>
+            <w:shd w:val="clear" w:color="auto" w:fill="C9C9C9"/>
           </w:rPr>
           <m:t>⋅</m:t>
         </m:r>
@@ -15719,7 +15779,7 @@
             <m:ctrlPr>
               <w:rPr>
                 <w:rFonts w:ascii="Times New Roman" w:hAnsi="Times New Roman"/>
-                <w:shd w:val="clear" w:color="auto" w:fill="A6A6A6"/>
+                <w:shd w:val="clear" w:color="auto" w:fill="C9C9C9"/>
               </w:rPr>
             </m:ctrlPr>
           </m:sSubPr>
@@ -15755,7 +15815,7 @@
         <m:r>
           <w:rPr>
             <w:rFonts w:ascii="Times New Roman" w:hAnsi="Times New Roman" w:cs="Cambria Math"/>
-            <w:shd w:val="clear" w:color="auto" w:fill="A6A6A6"/>
+            <w:shd w:val="clear" w:color="auto" w:fill="C9C9C9"/>
           </w:rPr>
           <m:t>=0</m:t>
         </m:r>
@@ -15778,10 +15838,20 @@
         <w:rPr>
           <w:b/>
           <w:rFonts w:ascii="Times New Roman" w:hAnsi="Times New Roman" w:eastAsia="宋体"/>
-          <w:sz w:val="21"/>
-          <w:szCs w:val="21"/>
-        </w:rPr>
-        <w:t xml:space="preserve">1.2.2 空间中的平面与空间向量</w:t>
+          <w:sz w:val="24"/>
+          <w:szCs w:val="24"/>
+          <w:shd w:val="clear" w:color="auto" w:fill="C9C9C9"/>
+        </w:rPr>
+        <w:t xml:space="preserve">1.2.2</w:t>
+      </w:r>
+      <w:r>
+        <w:rPr>
+          <w:b/>
+          <w:rFonts w:ascii="Times New Roman" w:hAnsi="Times New Roman" w:eastAsia="宋体"/>
+          <w:sz w:val="24"/>
+          <w:szCs w:val="24"/>
+        </w:rPr>
+        <w:t xml:space="preserve"> 空间中的平面与空间向量</w:t>
       </w:r>
     </w:p>
     <w:p>
@@ -15964,7 +16034,7 @@
             <m:ctrlPr>
               <w:rPr>
                 <w:rFonts w:ascii="Times New Roman" w:hAnsi="Times New Roman"/>
-                <w:shd w:val="clear" w:color="auto" w:fill="A6A6A6"/>
+                <w:shd w:val="clear" w:color="auto" w:fill="C9C9C9"/>
               </w:rPr>
             </m:ctrlPr>
           </m:accPr>
@@ -15980,7 +16050,7 @@
         <m:r>
           <w:rPr>
             <w:rFonts w:ascii="Times New Roman" w:hAnsi="Times New Roman" w:cs="Cambria Math"/>
-            <w:shd w:val="clear" w:color="auto" w:fill="A6A6A6"/>
+            <w:shd w:val="clear" w:color="auto" w:fill="C9C9C9"/>
           </w:rPr>
           <m:t>+x</m:t>
         </m:r>
@@ -15990,7 +16060,7 @@
             <m:ctrlPr>
               <w:rPr>
                 <w:rFonts w:ascii="Times New Roman" w:hAnsi="Times New Roman"/>
-                <w:shd w:val="clear" w:color="auto" w:fill="A6A6A6"/>
+                <w:shd w:val="clear" w:color="auto" w:fill="C9C9C9"/>
               </w:rPr>
             </m:ctrlPr>
           </m:accPr>
@@ -16006,7 +16076,7 @@
         <m:r>
           <w:rPr>
             <w:rFonts w:ascii="Times New Roman" w:hAnsi="Times New Roman" w:cs="Cambria Math"/>
-            <w:shd w:val="clear" w:color="auto" w:fill="A6A6A6"/>
+            <w:shd w:val="clear" w:color="auto" w:fill="C9C9C9"/>
           </w:rPr>
           <m:t>+y</m:t>
         </m:r>
@@ -16016,7 +16086,7 @@
             <m:ctrlPr>
               <w:rPr>
                 <w:rFonts w:ascii="Times New Roman" w:hAnsi="Times New Roman"/>
-                <w:shd w:val="clear" w:color="auto" w:fill="A6A6A6"/>
+                <w:shd w:val="clear" w:color="auto" w:fill="C9C9C9"/>
               </w:rPr>
             </m:ctrlPr>
           </m:accPr>
@@ -16225,7 +16295,7 @@
           <w:rFonts w:eastAsia="宋体" w:ascii="Times New Roman" w:hAnsi="Times New Roman"/>
           <w:sz w:val="21"/>
           <w:szCs w:val="21"/>
-          <w:shd w:val="clear" w:color="auto" w:fill="A6A6A6"/>
+          <w:shd w:val="clear" w:color="auto" w:fill="C9C9C9"/>
         </w:rPr>
         <w:t xml:space="preserve">法向量</w:t>
       </w:r>
@@ -16358,7 +16428,7 @@
             <m:ctrlPr>
               <w:rPr>
                 <w:rFonts w:ascii="Times New Roman" w:hAnsi="Times New Roman"/>
-                <w:shd w:val="clear" w:color="auto" w:fill="A6A6A6"/>
+                <w:shd w:val="clear" w:color="auto" w:fill="C9C9C9"/>
               </w:rPr>
             </m:ctrlPr>
           </m:dPr>
@@ -16692,7 +16762,7 @@
             <m:ctrlPr>
               <w:rPr>
                 <w:rFonts w:ascii="Times New Roman" w:hAnsi="Times New Roman"/>
-                <w:shd w:val="clear" w:color="auto" w:fill="A6A6A6"/>
+                <w:shd w:val="clear" w:color="auto" w:fill="C9C9C9"/>
               </w:rPr>
             </m:ctrlPr>
           </m:accPr>
@@ -16708,7 +16778,7 @@
         <m:r>
           <w:rPr>
             <w:rFonts w:ascii="Times New Roman" w:hAnsi="Times New Roman" w:cs="Cambria Math"/>
-            <w:shd w:val="clear" w:color="auto" w:fill="A6A6A6"/>
+            <w:shd w:val="clear" w:color="auto" w:fill="C9C9C9"/>
           </w:rPr>
           <m:t>⋅</m:t>
         </m:r>
@@ -16718,7 +16788,7 @@
             <m:ctrlPr>
               <w:rPr>
                 <w:rFonts w:ascii="Times New Roman" w:hAnsi="Times New Roman"/>
-                <w:shd w:val="clear" w:color="auto" w:fill="A6A6A6"/>
+                <w:shd w:val="clear" w:color="auto" w:fill="C9C9C9"/>
               </w:rPr>
             </m:ctrlPr>
           </m:accPr>
@@ -16734,7 +16804,7 @@
         <m:r>
           <w:rPr>
             <w:rFonts w:ascii="Times New Roman" w:hAnsi="Times New Roman" w:cs="Cambria Math"/>
-            <w:shd w:val="clear" w:color="auto" w:fill="A6A6A6"/>
+            <w:shd w:val="clear" w:color="auto" w:fill="C9C9C9"/>
           </w:rPr>
           <m:t>=0</m:t>
         </m:r>
@@ -17023,7 +17093,7 @@
             <m:ctrlPr>
               <w:rPr>
                 <w:rFonts w:ascii="Times New Roman" w:hAnsi="Times New Roman"/>
-                <w:shd w:val="clear" w:color="auto" w:fill="A6A6A6"/>
+                <w:shd w:val="clear" w:color="auto" w:fill="C9C9C9"/>
               </w:rPr>
             </m:ctrlPr>
           </m:sSubPr>
@@ -17059,7 +17129,7 @@
         <m:r>
           <w:rPr>
             <w:rFonts w:ascii="Times New Roman" w:hAnsi="Times New Roman" w:cs="Cambria Math"/>
-            <w:shd w:val="clear" w:color="auto" w:fill="A6A6A6"/>
+            <w:shd w:val="clear" w:color="auto" w:fill="C9C9C9"/>
           </w:rPr>
           <m:t>=λ</m:t>
         </m:r>
@@ -17068,7 +17138,7 @@
             <m:ctrlPr>
               <w:rPr>
                 <w:rFonts w:ascii="Times New Roman" w:hAnsi="Times New Roman"/>
-                <w:shd w:val="clear" w:color="auto" w:fill="A6A6A6"/>
+                <w:shd w:val="clear" w:color="auto" w:fill="C9C9C9"/>
               </w:rPr>
             </m:ctrlPr>
           </m:sSubPr>
@@ -17317,7 +17387,7 @@
             <m:ctrlPr>
               <w:rPr>
                 <w:rFonts w:ascii="Times New Roman" w:hAnsi="Times New Roman"/>
-                <w:shd w:val="clear" w:color="auto" w:fill="A6A6A6"/>
+                <w:shd w:val="clear" w:color="auto" w:fill="C9C9C9"/>
               </w:rPr>
             </m:ctrlPr>
           </m:accPr>
@@ -17333,7 +17403,7 @@
         <m:r>
           <w:rPr>
             <w:rFonts w:ascii="Times New Roman" w:hAnsi="Times New Roman" w:cs="Cambria Math"/>
-            <w:shd w:val="clear" w:color="auto" w:fill="A6A6A6"/>
+            <w:shd w:val="clear" w:color="auto" w:fill="C9C9C9"/>
           </w:rPr>
           <m:t>=λ</m:t>
         </m:r>
@@ -17343,7 +17413,7 @@
             <m:ctrlPr>
               <w:rPr>
                 <w:rFonts w:ascii="Times New Roman" w:hAnsi="Times New Roman"/>
-                <w:shd w:val="clear" w:color="auto" w:fill="A6A6A6"/>
+                <w:shd w:val="clear" w:color="auto" w:fill="C9C9C9"/>
               </w:rPr>
             </m:ctrlPr>
           </m:accPr>
@@ -17633,7 +17703,7 @@
             <m:ctrlPr>
               <w:rPr>
                 <w:rFonts w:ascii="Times New Roman" w:hAnsi="Times New Roman"/>
-                <w:shd w:val="clear" w:color="auto" w:fill="A6A6A6"/>
+                <w:shd w:val="clear" w:color="auto" w:fill="C9C9C9"/>
               </w:rPr>
             </m:ctrlPr>
           </m:sSubPr>
@@ -17669,7 +17739,7 @@
         <m:r>
           <w:rPr>
             <w:rFonts w:ascii="Times New Roman" w:hAnsi="Times New Roman" w:cs="Cambria Math"/>
-            <w:shd w:val="clear" w:color="auto" w:fill="A6A6A6"/>
+            <w:shd w:val="clear" w:color="auto" w:fill="C9C9C9"/>
           </w:rPr>
           <m:t>⋅</m:t>
         </m:r>
@@ -17678,7 +17748,7 @@
             <m:ctrlPr>
               <w:rPr>
                 <w:rFonts w:ascii="Times New Roman" w:hAnsi="Times New Roman"/>
-                <w:shd w:val="clear" w:color="auto" w:fill="A6A6A6"/>
+                <w:shd w:val="clear" w:color="auto" w:fill="C9C9C9"/>
               </w:rPr>
             </m:ctrlPr>
           </m:sSubPr>
@@ -17714,7 +17784,7 @@
         <m:r>
           <w:rPr>
             <w:rFonts w:ascii="Times New Roman" w:hAnsi="Times New Roman" w:cs="Cambria Math"/>
-            <w:shd w:val="clear" w:color="auto" w:fill="A6A6A6"/>
+            <w:shd w:val="clear" w:color="auto" w:fill="C9C9C9"/>
           </w:rPr>
           <m:t>=0</m:t>
         </m:r>
@@ -17737,10 +17807,20 @@
         <w:rPr>
           <w:b/>
           <w:rFonts w:ascii="Times New Roman" w:hAnsi="Times New Roman" w:eastAsia="宋体"/>
-          <w:sz w:val="21"/>
-          <w:szCs w:val="21"/>
-        </w:rPr>
-        <w:t xml:space="preserve">1.2.3 直线与平面的夹角</w:t>
+          <w:sz w:val="24"/>
+          <w:szCs w:val="24"/>
+          <w:shd w:val="clear" w:color="auto" w:fill="C9C9C9"/>
+        </w:rPr>
+        <w:t xml:space="preserve">1.2.3</w:t>
+      </w:r>
+      <w:r>
+        <w:rPr>
+          <w:b/>
+          <w:rFonts w:ascii="Times New Roman" w:hAnsi="Times New Roman" w:eastAsia="宋体"/>
+          <w:sz w:val="24"/>
+          <w:szCs w:val="24"/>
+        </w:rPr>
+        <w:t xml:space="preserve"> 直线与平面的夹角</w:t>
       </w:r>
     </w:p>
     <w:p>
@@ -17752,10 +17832,20 @@
         <w:rPr>
           <w:b/>
           <w:rFonts w:ascii="Times New Roman" w:hAnsi="Times New Roman" w:eastAsia="宋体"/>
-          <w:sz w:val="21"/>
-          <w:szCs w:val="21"/>
-        </w:rPr>
-        <w:t xml:space="preserve">1.2.4 二面角</w:t>
+          <w:sz w:val="24"/>
+          <w:szCs w:val="24"/>
+          <w:shd w:val="clear" w:color="auto" w:fill="C9C9C9"/>
+        </w:rPr>
+        <w:t xml:space="preserve">1.2.4</w:t>
+      </w:r>
+      <w:r>
+        <w:rPr>
+          <w:b/>
+          <w:rFonts w:ascii="Times New Roman" w:hAnsi="Times New Roman" w:eastAsia="宋体"/>
+          <w:sz w:val="24"/>
+          <w:szCs w:val="24"/>
+        </w:rPr>
+        <w:t xml:space="preserve"> 二面角</w:t>
       </w:r>
     </w:p>
     <w:p>
@@ -18037,7 +18127,7 @@
             <m:ctrlPr>
               <w:rPr>
                 <w:rFonts w:ascii="Times New Roman" w:hAnsi="Times New Roman"/>
-                <w:shd w:val="clear" w:color="auto" w:fill="A6A6A6"/>
+                <w:shd w:val="clear" w:color="auto" w:fill="C9C9C9"/>
               </w:rPr>
             </m:ctrlPr>
           </m:fPr>
@@ -18564,7 +18654,7 @@
             <m:ctrlPr>
               <w:rPr>
                 <w:rFonts w:ascii="Times New Roman" w:hAnsi="Times New Roman"/>
-                <w:shd w:val="clear" w:color="auto" w:fill="A6A6A6"/>
+                <w:shd w:val="clear" w:color="auto" w:fill="C9C9C9"/>
               </w:rPr>
             </m:ctrlPr>
           </m:dPr>
@@ -18609,7 +18699,7 @@
             <m:ctrlPr>
               <w:rPr>
                 <w:rFonts w:ascii="Times New Roman" w:hAnsi="Times New Roman"/>
-                <w:shd w:val="clear" w:color="auto" w:fill="A6A6A6"/>
+                <w:shd w:val="clear" w:color="auto" w:fill="C9C9C9"/>
               </w:rPr>
             </m:ctrlPr>
           </m:fPr>
@@ -18918,7 +19008,7 @@
         <m:r>
           <w:rPr>
             <w:rFonts w:ascii="Times New Roman" w:hAnsi="Times New Roman" w:cs="Cambria Math"/>
-            <w:shd w:val="clear" w:color="auto" w:fill="A6A6A6"/>
+            <w:shd w:val="clear" w:color="auto" w:fill="C9C9C9"/>
           </w:rPr>
           <m:t>∠AEB</m:t>
         </m:r>
@@ -19191,7 +19281,7 @@
             <m:ctrlPr>
               <w:rPr>
                 <w:rFonts w:ascii="Times New Roman" w:hAnsi="Times New Roman"/>
-                <w:shd w:val="clear" w:color="auto" w:fill="A6A6A6"/>
+                <w:shd w:val="clear" w:color="auto" w:fill="C9C9C9"/>
               </w:rPr>
             </m:ctrlPr>
           </m:dPr>
@@ -19322,7 +19412,7 @@
             <m:ctrlPr>
               <w:rPr>
                 <w:rFonts w:ascii="Times New Roman" w:hAnsi="Times New Roman"/>
-                <w:shd w:val="clear" w:color="auto" w:fill="A6A6A6"/>
+                <w:shd w:val="clear" w:color="auto" w:fill="C9C9C9"/>
               </w:rPr>
             </m:ctrlPr>
           </m:fPr>
@@ -19713,7 +19803,7 @@
             <m:ctrlPr>
               <w:rPr>
                 <w:rFonts w:ascii="Times New Roman" w:hAnsi="Times New Roman"/>
-                <w:shd w:val="clear" w:color="auto" w:fill="A6A6A6"/>
+                <w:shd w:val="clear" w:color="auto" w:fill="C9C9C9"/>
               </w:rPr>
             </m:ctrlPr>
           </m:dPr>
@@ -19844,7 +19934,7 @@
             <m:ctrlPr>
               <w:rPr>
                 <w:rFonts w:ascii="Times New Roman" w:hAnsi="Times New Roman"/>
-                <w:shd w:val="clear" w:color="auto" w:fill="A6A6A6"/>
+                <w:shd w:val="clear" w:color="auto" w:fill="C9C9C9"/>
               </w:rPr>
             </m:ctrlPr>
           </m:fPr>
@@ -20118,10 +20208,20 @@
         <w:rPr>
           <w:b/>
           <w:rFonts w:ascii="Times New Roman" w:hAnsi="Times New Roman" w:eastAsia="宋体"/>
-          <w:sz w:val="21"/>
-          <w:szCs w:val="21"/>
-        </w:rPr>
-        <w:t xml:space="preserve">1.2.5 空间中的距离</w:t>
+          <w:sz w:val="24"/>
+          <w:szCs w:val="24"/>
+          <w:shd w:val="clear" w:color="auto" w:fill="C9C9C9"/>
+        </w:rPr>
+        <w:t xml:space="preserve">1.2.5</w:t>
+      </w:r>
+      <w:r>
+        <w:rPr>
+          <w:b/>
+          <w:rFonts w:ascii="Times New Roman" w:hAnsi="Times New Roman" w:eastAsia="宋体"/>
+          <w:sz w:val="24"/>
+          <w:szCs w:val="24"/>
+        </w:rPr>
+        <w:t xml:space="preserve"> 空间中的距离</w:t>
       </w:r>
     </w:p>
     <w:p>
@@ -20355,7 +20455,7 @@
             <m:ctrlPr>
               <w:rPr>
                 <w:rFonts w:ascii="Times New Roman" w:hAnsi="Times New Roman"/>
-                <w:shd w:val="clear" w:color="auto" w:fill="A6A6A6"/>
+                <w:shd w:val="clear" w:color="auto" w:fill="C9C9C9"/>
               </w:rPr>
             </m:ctrlPr>
           </m:radPr>
@@ -20614,7 +20714,7 @@
         <m:r>
           <w:rPr>
             <w:rFonts w:ascii="Times New Roman" w:hAnsi="Times New Roman" w:cs="Cambria Math"/>
-            <w:shd w:val="clear" w:color="auto" w:fill="A6A6A6"/>
+            <w:shd w:val="clear" w:color="auto" w:fill="C9C9C9"/>
           </w:rPr>
           <m:t>P</m:t>
         </m:r>
@@ -20624,7 +20724,7 @@
           <w:rFonts w:eastAsia="宋体" w:ascii="Times New Roman" w:hAnsi="Times New Roman"/>
           <w:sz w:val="21"/>
           <w:szCs w:val="21"/>
-          <w:shd w:val="clear" w:color="auto" w:fill="A6A6A6"/>
+          <w:shd w:val="clear" w:color="auto" w:fill="C9C9C9"/>
         </w:rPr>
         <w:t xml:space="preserve">到直线</w:t>
       </w:r>
@@ -20632,7 +20732,7 @@
         <m:r>
           <w:rPr>
             <w:rFonts w:ascii="Times New Roman" w:hAnsi="Times New Roman" w:cs="Cambria Math"/>
-            <w:shd w:val="clear" w:color="auto" w:fill="A6A6A6"/>
+            <w:shd w:val="clear" w:color="auto" w:fill="C9C9C9"/>
           </w:rPr>
           <m:t>m</m:t>
         </m:r>
@@ -20642,7 +20742,7 @@
           <w:rFonts w:eastAsia="宋体" w:ascii="Times New Roman" w:hAnsi="Times New Roman"/>
           <w:sz w:val="21"/>
           <w:szCs w:val="21"/>
-          <w:shd w:val="clear" w:color="auto" w:fill="A6A6A6"/>
+          <w:shd w:val="clear" w:color="auto" w:fill="C9C9C9"/>
         </w:rPr>
         <w:t xml:space="preserve">的距离</w:t>
       </w:r>
@@ -20721,7 +20821,7 @@
           <w:rFonts w:eastAsia="宋体" w:ascii="Times New Roman" w:hAnsi="Times New Roman"/>
           <w:sz w:val="21"/>
           <w:szCs w:val="21"/>
-          <w:shd w:val="clear" w:color="auto" w:fill="A6A6A6"/>
+          <w:shd w:val="clear" w:color="auto" w:fill="C9C9C9"/>
         </w:rPr>
         <w:t xml:space="preserve">法向量</w:t>
       </w:r>
@@ -20866,7 +20966,7 @@
             <m:ctrlPr>
               <w:rPr>
                 <w:rFonts w:ascii="Times New Roman" w:hAnsi="Times New Roman"/>
-                <w:shd w:val="clear" w:color="auto" w:fill="A6A6A6"/>
+                <w:shd w:val="clear" w:color="auto" w:fill="C9C9C9"/>
               </w:rPr>
             </m:ctrlPr>
           </m:fPr>
@@ -21154,7 +21254,7 @@
             <m:ctrlPr>
               <w:rPr>
                 <w:rFonts w:ascii="Times New Roman" w:hAnsi="Times New Roman"/>
-                <w:shd w:val="clear" w:color="auto" w:fill="A6A6A6"/>
+                <w:shd w:val="clear" w:color="auto" w:fill="C9C9C9"/>
               </w:rPr>
             </m:ctrlPr>
           </m:fPr>
@@ -21395,7 +21495,7 @@
             <m:ctrlPr>
               <w:rPr>
                 <w:rFonts w:ascii="Times New Roman" w:hAnsi="Times New Roman"/>
-                <w:shd w:val="clear" w:color="auto" w:fill="A6A6A6"/>
+                <w:shd w:val="clear" w:color="auto" w:fill="C9C9C9"/>
               </w:rPr>
             </m:ctrlPr>
           </m:fPr>
@@ -21569,9 +21669,10 @@
       </w:r>
     </w:p>
     <w:sectPr>
+      <w:headerReference w:type="default" r:id="rId25"/>
       <w:footerReference w:type="default" r:id="rId21"/>
       <w:pgSz w:w="11906" w:h="16838"/>
-      <w:pgMar w:top="850" w:right="850" w:bottom="850" w:left="850" w:header="850" w:footer="850" w:gutter="0"/>
+      <w:pgMar w:top="850" w:right="850" w:bottom="850" w:left="850" w:header="283" w:footer="850" w:gutter="0"/>
       <w:pgNumType w:start="16"/>
       <w:cols w:sep="1" w:space="425"/>
       <w:docGrid w:type="default" w:linePitch="312"/>
@@ -21714,6 +21815,24 @@
     </w:p>
   </w:footnote>
 </w:footnotes>
+</file>
+
+<file path=word/header1.xml><?xml version="1.0" encoding="utf-8"?>
+<w:hdr xmlns:w="http://schemas.openxmlformats.org/wordprocessingml/2006/main">
+  <w:p>
+    <w:pPr>
+      <w:jc w:val="left"/>
+    </w:pPr>
+    <w:r>
+      <w:rPr>
+        <w:rFonts w:ascii="Times New Roman" w:hAnsi="Times New Roman" w:eastAsia="宋体" w:cs="Times New Roman"/>
+        <w:sz w:val="18"/>
+        <w:szCs w:val="18"/>
+      </w:rPr>
+      <w:t xml:space="preserve">羿郭工作室·人教B版选必1 第1章 空间向量与立体几何</w:t>
+    </w:r>
+  </w:p>
+</w:hdr>
 </file>
 
 <file path=word/styles.xml><?xml version="1.0" encoding="utf-8"?>

--- a/高中数学/高中数学同步/人教B版选必1 第1章 空间向量与立体几何·知识清单（完成）.docx
+++ b/高中数学/高中数学同步/人教B版选必1 第1章 空间向量与立体几何·知识清单（完成）.docx
@@ -21776,7 +21776,7 @@
         <w:sz w:val="21"/>
         <w:szCs w:val="21"/>
       </w:rPr>
-      <w:t>339</w:t>
+      <w:t>358</w:t>
     </w:r>
     <w:r>
       <w:rPr>
@@ -21792,7 +21792,7 @@
         <w:sz w:val="21"/>
         <w:szCs w:val="21"/>
       </w:rPr>
-      <w:t>·本部第1–6页（共6页）</w:t>
+      <w:t>·本部位于第1–6页（共6页）</w:t>
     </w:r>
   </w:p>
 </w:ftr>

--- a/高中数学/高中数学同步/人教B版选必1 第1章 空间向量与立体几何·知识清单（完成）.docx
+++ b/高中数学/高中数学同步/人教B版选必1 第1章 空间向量与立体几何·知识清单（完成）.docx
@@ -21776,7 +21776,7 @@
         <w:sz w:val="21"/>
         <w:szCs w:val="21"/>
       </w:rPr>
-      <w:t>358</w:t>
+      <w:t>357</w:t>
     </w:r>
     <w:r>
       <w:rPr>

--- a/高中数学/高中数学同步/人教B版选必1 第1章 空间向量与立体几何·知识清单（完成）.docx
+++ b/高中数学/高中数学同步/人教B版选必1 第1章 空间向量与立体几何·知识清单（完成）.docx
@@ -204,8 +204,17 @@
           <w:rFonts w:ascii="Times New Roman" w:hAnsi="Times New Roman" w:eastAsia="宋体"/>
           <w:sz w:val="21"/>
           <w:szCs w:val="21"/>
-        </w:rPr>
-        <w:t>1．空间向量</w:t>
+          <w:shd w:val="clear" w:color="auto" w:fill="C9C9C9"/>
+        </w:rPr>
+        <w:t>1．</w:t>
+      </w:r>
+      <w:r>
+        <w:rPr>
+          <w:rFonts w:ascii="Times New Roman" w:hAnsi="Times New Roman" w:eastAsia="宋体"/>
+          <w:sz w:val="21"/>
+          <w:szCs w:val="21"/>
+        </w:rPr>
+        <w:t>空间向量</w:t>
       </w:r>
     </w:p>
     <w:p>
@@ -392,6 +401,7 @@
           <w:rFonts w:ascii="Times New Roman" w:hAnsi="Times New Roman" w:eastAsia="宋体"/>
           <w:sz w:val="21"/>
           <w:szCs w:val="21"/>
+          <w:shd w:val="clear" w:color="auto" w:fill="C9C9C9"/>
         </w:rPr>
         <w:t>2．</w:t>
       </w:r>
@@ -784,8 +794,17 @@
           <w:rFonts w:ascii="Times New Roman" w:hAnsi="Times New Roman" w:eastAsia="宋体"/>
           <w:sz w:val="21"/>
           <w:szCs w:val="21"/>
-        </w:rPr>
-        <w:t>3．几类特殊向量</w:t>
+          <w:shd w:val="clear" w:color="auto" w:fill="C9C9C9"/>
+        </w:rPr>
+        <w:t>3．</w:t>
+      </w:r>
+      <w:r>
+        <w:rPr>
+          <w:rFonts w:ascii="Times New Roman" w:hAnsi="Times New Roman" w:eastAsia="宋体"/>
+          <w:sz w:val="21"/>
+          <w:szCs w:val="21"/>
+        </w:rPr>
+        <w:t>几类特殊向量</w:t>
       </w:r>
     </w:p>
     <w:tbl>
@@ -1630,8 +1649,17 @@
           <w:rFonts w:ascii="Times New Roman" w:hAnsi="Times New Roman" w:eastAsia="宋体"/>
           <w:sz w:val="21"/>
           <w:szCs w:val="21"/>
-        </w:rPr>
-        <w:t>4．空间向量的线性运算</w:t>
+          <w:shd w:val="clear" w:color="auto" w:fill="C9C9C9"/>
+        </w:rPr>
+        <w:t>4．</w:t>
+      </w:r>
+      <w:r>
+        <w:rPr>
+          <w:rFonts w:ascii="Times New Roman" w:hAnsi="Times New Roman" w:eastAsia="宋体"/>
+          <w:sz w:val="21"/>
+          <w:szCs w:val="21"/>
+        </w:rPr>
+        <w:t>空间向量的线性运算</w:t>
       </w:r>
     </w:p>
     <w:tbl>
@@ -3564,8 +3592,17 @@
           <w:rFonts w:ascii="Times New Roman" w:hAnsi="Times New Roman" w:eastAsia="宋体"/>
           <w:sz w:val="21"/>
           <w:szCs w:val="21"/>
-        </w:rPr>
-        <w:t>5．空间向量共线的充要条件</w:t>
+          <w:shd w:val="clear" w:color="auto" w:fill="C9C9C9"/>
+        </w:rPr>
+        <w:t>5．</w:t>
+      </w:r>
+      <w:r>
+        <w:rPr>
+          <w:rFonts w:ascii="Times New Roman" w:hAnsi="Times New Roman" w:eastAsia="宋体"/>
+          <w:sz w:val="21"/>
+          <w:szCs w:val="21"/>
+        </w:rPr>
+        <w:t>空间向量共线的充要条件</w:t>
       </w:r>
     </w:p>
     <w:p>
@@ -3815,8 +3852,17 @@
           <w:rFonts w:ascii="Times New Roman" w:hAnsi="Times New Roman" w:eastAsia="宋体"/>
           <w:sz w:val="21"/>
           <w:szCs w:val="21"/>
-        </w:rPr>
-        <w:t>6．空间向量的夹角</w:t>
+          <w:shd w:val="clear" w:color="auto" w:fill="C9C9C9"/>
+        </w:rPr>
+        <w:t>6．</w:t>
+      </w:r>
+      <w:r>
+        <w:rPr>
+          <w:rFonts w:ascii="Times New Roman" w:hAnsi="Times New Roman" w:eastAsia="宋体"/>
+          <w:sz w:val="21"/>
+          <w:szCs w:val="21"/>
+        </w:rPr>
+        <w:t>空间向量的夹角</w:t>
       </w:r>
     </w:p>
     <w:tbl>
@@ -4752,8 +4798,17 @@
           <w:rFonts w:ascii="Times New Roman" w:hAnsi="Times New Roman" w:eastAsia="宋体"/>
           <w:sz w:val="21"/>
           <w:szCs w:val="21"/>
-        </w:rPr>
-        <w:t>7．空间向量的数量积</w:t>
+          <w:shd w:val="clear" w:color="auto" w:fill="C9C9C9"/>
+        </w:rPr>
+        <w:t>7．</w:t>
+      </w:r>
+      <w:r>
+        <w:rPr>
+          <w:rFonts w:ascii="Times New Roman" w:hAnsi="Times New Roman" w:eastAsia="宋体"/>
+          <w:sz w:val="21"/>
+          <w:szCs w:val="21"/>
+        </w:rPr>
+        <w:t>空间向量的数量积</w:t>
       </w:r>
     </w:p>
     <w:p>
@@ -5680,8 +5735,17 @@
           <w:rFonts w:ascii="Times New Roman" w:hAnsi="Times New Roman" w:eastAsia="宋体"/>
           <w:sz w:val="21"/>
           <w:szCs w:val="21"/>
-        </w:rPr>
-        <w:t>8．投影向量</w:t>
+          <w:shd w:val="clear" w:color="auto" w:fill="C9C9C9"/>
+        </w:rPr>
+        <w:t>8．</w:t>
+      </w:r>
+      <w:r>
+        <w:rPr>
+          <w:rFonts w:ascii="Times New Roman" w:hAnsi="Times New Roman" w:eastAsia="宋体"/>
+          <w:sz w:val="21"/>
+          <w:szCs w:val="21"/>
+        </w:rPr>
+        <w:t>投影向量</w:t>
       </w:r>
     </w:p>
     <w:p>
@@ -6795,8 +6859,17 @@
           <w:rFonts w:ascii="Times New Roman" w:hAnsi="Times New Roman" w:eastAsia="宋体"/>
           <w:sz w:val="21"/>
           <w:szCs w:val="21"/>
-        </w:rPr>
-        <w:t>9．空间向量共面的充要条件</w:t>
+          <w:shd w:val="clear" w:color="auto" w:fill="C9C9C9"/>
+        </w:rPr>
+        <w:t>9．</w:t>
+      </w:r>
+      <w:r>
+        <w:rPr>
+          <w:rFonts w:ascii="Times New Roman" w:hAnsi="Times New Roman" w:eastAsia="宋体"/>
+          <w:sz w:val="21"/>
+          <w:szCs w:val="21"/>
+        </w:rPr>
+        <w:t>空间向量共面的充要条件</w:t>
       </w:r>
     </w:p>
     <w:p>
@@ -7209,8 +7282,17 @@
           <w:rFonts w:ascii="Times New Roman" w:hAnsi="Times New Roman" w:eastAsia="宋体"/>
           <w:sz w:val="21"/>
           <w:szCs w:val="21"/>
-        </w:rPr>
-        <w:t>10．空间向量基本定理</w:t>
+          <w:shd w:val="clear" w:color="auto" w:fill="C9C9C9"/>
+        </w:rPr>
+        <w:t>10．</w:t>
+      </w:r>
+      <w:r>
+        <w:rPr>
+          <w:rFonts w:ascii="Times New Roman" w:hAnsi="Times New Roman" w:eastAsia="宋体"/>
+          <w:sz w:val="21"/>
+          <w:szCs w:val="21"/>
+        </w:rPr>
+        <w:t>空间向量基本定理</w:t>
       </w:r>
     </w:p>
     <w:p>
@@ -7752,8 +7834,17 @@
           <w:rFonts w:ascii="Times New Roman" w:hAnsi="Times New Roman" w:eastAsia="宋体"/>
           <w:sz w:val="21"/>
           <w:szCs w:val="21"/>
-        </w:rPr>
-        <w:t>11．单位正交基底与正交分解</w:t>
+          <w:shd w:val="clear" w:color="auto" w:fill="C9C9C9"/>
+        </w:rPr>
+        <w:t>11．</w:t>
+      </w:r>
+      <w:r>
+        <w:rPr>
+          <w:rFonts w:ascii="Times New Roman" w:hAnsi="Times New Roman" w:eastAsia="宋体"/>
+          <w:sz w:val="21"/>
+          <w:szCs w:val="21"/>
+        </w:rPr>
+        <w:t>单位正交基底与正交分解</w:t>
       </w:r>
     </w:p>
     <w:p>
@@ -8100,8 +8191,17 @@
           <w:rFonts w:ascii="Times New Roman" w:hAnsi="Times New Roman" w:eastAsia="宋体"/>
           <w:sz w:val="21"/>
           <w:szCs w:val="21"/>
-        </w:rPr>
-        <w:t>12．空间直角坐标系</w:t>
+          <w:shd w:val="clear" w:color="auto" w:fill="C9C9C9"/>
+        </w:rPr>
+        <w:t>12．</w:t>
+      </w:r>
+      <w:r>
+        <w:rPr>
+          <w:rFonts w:ascii="Times New Roman" w:hAnsi="Times New Roman" w:eastAsia="宋体"/>
+          <w:sz w:val="21"/>
+          <w:szCs w:val="21"/>
+        </w:rPr>
+        <w:t>空间直角坐标系</w:t>
       </w:r>
     </w:p>
     <w:p>
@@ -8690,8 +8790,17 @@
           <w:rFonts w:ascii="Times New Roman" w:hAnsi="Times New Roman" w:eastAsia="宋体"/>
           <w:sz w:val="21"/>
           <w:szCs w:val="21"/>
-        </w:rPr>
-        <w:t>13．画法：</w:t>
+          <w:shd w:val="clear" w:color="auto" w:fill="C9C9C9"/>
+        </w:rPr>
+        <w:t>13．</w:t>
+      </w:r>
+      <w:r>
+        <w:rPr>
+          <w:rFonts w:ascii="Times New Roman" w:hAnsi="Times New Roman" w:eastAsia="宋体"/>
+          <w:sz w:val="21"/>
+          <w:szCs w:val="21"/>
+        </w:rPr>
+        <w:t>画法：</w:t>
       </w:r>
       <w:proofErr w:type="gramStart"/>
       <w:r>
@@ -8888,8 +8997,17 @@
           <w:rFonts w:ascii="Times New Roman" w:hAnsi="Times New Roman" w:eastAsia="宋体"/>
           <w:sz w:val="21"/>
           <w:szCs w:val="21"/>
-        </w:rPr>
-        <w:t>14．右手直角坐标系的定义</w:t>
+          <w:shd w:val="clear" w:color="auto" w:fill="C9C9C9"/>
+        </w:rPr>
+        <w:t>14．</w:t>
+      </w:r>
+      <w:r>
+        <w:rPr>
+          <w:rFonts w:ascii="Times New Roman" w:hAnsi="Times New Roman" w:eastAsia="宋体"/>
+          <w:sz w:val="21"/>
+          <w:szCs w:val="21"/>
+        </w:rPr>
+        <w:t>右手直角坐标系的定义</w:t>
       </w:r>
     </w:p>
     <w:p>
@@ -9105,8 +9223,17 @@
           <w:rFonts w:ascii="Times New Roman" w:hAnsi="Times New Roman" w:eastAsia="宋体"/>
           <w:sz w:val="21"/>
           <w:szCs w:val="21"/>
-        </w:rPr>
-        <w:t>15．空间直角坐标系中的坐标</w:t>
+          <w:shd w:val="clear" w:color="auto" w:fill="C9C9C9"/>
+        </w:rPr>
+        <w:t>15．</w:t>
+      </w:r>
+      <w:r>
+        <w:rPr>
+          <w:rFonts w:ascii="Times New Roman" w:hAnsi="Times New Roman" w:eastAsia="宋体"/>
+          <w:sz w:val="21"/>
+          <w:szCs w:val="21"/>
+        </w:rPr>
+        <w:t>空间直角坐标系中的坐标</w:t>
       </w:r>
     </w:p>
     <w:p>
@@ -9926,8 +10053,17 @@
           <w:rFonts w:ascii="Times New Roman" w:hAnsi="Times New Roman" w:eastAsia="宋体"/>
           <w:sz w:val="21"/>
           <w:szCs w:val="21"/>
-        </w:rPr>
-        <w:t>16．空间向量的坐标运算</w:t>
+          <w:shd w:val="clear" w:color="auto" w:fill="C9C9C9"/>
+        </w:rPr>
+        <w:t>16．</w:t>
+      </w:r>
+      <w:r>
+        <w:rPr>
+          <w:rFonts w:ascii="Times New Roman" w:hAnsi="Times New Roman" w:eastAsia="宋体"/>
+          <w:sz w:val="21"/>
+          <w:szCs w:val="21"/>
+        </w:rPr>
+        <w:t>空间向量的坐标运算</w:t>
       </w:r>
     </w:p>
     <w:p>
@@ -11141,8 +11277,17 @@
           <w:rFonts w:ascii="Times New Roman" w:hAnsi="Times New Roman" w:eastAsia="宋体"/>
           <w:sz w:val="21"/>
           <w:szCs w:val="21"/>
-        </w:rPr>
-        <w:t>17．空间向量的平行、垂直及模、夹角</w:t>
+          <w:shd w:val="clear" w:color="auto" w:fill="C9C9C9"/>
+        </w:rPr>
+        <w:t>17．</w:t>
+      </w:r>
+      <w:r>
+        <w:rPr>
+          <w:rFonts w:ascii="Times New Roman" w:hAnsi="Times New Roman" w:eastAsia="宋体"/>
+          <w:sz w:val="21"/>
+          <w:szCs w:val="21"/>
+        </w:rPr>
+        <w:t>空间向量的平行、垂直及模、夹角</w:t>
       </w:r>
     </w:p>
     <w:p>
@@ -12876,8 +13021,17 @@
           <w:rFonts w:ascii="Times New Roman" w:hAnsi="Times New Roman" w:eastAsia="宋体"/>
           <w:sz w:val="21"/>
           <w:szCs w:val="21"/>
-        </w:rPr>
-        <w:t>18．空间两点间的距离公式</w:t>
+          <w:shd w:val="clear" w:color="auto" w:fill="C9C9C9"/>
+        </w:rPr>
+        <w:t>18．</w:t>
+      </w:r>
+      <w:r>
+        <w:rPr>
+          <w:rFonts w:ascii="Times New Roman" w:hAnsi="Times New Roman" w:eastAsia="宋体"/>
+          <w:sz w:val="21"/>
+          <w:szCs w:val="21"/>
+        </w:rPr>
+        <w:t>空间两点间的距离公式</w:t>
       </w:r>
     </w:p>
     <w:p>
@@ -13747,8 +13901,17 @@
           <w:rFonts w:ascii="Times New Roman" w:hAnsi="Times New Roman" w:eastAsia="宋体"/>
           <w:sz w:val="21"/>
           <w:szCs w:val="21"/>
-        </w:rPr>
-        <w:t>19．点的位置向量</w:t>
+          <w:shd w:val="clear" w:color="auto" w:fill="C9C9C9"/>
+        </w:rPr>
+        <w:t>19．</w:t>
+      </w:r>
+      <w:r>
+        <w:rPr>
+          <w:rFonts w:ascii="Times New Roman" w:hAnsi="Times New Roman" w:eastAsia="宋体"/>
+          <w:sz w:val="21"/>
+          <w:szCs w:val="21"/>
+        </w:rPr>
+        <w:t>点的位置向量</w:t>
       </w:r>
     </w:p>
     <w:p>
@@ -13995,8 +14158,17 @@
           <w:rFonts w:ascii="Times New Roman" w:hAnsi="Times New Roman" w:eastAsia="宋体"/>
           <w:sz w:val="21"/>
           <w:szCs w:val="21"/>
-        </w:rPr>
-        <w:t>20．直线的方向向量</w:t>
+          <w:shd w:val="clear" w:color="auto" w:fill="C9C9C9"/>
+        </w:rPr>
+        <w:t>20．</w:t>
+      </w:r>
+      <w:r>
+        <w:rPr>
+          <w:rFonts w:ascii="Times New Roman" w:hAnsi="Times New Roman" w:eastAsia="宋体"/>
+          <w:sz w:val="21"/>
+          <w:szCs w:val="21"/>
+        </w:rPr>
+        <w:t>直线的方向向量</w:t>
       </w:r>
     </w:p>
     <w:p>
@@ -14463,8 +14635,17 @@
           <w:rFonts w:ascii="Times New Roman" w:hAnsi="Times New Roman" w:eastAsia="宋体"/>
           <w:sz w:val="21"/>
           <w:szCs w:val="21"/>
-        </w:rPr>
-        <w:t>21．空间直线的向量表示式</w:t>
+          <w:shd w:val="clear" w:color="auto" w:fill="C9C9C9"/>
+        </w:rPr>
+        <w:t>21．</w:t>
+      </w:r>
+      <w:r>
+        <w:rPr>
+          <w:rFonts w:ascii="Times New Roman" w:hAnsi="Times New Roman" w:eastAsia="宋体"/>
+          <w:sz w:val="21"/>
+          <w:szCs w:val="21"/>
+        </w:rPr>
+        <w:t>空间直线的向量表示式</w:t>
       </w:r>
     </w:p>
     <w:p>
@@ -14943,8 +15124,17 @@
           <w:rFonts w:ascii="Times New Roman" w:hAnsi="Times New Roman" w:eastAsia="宋体"/>
           <w:sz w:val="21"/>
           <w:szCs w:val="21"/>
-        </w:rPr>
-        <w:t>22．直线与直线平行</w:t>
+          <w:shd w:val="clear" w:color="auto" w:fill="C9C9C9"/>
+        </w:rPr>
+        <w:t>22．</w:t>
+      </w:r>
+      <w:r>
+        <w:rPr>
+          <w:rFonts w:ascii="Times New Roman" w:hAnsi="Times New Roman" w:eastAsia="宋体"/>
+          <w:sz w:val="21"/>
+          <w:szCs w:val="21"/>
+        </w:rPr>
+        <w:t>直线与直线平行</w:t>
       </w:r>
     </w:p>
     <w:p>
@@ -15396,8 +15586,17 @@
           <w:rFonts w:ascii="Times New Roman" w:hAnsi="Times New Roman" w:eastAsia="宋体"/>
           <w:sz w:val="21"/>
           <w:szCs w:val="21"/>
-        </w:rPr>
-        <w:t>23．直线与直线垂直</w:t>
+          <w:shd w:val="clear" w:color="auto" w:fill="C9C9C9"/>
+        </w:rPr>
+        <w:t>23．</w:t>
+      </w:r>
+      <w:r>
+        <w:rPr>
+          <w:rFonts w:ascii="Times New Roman" w:hAnsi="Times New Roman" w:eastAsia="宋体"/>
+          <w:sz w:val="21"/>
+          <w:szCs w:val="21"/>
+        </w:rPr>
+        <w:t>直线与直线垂直</w:t>
       </w:r>
     </w:p>
     <w:p>
@@ -15873,8 +16072,17 @@
           <w:rFonts w:ascii="Times New Roman" w:hAnsi="Times New Roman" w:eastAsia="宋体"/>
           <w:sz w:val="21"/>
           <w:szCs w:val="21"/>
-        </w:rPr>
-        <w:t>24．平面的向量表示式</w:t>
+          <w:shd w:val="clear" w:color="auto" w:fill="C9C9C9"/>
+        </w:rPr>
+        <w:t>24．</w:t>
+      </w:r>
+      <w:r>
+        <w:rPr>
+          <w:rFonts w:ascii="Times New Roman" w:hAnsi="Times New Roman" w:eastAsia="宋体"/>
+          <w:sz w:val="21"/>
+          <w:szCs w:val="21"/>
+        </w:rPr>
+        <w:t>平面的向量表示式</w:t>
       </w:r>
     </w:p>
     <w:p>
@@ -16159,8 +16367,17 @@
           <w:rFonts w:ascii="Times New Roman" w:hAnsi="Times New Roman" w:eastAsia="宋体"/>
           <w:sz w:val="21"/>
           <w:szCs w:val="21"/>
-        </w:rPr>
-        <w:t>25．平面的法向量</w:t>
+          <w:shd w:val="clear" w:color="auto" w:fill="C9C9C9"/>
+        </w:rPr>
+        <w:t>25．</w:t>
+      </w:r>
+      <w:r>
+        <w:rPr>
+          <w:rFonts w:ascii="Times New Roman" w:hAnsi="Times New Roman" w:eastAsia="宋体"/>
+          <w:sz w:val="21"/>
+          <w:szCs w:val="21"/>
+        </w:rPr>
+        <w:t>平面的法向量</w:t>
       </w:r>
     </w:p>
     <w:p>
@@ -16584,8 +16801,17 @@
           <w:rFonts w:ascii="Times New Roman" w:hAnsi="Times New Roman" w:eastAsia="宋体"/>
           <w:sz w:val="21"/>
           <w:szCs w:val="21"/>
-        </w:rPr>
-        <w:t>26．直线与平面平行</w:t>
+          <w:shd w:val="clear" w:color="auto" w:fill="C9C9C9"/>
+        </w:rPr>
+        <w:t>26．</w:t>
+      </w:r>
+      <w:r>
+        <w:rPr>
+          <w:rFonts w:ascii="Times New Roman" w:hAnsi="Times New Roman" w:eastAsia="宋体"/>
+          <w:sz w:val="21"/>
+          <w:szCs w:val="21"/>
+        </w:rPr>
+        <w:t>直线与平面平行</w:t>
       </w:r>
     </w:p>
     <w:p>
@@ -16837,8 +17063,17 @@
           <w:rFonts w:ascii="Times New Roman" w:hAnsi="Times New Roman" w:eastAsia="宋体"/>
           <w:sz w:val="21"/>
           <w:szCs w:val="21"/>
-        </w:rPr>
-        <w:t>27．平面与平面平行</w:t>
+          <w:shd w:val="clear" w:color="auto" w:fill="C9C9C9"/>
+        </w:rPr>
+        <w:t>27．</w:t>
+      </w:r>
+      <w:r>
+        <w:rPr>
+          <w:rFonts w:ascii="Times New Roman" w:hAnsi="Times New Roman" w:eastAsia="宋体"/>
+          <w:sz w:val="21"/>
+          <w:szCs w:val="21"/>
+        </w:rPr>
+        <w:t>平面与平面平行</w:t>
       </w:r>
     </w:p>
     <w:p>
@@ -17200,8 +17435,17 @@
           <w:rFonts w:ascii="Times New Roman" w:hAnsi="Times New Roman" w:eastAsia="宋体"/>
           <w:sz w:val="21"/>
           <w:szCs w:val="21"/>
-        </w:rPr>
-        <w:t>28．直线与平面垂直</w:t>
+          <w:shd w:val="clear" w:color="auto" w:fill="C9C9C9"/>
+        </w:rPr>
+        <w:t>28．</w:t>
+      </w:r>
+      <w:r>
+        <w:rPr>
+          <w:rFonts w:ascii="Times New Roman" w:hAnsi="Times New Roman" w:eastAsia="宋体"/>
+          <w:sz w:val="21"/>
+          <w:szCs w:val="21"/>
+        </w:rPr>
+        <w:t>直线与平面垂直</w:t>
       </w:r>
     </w:p>
     <w:p>
@@ -17455,8 +17699,17 @@
           <w:rFonts w:ascii="Times New Roman" w:hAnsi="Times New Roman" w:eastAsia="宋体"/>
           <w:sz w:val="21"/>
           <w:szCs w:val="21"/>
-        </w:rPr>
-        <w:t>29．平面与平面垂直</w:t>
+          <w:shd w:val="clear" w:color="auto" w:fill="C9C9C9"/>
+        </w:rPr>
+        <w:t>29．</w:t>
+      </w:r>
+      <w:r>
+        <w:rPr>
+          <w:rFonts w:ascii="Times New Roman" w:hAnsi="Times New Roman" w:eastAsia="宋体"/>
+          <w:sz w:val="21"/>
+          <w:szCs w:val="21"/>
+        </w:rPr>
+        <w:t>平面与平面垂直</w:t>
       </w:r>
     </w:p>
     <w:p>
@@ -17867,8 +18120,17 @@
           <w:rFonts w:ascii="Times New Roman" w:hAnsi="Times New Roman" w:eastAsia="宋体"/>
           <w:sz w:val="21"/>
           <w:szCs w:val="21"/>
-        </w:rPr>
-        <w:t>30．夹角</w:t>
+          <w:shd w:val="clear" w:color="auto" w:fill="C9C9C9"/>
+        </w:rPr>
+        <w:t>30．</w:t>
+      </w:r>
+      <w:r>
+        <w:rPr>
+          <w:rFonts w:ascii="Times New Roman" w:hAnsi="Times New Roman" w:eastAsia="宋体"/>
+          <w:sz w:val="21"/>
+          <w:szCs w:val="21"/>
+        </w:rPr>
+        <w:t>夹角</w:t>
       </w:r>
     </w:p>
     <w:p>
@@ -20243,8 +20505,17 @@
           <w:rFonts w:ascii="Times New Roman" w:hAnsi="Times New Roman" w:eastAsia="宋体"/>
           <w:sz w:val="21"/>
           <w:szCs w:val="21"/>
-        </w:rPr>
-        <w:t>31．距离</w:t>
+          <w:shd w:val="clear" w:color="auto" w:fill="C9C9C9"/>
+        </w:rPr>
+        <w:t>31．</w:t>
+      </w:r>
+      <w:r>
+        <w:rPr>
+          <w:rFonts w:ascii="Times New Roman" w:hAnsi="Times New Roman" w:eastAsia="宋体"/>
+          <w:sz w:val="21"/>
+          <w:szCs w:val="21"/>
+        </w:rPr>
+        <w:t>距离</w:t>
       </w:r>
     </w:p>
     <w:p>

--- a/高中数学/高中数学同步/人教B版选必1 第1章 空间向量与立体几何·知识清单（完成）.docx
+++ b/高中数学/高中数学同步/人教B版选必1 第1章 空间向量与立体几何·知识清单（完成）.docx
@@ -228,24 +228,17 @@
           <w:rFonts w:ascii="Times New Roman" w:hAnsi="Times New Roman" w:eastAsia="宋体"/>
           <w:sz w:val="21"/>
           <w:szCs w:val="21"/>
-        </w:rPr>
-        <w:t>（</w:t>
-      </w:r>
-      <w:r>
-        <w:rPr>
-          <w:rFonts w:ascii="Times New Roman" w:hAnsi="Times New Roman" w:eastAsia="宋体"/>
-          <w:sz w:val="21"/>
-          <w:szCs w:val="21"/>
-        </w:rPr>
-        <w:t>1</w:t>
-      </w:r>
-      <w:r>
-        <w:rPr>
-          <w:rFonts w:ascii="Times New Roman" w:hAnsi="Times New Roman" w:eastAsia="宋体"/>
-          <w:sz w:val="21"/>
-          <w:szCs w:val="21"/>
-        </w:rPr>
-        <w:t>）定义：在空间，我们把具有</w:t>
+          <w:shd w:val="clear" w:color="auto" w:fill="C9C9C9"/>
+        </w:rPr>
+        <w:t>（1）</w:t>
+      </w:r>
+      <w:r>
+        <w:rPr>
+          <w:rFonts w:ascii="Times New Roman" w:hAnsi="Times New Roman" w:eastAsia="宋体"/>
+          <w:sz w:val="21"/>
+          <w:szCs w:val="21"/>
+        </w:rPr>
+        <w:t>定义：在空间，我们把具有</w:t>
       </w:r>
       <w:r>
         <w:rPr>
@@ -309,24 +302,17 @@
           <w:rFonts w:ascii="Times New Roman" w:hAnsi="Times New Roman" w:eastAsia="宋体"/>
           <w:sz w:val="21"/>
           <w:szCs w:val="21"/>
-        </w:rPr>
-        <w:t>（</w:t>
-      </w:r>
-      <w:r>
-        <w:rPr>
-          <w:rFonts w:ascii="Times New Roman" w:hAnsi="Times New Roman" w:eastAsia="宋体"/>
-          <w:sz w:val="21"/>
-          <w:szCs w:val="21"/>
-        </w:rPr>
-        <w:t>2</w:t>
-      </w:r>
-      <w:r>
-        <w:rPr>
-          <w:rFonts w:ascii="Times New Roman" w:hAnsi="Times New Roman" w:eastAsia="宋体"/>
-          <w:sz w:val="21"/>
-          <w:szCs w:val="21"/>
-        </w:rPr>
-        <w:t>）长度：空间向量的</w:t>
+          <w:shd w:val="clear" w:color="auto" w:fill="C9C9C9"/>
+        </w:rPr>
+        <w:t>（2）</w:t>
+      </w:r>
+      <w:r>
+        <w:rPr>
+          <w:rFonts w:ascii="Times New Roman" w:hAnsi="Times New Roman" w:eastAsia="宋体"/>
+          <w:sz w:val="21"/>
+          <w:szCs w:val="21"/>
+        </w:rPr>
+        <w:t>长度：空间向量的</w:t>
       </w:r>
       <w:r>
         <w:rPr>
@@ -426,24 +412,17 @@
           <w:rFonts w:ascii="Times New Roman" w:hAnsi="Times New Roman" w:eastAsia="宋体"/>
           <w:sz w:val="21"/>
           <w:szCs w:val="21"/>
-        </w:rPr>
-        <w:t>（</w:t>
-      </w:r>
-      <w:r>
-        <w:rPr>
-          <w:rFonts w:ascii="Times New Roman" w:hAnsi="Times New Roman" w:eastAsia="宋体"/>
-          <w:sz w:val="21"/>
-          <w:szCs w:val="21"/>
-        </w:rPr>
-        <w:t>1</w:t>
-      </w:r>
-      <w:r>
-        <w:rPr>
-          <w:rFonts w:ascii="Times New Roman" w:hAnsi="Times New Roman" w:eastAsia="宋体"/>
-          <w:sz w:val="21"/>
-          <w:szCs w:val="21"/>
-        </w:rPr>
-        <w:t>）字母表示法：用字母</w:t>
+          <w:shd w:val="clear" w:color="auto" w:fill="C9C9C9"/>
+        </w:rPr>
+        <w:t>（1）</w:t>
+      </w:r>
+      <w:r>
+        <w:rPr>
+          <w:rFonts w:ascii="Times New Roman" w:hAnsi="Times New Roman" w:eastAsia="宋体"/>
+          <w:sz w:val="21"/>
+          <w:szCs w:val="21"/>
+        </w:rPr>
+        <w:t>字母表示法：用字母</w:t>
       </w:r>
       <m:oMath>
         <m:acc>
@@ -539,24 +518,17 @@
           <w:rFonts w:ascii="Times New Roman" w:hAnsi="Times New Roman" w:eastAsia="宋体"/>
           <w:sz w:val="21"/>
           <w:szCs w:val="21"/>
-        </w:rPr>
-        <w:t>（</w:t>
-      </w:r>
-      <w:r>
-        <w:rPr>
-          <w:rFonts w:ascii="Times New Roman" w:hAnsi="Times New Roman" w:eastAsia="宋体"/>
-          <w:sz w:val="21"/>
-          <w:szCs w:val="21"/>
-        </w:rPr>
-        <w:t>2</w:t>
-      </w:r>
-      <w:r>
-        <w:rPr>
-          <w:rFonts w:ascii="Times New Roman" w:hAnsi="Times New Roman" w:eastAsia="宋体"/>
-          <w:sz w:val="21"/>
-          <w:szCs w:val="21"/>
-        </w:rPr>
-        <w:t>）几何表示法：用有向线段表示，其长度表示空间向量的模．即若向量</w:t>
+          <w:shd w:val="clear" w:color="auto" w:fill="C9C9C9"/>
+        </w:rPr>
+        <w:t>（2）</w:t>
+      </w:r>
+      <w:r>
+        <w:rPr>
+          <w:rFonts w:ascii="Times New Roman" w:hAnsi="Times New Roman" w:eastAsia="宋体"/>
+          <w:sz w:val="21"/>
+          <w:szCs w:val="21"/>
+        </w:rPr>
+        <w:t>几何表示法：用有向线段表示，其长度表示空间向量的模．即若向量</w:t>
       </w:r>
       <w:r>
         <w:rPr>
@@ -4822,24 +4794,17 @@
           <w:rFonts w:ascii="Times New Roman" w:hAnsi="Times New Roman" w:eastAsia="宋体"/>
           <w:sz w:val="21"/>
           <w:szCs w:val="21"/>
-        </w:rPr>
-        <w:t>（</w:t>
-      </w:r>
-      <w:r>
-        <w:rPr>
-          <w:rFonts w:ascii="Times New Roman" w:hAnsi="Times New Roman" w:eastAsia="宋体"/>
-          <w:sz w:val="21"/>
-          <w:szCs w:val="21"/>
-        </w:rPr>
-        <w:t>1</w:t>
-      </w:r>
-      <w:r>
-        <w:rPr>
-          <w:rFonts w:ascii="Times New Roman" w:hAnsi="Times New Roman" w:eastAsia="宋体"/>
-          <w:sz w:val="21"/>
-          <w:szCs w:val="21"/>
-        </w:rPr>
-        <w:t>）定义：已知两个非零向量</w:t>
+          <w:shd w:val="clear" w:color="auto" w:fill="C9C9C9"/>
+        </w:rPr>
+        <w:t>（1）</w:t>
+      </w:r>
+      <w:r>
+        <w:rPr>
+          <w:rFonts w:ascii="Times New Roman" w:hAnsi="Times New Roman" w:eastAsia="宋体"/>
+          <w:sz w:val="21"/>
+          <w:szCs w:val="21"/>
+        </w:rPr>
+        <w:t>定义：已知两个非零向量</w:t>
       </w:r>
       <m:oMath>
         <m:acc>
@@ -5328,8 +5293,17 @@
           <w:rFonts w:ascii="Times New Roman" w:hAnsi="Times New Roman" w:eastAsia="宋体"/>
           <w:sz w:val="21"/>
           <w:szCs w:val="21"/>
-        </w:rPr>
-        <w:t>【微提醒】零向量与任意向量的数量积为</w:t>
+          <w:shd w:val="clear" w:color="auto" w:fill="C9C9C9"/>
+        </w:rPr>
+        <w:t xml:space="preserve">【微提醒】</w:t>
+      </w:r>
+      <w:r>
+        <w:rPr>
+          <w:rFonts w:ascii="Times New Roman" w:hAnsi="Times New Roman" w:eastAsia="宋体"/>
+          <w:sz w:val="21"/>
+          <w:szCs w:val="21"/>
+        </w:rPr>
+        <w:t xml:space="preserve">零向量与任意向量的数量积为</w:t>
       </w:r>
       <w:r>
         <w:rPr>
@@ -5359,24 +5333,17 @@
           <w:rFonts w:ascii="Times New Roman" w:hAnsi="Times New Roman" w:eastAsia="宋体"/>
           <w:sz w:val="21"/>
           <w:szCs w:val="21"/>
-        </w:rPr>
-        <w:t>（</w:t>
-      </w:r>
-      <w:r>
-        <w:rPr>
-          <w:rFonts w:ascii="Times New Roman" w:hAnsi="Times New Roman" w:eastAsia="宋体"/>
-          <w:sz w:val="21"/>
-          <w:szCs w:val="21"/>
-        </w:rPr>
-        <w:t>2</w:t>
-      </w:r>
-      <w:r>
-        <w:rPr>
-          <w:rFonts w:ascii="Times New Roman" w:hAnsi="Times New Roman" w:eastAsia="宋体"/>
-          <w:sz w:val="21"/>
-          <w:szCs w:val="21"/>
-        </w:rPr>
-        <w:t>）由数量积的定义，可以得到：</w:t>
+          <w:shd w:val="clear" w:color="auto" w:fill="C9C9C9"/>
+        </w:rPr>
+        <w:t>（2）</w:t>
+      </w:r>
+      <w:r>
+        <w:rPr>
+          <w:rFonts w:ascii="Times New Roman" w:hAnsi="Times New Roman" w:eastAsia="宋体"/>
+          <w:sz w:val="21"/>
+          <w:szCs w:val="21"/>
+        </w:rPr>
+        <w:t>由数量积的定义，可以得到：</w:t>
       </w:r>
       <m:oMath>
         <m:acc>
@@ -5759,24 +5726,17 @@
           <w:rFonts w:ascii="Times New Roman" w:hAnsi="Times New Roman" w:eastAsia="宋体"/>
           <w:sz w:val="21"/>
           <w:szCs w:val="21"/>
-        </w:rPr>
-        <w:t>（</w:t>
-      </w:r>
-      <w:r>
-        <w:rPr>
-          <w:rFonts w:ascii="Times New Roman" w:hAnsi="Times New Roman" w:eastAsia="宋体"/>
-          <w:sz w:val="21"/>
-          <w:szCs w:val="21"/>
-        </w:rPr>
-        <w:t>1</w:t>
-      </w:r>
-      <w:r>
-        <w:rPr>
-          <w:rFonts w:ascii="Times New Roman" w:hAnsi="Times New Roman" w:eastAsia="宋体"/>
-          <w:sz w:val="21"/>
-          <w:szCs w:val="21"/>
-        </w:rPr>
-        <w:t>）在空间，向量</w:t>
+          <w:shd w:val="clear" w:color="auto" w:fill="C9C9C9"/>
+        </w:rPr>
+        <w:t>（1）</w:t>
+      </w:r>
+      <w:r>
+        <w:rPr>
+          <w:rFonts w:ascii="Times New Roman" w:hAnsi="Times New Roman" w:eastAsia="宋体"/>
+          <w:sz w:val="21"/>
+          <w:szCs w:val="21"/>
+        </w:rPr>
+        <w:t>在空间，向量</w:t>
       </w:r>
       <m:oMath>
         <m:acc>
@@ -6255,24 +6215,17 @@
           <w:rFonts w:ascii="Times New Roman" w:hAnsi="Times New Roman" w:eastAsia="宋体"/>
           <w:sz w:val="21"/>
           <w:szCs w:val="21"/>
-        </w:rPr>
-        <w:t>（</w:t>
-      </w:r>
-      <w:r>
-        <w:rPr>
-          <w:rFonts w:ascii="Times New Roman" w:hAnsi="Times New Roman" w:eastAsia="宋体"/>
-          <w:sz w:val="21"/>
-          <w:szCs w:val="21"/>
-        </w:rPr>
-        <w:t>2</w:t>
-      </w:r>
-      <w:r>
-        <w:rPr>
-          <w:rFonts w:ascii="Times New Roman" w:hAnsi="Times New Roman" w:eastAsia="宋体"/>
-          <w:sz w:val="21"/>
-          <w:szCs w:val="21"/>
-        </w:rPr>
-        <w:t>）向量</w:t>
+          <w:shd w:val="clear" w:color="auto" w:fill="C9C9C9"/>
+        </w:rPr>
+        <w:t>（2）</w:t>
+      </w:r>
+      <w:r>
+        <w:rPr>
+          <w:rFonts w:ascii="Times New Roman" w:hAnsi="Times New Roman" w:eastAsia="宋体"/>
+          <w:sz w:val="21"/>
+          <w:szCs w:val="21"/>
+        </w:rPr>
+        <w:t>向量</w:t>
       </w:r>
       <m:oMath>
         <m:acc>
@@ -6400,24 +6353,17 @@
           <w:rFonts w:ascii="Times New Roman" w:hAnsi="Times New Roman" w:eastAsia="宋体"/>
           <w:sz w:val="21"/>
           <w:szCs w:val="21"/>
-        </w:rPr>
-        <w:t>（</w:t>
-      </w:r>
-      <w:r>
-        <w:rPr>
-          <w:rFonts w:ascii="Times New Roman" w:hAnsi="Times New Roman" w:eastAsia="宋体"/>
-          <w:sz w:val="21"/>
-          <w:szCs w:val="21"/>
-        </w:rPr>
-        <w:t>3</w:t>
-      </w:r>
-      <w:r>
-        <w:rPr>
-          <w:rFonts w:ascii="Times New Roman" w:hAnsi="Times New Roman" w:eastAsia="宋体"/>
-          <w:sz w:val="21"/>
-          <w:szCs w:val="21"/>
-        </w:rPr>
-        <w:t>）向量</w:t>
+          <w:shd w:val="clear" w:color="auto" w:fill="C9C9C9"/>
+        </w:rPr>
+        <w:t>（3）</w:t>
+      </w:r>
+      <w:r>
+        <w:rPr>
+          <w:rFonts w:ascii="Times New Roman" w:hAnsi="Times New Roman" w:eastAsia="宋体"/>
+          <w:sz w:val="21"/>
+          <w:szCs w:val="21"/>
+        </w:rPr>
+        <w:t>向量</w:t>
       </w:r>
       <m:oMath>
         <m:acc>
@@ -6883,24 +6829,17 @@
           <w:rFonts w:ascii="Times New Roman" w:hAnsi="Times New Roman" w:eastAsia="宋体"/>
           <w:sz w:val="21"/>
           <w:szCs w:val="21"/>
-        </w:rPr>
-        <w:t>（</w:t>
-      </w:r>
-      <w:r>
-        <w:rPr>
-          <w:rFonts w:ascii="Times New Roman" w:hAnsi="Times New Roman" w:eastAsia="宋体"/>
-          <w:sz w:val="21"/>
-          <w:szCs w:val="21"/>
-        </w:rPr>
-        <w:t>1</w:t>
-      </w:r>
-      <w:r>
-        <w:rPr>
-          <w:rFonts w:ascii="Times New Roman" w:hAnsi="Times New Roman" w:eastAsia="宋体"/>
-          <w:sz w:val="21"/>
-          <w:szCs w:val="21"/>
-        </w:rPr>
-        <w:t>）共面向量：平行于</w:t>
+          <w:shd w:val="clear" w:color="auto" w:fill="C9C9C9"/>
+        </w:rPr>
+        <w:t>（1）</w:t>
+      </w:r>
+      <w:r>
+        <w:rPr>
+          <w:rFonts w:ascii="Times New Roman" w:hAnsi="Times New Roman" w:eastAsia="宋体"/>
+          <w:sz w:val="21"/>
+          <w:szCs w:val="21"/>
+        </w:rPr>
+        <w:t>共面向量：平行于</w:t>
       </w:r>
       <w:r>
         <w:rPr>
@@ -6939,24 +6878,17 @@
           <w:rFonts w:ascii="Times New Roman" w:hAnsi="Times New Roman" w:eastAsia="宋体"/>
           <w:sz w:val="21"/>
           <w:szCs w:val="21"/>
-        </w:rPr>
-        <w:t>（</w:t>
-      </w:r>
-      <w:r>
-        <w:rPr>
-          <w:rFonts w:ascii="Times New Roman" w:hAnsi="Times New Roman" w:eastAsia="宋体"/>
-          <w:sz w:val="21"/>
-          <w:szCs w:val="21"/>
-        </w:rPr>
-        <w:t>2</w:t>
-      </w:r>
-      <w:r>
-        <w:rPr>
-          <w:rFonts w:ascii="Times New Roman" w:hAnsi="Times New Roman" w:eastAsia="宋体"/>
-          <w:sz w:val="21"/>
-          <w:szCs w:val="21"/>
-        </w:rPr>
-        <w:t>）空间向量共面的充要条件：向量</w:t>
+          <w:shd w:val="clear" w:color="auto" w:fill="C9C9C9"/>
+        </w:rPr>
+        <w:t>（2）</w:t>
+      </w:r>
+      <w:r>
+        <w:rPr>
+          <w:rFonts w:ascii="Times New Roman" w:hAnsi="Times New Roman" w:eastAsia="宋体"/>
+          <w:sz w:val="21"/>
+          <w:szCs w:val="21"/>
+        </w:rPr>
+        <w:t>空间向量共面的充要条件：向量</w:t>
       </w:r>
       <m:oMath>
         <m:acc>
@@ -7858,24 +7790,17 @@
           <w:rFonts w:ascii="Times New Roman" w:hAnsi="Times New Roman" w:eastAsia="宋体"/>
           <w:sz w:val="21"/>
           <w:szCs w:val="21"/>
-        </w:rPr>
-        <w:t>（</w:t>
-      </w:r>
-      <w:r>
-        <w:rPr>
-          <w:rFonts w:ascii="Times New Roman" w:hAnsi="Times New Roman" w:eastAsia="宋体"/>
-          <w:sz w:val="21"/>
-          <w:szCs w:val="21"/>
-        </w:rPr>
-        <w:t>1</w:t>
-      </w:r>
-      <w:r>
-        <w:rPr>
-          <w:rFonts w:ascii="Times New Roman" w:hAnsi="Times New Roman" w:eastAsia="宋体"/>
-          <w:sz w:val="21"/>
-          <w:szCs w:val="21"/>
-        </w:rPr>
-        <w:t>）单位正交基底</w:t>
+          <w:shd w:val="clear" w:color="auto" w:fill="C9C9C9"/>
+        </w:rPr>
+        <w:t>（1）</w:t>
+      </w:r>
+      <w:r>
+        <w:rPr>
+          <w:rFonts w:ascii="Times New Roman" w:hAnsi="Times New Roman" w:eastAsia="宋体"/>
+          <w:sz w:val="21"/>
+          <w:szCs w:val="21"/>
+        </w:rPr>
+        <w:t>单位正交基底</w:t>
       </w:r>
     </w:p>
     <w:p>
@@ -8077,24 +8002,17 @@
           <w:rFonts w:ascii="Times New Roman" w:hAnsi="Times New Roman" w:eastAsia="宋体"/>
           <w:sz w:val="21"/>
           <w:szCs w:val="21"/>
-        </w:rPr>
-        <w:t>（</w:t>
-      </w:r>
-      <w:r>
-        <w:rPr>
-          <w:rFonts w:ascii="Times New Roman" w:hAnsi="Times New Roman" w:eastAsia="宋体"/>
-          <w:sz w:val="21"/>
-          <w:szCs w:val="21"/>
-        </w:rPr>
-        <w:t>2</w:t>
-      </w:r>
-      <w:r>
-        <w:rPr>
-          <w:rFonts w:ascii="Times New Roman" w:hAnsi="Times New Roman" w:eastAsia="宋体"/>
-          <w:sz w:val="21"/>
-          <w:szCs w:val="21"/>
-        </w:rPr>
-        <w:t>）正交分解</w:t>
+          <w:shd w:val="clear" w:color="auto" w:fill="C9C9C9"/>
+        </w:rPr>
+        <w:t>（2）</w:t>
+      </w:r>
+      <w:r>
+        <w:rPr>
+          <w:rFonts w:ascii="Times New Roman" w:hAnsi="Times New Roman" w:eastAsia="宋体"/>
+          <w:sz w:val="21"/>
+          <w:szCs w:val="21"/>
+        </w:rPr>
+        <w:t>正交分解</w:t>
       </w:r>
     </w:p>
     <w:p>
@@ -9247,24 +9165,17 @@
           <w:rFonts w:ascii="Times New Roman" w:hAnsi="Times New Roman" w:eastAsia="宋体"/>
           <w:sz w:val="21"/>
           <w:szCs w:val="21"/>
-        </w:rPr>
-        <w:t>（</w:t>
-      </w:r>
-      <w:r>
-        <w:rPr>
-          <w:rFonts w:ascii="Times New Roman" w:hAnsi="Times New Roman" w:eastAsia="宋体"/>
-          <w:sz w:val="21"/>
-          <w:szCs w:val="21"/>
-        </w:rPr>
-        <w:t>1</w:t>
-      </w:r>
-      <w:r>
-        <w:rPr>
-          <w:rFonts w:ascii="Times New Roman" w:hAnsi="Times New Roman" w:eastAsia="宋体"/>
-          <w:sz w:val="21"/>
-          <w:szCs w:val="21"/>
-        </w:rPr>
-        <w:t>）空间直角坐标系中点的坐标：在单位正交基底</w:t>
+          <w:shd w:val="clear" w:color="auto" w:fill="C9C9C9"/>
+        </w:rPr>
+        <w:t>（1）</w:t>
+      </w:r>
+      <w:r>
+        <w:rPr>
+          <w:rFonts w:ascii="Times New Roman" w:hAnsi="Times New Roman" w:eastAsia="宋体"/>
+          <w:sz w:val="21"/>
+          <w:szCs w:val="21"/>
+        </w:rPr>
+        <w:t>空间直角坐标系中点的坐标：在单位正交基底</w:t>
       </w:r>
       <m:oMath>
         <m:d>
@@ -9650,24 +9561,17 @@
           <w:rFonts w:ascii="Times New Roman" w:hAnsi="Times New Roman" w:eastAsia="宋体"/>
           <w:sz w:val="21"/>
           <w:szCs w:val="21"/>
-        </w:rPr>
-        <w:t>（</w:t>
-      </w:r>
-      <w:r>
-        <w:rPr>
-          <w:rFonts w:ascii="Times New Roman" w:hAnsi="Times New Roman" w:eastAsia="宋体"/>
-          <w:sz w:val="21"/>
-          <w:szCs w:val="21"/>
-        </w:rPr>
-        <w:t>2</w:t>
-      </w:r>
-      <w:r>
-        <w:rPr>
-          <w:rFonts w:ascii="Times New Roman" w:hAnsi="Times New Roman" w:eastAsia="宋体"/>
-          <w:sz w:val="21"/>
-          <w:szCs w:val="21"/>
-        </w:rPr>
-        <w:t>）空间直角坐标系中向量的坐标</w:t>
+          <w:shd w:val="clear" w:color="auto" w:fill="C9C9C9"/>
+        </w:rPr>
+        <w:t>（2）</w:t>
+      </w:r>
+      <w:r>
+        <w:rPr>
+          <w:rFonts w:ascii="Times New Roman" w:hAnsi="Times New Roman" w:eastAsia="宋体"/>
+          <w:sz w:val="21"/>
+          <w:szCs w:val="21"/>
+        </w:rPr>
+        <w:t>空间直角坐标系中向量的坐标</w:t>
       </w:r>
     </w:p>
     <w:p>
@@ -14182,24 +14086,17 @@
           <w:rFonts w:ascii="Times New Roman" w:hAnsi="Times New Roman" w:eastAsia="宋体"/>
           <w:sz w:val="21"/>
           <w:szCs w:val="21"/>
-        </w:rPr>
-        <w:t>（</w:t>
-      </w:r>
-      <w:r>
-        <w:rPr>
-          <w:rFonts w:ascii="Times New Roman" w:hAnsi="Times New Roman" w:eastAsia="宋体"/>
-          <w:sz w:val="21"/>
-          <w:szCs w:val="21"/>
-        </w:rPr>
-        <w:t>1</w:t>
-      </w:r>
-      <w:r>
-        <w:rPr>
-          <w:rFonts w:ascii="Times New Roman" w:hAnsi="Times New Roman" w:eastAsia="宋体"/>
-          <w:sz w:val="21"/>
-          <w:szCs w:val="21"/>
-        </w:rPr>
-        <w:t>）如图，</w:t>
+          <w:shd w:val="clear" w:color="auto" w:fill="C9C9C9"/>
+        </w:rPr>
+        <w:t>（1）</w:t>
+      </w:r>
+      <w:r>
+        <w:rPr>
+          <w:rFonts w:ascii="Times New Roman" w:hAnsi="Times New Roman" w:eastAsia="宋体"/>
+          <w:sz w:val="21"/>
+          <w:szCs w:val="21"/>
+        </w:rPr>
+        <w:t>如图，</w:t>
       </w:r>
       <w:r>
         <w:rPr>
@@ -14546,24 +14443,17 @@
           <w:rFonts w:ascii="Times New Roman" w:hAnsi="Times New Roman" w:eastAsia="宋体"/>
           <w:sz w:val="21"/>
           <w:szCs w:val="21"/>
-        </w:rPr>
-        <w:t>（</w:t>
-      </w:r>
-      <w:r>
-        <w:rPr>
-          <w:rFonts w:ascii="Times New Roman" w:hAnsi="Times New Roman" w:eastAsia="宋体"/>
-          <w:sz w:val="21"/>
-          <w:szCs w:val="21"/>
-        </w:rPr>
-        <w:t>2</w:t>
-      </w:r>
-      <w:r>
-        <w:rPr>
-          <w:rFonts w:ascii="Times New Roman" w:hAnsi="Times New Roman" w:eastAsia="宋体"/>
-          <w:sz w:val="21"/>
-          <w:szCs w:val="21"/>
-        </w:rPr>
-        <w:t>）直线可以由</w:t>
+          <w:shd w:val="clear" w:color="auto" w:fill="C9C9C9"/>
+        </w:rPr>
+        <w:t>（2）</w:t>
+      </w:r>
+      <w:r>
+        <w:rPr>
+          <w:rFonts w:ascii="Times New Roman" w:hAnsi="Times New Roman" w:eastAsia="宋体"/>
+          <w:sz w:val="21"/>
+          <w:szCs w:val="21"/>
+        </w:rPr>
+        <w:t>直线可以由</w:t>
       </w:r>
       <w:r>
         <w:rPr>
@@ -18144,24 +18034,17 @@
           <w:rFonts w:ascii="Times New Roman" w:hAnsi="Times New Roman" w:eastAsia="宋体"/>
           <w:sz w:val="21"/>
           <w:szCs w:val="21"/>
-        </w:rPr>
-        <w:t>（</w:t>
-      </w:r>
-      <w:r>
-        <w:rPr>
-          <w:rFonts w:ascii="Times New Roman" w:hAnsi="Times New Roman" w:eastAsia="宋体"/>
-          <w:sz w:val="21"/>
-          <w:szCs w:val="21"/>
-        </w:rPr>
-        <w:t>1</w:t>
-      </w:r>
-      <w:r>
-        <w:rPr>
-          <w:rFonts w:ascii="Times New Roman" w:hAnsi="Times New Roman" w:eastAsia="宋体"/>
-          <w:sz w:val="21"/>
-          <w:szCs w:val="21"/>
-        </w:rPr>
-        <w:t>）求异面直线所成的角</w:t>
+          <w:shd w:val="clear" w:color="auto" w:fill="C9C9C9"/>
+        </w:rPr>
+        <w:t>（1）</w:t>
+      </w:r>
+      <w:r>
+        <w:rPr>
+          <w:rFonts w:ascii="Times New Roman" w:hAnsi="Times New Roman" w:eastAsia="宋体"/>
+          <w:sz w:val="21"/>
+          <w:szCs w:val="21"/>
+        </w:rPr>
+        <w:t>求异面直线所成的角</w:t>
       </w:r>
     </w:p>
     <w:p>
@@ -18612,24 +18495,17 @@
           <w:rFonts w:ascii="Times New Roman" w:hAnsi="Times New Roman" w:eastAsia="宋体"/>
           <w:sz w:val="21"/>
           <w:szCs w:val="21"/>
-        </w:rPr>
-        <w:t>（</w:t>
-      </w:r>
-      <w:r>
-        <w:rPr>
-          <w:rFonts w:ascii="Times New Roman" w:hAnsi="Times New Roman" w:eastAsia="宋体"/>
-          <w:sz w:val="21"/>
-          <w:szCs w:val="21"/>
-        </w:rPr>
-        <w:t>2</w:t>
-      </w:r>
-      <w:r>
-        <w:rPr>
-          <w:rFonts w:ascii="Times New Roman" w:hAnsi="Times New Roman" w:eastAsia="宋体"/>
-          <w:sz w:val="21"/>
-          <w:szCs w:val="21"/>
-        </w:rPr>
-        <w:t>）求直线和平面所成的角</w:t>
+          <w:shd w:val="clear" w:color="auto" w:fill="C9C9C9"/>
+        </w:rPr>
+        <w:t>（2）</w:t>
+      </w:r>
+      <w:r>
+        <w:rPr>
+          <w:rFonts w:ascii="Times New Roman" w:hAnsi="Times New Roman" w:eastAsia="宋体"/>
+          <w:sz w:val="21"/>
+          <w:szCs w:val="21"/>
+        </w:rPr>
+        <w:t>求直线和平面所成的角</w:t>
       </w:r>
     </w:p>
     <w:p>
@@ -19108,24 +18984,17 @@
           <w:rFonts w:ascii="Times New Roman" w:hAnsi="Times New Roman" w:eastAsia="宋体"/>
           <w:sz w:val="21"/>
           <w:szCs w:val="21"/>
-        </w:rPr>
-        <w:t>（</w:t>
-      </w:r>
-      <w:r>
-        <w:rPr>
-          <w:rFonts w:ascii="Times New Roman" w:hAnsi="Times New Roman" w:eastAsia="宋体"/>
-          <w:sz w:val="21"/>
-          <w:szCs w:val="21"/>
-        </w:rPr>
-        <w:t>3</w:t>
-      </w:r>
-      <w:r>
-        <w:rPr>
-          <w:rFonts w:ascii="Times New Roman" w:hAnsi="Times New Roman" w:eastAsia="宋体"/>
-          <w:sz w:val="21"/>
-          <w:szCs w:val="21"/>
-        </w:rPr>
-        <w:t>）求二面角</w:t>
+          <w:shd w:val="clear" w:color="auto" w:fill="C9C9C9"/>
+        </w:rPr>
+        <w:t>（3）</w:t>
+      </w:r>
+      <w:r>
+        <w:rPr>
+          <w:rFonts w:ascii="Times New Roman" w:hAnsi="Times New Roman" w:eastAsia="宋体"/>
+          <w:sz w:val="21"/>
+          <w:szCs w:val="21"/>
+        </w:rPr>
+        <w:t>求二面角</w:t>
       </w:r>
     </w:p>
     <w:p>
@@ -19950,24 +19819,17 @@
           <w:rFonts w:ascii="Times New Roman" w:hAnsi="Times New Roman" w:eastAsia="宋体"/>
           <w:sz w:val="21"/>
           <w:szCs w:val="21"/>
-        </w:rPr>
-        <w:t>（</w:t>
-      </w:r>
-      <w:r>
-        <w:rPr>
-          <w:rFonts w:ascii="Times New Roman" w:hAnsi="Times New Roman" w:eastAsia="宋体"/>
-          <w:sz w:val="21"/>
-          <w:szCs w:val="21"/>
-        </w:rPr>
-        <w:t>4</w:t>
-      </w:r>
-      <w:r>
-        <w:rPr>
-          <w:rFonts w:ascii="Times New Roman" w:hAnsi="Times New Roman" w:eastAsia="宋体"/>
-          <w:sz w:val="21"/>
-          <w:szCs w:val="21"/>
-        </w:rPr>
-        <w:t>）求平面与平面的夹角</w:t>
+          <w:shd w:val="clear" w:color="auto" w:fill="C9C9C9"/>
+        </w:rPr>
+        <w:t>（4）</w:t>
+      </w:r>
+      <w:r>
+        <w:rPr>
+          <w:rFonts w:ascii="Times New Roman" w:hAnsi="Times New Roman" w:eastAsia="宋体"/>
+          <w:sz w:val="21"/>
+          <w:szCs w:val="21"/>
+        </w:rPr>
+        <w:t>求平面与平面的夹角</w:t>
       </w:r>
     </w:p>
     <w:p>
@@ -20529,24 +20391,17 @@
           <w:rFonts w:ascii="Times New Roman" w:hAnsi="Times New Roman" w:eastAsia="宋体"/>
           <w:sz w:val="21"/>
           <w:szCs w:val="21"/>
-        </w:rPr>
-        <w:t>（</w:t>
-      </w:r>
-      <w:r>
-        <w:rPr>
-          <w:rFonts w:ascii="Times New Roman" w:hAnsi="Times New Roman" w:eastAsia="宋体"/>
-          <w:sz w:val="21"/>
-          <w:szCs w:val="21"/>
-        </w:rPr>
-        <w:t>1</w:t>
-      </w:r>
-      <w:r>
-        <w:rPr>
-          <w:rFonts w:ascii="Times New Roman" w:hAnsi="Times New Roman" w:eastAsia="宋体"/>
-          <w:sz w:val="21"/>
-          <w:szCs w:val="21"/>
-        </w:rPr>
-        <w:t>）点到直线的距离</w:t>
+          <w:shd w:val="clear" w:color="auto" w:fill="C9C9C9"/>
+        </w:rPr>
+        <w:t>（1）</w:t>
+      </w:r>
+      <w:r>
+        <w:rPr>
+          <w:rFonts w:ascii="Times New Roman" w:hAnsi="Times New Roman" w:eastAsia="宋体"/>
+          <w:sz w:val="21"/>
+          <w:szCs w:val="21"/>
+        </w:rPr>
+        <w:t>点到直线的距离</w:t>
       </w:r>
     </w:p>
     <w:p>
@@ -20870,24 +20725,17 @@
           <w:rFonts w:ascii="Times New Roman" w:hAnsi="Times New Roman" w:eastAsia="宋体"/>
           <w:sz w:val="21"/>
           <w:szCs w:val="21"/>
-        </w:rPr>
-        <w:t>（</w:t>
-      </w:r>
-      <w:r>
-        <w:rPr>
-          <w:rFonts w:ascii="Times New Roman" w:hAnsi="Times New Roman" w:eastAsia="宋体"/>
-          <w:sz w:val="21"/>
-          <w:szCs w:val="21"/>
-        </w:rPr>
-        <w:t>2</w:t>
-      </w:r>
-      <w:r>
-        <w:rPr>
-          <w:rFonts w:ascii="Times New Roman" w:hAnsi="Times New Roman" w:eastAsia="宋体"/>
-          <w:sz w:val="21"/>
-          <w:szCs w:val="21"/>
-        </w:rPr>
-        <w:t>）两条平行直线之间的距离</w:t>
+          <w:shd w:val="clear" w:color="auto" w:fill="C9C9C9"/>
+        </w:rPr>
+        <w:t>（2）</w:t>
+      </w:r>
+      <w:r>
+        <w:rPr>
+          <w:rFonts w:ascii="Times New Roman" w:hAnsi="Times New Roman" w:eastAsia="宋体"/>
+          <w:sz w:val="21"/>
+          <w:szCs w:val="21"/>
+        </w:rPr>
+        <w:t>两条平行直线之间的距离</w:t>
       </w:r>
     </w:p>
     <w:p>
@@ -21037,24 +20885,17 @@
           <w:rFonts w:ascii="Times New Roman" w:hAnsi="Times New Roman" w:eastAsia="宋体"/>
           <w:sz w:val="21"/>
           <w:szCs w:val="21"/>
-        </w:rPr>
-        <w:t>（</w:t>
-      </w:r>
-      <w:r>
-        <w:rPr>
-          <w:rFonts w:ascii="Times New Roman" w:hAnsi="Times New Roman" w:eastAsia="宋体"/>
-          <w:sz w:val="21"/>
-          <w:szCs w:val="21"/>
-        </w:rPr>
-        <w:t>3</w:t>
-      </w:r>
-      <w:r>
-        <w:rPr>
-          <w:rFonts w:ascii="Times New Roman" w:hAnsi="Times New Roman" w:eastAsia="宋体"/>
-          <w:sz w:val="21"/>
-          <w:szCs w:val="21"/>
-        </w:rPr>
-        <w:t>）求点面距</w:t>
+          <w:shd w:val="clear" w:color="auto" w:fill="C9C9C9"/>
+        </w:rPr>
+        <w:t>（3）</w:t>
+      </w:r>
+      <w:r>
+        <w:rPr>
+          <w:rFonts w:ascii="Times New Roman" w:hAnsi="Times New Roman" w:eastAsia="宋体"/>
+          <w:sz w:val="21"/>
+          <w:szCs w:val="21"/>
+        </w:rPr>
+        <w:t>求点面距</w:t>
       </w:r>
     </w:p>
     <w:p>
@@ -21421,24 +21262,17 @@
           <w:rFonts w:ascii="Times New Roman" w:hAnsi="Times New Roman" w:eastAsia="宋体"/>
           <w:sz w:val="21"/>
           <w:szCs w:val="21"/>
-        </w:rPr>
-        <w:t>（</w:t>
-      </w:r>
-      <w:r>
-        <w:rPr>
-          <w:rFonts w:ascii="Times New Roman" w:hAnsi="Times New Roman" w:eastAsia="宋体"/>
-          <w:sz w:val="21"/>
-          <w:szCs w:val="21"/>
-        </w:rPr>
-        <w:t>4</w:t>
-      </w:r>
-      <w:r>
-        <w:rPr>
-          <w:rFonts w:ascii="Times New Roman" w:hAnsi="Times New Roman" w:eastAsia="宋体"/>
-          <w:sz w:val="21"/>
-          <w:szCs w:val="21"/>
-        </w:rPr>
-        <w:t>）线面距、面面距均可转化为点面距离，用求点面距的方法进行求解</w:t>
+          <w:shd w:val="clear" w:color="auto" w:fill="C9C9C9"/>
+        </w:rPr>
+        <w:t>（4）</w:t>
+      </w:r>
+      <w:r>
+        <w:rPr>
+          <w:rFonts w:ascii="Times New Roman" w:hAnsi="Times New Roman" w:eastAsia="宋体"/>
+          <w:sz w:val="21"/>
+          <w:szCs w:val="21"/>
+        </w:rPr>
+        <w:t>线面距、面面距均可转化为点面距离，用求点面距的方法进行求解</w:t>
       </w:r>
     </w:p>
     <w:p>
@@ -22100,7 +21934,7 @@
         <w:sz w:val="18"/>
         <w:szCs w:val="18"/>
       </w:rPr>
-      <w:t xml:space="preserve">羿郭工作室·人教B版选必1 第1章 空间向量与立体几何</w:t>
+      <w:t xml:space="preserve">羿郭工作室·人教B版选必1 第1章 空间向量与立体几何·清单</w:t>
     </w:r>
   </w:p>
 </w:hdr>

--- a/高中数学/高中数学同步/人教B版选必1 第1章 空间向量与立体几何·知识清单（完成）.docx
+++ b/高中数学/高中数学同步/人教B版选必1 第1章 空间向量与立体几何·知识清单（完成）.docx
@@ -21817,15 +21817,7 @@
         <w:sz w:val="21"/>
         <w:szCs w:val="21"/>
       </w:rPr>
-      <w:t xml:space="preserve">第1章·清单　</w:t>
-    </w:r>
-    <w:r>
-      <w:rPr>
-        <w:rFonts w:ascii="Times New Roman" w:hAnsi="Times New Roman" w:eastAsia="宋体" w:cs="Times New Roman"/>
-        <w:sz w:val="21"/>
-        <w:szCs w:val="21"/>
-      </w:rPr>
-      <w:t>第</w:t>
+      <w:t xml:space="preserve">全册第</w:t>
     </w:r>
     <w:r>
       <w:rPr>
@@ -21873,7 +21865,7 @@
         <w:sz w:val="21"/>
         <w:szCs w:val="21"/>
       </w:rPr>
-      <w:t>页（全册共</w:t>
+      <w:t xml:space="preserve">/356页</w:t>
     </w:r>
     <w:r>
       <w:rPr>
@@ -21881,7 +21873,7 @@
         <w:sz w:val="21"/>
         <w:szCs w:val="21"/>
       </w:rPr>
-      <w:t>357</w:t>
+      <w:t xml:space="preserve">　</w:t>
     </w:r>
     <w:r>
       <w:rPr>
@@ -21889,7 +21881,7 @@
         <w:sz w:val="21"/>
         <w:szCs w:val="21"/>
       </w:rPr>
-      <w:t>页）</w:t>
+      <w:t xml:space="preserve">第1章·清单</w:t>
     </w:r>
     <w:r>
       <w:rPr>
@@ -21897,7 +21889,7 @@
         <w:sz w:val="21"/>
         <w:szCs w:val="21"/>
       </w:rPr>
-      <w:t>·本部位于第1–6页（共6页）</w:t>
+      <w:t xml:space="preserve">（位于1–6页·共6页）</w:t>
     </w:r>
   </w:p>
 </w:ftr>

--- a/高中数学/高中数学同步/人教B版选必1 第1章 空间向量与立体几何·知识清单（完成）.docx
+++ b/高中数学/高中数学同步/人教B版选必1 第1章 空间向量与立体几何·知识清单（完成）.docx
@@ -21865,7 +21865,7 @@
         <w:sz w:val="21"/>
         <w:szCs w:val="21"/>
       </w:rPr>
-      <w:t xml:space="preserve">/356页</w:t>
+      <w:t xml:space="preserve">/357页</w:t>
     </w:r>
     <w:r>
       <w:rPr>

--- a/高中数学/高中数学同步/人教B版选必1 第1章 空间向量与立体几何·知识清单（完成）.docx
+++ b/高中数学/高中数学同步/人教B版选必1 第1章 空间向量与立体几何·知识清单（完成）.docx
@@ -139,7 +139,7 @@
           <w:szCs w:val="24"/>
           <w:shd w:val="clear" w:color="auto" w:fill="C9C9C9"/>
         </w:rPr>
-        <w:t xml:space="preserve">1.1</w:t>
+        <w:t xml:space="preserve">1.1 </w:t>
       </w:r>
       <w:r>
         <w:rPr>
@@ -148,7 +148,7 @@
           <w:sz w:val="24"/>
           <w:szCs w:val="24"/>
         </w:rPr>
-        <w:t xml:space="preserve"> 空间向量及其运算</w:t>
+        <w:t xml:space="preserve">空间向量及其运算</w:t>
       </w:r>
       <w:r>
         <w:rPr>
@@ -173,7 +173,7 @@
           <w:szCs w:val="24"/>
           <w:shd w:val="clear" w:color="auto" w:fill="C9C9C9"/>
         </w:rPr>
-        <w:t xml:space="preserve">1.1.1</w:t>
+        <w:t xml:space="preserve">1.1.1 </w:t>
       </w:r>
       <w:r>
         <w:rPr>
@@ -182,7 +182,7 @@
           <w:sz w:val="24"/>
           <w:szCs w:val="24"/>
         </w:rPr>
-        <w:t xml:space="preserve"> 空间向量及其运算</w:t>
+        <w:t xml:space="preserve">空间向量及其运算</w:t>
       </w:r>
     </w:p>
     <w:p>
@@ -7174,7 +7174,7 @@
           <w:szCs w:val="24"/>
           <w:shd w:val="clear" w:color="auto" w:fill="C9C9C9"/>
         </w:rPr>
-        <w:t xml:space="preserve">1.1.2</w:t>
+        <w:t xml:space="preserve">1.1.2 </w:t>
       </w:r>
       <w:r>
         <w:rPr>
@@ -7183,7 +7183,7 @@
           <w:sz w:val="24"/>
           <w:szCs w:val="24"/>
         </w:rPr>
-        <w:t xml:space="preserve"> 空间向量基本定理</w:t>
+        <w:t xml:space="preserve">空间向量基本定理</w:t>
       </w:r>
       <w:r>
         <w:rPr>
@@ -8069,7 +8069,7 @@
           <w:szCs w:val="24"/>
           <w:shd w:val="clear" w:color="auto" w:fill="C9C9C9"/>
         </w:rPr>
-        <w:t xml:space="preserve">1.1.3</w:t>
+        <w:t xml:space="preserve">1.1.3 </w:t>
       </w:r>
       <w:r>
         <w:rPr>
@@ -8078,7 +8078,7 @@
           <w:sz w:val="24"/>
           <w:szCs w:val="24"/>
         </w:rPr>
-        <w:t xml:space="preserve"> 空间向量的坐标与空间直角坐标系</w:t>
+        <w:t xml:space="preserve">空间向量的坐标与空间直角坐标系</w:t>
       </w:r>
       <w:r>
         <w:rPr>
@@ -13740,7 +13740,7 @@
           <w:szCs w:val="24"/>
           <w:shd w:val="clear" w:color="auto" w:fill="C9C9C9"/>
         </w:rPr>
-        <w:t xml:space="preserve">1.2</w:t>
+        <w:t xml:space="preserve">1.2 </w:t>
       </w:r>
       <w:r>
         <w:rPr>
@@ -13749,7 +13749,7 @@
           <w:sz w:val="24"/>
           <w:szCs w:val="24"/>
         </w:rPr>
-        <w:t xml:space="preserve"> 空间向量在立体几何中的应用</w:t>
+        <w:t xml:space="preserve">空间向量在立体几何中的应用</w:t>
       </w:r>
       <w:r>
         <w:rPr>
@@ -13774,7 +13774,7 @@
           <w:szCs w:val="24"/>
           <w:shd w:val="clear" w:color="auto" w:fill="C9C9C9"/>
         </w:rPr>
-        <w:t xml:space="preserve">1.2.1</w:t>
+        <w:t xml:space="preserve">1.2.1 </w:t>
       </w:r>
       <w:r>
         <w:rPr>
@@ -13783,7 +13783,7 @@
           <w:sz w:val="24"/>
           <w:szCs w:val="24"/>
         </w:rPr>
-        <w:t xml:space="preserve"> 空间中的点、直线与空间向量</w:t>
+        <w:t xml:space="preserve">空间中的点、直线与空间向量</w:t>
       </w:r>
     </w:p>
     <w:p>
@@ -15931,7 +15931,7 @@
           <w:szCs w:val="24"/>
           <w:shd w:val="clear" w:color="auto" w:fill="C9C9C9"/>
         </w:rPr>
-        <w:t xml:space="preserve">1.2.2</w:t>
+        <w:t xml:space="preserve">1.2.2 </w:t>
       </w:r>
       <w:r>
         <w:rPr>
@@ -15940,7 +15940,7 @@
           <w:sz w:val="24"/>
           <w:szCs w:val="24"/>
         </w:rPr>
-        <w:t xml:space="preserve"> 空间中的平面与空间向量</w:t>
+        <w:t xml:space="preserve">空间中的平面与空间向量</w:t>
       </w:r>
     </w:p>
     <w:p>
@@ -17954,7 +17954,7 @@
           <w:szCs w:val="24"/>
           <w:shd w:val="clear" w:color="auto" w:fill="C9C9C9"/>
         </w:rPr>
-        <w:t xml:space="preserve">1.2.3</w:t>
+        <w:t xml:space="preserve">1.2.3 </w:t>
       </w:r>
       <w:r>
         <w:rPr>
@@ -17963,7 +17963,7 @@
           <w:sz w:val="24"/>
           <w:szCs w:val="24"/>
         </w:rPr>
-        <w:t xml:space="preserve"> 直线与平面的夹角</w:t>
+        <w:t xml:space="preserve">直线与平面的夹角</w:t>
       </w:r>
     </w:p>
     <w:p>
@@ -17979,7 +17979,7 @@
           <w:szCs w:val="24"/>
           <w:shd w:val="clear" w:color="auto" w:fill="C9C9C9"/>
         </w:rPr>
-        <w:t xml:space="preserve">1.2.4</w:t>
+        <w:t xml:space="preserve">1.2.4 </w:t>
       </w:r>
       <w:r>
         <w:rPr>
@@ -17988,7 +17988,7 @@
           <w:sz w:val="24"/>
           <w:szCs w:val="24"/>
         </w:rPr>
-        <w:t xml:space="preserve"> 二面角</w:t>
+        <w:t xml:space="preserve">二面角</w:t>
       </w:r>
     </w:p>
     <w:p>
@@ -20336,7 +20336,7 @@
           <w:szCs w:val="24"/>
           <w:shd w:val="clear" w:color="auto" w:fill="C9C9C9"/>
         </w:rPr>
-        <w:t xml:space="preserve">1.2.5</w:t>
+        <w:t xml:space="preserve">1.2.5 </w:t>
       </w:r>
       <w:r>
         <w:rPr>
@@ -20345,7 +20345,7 @@
           <w:sz w:val="24"/>
           <w:szCs w:val="24"/>
         </w:rPr>
-        <w:t xml:space="preserve"> 空间中的距离</w:t>
+        <w:t xml:space="preserve">空间中的距离</w:t>
       </w:r>
     </w:p>
     <w:p>

--- a/高中数学/高中数学同步/人教B版选必1 第1章 空间向量与立体几何·知识清单（完成）.docx
+++ b/高中数学/高中数学同步/人教B版选必1 第1章 空间向量与立体几何·知识清单（完成）.docx
@@ -21778,7 +21778,7 @@
       <w:footerReference w:type="default" r:id="rId21"/>
       <w:pgSz w:w="11906" w:h="16838"/>
       <w:pgMar w:top="850" w:right="850" w:bottom="850" w:left="850" w:header="283" w:footer="850" w:gutter="0"/>
-      <w:pgNumType w:start="16"/>
+      <w:pgNumType w:start="17"/>
       <w:cols w:sep="1" w:space="425"/>
       <w:docGrid w:type="default" w:linePitch="312"/>
     </w:sectPr>
@@ -21849,7 +21849,7 @@
         <w:sz w:val="21"/>
         <w:szCs w:val="21"/>
       </w:rPr>
-      <w:t>16</w:t>
+      <w:t>17</w:t>
     </w:r>
     <w:r>
       <w:rPr>
@@ -21865,7 +21865,7 @@
         <w:sz w:val="21"/>
         <w:szCs w:val="21"/>
       </w:rPr>
-      <w:t xml:space="preserve">/357页</w:t>
+      <w:t xml:space="preserve">/365页</w:t>
     </w:r>
     <w:r>
       <w:rPr>
@@ -21889,7 +21889,7 @@
         <w:sz w:val="21"/>
         <w:szCs w:val="21"/>
       </w:rPr>
-      <w:t xml:space="preserve">（位于1–6页·共6页）</w:t>
+      <w:t xml:space="preserve">（位于17–22页·共6页）</w:t>
     </w:r>
   </w:p>
 </w:ftr>

--- a/高中数学/高中数学同步/人教B版选必1 第1章 空间向量与立体几何·知识清单（完成）.docx
+++ b/高中数学/高中数学同步/人教B版选必1 第1章 空间向量与立体几何·知识清单（完成）.docx
@@ -163,6 +163,7 @@
     <w:p>
       <w:pPr>
         <w:spacing w:before="0" w:after="0" w:line="288" w:lineRule="auto"/>
+        <w:ind w:leftChars="200"/>
         <w:jc w:val="left"/>
       </w:pPr>
       <w:r>
@@ -7164,6 +7165,7 @@
       <w:pPr>
         <w:snapToGrid w:val="0"/>
         <w:spacing w:line="288" w:lineRule="auto" w:before="0" w:after="0"/>
+        <w:ind w:leftChars="200"/>
         <w:jc w:val="left"/>
       </w:pPr>
       <w:r>
@@ -8059,6 +8061,7 @@
       <w:pPr>
         <w:snapToGrid w:val="0"/>
         <w:spacing w:line="288" w:lineRule="auto" w:before="0" w:after="0"/>
+        <w:ind w:leftChars="200"/>
         <w:jc w:val="left"/>
       </w:pPr>
       <w:r>
@@ -13764,6 +13767,7 @@
     <w:p>
       <w:pPr>
         <w:spacing w:before="0" w:after="0" w:line="288" w:lineRule="auto"/>
+        <w:ind w:leftChars="200"/>
         <w:jc w:val="left"/>
       </w:pPr>
       <w:r>
@@ -15921,6 +15925,7 @@
     <w:p>
       <w:pPr>
         <w:spacing w:before="0" w:after="0" w:line="288" w:lineRule="auto"/>
+        <w:ind w:leftChars="200"/>
         <w:jc w:val="left"/>
       </w:pPr>
       <w:r>
@@ -17944,6 +17949,7 @@
     <w:p>
       <w:pPr>
         <w:spacing w:before="0" w:after="0" w:line="288" w:lineRule="auto"/>
+        <w:ind w:leftChars="200"/>
         <w:jc w:val="left"/>
       </w:pPr>
       <w:r>
@@ -17969,6 +17975,7 @@
     <w:p>
       <w:pPr>
         <w:spacing w:before="0" w:after="0" w:line="288" w:lineRule="auto"/>
+        <w:ind w:leftChars="200"/>
         <w:jc w:val="left"/>
       </w:pPr>
       <w:r>
@@ -20326,6 +20333,7 @@
     <w:p>
       <w:pPr>
         <w:spacing w:before="0" w:after="0" w:line="288" w:lineRule="auto"/>
+        <w:ind w:leftChars="200"/>
         <w:jc w:val="left"/>
       </w:pPr>
       <w:r>

--- a/高中数学/高中数学同步/人教B版选必1 第1章 空间向量与立体几何·知识清单（完成）.docx
+++ b/高中数学/高中数学同步/人教B版选必1 第1章 空间向量与立体几何·知识清单（完成）.docx
@@ -215,6 +215,14 @@
           <w:sz w:val="21"/>
           <w:szCs w:val="21"/>
         </w:rPr>
+        <w:t xml:space="preserve">〔基〕</w:t>
+      </w:r>
+      <w:r>
+        <w:rPr>
+          <w:rFonts w:ascii="Times New Roman" w:hAnsi="Times New Roman" w:eastAsia="宋体"/>
+          <w:sz w:val="21"/>
+          <w:szCs w:val="21"/>
+        </w:rPr>
         <w:t>空间向量</w:t>
       </w:r>
     </w:p>
@@ -227,69 +235,19 @@
       <w:r>
         <w:rPr>
           <w:rFonts w:ascii="Times New Roman" w:hAnsi="Times New Roman" w:eastAsia="宋体"/>
-          <w:sz w:val="21"/>
-          <w:szCs w:val="21"/>
           <w:shd w:val="clear" w:color="auto" w:fill="C9C9C9"/>
-        </w:rPr>
-        <w:t>（1）</w:t>
-      </w:r>
-      <w:r>
-        <w:rPr>
-          <w:rFonts w:ascii="Times New Roman" w:hAnsi="Times New Roman" w:eastAsia="宋体"/>
-          <w:sz w:val="21"/>
-          <w:szCs w:val="21"/>
-        </w:rPr>
-        <w:t>定义：在空间，我们把具有</w:t>
-      </w:r>
-      <w:r>
-        <w:rPr>
-          <w:rFonts w:eastAsia="宋体" w:ascii="Times New Roman" w:hAnsi="Times New Roman"/>
-          <w:sz w:val="21"/>
-          <w:szCs w:val="21"/>
-        </w:rPr>
-        <w:t/>
-      </w:r>
-      <w:r>
-        <w:rPr>
-          <w:rFonts w:eastAsia="宋体" w:ascii="Times New Roman" w:hAnsi="Times New Roman"/>
-          <w:sz w:val="21"/>
-          <w:szCs w:val="21"/>
-          <w:shd w:val="clear" w:color="auto" w:fill="C9C9C9"/>
-        </w:rPr>
-        <w:t xml:space="preserve">大小</w:t>
-      </w:r>
-      <w:r>
-        <w:rPr>
-          <w:rFonts w:ascii="Times New Roman" w:hAnsi="Times New Roman" w:eastAsia="宋体"/>
-          <w:sz w:val="21"/>
-          <w:szCs w:val="21"/>
-        </w:rPr>
-        <w:t>和</w:t>
-      </w:r>
-      <w:r>
-        <w:rPr>
-          <w:rFonts w:eastAsia="宋体" w:ascii="Times New Roman" w:hAnsi="Times New Roman"/>
-          <w:sz w:val="21"/>
-          <w:szCs w:val="21"/>
-        </w:rPr>
-        <w:t/>
-      </w:r>
-      <w:r>
-        <w:rPr>
-          <w:rFonts w:eastAsia="宋体" w:ascii="Times New Roman" w:hAnsi="Times New Roman"/>
-          <w:sz w:val="21"/>
-          <w:szCs w:val="21"/>
-          <w:shd w:val="clear" w:color="auto" w:fill="C9C9C9"/>
-        </w:rPr>
-        <w:t xml:space="preserve">方向</w:t>
-      </w:r>
-      <w:r>
-        <w:rPr>
-          <w:rFonts w:ascii="Times New Roman" w:hAnsi="Times New Roman" w:eastAsia="宋体"/>
-          <w:sz w:val="21"/>
-          <w:szCs w:val="21"/>
-        </w:rPr>
-        <w:t>的量叫做空间向量．</w:t>
+          <w:sz w:val="21"/>
+          <w:szCs w:val="21"/>
+        </w:rPr>
+        <w:t xml:space="preserve">【编注】</w:t>
+      </w:r>
+      <w:r>
+        <w:rPr>
+          <w:rFonts w:ascii="Times New Roman" w:hAnsi="Times New Roman" w:eastAsia="宋体"/>
+          <w:sz w:val="21"/>
+          <w:szCs w:val="21"/>
+        </w:rPr>
+        <w:t xml:space="preserve">与必修2平面向量初步的定义类比记忆（只多“空间”二字）；零向量方向任意、模为0，是概念题易错点。</w:t>
       </w:r>
     </w:p>
     <w:p>
@@ -305,15 +263,15 @@
           <w:szCs w:val="21"/>
           <w:shd w:val="clear" w:color="auto" w:fill="C9C9C9"/>
         </w:rPr>
-        <w:t>（2）</w:t>
-      </w:r>
-      <w:r>
-        <w:rPr>
-          <w:rFonts w:ascii="Times New Roman" w:hAnsi="Times New Roman" w:eastAsia="宋体"/>
-          <w:sz w:val="21"/>
-          <w:szCs w:val="21"/>
-        </w:rPr>
-        <w:t>长度：空间向量的</w:t>
+        <w:t>（1）</w:t>
+      </w:r>
+      <w:r>
+        <w:rPr>
+          <w:rFonts w:ascii="Times New Roman" w:hAnsi="Times New Roman" w:eastAsia="宋体"/>
+          <w:sz w:val="21"/>
+          <w:szCs w:val="21"/>
+        </w:rPr>
+        <w:t>定义：在空间，我们把具有</w:t>
       </w:r>
       <w:r>
         <w:rPr>
@@ -338,7 +296,7 @@
           <w:sz w:val="21"/>
           <w:szCs w:val="21"/>
         </w:rPr>
-        <w:t>叫做空间向量的长度或</w:t>
+        <w:t>和</w:t>
       </w:r>
       <w:r>
         <w:rPr>
@@ -355,51 +313,15 @@
           <w:szCs w:val="21"/>
           <w:shd w:val="clear" w:color="auto" w:fill="C9C9C9"/>
         </w:rPr>
-        <w:t xml:space="preserve">模</w:t>
-      </w:r>
-      <w:r>
-        <w:rPr>
-          <w:rFonts w:ascii="Times New Roman" w:hAnsi="Times New Roman" w:eastAsia="宋体"/>
-          <w:sz w:val="21"/>
-          <w:szCs w:val="21"/>
-        </w:rPr>
-        <w:t>．</w:t>
-      </w:r>
-    </w:p>
-    <w:p>
-      <w:pPr>
-        <w:snapToGrid w:val="0"/>
-        <w:spacing w:line="288" w:lineRule="auto" w:before="0" w:after="0"/>
-        <w:jc w:val="left"/>
-        <w:rPr>
-          <w:b/>
-        </w:rPr>
-      </w:pPr>
-      <w:r>
-        <w:rPr>
-          <w:rFonts w:ascii="Times New Roman" w:hAnsi="Times New Roman" w:eastAsia="宋体"/>
-          <w:sz w:val="21"/>
-          <w:szCs w:val="21"/>
-        </w:rPr>
-        <w:t/>
-      </w:r>
-      <w:r>
-        <w:rPr>
-          <w:rFonts w:ascii="Times New Roman" w:hAnsi="Times New Roman" w:eastAsia="宋体"/>
-          <w:sz w:val="21"/>
-          <w:szCs w:val="21"/>
-          <w:shd w:val="clear" w:color="auto" w:fill="C9C9C9"/>
-        </w:rPr>
-        <w:t>2．</w:t>
-      </w:r>
-      <w:r>
-        <w:rPr>
-          <w:rFonts w:ascii="Times New Roman" w:hAnsi="Times New Roman" w:eastAsia="宋体"/>
-          <w:b/>
-          <w:sz w:val="21"/>
-          <w:szCs w:val="21"/>
-        </w:rPr>
-        <w:t>空间向量的表示</w:t>
+        <w:t xml:space="preserve">方向</w:t>
+      </w:r>
+      <w:r>
+        <w:rPr>
+          <w:rFonts w:ascii="Times New Roman" w:hAnsi="Times New Roman" w:eastAsia="宋体"/>
+          <w:sz w:val="21"/>
+          <w:szCs w:val="21"/>
+        </w:rPr>
+        <w:t>的量叫做空间向量．</w:t>
       </w:r>
     </w:p>
     <w:p>
@@ -415,97 +337,65 @@
           <w:szCs w:val="21"/>
           <w:shd w:val="clear" w:color="auto" w:fill="C9C9C9"/>
         </w:rPr>
-        <w:t>（1）</w:t>
-      </w:r>
-      <w:r>
-        <w:rPr>
-          <w:rFonts w:ascii="Times New Roman" w:hAnsi="Times New Roman" w:eastAsia="宋体"/>
-          <w:sz w:val="21"/>
-          <w:szCs w:val="21"/>
-        </w:rPr>
-        <w:t>字母表示法：用字母</w:t>
-      </w:r>
-      <m:oMath>
-        <m:acc>
-          <m:accPr>
-            <m:chr m:val="⃑"/>
-            <m:ctrlPr>
-              <w:rPr>
-                <w:rFonts w:ascii="Times New Roman" w:hAnsi="Times New Roman"/>
-              </w:rPr>
-            </m:ctrlPr>
-          </m:accPr>
-          <m:e>
-            <m:r>
-              <w:rPr>
-                <w:rFonts w:ascii="Times New Roman" w:hAnsi="Times New Roman" w:cs="Cambria Math"/>
-              </w:rPr>
-              <m:t>a</m:t>
-            </m:r>
-          </m:e>
-        </m:acc>
-        <m:r>
-          <w:rPr>
-            <w:rFonts w:ascii="Times New Roman" w:hAnsi="Times New Roman" w:cs="Cambria Math"/>
-          </w:rPr>
-          <m:t>,</m:t>
-        </m:r>
-        <m:acc>
-          <m:accPr>
-            <m:chr m:val="⃑"/>
-            <m:ctrlPr>
-              <w:rPr>
-                <w:rFonts w:ascii="Times New Roman" w:hAnsi="Times New Roman"/>
-              </w:rPr>
-            </m:ctrlPr>
-          </m:accPr>
-          <m:e>
-            <m:r>
-              <w:rPr>
-                <w:rFonts w:ascii="Times New Roman" w:hAnsi="Times New Roman" w:cs="Cambria Math"/>
-              </w:rPr>
-              <m:t>b</m:t>
-            </m:r>
-          </m:e>
-        </m:acc>
-        <m:r>
-          <w:rPr>
-            <w:rFonts w:ascii="Times New Roman" w:hAnsi="Times New Roman" w:cs="Cambria Math"/>
-          </w:rPr>
-          <m:t>,</m:t>
-        </m:r>
-        <m:acc>
-          <m:accPr>
-            <m:chr m:val="⃑"/>
-            <m:ctrlPr>
-              <w:rPr>
-                <w:rFonts w:ascii="Times New Roman" w:hAnsi="Times New Roman"/>
-              </w:rPr>
-            </m:ctrlPr>
-          </m:accPr>
-          <m:e>
-            <m:r>
-              <w:rPr>
-                <w:rFonts w:ascii="Times New Roman" w:hAnsi="Times New Roman" w:cs="Cambria Math"/>
-              </w:rPr>
-              <m:t>c</m:t>
-            </m:r>
-          </m:e>
-        </m:acc>
-        <m:r>
-          <w:rPr>
-            <w:rFonts w:ascii="Times New Roman" w:hAnsi="Times New Roman" w:cs="Cambria Math"/>
-          </w:rPr>
-          <m:t>,⋅⋅⋅</m:t>
-        </m:r>
-      </m:oMath>
-      <w:r>
-        <w:rPr>
-          <w:rFonts w:ascii="Times New Roman" w:hAnsi="Times New Roman" w:eastAsia="宋体"/>
-          <w:sz w:val="21"/>
-          <w:szCs w:val="21"/>
-        </w:rPr>
-        <w:t>，表示．</w:t>
+        <w:t>（2）</w:t>
+      </w:r>
+      <w:r>
+        <w:rPr>
+          <w:rFonts w:ascii="Times New Roman" w:hAnsi="Times New Roman" w:eastAsia="宋体"/>
+          <w:sz w:val="21"/>
+          <w:szCs w:val="21"/>
+        </w:rPr>
+        <w:t>长度：空间向量的</w:t>
+      </w:r>
+      <w:r>
+        <w:rPr>
+          <w:rFonts w:eastAsia="宋体" w:ascii="Times New Roman" w:hAnsi="Times New Roman"/>
+          <w:sz w:val="21"/>
+          <w:szCs w:val="21"/>
+        </w:rPr>
+        <w:t/>
+      </w:r>
+      <w:r>
+        <w:rPr>
+          <w:rFonts w:eastAsia="宋体" w:ascii="Times New Roman" w:hAnsi="Times New Roman"/>
+          <w:sz w:val="21"/>
+          <w:szCs w:val="21"/>
+          <w:shd w:val="clear" w:color="auto" w:fill="C9C9C9"/>
+        </w:rPr>
+        <w:t xml:space="preserve">大小</w:t>
+      </w:r>
+      <w:r>
+        <w:rPr>
+          <w:rFonts w:ascii="Times New Roman" w:hAnsi="Times New Roman" w:eastAsia="宋体"/>
+          <w:sz w:val="21"/>
+          <w:szCs w:val="21"/>
+        </w:rPr>
+        <w:t>叫做空间向量的长度或</w:t>
+      </w:r>
+      <w:r>
+        <w:rPr>
+          <w:rFonts w:eastAsia="宋体" w:ascii="Times New Roman" w:hAnsi="Times New Roman"/>
+          <w:sz w:val="21"/>
+          <w:szCs w:val="21"/>
+        </w:rPr>
+        <w:t/>
+      </w:r>
+      <w:r>
+        <w:rPr>
+          <w:rFonts w:eastAsia="宋体" w:ascii="Times New Roman" w:hAnsi="Times New Roman"/>
+          <w:sz w:val="21"/>
+          <w:szCs w:val="21"/>
+          <w:shd w:val="clear" w:color="auto" w:fill="C9C9C9"/>
+        </w:rPr>
+        <w:t xml:space="preserve">模</w:t>
+      </w:r>
+      <w:r>
+        <w:rPr>
+          <w:rFonts w:ascii="Times New Roman" w:hAnsi="Times New Roman" w:eastAsia="宋体"/>
+          <w:sz w:val="21"/>
+          <w:szCs w:val="21"/>
+        </w:rPr>
+        <w:t>．</w:t>
       </w:r>
     </w:p>
     <w:p>
@@ -517,6 +407,601 @@
       <w:r>
         <w:rPr>
           <w:rFonts w:ascii="Times New Roman" w:hAnsi="Times New Roman" w:eastAsia="宋体"/>
+          <w:shd w:val="clear" w:color="auto" w:fill="C9C9C9"/>
+          <w:sz w:val="21"/>
+          <w:szCs w:val="21"/>
+        </w:rPr>
+        <w:t xml:space="preserve">【编注】</w:t>
+      </w:r>
+      <w:r>
+        <w:rPr>
+          <w:rFonts w:ascii="Times New Roman" w:hAnsi="Times New Roman" w:eastAsia="宋体"/>
+          <w:sz w:val="21"/>
+          <w:szCs w:val="21"/>
+        </w:rPr>
+        <w:t xml:space="preserve">对比辨析——空间向量与平面向量（旧知识：必修2第6章平面向量初步）：</w:t>
+      </w:r>
+    </w:p>
+    <w:tbl>
+      <w:tblPr>
+        <w:tblW w:w="10206" w:type="dxa"/>
+        <w:tblBorders>
+          <w:top w:val="single" w:sz="4" w:space="0" w:color="auto"/>
+          <w:left w:val="single" w:sz="4" w:space="0" w:color="auto"/>
+          <w:bottom w:val="single" w:sz="4" w:space="0" w:color="auto"/>
+          <w:right w:val="single" w:sz="4" w:space="0" w:color="auto"/>
+          <w:insideH w:val="single" w:sz="4" w:space="0" w:color="auto"/>
+          <w:insideV w:val="single" w:sz="4" w:space="0" w:color="auto"/>
+        </w:tblBorders>
+        <w:tblLayout w:type="fixed"/>
+        <w:tblCellMar>
+          <w:top w:w="0" w:type="dxa"/>
+          <w:left w:w="108" w:type="dxa"/>
+          <w:bottom w:w="0" w:type="dxa"/>
+          <w:right w:w="108" w:type="dxa"/>
+        </w:tblCellMar>
+      </w:tblPr>
+      <w:tblGrid>
+        <w:gridCol w:w="2100"/>
+        <w:gridCol w:w="4053"/>
+        <w:gridCol w:w="4053"/>
+      </w:tblGrid>
+      <w:tr>
+        <w:tc>
+          <w:tcPr>
+            <w:tcW w:w="2100" w:type="dxa"/>
+          </w:tcPr>
+          <w:p>
+            <w:pPr>
+              <w:snapToGrid w:val="0"/>
+              <w:spacing w:line="288" w:lineRule="auto" w:before="0" w:after="0"/>
+              <w:jc w:val="left"/>
+            </w:pPr>
+            <w:r>
+              <w:rPr>
+                <w:rFonts w:ascii="Times New Roman" w:hAnsi="Times New Roman" w:eastAsia="宋体"/>
+                <w:sz w:val="21"/>
+                <w:szCs w:val="21"/>
+              </w:rPr>
+              <w:t xml:space="preserve">对比项</w:t>
+            </w:r>
+          </w:p>
+        </w:tc>
+        <w:tc>
+          <w:tcPr>
+            <w:tcW w:w="4053" w:type="dxa"/>
+          </w:tcPr>
+          <w:p>
+            <w:pPr>
+              <w:snapToGrid w:val="0"/>
+              <w:spacing w:line="288" w:lineRule="auto" w:before="0" w:after="0"/>
+              <w:jc w:val="left"/>
+            </w:pPr>
+            <w:r>
+              <w:rPr>
+                <w:rFonts w:ascii="Times New Roman" w:hAnsi="Times New Roman" w:eastAsia="宋体"/>
+                <w:sz w:val="21"/>
+                <w:szCs w:val="21"/>
+              </w:rPr>
+              <w:t xml:space="preserve">旧知识：平面向量</w:t>
+            </w:r>
+          </w:p>
+        </w:tc>
+        <w:tc>
+          <w:tcPr>
+            <w:tcW w:w="4053" w:type="dxa"/>
+          </w:tcPr>
+          <w:p>
+            <w:pPr>
+              <w:snapToGrid w:val="0"/>
+              <w:spacing w:line="288" w:lineRule="auto" w:before="0" w:after="0"/>
+              <w:jc w:val="left"/>
+            </w:pPr>
+            <w:r>
+              <w:rPr>
+                <w:rFonts w:ascii="Times New Roman" w:hAnsi="Times New Roman" w:eastAsia="宋体"/>
+                <w:sz w:val="21"/>
+                <w:szCs w:val="21"/>
+              </w:rPr>
+              <w:t xml:space="preserve">新知识：空间向量</w:t>
+            </w:r>
+          </w:p>
+        </w:tc>
+      </w:tr>
+      <w:tr>
+        <w:tc>
+          <w:tcPr>
+            <w:tcW w:w="2100" w:type="dxa"/>
+          </w:tcPr>
+          <w:p>
+            <w:pPr>
+              <w:snapToGrid w:val="0"/>
+              <w:spacing w:line="288" w:lineRule="auto" w:before="0" w:after="0"/>
+              <w:jc w:val="left"/>
+            </w:pPr>
+            <w:r>
+              <w:rPr>
+                <w:rFonts w:ascii="Times New Roman" w:hAnsi="Times New Roman" w:eastAsia="宋体"/>
+                <w:sz w:val="21"/>
+                <w:szCs w:val="21"/>
+              </w:rPr>
+              <w:t xml:space="preserve">研究范围</w:t>
+            </w:r>
+          </w:p>
+        </w:tc>
+        <w:tc>
+          <w:tcPr>
+            <w:tcW w:w="4053" w:type="dxa"/>
+          </w:tcPr>
+          <w:p>
+            <w:pPr>
+              <w:snapToGrid w:val="0"/>
+              <w:spacing w:line="288" w:lineRule="auto" w:before="0" w:after="0"/>
+              <w:jc w:val="left"/>
+            </w:pPr>
+            <w:r>
+              <w:rPr>
+                <w:rFonts w:ascii="Times New Roman" w:hAnsi="Times New Roman" w:eastAsia="宋体"/>
+                <w:sz w:val="21"/>
+                <w:szCs w:val="21"/>
+              </w:rPr>
+              <w:t xml:space="preserve">同一平面内（二维）</w:t>
+            </w:r>
+          </w:p>
+        </w:tc>
+        <w:tc>
+          <w:tcPr>
+            <w:tcW w:w="4053" w:type="dxa"/>
+          </w:tcPr>
+          <w:p>
+            <w:pPr>
+              <w:snapToGrid w:val="0"/>
+              <w:spacing w:line="288" w:lineRule="auto" w:before="0" w:after="0"/>
+              <w:jc w:val="left"/>
+            </w:pPr>
+            <w:r>
+              <w:rPr>
+                <w:rFonts w:ascii="Times New Roman" w:hAnsi="Times New Roman" w:eastAsia="宋体"/>
+                <w:sz w:val="21"/>
+                <w:szCs w:val="21"/>
+              </w:rPr>
+              <w:t xml:space="preserve">空间中（三维），平面情形为其特例</w:t>
+            </w:r>
+          </w:p>
+        </w:tc>
+      </w:tr>
+      <w:tr>
+        <w:tc>
+          <w:tcPr>
+            <w:tcW w:w="2100" w:type="dxa"/>
+          </w:tcPr>
+          <w:p>
+            <w:pPr>
+              <w:snapToGrid w:val="0"/>
+              <w:spacing w:line="288" w:lineRule="auto" w:before="0" w:after="0"/>
+              <w:jc w:val="left"/>
+            </w:pPr>
+            <w:r>
+              <w:rPr>
+                <w:rFonts w:ascii="Times New Roman" w:hAnsi="Times New Roman" w:eastAsia="宋体"/>
+                <w:sz w:val="21"/>
+                <w:szCs w:val="21"/>
+              </w:rPr>
+              <w:t xml:space="preserve">定义</w:t>
+            </w:r>
+          </w:p>
+        </w:tc>
+        <w:tc>
+          <w:tcPr>
+            <w:tcW w:w="4053" w:type="dxa"/>
+          </w:tcPr>
+          <w:p>
+            <w:pPr>
+              <w:snapToGrid w:val="0"/>
+              <w:spacing w:line="288" w:lineRule="auto" w:before="0" w:after="0"/>
+              <w:jc w:val="left"/>
+            </w:pPr>
+            <w:r>
+              <w:rPr>
+                <w:rFonts w:ascii="Times New Roman" w:hAnsi="Times New Roman" w:eastAsia="宋体"/>
+                <w:sz w:val="21"/>
+                <w:szCs w:val="21"/>
+              </w:rPr>
+              <w:t xml:space="preserve">具有大小和方向的量</w:t>
+            </w:r>
+          </w:p>
+        </w:tc>
+        <w:tc>
+          <w:tcPr>
+            <w:tcW w:w="4053" w:type="dxa"/>
+          </w:tcPr>
+          <w:p>
+            <w:pPr>
+              <w:snapToGrid w:val="0"/>
+              <w:spacing w:line="288" w:lineRule="auto" w:before="0" w:after="0"/>
+              <w:jc w:val="left"/>
+            </w:pPr>
+            <w:r>
+              <w:rPr>
+                <w:rFonts w:ascii="Times New Roman" w:hAnsi="Times New Roman" w:eastAsia="宋体"/>
+                <w:sz w:val="21"/>
+                <w:szCs w:val="21"/>
+              </w:rPr>
+              <w:t xml:space="preserve">具有大小和方向的量，含义一致</w:t>
+            </w:r>
+          </w:p>
+        </w:tc>
+      </w:tr>
+      <w:tr>
+        <w:tc>
+          <w:tcPr>
+            <w:tcW w:w="2100" w:type="dxa"/>
+          </w:tcPr>
+          <w:p>
+            <w:pPr>
+              <w:snapToGrid w:val="0"/>
+              <w:spacing w:line="288" w:lineRule="auto" w:before="0" w:after="0"/>
+              <w:jc w:val="left"/>
+            </w:pPr>
+            <w:r>
+              <w:rPr>
+                <w:rFonts w:ascii="Times New Roman" w:hAnsi="Times New Roman" w:eastAsia="宋体"/>
+                <w:sz w:val="21"/>
+                <w:szCs w:val="21"/>
+              </w:rPr>
+              <w:t xml:space="preserve">加减、数乘与数量积</w:t>
+            </w:r>
+          </w:p>
+        </w:tc>
+        <w:tc>
+          <w:tcPr>
+            <w:tcW w:w="4053" w:type="dxa"/>
+          </w:tcPr>
+          <w:p>
+            <w:pPr>
+              <w:snapToGrid w:val="0"/>
+              <w:spacing w:line="288" w:lineRule="auto" w:before="0" w:after="0"/>
+              <w:jc w:val="left"/>
+            </w:pPr>
+            <w:r>
+              <w:rPr>
+                <w:rFonts w:ascii="Times New Roman" w:hAnsi="Times New Roman" w:eastAsia="宋体"/>
+                <w:sz w:val="21"/>
+                <w:szCs w:val="21"/>
+              </w:rPr>
+              <w:t xml:space="preserve">三角形／平行四边形法则与运算律</w:t>
+            </w:r>
+          </w:p>
+        </w:tc>
+        <w:tc>
+          <w:tcPr>
+            <w:tcW w:w="4053" w:type="dxa"/>
+          </w:tcPr>
+          <w:p>
+            <w:pPr>
+              <w:snapToGrid w:val="0"/>
+              <w:spacing w:line="288" w:lineRule="auto" w:before="0" w:after="0"/>
+              <w:jc w:val="left"/>
+            </w:pPr>
+            <w:r>
+              <w:rPr>
+                <w:rFonts w:ascii="Times New Roman" w:hAnsi="Times New Roman" w:eastAsia="宋体"/>
+                <w:sz w:val="21"/>
+                <w:szCs w:val="21"/>
+              </w:rPr>
+              <w:t xml:space="preserve">法则与运算律完全一致，直接迁移</w:t>
+            </w:r>
+          </w:p>
+        </w:tc>
+      </w:tr>
+      <w:tr>
+        <w:tc>
+          <w:tcPr>
+            <w:tcW w:w="2100" w:type="dxa"/>
+          </w:tcPr>
+          <w:p>
+            <w:pPr>
+              <w:snapToGrid w:val="0"/>
+              <w:spacing w:line="288" w:lineRule="auto" w:before="0" w:after="0"/>
+              <w:jc w:val="left"/>
+            </w:pPr>
+            <w:r>
+              <w:rPr>
+                <w:rFonts w:ascii="Times New Roman" w:hAnsi="Times New Roman" w:eastAsia="宋体"/>
+                <w:sz w:val="21"/>
+                <w:szCs w:val="21"/>
+              </w:rPr>
+              <w:t xml:space="preserve">共线与共面</w:t>
+            </w:r>
+          </w:p>
+        </w:tc>
+        <w:tc>
+          <w:tcPr>
+            <w:tcW w:w="4053" w:type="dxa"/>
+          </w:tcPr>
+          <w:p>
+            <w:pPr>
+              <w:snapToGrid w:val="0"/>
+              <w:spacing w:line="288" w:lineRule="auto" w:before="0" w:after="0"/>
+              <w:jc w:val="left"/>
+            </w:pPr>
+            <w:r>
+              <w:rPr>
+                <w:rFonts w:ascii="Times New Roman" w:hAnsi="Times New Roman" w:eastAsia="宋体"/>
+                <w:sz w:val="21"/>
+                <w:szCs w:val="21"/>
+              </w:rPr>
+              <w:t xml:space="preserve">共线向量定理刻画平面内位置关系</w:t>
+            </w:r>
+          </w:p>
+        </w:tc>
+        <w:tc>
+          <w:tcPr>
+            <w:tcW w:w="4053" w:type="dxa"/>
+          </w:tcPr>
+          <w:p>
+            <w:pPr>
+              <w:snapToGrid w:val="0"/>
+              <w:spacing w:line="288" w:lineRule="auto" w:before="0" w:after="0"/>
+              <w:jc w:val="left"/>
+            </w:pPr>
+            <w:r>
+              <w:rPr>
+                <w:rFonts w:ascii="Times New Roman" w:hAnsi="Times New Roman" w:eastAsia="宋体"/>
+                <w:sz w:val="21"/>
+                <w:szCs w:val="21"/>
+              </w:rPr>
+              <w:t xml:space="preserve">共线定理（条目5）与共面向量定理（条目9）并用，刻画空间位置关系</w:t>
+            </w:r>
+          </w:p>
+        </w:tc>
+      </w:tr>
+      <w:tr>
+        <w:tc>
+          <w:tcPr>
+            <w:tcW w:w="2100" w:type="dxa"/>
+          </w:tcPr>
+          <w:p>
+            <w:pPr>
+              <w:snapToGrid w:val="0"/>
+              <w:spacing w:line="288" w:lineRule="auto" w:before="0" w:after="0"/>
+              <w:jc w:val="left"/>
+            </w:pPr>
+            <w:r>
+              <w:rPr>
+                <w:rFonts w:ascii="Times New Roman" w:hAnsi="Times New Roman" w:eastAsia="宋体"/>
+                <w:sz w:val="21"/>
+                <w:szCs w:val="21"/>
+              </w:rPr>
+              <w:t xml:space="preserve">易混点</w:t>
+            </w:r>
+          </w:p>
+        </w:tc>
+        <w:tc>
+          <w:tcPr>
+            <w:tcW w:w="4053" w:type="dxa"/>
+          </w:tcPr>
+          <w:p>
+            <w:pPr>
+              <w:snapToGrid w:val="0"/>
+              <w:spacing w:line="288" w:lineRule="auto" w:before="0" w:after="0"/>
+              <w:jc w:val="left"/>
+            </w:pPr>
+            <w:r>
+              <w:rPr>
+                <w:rFonts w:ascii="Times New Roman" w:hAnsi="Times New Roman" w:eastAsia="宋体"/>
+                <w:sz w:val="21"/>
+                <w:szCs w:val="21"/>
+              </w:rPr>
+              <w:t xml:space="preserve">——</w:t>
+            </w:r>
+          </w:p>
+        </w:tc>
+        <w:tc>
+          <w:tcPr>
+            <w:tcW w:w="4053" w:type="dxa"/>
+          </w:tcPr>
+          <w:p>
+            <w:pPr>
+              <w:snapToGrid w:val="0"/>
+              <w:spacing w:line="288" w:lineRule="auto" w:before="0" w:after="0"/>
+              <w:jc w:val="left"/>
+            </w:pPr>
+            <w:r>
+              <w:rPr>
+                <w:rFonts w:ascii="Times New Roman" w:hAnsi="Times New Roman" w:eastAsia="宋体"/>
+                <w:sz w:val="21"/>
+                <w:szCs w:val="21"/>
+              </w:rPr>
+              <w:t xml:space="preserve">任意两个空间向量必共面，但“不共线”的两向量只张成一张平面，不能作空间基底（须三个不共面，条目10）</w:t>
+            </w:r>
+          </w:p>
+        </w:tc>
+      </w:tr>
+    </w:tbl>
+    <w:p>
+      <w:pPr>
+        <w:snapToGrid w:val="0"/>
+        <w:spacing w:line="288" w:lineRule="auto" w:before="0" w:after="0"/>
+        <w:jc w:val="left"/>
+        <w:rPr>
+          <w:b/>
+        </w:rPr>
+      </w:pPr>
+      <w:r>
+        <w:rPr>
+          <w:rFonts w:ascii="Times New Roman" w:hAnsi="Times New Roman" w:eastAsia="宋体"/>
+          <w:sz w:val="21"/>
+          <w:szCs w:val="21"/>
+        </w:rPr>
+        <w:t/>
+      </w:r>
+      <w:r>
+        <w:rPr>
+          <w:rFonts w:ascii="Times New Roman" w:hAnsi="Times New Roman" w:eastAsia="宋体"/>
+          <w:sz w:val="21"/>
+          <w:szCs w:val="21"/>
+          <w:shd w:val="clear" w:color="auto" w:fill="C9C9C9"/>
+        </w:rPr>
+        <w:t>2．</w:t>
+      </w:r>
+      <w:r>
+        <w:rPr>
+          <w:rFonts w:ascii="Times New Roman" w:hAnsi="Times New Roman" w:eastAsia="宋体"/>
+          <w:sz w:val="21"/>
+          <w:szCs w:val="21"/>
+        </w:rPr>
+        <w:t xml:space="preserve">〔基〕</w:t>
+      </w:r>
+      <w:r>
+        <w:rPr>
+          <w:rFonts w:ascii="Times New Roman" w:hAnsi="Times New Roman" w:eastAsia="宋体"/>
+          <w:b/>
+          <w:sz w:val="21"/>
+          <w:szCs w:val="21"/>
+        </w:rPr>
+        <w:t>空间向量的表示</w:t>
+      </w:r>
+    </w:p>
+    <w:p>
+      <w:pPr>
+        <w:snapToGrid w:val="0"/>
+        <w:spacing w:line="288" w:lineRule="auto" w:before="0" w:after="0"/>
+        <w:jc w:val="left"/>
+      </w:pPr>
+      <w:r>
+        <w:rPr>
+          <w:rFonts w:ascii="Times New Roman" w:hAnsi="Times New Roman" w:eastAsia="宋体"/>
+          <w:shd w:val="clear" w:color="auto" w:fill="C9C9C9"/>
+          <w:sz w:val="21"/>
+          <w:szCs w:val="21"/>
+        </w:rPr>
+        <w:t xml:space="preserve">【编注】</w:t>
+      </w:r>
+      <w:r>
+        <w:rPr>
+          <w:rFonts w:ascii="Times New Roman" w:hAnsi="Times New Roman" w:eastAsia="宋体"/>
+          <w:sz w:val="21"/>
+          <w:szCs w:val="21"/>
+        </w:rPr>
+        <w:t xml:space="preserve">字母表示与有向线段表示贯穿全章书写，解题前先统一记号；模的记号与绝对值区分，避免混淆。</w:t>
+      </w:r>
+    </w:p>
+    <w:p>
+      <w:pPr>
+        <w:snapToGrid w:val="0"/>
+        <w:spacing w:line="288" w:lineRule="auto" w:before="0" w:after="0"/>
+        <w:jc w:val="left"/>
+      </w:pPr>
+      <w:r>
+        <w:rPr>
+          <w:rFonts w:ascii="Times New Roman" w:hAnsi="Times New Roman" w:eastAsia="宋体"/>
+          <w:sz w:val="21"/>
+          <w:szCs w:val="21"/>
+          <w:shd w:val="clear" w:color="auto" w:fill="C9C9C9"/>
+        </w:rPr>
+        <w:t>（1）</w:t>
+      </w:r>
+      <w:r>
+        <w:rPr>
+          <w:rFonts w:ascii="Times New Roman" w:hAnsi="Times New Roman" w:eastAsia="宋体"/>
+          <w:sz w:val="21"/>
+          <w:szCs w:val="21"/>
+        </w:rPr>
+        <w:t>字母表示法：用字母</w:t>
+      </w:r>
+      <m:oMath>
+        <m:acc>
+          <m:accPr>
+            <m:chr m:val="⃑"/>
+            <m:ctrlPr>
+              <w:rPr>
+                <w:rFonts w:ascii="Times New Roman" w:hAnsi="Times New Roman"/>
+              </w:rPr>
+            </m:ctrlPr>
+          </m:accPr>
+          <m:e>
+            <m:r>
+              <w:rPr>
+                <w:rFonts w:ascii="Times New Roman" w:hAnsi="Times New Roman" w:cs="Cambria Math"/>
+              </w:rPr>
+              <m:t>a</m:t>
+            </m:r>
+          </m:e>
+        </m:acc>
+        <m:r>
+          <w:rPr>
+            <w:rFonts w:ascii="Times New Roman" w:hAnsi="Times New Roman" w:cs="Cambria Math"/>
+          </w:rPr>
+          <m:t>,</m:t>
+        </m:r>
+        <m:acc>
+          <m:accPr>
+            <m:chr m:val="⃑"/>
+            <m:ctrlPr>
+              <w:rPr>
+                <w:rFonts w:ascii="Times New Roman" w:hAnsi="Times New Roman"/>
+              </w:rPr>
+            </m:ctrlPr>
+          </m:accPr>
+          <m:e>
+            <m:r>
+              <w:rPr>
+                <w:rFonts w:ascii="Times New Roman" w:hAnsi="Times New Roman" w:cs="Cambria Math"/>
+              </w:rPr>
+              <m:t>b</m:t>
+            </m:r>
+          </m:e>
+        </m:acc>
+        <m:r>
+          <w:rPr>
+            <w:rFonts w:ascii="Times New Roman" w:hAnsi="Times New Roman" w:cs="Cambria Math"/>
+          </w:rPr>
+          <m:t>,</m:t>
+        </m:r>
+        <m:acc>
+          <m:accPr>
+            <m:chr m:val="⃑"/>
+            <m:ctrlPr>
+              <w:rPr>
+                <w:rFonts w:ascii="Times New Roman" w:hAnsi="Times New Roman"/>
+              </w:rPr>
+            </m:ctrlPr>
+          </m:accPr>
+          <m:e>
+            <m:r>
+              <w:rPr>
+                <w:rFonts w:ascii="Times New Roman" w:hAnsi="Times New Roman" w:cs="Cambria Math"/>
+              </w:rPr>
+              <m:t>c</m:t>
+            </m:r>
+          </m:e>
+        </m:acc>
+        <m:r>
+          <w:rPr>
+            <w:rFonts w:ascii="Times New Roman" w:hAnsi="Times New Roman" w:cs="Cambria Math"/>
+          </w:rPr>
+          <m:t>,⋅⋅⋅</m:t>
+        </m:r>
+      </m:oMath>
+      <w:r>
+        <w:rPr>
+          <w:rFonts w:ascii="Times New Roman" w:hAnsi="Times New Roman" w:eastAsia="宋体"/>
+          <w:sz w:val="21"/>
+          <w:szCs w:val="21"/>
+        </w:rPr>
+        <w:t>，表示．</w:t>
+      </w:r>
+    </w:p>
+    <w:p>
+      <w:pPr>
+        <w:snapToGrid w:val="0"/>
+        <w:spacing w:line="288" w:lineRule="auto" w:before="0" w:after="0"/>
+        <w:jc w:val="left"/>
+      </w:pPr>
+      <w:r>
+        <w:rPr>
+          <w:rFonts w:ascii="Times New Roman" w:hAnsi="Times New Roman" w:eastAsia="宋体"/>
           <w:sz w:val="21"/>
           <w:szCs w:val="21"/>
           <w:shd w:val="clear" w:color="auto" w:fill="C9C9C9"/>
@@ -777,7 +1262,39 @@
           <w:sz w:val="21"/>
           <w:szCs w:val="21"/>
         </w:rPr>
+        <w:t xml:space="preserve">〔基〕</w:t>
+      </w:r>
+      <w:r>
+        <w:rPr>
+          <w:rFonts w:ascii="Times New Roman" w:hAnsi="Times New Roman" w:eastAsia="宋体"/>
+          <w:sz w:val="21"/>
+          <w:szCs w:val="21"/>
+        </w:rPr>
         <w:t>几类特殊向量</w:t>
+      </w:r>
+    </w:p>
+    <w:p>
+      <w:pPr>
+        <w:snapToGrid w:val="0"/>
+        <w:spacing w:line="288" w:lineRule="auto" w:before="0" w:after="0"/>
+        <w:jc w:val="left"/>
+      </w:pPr>
+      <w:r>
+        <w:rPr>
+          <w:rFonts w:ascii="Times New Roman" w:hAnsi="Times New Roman" w:eastAsia="宋体"/>
+          <w:shd w:val="clear" w:color="auto" w:fill="C9C9C9"/>
+          <w:sz w:val="21"/>
+          <w:szCs w:val="21"/>
+        </w:rPr>
+        <w:t xml:space="preserve">【编注】</w:t>
+      </w:r>
+      <w:r>
+        <w:rPr>
+          <w:rFonts w:ascii="Times New Roman" w:hAnsi="Times New Roman" w:eastAsia="宋体"/>
+          <w:sz w:val="21"/>
+          <w:szCs w:val="21"/>
+        </w:rPr>
+        <w:t xml:space="preserve">概念辨析高频条目，判定按定义逐条核对；注意共线向量不要求在同一直线上（平行或重合均可），且零向量与任意向量平行（衔接条目5）。</w:t>
       </w:r>
     </w:p>
     <w:tbl>
@@ -1632,7 +2149,39 @@
           <w:sz w:val="21"/>
           <w:szCs w:val="21"/>
         </w:rPr>
+        <w:t xml:space="preserve">〔基〕</w:t>
+      </w:r>
+      <w:r>
+        <w:rPr>
+          <w:rFonts w:ascii="Times New Roman" w:hAnsi="Times New Roman" w:eastAsia="宋体"/>
+          <w:sz w:val="21"/>
+          <w:szCs w:val="21"/>
+        </w:rPr>
         <w:t>空间向量的线性运算</w:t>
+      </w:r>
+    </w:p>
+    <w:p>
+      <w:pPr>
+        <w:snapToGrid w:val="0"/>
+        <w:spacing w:line="288" w:lineRule="auto" w:before="0" w:after="0"/>
+        <w:jc w:val="left"/>
+      </w:pPr>
+      <w:r>
+        <w:rPr>
+          <w:rFonts w:ascii="Times New Roman" w:hAnsi="Times New Roman" w:eastAsia="宋体"/>
+          <w:shd w:val="clear" w:color="auto" w:fill="C9C9C9"/>
+          <w:sz w:val="21"/>
+          <w:szCs w:val="21"/>
+        </w:rPr>
+        <w:t xml:space="preserve">【编注】</w:t>
+      </w:r>
+      <w:r>
+        <w:rPr>
+          <w:rFonts w:ascii="Times New Roman" w:hAnsi="Times New Roman" w:eastAsia="宋体"/>
+          <w:sz w:val="21"/>
+          <w:szCs w:val="21"/>
+        </w:rPr>
+        <w:t xml:space="preserve">全章运算的基础，加减、数乘的法则与运算律均与平面向量一致，类比迁移即可；线性组合的运用见条目9与10。</w:t>
       </w:r>
     </w:p>
     <w:tbl>
@@ -3575,6 +4124,14 @@
           <w:sz w:val="21"/>
           <w:szCs w:val="21"/>
         </w:rPr>
+        <w:t xml:space="preserve">〔基〕</w:t>
+      </w:r>
+      <w:r>
+        <w:rPr>
+          <w:rFonts w:ascii="Times New Roman" w:hAnsi="Times New Roman" w:eastAsia="宋体"/>
+          <w:sz w:val="21"/>
+          <w:szCs w:val="21"/>
+        </w:rPr>
         <w:t>空间向量共线的充要条件</w:t>
       </w:r>
     </w:p>
@@ -3587,223 +4144,19 @@
       <w:r>
         <w:rPr>
           <w:rFonts w:ascii="Times New Roman" w:hAnsi="Times New Roman" w:eastAsia="宋体"/>
-          <w:sz w:val="21"/>
-          <w:szCs w:val="21"/>
-        </w:rPr>
-        <w:t>对任意两个空间向量</w:t>
-      </w:r>
-      <m:oMath>
-        <m:acc>
-          <m:accPr>
-            <m:chr m:val="⃑"/>
-            <m:ctrlPr>
-              <w:rPr>
-                <w:rFonts w:ascii="Times New Roman" w:hAnsi="Times New Roman"/>
-              </w:rPr>
-            </m:ctrlPr>
-          </m:accPr>
-          <m:e>
-            <m:r>
-              <w:rPr>
-                <w:rFonts w:ascii="Times New Roman" w:hAnsi="Times New Roman" w:cs="Cambria Math"/>
-              </w:rPr>
-              <m:t>a</m:t>
-            </m:r>
-          </m:e>
-        </m:acc>
-        <m:r>
-          <w:rPr>
-            <w:rFonts w:ascii="Times New Roman" w:hAnsi="Times New Roman" w:cs="Cambria Math"/>
-          </w:rPr>
-          <m:t>,</m:t>
-        </m:r>
-        <m:acc>
-          <m:accPr>
-            <m:chr m:val="⃑"/>
-            <m:ctrlPr>
-              <w:rPr>
-                <w:rFonts w:ascii="Times New Roman" w:hAnsi="Times New Roman"/>
-              </w:rPr>
-            </m:ctrlPr>
-          </m:accPr>
-          <m:e>
-            <m:r>
-              <w:rPr>
-                <w:rFonts w:ascii="Times New Roman" w:hAnsi="Times New Roman" w:cs="Cambria Math"/>
-              </w:rPr>
-              <m:t>b</m:t>
-            </m:r>
-          </m:e>
-        </m:acc>
-        <m:r>
-          <w:rPr>
-            <w:rFonts w:ascii="Times New Roman" w:hAnsi="Times New Roman" w:cs="Cambria Math"/>
-          </w:rPr>
-          <m:t>(</m:t>
-        </m:r>
-        <m:acc>
-          <m:accPr>
-            <m:chr m:val="⃑"/>
-            <m:ctrlPr>
-              <w:rPr>
-                <w:rFonts w:ascii="Times New Roman" w:hAnsi="Times New Roman"/>
-              </w:rPr>
-            </m:ctrlPr>
-          </m:accPr>
-          <m:e>
-            <m:r>
-              <w:rPr>
-                <w:rFonts w:ascii="Times New Roman" w:hAnsi="Times New Roman" w:cs="Cambria Math"/>
-              </w:rPr>
-              <m:t>b</m:t>
-            </m:r>
-          </m:e>
-        </m:acc>
-        <m:r>
-          <w:rPr>
-            <w:rFonts w:ascii="Times New Roman" w:hAnsi="Times New Roman" w:cs="Cambria Math"/>
-          </w:rPr>
-          <m:t>≠0)</m:t>
-        </m:r>
-      </m:oMath>
-      <w:r>
-        <w:rPr>
-          <w:rFonts w:ascii="Times New Roman" w:hAnsi="Times New Roman" w:eastAsia="宋体"/>
-          <w:sz w:val="21"/>
-          <w:szCs w:val="21"/>
-        </w:rPr>
-        <w:t>，</w:t>
-      </w:r>
-      <m:oMath>
-        <m:acc>
-          <m:accPr>
-            <m:chr m:val="⃑"/>
-            <m:ctrlPr>
-              <w:rPr>
-                <w:rFonts w:ascii="Times New Roman" w:hAnsi="Times New Roman"/>
-              </w:rPr>
-            </m:ctrlPr>
-          </m:accPr>
-          <m:e>
-            <m:r>
-              <w:rPr>
-                <w:rFonts w:ascii="Times New Roman" w:hAnsi="Times New Roman" w:cs="Cambria Math"/>
-              </w:rPr>
-              <m:t>a</m:t>
-            </m:r>
-          </m:e>
-        </m:acc>
-        <m:r>
-          <w:rPr>
-            <w:rFonts w:ascii="Times New Roman" w:hAnsi="Times New Roman" w:cs="Cambria Math"/>
-          </w:rPr>
-          <m:t>∥</m:t>
-        </m:r>
-        <m:acc>
-          <m:accPr>
-            <m:chr m:val="⃑"/>
-            <m:ctrlPr>
-              <w:rPr>
-                <w:rFonts w:ascii="Times New Roman" w:hAnsi="Times New Roman"/>
-              </w:rPr>
-            </m:ctrlPr>
-          </m:accPr>
-          <m:e>
-            <m:r>
-              <w:rPr>
-                <w:rFonts w:ascii="Times New Roman" w:hAnsi="Times New Roman" w:cs="Cambria Math"/>
-              </w:rPr>
-              <m:t>b</m:t>
-            </m:r>
-          </m:e>
-        </m:acc>
-      </m:oMath>
-      <w:r>
-        <w:rPr>
-          <w:rFonts w:ascii="Times New Roman" w:hAnsi="Times New Roman" w:eastAsia="宋体"/>
-          <w:sz w:val="21"/>
-          <w:szCs w:val="21"/>
-        </w:rPr>
-        <w:t>的充要条件是存在实数</w:t>
-      </w:r>
-      <m:oMath>
-        <m:r>
-          <w:rPr>
-            <w:rFonts w:ascii="Times New Roman" w:hAnsi="Times New Roman" w:cs="Cambria Math"/>
-          </w:rPr>
-          <m:t>λ</m:t>
-        </m:r>
-      </m:oMath>
-      <w:r>
-        <w:rPr>
-          <w:rFonts w:ascii="Times New Roman" w:hAnsi="Times New Roman" w:eastAsia="宋体"/>
-          <w:sz w:val="21"/>
-          <w:szCs w:val="21"/>
-        </w:rPr>
-        <w:t>，使</w:t>
-      </w:r>
-      <w:r>
-        <w:rPr>
-          <w:rFonts w:eastAsia="宋体" w:ascii="Times New Roman" w:hAnsi="Times New Roman"/>
-          <w:sz w:val="21"/>
-          <w:szCs w:val="21"/>
-        </w:rPr>
-        <w:t/>
-      </w:r>
-      <m:oMath>
-        <m:acc>
-          <m:accPr>
-            <m:chr m:val="⃑"/>
-            <m:ctrlPr>
-              <w:rPr>
-                <w:rFonts w:ascii="Times New Roman" w:hAnsi="Times New Roman"/>
-                <w:shd w:val="clear" w:color="auto" w:fill="C9C9C9"/>
-              </w:rPr>
-            </m:ctrlPr>
-          </m:accPr>
-          <m:e>
-            <m:r>
-              <w:rPr>
-                <w:rFonts w:ascii="Times New Roman" w:hAnsi="Times New Roman" w:cs="Cambria Math"/>
-              </w:rPr>
-              <m:t>a</m:t>
-            </m:r>
-          </m:e>
-        </m:acc>
-        <m:r>
-          <w:rPr>
-            <w:rFonts w:ascii="Times New Roman" w:hAnsi="Times New Roman" w:cs="Cambria Math"/>
-            <w:shd w:val="clear" w:color="auto" w:fill="C9C9C9"/>
-          </w:rPr>
-          <m:t>=λ</m:t>
-        </m:r>
-        <m:acc>
-          <m:accPr>
-            <m:chr m:val="⃑"/>
-            <m:ctrlPr>
-              <w:rPr>
-                <w:rFonts w:ascii="Times New Roman" w:hAnsi="Times New Roman"/>
-                <w:shd w:val="clear" w:color="auto" w:fill="C9C9C9"/>
-              </w:rPr>
-            </m:ctrlPr>
-          </m:accPr>
-          <m:e>
-            <m:r>
-              <w:rPr>
-                <w:rFonts w:ascii="Times New Roman" w:hAnsi="Times New Roman" w:cs="Cambria Math"/>
-              </w:rPr>
-              <m:t>b</m:t>
-            </m:r>
-          </m:e>
-        </m:acc>
-      </m:oMath>
-      <w:r>
-        <w:rPr>
-          <w:rFonts w:ascii="Times New Roman" w:hAnsi="Times New Roman" w:eastAsia="宋体"/>
-          <w:sz w:val="21"/>
-          <w:szCs w:val="21"/>
-        </w:rPr>
-        <w:t>．</w:t>
+          <w:shd w:val="clear" w:color="auto" w:fill="C9C9C9"/>
+          <w:sz w:val="21"/>
+          <w:szCs w:val="21"/>
+        </w:rPr>
+        <w:t xml:space="preserve">【编注】</w:t>
+      </w:r>
+      <w:r>
+        <w:rPr>
+          <w:rFonts w:ascii="Times New Roman" w:hAnsi="Times New Roman" w:eastAsia="宋体"/>
+          <w:sz w:val="21"/>
+          <w:szCs w:val="21"/>
+        </w:rPr>
+        <w:t xml:space="preserve">证线线平行与求参数存在性的基础工具；易错点：与条目9共面充要条件混淆——共线用一个实数、共面用有序实数对。</w:t>
       </w:r>
     </w:p>
     <w:p>
@@ -3818,8 +4171,236 @@
           <w:sz w:val="21"/>
           <w:szCs w:val="21"/>
         </w:rPr>
+        <w:t>对任意两个空间向量</w:t>
+      </w:r>
+      <m:oMath>
+        <m:acc>
+          <m:accPr>
+            <m:chr m:val="⃑"/>
+            <m:ctrlPr>
+              <w:rPr>
+                <w:rFonts w:ascii="Times New Roman" w:hAnsi="Times New Roman"/>
+              </w:rPr>
+            </m:ctrlPr>
+          </m:accPr>
+          <m:e>
+            <m:r>
+              <w:rPr>
+                <w:rFonts w:ascii="Times New Roman" w:hAnsi="Times New Roman" w:cs="Cambria Math"/>
+              </w:rPr>
+              <m:t>a</m:t>
+            </m:r>
+          </m:e>
+        </m:acc>
+        <m:r>
+          <w:rPr>
+            <w:rFonts w:ascii="Times New Roman" w:hAnsi="Times New Roman" w:cs="Cambria Math"/>
+          </w:rPr>
+          <m:t>,</m:t>
+        </m:r>
+        <m:acc>
+          <m:accPr>
+            <m:chr m:val="⃑"/>
+            <m:ctrlPr>
+              <w:rPr>
+                <w:rFonts w:ascii="Times New Roman" w:hAnsi="Times New Roman"/>
+              </w:rPr>
+            </m:ctrlPr>
+          </m:accPr>
+          <m:e>
+            <m:r>
+              <w:rPr>
+                <w:rFonts w:ascii="Times New Roman" w:hAnsi="Times New Roman" w:cs="Cambria Math"/>
+              </w:rPr>
+              <m:t>b</m:t>
+            </m:r>
+          </m:e>
+        </m:acc>
+        <m:r>
+          <w:rPr>
+            <w:rFonts w:ascii="Times New Roman" w:hAnsi="Times New Roman" w:cs="Cambria Math"/>
+          </w:rPr>
+          <m:t>(</m:t>
+        </m:r>
+        <m:acc>
+          <m:accPr>
+            <m:chr m:val="⃑"/>
+            <m:ctrlPr>
+              <w:rPr>
+                <w:rFonts w:ascii="Times New Roman" w:hAnsi="Times New Roman"/>
+              </w:rPr>
+            </m:ctrlPr>
+          </m:accPr>
+          <m:e>
+            <m:r>
+              <w:rPr>
+                <w:rFonts w:ascii="Times New Roman" w:hAnsi="Times New Roman" w:cs="Cambria Math"/>
+              </w:rPr>
+              <m:t>b</m:t>
+            </m:r>
+          </m:e>
+        </m:acc>
+        <m:r>
+          <w:rPr>
+            <w:rFonts w:ascii="Times New Roman" w:hAnsi="Times New Roman" w:cs="Cambria Math"/>
+          </w:rPr>
+          <m:t>≠0)</m:t>
+        </m:r>
+      </m:oMath>
+      <w:r>
+        <w:rPr>
+          <w:rFonts w:ascii="Times New Roman" w:hAnsi="Times New Roman" w:eastAsia="宋体"/>
+          <w:sz w:val="21"/>
+          <w:szCs w:val="21"/>
+        </w:rPr>
+        <w:t>，</w:t>
+      </w:r>
+      <m:oMath>
+        <m:acc>
+          <m:accPr>
+            <m:chr m:val="⃑"/>
+            <m:ctrlPr>
+              <w:rPr>
+                <w:rFonts w:ascii="Times New Roman" w:hAnsi="Times New Roman"/>
+              </w:rPr>
+            </m:ctrlPr>
+          </m:accPr>
+          <m:e>
+            <m:r>
+              <w:rPr>
+                <w:rFonts w:ascii="Times New Roman" w:hAnsi="Times New Roman" w:cs="Cambria Math"/>
+              </w:rPr>
+              <m:t>a</m:t>
+            </m:r>
+          </m:e>
+        </m:acc>
+        <m:r>
+          <w:rPr>
+            <w:rFonts w:ascii="Times New Roman" w:hAnsi="Times New Roman" w:cs="Cambria Math"/>
+          </w:rPr>
+          <m:t>∥</m:t>
+        </m:r>
+        <m:acc>
+          <m:accPr>
+            <m:chr m:val="⃑"/>
+            <m:ctrlPr>
+              <w:rPr>
+                <w:rFonts w:ascii="Times New Roman" w:hAnsi="Times New Roman"/>
+              </w:rPr>
+            </m:ctrlPr>
+          </m:accPr>
+          <m:e>
+            <m:r>
+              <w:rPr>
+                <w:rFonts w:ascii="Times New Roman" w:hAnsi="Times New Roman" w:cs="Cambria Math"/>
+              </w:rPr>
+              <m:t>b</m:t>
+            </m:r>
+          </m:e>
+        </m:acc>
+      </m:oMath>
+      <w:r>
+        <w:rPr>
+          <w:rFonts w:ascii="Times New Roman" w:hAnsi="Times New Roman" w:eastAsia="宋体"/>
+          <w:sz w:val="21"/>
+          <w:szCs w:val="21"/>
+        </w:rPr>
+        <w:t>的充要条件是存在实数</w:t>
+      </w:r>
+      <m:oMath>
+        <m:r>
+          <w:rPr>
+            <w:rFonts w:ascii="Times New Roman" w:hAnsi="Times New Roman" w:cs="Cambria Math"/>
+          </w:rPr>
+          <m:t>λ</m:t>
+        </m:r>
+      </m:oMath>
+      <w:r>
+        <w:rPr>
+          <w:rFonts w:ascii="Times New Roman" w:hAnsi="Times New Roman" w:eastAsia="宋体"/>
+          <w:sz w:val="21"/>
+          <w:szCs w:val="21"/>
+        </w:rPr>
+        <w:t>，使</w:t>
+      </w:r>
+      <w:r>
+        <w:rPr>
+          <w:rFonts w:eastAsia="宋体" w:ascii="Times New Roman" w:hAnsi="Times New Roman"/>
+          <w:sz w:val="21"/>
+          <w:szCs w:val="21"/>
+        </w:rPr>
         <w:t/>
       </w:r>
+      <m:oMath>
+        <m:acc>
+          <m:accPr>
+            <m:chr m:val="⃑"/>
+            <m:ctrlPr>
+              <w:rPr>
+                <w:rFonts w:ascii="Times New Roman" w:hAnsi="Times New Roman"/>
+                <w:shd w:val="clear" w:color="auto" w:fill="C9C9C9"/>
+              </w:rPr>
+            </m:ctrlPr>
+          </m:accPr>
+          <m:e>
+            <m:r>
+              <w:rPr>
+                <w:rFonts w:ascii="Times New Roman" w:hAnsi="Times New Roman" w:cs="Cambria Math"/>
+              </w:rPr>
+              <m:t>a</m:t>
+            </m:r>
+          </m:e>
+        </m:acc>
+        <m:r>
+          <w:rPr>
+            <w:rFonts w:ascii="Times New Roman" w:hAnsi="Times New Roman" w:cs="Cambria Math"/>
+            <w:shd w:val="clear" w:color="auto" w:fill="C9C9C9"/>
+          </w:rPr>
+          <m:t>=λ</m:t>
+        </m:r>
+        <m:acc>
+          <m:accPr>
+            <m:chr m:val="⃑"/>
+            <m:ctrlPr>
+              <w:rPr>
+                <w:rFonts w:ascii="Times New Roman" w:hAnsi="Times New Roman"/>
+                <w:shd w:val="clear" w:color="auto" w:fill="C9C9C9"/>
+              </w:rPr>
+            </m:ctrlPr>
+          </m:accPr>
+          <m:e>
+            <m:r>
+              <w:rPr>
+                <w:rFonts w:ascii="Times New Roman" w:hAnsi="Times New Roman" w:cs="Cambria Math"/>
+              </w:rPr>
+              <m:t>b</m:t>
+            </m:r>
+          </m:e>
+        </m:acc>
+      </m:oMath>
+      <w:r>
+        <w:rPr>
+          <w:rFonts w:ascii="Times New Roman" w:hAnsi="Times New Roman" w:eastAsia="宋体"/>
+          <w:sz w:val="21"/>
+          <w:szCs w:val="21"/>
+        </w:rPr>
+        <w:t>．</w:t>
+      </w:r>
+    </w:p>
+    <w:p>
+      <w:pPr>
+        <w:snapToGrid w:val="0"/>
+        <w:spacing w:line="288" w:lineRule="auto" w:before="0" w:after="0"/>
+        <w:jc w:val="left"/>
+      </w:pPr>
+      <w:r>
+        <w:rPr>
+          <w:rFonts w:ascii="Times New Roman" w:hAnsi="Times New Roman" w:eastAsia="宋体"/>
+          <w:sz w:val="21"/>
+          <w:szCs w:val="21"/>
+        </w:rPr>
+        <w:t/>
+      </w:r>
       <w:r>
         <w:rPr>
           <w:rFonts w:ascii="Times New Roman" w:hAnsi="Times New Roman" w:eastAsia="宋体"/>
@@ -3835,7 +4416,39 @@
           <w:sz w:val="21"/>
           <w:szCs w:val="21"/>
         </w:rPr>
+        <w:t xml:space="preserve">〔基〕</w:t>
+      </w:r>
+      <w:r>
+        <w:rPr>
+          <w:rFonts w:ascii="Times New Roman" w:hAnsi="Times New Roman" w:eastAsia="宋体"/>
+          <w:sz w:val="21"/>
+          <w:szCs w:val="21"/>
+        </w:rPr>
         <w:t>空间向量的夹角</w:t>
+      </w:r>
+    </w:p>
+    <w:p>
+      <w:pPr>
+        <w:snapToGrid w:val="0"/>
+        <w:spacing w:line="288" w:lineRule="auto" w:before="0" w:after="0"/>
+        <w:jc w:val="left"/>
+      </w:pPr>
+      <w:r>
+        <w:rPr>
+          <w:rFonts w:ascii="Times New Roman" w:hAnsi="Times New Roman" w:eastAsia="宋体"/>
+          <w:shd w:val="clear" w:color="auto" w:fill="C9C9C9"/>
+          <w:sz w:val="21"/>
+          <w:szCs w:val="21"/>
+        </w:rPr>
+        <w:t xml:space="preserve">【编注】</w:t>
+      </w:r>
+      <w:r>
+        <w:rPr>
+          <w:rFonts w:ascii="Times New Roman" w:hAnsi="Times New Roman" w:eastAsia="宋体"/>
+          <w:sz w:val="21"/>
+          <w:szCs w:val="21"/>
+        </w:rPr>
+        <w:t xml:space="preserve">夹角范围（0°到180°）是数量积正负讨论的前提；易混点：几何角（如异面直线所成角）与向量夹角可能互补，运算前先分清求的是哪个角。</w:t>
       </w:r>
     </w:p>
     <w:tbl>
@@ -4781,6 +5394,14 @@
           <w:sz w:val="21"/>
           <w:szCs w:val="21"/>
         </w:rPr>
+        <w:t xml:space="preserve">〔基〕</w:t>
+      </w:r>
+      <w:r>
+        <w:rPr>
+          <w:rFonts w:ascii="Times New Roman" w:hAnsi="Times New Roman" w:eastAsia="宋体"/>
+          <w:sz w:val="21"/>
+          <w:szCs w:val="21"/>
+        </w:rPr>
         <w:t>空间向量的数量积</w:t>
       </w:r>
     </w:p>
@@ -4793,494 +5414,19 @@
       <w:r>
         <w:rPr>
           <w:rFonts w:ascii="Times New Roman" w:hAnsi="Times New Roman" w:eastAsia="宋体"/>
-          <w:sz w:val="21"/>
-          <w:szCs w:val="21"/>
           <w:shd w:val="clear" w:color="auto" w:fill="C9C9C9"/>
-        </w:rPr>
-        <w:t>（1）</w:t>
-      </w:r>
-      <w:r>
-        <w:rPr>
-          <w:rFonts w:ascii="Times New Roman" w:hAnsi="Times New Roman" w:eastAsia="宋体"/>
-          <w:sz w:val="21"/>
-          <w:szCs w:val="21"/>
-        </w:rPr>
-        <w:t>定义：已知两个非零向量</w:t>
-      </w:r>
-      <m:oMath>
-        <m:acc>
-          <m:accPr>
-            <m:chr m:val="⃑"/>
-            <m:ctrlPr>
-              <w:rPr>
-                <w:rFonts w:ascii="Times New Roman" w:hAnsi="Times New Roman"/>
-              </w:rPr>
-            </m:ctrlPr>
-          </m:accPr>
-          <m:e>
-            <m:r>
-              <w:rPr>
-                <w:rFonts w:ascii="Times New Roman" w:hAnsi="Times New Roman" w:cs="Cambria Math"/>
-              </w:rPr>
-              <m:t>a</m:t>
-            </m:r>
-          </m:e>
-        </m:acc>
-      </m:oMath>
-      <w:r>
-        <w:rPr>
-          <w:rFonts w:ascii="Times New Roman" w:hAnsi="Times New Roman" w:eastAsia="宋体"/>
-          <w:sz w:val="21"/>
-          <w:szCs w:val="21"/>
-        </w:rPr>
-        <w:t>，</w:t>
-      </w:r>
-      <m:oMath>
-        <m:acc>
-          <m:accPr>
-            <m:chr m:val="⃑"/>
-            <m:ctrlPr>
-              <w:rPr>
-                <w:rFonts w:ascii="Times New Roman" w:hAnsi="Times New Roman"/>
-              </w:rPr>
-            </m:ctrlPr>
-          </m:accPr>
-          <m:e>
-            <m:r>
-              <w:rPr>
-                <w:rFonts w:ascii="Times New Roman" w:hAnsi="Times New Roman" w:cs="Cambria Math"/>
-              </w:rPr>
-              <m:t>b</m:t>
-            </m:r>
-          </m:e>
-        </m:acc>
-      </m:oMath>
-      <w:r>
-        <w:rPr>
-          <w:rFonts w:ascii="Times New Roman" w:hAnsi="Times New Roman" w:eastAsia="宋体"/>
-          <w:sz w:val="21"/>
-          <w:szCs w:val="21"/>
-        </w:rPr>
-        <w:t>，则</w:t>
-      </w:r>
-      <w:r>
-        <w:rPr>
-          <w:rFonts w:eastAsia="宋体" w:ascii="Times New Roman" w:hAnsi="Times New Roman"/>
-          <w:sz w:val="21"/>
-          <w:szCs w:val="21"/>
-        </w:rPr>
-        <w:t/>
-      </w:r>
-      <w:r>
-        <w:rPr>
-          <w:rFonts w:eastAsia="宋体" w:ascii="Times New Roman" w:hAnsi="Times New Roman"/>
-          <w:sz w:val="21"/>
-          <w:szCs w:val="21"/>
-          <w:shd w:val="clear" w:color="auto" w:fill="C9C9C9"/>
-        </w:rPr>
-        <w:t xml:space="preserve">向量</w:t>
-      </w:r>
-      <m:oMath>
-        <m:acc>
-          <m:accPr>
-            <m:chr m:val="⃑"/>
-            <m:ctrlPr>
-              <w:rPr>
-                <w:rFonts w:ascii="Times New Roman" w:hAnsi="Times New Roman"/>
-                <w:shd w:val="clear" w:color="auto" w:fill="C9C9C9"/>
-              </w:rPr>
-            </m:ctrlPr>
-          </m:accPr>
-          <m:e>
-            <m:r>
-              <w:rPr>
-                <w:rFonts w:ascii="Times New Roman" w:hAnsi="Times New Roman" w:cs="Cambria Math"/>
-              </w:rPr>
-              <m:t>b</m:t>
-            </m:r>
-          </m:e>
-        </m:acc>
-      </m:oMath>
-      <w:r>
-        <w:rPr>
-          <w:rFonts w:eastAsia="宋体" w:ascii="Times New Roman" w:hAnsi="Times New Roman"/>
-          <w:sz w:val="21"/>
-          <w:szCs w:val="21"/>
-          <w:shd w:val="clear" w:color="auto" w:fill="C9C9C9"/>
-        </w:rPr>
-        <w:t xml:space="preserve">的模长与</w:t>
-      </w:r>
-      <m:oMath>
-        <m:acc>
-          <m:accPr>
-            <m:chr m:val="⃑"/>
-            <m:ctrlPr>
-              <w:rPr>
-                <w:rFonts w:ascii="Times New Roman" w:hAnsi="Times New Roman"/>
-                <w:shd w:val="clear" w:color="auto" w:fill="C9C9C9"/>
-              </w:rPr>
-            </m:ctrlPr>
-          </m:accPr>
-          <m:e>
-            <m:r>
-              <w:rPr>
-                <w:rFonts w:ascii="Times New Roman" w:hAnsi="Times New Roman" w:cs="Cambria Math"/>
-              </w:rPr>
-              <m:t>a</m:t>
-            </m:r>
-          </m:e>
-        </m:acc>
-      </m:oMath>
-      <w:r>
-        <w:rPr>
-          <w:rFonts w:eastAsia="宋体" w:ascii="Times New Roman" w:hAnsi="Times New Roman"/>
-          <w:sz w:val="21"/>
-          <w:szCs w:val="21"/>
-          <w:shd w:val="clear" w:color="auto" w:fill="C9C9C9"/>
-        </w:rPr>
-        <w:t xml:space="preserve">在向量</w:t>
-      </w:r>
-      <m:oMath>
-        <m:acc>
-          <m:accPr>
-            <m:chr m:val="⃑"/>
-            <m:ctrlPr>
-              <w:rPr>
-                <w:rFonts w:ascii="Times New Roman" w:hAnsi="Times New Roman"/>
-                <w:shd w:val="clear" w:color="auto" w:fill="C9C9C9"/>
-              </w:rPr>
-            </m:ctrlPr>
-          </m:accPr>
-          <m:e>
-            <m:r>
-              <w:rPr>
-                <w:rFonts w:ascii="Times New Roman" w:hAnsi="Times New Roman" w:cs="Cambria Math"/>
-              </w:rPr>
-              <m:t>b</m:t>
-            </m:r>
-          </m:e>
-        </m:acc>
-      </m:oMath>
-      <w:r>
-        <w:rPr>
-          <w:rFonts w:eastAsia="宋体" w:ascii="Times New Roman" w:hAnsi="Times New Roman"/>
-          <w:sz w:val="21"/>
-          <w:szCs w:val="21"/>
-          <w:shd w:val="clear" w:color="auto" w:fill="C9C9C9"/>
-        </w:rPr>
-        <w:t xml:space="preserve">方向上的投影的乘积</w:t>
-      </w:r>
-      <w:r>
-        <w:rPr>
-          <w:rFonts w:ascii="Times New Roman" w:hAnsi="Times New Roman" w:eastAsia="宋体"/>
-          <w:sz w:val="21"/>
-          <w:szCs w:val="21"/>
-        </w:rPr>
-        <w:t>叫做</w:t>
-      </w:r>
-      <m:oMath>
-        <m:acc>
-          <m:accPr>
-            <m:chr m:val="⃑"/>
-            <m:ctrlPr>
-              <w:rPr>
-                <w:rFonts w:ascii="Times New Roman" w:hAnsi="Times New Roman"/>
-              </w:rPr>
-            </m:ctrlPr>
-          </m:accPr>
-          <m:e>
-            <m:r>
-              <w:rPr>
-                <w:rFonts w:ascii="Times New Roman" w:hAnsi="Times New Roman" w:cs="Cambria Math"/>
-              </w:rPr>
-              <m:t>a</m:t>
-            </m:r>
-          </m:e>
-        </m:acc>
-      </m:oMath>
-      <w:r>
-        <w:rPr>
-          <w:rFonts w:ascii="Times New Roman" w:hAnsi="Times New Roman" w:eastAsia="宋体"/>
-          <w:sz w:val="21"/>
-          <w:szCs w:val="21"/>
-        </w:rPr>
-        <w:t>，</w:t>
-      </w:r>
-      <m:oMath>
-        <m:acc>
-          <m:accPr>
-            <m:chr m:val="⃑"/>
-            <m:ctrlPr>
-              <w:rPr>
-                <w:rFonts w:ascii="Times New Roman" w:hAnsi="Times New Roman"/>
-              </w:rPr>
-            </m:ctrlPr>
-          </m:accPr>
-          <m:e>
-            <m:r>
-              <w:rPr>
-                <w:rFonts w:ascii="Times New Roman" w:hAnsi="Times New Roman" w:cs="Cambria Math"/>
-              </w:rPr>
-              <m:t>b</m:t>
-            </m:r>
-          </m:e>
-        </m:acc>
-      </m:oMath>
-      <w:r>
-        <w:rPr>
-          <w:rFonts w:ascii="Times New Roman" w:hAnsi="Times New Roman" w:eastAsia="宋体"/>
-          <w:sz w:val="21"/>
-          <w:szCs w:val="21"/>
-        </w:rPr>
-        <w:t>的数量积，记作</w:t>
-      </w:r>
-      <m:oMath>
-        <m:acc>
-          <m:accPr>
-            <m:chr m:val="⃑"/>
-            <m:ctrlPr>
-              <w:rPr>
-                <w:rFonts w:ascii="Times New Roman" w:hAnsi="Times New Roman"/>
-              </w:rPr>
-            </m:ctrlPr>
-          </m:accPr>
-          <m:e>
-            <m:r>
-              <w:rPr>
-                <w:rFonts w:ascii="Times New Roman" w:hAnsi="Times New Roman" w:cs="Cambria Math"/>
-              </w:rPr>
-              <m:t>a</m:t>
-            </m:r>
-          </m:e>
-        </m:acc>
-        <m:r>
-          <w:rPr>
-            <w:rFonts w:ascii="Times New Roman" w:hAnsi="Times New Roman" w:cs="Cambria Math"/>
-          </w:rPr>
-          <m:t>⋅</m:t>
-        </m:r>
-        <m:acc>
-          <m:accPr>
-            <m:chr m:val="⃑"/>
-            <m:ctrlPr>
-              <w:rPr>
-                <w:rFonts w:ascii="Times New Roman" w:hAnsi="Times New Roman"/>
-              </w:rPr>
-            </m:ctrlPr>
-          </m:accPr>
-          <m:e>
-            <m:r>
-              <w:rPr>
-                <w:rFonts w:ascii="Times New Roman" w:hAnsi="Times New Roman" w:cs="Cambria Math"/>
-              </w:rPr>
-              <m:t>b</m:t>
-            </m:r>
-          </m:e>
-        </m:acc>
-      </m:oMath>
-      <w:r>
-        <w:rPr>
-          <w:rFonts w:ascii="Times New Roman" w:hAnsi="Times New Roman" w:eastAsia="宋体"/>
-          <w:sz w:val="21"/>
-          <w:szCs w:val="21"/>
-        </w:rPr>
-        <w:t>．即</w:t>
-      </w:r>
-      <m:oMath>
-        <m:acc>
-          <m:accPr>
-            <m:chr m:val="⃑"/>
-            <m:ctrlPr>
-              <w:rPr>
-                <w:rFonts w:ascii="Times New Roman" w:hAnsi="Times New Roman"/>
-              </w:rPr>
-            </m:ctrlPr>
-          </m:accPr>
-          <m:e>
-            <m:r>
-              <w:rPr>
-                <w:rFonts w:ascii="Times New Roman" w:hAnsi="Times New Roman" w:cs="Cambria Math"/>
-              </w:rPr>
-              <m:t>a</m:t>
-            </m:r>
-          </m:e>
-        </m:acc>
-        <m:r>
-          <w:rPr>
-            <w:rFonts w:ascii="Times New Roman" w:hAnsi="Times New Roman" w:cs="Cambria Math"/>
-          </w:rPr>
-          <m:t>⋅</m:t>
-        </m:r>
-        <m:acc>
-          <m:accPr>
-            <m:chr m:val="⃑"/>
-            <m:ctrlPr>
-              <w:rPr>
-                <w:rFonts w:ascii="Times New Roman" w:hAnsi="Times New Roman"/>
-              </w:rPr>
-            </m:ctrlPr>
-          </m:accPr>
-          <m:e>
-            <m:r>
-              <w:rPr>
-                <w:rFonts w:ascii="Times New Roman" w:hAnsi="Times New Roman" w:cs="Cambria Math"/>
-              </w:rPr>
-              <m:t>b</m:t>
-            </m:r>
-          </m:e>
-        </m:acc>
-        <m:r>
-          <w:rPr>
-            <w:rFonts w:ascii="Times New Roman" w:hAnsi="Times New Roman" w:cs="Cambria Math"/>
-          </w:rPr>
-          <m:t>=</m:t>
-        </m:r>
-      </m:oMath>
-      <w:r>
-        <w:rPr>
-          <w:rFonts w:eastAsia="宋体" w:ascii="Times New Roman" w:hAnsi="Times New Roman"/>
-          <w:sz w:val="21"/>
-          <w:szCs w:val="21"/>
-        </w:rPr>
-        <w:t/>
-      </w:r>
-      <m:oMath>
-        <m:r>
-          <w:rPr>
-            <w:rFonts w:ascii="Times New Roman" w:hAnsi="Times New Roman" w:cs="Cambria Math"/>
-            <w:shd w:val="clear" w:color="auto" w:fill="C9C9C9"/>
-          </w:rPr>
-          <m:t>|</m:t>
-        </m:r>
-        <m:acc>
-          <m:accPr>
-            <m:chr m:val="⃑"/>
-            <m:ctrlPr>
-              <w:rPr>
-                <w:rFonts w:ascii="Times New Roman" w:hAnsi="Times New Roman"/>
-                <w:shd w:val="clear" w:color="auto" w:fill="C9C9C9"/>
-              </w:rPr>
-            </m:ctrlPr>
-          </m:accPr>
-          <m:e>
-            <m:r>
-              <w:rPr>
-                <w:rFonts w:ascii="Times New Roman" w:hAnsi="Times New Roman" w:cs="Cambria Math"/>
-              </w:rPr>
-              <m:t>a</m:t>
-            </m:r>
-          </m:e>
-        </m:acc>
-        <m:r>
-          <w:rPr>
-            <w:rFonts w:ascii="Times New Roman" w:hAnsi="Times New Roman" w:cs="Cambria Math"/>
-            <w:shd w:val="clear" w:color="auto" w:fill="C9C9C9"/>
-          </w:rPr>
-          <m:t>||</m:t>
-        </m:r>
-        <m:acc>
-          <m:accPr>
-            <m:chr m:val="⃑"/>
-            <m:ctrlPr>
-              <w:rPr>
-                <w:rFonts w:ascii="Times New Roman" w:hAnsi="Times New Roman"/>
-                <w:shd w:val="clear" w:color="auto" w:fill="C9C9C9"/>
-              </w:rPr>
-            </m:ctrlPr>
-          </m:accPr>
-          <m:e>
-            <m:r>
-              <w:rPr>
-                <w:rFonts w:ascii="Times New Roman" w:hAnsi="Times New Roman" w:cs="Cambria Math"/>
-              </w:rPr>
-              <m:t>b</m:t>
-            </m:r>
-          </m:e>
-        </m:acc>
-        <m:r>
-          <w:rPr>
-            <w:rFonts w:ascii="Times New Roman" w:hAnsi="Times New Roman" w:cs="Cambria Math"/>
-            <w:shd w:val="clear" w:color="auto" w:fill="C9C9C9"/>
-          </w:rPr>
-          <m:t>|</m:t>
-        </m:r>
-        <m:r>
-          <m:rPr>
-            <m:sty m:val="p"/>
-          </m:rPr>
-          <w:rPr>
-            <w:rFonts w:ascii="Times New Roman" w:hAnsi="Times New Roman" w:cs="Cambria Math"/>
-            <w:shd w:val="clear" w:color="auto" w:fill="C9C9C9"/>
-          </w:rPr>
-          <m:t>cos</m:t>
-        </m:r>
-        <m:r>
-          <w:rPr>
-            <w:rFonts w:ascii="Times New Roman" w:hAnsi="Times New Roman" w:cs="Cambria Math"/>
-            <w:shd w:val="clear" w:color="auto" w:fill="C9C9C9"/>
-          </w:rPr>
-          <m:t>〈</m:t>
-        </m:r>
-        <m:acc>
-          <m:accPr>
-            <m:chr m:val="⃑"/>
-            <m:ctrlPr>
-              <w:rPr>
-                <w:rFonts w:ascii="Times New Roman" w:hAnsi="Times New Roman"/>
-                <w:shd w:val="clear" w:color="auto" w:fill="C9C9C9"/>
-              </w:rPr>
-            </m:ctrlPr>
-          </m:accPr>
-          <m:e>
-            <m:r>
-              <w:rPr>
-                <w:rFonts w:ascii="Times New Roman" w:hAnsi="Times New Roman" w:cs="Cambria Math"/>
-              </w:rPr>
-              <m:t>a</m:t>
-            </m:r>
-          </m:e>
-        </m:acc>
-        <m:r>
-          <w:rPr>
-            <w:rFonts w:ascii="Times New Roman" w:hAnsi="Times New Roman" w:cs="Cambria Math"/>
-            <w:shd w:val="clear" w:color="auto" w:fill="C9C9C9"/>
-          </w:rPr>
-          <m:t>,</m:t>
-        </m:r>
-        <m:acc>
-          <m:accPr>
-            <m:chr m:val="⃑"/>
-            <m:ctrlPr>
-              <w:rPr>
-                <w:rFonts w:ascii="Times New Roman" w:hAnsi="Times New Roman"/>
-                <w:shd w:val="clear" w:color="auto" w:fill="C9C9C9"/>
-              </w:rPr>
-            </m:ctrlPr>
-          </m:accPr>
-          <m:e>
-            <m:r>
-              <w:rPr>
-                <w:rFonts w:ascii="Times New Roman" w:hAnsi="Times New Roman" w:cs="Cambria Math"/>
-              </w:rPr>
-              <m:t>b</m:t>
-            </m:r>
-          </m:e>
-        </m:acc>
-        <m:r>
-          <w:rPr>
-            <w:rFonts w:ascii="Times New Roman" w:hAnsi="Times New Roman" w:cs="Cambria Math"/>
-            <w:shd w:val="clear" w:color="auto" w:fill="C9C9C9"/>
-          </w:rPr>
-          <m:t>〉</m:t>
-        </m:r>
-      </m:oMath>
-      <w:r>
-        <w:rPr>
-          <w:rFonts w:ascii="Times New Roman" w:hAnsi="Times New Roman" w:eastAsia="宋体"/>
-          <w:sz w:val="21"/>
-          <w:szCs w:val="21"/>
-        </w:rPr>
-        <w:t>．</w:t>
+          <w:sz w:val="21"/>
+          <w:szCs w:val="21"/>
+        </w:rPr>
+        <w:t xml:space="preserve">【编注】</w:t>
+      </w:r>
+      <w:r>
+        <w:rPr>
+          <w:rFonts w:ascii="Times New Roman" w:hAnsi="Times New Roman" w:eastAsia="宋体"/>
+          <w:sz w:val="21"/>
+          <w:szCs w:val="21"/>
+        </w:rPr>
+        <w:t xml:space="preserve">求空间角与距离的核心运算（支撑条目16、17、34）；注意数量积不满足结合律，零向量与任意向量的数量积为0。</w:t>
       </w:r>
     </w:p>
     <w:p>
@@ -5296,24 +5442,483 @@
           <w:szCs w:val="21"/>
           <w:shd w:val="clear" w:color="auto" w:fill="C9C9C9"/>
         </w:rPr>
-        <w:t xml:space="preserve">【微提醒】</w:t>
-      </w:r>
-      <w:r>
-        <w:rPr>
-          <w:rFonts w:ascii="Times New Roman" w:hAnsi="Times New Roman" w:eastAsia="宋体"/>
-          <w:sz w:val="21"/>
-          <w:szCs w:val="21"/>
-        </w:rPr>
-        <w:t xml:space="preserve">零向量与任意向量的数量积为</w:t>
-      </w:r>
-      <w:r>
-        <w:rPr>
-          <w:rFonts w:ascii="Times New Roman" w:hAnsi="Times New Roman" w:eastAsia="宋体"/>
-          <w:sz w:val="21"/>
-          <w:szCs w:val="21"/>
-        </w:rPr>
-        <w:t>0</w:t>
-      </w:r>
+        <w:t>（1）</w:t>
+      </w:r>
+      <w:r>
+        <w:rPr>
+          <w:rFonts w:ascii="Times New Roman" w:hAnsi="Times New Roman" w:eastAsia="宋体"/>
+          <w:sz w:val="21"/>
+          <w:szCs w:val="21"/>
+        </w:rPr>
+        <w:t>定义：已知两个非零向量</w:t>
+      </w:r>
+      <m:oMath>
+        <m:acc>
+          <m:accPr>
+            <m:chr m:val="⃑"/>
+            <m:ctrlPr>
+              <w:rPr>
+                <w:rFonts w:ascii="Times New Roman" w:hAnsi="Times New Roman"/>
+              </w:rPr>
+            </m:ctrlPr>
+          </m:accPr>
+          <m:e>
+            <m:r>
+              <w:rPr>
+                <w:rFonts w:ascii="Times New Roman" w:hAnsi="Times New Roman" w:cs="Cambria Math"/>
+              </w:rPr>
+              <m:t>a</m:t>
+            </m:r>
+          </m:e>
+        </m:acc>
+      </m:oMath>
+      <w:r>
+        <w:rPr>
+          <w:rFonts w:ascii="Times New Roman" w:hAnsi="Times New Roman" w:eastAsia="宋体"/>
+          <w:sz w:val="21"/>
+          <w:szCs w:val="21"/>
+        </w:rPr>
+        <w:t>，</w:t>
+      </w:r>
+      <m:oMath>
+        <m:acc>
+          <m:accPr>
+            <m:chr m:val="⃑"/>
+            <m:ctrlPr>
+              <w:rPr>
+                <w:rFonts w:ascii="Times New Roman" w:hAnsi="Times New Roman"/>
+              </w:rPr>
+            </m:ctrlPr>
+          </m:accPr>
+          <m:e>
+            <m:r>
+              <w:rPr>
+                <w:rFonts w:ascii="Times New Roman" w:hAnsi="Times New Roman" w:cs="Cambria Math"/>
+              </w:rPr>
+              <m:t>b</m:t>
+            </m:r>
+          </m:e>
+        </m:acc>
+      </m:oMath>
+      <w:r>
+        <w:rPr>
+          <w:rFonts w:ascii="Times New Roman" w:hAnsi="Times New Roman" w:eastAsia="宋体"/>
+          <w:sz w:val="21"/>
+          <w:szCs w:val="21"/>
+        </w:rPr>
+        <w:t>，则</w:t>
+      </w:r>
+      <w:r>
+        <w:rPr>
+          <w:rFonts w:eastAsia="宋体" w:ascii="Times New Roman" w:hAnsi="Times New Roman"/>
+          <w:sz w:val="21"/>
+          <w:szCs w:val="21"/>
+        </w:rPr>
+        <w:t/>
+      </w:r>
+      <w:r>
+        <w:rPr>
+          <w:rFonts w:eastAsia="宋体" w:ascii="Times New Roman" w:hAnsi="Times New Roman"/>
+          <w:sz w:val="21"/>
+          <w:szCs w:val="21"/>
+          <w:shd w:val="clear" w:color="auto" w:fill="C9C9C9"/>
+        </w:rPr>
+        <w:t xml:space="preserve">向量</w:t>
+      </w:r>
+      <m:oMath>
+        <m:acc>
+          <m:accPr>
+            <m:chr m:val="⃑"/>
+            <m:ctrlPr>
+              <w:rPr>
+                <w:rFonts w:ascii="Times New Roman" w:hAnsi="Times New Roman"/>
+                <w:shd w:val="clear" w:color="auto" w:fill="C9C9C9"/>
+              </w:rPr>
+            </m:ctrlPr>
+          </m:accPr>
+          <m:e>
+            <m:r>
+              <w:rPr>
+                <w:rFonts w:ascii="Times New Roman" w:hAnsi="Times New Roman" w:cs="Cambria Math"/>
+              </w:rPr>
+              <m:t>b</m:t>
+            </m:r>
+          </m:e>
+        </m:acc>
+      </m:oMath>
+      <w:r>
+        <w:rPr>
+          <w:rFonts w:eastAsia="宋体" w:ascii="Times New Roman" w:hAnsi="Times New Roman"/>
+          <w:sz w:val="21"/>
+          <w:szCs w:val="21"/>
+          <w:shd w:val="clear" w:color="auto" w:fill="C9C9C9"/>
+        </w:rPr>
+        <w:t xml:space="preserve">的模长与</w:t>
+      </w:r>
+      <m:oMath>
+        <m:acc>
+          <m:accPr>
+            <m:chr m:val="⃑"/>
+            <m:ctrlPr>
+              <w:rPr>
+                <w:rFonts w:ascii="Times New Roman" w:hAnsi="Times New Roman"/>
+                <w:shd w:val="clear" w:color="auto" w:fill="C9C9C9"/>
+              </w:rPr>
+            </m:ctrlPr>
+          </m:accPr>
+          <m:e>
+            <m:r>
+              <w:rPr>
+                <w:rFonts w:ascii="Times New Roman" w:hAnsi="Times New Roman" w:cs="Cambria Math"/>
+              </w:rPr>
+              <m:t>a</m:t>
+            </m:r>
+          </m:e>
+        </m:acc>
+      </m:oMath>
+      <w:r>
+        <w:rPr>
+          <w:rFonts w:eastAsia="宋体" w:ascii="Times New Roman" w:hAnsi="Times New Roman"/>
+          <w:sz w:val="21"/>
+          <w:szCs w:val="21"/>
+          <w:shd w:val="clear" w:color="auto" w:fill="C9C9C9"/>
+        </w:rPr>
+        <w:t xml:space="preserve">在向量</w:t>
+      </w:r>
+      <m:oMath>
+        <m:acc>
+          <m:accPr>
+            <m:chr m:val="⃑"/>
+            <m:ctrlPr>
+              <w:rPr>
+                <w:rFonts w:ascii="Times New Roman" w:hAnsi="Times New Roman"/>
+                <w:shd w:val="clear" w:color="auto" w:fill="C9C9C9"/>
+              </w:rPr>
+            </m:ctrlPr>
+          </m:accPr>
+          <m:e>
+            <m:r>
+              <w:rPr>
+                <w:rFonts w:ascii="Times New Roman" w:hAnsi="Times New Roman" w:cs="Cambria Math"/>
+              </w:rPr>
+              <m:t>b</m:t>
+            </m:r>
+          </m:e>
+        </m:acc>
+      </m:oMath>
+      <w:r>
+        <w:rPr>
+          <w:rFonts w:eastAsia="宋体" w:ascii="Times New Roman" w:hAnsi="Times New Roman"/>
+          <w:sz w:val="21"/>
+          <w:szCs w:val="21"/>
+          <w:shd w:val="clear" w:color="auto" w:fill="C9C9C9"/>
+        </w:rPr>
+        <w:t xml:space="preserve">方向上的投影的乘积</w:t>
+      </w:r>
+      <w:r>
+        <w:rPr>
+          <w:rFonts w:ascii="Times New Roman" w:hAnsi="Times New Roman" w:eastAsia="宋体"/>
+          <w:sz w:val="21"/>
+          <w:szCs w:val="21"/>
+        </w:rPr>
+        <w:t>叫做</w:t>
+      </w:r>
+      <m:oMath>
+        <m:acc>
+          <m:accPr>
+            <m:chr m:val="⃑"/>
+            <m:ctrlPr>
+              <w:rPr>
+                <w:rFonts w:ascii="Times New Roman" w:hAnsi="Times New Roman"/>
+              </w:rPr>
+            </m:ctrlPr>
+          </m:accPr>
+          <m:e>
+            <m:r>
+              <w:rPr>
+                <w:rFonts w:ascii="Times New Roman" w:hAnsi="Times New Roman" w:cs="Cambria Math"/>
+              </w:rPr>
+              <m:t>a</m:t>
+            </m:r>
+          </m:e>
+        </m:acc>
+      </m:oMath>
+      <w:r>
+        <w:rPr>
+          <w:rFonts w:ascii="Times New Roman" w:hAnsi="Times New Roman" w:eastAsia="宋体"/>
+          <w:sz w:val="21"/>
+          <w:szCs w:val="21"/>
+        </w:rPr>
+        <w:t>，</w:t>
+      </w:r>
+      <m:oMath>
+        <m:acc>
+          <m:accPr>
+            <m:chr m:val="⃑"/>
+            <m:ctrlPr>
+              <w:rPr>
+                <w:rFonts w:ascii="Times New Roman" w:hAnsi="Times New Roman"/>
+              </w:rPr>
+            </m:ctrlPr>
+          </m:accPr>
+          <m:e>
+            <m:r>
+              <w:rPr>
+                <w:rFonts w:ascii="Times New Roman" w:hAnsi="Times New Roman" w:cs="Cambria Math"/>
+              </w:rPr>
+              <m:t>b</m:t>
+            </m:r>
+          </m:e>
+        </m:acc>
+      </m:oMath>
+      <w:r>
+        <w:rPr>
+          <w:rFonts w:ascii="Times New Roman" w:hAnsi="Times New Roman" w:eastAsia="宋体"/>
+          <w:sz w:val="21"/>
+          <w:szCs w:val="21"/>
+        </w:rPr>
+        <w:t>的数量积，记作</w:t>
+      </w:r>
+      <m:oMath>
+        <m:acc>
+          <m:accPr>
+            <m:chr m:val="⃑"/>
+            <m:ctrlPr>
+              <w:rPr>
+                <w:rFonts w:ascii="Times New Roman" w:hAnsi="Times New Roman"/>
+              </w:rPr>
+            </m:ctrlPr>
+          </m:accPr>
+          <m:e>
+            <m:r>
+              <w:rPr>
+                <w:rFonts w:ascii="Times New Roman" w:hAnsi="Times New Roman" w:cs="Cambria Math"/>
+              </w:rPr>
+              <m:t>a</m:t>
+            </m:r>
+          </m:e>
+        </m:acc>
+        <m:r>
+          <w:rPr>
+            <w:rFonts w:ascii="Times New Roman" w:hAnsi="Times New Roman" w:cs="Cambria Math"/>
+          </w:rPr>
+          <m:t>⋅</m:t>
+        </m:r>
+        <m:acc>
+          <m:accPr>
+            <m:chr m:val="⃑"/>
+            <m:ctrlPr>
+              <w:rPr>
+                <w:rFonts w:ascii="Times New Roman" w:hAnsi="Times New Roman"/>
+              </w:rPr>
+            </m:ctrlPr>
+          </m:accPr>
+          <m:e>
+            <m:r>
+              <w:rPr>
+                <w:rFonts w:ascii="Times New Roman" w:hAnsi="Times New Roman" w:cs="Cambria Math"/>
+              </w:rPr>
+              <m:t>b</m:t>
+            </m:r>
+          </m:e>
+        </m:acc>
+      </m:oMath>
+      <w:r>
+        <w:rPr>
+          <w:rFonts w:ascii="Times New Roman" w:hAnsi="Times New Roman" w:eastAsia="宋体"/>
+          <w:sz w:val="21"/>
+          <w:szCs w:val="21"/>
+        </w:rPr>
+        <w:t>．即</w:t>
+      </w:r>
+      <m:oMath>
+        <m:acc>
+          <m:accPr>
+            <m:chr m:val="⃑"/>
+            <m:ctrlPr>
+              <w:rPr>
+                <w:rFonts w:ascii="Times New Roman" w:hAnsi="Times New Roman"/>
+              </w:rPr>
+            </m:ctrlPr>
+          </m:accPr>
+          <m:e>
+            <m:r>
+              <w:rPr>
+                <w:rFonts w:ascii="Times New Roman" w:hAnsi="Times New Roman" w:cs="Cambria Math"/>
+              </w:rPr>
+              <m:t>a</m:t>
+            </m:r>
+          </m:e>
+        </m:acc>
+        <m:r>
+          <w:rPr>
+            <w:rFonts w:ascii="Times New Roman" w:hAnsi="Times New Roman" w:cs="Cambria Math"/>
+          </w:rPr>
+          <m:t>⋅</m:t>
+        </m:r>
+        <m:acc>
+          <m:accPr>
+            <m:chr m:val="⃑"/>
+            <m:ctrlPr>
+              <w:rPr>
+                <w:rFonts w:ascii="Times New Roman" w:hAnsi="Times New Roman"/>
+              </w:rPr>
+            </m:ctrlPr>
+          </m:accPr>
+          <m:e>
+            <m:r>
+              <w:rPr>
+                <w:rFonts w:ascii="Times New Roman" w:hAnsi="Times New Roman" w:cs="Cambria Math"/>
+              </w:rPr>
+              <m:t>b</m:t>
+            </m:r>
+          </m:e>
+        </m:acc>
+        <m:r>
+          <w:rPr>
+            <w:rFonts w:ascii="Times New Roman" w:hAnsi="Times New Roman" w:cs="Cambria Math"/>
+          </w:rPr>
+          <m:t>=</m:t>
+        </m:r>
+      </m:oMath>
+      <w:r>
+        <w:rPr>
+          <w:rFonts w:eastAsia="宋体" w:ascii="Times New Roman" w:hAnsi="Times New Roman"/>
+          <w:sz w:val="21"/>
+          <w:szCs w:val="21"/>
+        </w:rPr>
+        <w:t/>
+      </w:r>
+      <m:oMath>
+        <m:r>
+          <w:rPr>
+            <w:rFonts w:ascii="Times New Roman" w:hAnsi="Times New Roman" w:cs="Cambria Math"/>
+            <w:shd w:val="clear" w:color="auto" w:fill="C9C9C9"/>
+          </w:rPr>
+          <m:t>|</m:t>
+        </m:r>
+        <m:acc>
+          <m:accPr>
+            <m:chr m:val="⃑"/>
+            <m:ctrlPr>
+              <w:rPr>
+                <w:rFonts w:ascii="Times New Roman" w:hAnsi="Times New Roman"/>
+                <w:shd w:val="clear" w:color="auto" w:fill="C9C9C9"/>
+              </w:rPr>
+            </m:ctrlPr>
+          </m:accPr>
+          <m:e>
+            <m:r>
+              <w:rPr>
+                <w:rFonts w:ascii="Times New Roman" w:hAnsi="Times New Roman" w:cs="Cambria Math"/>
+              </w:rPr>
+              <m:t>a</m:t>
+            </m:r>
+          </m:e>
+        </m:acc>
+        <m:r>
+          <w:rPr>
+            <w:rFonts w:ascii="Times New Roman" w:hAnsi="Times New Roman" w:cs="Cambria Math"/>
+            <w:shd w:val="clear" w:color="auto" w:fill="C9C9C9"/>
+          </w:rPr>
+          <m:t>||</m:t>
+        </m:r>
+        <m:acc>
+          <m:accPr>
+            <m:chr m:val="⃑"/>
+            <m:ctrlPr>
+              <w:rPr>
+                <w:rFonts w:ascii="Times New Roman" w:hAnsi="Times New Roman"/>
+                <w:shd w:val="clear" w:color="auto" w:fill="C9C9C9"/>
+              </w:rPr>
+            </m:ctrlPr>
+          </m:accPr>
+          <m:e>
+            <m:r>
+              <w:rPr>
+                <w:rFonts w:ascii="Times New Roman" w:hAnsi="Times New Roman" w:cs="Cambria Math"/>
+              </w:rPr>
+              <m:t>b</m:t>
+            </m:r>
+          </m:e>
+        </m:acc>
+        <m:r>
+          <w:rPr>
+            <w:rFonts w:ascii="Times New Roman" w:hAnsi="Times New Roman" w:cs="Cambria Math"/>
+            <w:shd w:val="clear" w:color="auto" w:fill="C9C9C9"/>
+          </w:rPr>
+          <m:t>|</m:t>
+        </m:r>
+        <m:r>
+          <m:rPr>
+            <m:sty m:val="p"/>
+          </m:rPr>
+          <w:rPr>
+            <w:rFonts w:ascii="Times New Roman" w:hAnsi="Times New Roman" w:cs="Cambria Math"/>
+            <w:shd w:val="clear" w:color="auto" w:fill="C9C9C9"/>
+          </w:rPr>
+          <m:t>cos</m:t>
+        </m:r>
+        <m:r>
+          <w:rPr>
+            <w:rFonts w:ascii="Times New Roman" w:hAnsi="Times New Roman" w:cs="Cambria Math"/>
+            <w:shd w:val="clear" w:color="auto" w:fill="C9C9C9"/>
+          </w:rPr>
+          <m:t>〈</m:t>
+        </m:r>
+        <m:acc>
+          <m:accPr>
+            <m:chr m:val="⃑"/>
+            <m:ctrlPr>
+              <w:rPr>
+                <w:rFonts w:ascii="Times New Roman" w:hAnsi="Times New Roman"/>
+                <w:shd w:val="clear" w:color="auto" w:fill="C9C9C9"/>
+              </w:rPr>
+            </m:ctrlPr>
+          </m:accPr>
+          <m:e>
+            <m:r>
+              <w:rPr>
+                <w:rFonts w:ascii="Times New Roman" w:hAnsi="Times New Roman" w:cs="Cambria Math"/>
+              </w:rPr>
+              <m:t>a</m:t>
+            </m:r>
+          </m:e>
+        </m:acc>
+        <m:r>
+          <w:rPr>
+            <w:rFonts w:ascii="Times New Roman" w:hAnsi="Times New Roman" w:cs="Cambria Math"/>
+            <w:shd w:val="clear" w:color="auto" w:fill="C9C9C9"/>
+          </w:rPr>
+          <m:t>,</m:t>
+        </m:r>
+        <m:acc>
+          <m:accPr>
+            <m:chr m:val="⃑"/>
+            <m:ctrlPr>
+              <w:rPr>
+                <w:rFonts w:ascii="Times New Roman" w:hAnsi="Times New Roman"/>
+                <w:shd w:val="clear" w:color="auto" w:fill="C9C9C9"/>
+              </w:rPr>
+            </m:ctrlPr>
+          </m:accPr>
+          <m:e>
+            <m:r>
+              <w:rPr>
+                <w:rFonts w:ascii="Times New Roman" w:hAnsi="Times New Roman" w:cs="Cambria Math"/>
+              </w:rPr>
+              <m:t>b</m:t>
+            </m:r>
+          </m:e>
+        </m:acc>
+        <m:r>
+          <w:rPr>
+            <w:rFonts w:ascii="Times New Roman" w:hAnsi="Times New Roman" w:cs="Cambria Math"/>
+            <w:shd w:val="clear" w:color="auto" w:fill="C9C9C9"/>
+          </w:rPr>
+          <m:t>〉</m:t>
+        </m:r>
+      </m:oMath>
       <w:r>
         <w:rPr>
           <w:rFonts w:ascii="Times New Roman" w:hAnsi="Times New Roman" w:eastAsia="宋体"/>
@@ -5336,6 +5941,46 @@
           <w:szCs w:val="21"/>
           <w:shd w:val="clear" w:color="auto" w:fill="C9C9C9"/>
         </w:rPr>
+        <w:t xml:space="preserve">【微提醒】</w:t>
+      </w:r>
+      <w:r>
+        <w:rPr>
+          <w:rFonts w:ascii="Times New Roman" w:hAnsi="Times New Roman" w:eastAsia="宋体"/>
+          <w:sz w:val="21"/>
+          <w:szCs w:val="21"/>
+        </w:rPr>
+        <w:t xml:space="preserve">零向量与任意向量的数量积为</w:t>
+      </w:r>
+      <w:r>
+        <w:rPr>
+          <w:rFonts w:ascii="Times New Roman" w:hAnsi="Times New Roman" w:eastAsia="宋体"/>
+          <w:sz w:val="21"/>
+          <w:szCs w:val="21"/>
+        </w:rPr>
+        <w:t>0</w:t>
+      </w:r>
+      <w:r>
+        <w:rPr>
+          <w:rFonts w:ascii="Times New Roman" w:hAnsi="Times New Roman" w:eastAsia="宋体"/>
+          <w:sz w:val="21"/>
+          <w:szCs w:val="21"/>
+        </w:rPr>
+        <w:t>．</w:t>
+      </w:r>
+    </w:p>
+    <w:p>
+      <w:pPr>
+        <w:snapToGrid w:val="0"/>
+        <w:spacing w:line="288" w:lineRule="auto" w:before="0" w:after="0"/>
+        <w:jc w:val="left"/>
+      </w:pPr>
+      <w:r>
+        <w:rPr>
+          <w:rFonts w:ascii="Times New Roman" w:hAnsi="Times New Roman" w:eastAsia="宋体"/>
+          <w:sz w:val="21"/>
+          <w:szCs w:val="21"/>
+          <w:shd w:val="clear" w:color="auto" w:fill="C9C9C9"/>
+        </w:rPr>
         <w:t>（2）</w:t>
       </w:r>
       <w:r>
@@ -5713,7 +6358,39 @@
           <w:sz w:val="21"/>
           <w:szCs w:val="21"/>
         </w:rPr>
+        <w:t xml:space="preserve">〔基〕</w:t>
+      </w:r>
+      <w:r>
+        <w:rPr>
+          <w:rFonts w:ascii="Times New Roman" w:hAnsi="Times New Roman" w:eastAsia="宋体"/>
+          <w:sz w:val="21"/>
+          <w:szCs w:val="21"/>
+        </w:rPr>
         <w:t>投影向量</w:t>
+      </w:r>
+    </w:p>
+    <w:p>
+      <w:pPr>
+        <w:snapToGrid w:val="0"/>
+        <w:spacing w:line="288" w:lineRule="auto" w:before="0" w:after="0"/>
+        <w:jc w:val="left"/>
+      </w:pPr>
+      <w:r>
+        <w:rPr>
+          <w:rFonts w:ascii="Times New Roman" w:hAnsi="Times New Roman" w:eastAsia="宋体"/>
+          <w:shd w:val="clear" w:color="auto" w:fill="C9C9C9"/>
+          <w:sz w:val="21"/>
+          <w:szCs w:val="21"/>
+        </w:rPr>
+        <w:t xml:space="preserve">【编注】</w:t>
+      </w:r>
+      <w:r>
+        <w:rPr>
+          <w:rFonts w:ascii="Times New Roman" w:hAnsi="Times New Roman" w:eastAsia="宋体"/>
+          <w:sz w:val="21"/>
+          <w:szCs w:val="21"/>
+        </w:rPr>
+        <w:t xml:space="preserve">数量积几何意义的载体，条目33三余弦定理与条目38点面距的推导都基于投影；易错点：投影向量是向量、投影长度是数量。</w:t>
       </w:r>
     </w:p>
     <w:p>
@@ -6816,7 +7493,39 @@
           <w:sz w:val="21"/>
           <w:szCs w:val="21"/>
         </w:rPr>
+        <w:t xml:space="preserve">〔基〕</w:t>
+      </w:r>
+      <w:r>
+        <w:rPr>
+          <w:rFonts w:ascii="Times New Roman" w:hAnsi="Times New Roman" w:eastAsia="宋体"/>
+          <w:sz w:val="21"/>
+          <w:szCs w:val="21"/>
+        </w:rPr>
         <w:t>空间向量共面的充要条件</w:t>
+      </w:r>
+    </w:p>
+    <w:p>
+      <w:pPr>
+        <w:snapToGrid w:val="0"/>
+        <w:spacing w:line="288" w:lineRule="auto" w:before="0" w:after="0"/>
+        <w:jc w:val="left"/>
+      </w:pPr>
+      <w:r>
+        <w:rPr>
+          <w:rFonts w:ascii="Times New Roman" w:hAnsi="Times New Roman" w:eastAsia="宋体"/>
+          <w:shd w:val="clear" w:color="auto" w:fill="C9C9C9"/>
+          <w:sz w:val="21"/>
+          <w:szCs w:val="21"/>
+        </w:rPr>
+        <w:t xml:space="preserve">【编注】</w:t>
+      </w:r>
+      <w:r>
+        <w:rPr>
+          <w:rFonts w:ascii="Times New Roman" w:hAnsi="Times New Roman" w:eastAsia="宋体"/>
+          <w:sz w:val="21"/>
+          <w:szCs w:val="21"/>
+        </w:rPr>
+        <w:t xml:space="preserve">证四点共面、线共面的标准工具；易错点：定理前提是p与a、b不共线，此前提不可漏，且实数对存在唯一。</w:t>
       </w:r>
     </w:p>
     <w:p>
@@ -7226,6 +7935,14 @@
           <w:sz w:val="21"/>
           <w:szCs w:val="21"/>
         </w:rPr>
+        <w:t xml:space="preserve">〔基〕</w:t>
+      </w:r>
+      <w:r>
+        <w:rPr>
+          <w:rFonts w:ascii="Times New Roman" w:hAnsi="Times New Roman" w:eastAsia="宋体"/>
+          <w:sz w:val="21"/>
+          <w:szCs w:val="21"/>
+        </w:rPr>
         <w:t>空间向量基本定理</w:t>
       </w:r>
     </w:p>
@@ -7238,6 +7955,30 @@
       <w:r>
         <w:rPr>
           <w:rFonts w:ascii="Times New Roman" w:hAnsi="Times New Roman" w:eastAsia="宋体"/>
+          <w:shd w:val="clear" w:color="auto" w:fill="C9C9C9"/>
+          <w:sz w:val="21"/>
+          <w:szCs w:val="21"/>
+        </w:rPr>
+        <w:t xml:space="preserve">【编注】</w:t>
+      </w:r>
+      <w:r>
+        <w:rPr>
+          <w:rFonts w:ascii="Times New Roman" w:hAnsi="Times New Roman" w:eastAsia="宋体"/>
+          <w:sz w:val="21"/>
+          <w:szCs w:val="21"/>
+        </w:rPr>
+        <w:t xml:space="preserve">全章基底法的理论根基；易错点：作基底的三个向量必须不共面，分解式存在且唯一（与必修2平面向量基本定理学类比）。</w:t>
+      </w:r>
+    </w:p>
+    <w:p>
+      <w:pPr>
+        <w:snapToGrid w:val="0"/>
+        <w:spacing w:line="288" w:lineRule="auto" w:before="0" w:after="0"/>
+        <w:jc w:val="left"/>
+      </w:pPr>
+      <w:r>
+        <w:rPr>
+          <w:rFonts w:ascii="Times New Roman" w:hAnsi="Times New Roman" w:eastAsia="宋体"/>
           <w:sz w:val="21"/>
           <w:szCs w:val="21"/>
         </w:rPr>
@@ -7758,6 +8499,365 @@
       <w:r>
         <w:rPr>
           <w:rFonts w:ascii="Times New Roman" w:hAnsi="Times New Roman" w:eastAsia="宋体"/>
+          <w:shd w:val="clear" w:color="auto" w:fill="C9C9C9"/>
+          <w:sz w:val="21"/>
+          <w:szCs w:val="21"/>
+        </w:rPr>
+        <w:t xml:space="preserve">【编注】</w:t>
+      </w:r>
+      <w:r>
+        <w:rPr>
+          <w:rFonts w:ascii="Times New Roman" w:hAnsi="Times New Roman" w:eastAsia="宋体"/>
+          <w:sz w:val="21"/>
+          <w:szCs w:val="21"/>
+        </w:rPr>
+        <w:t xml:space="preserve">对比辨析——空间向量基本定理与平面向量基本定理（旧知识：必修2第6章平面向量初步）：</w:t>
+      </w:r>
+    </w:p>
+    <w:tbl>
+      <w:tblPr>
+        <w:tblW w:w="10206" w:type="dxa"/>
+        <w:tblBorders>
+          <w:top w:val="single" w:sz="4" w:space="0" w:color="auto"/>
+          <w:left w:val="single" w:sz="4" w:space="0" w:color="auto"/>
+          <w:bottom w:val="single" w:sz="4" w:space="0" w:color="auto"/>
+          <w:right w:val="single" w:sz="4" w:space="0" w:color="auto"/>
+          <w:insideH w:val="single" w:sz="4" w:space="0" w:color="auto"/>
+          <w:insideV w:val="single" w:sz="4" w:space="0" w:color="auto"/>
+        </w:tblBorders>
+        <w:tblLayout w:type="fixed"/>
+        <w:tblCellMar>
+          <w:top w:w="0" w:type="dxa"/>
+          <w:left w:w="108" w:type="dxa"/>
+          <w:bottom w:w="0" w:type="dxa"/>
+          <w:right w:w="108" w:type="dxa"/>
+        </w:tblCellMar>
+      </w:tblPr>
+      <w:tblGrid>
+        <w:gridCol w:w="2100"/>
+        <w:gridCol w:w="4053"/>
+        <w:gridCol w:w="4053"/>
+      </w:tblGrid>
+      <w:tr>
+        <w:tc>
+          <w:tcPr>
+            <w:tcW w:w="2100" w:type="dxa"/>
+          </w:tcPr>
+          <w:p>
+            <w:pPr>
+              <w:snapToGrid w:val="0"/>
+              <w:spacing w:line="288" w:lineRule="auto" w:before="0" w:after="0"/>
+              <w:jc w:val="left"/>
+            </w:pPr>
+            <w:r>
+              <w:rPr>
+                <w:rFonts w:ascii="Times New Roman" w:hAnsi="Times New Roman" w:eastAsia="宋体"/>
+                <w:sz w:val="21"/>
+                <w:szCs w:val="21"/>
+              </w:rPr>
+              <w:t xml:space="preserve">对比项</w:t>
+            </w:r>
+          </w:p>
+        </w:tc>
+        <w:tc>
+          <w:tcPr>
+            <w:tcW w:w="4053" w:type="dxa"/>
+          </w:tcPr>
+          <w:p>
+            <w:pPr>
+              <w:snapToGrid w:val="0"/>
+              <w:spacing w:line="288" w:lineRule="auto" w:before="0" w:after="0"/>
+              <w:jc w:val="left"/>
+            </w:pPr>
+            <w:r>
+              <w:rPr>
+                <w:rFonts w:ascii="Times New Roman" w:hAnsi="Times New Roman" w:eastAsia="宋体"/>
+                <w:sz w:val="21"/>
+                <w:szCs w:val="21"/>
+              </w:rPr>
+              <w:t xml:space="preserve">旧知识：平面向量基本定理</w:t>
+            </w:r>
+          </w:p>
+        </w:tc>
+        <w:tc>
+          <w:tcPr>
+            <w:tcW w:w="4053" w:type="dxa"/>
+          </w:tcPr>
+          <w:p>
+            <w:pPr>
+              <w:snapToGrid w:val="0"/>
+              <w:spacing w:line="288" w:lineRule="auto" w:before="0" w:after="0"/>
+              <w:jc w:val="left"/>
+            </w:pPr>
+            <w:r>
+              <w:rPr>
+                <w:rFonts w:ascii="Times New Roman" w:hAnsi="Times New Roman" w:eastAsia="宋体"/>
+                <w:sz w:val="21"/>
+                <w:szCs w:val="21"/>
+              </w:rPr>
+              <w:t xml:space="preserve">新知识：空间向量基本定理</w:t>
+            </w:r>
+          </w:p>
+        </w:tc>
+      </w:tr>
+      <w:tr>
+        <w:tc>
+          <w:tcPr>
+            <w:tcW w:w="2100" w:type="dxa"/>
+          </w:tcPr>
+          <w:p>
+            <w:pPr>
+              <w:snapToGrid w:val="0"/>
+              <w:spacing w:line="288" w:lineRule="auto" w:before="0" w:after="0"/>
+              <w:jc w:val="left"/>
+            </w:pPr>
+            <w:r>
+              <w:rPr>
+                <w:rFonts w:ascii="Times New Roman" w:hAnsi="Times New Roman" w:eastAsia="宋体"/>
+                <w:sz w:val="21"/>
+                <w:szCs w:val="21"/>
+              </w:rPr>
+              <w:t xml:space="preserve">基底条件</w:t>
+            </w:r>
+          </w:p>
+        </w:tc>
+        <w:tc>
+          <w:tcPr>
+            <w:tcW w:w="4053" w:type="dxa"/>
+          </w:tcPr>
+          <w:p>
+            <w:pPr>
+              <w:snapToGrid w:val="0"/>
+              <w:spacing w:line="288" w:lineRule="auto" w:before="0" w:after="0"/>
+              <w:jc w:val="left"/>
+            </w:pPr>
+            <w:r>
+              <w:rPr>
+                <w:rFonts w:ascii="Times New Roman" w:hAnsi="Times New Roman" w:eastAsia="宋体"/>
+                <w:sz w:val="21"/>
+                <w:szCs w:val="21"/>
+              </w:rPr>
+              <w:t xml:space="preserve">平面内两个不共线向量</w:t>
+            </w:r>
+          </w:p>
+        </w:tc>
+        <w:tc>
+          <w:tcPr>
+            <w:tcW w:w="4053" w:type="dxa"/>
+          </w:tcPr>
+          <w:p>
+            <w:pPr>
+              <w:snapToGrid w:val="0"/>
+              <w:spacing w:line="288" w:lineRule="auto" w:before="0" w:after="0"/>
+              <w:jc w:val="left"/>
+            </w:pPr>
+            <w:r>
+              <w:rPr>
+                <w:rFonts w:ascii="Times New Roman" w:hAnsi="Times New Roman" w:eastAsia="宋体"/>
+                <w:sz w:val="21"/>
+                <w:szCs w:val="21"/>
+              </w:rPr>
+              <w:t xml:space="preserve">空间中三个不共面向量</w:t>
+            </w:r>
+          </w:p>
+        </w:tc>
+      </w:tr>
+      <w:tr>
+        <w:tc>
+          <w:tcPr>
+            <w:tcW w:w="2100" w:type="dxa"/>
+          </w:tcPr>
+          <w:p>
+            <w:pPr>
+              <w:snapToGrid w:val="0"/>
+              <w:spacing w:line="288" w:lineRule="auto" w:before="0" w:after="0"/>
+              <w:jc w:val="left"/>
+            </w:pPr>
+            <w:r>
+              <w:rPr>
+                <w:rFonts w:ascii="Times New Roman" w:hAnsi="Times New Roman" w:eastAsia="宋体"/>
+                <w:sz w:val="21"/>
+                <w:szCs w:val="21"/>
+              </w:rPr>
+              <w:t xml:space="preserve">分解形式</w:t>
+            </w:r>
+          </w:p>
+        </w:tc>
+        <w:tc>
+          <w:tcPr>
+            <w:tcW w:w="4053" w:type="dxa"/>
+          </w:tcPr>
+          <w:p>
+            <w:pPr>
+              <w:snapToGrid w:val="0"/>
+              <w:spacing w:line="288" w:lineRule="auto" w:before="0" w:after="0"/>
+              <w:jc w:val="left"/>
+            </w:pPr>
+            <w:r>
+              <w:rPr>
+                <w:rFonts w:ascii="Times New Roman" w:hAnsi="Times New Roman" w:eastAsia="宋体"/>
+                <w:sz w:val="21"/>
+                <w:szCs w:val="21"/>
+              </w:rPr>
+              <w:t xml:space="preserve">存在唯一的有序实数组（两个实数）</w:t>
+            </w:r>
+          </w:p>
+        </w:tc>
+        <w:tc>
+          <w:tcPr>
+            <w:tcW w:w="4053" w:type="dxa"/>
+          </w:tcPr>
+          <w:p>
+            <w:pPr>
+              <w:snapToGrid w:val="0"/>
+              <w:spacing w:line="288" w:lineRule="auto" w:before="0" w:after="0"/>
+              <w:jc w:val="left"/>
+            </w:pPr>
+            <w:r>
+              <w:rPr>
+                <w:rFonts w:ascii="Times New Roman" w:hAnsi="Times New Roman" w:eastAsia="宋体"/>
+                <w:sz w:val="21"/>
+                <w:szCs w:val="21"/>
+              </w:rPr>
+              <w:t xml:space="preserve">存在唯一的有序实数组（三个实数）</w:t>
+            </w:r>
+          </w:p>
+        </w:tc>
+      </w:tr>
+      <w:tr>
+        <w:tc>
+          <w:tcPr>
+            <w:tcW w:w="2100" w:type="dxa"/>
+          </w:tcPr>
+          <w:p>
+            <w:pPr>
+              <w:snapToGrid w:val="0"/>
+              <w:spacing w:line="288" w:lineRule="auto" w:before="0" w:after="0"/>
+              <w:jc w:val="left"/>
+            </w:pPr>
+            <w:r>
+              <w:rPr>
+                <w:rFonts w:ascii="Times New Roman" w:hAnsi="Times New Roman" w:eastAsia="宋体"/>
+                <w:sz w:val="21"/>
+                <w:szCs w:val="21"/>
+              </w:rPr>
+              <w:t xml:space="preserve">基底选取</w:t>
+            </w:r>
+          </w:p>
+        </w:tc>
+        <w:tc>
+          <w:tcPr>
+            <w:tcW w:w="4053" w:type="dxa"/>
+          </w:tcPr>
+          <w:p>
+            <w:pPr>
+              <w:snapToGrid w:val="0"/>
+              <w:spacing w:line="288" w:lineRule="auto" w:before="0" w:after="0"/>
+              <w:jc w:val="left"/>
+            </w:pPr>
+            <w:r>
+              <w:rPr>
+                <w:rFonts w:ascii="Times New Roman" w:hAnsi="Times New Roman" w:eastAsia="宋体"/>
+                <w:sz w:val="21"/>
+                <w:szCs w:val="21"/>
+              </w:rPr>
+              <w:t xml:space="preserve">平面内任意不共线向量均可</w:t>
+            </w:r>
+          </w:p>
+        </w:tc>
+        <w:tc>
+          <w:tcPr>
+            <w:tcW w:w="4053" w:type="dxa"/>
+          </w:tcPr>
+          <w:p>
+            <w:pPr>
+              <w:snapToGrid w:val="0"/>
+              <w:spacing w:line="288" w:lineRule="auto" w:before="0" w:after="0"/>
+              <w:jc w:val="left"/>
+            </w:pPr>
+            <w:r>
+              <w:rPr>
+                <w:rFonts w:ascii="Times New Roman" w:hAnsi="Times New Roman" w:eastAsia="宋体"/>
+                <w:sz w:val="21"/>
+                <w:szCs w:val="21"/>
+              </w:rPr>
+              <w:t xml:space="preserve">空间内任意不共面向量均可</w:t>
+            </w:r>
+          </w:p>
+        </w:tc>
+      </w:tr>
+      <w:tr>
+        <w:tc>
+          <w:tcPr>
+            <w:tcW w:w="2100" w:type="dxa"/>
+          </w:tcPr>
+          <w:p>
+            <w:pPr>
+              <w:snapToGrid w:val="0"/>
+              <w:spacing w:line="288" w:lineRule="auto" w:before="0" w:after="0"/>
+              <w:jc w:val="left"/>
+            </w:pPr>
+            <w:r>
+              <w:rPr>
+                <w:rFonts w:ascii="Times New Roman" w:hAnsi="Times New Roman" w:eastAsia="宋体"/>
+                <w:sz w:val="21"/>
+                <w:szCs w:val="21"/>
+              </w:rPr>
+              <w:t xml:space="preserve">易混点</w:t>
+            </w:r>
+          </w:p>
+        </w:tc>
+        <w:tc>
+          <w:tcPr>
+            <w:tcW w:w="4053" w:type="dxa"/>
+          </w:tcPr>
+          <w:p>
+            <w:pPr>
+              <w:snapToGrid w:val="0"/>
+              <w:spacing w:line="288" w:lineRule="auto" w:before="0" w:after="0"/>
+              <w:jc w:val="left"/>
+            </w:pPr>
+            <w:r>
+              <w:rPr>
+                <w:rFonts w:ascii="Times New Roman" w:hAnsi="Times New Roman" w:eastAsia="宋体"/>
+                <w:sz w:val="21"/>
+                <w:szCs w:val="21"/>
+              </w:rPr>
+              <w:t xml:space="preserve">——</w:t>
+            </w:r>
+          </w:p>
+        </w:tc>
+        <w:tc>
+          <w:tcPr>
+            <w:tcW w:w="4053" w:type="dxa"/>
+          </w:tcPr>
+          <w:p>
+            <w:pPr>
+              <w:snapToGrid w:val="0"/>
+              <w:spacing w:line="288" w:lineRule="auto" w:before="0" w:after="0"/>
+              <w:jc w:val="left"/>
+            </w:pPr>
+            <w:r>
+              <w:rPr>
+                <w:rFonts w:ascii="Times New Roman" w:hAnsi="Times New Roman" w:eastAsia="宋体"/>
+                <w:sz w:val="21"/>
+                <w:szCs w:val="21"/>
+              </w:rPr>
+              <w:t xml:space="preserve">“不共线”升级为“不共面”；判定三点共线用共线定理（条目5）、四点共面用共面定理（条目9），勿混用</w:t>
+            </w:r>
+          </w:p>
+        </w:tc>
+      </w:tr>
+    </w:tbl>
+    <w:p>
+      <w:pPr>
+        <w:snapToGrid w:val="0"/>
+        <w:spacing w:line="288" w:lineRule="auto" w:before="0" w:after="0"/>
+        <w:jc w:val="left"/>
+      </w:pPr>
+      <w:r>
+        <w:rPr>
+          <w:rFonts w:ascii="Times New Roman" w:hAnsi="Times New Roman" w:eastAsia="宋体"/>
           <w:sz w:val="21"/>
           <w:szCs w:val="21"/>
         </w:rPr>
@@ -7778,7 +8878,39 @@
           <w:sz w:val="21"/>
           <w:szCs w:val="21"/>
         </w:rPr>
+        <w:t xml:space="preserve">〔基〕</w:t>
+      </w:r>
+      <w:r>
+        <w:rPr>
+          <w:rFonts w:ascii="Times New Roman" w:hAnsi="Times New Roman" w:eastAsia="宋体"/>
+          <w:sz w:val="21"/>
+          <w:szCs w:val="21"/>
+        </w:rPr>
         <w:t>单位正交基底与正交分解</w:t>
+      </w:r>
+    </w:p>
+    <w:p>
+      <w:pPr>
+        <w:snapToGrid w:val="0"/>
+        <w:spacing w:line="288" w:lineRule="auto" w:before="0" w:after="0"/>
+        <w:jc w:val="left"/>
+      </w:pPr>
+      <w:r>
+        <w:rPr>
+          <w:rFonts w:ascii="Times New Roman" w:hAnsi="Times New Roman" w:eastAsia="宋体"/>
+          <w:shd w:val="clear" w:color="auto" w:fill="C9C9C9"/>
+          <w:sz w:val="21"/>
+          <w:szCs w:val="21"/>
+        </w:rPr>
+        <w:t xml:space="preserve">【编注】</w:t>
+      </w:r>
+      <w:r>
+        <w:rPr>
+          <w:rFonts w:ascii="Times New Roman" w:hAnsi="Times New Roman" w:eastAsia="宋体"/>
+          <w:sz w:val="21"/>
+          <w:szCs w:val="21"/>
+        </w:rPr>
+        <w:t xml:space="preserve">建立空间直角坐标系（条目12）的概念准备；正交分解把斜向量化为三个两两垂直方向的和，是降维处理的常用手段。</w:t>
       </w:r>
     </w:p>
     <w:p>
@@ -8122,7 +9254,39 @@
           <w:sz w:val="21"/>
           <w:szCs w:val="21"/>
         </w:rPr>
+        <w:t xml:space="preserve">〔基〕</w:t>
+      </w:r>
+      <w:r>
+        <w:rPr>
+          <w:rFonts w:ascii="Times New Roman" w:hAnsi="Times New Roman" w:eastAsia="宋体"/>
+          <w:sz w:val="21"/>
+          <w:szCs w:val="21"/>
+        </w:rPr>
         <w:t>空间直角坐标系</w:t>
+      </w:r>
+    </w:p>
+    <w:p>
+      <w:pPr>
+        <w:snapToGrid w:val="0"/>
+        <w:spacing w:line="288" w:lineRule="auto" w:before="0" w:after="0"/>
+        <w:jc w:val="left"/>
+      </w:pPr>
+      <w:r>
+        <w:rPr>
+          <w:rFonts w:ascii="Times New Roman" w:hAnsi="Times New Roman" w:eastAsia="宋体"/>
+          <w:shd w:val="clear" w:color="auto" w:fill="C9C9C9"/>
+          <w:sz w:val="21"/>
+          <w:szCs w:val="21"/>
+        </w:rPr>
+        <w:t xml:space="preserve">【编注】</w:t>
+      </w:r>
+      <w:r>
+        <w:rPr>
+          <w:rFonts w:ascii="Times New Roman" w:hAnsi="Times New Roman" w:eastAsia="宋体"/>
+          <w:sz w:val="21"/>
+          <w:szCs w:val="21"/>
+        </w:rPr>
+        <w:t xml:space="preserve">坐标法的起点，建系是向量法解立体几何的第一步；建系后按条目15读坐标、入条目16做运算。</w:t>
       </w:r>
     </w:p>
     <w:p>
@@ -8721,6 +9885,14 @@
           <w:sz w:val="21"/>
           <w:szCs w:val="21"/>
         </w:rPr>
+        <w:t xml:space="preserve">〔基〕</w:t>
+      </w:r>
+      <w:r>
+        <w:rPr>
+          <w:rFonts w:ascii="Times New Roman" w:hAnsi="Times New Roman" w:eastAsia="宋体"/>
+          <w:sz w:val="21"/>
+          <w:szCs w:val="21"/>
+        </w:rPr>
         <w:t>画法：</w:t>
       </w:r>
       <w:proofErr w:type="gramStart"/>
@@ -8908,6 +10080,30 @@
       <w:r>
         <w:rPr>
           <w:rFonts w:ascii="Times New Roman" w:hAnsi="Times New Roman" w:eastAsia="宋体"/>
+          <w:shd w:val="clear" w:color="auto" w:fill="C9C9C9"/>
+          <w:sz w:val="21"/>
+          <w:szCs w:val="21"/>
+        </w:rPr>
+        <w:t xml:space="preserve">【编注】</w:t>
+      </w:r>
+      <w:r>
+        <w:rPr>
+          <w:rFonts w:ascii="Times New Roman" w:hAnsi="Times New Roman" w:eastAsia="宋体"/>
+          <w:sz w:val="21"/>
+          <w:szCs w:val="21"/>
+        </w:rPr>
+        <w:t xml:space="preserve">规范画系保证坐标读数与图形直观一致；常规画∠xOy为45°或135°、∠yOz为90°。</w:t>
+      </w:r>
+    </w:p>
+    <w:p>
+      <w:pPr>
+        <w:snapToGrid w:val="0"/>
+        <w:spacing w:line="288" w:lineRule="auto" w:before="0" w:after="0"/>
+        <w:jc w:val="left"/>
+      </w:pPr>
+      <w:r>
+        <w:rPr>
+          <w:rFonts w:ascii="Times New Roman" w:hAnsi="Times New Roman" w:eastAsia="宋体"/>
           <w:sz w:val="21"/>
           <w:szCs w:val="21"/>
         </w:rPr>
@@ -8928,7 +10124,39 @@
           <w:sz w:val="21"/>
           <w:szCs w:val="21"/>
         </w:rPr>
+        <w:t xml:space="preserve">〔基〕</w:t>
+      </w:r>
+      <w:r>
+        <w:rPr>
+          <w:rFonts w:ascii="Times New Roman" w:hAnsi="Times New Roman" w:eastAsia="宋体"/>
+          <w:sz w:val="21"/>
+          <w:szCs w:val="21"/>
+        </w:rPr>
         <w:t>右手直角坐标系的定义</w:t>
+      </w:r>
+    </w:p>
+    <w:p>
+      <w:pPr>
+        <w:snapToGrid w:val="0"/>
+        <w:spacing w:line="288" w:lineRule="auto" w:before="0" w:after="0"/>
+        <w:jc w:val="left"/>
+      </w:pPr>
+      <w:r>
+        <w:rPr>
+          <w:rFonts w:ascii="Times New Roman" w:hAnsi="Times New Roman" w:eastAsia="宋体"/>
+          <w:shd w:val="clear" w:color="auto" w:fill="C9C9C9"/>
+          <w:sz w:val="21"/>
+          <w:szCs w:val="21"/>
+        </w:rPr>
+        <w:t xml:space="preserve">【编注】</w:t>
+      </w:r>
+      <w:r>
+        <w:rPr>
+          <w:rFonts w:ascii="Times New Roman" w:hAnsi="Times New Roman" w:eastAsia="宋体"/>
+          <w:sz w:val="21"/>
+          <w:szCs w:val="21"/>
+        </w:rPr>
+        <w:t xml:space="preserve">判定三坐标轴正方向的规则；建系后用右手系自检，防止三条轴的正方向整体弄反。</w:t>
       </w:r>
     </w:p>
     <w:p>
@@ -9154,6 +10382,14 @@
           <w:sz w:val="21"/>
           <w:szCs w:val="21"/>
         </w:rPr>
+        <w:t xml:space="preserve">〔基〕</w:t>
+      </w:r>
+      <w:r>
+        <w:rPr>
+          <w:rFonts w:ascii="Times New Roman" w:hAnsi="Times New Roman" w:eastAsia="宋体"/>
+          <w:sz w:val="21"/>
+          <w:szCs w:val="21"/>
+        </w:rPr>
         <w:t>空间直角坐标系中的坐标</w:t>
       </w:r>
     </w:p>
@@ -9166,6 +10402,30 @@
       <w:r>
         <w:rPr>
           <w:rFonts w:ascii="Times New Roman" w:hAnsi="Times New Roman" w:eastAsia="宋体"/>
+          <w:shd w:val="clear" w:color="auto" w:fill="C9C9C9"/>
+          <w:sz w:val="21"/>
+          <w:szCs w:val="21"/>
+        </w:rPr>
+        <w:t xml:space="preserve">【编注】</w:t>
+      </w:r>
+      <w:r>
+        <w:rPr>
+          <w:rFonts w:ascii="Times New Roman" w:hAnsi="Times New Roman" w:eastAsia="宋体"/>
+          <w:sz w:val="21"/>
+          <w:szCs w:val="21"/>
+        </w:rPr>
+        <w:t xml:space="preserve">点的坐标与向量的坐标两套读法都要熟练；点的坐标即其位置向量（条目19）的坐标，是坐标运算（条目16）的入口。</w:t>
+      </w:r>
+    </w:p>
+    <w:p>
+      <w:pPr>
+        <w:snapToGrid w:val="0"/>
+        <w:spacing w:line="288" w:lineRule="auto" w:before="0" w:after="0"/>
+        <w:jc w:val="left"/>
+      </w:pPr>
+      <w:r>
+        <w:rPr>
+          <w:rFonts w:ascii="Times New Roman" w:hAnsi="Times New Roman" w:eastAsia="宋体"/>
           <w:sz w:val="21"/>
           <w:szCs w:val="21"/>
           <w:shd w:val="clear" w:color="auto" w:fill="C9C9C9"/>
@@ -9970,6 +11230,14 @@
           <w:sz w:val="21"/>
           <w:szCs w:val="21"/>
         </w:rPr>
+        <w:t xml:space="preserve">〔基〕</w:t>
+      </w:r>
+      <w:r>
+        <w:rPr>
+          <w:rFonts w:ascii="Times New Roman" w:hAnsi="Times New Roman" w:eastAsia="宋体"/>
+          <w:sz w:val="21"/>
+          <w:szCs w:val="21"/>
+        </w:rPr>
         <w:t>空间向量的坐标运算</w:t>
       </w:r>
     </w:p>
@@ -9982,6 +11250,30 @@
       <w:r>
         <w:rPr>
           <w:rFonts w:ascii="Times New Roman" w:hAnsi="Times New Roman" w:eastAsia="宋体"/>
+          <w:shd w:val="clear" w:color="auto" w:fill="C9C9C9"/>
+          <w:sz w:val="21"/>
+          <w:szCs w:val="21"/>
+        </w:rPr>
+        <w:t xml:space="preserve">【编注】</w:t>
+      </w:r>
+      <w:r>
+        <w:rPr>
+          <w:rFonts w:ascii="Times New Roman" w:hAnsi="Times New Roman" w:eastAsia="宋体"/>
+          <w:sz w:val="21"/>
+          <w:szCs w:val="21"/>
+        </w:rPr>
+        <w:t xml:space="preserve">坐标法的主要计算引擎（加减、数乘、数量积集中于此条）；运算前先核对两端点或两向量坐标抄写无误。</w:t>
+      </w:r>
+    </w:p>
+    <w:p>
+      <w:pPr>
+        <w:snapToGrid w:val="0"/>
+        <w:spacing w:line="288" w:lineRule="auto" w:before="0" w:after="0"/>
+        <w:jc w:val="left"/>
+      </w:pPr>
+      <w:r>
+        <w:rPr>
+          <w:rFonts w:ascii="Times New Roman" w:hAnsi="Times New Roman" w:eastAsia="宋体"/>
           <w:sz w:val="21"/>
           <w:szCs w:val="21"/>
         </w:rPr>
@@ -11194,7 +12486,39 @@
           <w:sz w:val="21"/>
           <w:szCs w:val="21"/>
         </w:rPr>
+        <w:t xml:space="preserve">〔基〕</w:t>
+      </w:r>
+      <w:r>
+        <w:rPr>
+          <w:rFonts w:ascii="Times New Roman" w:hAnsi="Times New Roman" w:eastAsia="宋体"/>
+          <w:sz w:val="21"/>
+          <w:szCs w:val="21"/>
+        </w:rPr>
         <w:t>空间向量的平行、垂直及模、夹角</w:t>
+      </w:r>
+    </w:p>
+    <w:p>
+      <w:pPr>
+        <w:snapToGrid w:val="0"/>
+        <w:spacing w:line="288" w:lineRule="auto" w:before="0" w:after="0"/>
+        <w:jc w:val="left"/>
+      </w:pPr>
+      <w:r>
+        <w:rPr>
+          <w:rFonts w:ascii="Times New Roman" w:hAnsi="Times New Roman" w:eastAsia="宋体"/>
+          <w:shd w:val="clear" w:color="auto" w:fill="C9C9C9"/>
+          <w:sz w:val="21"/>
+          <w:szCs w:val="21"/>
+        </w:rPr>
+        <w:t xml:space="preserve">【编注】</w:t>
+      </w:r>
+      <w:r>
+        <w:rPr>
+          <w:rFonts w:ascii="Times New Roman" w:hAnsi="Times New Roman" w:eastAsia="宋体"/>
+          <w:sz w:val="21"/>
+          <w:szCs w:val="21"/>
+        </w:rPr>
+        <w:t xml:space="preserve">平行看分量成比例、垂直看数量积为0，是证明平行与垂直的坐标主路径（衔接条目22、23、26至29）；模与夹角公式常与条目18联用。</w:t>
       </w:r>
     </w:p>
     <w:p>
@@ -12938,7 +14262,39 @@
           <w:sz w:val="21"/>
           <w:szCs w:val="21"/>
         </w:rPr>
+        <w:t xml:space="preserve">〔基〕</w:t>
+      </w:r>
+      <w:r>
+        <w:rPr>
+          <w:rFonts w:ascii="Times New Roman" w:hAnsi="Times New Roman" w:eastAsia="宋体"/>
+          <w:sz w:val="21"/>
+          <w:szCs w:val="21"/>
+        </w:rPr>
         <w:t>空间两点间的距离公式</w:t>
+      </w:r>
+    </w:p>
+    <w:p>
+      <w:pPr>
+        <w:snapToGrid w:val="0"/>
+        <w:spacing w:line="288" w:lineRule="auto" w:before="0" w:after="0"/>
+        <w:jc w:val="left"/>
+      </w:pPr>
+      <w:r>
+        <w:rPr>
+          <w:rFonts w:ascii="Times New Roman" w:hAnsi="Times New Roman" w:eastAsia="宋体"/>
+          <w:shd w:val="clear" w:color="auto" w:fill="C9C9C9"/>
+          <w:sz w:val="21"/>
+          <w:szCs w:val="21"/>
+        </w:rPr>
+        <w:t xml:space="preserve">【编注】</w:t>
+      </w:r>
+      <w:r>
+        <w:rPr>
+          <w:rFonts w:ascii="Times New Roman" w:hAnsi="Times New Roman" w:eastAsia="宋体"/>
+          <w:sz w:val="21"/>
+          <w:szCs w:val="21"/>
+        </w:rPr>
+        <w:t xml:space="preserve">求线段长度的终点工具，进而支撑各类距离与空间角的计算；与平面内两点间距离公式同形、多一个竖坐标。</w:t>
       </w:r>
     </w:p>
     <w:p>
@@ -13819,7 +15175,39 @@
           <w:sz w:val="21"/>
           <w:szCs w:val="21"/>
         </w:rPr>
+        <w:t xml:space="preserve">〔基〕</w:t>
+      </w:r>
+      <w:r>
+        <w:rPr>
+          <w:rFonts w:ascii="Times New Roman" w:hAnsi="Times New Roman" w:eastAsia="宋体"/>
+          <w:sz w:val="21"/>
+          <w:szCs w:val="21"/>
+        </w:rPr>
         <w:t>点的位置向量</w:t>
+      </w:r>
+    </w:p>
+    <w:p>
+      <w:pPr>
+        <w:snapToGrid w:val="0"/>
+        <w:spacing w:line="288" w:lineRule="auto" w:before="0" w:after="0"/>
+        <w:jc w:val="left"/>
+      </w:pPr>
+      <w:r>
+        <w:rPr>
+          <w:rFonts w:ascii="Times New Roman" w:hAnsi="Times New Roman" w:eastAsia="宋体"/>
+          <w:shd w:val="clear" w:color="auto" w:fill="C9C9C9"/>
+          <w:sz w:val="21"/>
+          <w:szCs w:val="21"/>
+        </w:rPr>
+        <w:t xml:space="preserve">【编注】</w:t>
+      </w:r>
+      <w:r>
+        <w:rPr>
+          <w:rFonts w:ascii="Times New Roman" w:hAnsi="Times New Roman" w:eastAsia="宋体"/>
+          <w:sz w:val="21"/>
+          <w:szCs w:val="21"/>
+        </w:rPr>
+        <w:t xml:space="preserve">以定点O为基点统一表示点的工具；直线与平面的向量表示式（条目21、24）均由它出发推得。</w:t>
       </w:r>
     </w:p>
     <w:p>
@@ -14076,7 +15464,39 @@
           <w:sz w:val="21"/>
           <w:szCs w:val="21"/>
         </w:rPr>
+        <w:t xml:space="preserve">〔基〕</w:t>
+      </w:r>
+      <w:r>
+        <w:rPr>
+          <w:rFonts w:ascii="Times New Roman" w:hAnsi="Times New Roman" w:eastAsia="宋体"/>
+          <w:sz w:val="21"/>
+          <w:szCs w:val="21"/>
+        </w:rPr>
         <w:t>直线的方向向量</w:t>
+      </w:r>
+    </w:p>
+    <w:p>
+      <w:pPr>
+        <w:snapToGrid w:val="0"/>
+        <w:spacing w:line="288" w:lineRule="auto" w:before="0" w:after="0"/>
+        <w:jc w:val="left"/>
+      </w:pPr>
+      <w:r>
+        <w:rPr>
+          <w:rFonts w:ascii="Times New Roman" w:hAnsi="Times New Roman" w:eastAsia="宋体"/>
+          <w:shd w:val="clear" w:color="auto" w:fill="C9C9C9"/>
+          <w:sz w:val="21"/>
+          <w:szCs w:val="21"/>
+        </w:rPr>
+        <w:t xml:space="preserve">【编注】</w:t>
+      </w:r>
+      <w:r>
+        <w:rPr>
+          <w:rFonts w:ascii="Times New Roman" w:hAnsi="Times New Roman" w:eastAsia="宋体"/>
+          <w:sz w:val="21"/>
+          <w:szCs w:val="21"/>
+        </w:rPr>
+        <w:t xml:space="preserve">直线向量法的核心对象（条目21至23及条目34都用它）；易错点：方向向量不唯一，相差非零倍数均可，取坐标最简者便于计算。</w:t>
       </w:r>
     </w:p>
     <w:p>
@@ -14539,7 +15959,39 @@
           <w:sz w:val="21"/>
           <w:szCs w:val="21"/>
         </w:rPr>
+        <w:t xml:space="preserve">〔基〕</w:t>
+      </w:r>
+      <w:r>
+        <w:rPr>
+          <w:rFonts w:ascii="Times New Roman" w:hAnsi="Times New Roman" w:eastAsia="宋体"/>
+          <w:sz w:val="21"/>
+          <w:szCs w:val="21"/>
+        </w:rPr>
         <w:t>空间直线的向量表示式</w:t>
+      </w:r>
+    </w:p>
+    <w:p>
+      <w:pPr>
+        <w:snapToGrid w:val="0"/>
+        <w:spacing w:line="288" w:lineRule="auto" w:before="0" w:after="0"/>
+        <w:jc w:val="left"/>
+      </w:pPr>
+      <w:r>
+        <w:rPr>
+          <w:rFonts w:ascii="Times New Roman" w:hAnsi="Times New Roman" w:eastAsia="宋体"/>
+          <w:shd w:val="clear" w:color="auto" w:fill="C9C9C9"/>
+          <w:sz w:val="21"/>
+          <w:szCs w:val="21"/>
+        </w:rPr>
+        <w:t xml:space="preserve">【编注】</w:t>
+      </w:r>
+      <w:r>
+        <w:rPr>
+          <w:rFonts w:ascii="Times New Roman" w:hAnsi="Times New Roman" w:eastAsia="宋体"/>
+          <w:sz w:val="21"/>
+          <w:szCs w:val="21"/>
+        </w:rPr>
+        <w:t xml:space="preserve">把“点＋方向向量”合成直线上动点的参数形式；是处理动点、共线与求参数问题的桥梁。</w:t>
       </w:r>
     </w:p>
     <w:p>
@@ -15028,6 +16480,14 @@
           <w:sz w:val="21"/>
           <w:szCs w:val="21"/>
         </w:rPr>
+        <w:t xml:space="preserve">〔基〕</w:t>
+      </w:r>
+      <w:r>
+        <w:rPr>
+          <w:rFonts w:ascii="Times New Roman" w:hAnsi="Times New Roman" w:eastAsia="宋体"/>
+          <w:sz w:val="21"/>
+          <w:szCs w:val="21"/>
+        </w:rPr>
         <w:t>直线与直线平行</w:t>
       </w:r>
     </w:p>
@@ -15040,6 +16500,30 @@
       <w:r>
         <w:rPr>
           <w:rFonts w:ascii="Times New Roman" w:hAnsi="Times New Roman" w:eastAsia="宋体"/>
+          <w:shd w:val="clear" w:color="auto" w:fill="C9C9C9"/>
+          <w:sz w:val="21"/>
+          <w:szCs w:val="21"/>
+        </w:rPr>
+        <w:t xml:space="preserve">【编注】</w:t>
+      </w:r>
+      <w:r>
+        <w:rPr>
+          <w:rFonts w:ascii="Times New Roman" w:hAnsi="Times New Roman" w:eastAsia="宋体"/>
+          <w:sz w:val="21"/>
+          <w:szCs w:val="21"/>
+        </w:rPr>
+        <w:t xml:space="preserve">证线线平行的向量判据（两方向向量共线）；书写时说明方向向量非零，防止零向量情形误判。</w:t>
+      </w:r>
+    </w:p>
+    <w:p>
+      <w:pPr>
+        <w:snapToGrid w:val="0"/>
+        <w:spacing w:line="288" w:lineRule="auto" w:before="0" w:after="0"/>
+        <w:jc w:val="left"/>
+      </w:pPr>
+      <w:r>
+        <w:rPr>
+          <w:rFonts w:ascii="Times New Roman" w:hAnsi="Times New Roman" w:eastAsia="宋体"/>
           <w:sz w:val="21"/>
           <w:szCs w:val="21"/>
         </w:rPr>
@@ -15490,6 +16974,14 @@
           <w:sz w:val="21"/>
           <w:szCs w:val="21"/>
         </w:rPr>
+        <w:t xml:space="preserve">〔基〕</w:t>
+      </w:r>
+      <w:r>
+        <w:rPr>
+          <w:rFonts w:ascii="Times New Roman" w:hAnsi="Times New Roman" w:eastAsia="宋体"/>
+          <w:sz w:val="21"/>
+          <w:szCs w:val="21"/>
+        </w:rPr>
         <w:t>直线与直线垂直</w:t>
       </w:r>
     </w:p>
@@ -15502,6 +16994,30 @@
       <w:r>
         <w:rPr>
           <w:rFonts w:ascii="Times New Roman" w:hAnsi="Times New Roman" w:eastAsia="宋体"/>
+          <w:shd w:val="clear" w:color="auto" w:fill="C9C9C9"/>
+          <w:sz w:val="21"/>
+          <w:szCs w:val="21"/>
+        </w:rPr>
+        <w:t xml:space="preserve">【编注】</w:t>
+      </w:r>
+      <w:r>
+        <w:rPr>
+          <w:rFonts w:ascii="Times New Roman" w:hAnsi="Times New Roman" w:eastAsia="宋体"/>
+          <w:sz w:val="21"/>
+          <w:szCs w:val="21"/>
+        </w:rPr>
+        <w:t xml:space="preserve">两方向向量数量积为0即判垂直，比几何证法直接；注意此判据不要求两直线相交。</w:t>
+      </w:r>
+    </w:p>
+    <w:p>
+      <w:pPr>
+        <w:snapToGrid w:val="0"/>
+        <w:spacing w:line="288" w:lineRule="auto" w:before="0" w:after="0"/>
+        <w:jc w:val="left"/>
+      </w:pPr>
+      <w:r>
+        <w:rPr>
+          <w:rFonts w:ascii="Times New Roman" w:hAnsi="Times New Roman" w:eastAsia="宋体"/>
           <w:sz w:val="21"/>
           <w:szCs w:val="21"/>
         </w:rPr>
@@ -15977,6 +17493,14 @@
           <w:sz w:val="21"/>
           <w:szCs w:val="21"/>
         </w:rPr>
+        <w:t xml:space="preserve">〔基〕</w:t>
+      </w:r>
+      <w:r>
+        <w:rPr>
+          <w:rFonts w:ascii="Times New Roman" w:hAnsi="Times New Roman" w:eastAsia="宋体"/>
+          <w:sz w:val="21"/>
+          <w:szCs w:val="21"/>
+        </w:rPr>
         <w:t>平面的向量表示式</w:t>
       </w:r>
     </w:p>
@@ -15989,227 +17513,19 @@
       <w:r>
         <w:rPr>
           <w:rFonts w:ascii="Times New Roman" w:hAnsi="Times New Roman" w:eastAsia="宋体"/>
-          <w:sz w:val="21"/>
-          <w:szCs w:val="21"/>
-        </w:rPr>
-        <w:t>取</w:t>
-      </w:r>
-      <w:proofErr w:type="gramStart"/>
-      <w:r>
-        <w:rPr>
-          <w:rFonts w:ascii="Times New Roman" w:hAnsi="Times New Roman" w:eastAsia="宋体"/>
-          <w:sz w:val="21"/>
-          <w:szCs w:val="21"/>
-        </w:rPr>
-        <w:t>定空间</w:t>
-      </w:r>
-      <w:proofErr w:type="gramEnd"/>
-      <w:r>
-        <w:rPr>
-          <w:rFonts w:ascii="Times New Roman" w:hAnsi="Times New Roman" w:eastAsia="宋体"/>
-          <w:sz w:val="21"/>
-          <w:szCs w:val="21"/>
-        </w:rPr>
-        <w:t>任意一点</w:t>
-      </w:r>
-      <w:r>
-        <w:rPr>
-          <w:rFonts w:eastAsia="宋体" w:ascii="Times New Roman" w:hAnsi="Times New Roman"/>
-          <w:i/>
-          <w:sz w:val="21"/>
-          <w:szCs w:val="21"/>
-        </w:rPr>
-        <w:t>O</w:t>
-      </w:r>
-      <w:r>
-        <w:rPr>
-          <w:rFonts w:ascii="Times New Roman" w:hAnsi="Times New Roman" w:eastAsia="宋体"/>
-          <w:sz w:val="21"/>
-          <w:szCs w:val="21"/>
-        </w:rPr>
-        <w:t>，可以得到，空间一点</w:t>
-      </w:r>
-      <w:r>
-        <w:rPr>
-          <w:rFonts w:eastAsia="宋体" w:ascii="Times New Roman" w:hAnsi="Times New Roman"/>
-          <w:i/>
-          <w:sz w:val="21"/>
-          <w:szCs w:val="21"/>
-        </w:rPr>
-        <w:t>P</w:t>
-      </w:r>
-      <w:r>
-        <w:rPr>
-          <w:rFonts w:ascii="Times New Roman" w:hAnsi="Times New Roman" w:eastAsia="宋体"/>
-          <w:sz w:val="21"/>
-          <w:szCs w:val="21"/>
-        </w:rPr>
-        <w:t>位于平面</w:t>
-      </w:r>
-      <m:oMath>
-        <m:r>
-          <w:rPr>
-            <w:rFonts w:ascii="Times New Roman" w:hAnsi="Times New Roman" w:cs="Cambria Math"/>
-          </w:rPr>
-          <m:t>ABC</m:t>
-        </m:r>
-      </m:oMath>
-      <w:r>
-        <w:rPr>
-          <w:rFonts w:ascii="Times New Roman" w:hAnsi="Times New Roman" w:eastAsia="宋体"/>
-          <w:sz w:val="21"/>
-          <w:szCs w:val="21"/>
-        </w:rPr>
-        <w:t>内的充要条件是存在实数</w:t>
-      </w:r>
-      <w:r>
-        <w:rPr>
-          <w:rFonts w:eastAsia="宋体" w:ascii="Times New Roman" w:hAnsi="Times New Roman"/>
-          <w:i/>
-          <w:sz w:val="21"/>
-          <w:szCs w:val="21"/>
-        </w:rPr>
-        <w:t>x</w:t>
-      </w:r>
-      <w:r>
-        <w:rPr>
-          <w:rFonts w:ascii="Times New Roman" w:hAnsi="Times New Roman" w:eastAsia="宋体"/>
-          <w:sz w:val="21"/>
-          <w:szCs w:val="21"/>
-        </w:rPr>
-        <w:t>，</w:t>
-      </w:r>
-      <w:r>
-        <w:rPr>
-          <w:rFonts w:eastAsia="宋体" w:ascii="Times New Roman" w:hAnsi="Times New Roman"/>
-          <w:i/>
-          <w:sz w:val="21"/>
-          <w:szCs w:val="21"/>
-        </w:rPr>
-        <w:t>y</w:t>
-      </w:r>
-      <w:r>
-        <w:rPr>
-          <w:rFonts w:ascii="Times New Roman" w:hAnsi="Times New Roman" w:eastAsia="宋体"/>
-          <w:sz w:val="21"/>
-          <w:szCs w:val="21"/>
-        </w:rPr>
-        <w:t>，使</w:t>
-      </w:r>
-      <m:oMath>
-        <m:acc>
-          <m:accPr>
-            <m:chr m:val="⃑"/>
-            <m:ctrlPr>
-              <w:rPr>
-                <w:rFonts w:ascii="Times New Roman" w:hAnsi="Times New Roman"/>
-              </w:rPr>
-            </m:ctrlPr>
-          </m:accPr>
-          <m:e>
-            <m:r>
-              <w:rPr>
-                <w:rFonts w:ascii="Times New Roman" w:hAnsi="Times New Roman" w:cs="Cambria Math"/>
-              </w:rPr>
-              <m:t>OP</m:t>
-            </m:r>
-          </m:e>
-        </m:acc>
-        <m:r>
-          <w:rPr>
-            <w:rFonts w:ascii="Times New Roman" w:hAnsi="Times New Roman" w:cs="Cambria Math"/>
-          </w:rPr>
-          <m:t>=</m:t>
-        </m:r>
-      </m:oMath>
-      <w:r>
-        <w:rPr>
-          <w:rFonts w:eastAsia="宋体" w:ascii="Times New Roman" w:hAnsi="Times New Roman"/>
-          <w:sz w:val="21"/>
-          <w:szCs w:val="21"/>
-        </w:rPr>
-        <w:t/>
-      </w:r>
-      <m:oMath>
-        <m:acc>
-          <m:accPr>
-            <m:chr m:val="⃑"/>
-            <m:ctrlPr>
-              <w:rPr>
-                <w:rFonts w:ascii="Times New Roman" w:hAnsi="Times New Roman"/>
-                <w:shd w:val="clear" w:color="auto" w:fill="C9C9C9"/>
-              </w:rPr>
-            </m:ctrlPr>
-          </m:accPr>
-          <m:e>
-            <m:r>
-              <w:rPr>
-                <w:rFonts w:ascii="Times New Roman" w:hAnsi="Times New Roman" w:cs="Cambria Math"/>
-              </w:rPr>
-              <m:t>OA</m:t>
-            </m:r>
-          </m:e>
-        </m:acc>
-        <m:r>
-          <w:rPr>
-            <w:rFonts w:ascii="Times New Roman" w:hAnsi="Times New Roman" w:cs="Cambria Math"/>
-            <w:shd w:val="clear" w:color="auto" w:fill="C9C9C9"/>
-          </w:rPr>
-          <m:t>+x</m:t>
-        </m:r>
-        <m:acc>
-          <m:accPr>
-            <m:chr m:val="⃑"/>
-            <m:ctrlPr>
-              <w:rPr>
-                <w:rFonts w:ascii="Times New Roman" w:hAnsi="Times New Roman"/>
-                <w:shd w:val="clear" w:color="auto" w:fill="C9C9C9"/>
-              </w:rPr>
-            </m:ctrlPr>
-          </m:accPr>
-          <m:e>
-            <m:r>
-              <w:rPr>
-                <w:rFonts w:ascii="Times New Roman" w:hAnsi="Times New Roman" w:cs="Cambria Math"/>
-              </w:rPr>
-              <m:t>AB</m:t>
-            </m:r>
-          </m:e>
-        </m:acc>
-        <m:r>
-          <w:rPr>
-            <w:rFonts w:ascii="Times New Roman" w:hAnsi="Times New Roman" w:cs="Cambria Math"/>
-            <w:shd w:val="clear" w:color="auto" w:fill="C9C9C9"/>
-          </w:rPr>
-          <m:t>+y</m:t>
-        </m:r>
-        <m:acc>
-          <m:accPr>
-            <m:chr m:val="⃑"/>
-            <m:ctrlPr>
-              <w:rPr>
-                <w:rFonts w:ascii="Times New Roman" w:hAnsi="Times New Roman"/>
-                <w:shd w:val="clear" w:color="auto" w:fill="C9C9C9"/>
-              </w:rPr>
-            </m:ctrlPr>
-          </m:accPr>
-          <m:e>
-            <m:r>
-              <w:rPr>
-                <w:rFonts w:ascii="Times New Roman" w:hAnsi="Times New Roman" w:cs="Cambria Math"/>
-              </w:rPr>
-              <m:t>AC</m:t>
-            </m:r>
-          </m:e>
-        </m:acc>
-      </m:oMath>
-      <w:r>
-        <w:rPr>
-          <w:rFonts w:ascii="Times New Roman" w:hAnsi="Times New Roman" w:eastAsia="宋体"/>
-          <w:sz w:val="21"/>
-          <w:szCs w:val="21"/>
-        </w:rPr>
-        <w:t>．</w:t>
+          <w:shd w:val="clear" w:color="auto" w:fill="C9C9C9"/>
+          <w:sz w:val="21"/>
+          <w:szCs w:val="21"/>
+        </w:rPr>
+        <w:t xml:space="preserve">【编注】</w:t>
+      </w:r>
+      <w:r>
+        <w:rPr>
+          <w:rFonts w:ascii="Times New Roman" w:hAnsi="Times New Roman" w:eastAsia="宋体"/>
+          <w:sz w:val="21"/>
+          <w:szCs w:val="21"/>
+        </w:rPr>
+        <w:t xml:space="preserve">平面由一点与两个不共线向量张成的代数形态；四点共面问题的几何来源（与条目9互为表里）。</w:t>
       </w:r>
     </w:p>
     <w:p>
@@ -16224,7 +17540,59 @@
           <w:sz w:val="21"/>
           <w:szCs w:val="21"/>
         </w:rPr>
-        <w:t>把上式称为空间平面</w:t>
+        <w:t>取</w:t>
+      </w:r>
+      <w:proofErr w:type="gramStart"/>
+      <w:r>
+        <w:rPr>
+          <w:rFonts w:ascii="Times New Roman" w:hAnsi="Times New Roman" w:eastAsia="宋体"/>
+          <w:sz w:val="21"/>
+          <w:szCs w:val="21"/>
+        </w:rPr>
+        <w:t>定空间</w:t>
+      </w:r>
+      <w:proofErr w:type="gramEnd"/>
+      <w:r>
+        <w:rPr>
+          <w:rFonts w:ascii="Times New Roman" w:hAnsi="Times New Roman" w:eastAsia="宋体"/>
+          <w:sz w:val="21"/>
+          <w:szCs w:val="21"/>
+        </w:rPr>
+        <w:t>任意一点</w:t>
+      </w:r>
+      <w:r>
+        <w:rPr>
+          <w:rFonts w:eastAsia="宋体" w:ascii="Times New Roman" w:hAnsi="Times New Roman"/>
+          <w:i/>
+          <w:sz w:val="21"/>
+          <w:szCs w:val="21"/>
+        </w:rPr>
+        <w:t>O</w:t>
+      </w:r>
+      <w:r>
+        <w:rPr>
+          <w:rFonts w:ascii="Times New Roman" w:hAnsi="Times New Roman" w:eastAsia="宋体"/>
+          <w:sz w:val="21"/>
+          <w:szCs w:val="21"/>
+        </w:rPr>
+        <w:t>，可以得到，空间一点</w:t>
+      </w:r>
+      <w:r>
+        <w:rPr>
+          <w:rFonts w:eastAsia="宋体" w:ascii="Times New Roman" w:hAnsi="Times New Roman"/>
+          <w:i/>
+          <w:sz w:val="21"/>
+          <w:szCs w:val="21"/>
+        </w:rPr>
+        <w:t>P</w:t>
+      </w:r>
+      <w:r>
+        <w:rPr>
+          <w:rFonts w:ascii="Times New Roman" w:hAnsi="Times New Roman" w:eastAsia="宋体"/>
+          <w:sz w:val="21"/>
+          <w:szCs w:val="21"/>
+        </w:rPr>
+        <w:t>位于平面</w:t>
       </w:r>
       <m:oMath>
         <m:r>
@@ -16240,7 +17608,156 @@
           <w:sz w:val="21"/>
           <w:szCs w:val="21"/>
         </w:rPr>
-        <w:t>的向量表示式．</w:t>
+        <w:t>内的充要条件是存在实数</w:t>
+      </w:r>
+      <w:r>
+        <w:rPr>
+          <w:rFonts w:eastAsia="宋体" w:ascii="Times New Roman" w:hAnsi="Times New Roman"/>
+          <w:i/>
+          <w:sz w:val="21"/>
+          <w:szCs w:val="21"/>
+        </w:rPr>
+        <w:t>x</w:t>
+      </w:r>
+      <w:r>
+        <w:rPr>
+          <w:rFonts w:ascii="Times New Roman" w:hAnsi="Times New Roman" w:eastAsia="宋体"/>
+          <w:sz w:val="21"/>
+          <w:szCs w:val="21"/>
+        </w:rPr>
+        <w:t>，</w:t>
+      </w:r>
+      <w:r>
+        <w:rPr>
+          <w:rFonts w:eastAsia="宋体" w:ascii="Times New Roman" w:hAnsi="Times New Roman"/>
+          <w:i/>
+          <w:sz w:val="21"/>
+          <w:szCs w:val="21"/>
+        </w:rPr>
+        <w:t>y</w:t>
+      </w:r>
+      <w:r>
+        <w:rPr>
+          <w:rFonts w:ascii="Times New Roman" w:hAnsi="Times New Roman" w:eastAsia="宋体"/>
+          <w:sz w:val="21"/>
+          <w:szCs w:val="21"/>
+        </w:rPr>
+        <w:t>，使</w:t>
+      </w:r>
+      <m:oMath>
+        <m:acc>
+          <m:accPr>
+            <m:chr m:val="⃑"/>
+            <m:ctrlPr>
+              <w:rPr>
+                <w:rFonts w:ascii="Times New Roman" w:hAnsi="Times New Roman"/>
+              </w:rPr>
+            </m:ctrlPr>
+          </m:accPr>
+          <m:e>
+            <m:r>
+              <w:rPr>
+                <w:rFonts w:ascii="Times New Roman" w:hAnsi="Times New Roman" w:cs="Cambria Math"/>
+              </w:rPr>
+              <m:t>OP</m:t>
+            </m:r>
+          </m:e>
+        </m:acc>
+        <m:r>
+          <w:rPr>
+            <w:rFonts w:ascii="Times New Roman" w:hAnsi="Times New Roman" w:cs="Cambria Math"/>
+          </w:rPr>
+          <m:t>=</m:t>
+        </m:r>
+      </m:oMath>
+      <w:r>
+        <w:rPr>
+          <w:rFonts w:eastAsia="宋体" w:ascii="Times New Roman" w:hAnsi="Times New Roman"/>
+          <w:sz w:val="21"/>
+          <w:szCs w:val="21"/>
+        </w:rPr>
+        <w:t/>
+      </w:r>
+      <m:oMath>
+        <m:acc>
+          <m:accPr>
+            <m:chr m:val="⃑"/>
+            <m:ctrlPr>
+              <w:rPr>
+                <w:rFonts w:ascii="Times New Roman" w:hAnsi="Times New Roman"/>
+                <w:shd w:val="clear" w:color="auto" w:fill="C9C9C9"/>
+              </w:rPr>
+            </m:ctrlPr>
+          </m:accPr>
+          <m:e>
+            <m:r>
+              <w:rPr>
+                <w:rFonts w:ascii="Times New Roman" w:hAnsi="Times New Roman" w:cs="Cambria Math"/>
+              </w:rPr>
+              <m:t>OA</m:t>
+            </m:r>
+          </m:e>
+        </m:acc>
+        <m:r>
+          <w:rPr>
+            <w:rFonts w:ascii="Times New Roman" w:hAnsi="Times New Roman" w:cs="Cambria Math"/>
+            <w:shd w:val="clear" w:color="auto" w:fill="C9C9C9"/>
+          </w:rPr>
+          <m:t>+x</m:t>
+        </m:r>
+        <m:acc>
+          <m:accPr>
+            <m:chr m:val="⃑"/>
+            <m:ctrlPr>
+              <w:rPr>
+                <w:rFonts w:ascii="Times New Roman" w:hAnsi="Times New Roman"/>
+                <w:shd w:val="clear" w:color="auto" w:fill="C9C9C9"/>
+              </w:rPr>
+            </m:ctrlPr>
+          </m:accPr>
+          <m:e>
+            <m:r>
+              <w:rPr>
+                <w:rFonts w:ascii="Times New Roman" w:hAnsi="Times New Roman" w:cs="Cambria Math"/>
+              </w:rPr>
+              <m:t>AB</m:t>
+            </m:r>
+          </m:e>
+        </m:acc>
+        <m:r>
+          <w:rPr>
+            <w:rFonts w:ascii="Times New Roman" w:hAnsi="Times New Roman" w:cs="Cambria Math"/>
+            <w:shd w:val="clear" w:color="auto" w:fill="C9C9C9"/>
+          </w:rPr>
+          <m:t>+y</m:t>
+        </m:r>
+        <m:acc>
+          <m:accPr>
+            <m:chr m:val="⃑"/>
+            <m:ctrlPr>
+              <w:rPr>
+                <w:rFonts w:ascii="Times New Roman" w:hAnsi="Times New Roman"/>
+                <w:shd w:val="clear" w:color="auto" w:fill="C9C9C9"/>
+              </w:rPr>
+            </m:ctrlPr>
+          </m:accPr>
+          <m:e>
+            <m:r>
+              <w:rPr>
+                <w:rFonts w:ascii="Times New Roman" w:hAnsi="Times New Roman" w:cs="Cambria Math"/>
+              </w:rPr>
+              <m:t>AC</m:t>
+            </m:r>
+          </m:e>
+        </m:acc>
+      </m:oMath>
+      <w:r>
+        <w:rPr>
+          <w:rFonts w:ascii="Times New Roman" w:hAnsi="Times New Roman" w:eastAsia="宋体"/>
+          <w:sz w:val="21"/>
+          <w:szCs w:val="21"/>
+        </w:rPr>
+        <w:t>．</w:t>
       </w:r>
     </w:p>
     <w:p>
@@ -16255,6 +17772,37 @@
           <w:sz w:val="21"/>
           <w:szCs w:val="21"/>
         </w:rPr>
+        <w:t>把上式称为空间平面</w:t>
+      </w:r>
+      <m:oMath>
+        <m:r>
+          <w:rPr>
+            <w:rFonts w:ascii="Times New Roman" w:hAnsi="Times New Roman" w:cs="Cambria Math"/>
+          </w:rPr>
+          <m:t>ABC</m:t>
+        </m:r>
+      </m:oMath>
+      <w:r>
+        <w:rPr>
+          <w:rFonts w:ascii="Times New Roman" w:hAnsi="Times New Roman" w:eastAsia="宋体"/>
+          <w:sz w:val="21"/>
+          <w:szCs w:val="21"/>
+        </w:rPr>
+        <w:t>的向量表示式．</w:t>
+      </w:r>
+    </w:p>
+    <w:p>
+      <w:pPr>
+        <w:snapToGrid w:val="0"/>
+        <w:spacing w:line="288" w:lineRule="auto" w:before="0" w:after="0"/>
+        <w:jc w:val="left"/>
+      </w:pPr>
+      <w:r>
+        <w:rPr>
+          <w:rFonts w:ascii="Times New Roman" w:hAnsi="Times New Roman" w:eastAsia="宋体"/>
+          <w:sz w:val="21"/>
+          <w:szCs w:val="21"/>
+        </w:rPr>
         <w:t/>
       </w:r>
       <w:r>
@@ -16272,7 +17820,39 @@
           <w:sz w:val="21"/>
           <w:szCs w:val="21"/>
         </w:rPr>
+        <w:t xml:space="preserve">〔基〕</w:t>
+      </w:r>
+      <w:r>
+        <w:rPr>
+          <w:rFonts w:ascii="Times New Roman" w:hAnsi="Times New Roman" w:eastAsia="宋体"/>
+          <w:sz w:val="21"/>
+          <w:szCs w:val="21"/>
+        </w:rPr>
         <w:t>平面的法向量</w:t>
+      </w:r>
+    </w:p>
+    <w:p>
+      <w:pPr>
+        <w:snapToGrid w:val="0"/>
+        <w:spacing w:line="288" w:lineRule="auto" w:before="0" w:after="0"/>
+        <w:jc w:val="left"/>
+      </w:pPr>
+      <w:r>
+        <w:rPr>
+          <w:rFonts w:ascii="Times New Roman" w:hAnsi="Times New Roman" w:eastAsia="宋体"/>
+          <w:shd w:val="clear" w:color="auto" w:fill="C9C9C9"/>
+          <w:sz w:val="21"/>
+          <w:szCs w:val="21"/>
+        </w:rPr>
+        <w:t xml:space="preserve">【编注】</w:t>
+      </w:r>
+      <w:r>
+        <w:rPr>
+          <w:rFonts w:ascii="Times New Roman" w:hAnsi="Times New Roman" w:eastAsia="宋体"/>
+          <w:sz w:val="21"/>
+          <w:szCs w:val="21"/>
+        </w:rPr>
+        <w:t xml:space="preserve">线面、面面平行与垂直判定的枢纽对象（支撑条目26至29），常由面内不共线两向量与待定坐标联立求得；法向量不唯一，取整数值最简者。</w:t>
       </w:r>
     </w:p>
     <w:p>
@@ -16686,6 +18266,427 @@
       <w:r>
         <w:rPr>
           <w:rFonts w:ascii="Times New Roman" w:hAnsi="Times New Roman" w:eastAsia="宋体"/>
+          <w:shd w:val="clear" w:color="auto" w:fill="C9C9C9"/>
+          <w:sz w:val="21"/>
+          <w:szCs w:val="21"/>
+        </w:rPr>
+        <w:t xml:space="preserve">【编注】</w:t>
+      </w:r>
+      <w:r>
+        <w:rPr>
+          <w:rFonts w:ascii="Times New Roman" w:hAnsi="Times New Roman" w:eastAsia="宋体"/>
+          <w:sz w:val="21"/>
+          <w:szCs w:val="21"/>
+        </w:rPr>
+        <w:t xml:space="preserve">对比辨析——直线的方向向量与平面的法向量（旧知识：本章1.2.1条目20）：</w:t>
+      </w:r>
+    </w:p>
+    <w:tbl>
+      <w:tblPr>
+        <w:tblW w:w="10206" w:type="dxa"/>
+        <w:tblBorders>
+          <w:top w:val="single" w:sz="4" w:space="0" w:color="auto"/>
+          <w:left w:val="single" w:sz="4" w:space="0" w:color="auto"/>
+          <w:bottom w:val="single" w:sz="4" w:space="0" w:color="auto"/>
+          <w:right w:val="single" w:sz="4" w:space="0" w:color="auto"/>
+          <w:insideH w:val="single" w:sz="4" w:space="0" w:color="auto"/>
+          <w:insideV w:val="single" w:sz="4" w:space="0" w:color="auto"/>
+        </w:tblBorders>
+        <w:tblLayout w:type="fixed"/>
+        <w:tblCellMar>
+          <w:top w:w="0" w:type="dxa"/>
+          <w:left w:w="108" w:type="dxa"/>
+          <w:bottom w:w="0" w:type="dxa"/>
+          <w:right w:w="108" w:type="dxa"/>
+        </w:tblCellMar>
+      </w:tblPr>
+      <w:tblGrid>
+        <w:gridCol w:w="2100"/>
+        <w:gridCol w:w="4053"/>
+        <w:gridCol w:w="4053"/>
+      </w:tblGrid>
+      <w:tr>
+        <w:tc>
+          <w:tcPr>
+            <w:tcW w:w="2100" w:type="dxa"/>
+          </w:tcPr>
+          <w:p>
+            <w:pPr>
+              <w:snapToGrid w:val="0"/>
+              <w:spacing w:line="288" w:lineRule="auto" w:before="0" w:after="0"/>
+              <w:jc w:val="left"/>
+            </w:pPr>
+            <w:r>
+              <w:rPr>
+                <w:rFonts w:ascii="Times New Roman" w:hAnsi="Times New Roman" w:eastAsia="宋体"/>
+                <w:sz w:val="21"/>
+                <w:szCs w:val="21"/>
+              </w:rPr>
+              <w:t xml:space="preserve">对比项</w:t>
+            </w:r>
+          </w:p>
+        </w:tc>
+        <w:tc>
+          <w:tcPr>
+            <w:tcW w:w="4053" w:type="dxa"/>
+          </w:tcPr>
+          <w:p>
+            <w:pPr>
+              <w:snapToGrid w:val="0"/>
+              <w:spacing w:line="288" w:lineRule="auto" w:before="0" w:after="0"/>
+              <w:jc w:val="left"/>
+            </w:pPr>
+            <w:r>
+              <w:rPr>
+                <w:rFonts w:ascii="Times New Roman" w:hAnsi="Times New Roman" w:eastAsia="宋体"/>
+                <w:sz w:val="21"/>
+                <w:szCs w:val="21"/>
+              </w:rPr>
+              <w:t xml:space="preserve">旧知识：直线的方向向量</w:t>
+            </w:r>
+          </w:p>
+        </w:tc>
+        <w:tc>
+          <w:tcPr>
+            <w:tcW w:w="4053" w:type="dxa"/>
+          </w:tcPr>
+          <w:p>
+            <w:pPr>
+              <w:snapToGrid w:val="0"/>
+              <w:spacing w:line="288" w:lineRule="auto" w:before="0" w:after="0"/>
+              <w:jc w:val="left"/>
+            </w:pPr>
+            <w:r>
+              <w:rPr>
+                <w:rFonts w:ascii="Times New Roman" w:hAnsi="Times New Roman" w:eastAsia="宋体"/>
+                <w:sz w:val="21"/>
+                <w:szCs w:val="21"/>
+              </w:rPr>
+              <w:t xml:space="preserve">新知识：平面的法向量</w:t>
+            </w:r>
+          </w:p>
+        </w:tc>
+      </w:tr>
+      <w:tr>
+        <w:tc>
+          <w:tcPr>
+            <w:tcW w:w="2100" w:type="dxa"/>
+          </w:tcPr>
+          <w:p>
+            <w:pPr>
+              <w:snapToGrid w:val="0"/>
+              <w:spacing w:line="288" w:lineRule="auto" w:before="0" w:after="0"/>
+              <w:jc w:val="left"/>
+            </w:pPr>
+            <w:r>
+              <w:rPr>
+                <w:rFonts w:ascii="Times New Roman" w:hAnsi="Times New Roman" w:eastAsia="宋体"/>
+                <w:sz w:val="21"/>
+                <w:szCs w:val="21"/>
+              </w:rPr>
+              <w:t xml:space="preserve">刻画对象</w:t>
+            </w:r>
+          </w:p>
+        </w:tc>
+        <w:tc>
+          <w:tcPr>
+            <w:tcW w:w="4053" w:type="dxa"/>
+          </w:tcPr>
+          <w:p>
+            <w:pPr>
+              <w:snapToGrid w:val="0"/>
+              <w:spacing w:line="288" w:lineRule="auto" w:before="0" w:after="0"/>
+              <w:jc w:val="left"/>
+            </w:pPr>
+            <w:r>
+              <w:rPr>
+                <w:rFonts w:ascii="Times New Roman" w:hAnsi="Times New Roman" w:eastAsia="宋体"/>
+                <w:sz w:val="21"/>
+                <w:szCs w:val="21"/>
+              </w:rPr>
+              <w:t xml:space="preserve">一条直线（一点与一个方向向量确定直线）</w:t>
+            </w:r>
+          </w:p>
+        </w:tc>
+        <w:tc>
+          <w:tcPr>
+            <w:tcW w:w="4053" w:type="dxa"/>
+          </w:tcPr>
+          <w:p>
+            <w:pPr>
+              <w:snapToGrid w:val="0"/>
+              <w:spacing w:line="288" w:lineRule="auto" w:before="0" w:after="0"/>
+              <w:jc w:val="left"/>
+            </w:pPr>
+            <w:r>
+              <w:rPr>
+                <w:rFonts w:ascii="Times New Roman" w:hAnsi="Times New Roman" w:eastAsia="宋体"/>
+                <w:sz w:val="21"/>
+                <w:szCs w:val="21"/>
+              </w:rPr>
+              <w:t xml:space="preserve">一个平面（一点与一个法向量确定平面）</w:t>
+            </w:r>
+          </w:p>
+        </w:tc>
+      </w:tr>
+      <w:tr>
+        <w:tc>
+          <w:tcPr>
+            <w:tcW w:w="2100" w:type="dxa"/>
+          </w:tcPr>
+          <w:p>
+            <w:pPr>
+              <w:snapToGrid w:val="0"/>
+              <w:spacing w:line="288" w:lineRule="auto" w:before="0" w:after="0"/>
+              <w:jc w:val="left"/>
+            </w:pPr>
+            <w:r>
+              <w:rPr>
+                <w:rFonts w:ascii="Times New Roman" w:hAnsi="Times New Roman" w:eastAsia="宋体"/>
+                <w:sz w:val="21"/>
+                <w:szCs w:val="21"/>
+              </w:rPr>
+              <w:t xml:space="preserve">与图形的关系</w:t>
+            </w:r>
+          </w:p>
+        </w:tc>
+        <w:tc>
+          <w:tcPr>
+            <w:tcW w:w="4053" w:type="dxa"/>
+          </w:tcPr>
+          <w:p>
+            <w:pPr>
+              <w:snapToGrid w:val="0"/>
+              <w:spacing w:line="288" w:lineRule="auto" w:before="0" w:after="0"/>
+              <w:jc w:val="left"/>
+            </w:pPr>
+            <w:r>
+              <w:rPr>
+                <w:rFonts w:ascii="Times New Roman" w:hAnsi="Times New Roman" w:eastAsia="宋体"/>
+                <w:sz w:val="21"/>
+                <w:szCs w:val="21"/>
+              </w:rPr>
+              <w:t xml:space="preserve">与直线平行（共线）</w:t>
+            </w:r>
+          </w:p>
+        </w:tc>
+        <w:tc>
+          <w:tcPr>
+            <w:tcW w:w="4053" w:type="dxa"/>
+          </w:tcPr>
+          <w:p>
+            <w:pPr>
+              <w:snapToGrid w:val="0"/>
+              <w:spacing w:line="288" w:lineRule="auto" w:before="0" w:after="0"/>
+              <w:jc w:val="left"/>
+            </w:pPr>
+            <w:r>
+              <w:rPr>
+                <w:rFonts w:ascii="Times New Roman" w:hAnsi="Times New Roman" w:eastAsia="宋体"/>
+                <w:sz w:val="21"/>
+                <w:szCs w:val="21"/>
+              </w:rPr>
+              <w:t xml:space="preserve">与平面垂直</w:t>
+            </w:r>
+          </w:p>
+        </w:tc>
+      </w:tr>
+      <w:tr>
+        <w:tc>
+          <w:tcPr>
+            <w:tcW w:w="2100" w:type="dxa"/>
+          </w:tcPr>
+          <w:p>
+            <w:pPr>
+              <w:snapToGrid w:val="0"/>
+              <w:spacing w:line="288" w:lineRule="auto" w:before="0" w:after="0"/>
+              <w:jc w:val="left"/>
+            </w:pPr>
+            <w:r>
+              <w:rPr>
+                <w:rFonts w:ascii="Times New Roman" w:hAnsi="Times New Roman" w:eastAsia="宋体"/>
+                <w:sz w:val="21"/>
+                <w:szCs w:val="21"/>
+              </w:rPr>
+              <w:t xml:space="preserve">唯一性</w:t>
+            </w:r>
+          </w:p>
+        </w:tc>
+        <w:tc>
+          <w:tcPr>
+            <w:tcW w:w="4053" w:type="dxa"/>
+          </w:tcPr>
+          <w:p>
+            <w:pPr>
+              <w:snapToGrid w:val="0"/>
+              <w:spacing w:line="288" w:lineRule="auto" w:before="0" w:after="0"/>
+              <w:jc w:val="left"/>
+            </w:pPr>
+            <w:r>
+              <w:rPr>
+                <w:rFonts w:ascii="Times New Roman" w:hAnsi="Times New Roman" w:eastAsia="宋体"/>
+                <w:sz w:val="21"/>
+                <w:szCs w:val="21"/>
+              </w:rPr>
+              <w:t xml:space="preserve">不唯一，任意两个方向向量共线</w:t>
+            </w:r>
+          </w:p>
+        </w:tc>
+        <w:tc>
+          <w:tcPr>
+            <w:tcW w:w="4053" w:type="dxa"/>
+          </w:tcPr>
+          <w:p>
+            <w:pPr>
+              <w:snapToGrid w:val="0"/>
+              <w:spacing w:line="288" w:lineRule="auto" w:before="0" w:after="0"/>
+              <w:jc w:val="left"/>
+            </w:pPr>
+            <w:r>
+              <w:rPr>
+                <w:rFonts w:ascii="Times New Roman" w:hAnsi="Times New Roman" w:eastAsia="宋体"/>
+                <w:sz w:val="21"/>
+                <w:szCs w:val="21"/>
+              </w:rPr>
+              <w:t xml:space="preserve">不唯一，任意两个法向量平行</w:t>
+            </w:r>
+          </w:p>
+        </w:tc>
+      </w:tr>
+      <w:tr>
+        <w:tc>
+          <w:tcPr>
+            <w:tcW w:w="2100" w:type="dxa"/>
+          </w:tcPr>
+          <w:p>
+            <w:pPr>
+              <w:snapToGrid w:val="0"/>
+              <w:spacing w:line="288" w:lineRule="auto" w:before="0" w:after="0"/>
+              <w:jc w:val="left"/>
+            </w:pPr>
+            <w:r>
+              <w:rPr>
+                <w:rFonts w:ascii="Times New Roman" w:hAnsi="Times New Roman" w:eastAsia="宋体"/>
+                <w:sz w:val="21"/>
+                <w:szCs w:val="21"/>
+              </w:rPr>
+              <w:t xml:space="preserve">主要用途</w:t>
+            </w:r>
+          </w:p>
+        </w:tc>
+        <w:tc>
+          <w:tcPr>
+            <w:tcW w:w="4053" w:type="dxa"/>
+          </w:tcPr>
+          <w:p>
+            <w:pPr>
+              <w:snapToGrid w:val="0"/>
+              <w:spacing w:line="288" w:lineRule="auto" w:before="0" w:after="0"/>
+              <w:jc w:val="left"/>
+            </w:pPr>
+            <w:r>
+              <w:rPr>
+                <w:rFonts w:ascii="Times New Roman" w:hAnsi="Times New Roman" w:eastAsia="宋体"/>
+                <w:sz w:val="21"/>
+                <w:szCs w:val="21"/>
+              </w:rPr>
+              <w:t xml:space="preserve">线线平行垂直、异面直线角（条目22、23、34）</w:t>
+            </w:r>
+          </w:p>
+        </w:tc>
+        <w:tc>
+          <w:tcPr>
+            <w:tcW w:w="4053" w:type="dxa"/>
+          </w:tcPr>
+          <w:p>
+            <w:pPr>
+              <w:snapToGrid w:val="0"/>
+              <w:spacing w:line="288" w:lineRule="auto" w:before="0" w:after="0"/>
+              <w:jc w:val="left"/>
+            </w:pPr>
+            <w:r>
+              <w:rPr>
+                <w:rFonts w:ascii="Times New Roman" w:hAnsi="Times New Roman" w:eastAsia="宋体"/>
+                <w:sz w:val="21"/>
+                <w:szCs w:val="21"/>
+              </w:rPr>
+              <w:t xml:space="preserve">线面、面面平行垂直与各类距离（条目26至29、38）</w:t>
+            </w:r>
+          </w:p>
+        </w:tc>
+      </w:tr>
+      <w:tr>
+        <w:tc>
+          <w:tcPr>
+            <w:tcW w:w="2100" w:type="dxa"/>
+          </w:tcPr>
+          <w:p>
+            <w:pPr>
+              <w:snapToGrid w:val="0"/>
+              <w:spacing w:line="288" w:lineRule="auto" w:before="0" w:after="0"/>
+              <w:jc w:val="left"/>
+            </w:pPr>
+            <w:r>
+              <w:rPr>
+                <w:rFonts w:ascii="Times New Roman" w:hAnsi="Times New Roman" w:eastAsia="宋体"/>
+                <w:sz w:val="21"/>
+                <w:szCs w:val="21"/>
+              </w:rPr>
+              <w:t xml:space="preserve">易混点</w:t>
+            </w:r>
+          </w:p>
+        </w:tc>
+        <w:tc>
+          <w:tcPr>
+            <w:tcW w:w="4053" w:type="dxa"/>
+          </w:tcPr>
+          <w:p>
+            <w:pPr>
+              <w:snapToGrid w:val="0"/>
+              <w:spacing w:line="288" w:lineRule="auto" w:before="0" w:after="0"/>
+              <w:jc w:val="left"/>
+            </w:pPr>
+            <w:r>
+              <w:rPr>
+                <w:rFonts w:ascii="Times New Roman" w:hAnsi="Times New Roman" w:eastAsia="宋体"/>
+                <w:sz w:val="21"/>
+                <w:szCs w:val="21"/>
+              </w:rPr>
+              <w:t xml:space="preserve">——</w:t>
+            </w:r>
+          </w:p>
+        </w:tc>
+        <w:tc>
+          <w:tcPr>
+            <w:tcW w:w="4053" w:type="dxa"/>
+          </w:tcPr>
+          <w:p>
+            <w:pPr>
+              <w:snapToGrid w:val="0"/>
+              <w:spacing w:line="288" w:lineRule="auto" w:before="0" w:after="0"/>
+              <w:jc w:val="left"/>
+            </w:pPr>
+            <w:r>
+              <w:rPr>
+                <w:rFonts w:ascii="Times New Roman" w:hAnsi="Times New Roman" w:eastAsia="宋体"/>
+                <w:sz w:val="21"/>
+                <w:szCs w:val="21"/>
+              </w:rPr>
+              <w:t xml:space="preserve">判定关系中“共线、垂直”互换：线面平行看数量积为0、线面垂直看向量共线，最易记反</w:t>
+            </w:r>
+          </w:p>
+        </w:tc>
+      </w:tr>
+    </w:tbl>
+    <w:p>
+      <w:pPr>
+        <w:snapToGrid w:val="0"/>
+        <w:spacing w:line="288" w:lineRule="auto" w:before="0" w:after="0"/>
+        <w:jc w:val="left"/>
+      </w:pPr>
+      <w:r>
+        <w:rPr>
+          <w:rFonts w:ascii="Times New Roman" w:hAnsi="Times New Roman" w:eastAsia="宋体"/>
           <w:sz w:val="21"/>
           <w:szCs w:val="21"/>
         </w:rPr>
@@ -16699,6 +18700,14 @@
           <w:shd w:val="clear" w:color="auto" w:fill="C9C9C9"/>
         </w:rPr>
         <w:t>26．</w:t>
+      </w:r>
+      <w:r>
+        <w:rPr>
+          <w:rFonts w:ascii="Times New Roman" w:hAnsi="Times New Roman" w:eastAsia="宋体"/>
+          <w:sz w:val="21"/>
+          <w:szCs w:val="21"/>
+        </w:rPr>
+        <w:t xml:space="preserve">〔基〕</w:t>
       </w:r>
       <w:r>
         <w:rPr>
@@ -16718,225 +18727,19 @@
       <w:r>
         <w:rPr>
           <w:rFonts w:ascii="Times New Roman" w:hAnsi="Times New Roman" w:eastAsia="宋体"/>
-          <w:sz w:val="21"/>
-          <w:szCs w:val="21"/>
-        </w:rPr>
-        <w:t>设</w:t>
-      </w:r>
-      <m:oMath>
-        <m:acc>
-          <m:accPr>
-            <m:chr m:val="⃑"/>
-            <m:ctrlPr>
-              <w:rPr>
-                <w:rFonts w:ascii="Times New Roman" w:hAnsi="Times New Roman"/>
-              </w:rPr>
-            </m:ctrlPr>
-          </m:accPr>
-          <m:e>
-            <m:r>
-              <w:rPr>
-                <w:rFonts w:ascii="Times New Roman" w:hAnsi="Times New Roman" w:cs="Cambria Math"/>
-              </w:rPr>
-              <m:t>u</m:t>
-            </m:r>
-          </m:e>
-        </m:acc>
-      </m:oMath>
-      <w:r>
-        <w:rPr>
-          <w:rFonts w:ascii="Times New Roman" w:hAnsi="Times New Roman" w:eastAsia="宋体"/>
-          <w:sz w:val="21"/>
-          <w:szCs w:val="21"/>
-        </w:rPr>
-        <w:t>是直线</w:t>
-      </w:r>
-      <w:r>
-        <w:rPr>
-          <w:rFonts w:eastAsia="宋体" w:ascii="Times New Roman" w:hAnsi="Times New Roman"/>
-          <w:i/>
-          <w:sz w:val="21"/>
-          <w:szCs w:val="21"/>
-        </w:rPr>
-        <w:t>l</w:t>
-      </w:r>
-      <w:r>
-        <w:rPr>
-          <w:rFonts w:ascii="Times New Roman" w:hAnsi="Times New Roman" w:eastAsia="宋体"/>
-          <w:sz w:val="21"/>
-          <w:szCs w:val="21"/>
-        </w:rPr>
-        <w:t>的方向向量，</w:t>
-      </w:r>
-      <m:oMath>
-        <m:acc>
-          <m:accPr>
-            <m:chr m:val="⃑"/>
-            <m:ctrlPr>
-              <w:rPr>
-                <w:rFonts w:ascii="Times New Roman" w:hAnsi="Times New Roman"/>
-              </w:rPr>
-            </m:ctrlPr>
-          </m:accPr>
-          <m:e>
-            <m:r>
-              <w:rPr>
-                <w:rFonts w:ascii="Times New Roman" w:hAnsi="Times New Roman" w:cs="Cambria Math"/>
-              </w:rPr>
-              <m:t>n</m:t>
-            </m:r>
-          </m:e>
-        </m:acc>
-      </m:oMath>
-      <w:r>
-        <w:rPr>
-          <w:rFonts w:ascii="Times New Roman" w:hAnsi="Times New Roman" w:eastAsia="宋体"/>
-          <w:sz w:val="21"/>
-          <w:szCs w:val="21"/>
-        </w:rPr>
-        <w:t>是平面</w:t>
-      </w:r>
-      <m:oMath>
-        <m:r>
-          <w:rPr>
-            <w:rFonts w:ascii="Times New Roman" w:hAnsi="Times New Roman" w:cs="Cambria Math"/>
-          </w:rPr>
-          <m:t>α</m:t>
-        </m:r>
-      </m:oMath>
-      <w:r>
-        <w:rPr>
-          <w:rFonts w:ascii="Times New Roman" w:hAnsi="Times New Roman" w:eastAsia="宋体"/>
-          <w:sz w:val="21"/>
-          <w:szCs w:val="21"/>
-        </w:rPr>
-        <w:t>的法向量，则</w:t>
-      </w:r>
-      <m:oMath>
-        <m:r>
-          <w:rPr>
-            <w:rFonts w:ascii="Times New Roman" w:hAnsi="Times New Roman" w:cs="Cambria Math"/>
-          </w:rPr>
-          <m:t>l∥α⇔</m:t>
-        </m:r>
-        <m:acc>
-          <m:accPr>
-            <m:chr m:val="⃑"/>
-            <m:ctrlPr>
-              <w:rPr>
-                <w:rFonts w:ascii="Times New Roman" w:hAnsi="Times New Roman"/>
-              </w:rPr>
-            </m:ctrlPr>
-          </m:accPr>
-          <m:e>
-            <m:r>
-              <w:rPr>
-                <w:rFonts w:ascii="Times New Roman" w:hAnsi="Times New Roman" w:cs="Cambria Math"/>
-              </w:rPr>
-              <m:t>u</m:t>
-            </m:r>
-          </m:e>
-        </m:acc>
-        <m:r>
-          <w:rPr>
-            <w:rFonts w:ascii="Times New Roman" w:hAnsi="Times New Roman" w:cs="Cambria Math"/>
-          </w:rPr>
-          <m:t>⊥</m:t>
-        </m:r>
-        <m:acc>
-          <m:accPr>
-            <m:chr m:val="⃑"/>
-            <m:ctrlPr>
-              <w:rPr>
-                <w:rFonts w:ascii="Times New Roman" w:hAnsi="Times New Roman"/>
-              </w:rPr>
-            </m:ctrlPr>
-          </m:accPr>
-          <m:e>
-            <m:r>
-              <w:rPr>
-                <w:rFonts w:ascii="Times New Roman" w:hAnsi="Times New Roman" w:cs="Cambria Math"/>
-              </w:rPr>
-              <m:t>n</m:t>
-            </m:r>
-          </m:e>
-        </m:acc>
-        <m:r>
-          <w:rPr>
-            <w:rFonts w:ascii="Times New Roman" w:hAnsi="Times New Roman" w:cs="Cambria Math"/>
-          </w:rPr>
-          <m:t>⇔</m:t>
-        </m:r>
-      </m:oMath>
-      <w:r>
-        <w:rPr>
-          <w:rFonts w:eastAsia="宋体" w:ascii="Times New Roman" w:hAnsi="Times New Roman"/>
-          <w:sz w:val="21"/>
-          <w:szCs w:val="21"/>
-        </w:rPr>
-        <w:t/>
-      </w:r>
-      <m:oMath>
-        <m:acc>
-          <m:accPr>
-            <m:chr m:val="⃑"/>
-            <m:ctrlPr>
-              <w:rPr>
-                <w:rFonts w:ascii="Times New Roman" w:hAnsi="Times New Roman"/>
-                <w:shd w:val="clear" w:color="auto" w:fill="C9C9C9"/>
-              </w:rPr>
-            </m:ctrlPr>
-          </m:accPr>
-          <m:e>
-            <m:r>
-              <w:rPr>
-                <w:rFonts w:ascii="Times New Roman" w:hAnsi="Times New Roman" w:cs="Cambria Math"/>
-              </w:rPr>
-              <m:t>u</m:t>
-            </m:r>
-          </m:e>
-        </m:acc>
-        <m:r>
-          <w:rPr>
-            <w:rFonts w:ascii="Times New Roman" w:hAnsi="Times New Roman" w:cs="Cambria Math"/>
-            <w:shd w:val="clear" w:color="auto" w:fill="C9C9C9"/>
-          </w:rPr>
-          <m:t>⋅</m:t>
-        </m:r>
-        <m:acc>
-          <m:accPr>
-            <m:chr m:val="⃑"/>
-            <m:ctrlPr>
-              <w:rPr>
-                <w:rFonts w:ascii="Times New Roman" w:hAnsi="Times New Roman"/>
-                <w:shd w:val="clear" w:color="auto" w:fill="C9C9C9"/>
-              </w:rPr>
-            </m:ctrlPr>
-          </m:accPr>
-          <m:e>
-            <m:r>
-              <w:rPr>
-                <w:rFonts w:ascii="Times New Roman" w:hAnsi="Times New Roman" w:cs="Cambria Math"/>
-              </w:rPr>
-              <m:t>n</m:t>
-            </m:r>
-          </m:e>
-        </m:acc>
-        <m:r>
-          <w:rPr>
-            <w:rFonts w:ascii="Times New Roman" w:hAnsi="Times New Roman" w:cs="Cambria Math"/>
-            <w:shd w:val="clear" w:color="auto" w:fill="C9C9C9"/>
-          </w:rPr>
-          <m:t>=0</m:t>
-        </m:r>
-      </m:oMath>
-      <w:r>
-        <w:rPr>
-          <w:rFonts w:ascii="Times New Roman" w:hAnsi="Times New Roman" w:eastAsia="宋体"/>
-          <w:sz w:val="21"/>
-          <w:szCs w:val="21"/>
-        </w:rPr>
-        <w:t>．</w:t>
+          <w:shd w:val="clear" w:color="auto" w:fill="C9C9C9"/>
+          <w:sz w:val="21"/>
+          <w:szCs w:val="21"/>
+        </w:rPr>
+        <w:t xml:space="preserve">【编注】</w:t>
+      </w:r>
+      <w:r>
+        <w:rPr>
+          <w:rFonts w:ascii="Times New Roman" w:hAnsi="Times New Roman" w:eastAsia="宋体"/>
+          <w:sz w:val="21"/>
+          <w:szCs w:val="21"/>
+        </w:rPr>
+        <w:t xml:space="preserve">方向向量与法向量数量积为0判平行；易错点：还须说明直线在平面外，排除直线在面内的情形。</w:t>
       </w:r>
     </w:p>
     <w:p>
@@ -16951,24 +18754,222 @@
           <w:sz w:val="21"/>
           <w:szCs w:val="21"/>
         </w:rPr>
+        <w:t>设</w:t>
+      </w:r>
+      <m:oMath>
+        <m:acc>
+          <m:accPr>
+            <m:chr m:val="⃑"/>
+            <m:ctrlPr>
+              <w:rPr>
+                <w:rFonts w:ascii="Times New Roman" w:hAnsi="Times New Roman"/>
+              </w:rPr>
+            </m:ctrlPr>
+          </m:accPr>
+          <m:e>
+            <m:r>
+              <w:rPr>
+                <w:rFonts w:ascii="Times New Roman" w:hAnsi="Times New Roman" w:cs="Cambria Math"/>
+              </w:rPr>
+              <m:t>u</m:t>
+            </m:r>
+          </m:e>
+        </m:acc>
+      </m:oMath>
+      <w:r>
+        <w:rPr>
+          <w:rFonts w:ascii="Times New Roman" w:hAnsi="Times New Roman" w:eastAsia="宋体"/>
+          <w:sz w:val="21"/>
+          <w:szCs w:val="21"/>
+        </w:rPr>
+        <w:t>是直线</w:t>
+      </w:r>
+      <w:r>
+        <w:rPr>
+          <w:rFonts w:eastAsia="宋体" w:ascii="Times New Roman" w:hAnsi="Times New Roman"/>
+          <w:i/>
+          <w:sz w:val="21"/>
+          <w:szCs w:val="21"/>
+        </w:rPr>
+        <w:t>l</w:t>
+      </w:r>
+      <w:r>
+        <w:rPr>
+          <w:rFonts w:ascii="Times New Roman" w:hAnsi="Times New Roman" w:eastAsia="宋体"/>
+          <w:sz w:val="21"/>
+          <w:szCs w:val="21"/>
+        </w:rPr>
+        <w:t>的方向向量，</w:t>
+      </w:r>
+      <m:oMath>
+        <m:acc>
+          <m:accPr>
+            <m:chr m:val="⃑"/>
+            <m:ctrlPr>
+              <w:rPr>
+                <w:rFonts w:ascii="Times New Roman" w:hAnsi="Times New Roman"/>
+              </w:rPr>
+            </m:ctrlPr>
+          </m:accPr>
+          <m:e>
+            <m:r>
+              <w:rPr>
+                <w:rFonts w:ascii="Times New Roman" w:hAnsi="Times New Roman" w:cs="Cambria Math"/>
+              </w:rPr>
+              <m:t>n</m:t>
+            </m:r>
+          </m:e>
+        </m:acc>
+      </m:oMath>
+      <w:r>
+        <w:rPr>
+          <w:rFonts w:ascii="Times New Roman" w:hAnsi="Times New Roman" w:eastAsia="宋体"/>
+          <w:sz w:val="21"/>
+          <w:szCs w:val="21"/>
+        </w:rPr>
+        <w:t>是平面</w:t>
+      </w:r>
+      <m:oMath>
+        <m:r>
+          <w:rPr>
+            <w:rFonts w:ascii="Times New Roman" w:hAnsi="Times New Roman" w:cs="Cambria Math"/>
+          </w:rPr>
+          <m:t>α</m:t>
+        </m:r>
+      </m:oMath>
+      <w:r>
+        <w:rPr>
+          <w:rFonts w:ascii="Times New Roman" w:hAnsi="Times New Roman" w:eastAsia="宋体"/>
+          <w:sz w:val="21"/>
+          <w:szCs w:val="21"/>
+        </w:rPr>
+        <w:t>的法向量，则</w:t>
+      </w:r>
+      <m:oMath>
+        <m:r>
+          <w:rPr>
+            <w:rFonts w:ascii="Times New Roman" w:hAnsi="Times New Roman" w:cs="Cambria Math"/>
+          </w:rPr>
+          <m:t>l∥α⇔</m:t>
+        </m:r>
+        <m:acc>
+          <m:accPr>
+            <m:chr m:val="⃑"/>
+            <m:ctrlPr>
+              <w:rPr>
+                <w:rFonts w:ascii="Times New Roman" w:hAnsi="Times New Roman"/>
+              </w:rPr>
+            </m:ctrlPr>
+          </m:accPr>
+          <m:e>
+            <m:r>
+              <w:rPr>
+                <w:rFonts w:ascii="Times New Roman" w:hAnsi="Times New Roman" w:cs="Cambria Math"/>
+              </w:rPr>
+              <m:t>u</m:t>
+            </m:r>
+          </m:e>
+        </m:acc>
+        <m:r>
+          <w:rPr>
+            <w:rFonts w:ascii="Times New Roman" w:hAnsi="Times New Roman" w:cs="Cambria Math"/>
+          </w:rPr>
+          <m:t>⊥</m:t>
+        </m:r>
+        <m:acc>
+          <m:accPr>
+            <m:chr m:val="⃑"/>
+            <m:ctrlPr>
+              <w:rPr>
+                <w:rFonts w:ascii="Times New Roman" w:hAnsi="Times New Roman"/>
+              </w:rPr>
+            </m:ctrlPr>
+          </m:accPr>
+          <m:e>
+            <m:r>
+              <w:rPr>
+                <w:rFonts w:ascii="Times New Roman" w:hAnsi="Times New Roman" w:cs="Cambria Math"/>
+              </w:rPr>
+              <m:t>n</m:t>
+            </m:r>
+          </m:e>
+        </m:acc>
+        <m:r>
+          <w:rPr>
+            <w:rFonts w:ascii="Times New Roman" w:hAnsi="Times New Roman" w:cs="Cambria Math"/>
+          </w:rPr>
+          <m:t>⇔</m:t>
+        </m:r>
+      </m:oMath>
+      <w:r>
+        <w:rPr>
+          <w:rFonts w:eastAsia="宋体" w:ascii="Times New Roman" w:hAnsi="Times New Roman"/>
+          <w:sz w:val="21"/>
+          <w:szCs w:val="21"/>
+        </w:rPr>
         <w:t/>
       </w:r>
-      <w:r>
-        <w:rPr>
-          <w:rFonts w:ascii="Times New Roman" w:hAnsi="Times New Roman" w:eastAsia="宋体"/>
-          <w:sz w:val="21"/>
-          <w:szCs w:val="21"/>
-          <w:shd w:val="clear" w:color="auto" w:fill="C9C9C9"/>
-        </w:rPr>
-        <w:t>27．</w:t>
-      </w:r>
-      <w:r>
-        <w:rPr>
-          <w:rFonts w:ascii="Times New Roman" w:hAnsi="Times New Roman" w:eastAsia="宋体"/>
-          <w:sz w:val="21"/>
-          <w:szCs w:val="21"/>
-        </w:rPr>
-        <w:t>平面与平面平行</w:t>
+      <m:oMath>
+        <m:acc>
+          <m:accPr>
+            <m:chr m:val="⃑"/>
+            <m:ctrlPr>
+              <w:rPr>
+                <w:rFonts w:ascii="Times New Roman" w:hAnsi="Times New Roman"/>
+                <w:shd w:val="clear" w:color="auto" w:fill="C9C9C9"/>
+              </w:rPr>
+            </m:ctrlPr>
+          </m:accPr>
+          <m:e>
+            <m:r>
+              <w:rPr>
+                <w:rFonts w:ascii="Times New Roman" w:hAnsi="Times New Roman" w:cs="Cambria Math"/>
+              </w:rPr>
+              <m:t>u</m:t>
+            </m:r>
+          </m:e>
+        </m:acc>
+        <m:r>
+          <w:rPr>
+            <w:rFonts w:ascii="Times New Roman" w:hAnsi="Times New Roman" w:cs="Cambria Math"/>
+            <w:shd w:val="clear" w:color="auto" w:fill="C9C9C9"/>
+          </w:rPr>
+          <m:t>⋅</m:t>
+        </m:r>
+        <m:acc>
+          <m:accPr>
+            <m:chr m:val="⃑"/>
+            <m:ctrlPr>
+              <w:rPr>
+                <w:rFonts w:ascii="Times New Roman" w:hAnsi="Times New Roman"/>
+                <w:shd w:val="clear" w:color="auto" w:fill="C9C9C9"/>
+              </w:rPr>
+            </m:ctrlPr>
+          </m:accPr>
+          <m:e>
+            <m:r>
+              <w:rPr>
+                <w:rFonts w:ascii="Times New Roman" w:hAnsi="Times New Roman" w:cs="Cambria Math"/>
+              </w:rPr>
+              <m:t>n</m:t>
+            </m:r>
+          </m:e>
+        </m:acc>
+        <m:r>
+          <w:rPr>
+            <w:rFonts w:ascii="Times New Roman" w:hAnsi="Times New Roman" w:cs="Cambria Math"/>
+            <w:shd w:val="clear" w:color="auto" w:fill="C9C9C9"/>
+          </w:rPr>
+          <m:t>=0</m:t>
+        </m:r>
+      </m:oMath>
+      <w:r>
+        <w:rPr>
+          <w:rFonts w:ascii="Times New Roman" w:hAnsi="Times New Roman" w:eastAsia="宋体"/>
+          <w:sz w:val="21"/>
+          <w:szCs w:val="21"/>
+        </w:rPr>
+        <w:t>．</w:t>
       </w:r>
     </w:p>
     <w:p>
@@ -16983,6 +18984,70 @@
           <w:sz w:val="21"/>
           <w:szCs w:val="21"/>
         </w:rPr>
+        <w:t/>
+      </w:r>
+      <w:r>
+        <w:rPr>
+          <w:rFonts w:ascii="Times New Roman" w:hAnsi="Times New Roman" w:eastAsia="宋体"/>
+          <w:sz w:val="21"/>
+          <w:szCs w:val="21"/>
+          <w:shd w:val="clear" w:color="auto" w:fill="C9C9C9"/>
+        </w:rPr>
+        <w:t>27．</w:t>
+      </w:r>
+      <w:r>
+        <w:rPr>
+          <w:rFonts w:ascii="Times New Roman" w:hAnsi="Times New Roman" w:eastAsia="宋体"/>
+          <w:sz w:val="21"/>
+          <w:szCs w:val="21"/>
+        </w:rPr>
+        <w:t xml:space="preserve">〔基〕</w:t>
+      </w:r>
+      <w:r>
+        <w:rPr>
+          <w:rFonts w:ascii="Times New Roman" w:hAnsi="Times New Roman" w:eastAsia="宋体"/>
+          <w:sz w:val="21"/>
+          <w:szCs w:val="21"/>
+        </w:rPr>
+        <w:t>平面与平面平行</w:t>
+      </w:r>
+    </w:p>
+    <w:p>
+      <w:pPr>
+        <w:snapToGrid w:val="0"/>
+        <w:spacing w:line="288" w:lineRule="auto" w:before="0" w:after="0"/>
+        <w:jc w:val="left"/>
+      </w:pPr>
+      <w:r>
+        <w:rPr>
+          <w:rFonts w:ascii="Times New Roman" w:hAnsi="Times New Roman" w:eastAsia="宋体"/>
+          <w:shd w:val="clear" w:color="auto" w:fill="C9C9C9"/>
+          <w:sz w:val="21"/>
+          <w:szCs w:val="21"/>
+        </w:rPr>
+        <w:t xml:space="preserve">【编注】</w:t>
+      </w:r>
+      <w:r>
+        <w:rPr>
+          <w:rFonts w:ascii="Times New Roman" w:hAnsi="Times New Roman" w:eastAsia="宋体"/>
+          <w:sz w:val="21"/>
+          <w:szCs w:val="21"/>
+        </w:rPr>
+        <w:t xml:space="preserve">两平面的法向量共线判面面平行；与条目26构成线面、面面平行判定链，注意法向量非零前提。</w:t>
+      </w:r>
+    </w:p>
+    <w:p>
+      <w:pPr>
+        <w:snapToGrid w:val="0"/>
+        <w:spacing w:line="288" w:lineRule="auto" w:before="0" w:after="0"/>
+        <w:jc w:val="left"/>
+      </w:pPr>
+      <w:r>
+        <w:rPr>
+          <w:rFonts w:ascii="Times New Roman" w:hAnsi="Times New Roman" w:eastAsia="宋体"/>
+          <w:sz w:val="21"/>
+          <w:szCs w:val="21"/>
+        </w:rPr>
         <w:t>设</w:t>
       </w:r>
       <m:oMath>
@@ -17340,6 +19405,14 @@
           <w:sz w:val="21"/>
           <w:szCs w:val="21"/>
         </w:rPr>
+        <w:t xml:space="preserve">〔基〕</w:t>
+      </w:r>
+      <w:r>
+        <w:rPr>
+          <w:rFonts w:ascii="Times New Roman" w:hAnsi="Times New Roman" w:eastAsia="宋体"/>
+          <w:sz w:val="21"/>
+          <w:szCs w:val="21"/>
+        </w:rPr>
         <w:t>直线与平面垂直</w:t>
       </w:r>
     </w:p>
@@ -17352,227 +19425,19 @@
       <w:r>
         <w:rPr>
           <w:rFonts w:ascii="Times New Roman" w:hAnsi="Times New Roman" w:eastAsia="宋体"/>
-          <w:sz w:val="21"/>
-          <w:szCs w:val="21"/>
-        </w:rPr>
-        <w:lastRenderedPageBreak/>
-        <w:t>设</w:t>
-      </w:r>
-      <m:oMath>
-        <m:acc>
-          <m:accPr>
-            <m:chr m:val="⃑"/>
-            <m:ctrlPr>
-              <w:rPr>
-                <w:rFonts w:ascii="Times New Roman" w:hAnsi="Times New Roman"/>
-              </w:rPr>
-            </m:ctrlPr>
-          </m:accPr>
-          <m:e>
-            <m:r>
-              <w:rPr>
-                <w:rFonts w:ascii="Times New Roman" w:hAnsi="Times New Roman" w:cs="Cambria Math"/>
-              </w:rPr>
-              <m:t>u</m:t>
-            </m:r>
-          </m:e>
-        </m:acc>
-      </m:oMath>
-      <w:r>
-        <w:rPr>
-          <w:rFonts w:ascii="Times New Roman" w:hAnsi="Times New Roman" w:eastAsia="宋体"/>
-          <w:sz w:val="21"/>
-          <w:szCs w:val="21"/>
-        </w:rPr>
-        <w:t>是直线</w:t>
-      </w:r>
-      <w:r>
-        <w:rPr>
-          <w:rFonts w:eastAsia="宋体" w:ascii="Times New Roman" w:hAnsi="Times New Roman"/>
-          <w:i/>
-          <w:sz w:val="21"/>
-          <w:szCs w:val="21"/>
-        </w:rPr>
-        <w:t>l</w:t>
-      </w:r>
-      <w:r>
-        <w:rPr>
-          <w:rFonts w:ascii="Times New Roman" w:hAnsi="Times New Roman" w:eastAsia="宋体"/>
-          <w:sz w:val="21"/>
-          <w:szCs w:val="21"/>
-        </w:rPr>
-        <w:t>的方向向量，</w:t>
-      </w:r>
-      <m:oMath>
-        <m:acc>
-          <m:accPr>
-            <m:chr m:val="⃑"/>
-            <m:ctrlPr>
-              <w:rPr>
-                <w:rFonts w:ascii="Times New Roman" w:hAnsi="Times New Roman"/>
-              </w:rPr>
-            </m:ctrlPr>
-          </m:accPr>
-          <m:e>
-            <m:r>
-              <w:rPr>
-                <w:rFonts w:ascii="Times New Roman" w:hAnsi="Times New Roman" w:cs="Cambria Math"/>
-              </w:rPr>
-              <m:t>n</m:t>
-            </m:r>
-          </m:e>
-        </m:acc>
-      </m:oMath>
-      <w:r>
-        <w:rPr>
-          <w:rFonts w:ascii="Times New Roman" w:hAnsi="Times New Roman" w:eastAsia="宋体"/>
-          <w:sz w:val="21"/>
-          <w:szCs w:val="21"/>
-        </w:rPr>
-        <w:t>是平面</w:t>
-      </w:r>
-      <m:oMath>
-        <m:r>
-          <w:rPr>
-            <w:rFonts w:ascii="Times New Roman" w:hAnsi="Times New Roman" w:cs="Cambria Math"/>
-          </w:rPr>
-          <m:t>α</m:t>
-        </m:r>
-      </m:oMath>
-      <w:r>
-        <w:rPr>
-          <w:rFonts w:ascii="Times New Roman" w:hAnsi="Times New Roman" w:eastAsia="宋体"/>
-          <w:sz w:val="21"/>
-          <w:szCs w:val="21"/>
-        </w:rPr>
-        <w:t>的法向量，则</w:t>
-      </w:r>
-      <m:oMath>
-        <m:r>
-          <w:rPr>
-            <w:rFonts w:ascii="Times New Roman" w:hAnsi="Times New Roman" w:cs="Cambria Math"/>
-          </w:rPr>
-          <m:t>l⊥α⇔</m:t>
-        </m:r>
-        <m:acc>
-          <m:accPr>
-            <m:chr m:val="⃑"/>
-            <m:ctrlPr>
-              <w:rPr>
-                <w:rFonts w:ascii="Times New Roman" w:hAnsi="Times New Roman"/>
-              </w:rPr>
-            </m:ctrlPr>
-          </m:accPr>
-          <m:e>
-            <m:r>
-              <w:rPr>
-                <w:rFonts w:ascii="Times New Roman" w:hAnsi="Times New Roman" w:cs="Cambria Math"/>
-              </w:rPr>
-              <m:t>u</m:t>
-            </m:r>
-          </m:e>
-        </m:acc>
-        <m:r>
-          <w:rPr>
-            <w:rFonts w:ascii="Times New Roman" w:hAnsi="Times New Roman" w:cs="Cambria Math"/>
-          </w:rPr>
-          <m:t>∥</m:t>
-        </m:r>
-        <m:acc>
-          <m:accPr>
-            <m:chr m:val="⃑"/>
-            <m:ctrlPr>
-              <w:rPr>
-                <w:rFonts w:ascii="Times New Roman" w:hAnsi="Times New Roman"/>
-              </w:rPr>
-            </m:ctrlPr>
-          </m:accPr>
-          <m:e>
-            <m:r>
-              <w:rPr>
-                <w:rFonts w:ascii="Times New Roman" w:hAnsi="Times New Roman" w:cs="Cambria Math"/>
-              </w:rPr>
-              <m:t>n</m:t>
-            </m:r>
-          </m:e>
-        </m:acc>
-        <m:r>
-          <w:rPr>
-            <w:rFonts w:ascii="Times New Roman" w:hAnsi="Times New Roman" w:cs="Cambria Math"/>
-          </w:rPr>
-          <m:t>⇔∃λ∈R</m:t>
-        </m:r>
-      </m:oMath>
-      <w:r>
-        <w:rPr>
-          <w:rFonts w:ascii="Times New Roman" w:hAnsi="Times New Roman" w:eastAsia="宋体"/>
-          <w:sz w:val="21"/>
-          <w:szCs w:val="21"/>
-        </w:rPr>
-        <w:t>，使得</w:t>
-      </w:r>
-      <w:r>
-        <w:rPr>
-          <w:rFonts w:eastAsia="宋体" w:ascii="Times New Roman" w:hAnsi="Times New Roman"/>
-          <w:sz w:val="21"/>
-          <w:szCs w:val="21"/>
-        </w:rPr>
-        <w:t/>
-      </w:r>
-      <m:oMath>
-        <m:acc>
-          <m:accPr>
-            <m:chr m:val="⃑"/>
-            <m:ctrlPr>
-              <w:rPr>
-                <w:rFonts w:ascii="Times New Roman" w:hAnsi="Times New Roman"/>
-                <w:shd w:val="clear" w:color="auto" w:fill="C9C9C9"/>
-              </w:rPr>
-            </m:ctrlPr>
-          </m:accPr>
-          <m:e>
-            <m:r>
-              <w:rPr>
-                <w:rFonts w:ascii="Times New Roman" w:hAnsi="Times New Roman" w:cs="Cambria Math"/>
-              </w:rPr>
-              <m:t>u</m:t>
-            </m:r>
-          </m:e>
-        </m:acc>
-        <m:r>
-          <w:rPr>
-            <w:rFonts w:ascii="Times New Roman" w:hAnsi="Times New Roman" w:cs="Cambria Math"/>
-            <w:shd w:val="clear" w:color="auto" w:fill="C9C9C9"/>
-          </w:rPr>
-          <m:t>=λ</m:t>
-        </m:r>
-        <m:acc>
-          <m:accPr>
-            <m:chr m:val="⃑"/>
-            <m:ctrlPr>
-              <w:rPr>
-                <w:rFonts w:ascii="Times New Roman" w:hAnsi="Times New Roman"/>
-                <w:shd w:val="clear" w:color="auto" w:fill="C9C9C9"/>
-              </w:rPr>
-            </m:ctrlPr>
-          </m:accPr>
-          <m:e>
-            <m:r>
-              <w:rPr>
-                <w:rFonts w:ascii="Times New Roman" w:hAnsi="Times New Roman" w:cs="Cambria Math"/>
-              </w:rPr>
-              <m:t>n</m:t>
-            </m:r>
-          </m:e>
-        </m:acc>
-      </m:oMath>
-      <w:r>
-        <w:rPr>
-          <w:rFonts w:ascii="Times New Roman" w:hAnsi="Times New Roman" w:eastAsia="宋体"/>
-          <w:sz w:val="21"/>
-          <w:szCs w:val="21"/>
-        </w:rPr>
-        <w:t>．</w:t>
+          <w:shd w:val="clear" w:color="auto" w:fill="C9C9C9"/>
+          <w:sz w:val="21"/>
+          <w:szCs w:val="21"/>
+        </w:rPr>
+        <w:t xml:space="preserve">【编注】</w:t>
+      </w:r>
+      <w:r>
+        <w:rPr>
+          <w:rFonts w:ascii="Times New Roman" w:hAnsi="Times New Roman" w:eastAsia="宋体"/>
+          <w:sz w:val="21"/>
+          <w:szCs w:val="21"/>
+        </w:rPr>
+        <w:t xml:space="preserve">方向向量与法向量共线判线面垂直；是求线面角（条目34）与点面距（条目38）的常用铺垫。</w:t>
       </w:r>
     </w:p>
     <w:p>
@@ -17587,8 +19452,240 @@
           <w:sz w:val="21"/>
           <w:szCs w:val="21"/>
         </w:rPr>
+        <w:lastRenderedPageBreak/>
+        <w:t>设</w:t>
+      </w:r>
+      <m:oMath>
+        <m:acc>
+          <m:accPr>
+            <m:chr m:val="⃑"/>
+            <m:ctrlPr>
+              <w:rPr>
+                <w:rFonts w:ascii="Times New Roman" w:hAnsi="Times New Roman"/>
+              </w:rPr>
+            </m:ctrlPr>
+          </m:accPr>
+          <m:e>
+            <m:r>
+              <w:rPr>
+                <w:rFonts w:ascii="Times New Roman" w:hAnsi="Times New Roman" w:cs="Cambria Math"/>
+              </w:rPr>
+              <m:t>u</m:t>
+            </m:r>
+          </m:e>
+        </m:acc>
+      </m:oMath>
+      <w:r>
+        <w:rPr>
+          <w:rFonts w:ascii="Times New Roman" w:hAnsi="Times New Roman" w:eastAsia="宋体"/>
+          <w:sz w:val="21"/>
+          <w:szCs w:val="21"/>
+        </w:rPr>
+        <w:t>是直线</w:t>
+      </w:r>
+      <w:r>
+        <w:rPr>
+          <w:rFonts w:eastAsia="宋体" w:ascii="Times New Roman" w:hAnsi="Times New Roman"/>
+          <w:i/>
+          <w:sz w:val="21"/>
+          <w:szCs w:val="21"/>
+        </w:rPr>
+        <w:t>l</w:t>
+      </w:r>
+      <w:r>
+        <w:rPr>
+          <w:rFonts w:ascii="Times New Roman" w:hAnsi="Times New Roman" w:eastAsia="宋体"/>
+          <w:sz w:val="21"/>
+          <w:szCs w:val="21"/>
+        </w:rPr>
+        <w:t>的方向向量，</w:t>
+      </w:r>
+      <m:oMath>
+        <m:acc>
+          <m:accPr>
+            <m:chr m:val="⃑"/>
+            <m:ctrlPr>
+              <w:rPr>
+                <w:rFonts w:ascii="Times New Roman" w:hAnsi="Times New Roman"/>
+              </w:rPr>
+            </m:ctrlPr>
+          </m:accPr>
+          <m:e>
+            <m:r>
+              <w:rPr>
+                <w:rFonts w:ascii="Times New Roman" w:hAnsi="Times New Roman" w:cs="Cambria Math"/>
+              </w:rPr>
+              <m:t>n</m:t>
+            </m:r>
+          </m:e>
+        </m:acc>
+      </m:oMath>
+      <w:r>
+        <w:rPr>
+          <w:rFonts w:ascii="Times New Roman" w:hAnsi="Times New Roman" w:eastAsia="宋体"/>
+          <w:sz w:val="21"/>
+          <w:szCs w:val="21"/>
+        </w:rPr>
+        <w:t>是平面</w:t>
+      </w:r>
+      <m:oMath>
+        <m:r>
+          <w:rPr>
+            <w:rFonts w:ascii="Times New Roman" w:hAnsi="Times New Roman" w:cs="Cambria Math"/>
+          </w:rPr>
+          <m:t>α</m:t>
+        </m:r>
+      </m:oMath>
+      <w:r>
+        <w:rPr>
+          <w:rFonts w:ascii="Times New Roman" w:hAnsi="Times New Roman" w:eastAsia="宋体"/>
+          <w:sz w:val="21"/>
+          <w:szCs w:val="21"/>
+        </w:rPr>
+        <w:t>的法向量，则</w:t>
+      </w:r>
+      <m:oMath>
+        <m:r>
+          <w:rPr>
+            <w:rFonts w:ascii="Times New Roman" w:hAnsi="Times New Roman" w:cs="Cambria Math"/>
+          </w:rPr>
+          <m:t>l⊥α⇔</m:t>
+        </m:r>
+        <m:acc>
+          <m:accPr>
+            <m:chr m:val="⃑"/>
+            <m:ctrlPr>
+              <w:rPr>
+                <w:rFonts w:ascii="Times New Roman" w:hAnsi="Times New Roman"/>
+              </w:rPr>
+            </m:ctrlPr>
+          </m:accPr>
+          <m:e>
+            <m:r>
+              <w:rPr>
+                <w:rFonts w:ascii="Times New Roman" w:hAnsi="Times New Roman" w:cs="Cambria Math"/>
+              </w:rPr>
+              <m:t>u</m:t>
+            </m:r>
+          </m:e>
+        </m:acc>
+        <m:r>
+          <w:rPr>
+            <w:rFonts w:ascii="Times New Roman" w:hAnsi="Times New Roman" w:cs="Cambria Math"/>
+          </w:rPr>
+          <m:t>∥</m:t>
+        </m:r>
+        <m:acc>
+          <m:accPr>
+            <m:chr m:val="⃑"/>
+            <m:ctrlPr>
+              <w:rPr>
+                <w:rFonts w:ascii="Times New Roman" w:hAnsi="Times New Roman"/>
+              </w:rPr>
+            </m:ctrlPr>
+          </m:accPr>
+          <m:e>
+            <m:r>
+              <w:rPr>
+                <w:rFonts w:ascii="Times New Roman" w:hAnsi="Times New Roman" w:cs="Cambria Math"/>
+              </w:rPr>
+              <m:t>n</m:t>
+            </m:r>
+          </m:e>
+        </m:acc>
+        <m:r>
+          <w:rPr>
+            <w:rFonts w:ascii="Times New Roman" w:hAnsi="Times New Roman" w:cs="Cambria Math"/>
+          </w:rPr>
+          <m:t>⇔∃λ∈R</m:t>
+        </m:r>
+      </m:oMath>
+      <w:r>
+        <w:rPr>
+          <w:rFonts w:ascii="Times New Roman" w:hAnsi="Times New Roman" w:eastAsia="宋体"/>
+          <w:sz w:val="21"/>
+          <w:szCs w:val="21"/>
+        </w:rPr>
+        <w:t>，使得</w:t>
+      </w:r>
+      <w:r>
+        <w:rPr>
+          <w:rFonts w:eastAsia="宋体" w:ascii="Times New Roman" w:hAnsi="Times New Roman"/>
+          <w:sz w:val="21"/>
+          <w:szCs w:val="21"/>
+        </w:rPr>
         <w:t/>
       </w:r>
+      <m:oMath>
+        <m:acc>
+          <m:accPr>
+            <m:chr m:val="⃑"/>
+            <m:ctrlPr>
+              <w:rPr>
+                <w:rFonts w:ascii="Times New Roman" w:hAnsi="Times New Roman"/>
+                <w:shd w:val="clear" w:color="auto" w:fill="C9C9C9"/>
+              </w:rPr>
+            </m:ctrlPr>
+          </m:accPr>
+          <m:e>
+            <m:r>
+              <w:rPr>
+                <w:rFonts w:ascii="Times New Roman" w:hAnsi="Times New Roman" w:cs="Cambria Math"/>
+              </w:rPr>
+              <m:t>u</m:t>
+            </m:r>
+          </m:e>
+        </m:acc>
+        <m:r>
+          <w:rPr>
+            <w:rFonts w:ascii="Times New Roman" w:hAnsi="Times New Roman" w:cs="Cambria Math"/>
+            <w:shd w:val="clear" w:color="auto" w:fill="C9C9C9"/>
+          </w:rPr>
+          <m:t>=λ</m:t>
+        </m:r>
+        <m:acc>
+          <m:accPr>
+            <m:chr m:val="⃑"/>
+            <m:ctrlPr>
+              <w:rPr>
+                <w:rFonts w:ascii="Times New Roman" w:hAnsi="Times New Roman"/>
+                <w:shd w:val="clear" w:color="auto" w:fill="C9C9C9"/>
+              </w:rPr>
+            </m:ctrlPr>
+          </m:accPr>
+          <m:e>
+            <m:r>
+              <w:rPr>
+                <w:rFonts w:ascii="Times New Roman" w:hAnsi="Times New Roman" w:cs="Cambria Math"/>
+              </w:rPr>
+              <m:t>n</m:t>
+            </m:r>
+          </m:e>
+        </m:acc>
+      </m:oMath>
+      <w:r>
+        <w:rPr>
+          <w:rFonts w:ascii="Times New Roman" w:hAnsi="Times New Roman" w:eastAsia="宋体"/>
+          <w:sz w:val="21"/>
+          <w:szCs w:val="21"/>
+        </w:rPr>
+        <w:t>．</w:t>
+      </w:r>
+    </w:p>
+    <w:p>
+      <w:pPr>
+        <w:snapToGrid w:val="0"/>
+        <w:spacing w:line="288" w:lineRule="auto" w:before="0" w:after="0"/>
+        <w:jc w:val="left"/>
+      </w:pPr>
+      <w:r>
+        <w:rPr>
+          <w:rFonts w:ascii="Times New Roman" w:hAnsi="Times New Roman" w:eastAsia="宋体"/>
+          <w:sz w:val="21"/>
+          <w:szCs w:val="21"/>
+        </w:rPr>
+        <w:t/>
+      </w:r>
       <w:r>
         <w:rPr>
           <w:rFonts w:ascii="Times New Roman" w:hAnsi="Times New Roman" w:eastAsia="宋体"/>
@@ -17604,7 +19701,39 @@
           <w:sz w:val="21"/>
           <w:szCs w:val="21"/>
         </w:rPr>
+        <w:t xml:space="preserve">〔基〕</w:t>
+      </w:r>
+      <w:r>
+        <w:rPr>
+          <w:rFonts w:ascii="Times New Roman" w:hAnsi="Times New Roman" w:eastAsia="宋体"/>
+          <w:sz w:val="21"/>
+          <w:szCs w:val="21"/>
+        </w:rPr>
         <w:t>平面与平面垂直</w:t>
+      </w:r>
+    </w:p>
+    <w:p>
+      <w:pPr>
+        <w:snapToGrid w:val="0"/>
+        <w:spacing w:line="288" w:lineRule="auto" w:before="0" w:after="0"/>
+        <w:jc w:val="left"/>
+      </w:pPr>
+      <w:r>
+        <w:rPr>
+          <w:rFonts w:ascii="Times New Roman" w:hAnsi="Times New Roman" w:eastAsia="宋体"/>
+          <w:shd w:val="clear" w:color="auto" w:fill="C9C9C9"/>
+          <w:sz w:val="21"/>
+          <w:szCs w:val="21"/>
+        </w:rPr>
+        <w:t xml:space="preserve">【编注】</w:t>
+      </w:r>
+      <w:r>
+        <w:rPr>
+          <w:rFonts w:ascii="Times New Roman" w:hAnsi="Times New Roman" w:eastAsia="宋体"/>
+          <w:sz w:val="21"/>
+          <w:szCs w:val="21"/>
+        </w:rPr>
+        <w:t xml:space="preserve">法向量数量积为0判面面垂直，与面面垂直的判定定理互为代数、几何两条路径。</w:t>
       </w:r>
     </w:p>
     <w:p>
@@ -19476,7 +21605,39 @@
           <w:sz w:val="21"/>
           <w:szCs w:val="21"/>
         </w:rPr>
+        <w:t xml:space="preserve">〔基〕</w:t>
+      </w:r>
+      <w:r>
+        <w:rPr>
+          <w:rFonts w:ascii="Times New Roman" w:hAnsi="Times New Roman" w:eastAsia="宋体"/>
+          <w:sz w:val="21"/>
+          <w:szCs w:val="21"/>
+        </w:rPr>
         <w:t>夹角</w:t>
+      </w:r>
+    </w:p>
+    <w:p>
+      <w:pPr>
+        <w:snapToGrid w:val="0"/>
+        <w:spacing w:line="288" w:lineRule="auto" w:before="0" w:after="0"/>
+        <w:jc w:val="left"/>
+      </w:pPr>
+      <w:r>
+        <w:rPr>
+          <w:rFonts w:ascii="Times New Roman" w:hAnsi="Times New Roman" w:eastAsia="宋体"/>
+          <w:shd w:val="clear" w:color="auto" w:fill="C9C9C9"/>
+          <w:sz w:val="21"/>
+          <w:szCs w:val="21"/>
+        </w:rPr>
+        <w:t xml:space="preserve">【编注】</w:t>
+      </w:r>
+      <w:r>
+        <w:rPr>
+          <w:rFonts w:ascii="Times New Roman" w:hAnsi="Times New Roman" w:eastAsia="宋体"/>
+          <w:sz w:val="21"/>
+          <w:szCs w:val="21"/>
+        </w:rPr>
+        <w:t xml:space="preserve">全章四类空间角（异面直线所成角、线面角、二面角、面面夹角）求法汇总；易混点：异面角与线面角取绝对值、线面角用正弦，二面角与法向量夹角可能相等或互补、须结合图形判定，另见本条目后附对比辨析表。</w:t>
       </w:r>
     </w:p>
     <w:p>
@@ -21788,6 +23949,365 @@
       <w:r>
         <w:rPr>
           <w:rFonts w:ascii="Times New Roman" w:hAnsi="Times New Roman" w:eastAsia="宋体"/>
+          <w:shd w:val="clear" w:color="auto" w:fill="C9C9C9"/>
+          <w:sz w:val="21"/>
+          <w:szCs w:val="21"/>
+        </w:rPr>
+        <w:t xml:space="preserve">【编注】</w:t>
+      </w:r>
+      <w:r>
+        <w:rPr>
+          <w:rFonts w:ascii="Times New Roman" w:hAnsi="Times New Roman" w:eastAsia="宋体"/>
+          <w:sz w:val="21"/>
+          <w:szCs w:val="21"/>
+        </w:rPr>
+        <w:t xml:space="preserve">对比辨析——三类空间角的向量求法（旧知识：本章1.2.1、1.2.3）：</w:t>
+      </w:r>
+    </w:p>
+    <w:tbl>
+      <w:tblPr>
+        <w:tblW w:w="10206" w:type="dxa"/>
+        <w:tblBorders>
+          <w:top w:val="single" w:sz="4" w:space="0" w:color="auto"/>
+          <w:left w:val="single" w:sz="4" w:space="0" w:color="auto"/>
+          <w:bottom w:val="single" w:sz="4" w:space="0" w:color="auto"/>
+          <w:right w:val="single" w:sz="4" w:space="0" w:color="auto"/>
+          <w:insideH w:val="single" w:sz="4" w:space="0" w:color="auto"/>
+          <w:insideV w:val="single" w:sz="4" w:space="0" w:color="auto"/>
+        </w:tblBorders>
+        <w:tblLayout w:type="fixed"/>
+        <w:tblCellMar>
+          <w:top w:w="0" w:type="dxa"/>
+          <w:left w:w="108" w:type="dxa"/>
+          <w:bottom w:w="0" w:type="dxa"/>
+          <w:right w:w="108" w:type="dxa"/>
+        </w:tblCellMar>
+      </w:tblPr>
+      <w:tblGrid>
+        <w:gridCol w:w="2100"/>
+        <w:gridCol w:w="4053"/>
+        <w:gridCol w:w="4053"/>
+      </w:tblGrid>
+      <w:tr>
+        <w:tc>
+          <w:tcPr>
+            <w:tcW w:w="2100" w:type="dxa"/>
+          </w:tcPr>
+          <w:p>
+            <w:pPr>
+              <w:snapToGrid w:val="0"/>
+              <w:spacing w:line="288" w:lineRule="auto" w:before="0" w:after="0"/>
+              <w:jc w:val="left"/>
+            </w:pPr>
+            <w:r>
+              <w:rPr>
+                <w:rFonts w:ascii="Times New Roman" w:hAnsi="Times New Roman" w:eastAsia="宋体"/>
+                <w:sz w:val="21"/>
+                <w:szCs w:val="21"/>
+              </w:rPr>
+              <w:t xml:space="preserve">对比项</w:t>
+            </w:r>
+          </w:p>
+        </w:tc>
+        <w:tc>
+          <w:tcPr>
+            <w:tcW w:w="4053" w:type="dxa"/>
+          </w:tcPr>
+          <w:p>
+            <w:pPr>
+              <w:snapToGrid w:val="0"/>
+              <w:spacing w:line="288" w:lineRule="auto" w:before="0" w:after="0"/>
+              <w:jc w:val="left"/>
+            </w:pPr>
+            <w:r>
+              <w:rPr>
+                <w:rFonts w:ascii="Times New Roman" w:hAnsi="Times New Roman" w:eastAsia="宋体"/>
+                <w:sz w:val="21"/>
+                <w:szCs w:val="21"/>
+              </w:rPr>
+              <w:t xml:space="preserve">旧知识：异面直线所成角与线面角</w:t>
+            </w:r>
+          </w:p>
+        </w:tc>
+        <w:tc>
+          <w:tcPr>
+            <w:tcW w:w="4053" w:type="dxa"/>
+          </w:tcPr>
+          <w:p>
+            <w:pPr>
+              <w:snapToGrid w:val="0"/>
+              <w:spacing w:line="288" w:lineRule="auto" w:before="0" w:after="0"/>
+              <w:jc w:val="left"/>
+            </w:pPr>
+            <w:r>
+              <w:rPr>
+                <w:rFonts w:ascii="Times New Roman" w:hAnsi="Times New Roman" w:eastAsia="宋体"/>
+                <w:sz w:val="21"/>
+                <w:szCs w:val="21"/>
+              </w:rPr>
+              <w:t xml:space="preserve">新知识：二面角</w:t>
+            </w:r>
+          </w:p>
+        </w:tc>
+      </w:tr>
+      <w:tr>
+        <w:tc>
+          <w:tcPr>
+            <w:tcW w:w="2100" w:type="dxa"/>
+          </w:tcPr>
+          <w:p>
+            <w:pPr>
+              <w:snapToGrid w:val="0"/>
+              <w:spacing w:line="288" w:lineRule="auto" w:before="0" w:after="0"/>
+              <w:jc w:val="left"/>
+            </w:pPr>
+            <w:r>
+              <w:rPr>
+                <w:rFonts w:ascii="Times New Roman" w:hAnsi="Times New Roman" w:eastAsia="宋体"/>
+                <w:sz w:val="21"/>
+                <w:szCs w:val="21"/>
+              </w:rPr>
+              <w:t xml:space="preserve">角的范围</w:t>
+            </w:r>
+          </w:p>
+        </w:tc>
+        <w:tc>
+          <w:tcPr>
+            <w:tcW w:w="4053" w:type="dxa"/>
+          </w:tcPr>
+          <w:p>
+            <w:pPr>
+              <w:snapToGrid w:val="0"/>
+              <w:spacing w:line="288" w:lineRule="auto" w:before="0" w:after="0"/>
+              <w:jc w:val="left"/>
+            </w:pPr>
+            <w:r>
+              <w:rPr>
+                <w:rFonts w:ascii="Times New Roman" w:hAnsi="Times New Roman" w:eastAsia="宋体"/>
+                <w:sz w:val="21"/>
+                <w:szCs w:val="21"/>
+              </w:rPr>
+              <w:t xml:space="preserve">异面直线角(0°,90°]；线面角[0°,90°]</w:t>
+            </w:r>
+          </w:p>
+        </w:tc>
+        <w:tc>
+          <w:tcPr>
+            <w:tcW w:w="4053" w:type="dxa"/>
+          </w:tcPr>
+          <w:p>
+            <w:pPr>
+              <w:snapToGrid w:val="0"/>
+              <w:spacing w:line="288" w:lineRule="auto" w:before="0" w:after="0"/>
+              <w:jc w:val="left"/>
+            </w:pPr>
+            <w:r>
+              <w:rPr>
+                <w:rFonts w:ascii="Times New Roman" w:hAnsi="Times New Roman" w:eastAsia="宋体"/>
+                <w:sz w:val="21"/>
+                <w:szCs w:val="21"/>
+              </w:rPr>
+              <w:t xml:space="preserve">[0°,180°]</w:t>
+            </w:r>
+          </w:p>
+        </w:tc>
+      </w:tr>
+      <w:tr>
+        <w:tc>
+          <w:tcPr>
+            <w:tcW w:w="2100" w:type="dxa"/>
+          </w:tcPr>
+          <w:p>
+            <w:pPr>
+              <w:snapToGrid w:val="0"/>
+              <w:spacing w:line="288" w:lineRule="auto" w:before="0" w:after="0"/>
+              <w:jc w:val="left"/>
+            </w:pPr>
+            <w:r>
+              <w:rPr>
+                <w:rFonts w:ascii="Times New Roman" w:hAnsi="Times New Roman" w:eastAsia="宋体"/>
+                <w:sz w:val="21"/>
+                <w:szCs w:val="21"/>
+              </w:rPr>
+              <w:t xml:space="preserve">几何求法</w:t>
+            </w:r>
+          </w:p>
+        </w:tc>
+        <w:tc>
+          <w:tcPr>
+            <w:tcW w:w="4053" w:type="dxa"/>
+          </w:tcPr>
+          <w:p>
+            <w:pPr>
+              <w:snapToGrid w:val="0"/>
+              <w:spacing w:line="288" w:lineRule="auto" w:before="0" w:after="0"/>
+              <w:jc w:val="left"/>
+            </w:pPr>
+            <w:r>
+              <w:rPr>
+                <w:rFonts w:ascii="Times New Roman" w:hAnsi="Times New Roman" w:eastAsia="宋体"/>
+                <w:sz w:val="21"/>
+                <w:szCs w:val="21"/>
+              </w:rPr>
+              <w:t xml:space="preserve">平移共起点；斜线及其在平面内的射影所成角</w:t>
+            </w:r>
+          </w:p>
+        </w:tc>
+        <w:tc>
+          <w:tcPr>
+            <w:tcW w:w="4053" w:type="dxa"/>
+          </w:tcPr>
+          <w:p>
+            <w:pPr>
+              <w:snapToGrid w:val="0"/>
+              <w:spacing w:line="288" w:lineRule="auto" w:before="0" w:after="0"/>
+              <w:jc w:val="left"/>
+            </w:pPr>
+            <w:r>
+              <w:rPr>
+                <w:rFonts w:ascii="Times New Roman" w:hAnsi="Times New Roman" w:eastAsia="宋体"/>
+                <w:sz w:val="21"/>
+                <w:szCs w:val="21"/>
+              </w:rPr>
+              <w:t xml:space="preserve">过棱上一点在两个半平面内作棱的垂线得平面角</w:t>
+            </w:r>
+          </w:p>
+        </w:tc>
+      </w:tr>
+      <w:tr>
+        <w:tc>
+          <w:tcPr>
+            <w:tcW w:w="2100" w:type="dxa"/>
+          </w:tcPr>
+          <w:p>
+            <w:pPr>
+              <w:snapToGrid w:val="0"/>
+              <w:spacing w:line="288" w:lineRule="auto" w:before="0" w:after="0"/>
+              <w:jc w:val="left"/>
+            </w:pPr>
+            <w:r>
+              <w:rPr>
+                <w:rFonts w:ascii="Times New Roman" w:hAnsi="Times New Roman" w:eastAsia="宋体"/>
+                <w:sz w:val="21"/>
+                <w:szCs w:val="21"/>
+              </w:rPr>
+              <w:t xml:space="preserve">向量公式</w:t>
+            </w:r>
+          </w:p>
+        </w:tc>
+        <w:tc>
+          <w:tcPr>
+            <w:tcW w:w="4053" w:type="dxa"/>
+          </w:tcPr>
+          <w:p>
+            <w:pPr>
+              <w:snapToGrid w:val="0"/>
+              <w:spacing w:line="288" w:lineRule="auto" w:before="0" w:after="0"/>
+              <w:jc w:val="left"/>
+            </w:pPr>
+            <w:r>
+              <w:rPr>
+                <w:rFonts w:ascii="Times New Roman" w:hAnsi="Times New Roman" w:eastAsia="宋体"/>
+                <w:sz w:val="21"/>
+                <w:szCs w:val="21"/>
+              </w:rPr>
+              <w:t xml:space="preserve">异面角取两方向向量夹角余弦的绝对值；线面角取方向向量与法向量夹角余弦的绝对值为其正弦值</w:t>
+            </w:r>
+          </w:p>
+        </w:tc>
+        <w:tc>
+          <w:tcPr>
+            <w:tcW w:w="4053" w:type="dxa"/>
+          </w:tcPr>
+          <w:p>
+            <w:pPr>
+              <w:snapToGrid w:val="0"/>
+              <w:spacing w:line="288" w:lineRule="auto" w:before="0" w:after="0"/>
+              <w:jc w:val="left"/>
+            </w:pPr>
+            <w:r>
+              <w:rPr>
+                <w:rFonts w:ascii="Times New Roman" w:hAnsi="Times New Roman" w:eastAsia="宋体"/>
+                <w:sz w:val="21"/>
+                <w:szCs w:val="21"/>
+              </w:rPr>
+              <w:t xml:space="preserve">二面角等于或互补于两法向量的夹角，须结合图形取舍</w:t>
+            </w:r>
+          </w:p>
+        </w:tc>
+      </w:tr>
+      <w:tr>
+        <w:tc>
+          <w:tcPr>
+            <w:tcW w:w="2100" w:type="dxa"/>
+          </w:tcPr>
+          <w:p>
+            <w:pPr>
+              <w:snapToGrid w:val="0"/>
+              <w:spacing w:line="288" w:lineRule="auto" w:before="0" w:after="0"/>
+              <w:jc w:val="left"/>
+            </w:pPr>
+            <w:r>
+              <w:rPr>
+                <w:rFonts w:ascii="Times New Roman" w:hAnsi="Times New Roman" w:eastAsia="宋体"/>
+                <w:sz w:val="21"/>
+                <w:szCs w:val="21"/>
+              </w:rPr>
+              <w:t xml:space="preserve">易混点</w:t>
+            </w:r>
+          </w:p>
+        </w:tc>
+        <w:tc>
+          <w:tcPr>
+            <w:tcW w:w="4053" w:type="dxa"/>
+          </w:tcPr>
+          <w:p>
+            <w:pPr>
+              <w:snapToGrid w:val="0"/>
+              <w:spacing w:line="288" w:lineRule="auto" w:before="0" w:after="0"/>
+              <w:jc w:val="left"/>
+            </w:pPr>
+            <w:r>
+              <w:rPr>
+                <w:rFonts w:ascii="Times New Roman" w:hAnsi="Times New Roman" w:eastAsia="宋体"/>
+                <w:sz w:val="21"/>
+                <w:szCs w:val="21"/>
+              </w:rPr>
+              <w:t xml:space="preserve">——</w:t>
+            </w:r>
+          </w:p>
+        </w:tc>
+        <w:tc>
+          <w:tcPr>
+            <w:tcW w:w="4053" w:type="dxa"/>
+          </w:tcPr>
+          <w:p>
+            <w:pPr>
+              <w:snapToGrid w:val="0"/>
+              <w:spacing w:line="288" w:lineRule="auto" w:before="0" w:after="0"/>
+              <w:jc w:val="left"/>
+            </w:pPr>
+            <w:r>
+              <w:rPr>
+                <w:rFonts w:ascii="Times New Roman" w:hAnsi="Times New Roman" w:eastAsia="宋体"/>
+                <w:sz w:val="21"/>
+                <w:szCs w:val="21"/>
+              </w:rPr>
+              <w:t xml:space="preserve">线面角用正弦、其余角用余弦；二面角与法向量夹角“相等或互补”未判即写是最常见失分点</w:t>
+            </w:r>
+          </w:p>
+        </w:tc>
+      </w:tr>
+    </w:tbl>
+    <w:p>
+      <w:pPr>
+        <w:snapToGrid w:val="0"/>
+        <w:spacing w:line="288" w:lineRule="auto" w:before="0" w:after="0"/>
+        <w:jc w:val="left"/>
+      </w:pPr>
+      <w:r>
+        <w:rPr>
+          <w:rFonts w:ascii="Times New Roman" w:hAnsi="Times New Roman" w:eastAsia="宋体"/>
           <w:sz w:val="21"/>
           <w:szCs w:val="21"/>
         </w:rPr>
@@ -27585,7 +30105,39 @@
           <w:sz w:val="21"/>
           <w:szCs w:val="21"/>
         </w:rPr>
+        <w:t xml:space="preserve">〔基〕</w:t>
+      </w:r>
+      <w:r>
+        <w:rPr>
+          <w:rFonts w:ascii="Times New Roman" w:hAnsi="Times New Roman" w:eastAsia="宋体"/>
+          <w:sz w:val="21"/>
+          <w:szCs w:val="21"/>
+        </w:rPr>
         <w:t>距离</w:t>
+      </w:r>
+    </w:p>
+    <w:p>
+      <w:pPr>
+        <w:snapToGrid w:val="0"/>
+        <w:spacing w:line="288" w:lineRule="auto" w:before="0" w:after="0"/>
+        <w:jc w:val="left"/>
+      </w:pPr>
+      <w:r>
+        <w:rPr>
+          <w:rFonts w:ascii="Times New Roman" w:hAnsi="Times New Roman" w:eastAsia="宋体"/>
+          <w:shd w:val="clear" w:color="auto" w:fill="C9C9C9"/>
+          <w:sz w:val="21"/>
+          <w:szCs w:val="21"/>
+        </w:rPr>
+        <w:t xml:space="preserve">【编注】</w:t>
+      </w:r>
+      <w:r>
+        <w:rPr>
+          <w:rFonts w:ascii="Times New Roman" w:hAnsi="Times New Roman" w:eastAsia="宋体"/>
+          <w:sz w:val="21"/>
+          <w:szCs w:val="21"/>
+        </w:rPr>
+        <w:t xml:space="preserve">点线距、点面距、线面距与面面距四类公式汇总，核心工具是投影与法向量；线面距、面面距先转化为点面距再计算（用条目28定法向量）。</w:t>
       </w:r>
     </w:p>
     <w:p>
@@ -30841,6 +33393,427 @@
         <w:t>.</w:t>
       </w:r>
     </w:p>
+    <w:p>
+      <w:pPr>
+        <w:snapToGrid w:val="0"/>
+        <w:spacing w:line="288" w:lineRule="auto" w:before="0" w:after="0"/>
+        <w:jc w:val="left"/>
+      </w:pPr>
+      <w:r>
+        <w:rPr>
+          <w:rFonts w:ascii="Times New Roman" w:hAnsi="Times New Roman" w:eastAsia="宋体"/>
+          <w:shd w:val="clear" w:color="auto" w:fill="C9C9C9"/>
+          <w:sz w:val="21"/>
+          <w:szCs w:val="21"/>
+        </w:rPr>
+        <w:t xml:space="preserve">【编注】</w:t>
+      </w:r>
+      <w:r>
+        <w:rPr>
+          <w:rFonts w:ascii="Times New Roman" w:hAnsi="Times New Roman" w:eastAsia="宋体"/>
+          <w:sz w:val="21"/>
+          <w:szCs w:val="21"/>
+        </w:rPr>
+        <w:t xml:space="preserve">对比辨析——外接球与内切球（均为本章1.2.5球类模型知识，外接球公式族见条目43至47）：</w:t>
+      </w:r>
+    </w:p>
+    <w:tbl>
+      <w:tblPr>
+        <w:tblW w:w="10206" w:type="dxa"/>
+        <w:tblBorders>
+          <w:top w:val="single" w:sz="4" w:space="0" w:color="auto"/>
+          <w:left w:val="single" w:sz="4" w:space="0" w:color="auto"/>
+          <w:bottom w:val="single" w:sz="4" w:space="0" w:color="auto"/>
+          <w:right w:val="single" w:sz="4" w:space="0" w:color="auto"/>
+          <w:insideH w:val="single" w:sz="4" w:space="0" w:color="auto"/>
+          <w:insideV w:val="single" w:sz="4" w:space="0" w:color="auto"/>
+        </w:tblBorders>
+        <w:tblLayout w:type="fixed"/>
+        <w:tblCellMar>
+          <w:top w:w="0" w:type="dxa"/>
+          <w:left w:w="108" w:type="dxa"/>
+          <w:bottom w:w="0" w:type="dxa"/>
+          <w:right w:w="108" w:type="dxa"/>
+        </w:tblCellMar>
+      </w:tblPr>
+      <w:tblGrid>
+        <w:gridCol w:w="2100"/>
+        <w:gridCol w:w="4053"/>
+        <w:gridCol w:w="4053"/>
+      </w:tblGrid>
+      <w:tr>
+        <w:tc>
+          <w:tcPr>
+            <w:tcW w:w="2100" w:type="dxa"/>
+          </w:tcPr>
+          <w:p>
+            <w:pPr>
+              <w:snapToGrid w:val="0"/>
+              <w:spacing w:line="288" w:lineRule="auto" w:before="0" w:after="0"/>
+              <w:jc w:val="left"/>
+            </w:pPr>
+            <w:r>
+              <w:rPr>
+                <w:rFonts w:ascii="Times New Roman" w:hAnsi="Times New Roman" w:eastAsia="宋体"/>
+                <w:sz w:val="21"/>
+                <w:szCs w:val="21"/>
+              </w:rPr>
+              <w:t xml:space="preserve">对比项</w:t>
+            </w:r>
+          </w:p>
+        </w:tc>
+        <w:tc>
+          <w:tcPr>
+            <w:tcW w:w="4053" w:type="dxa"/>
+          </w:tcPr>
+          <w:p>
+            <w:pPr>
+              <w:snapToGrid w:val="0"/>
+              <w:spacing w:line="288" w:lineRule="auto" w:before="0" w:after="0"/>
+              <w:jc w:val="left"/>
+            </w:pPr>
+            <w:r>
+              <w:rPr>
+                <w:rFonts w:ascii="Times New Roman" w:hAnsi="Times New Roman" w:eastAsia="宋体"/>
+                <w:sz w:val="21"/>
+                <w:szCs w:val="21"/>
+              </w:rPr>
+              <w:t xml:space="preserve">旧知识：外接球</w:t>
+            </w:r>
+          </w:p>
+        </w:tc>
+        <w:tc>
+          <w:tcPr>
+            <w:tcW w:w="4053" w:type="dxa"/>
+          </w:tcPr>
+          <w:p>
+            <w:pPr>
+              <w:snapToGrid w:val="0"/>
+              <w:spacing w:line="288" w:lineRule="auto" w:before="0" w:after="0"/>
+              <w:jc w:val="left"/>
+            </w:pPr>
+            <w:r>
+              <w:rPr>
+                <w:rFonts w:ascii="Times New Roman" w:hAnsi="Times New Roman" w:eastAsia="宋体"/>
+                <w:sz w:val="21"/>
+                <w:szCs w:val="21"/>
+              </w:rPr>
+              <w:t xml:space="preserve">新知识：内切球</w:t>
+            </w:r>
+          </w:p>
+        </w:tc>
+      </w:tr>
+      <w:tr>
+        <w:tc>
+          <w:tcPr>
+            <w:tcW w:w="2100" w:type="dxa"/>
+          </w:tcPr>
+          <w:p>
+            <w:pPr>
+              <w:snapToGrid w:val="0"/>
+              <w:spacing w:line="288" w:lineRule="auto" w:before="0" w:after="0"/>
+              <w:jc w:val="left"/>
+            </w:pPr>
+            <w:r>
+              <w:rPr>
+                <w:rFonts w:ascii="Times New Roman" w:hAnsi="Times New Roman" w:eastAsia="宋体"/>
+                <w:sz w:val="21"/>
+                <w:szCs w:val="21"/>
+              </w:rPr>
+              <w:t xml:space="preserve">位置关系</w:t>
+            </w:r>
+          </w:p>
+        </w:tc>
+        <w:tc>
+          <w:tcPr>
+            <w:tcW w:w="4053" w:type="dxa"/>
+          </w:tcPr>
+          <w:p>
+            <w:pPr>
+              <w:snapToGrid w:val="0"/>
+              <w:spacing w:line="288" w:lineRule="auto" w:before="0" w:after="0"/>
+              <w:jc w:val="left"/>
+            </w:pPr>
+            <w:r>
+              <w:rPr>
+                <w:rFonts w:ascii="Times New Roman" w:hAnsi="Times New Roman" w:eastAsia="宋体"/>
+                <w:sz w:val="21"/>
+                <w:szCs w:val="21"/>
+              </w:rPr>
+              <w:t xml:space="preserve">球在几何体外部，各顶点在球面上</w:t>
+            </w:r>
+          </w:p>
+        </w:tc>
+        <w:tc>
+          <w:tcPr>
+            <w:tcW w:w="4053" w:type="dxa"/>
+          </w:tcPr>
+          <w:p>
+            <w:pPr>
+              <w:snapToGrid w:val="0"/>
+              <w:spacing w:line="288" w:lineRule="auto" w:before="0" w:after="0"/>
+              <w:jc w:val="left"/>
+            </w:pPr>
+            <w:r>
+              <w:rPr>
+                <w:rFonts w:ascii="Times New Roman" w:hAnsi="Times New Roman" w:eastAsia="宋体"/>
+                <w:sz w:val="21"/>
+                <w:szCs w:val="21"/>
+              </w:rPr>
+              <w:t xml:space="preserve">球在多面体内部，与各面（或其延展部分）相切</w:t>
+            </w:r>
+          </w:p>
+        </w:tc>
+      </w:tr>
+      <w:tr>
+        <w:tc>
+          <w:tcPr>
+            <w:tcW w:w="2100" w:type="dxa"/>
+          </w:tcPr>
+          <w:p>
+            <w:pPr>
+              <w:snapToGrid w:val="0"/>
+              <w:spacing w:line="288" w:lineRule="auto" w:before="0" w:after="0"/>
+              <w:jc w:val="left"/>
+            </w:pPr>
+            <w:r>
+              <w:rPr>
+                <w:rFonts w:ascii="Times New Roman" w:hAnsi="Times New Roman" w:eastAsia="宋体"/>
+                <w:sz w:val="21"/>
+                <w:szCs w:val="21"/>
+              </w:rPr>
+              <w:t xml:space="preserve">半径特征</w:t>
+            </w:r>
+          </w:p>
+        </w:tc>
+        <w:tc>
+          <w:tcPr>
+            <w:tcW w:w="4053" w:type="dxa"/>
+          </w:tcPr>
+          <w:p>
+            <w:pPr>
+              <w:snapToGrid w:val="0"/>
+              <w:spacing w:line="288" w:lineRule="auto" w:before="0" w:after="0"/>
+              <w:jc w:val="left"/>
+            </w:pPr>
+            <w:r>
+              <w:rPr>
+                <w:rFonts w:ascii="Times New Roman" w:hAnsi="Times New Roman" w:eastAsia="宋体"/>
+                <w:sz w:val="21"/>
+                <w:szCs w:val="21"/>
+              </w:rPr>
+              <w:t xml:space="preserve">球心到各顶点的距离都相等</w:t>
+            </w:r>
+          </w:p>
+        </w:tc>
+        <w:tc>
+          <w:tcPr>
+            <w:tcW w:w="4053" w:type="dxa"/>
+          </w:tcPr>
+          <w:p>
+            <w:pPr>
+              <w:snapToGrid w:val="0"/>
+              <w:spacing w:line="288" w:lineRule="auto" w:before="0" w:after="0"/>
+              <w:jc w:val="left"/>
+            </w:pPr>
+            <w:r>
+              <w:rPr>
+                <w:rFonts w:ascii="Times New Roman" w:hAnsi="Times New Roman" w:eastAsia="宋体"/>
+                <w:sz w:val="21"/>
+                <w:szCs w:val="21"/>
+              </w:rPr>
+              <w:t xml:space="preserve">球心到各面的距离都相等</w:t>
+            </w:r>
+          </w:p>
+        </w:tc>
+      </w:tr>
+      <w:tr>
+        <w:tc>
+          <w:tcPr>
+            <w:tcW w:w="2100" w:type="dxa"/>
+          </w:tcPr>
+          <w:p>
+            <w:pPr>
+              <w:snapToGrid w:val="0"/>
+              <w:spacing w:line="288" w:lineRule="auto" w:before="0" w:after="0"/>
+              <w:jc w:val="left"/>
+            </w:pPr>
+            <w:r>
+              <w:rPr>
+                <w:rFonts w:ascii="Times New Roman" w:hAnsi="Times New Roman" w:eastAsia="宋体"/>
+                <w:sz w:val="21"/>
+                <w:szCs w:val="21"/>
+              </w:rPr>
+              <w:t xml:space="preserve">常用求法</w:t>
+            </w:r>
+          </w:p>
+        </w:tc>
+        <w:tc>
+          <w:tcPr>
+            <w:tcW w:w="4053" w:type="dxa"/>
+          </w:tcPr>
+          <w:p>
+            <w:pPr>
+              <w:snapToGrid w:val="0"/>
+              <w:spacing w:line="288" w:lineRule="auto" w:before="0" w:after="0"/>
+              <w:jc w:val="left"/>
+            </w:pPr>
+            <w:r>
+              <w:rPr>
+                <w:rFonts w:ascii="Times New Roman" w:hAnsi="Times New Roman" w:eastAsia="宋体"/>
+                <w:sz w:val="21"/>
+                <w:szCs w:val="21"/>
+              </w:rPr>
+              <w:t xml:space="preserve">补形法、轴截面法与公式族（条目43至47）</w:t>
+            </w:r>
+          </w:p>
+        </w:tc>
+        <w:tc>
+          <w:tcPr>
+            <w:tcW w:w="4053" w:type="dxa"/>
+          </w:tcPr>
+          <w:p>
+            <w:pPr>
+              <w:snapToGrid w:val="0"/>
+              <w:spacing w:line="288" w:lineRule="auto" w:before="0" w:after="0"/>
+              <w:jc w:val="left"/>
+            </w:pPr>
+            <w:r>
+              <w:rPr>
+                <w:rFonts w:ascii="Times New Roman" w:hAnsi="Times New Roman" w:eastAsia="宋体"/>
+                <w:sz w:val="21"/>
+                <w:szCs w:val="21"/>
+              </w:rPr>
+              <w:t xml:space="preserve">等体积法、轴截面内切圆法（参条目45）</w:t>
+            </w:r>
+          </w:p>
+        </w:tc>
+      </w:tr>
+      <w:tr>
+        <w:tc>
+          <w:tcPr>
+            <w:tcW w:w="2100" w:type="dxa"/>
+          </w:tcPr>
+          <w:p>
+            <w:pPr>
+              <w:snapToGrid w:val="0"/>
+              <w:spacing w:line="288" w:lineRule="auto" w:before="0" w:after="0"/>
+              <w:jc w:val="left"/>
+            </w:pPr>
+            <w:r>
+              <w:rPr>
+                <w:rFonts w:ascii="Times New Roman" w:hAnsi="Times New Roman" w:eastAsia="宋体"/>
+                <w:sz w:val="21"/>
+                <w:szCs w:val="21"/>
+              </w:rPr>
+              <w:t xml:space="preserve">正四面体中</w:t>
+            </w:r>
+          </w:p>
+        </w:tc>
+        <w:tc>
+          <w:tcPr>
+            <w:tcW w:w="4053" w:type="dxa"/>
+          </w:tcPr>
+          <w:p>
+            <w:pPr>
+              <w:snapToGrid w:val="0"/>
+              <w:spacing w:line="288" w:lineRule="auto" w:before="0" w:after="0"/>
+              <w:jc w:val="left"/>
+            </w:pPr>
+            <w:r>
+              <w:rPr>
+                <w:rFonts w:ascii="Times New Roman" w:hAnsi="Times New Roman" w:eastAsia="宋体"/>
+                <w:sz w:val="21"/>
+                <w:szCs w:val="21"/>
+              </w:rPr>
+              <w:t xml:space="preserve">球心到顶点距离为高的四分之三</w:t>
+            </w:r>
+          </w:p>
+        </w:tc>
+        <w:tc>
+          <w:tcPr>
+            <w:tcW w:w="4053" w:type="dxa"/>
+          </w:tcPr>
+          <w:p>
+            <w:pPr>
+              <w:snapToGrid w:val="0"/>
+              <w:spacing w:line="288" w:lineRule="auto" w:before="0" w:after="0"/>
+              <w:jc w:val="left"/>
+            </w:pPr>
+            <w:r>
+              <w:rPr>
+                <w:rFonts w:ascii="Times New Roman" w:hAnsi="Times New Roman" w:eastAsia="宋体"/>
+                <w:sz w:val="21"/>
+                <w:szCs w:val="21"/>
+              </w:rPr>
+              <w:t xml:space="preserve">球心到底面距离为高的四分之一，半径比3:1（条目39）</w:t>
+            </w:r>
+          </w:p>
+        </w:tc>
+      </w:tr>
+      <w:tr>
+        <w:tc>
+          <w:tcPr>
+            <w:tcW w:w="2100" w:type="dxa"/>
+          </w:tcPr>
+          <w:p>
+            <w:pPr>
+              <w:snapToGrid w:val="0"/>
+              <w:spacing w:line="288" w:lineRule="auto" w:before="0" w:after="0"/>
+              <w:jc w:val="left"/>
+            </w:pPr>
+            <w:r>
+              <w:rPr>
+                <w:rFonts w:ascii="Times New Roman" w:hAnsi="Times New Roman" w:eastAsia="宋体"/>
+                <w:sz w:val="21"/>
+                <w:szCs w:val="21"/>
+              </w:rPr>
+              <w:t xml:space="preserve">易混点</w:t>
+            </w:r>
+          </w:p>
+        </w:tc>
+        <w:tc>
+          <w:tcPr>
+            <w:tcW w:w="4053" w:type="dxa"/>
+          </w:tcPr>
+          <w:p>
+            <w:pPr>
+              <w:snapToGrid w:val="0"/>
+              <w:spacing w:line="288" w:lineRule="auto" w:before="0" w:after="0"/>
+              <w:jc w:val="left"/>
+            </w:pPr>
+            <w:r>
+              <w:rPr>
+                <w:rFonts w:ascii="Times New Roman" w:hAnsi="Times New Roman" w:eastAsia="宋体"/>
+                <w:sz w:val="21"/>
+                <w:szCs w:val="21"/>
+              </w:rPr>
+              <w:t xml:space="preserve">——</w:t>
+            </w:r>
+          </w:p>
+        </w:tc>
+        <w:tc>
+          <w:tcPr>
+            <w:tcW w:w="4053" w:type="dxa"/>
+          </w:tcPr>
+          <w:p>
+            <w:pPr>
+              <w:snapToGrid w:val="0"/>
+              <w:spacing w:line="288" w:lineRule="auto" w:before="0" w:after="0"/>
+              <w:jc w:val="left"/>
+            </w:pPr>
+            <w:r>
+              <w:rPr>
+                <w:rFonts w:ascii="Times New Roman" w:hAnsi="Times New Roman" w:eastAsia="宋体"/>
+                <w:sz w:val="21"/>
+                <w:szCs w:val="21"/>
+              </w:rPr>
+              <w:t xml:space="preserve">外接球找“到各顶点距离相等”、内切球找“到各面距离相等”；正四面体半径比3:1勿写倒</w:t>
+            </w:r>
+          </w:p>
+        </w:tc>
+      </w:tr>
+    </w:tbl>
     <w:p>
       <w:pPr>
         <w:snapToGrid w:val="0"/>

--- a/高中数学/高中数学同步/人教B版选必1 第1章 空间向量与立体几何·知识清单（完成）.docx
+++ b/高中数学/高中数学同步/人教B版选必1 第1章 空间向量与立体几何·知识清单（完成）.docx
@@ -88,7 +88,7 @@
         </w:rPr>
         <w:drawing>
           <wp:inline distT="0" distB="0" distL="0" distR="0" wp14:anchorId="1F475EE6" wp14:editId="5CC04B79">
-            <wp:extent cx="6677967" cy="5102173"/>
+            <wp:extent cx="6480000" cy="4950920"/>
             <wp:effectExtent l="0" t="0" r="8890" b="3810"/>
             <wp:docPr id="100003" name="图片 100003" descr="@@@e295adb9-48f8-47ee-be2e-56952342103a"/>
             <wp:cNvGraphicFramePr>
@@ -112,7 +112,7 @@
                   <pic:spPr>
                     <a:xfrm>
                       <a:off x="0" y="0"/>
-                      <a:ext cx="6708611" cy="5125586"/>
+                      <a:ext cx="6480000" cy="4950920"/>
                     </a:xfrm>
                     <a:prstGeom prst="rect">
                       <a:avLst/>
@@ -2455,7 +2455,7 @@
               </w:rPr>
               <w:drawing>
                 <wp:inline distT="0" distB="0" distL="0" distR="0" wp14:anchorId="61B5DB64" wp14:editId="18AE6458">
-                  <wp:extent cx="1457325" cy="723900"/>
+                  <wp:extent cx="3564000" cy="1770353"/>
                   <wp:effectExtent l="0" t="0" r="0" b="0"/>
                   <wp:docPr id="100005" name="图片 100005" descr="@@@57ceb128-6ced-4fe2-9e22-e16addd5170c"/>
                   <wp:cNvGraphicFramePr>
@@ -2479,7 +2479,7 @@
                         <pic:spPr>
                           <a:xfrm>
                             <a:off x="0" y="0"/>
-                            <a:ext cx="1457325" cy="723900"/>
+                            <a:ext cx="3564000" cy="1770353"/>
                           </a:xfrm>
                           <a:prstGeom prst="rect">
                             <a:avLst/>
@@ -2920,7 +2920,7 @@
               </w:rPr>
               <w:drawing>
                 <wp:inline distT="0" distB="0" distL="0" distR="0" wp14:anchorId="754C55B6" wp14:editId="0C812DD7">
-                  <wp:extent cx="1133475" cy="952500"/>
+                  <wp:extent cx="2768040" cy="2326084"/>
                   <wp:effectExtent l="0" t="0" r="0" b="0"/>
                   <wp:docPr id="100007" name="图片 100007" descr="@@@e72cf1b0-1873-4d41-a581-224c31cd9465"/>
                   <wp:cNvGraphicFramePr>
@@ -2944,7 +2944,7 @@
                         <pic:spPr>
                           <a:xfrm>
                             <a:off x="0" y="0"/>
-                            <a:ext cx="1133475" cy="952500"/>
+                            <a:ext cx="2768040" cy="2326084"/>
                           </a:xfrm>
                           <a:prstGeom prst="rect">
                             <a:avLst/>
@@ -4537,7 +4537,7 @@
               </w:rPr>
               <w:drawing>
                 <wp:inline distT="0" distB="0" distL="0" distR="0" wp14:anchorId="377D25A0" wp14:editId="5719383A">
-                  <wp:extent cx="2371725" cy="809625"/>
+                  <wp:extent cx="4527720" cy="1545607"/>
                   <wp:effectExtent l="0" t="0" r="0" b="0"/>
                   <wp:docPr id="100011" name="图片 100011" descr="@@@93d04d71-6a01-4600-baaf-bcb9db49ca41"/>
                   <wp:cNvGraphicFramePr>
@@ -4561,7 +4561,7 @@
                         <pic:spPr>
                           <a:xfrm>
                             <a:off x="0" y="0"/>
-                            <a:ext cx="2371725" cy="809625"/>
+                            <a:ext cx="4527720" cy="1545607"/>
                           </a:xfrm>
                           <a:prstGeom prst="rect">
                             <a:avLst/>
@@ -6983,7 +6983,7 @@
         </w:rPr>
         <w:drawing>
           <wp:inline distT="0" distB="0" distL="0" distR="0" wp14:anchorId="7D8EDF62" wp14:editId="2C009A32">
-            <wp:extent cx="3785086" cy="1003561"/>
+            <wp:extent cx="6480000" cy="1718079"/>
             <wp:effectExtent l="0" t="0" r="6350" b="6350"/>
             <wp:docPr id="100013" name="图片 100013" descr="@@@5da5e1ea-9d33-4579-a56f-804b4a72c894"/>
             <wp:cNvGraphicFramePr>
@@ -7007,7 +7007,7 @@
                   <pic:spPr>
                     <a:xfrm>
                       <a:off x="0" y="0"/>
-                      <a:ext cx="3818666" cy="1012464"/>
+                      <a:ext cx="6480000" cy="1718079"/>
                     </a:xfrm>
                     <a:prstGeom prst="rect">
                       <a:avLst/>
@@ -9819,7 +9819,7 @@
         </w:rPr>
         <w:drawing>
           <wp:inline distT="0" distB="0" distL="0" distR="0" wp14:anchorId="02744A08" wp14:editId="0F94ED0F">
-            <wp:extent cx="938104" cy="889581"/>
+            <wp:extent cx="3745440" cy="3551709"/>
             <wp:effectExtent l="0" t="0" r="0" b="6350"/>
             <wp:docPr id="100015" name="图片 100015" descr="@@@9fddcf04-63f8-457d-b925-1a8f942aeb1a"/>
             <wp:cNvGraphicFramePr>
@@ -9843,7 +9843,7 @@
                   <pic:spPr>
                     <a:xfrm>
                       <a:off x="0" y="0"/>
-                      <a:ext cx="941800" cy="893086"/>
+                      <a:ext cx="3745440" cy="3551709"/>
                     </a:xfrm>
                     <a:prstGeom prst="rect">
                       <a:avLst/>
@@ -10316,7 +10316,7 @@
         </w:rPr>
         <w:drawing>
           <wp:inline distT="0" distB="0" distL="0" distR="0" wp14:anchorId="7FA90D56" wp14:editId="1371AB35">
-            <wp:extent cx="1019175" cy="971550"/>
+            <wp:extent cx="2004120" cy="1910470"/>
             <wp:effectExtent l="0" t="0" r="0" b="0"/>
             <wp:docPr id="100017" name="图片 100017" descr="@@@eca6cddf-14d6-463f-b4ca-863eb3635d05"/>
             <wp:cNvGraphicFramePr>
@@ -10340,7 +10340,7 @@
                   <pic:spPr>
                     <a:xfrm>
                       <a:off x="0" y="0"/>
-                      <a:ext cx="1019175" cy="971550"/>
+                      <a:ext cx="2004120" cy="1910470"/>
                     </a:xfrm>
                     <a:prstGeom prst="rect">
                       <a:avLst/>
@@ -15398,7 +15398,7 @@
         </w:rPr>
         <w:drawing>
           <wp:inline distT="0" distB="0" distL="0" distR="0" wp14:anchorId="0AC1D99D" wp14:editId="49C608D8">
-            <wp:extent cx="1619250" cy="657225"/>
+            <wp:extent cx="2946600" cy="1195973"/>
             <wp:effectExtent l="0" t="0" r="0" b="0"/>
             <wp:docPr id="100019" name="图片 100019" descr="@@@40e3003f-007a-403a-8243-4d86d977e324"/>
             <wp:cNvGraphicFramePr>
@@ -15422,7 +15422,7 @@
                   <pic:spPr>
                     <a:xfrm>
                       <a:off x="0" y="0"/>
-                      <a:ext cx="1619250" cy="657225"/>
+                      <a:ext cx="2946600" cy="1195973"/>
                     </a:xfrm>
                     <a:prstGeom prst="rect">
                       <a:avLst/>
@@ -15819,7 +15819,7 @@
         </w:rPr>
         <w:drawing>
           <wp:inline distT="0" distB="0" distL="0" distR="0" wp14:anchorId="52C85B5C" wp14:editId="6DBF128D">
-            <wp:extent cx="1659026" cy="901995"/>
+            <wp:extent cx="2870978" cy="1560921"/>
             <wp:effectExtent l="0" t="0" r="0" b="0"/>
             <wp:docPr id="100009" name="图片 100009" descr="@@@f158c4a67eba466d9c150ec5dc07ad3c"/>
             <wp:cNvGraphicFramePr>
@@ -15843,7 +15843,7 @@
                   <pic:spPr>
                     <a:xfrm>
                       <a:off x="0" y="0"/>
-                      <a:ext cx="1665828" cy="905693"/>
+                      <a:ext cx="2870978" cy="1560921"/>
                     </a:xfrm>
                     <a:prstGeom prst="rect">
                       <a:avLst/>
@@ -16414,7 +16414,7 @@
         <w:lastRenderedPageBreak/>
         <w:drawing>
           <wp:inline distT="0" distB="0" distL="0" distR="0" wp14:anchorId="4D4E11C5" wp14:editId="470CA176">
-            <wp:extent cx="1066800" cy="1152525"/>
+            <wp:extent cx="2058840" cy="2224282"/>
             <wp:effectExtent l="0" t="0" r="0" b="0"/>
             <wp:docPr id="100021" name="图片 100021" descr="@@@924d353c-e24e-4b1d-b8d4-0ddbde912b33"/>
             <wp:cNvGraphicFramePr>
@@ -16438,7 +16438,7 @@
                   <pic:spPr>
                     <a:xfrm>
                       <a:off x="0" y="0"/>
-                      <a:ext cx="1066800" cy="1152525"/>
+                      <a:ext cx="2058840" cy="2224282"/>
                     </a:xfrm>
                     <a:prstGeom prst="rect">
                       <a:avLst/>
@@ -18220,7 +18220,7 @@
         </w:rPr>
         <w:drawing>
           <wp:inline distT="0" distB="0" distL="0" distR="0" wp14:anchorId="4A9AFF1D" wp14:editId="3739CDCF">
-            <wp:extent cx="1657350" cy="885825"/>
+            <wp:extent cx="3893400" cy="2080955"/>
             <wp:effectExtent l="0" t="0" r="0" b="0"/>
             <wp:docPr id="100023" name="图片 100023" descr="@@@26704396-6c80-483c-80c2-8affc21e9208"/>
             <wp:cNvGraphicFramePr>
@@ -18244,7 +18244,7 @@
                   <pic:spPr>
                     <a:xfrm>
                       <a:off x="0" y="0"/>
-                      <a:ext cx="1657350" cy="885825"/>
+                      <a:ext cx="3893400" cy="2080955"/>
                     </a:xfrm>
                     <a:prstGeom prst="rect">
                       <a:avLst/>
@@ -22141,7 +22141,7 @@
         </w:rPr>
         <w:drawing>
           <wp:inline distT="0" distB="0" distL="0" distR="0" wp14:anchorId="3F99429C" wp14:editId="1C5094BA">
-            <wp:extent cx="1326190" cy="1057368"/>
+            <wp:extent cx="2741400" cy="2185711"/>
             <wp:effectExtent l="0" t="0" r="7620" b="0"/>
             <wp:docPr id="100025" name="图片 100025" descr="@@@d419b8ee-ebff-4daf-8cec-3fdeba1d82ae"/>
             <wp:cNvGraphicFramePr>
@@ -22165,7 +22165,7 @@
                   <pic:spPr>
                     <a:xfrm>
                       <a:off x="0" y="0"/>
-                      <a:ext cx="1327809" cy="1058659"/>
+                      <a:ext cx="2741400" cy="2185711"/>
                     </a:xfrm>
                     <a:prstGeom prst="rect">
                       <a:avLst/>
@@ -23388,7 +23388,7 @@
         </w:rPr>
         <w:drawing>
           <wp:inline distT="0" distB="0" distL="0" distR="0" wp14:anchorId="2A05C1FF" wp14:editId="3E28632C">
-            <wp:extent cx="1761170" cy="1069282"/>
+            <wp:extent cx="2816119" cy="1709787"/>
             <wp:effectExtent l="0" t="0" r="0" b="0"/>
             <wp:docPr id="100027" name="图片 100027" descr="@@@5d787649-3529-4f7f-8a52-6f2716bc421c"/>
             <wp:cNvGraphicFramePr>
@@ -23412,7 +23412,7 @@
                   <pic:spPr>
                     <a:xfrm>
                       <a:off x="0" y="0"/>
-                      <a:ext cx="1766831" cy="1072719"/>
+                      <a:ext cx="2816119" cy="1709787"/>
                     </a:xfrm>
                     <a:prstGeom prst="rect">
                       <a:avLst/>
@@ -23903,7 +23903,7 @@
         </w:rPr>
         <w:drawing>
           <wp:inline distT="0" distB="0" distL="0" distR="0" wp14:anchorId="4D837933" wp14:editId="3E108753">
-            <wp:extent cx="1240377" cy="1087153"/>
+            <wp:extent cx="5736600" cy="5027957"/>
             <wp:effectExtent l="0" t="0" r="0" b="0"/>
             <wp:docPr id="100029" name="图片 100029" descr="@@@5ed8a498-aa79-418c-8dfb-790d2fb5777f"/>
             <wp:cNvGraphicFramePr>
@@ -23927,7 +23927,7 @@
                   <pic:spPr>
                     <a:xfrm>
                       <a:off x="0" y="0"/>
-                      <a:ext cx="1244377" cy="1090659"/>
+                      <a:ext cx="5736600" cy="5027957"/>
                     </a:xfrm>
                     <a:prstGeom prst="rect">
                       <a:avLst/>
@@ -25551,7 +25551,7 @@
         </w:rPr>
         <w:drawing>
           <wp:inline distT="0" distB="0" distL="0" distR="0" wp14:anchorId="3212B7D4" wp14:editId="13230CD2">
-            <wp:extent cx="2457450" cy="1238250"/>
+            <wp:extent cx="3608533" cy="1818253"/>
             <wp:effectExtent l="0" t="0" r="0" b="0"/>
             <wp:docPr id="62" name="图片 62" descr="@@@c4f8824b9f704801a93a6a998c6a9efa"/>
             <wp:cNvGraphicFramePr>
@@ -25575,7 +25575,7 @@
                   <pic:spPr>
                     <a:xfrm>
                       <a:off x="0" y="0"/>
-                      <a:ext cx="2457450" cy="1238250"/>
+                      <a:ext cx="3608533" cy="1818253"/>
                     </a:xfrm>
                     <a:prstGeom prst="rect">
                       <a:avLst/>
@@ -27610,7 +27610,7 @@
         </w:rPr>
         <w:drawing>
           <wp:inline distT="0" distB="0" distL="0" distR="0" wp14:anchorId="0DAC552E" wp14:editId="274C7F08">
-            <wp:extent cx="2153901" cy="2022495"/>
+            <wp:extent cx="3724348" cy="3497132"/>
             <wp:effectExtent l="8255" t="0" r="7620" b="7620"/>
             <wp:docPr id="99968" name="图片 99968"/>
             <wp:cNvGraphicFramePr>
@@ -27639,7 +27639,7 @@
                   <pic:spPr bwMode="auto">
                     <a:xfrm rot="5400000" flipH="1" flipV="1">
                       <a:off x="0" y="0"/>
-                      <a:ext cx="2164757" cy="2032689"/>
+                      <a:ext cx="3724348" cy="3497132"/>
                     </a:xfrm>
                     <a:prstGeom prst="rect">
                       <a:avLst/>
@@ -29587,7 +29587,7 @@
         </w:rPr>
         <w:drawing>
           <wp:inline distT="0" distB="0" distL="0" distR="0" wp14:anchorId="3CB22E06" wp14:editId="1A9C6709">
-            <wp:extent cx="1684655" cy="2376168"/>
+            <wp:extent cx="2846596" cy="4015060"/>
             <wp:effectExtent l="0" t="0" r="0" b="5715"/>
             <wp:docPr id="99969" name="图片 99969"/>
             <wp:cNvGraphicFramePr>
@@ -29616,7 +29616,7 @@
                   <pic:spPr bwMode="auto">
                     <a:xfrm>
                       <a:off x="0" y="0"/>
-                      <a:ext cx="1696179" cy="2392422"/>
+                      <a:ext cx="2846596" cy="4015060"/>
                     </a:xfrm>
                     <a:prstGeom prst="rect">
                       <a:avLst/>
@@ -32718,7 +32718,7 @@
         </w:rPr>
         <w:drawing>
           <wp:inline distT="0" distB="0" distL="0" distR="0" wp14:anchorId="634419B5" wp14:editId="469B0D78">
-            <wp:extent cx="3314700" cy="914400"/>
+            <wp:extent cx="2797832" cy="771816"/>
             <wp:effectExtent l="0" t="0" r="0" b="0"/>
             <wp:docPr id="100030" name="图片 100030" descr="@@@57ffce6924c94cf888dd189497675494"/>
             <wp:cNvGraphicFramePr>
@@ -32742,7 +32742,7 @@
                   <pic:spPr>
                     <a:xfrm>
                       <a:off x="0" y="0"/>
-                      <a:ext cx="3314700" cy="914400"/>
+                      <a:ext cx="2797832" cy="771816"/>
                     </a:xfrm>
                     <a:prstGeom prst="rect">
                       <a:avLst/>
@@ -34695,7 +34695,7 @@
         </w:rPr>
         <w:drawing>
           <wp:inline distT="0" distB="0" distL="0" distR="0">
-            <wp:extent cx="3667125" cy="1240155"/>
+            <wp:extent cx="6480000" cy="2191418"/>
             <wp:effectExtent l="0" t="0" r="0" b="0"/>
             <wp:docPr id="100121" name="图片 100121" descr="@@@dfbb76c695954f03b39f131d92d880aa"/>
             <wp:cNvGraphicFramePr>
@@ -34719,7 +34719,7 @@
                   <pic:spPr>
                     <a:xfrm>
                       <a:off x="0" y="0"/>
-                      <a:ext cx="3667125" cy="1240155"/>
+                      <a:ext cx="6480000" cy="2191418"/>
                     </a:xfrm>
                     <a:prstGeom prst="rect">
                       <a:avLst/>
@@ -36252,7 +36252,7 @@
         </w:rPr>
         <w:drawing>
           <wp:inline distT="0" distB="0" distL="0" distR="0">
-            <wp:extent cx="5029200" cy="1714500"/>
+            <wp:extent cx="6480000" cy="2209091"/>
             <wp:effectExtent l="0" t="0" r="0" b="0"/>
             <wp:docPr id="100098" name="图片 100098" descr="@@@3eb2c9d71808449f91ec02b18a46ee34"/>
             <wp:cNvGraphicFramePr>
@@ -36276,7 +36276,7 @@
                   <pic:spPr>
                     <a:xfrm>
                       <a:off x="0" y="0"/>
-                      <a:ext cx="5029200" cy="1714500"/>
+                      <a:ext cx="6480000" cy="2209091"/>
                     </a:xfrm>
                     <a:prstGeom prst="rect">
                       <a:avLst/>
@@ -37269,7 +37269,7 @@
         </w:rPr>
         <w:drawing>
           <wp:inline distT="0" distB="0" distL="0" distR="0">
-            <wp:extent cx="3693759" cy="1102298"/>
+            <wp:extent cx="6480000" cy="1933773"/>
             <wp:effectExtent l="0" t="0" r="0" b="0"/>
             <wp:docPr id="100100" name="图片 100100" descr="@@@2a567bba46934f66923f026fc5e9562e"/>
             <wp:cNvGraphicFramePr>
@@ -37293,7 +37293,7 @@
                   <pic:spPr>
                     <a:xfrm>
                       <a:off x="0" y="0"/>
-                      <a:ext cx="3693759" cy="1102298"/>
+                      <a:ext cx="6480000" cy="1933773"/>
                     </a:xfrm>
                     <a:prstGeom prst="rect">
                       <a:avLst/>

--- a/高中数学/高中数学同步/人教B版选必1 第1章 空间向量与立体几何·知识清单（完成）.docx
+++ b/高中数学/高中数学同步/人教B版选必1 第1章 空间向量与立体几何·知识清单（完成）.docx
@@ -127,6 +127,7 @@
     </w:p>
     <w:p>
       <w:pPr>
+        <w:pStyle w:val="Heading3"/>
         <w:snapToGrid w:val="0"/>
         <w:spacing w:line="288" w:lineRule="auto" w:before="0" w:after="0"/>
         <w:jc w:val="left"/>
@@ -162,6 +163,7 @@
     </w:p>
     <w:p>
       <w:pPr>
+        <w:pStyle w:val="Heading3"/>
         <w:spacing w:before="0" w:after="0" w:line="288" w:lineRule="auto"/>
         <w:ind w:leftChars="200"/>
         <w:jc w:val="left"/>
@@ -7872,6 +7874,7 @@
     </w:p>
     <w:p>
       <w:pPr>
+        <w:pStyle w:val="Heading3"/>
         <w:snapToGrid w:val="0"/>
         <w:spacing w:line="288" w:lineRule="auto" w:before="0" w:after="0"/>
         <w:ind w:leftChars="200"/>
@@ -9191,6 +9194,7 @@
     </w:p>
     <w:p>
       <w:pPr>
+        <w:pStyle w:val="Heading3"/>
         <w:snapToGrid w:val="0"/>
         <w:spacing w:line="288" w:lineRule="auto" w:before="0" w:after="0"/>
         <w:ind w:leftChars="200"/>
@@ -15087,6 +15091,7 @@
     </w:p>
     <w:p>
       <w:pPr>
+        <w:pStyle w:val="Heading3"/>
         <w:snapToGrid w:val="0"/>
         <w:spacing w:line="288" w:lineRule="auto" w:before="0" w:after="0"/>
         <w:jc w:val="left"/>
@@ -15122,6 +15127,7 @@
     </w:p>
     <w:p>
       <w:pPr>
+        <w:pStyle w:val="Heading3"/>
         <w:spacing w:before="0" w:after="0" w:line="288" w:lineRule="auto"/>
         <w:ind w:leftChars="200"/>
         <w:jc w:val="left"/>
@@ -17440,6 +17446,7 @@
     </w:p>
     <w:p>
       <w:pPr>
+        <w:pStyle w:val="Heading3"/>
         <w:spacing w:before="0" w:after="0" w:line="288" w:lineRule="auto"/>
         <w:ind w:leftChars="200"/>
         <w:jc w:val="left"/>
@@ -20762,6 +20769,7 @@
     </w:p>
     <w:p>
       <w:pPr>
+        <w:pStyle w:val="Heading3"/>
         <w:spacing w:before="0" w:after="0" w:line="288" w:lineRule="auto"/>
         <w:ind w:leftChars="200"/>
         <w:jc w:val="left"/>
@@ -21552,6 +21560,7 @@
     </w:p>
     <w:p>
       <w:pPr>
+        <w:pStyle w:val="Heading3"/>
         <w:spacing w:before="0" w:after="0" w:line="288" w:lineRule="auto"/>
         <w:ind w:leftChars="200"/>
         <w:jc w:val="left"/>
@@ -30052,6 +30061,7 @@
     </w:p>
     <w:p>
       <w:pPr>
+        <w:pStyle w:val="Heading3"/>
         <w:spacing w:before="0" w:after="0" w:line="288" w:lineRule="auto"/>
         <w:ind w:leftChars="200"/>
         <w:jc w:val="left"/>
@@ -40390,6 +40400,9 @@
 <w:hdr xmlns:w="http://schemas.openxmlformats.org/wordprocessingml/2006/main">
   <w:p>
     <w:pPr>
+      <w:tabs>
+        <w:tab w:val="right" w:pos="10206"/>
+      </w:tabs>
       <w:jc w:val="left"/>
     </w:pPr>
     <w:r>
@@ -40399,6 +40412,54 @@
         <w:szCs w:val="18"/>
       </w:rPr>
       <w:t xml:space="preserve">羿郭工作室·人教B版选必1 第1章 空间向量与立体几何·清单</w:t>
+    </w:r>
+    <w:r>
+      <w:rPr>
+        <w:rFonts w:ascii="Times New Roman" w:hAnsi="Times New Roman" w:eastAsia="宋体" w:cs="Times New Roman"/>
+        <w:sz w:val="18"/>
+        <w:szCs w:val="18"/>
+      </w:rPr>
+      <w:tab/>
+    </w:r>
+    <w:r>
+      <w:rPr>
+        <w:rFonts w:ascii="Times New Roman" w:hAnsi="Times New Roman" w:eastAsia="宋体" w:cs="Times New Roman"/>
+        <w:sz w:val="18"/>
+        <w:szCs w:val="18"/>
+      </w:rPr>
+      <w:fldChar w:fldCharType="begin"/>
+    </w:r>
+    <w:r>
+      <w:rPr>
+        <w:rFonts w:ascii="Times New Roman" w:hAnsi="Times New Roman" w:eastAsia="宋体" w:cs="Times New Roman"/>
+        <w:sz w:val="18"/>
+        <w:szCs w:val="18"/>
+      </w:rPr>
+      <w:instrText xml:space="preserve"> STYLEREF "标题 3" </w:instrText>
+    </w:r>
+    <w:r>
+      <w:rPr>
+        <w:rFonts w:ascii="Times New Roman" w:hAnsi="Times New Roman" w:eastAsia="宋体" w:cs="Times New Roman"/>
+        <w:sz w:val="18"/>
+        <w:szCs w:val="18"/>
+      </w:rPr>
+      <w:fldChar w:fldCharType="separate"/>
+    </w:r>
+    <w:r>
+      <w:rPr>
+        <w:rFonts w:ascii="Times New Roman" w:hAnsi="Times New Roman" w:eastAsia="宋体" w:cs="Times New Roman"/>
+        <w:sz w:val="18"/>
+        <w:szCs w:val="18"/>
+      </w:rPr>
+      <w:t xml:space="preserve">1.1 空间向量及其运算</w:t>
+    </w:r>
+    <w:r>
+      <w:rPr>
+        <w:rFonts w:ascii="Times New Roman" w:hAnsi="Times New Roman" w:eastAsia="宋体" w:cs="Times New Roman"/>
+        <w:sz w:val="18"/>
+        <w:szCs w:val="18"/>
+      </w:rPr>
+      <w:fldChar w:fldCharType="end"/>
     </w:r>
   </w:p>
 </w:hdr>
@@ -40898,6 +40959,19 @@
       <w:szCs w:val="18"/>
     </w:rPr>
   </w:style>
+  <w:style w:type="paragraph" w:styleId="Heading3">
+    <w:name w:val="heading 3"/>
+    <w:basedOn w:val="a"/>
+    <w:qFormat/>
+    <w:pPr>
+      <w:outlineLvl w:val="2"/>
+    </w:pPr>
+    <w:rPr>
+      <w:rFonts w:ascii="Times New Roman" w:hAnsi="Times New Roman" w:eastAsia="宋体" w:cs="Times New Roman"/>
+      <w:b/>
+      <w:sz w:val="24"/>
+    </w:rPr>
+  </w:style>
 </w:styles>
 </file>
 

--- a/高中数学/高中数学同步/人教B版选必1 第1章 空间向量与立体几何·知识清单（完成）.docx
+++ b/高中数学/高中数学同步/人教B版选必1 第1章 空间向量与立体几何·知识清单（完成）.docx
@@ -40260,7 +40260,7 @@
       <w:footerReference w:type="default" r:id="rId21"/>
       <w:pgSz w:w="11906" w:h="16838"/>
       <w:pgMar w:top="850" w:right="850" w:bottom="850" w:left="850" w:header="283" w:footer="850" w:gutter="0"/>
-      <w:pgNumType w:start="17"/>
+      <w:pgNumType w:start="21"/>
       <w:cols w:sep="1" w:space="425"/>
       <w:docGrid w:type="default" w:linePitch="312"/>
     </w:sectPr>
@@ -40331,7 +40331,7 @@
         <w:sz w:val="21"/>
         <w:szCs w:val="21"/>
       </w:rPr>
-      <w:t>17</w:t>
+      <w:t>21</w:t>
     </w:r>
     <w:r>
       <w:rPr>
@@ -40347,7 +40347,7 @@
         <w:sz w:val="21"/>
         <w:szCs w:val="21"/>
       </w:rPr>
-      <w:t xml:space="preserve">/365页</w:t>
+      <w:t xml:space="preserve">/433页</w:t>
     </w:r>
     <w:r>
       <w:rPr>
@@ -40371,7 +40371,7 @@
         <w:sz w:val="21"/>
         <w:szCs w:val="21"/>
       </w:rPr>
-      <w:t xml:space="preserve">（位于17–22页·共6页）</w:t>
+      <w:t xml:space="preserve">（位于21–36页·共16页）</w:t>
     </w:r>
   </w:p>
 </w:ftr>

--- a/高中数学/高中数学同步/人教B版选必1 第1章 空间向量与立体几何·知识清单（完成）.docx
+++ b/高中数学/高中数学同步/人教B版选必1 第1章 空间向量与立体几何·知识清单（完成）.docx
@@ -7970,7 +7970,7 @@
           <w:sz w:val="21"/>
           <w:szCs w:val="21"/>
         </w:rPr>
-        <w:t xml:space="preserve">全章基底法的理论根基；易错点：作基底的三个向量必须不共面，分解式存在且唯一（与必修2平面向量基本定理学类比）。</w:t>
+        <w:t xml:space="preserve">全章基底法的理论根基；易错点：作基底的三个向量必须不共面，分解式存在且唯一（与必修2平面向量基本定理类比）。</w:t>
       </w:r>
     </w:p>
     <w:p>
@@ -33346,7 +33346,7 @@
           <w:sz w:val="21"/>
           <w:szCs w:val="21"/>
         </w:rPr>
-        <w:t xml:space="preserve">〔基〕</w:t>
+        <w:t xml:space="preserve">〔进〕</w:t>
       </w:r>
       <w:r>
         <w:rPr>
@@ -33378,7 +33378,7 @@
           <w:sz w:val="21"/>
           <w:szCs w:val="21"/>
         </w:rPr>
-        <w:t xml:space="preserve">教材定义：与简单多面体各面或其延展部分都相切且在多面体内部的球；求其半径的常用方法是等体积法与特殊截面法。</w:t>
+        <w:t xml:space="preserve">定义：与简单多面体各面或其延展部分都相切且在多面体内部的球；求其半径的常用方法是等体积法与特殊截面法。</w:t>
       </w:r>
     </w:p>
     <w:p>

--- a/高中数学/高中数学同步/人教B版选必1 第1章 空间向量与立体几何·知识清单（完成）.docx
+++ b/高中数学/高中数学同步/人教B版选必1 第1章 空间向量与立体几何·知识清单（完成）.docx
@@ -43732,7 +43732,7 @@
       <w:footerReference w:type="default" r:id="rId21"/>
       <w:pgSz w:w="11906" w:h="16838"/>
       <w:pgMar w:top="850" w:right="850" w:bottom="850" w:left="850" w:header="283" w:footer="850" w:gutter="0"/>
-      <w:pgNumType w:start="21"/>
+      <w:pgNumType w:start="1"/>
       <w:cols w:sep="1" w:space="425"/>
       <w:docGrid w:type="default" w:linePitch="312"/>
     </w:sectPr>
@@ -43768,123 +43768,10 @@
     <w:r>
       <w:rPr>
         <w:rFonts w:ascii="Times New Roman" w:hAnsi="Times New Roman" w:eastAsia="宋体" w:cs="Times New Roman"/>
-        <w:sz w:val="21"/>
-        <w:szCs w:val="21"/>
-      </w:rPr>
-      <w:t xml:space="preserve">全册第</w:t>
-    </w:r>
-    <w:r>
-      <w:rPr>
-        <w:rFonts w:ascii="Times New Roman" w:hAnsi="Times New Roman" w:eastAsia="宋体" w:cs="Times New Roman"/>
-        <w:sz w:val="21"/>
-        <w:szCs w:val="21"/>
-      </w:rPr>
-      <w:fldChar w:fldCharType="begin"/>
-    </w:r>
-    <w:r>
-      <w:rPr>
-        <w:rFonts w:ascii="Times New Roman" w:hAnsi="Times New Roman" w:eastAsia="宋体" w:cs="Times New Roman"/>
-        <w:sz w:val="21"/>
-        <w:szCs w:val="21"/>
-      </w:rPr>
-      <w:instrText xml:space="preserve"> PAGE </w:instrText>
-    </w:r>
-    <w:r>
-      <w:rPr>
-        <w:rFonts w:ascii="Times New Roman" w:hAnsi="Times New Roman" w:eastAsia="宋体" w:cs="Times New Roman"/>
-        <w:sz w:val="21"/>
-        <w:szCs w:val="21"/>
-      </w:rPr>
-      <w:fldChar w:fldCharType="separate"/>
-    </w:r>
-    <w:r>
-      <w:rPr>
-        <w:rFonts w:ascii="Times New Roman" w:hAnsi="Times New Roman" w:eastAsia="宋体" w:cs="Times New Roman"/>
-        <w:sz w:val="21"/>
-        <w:szCs w:val="21"/>
-      </w:rPr>
-      <w:t>21</w:t>
-    </w:r>
-    <w:r>
-      <w:rPr>
-        <w:rFonts w:ascii="Times New Roman" w:hAnsi="Times New Roman" w:eastAsia="宋体" w:cs="Times New Roman"/>
-        <w:sz w:val="21"/>
-        <w:szCs w:val="21"/>
-      </w:rPr>
-      <w:fldChar w:fldCharType="end"/>
-    </w:r>
-    <w:r>
-      <w:rPr>
-        <w:rFonts w:ascii="Times New Roman" w:hAnsi="Times New Roman" w:eastAsia="宋体" w:cs="Times New Roman"/>
-        <w:sz w:val="21"/>
-        <w:szCs w:val="21"/>
-      </w:rPr>
-      <w:t xml:space="preserve">/433页</w:t>
-    </w:r>
-    <w:r>
-      <w:rPr>
-        <w:rFonts w:ascii="Times New Roman" w:hAnsi="Times New Roman" w:eastAsia="宋体" w:cs="Times New Roman"/>
-        <w:sz w:val="21"/>
-        <w:szCs w:val="21"/>
-      </w:rPr>
-      <w:t xml:space="preserve">　</w:t>
-    </w:r>
-    <w:r>
-      <w:rPr>
-        <w:rFonts w:ascii="Times New Roman" w:hAnsi="Times New Roman" w:eastAsia="宋体" w:cs="Times New Roman"/>
-        <w:sz w:val="21"/>
-        <w:szCs w:val="21"/>
-      </w:rPr>
-      <w:t xml:space="preserve">第1章·清单</w:t>
-    </w:r>
-    <w:r>
-      <w:rPr>
-        <w:rFonts w:ascii="Times New Roman" w:hAnsi="Times New Roman" w:eastAsia="宋体" w:cs="Times New Roman"/>
-        <w:sz w:val="21"/>
-        <w:szCs w:val="21"/>
-      </w:rPr>
-      <w:t xml:space="preserve">（位于21–36页·共16页）</w:t>
-    </w:r>
-  </w:p>
-</w:ftr>
-</file>
-
-<file path=word/footnotes.xml><?xml version="1.0" encoding="utf-8"?>
-<w:footnotes xmlns:wpc="http://schemas.microsoft.com/office/word/2010/wordprocessingCanvas" xmlns:cx="http://schemas.microsoft.com/office/drawing/2014/chartex" xmlns:cx1="http://schemas.microsoft.com/office/drawing/2015/9/8/chartex" xmlns:cx2="http://schemas.microsoft.com/office/drawing/2015/10/21/chartex" xmlns:cx3="http://schemas.microsoft.com/office/drawing/2016/5/9/chartex" xmlns:cx4="http://schemas.microsoft.com/office/drawing/2016/5/10/chartex" xmlns:cx5="http://schemas.microsoft.com/office/drawing/2016/5/11/chartex" xmlns:cx6="http://schemas.microsoft.com/office/drawing/2016/5/12/chartex" xmlns:cx7="http://schemas.microsoft.com/office/drawing/2016/5/13/chartex" xmlns:cx8="http://schemas.microsoft.com/office/drawing/2016/5/14/chartex" xmlns:mc="http://schemas.openxmlformats.org/markup-compatibility/2006" xmlns:aink="http://schemas.microsoft.com/office/drawing/2016/ink" xmlns:am3d="http://schemas.microsoft.com/office/drawing/2017/model3d" xmlns:o="urn:schemas-microsoft-com:office:office" xmlns:oel="http://schemas.microsoft.com/office/2019/extlst" xmlns:r="http://schemas.openxmlformats.org/officeDocument/2006/relationships" xmlns:m="http://schemas.openxmlformats.org/officeDocument/2006/math" xmlns:v="urn:schemas-microsoft-com:vml" xmlns:wp14="http://schemas.microsoft.com/office/word/2010/wordprocessingDrawing" xmlns:wp="http://schemas.openxmlformats.org/drawingml/2006/wordprocessingDrawing" xmlns:w10="urn:schemas-microsoft-com:office:word" xmlns:w="http://schemas.openxmlformats.org/wordprocessingml/2006/main" xmlns:w14="http://schemas.microsoft.com/office/word/2010/wordml" xmlns:w15="http://schemas.microsoft.com/office/word/2012/wordml" xmlns:w16cex="http://schemas.microsoft.com/office/word/2018/wordml/cex" xmlns:w16cid="http://schemas.microsoft.com/office/word/2016/wordml/cid" xmlns:w16="http://schemas.microsoft.com/office/word/2018/wordml" xmlns:w16sdtdh="http://schemas.microsoft.com/office/word/2020/wordml/sdtdatahash" xmlns:w16se="http://schemas.microsoft.com/office/word/2015/wordml/symex" xmlns:wpg="http://schemas.microsoft.com/office/word/2010/wordprocessingGroup" xmlns:wpi="http://schemas.microsoft.com/office/word/2010/wordprocessingInk" xmlns:wne="http://schemas.microsoft.com/office/word/2006/wordml" xmlns:wps="http://schemas.microsoft.com/office/word/2010/wordprocessingShape" mc:Ignorable="w14 w15 w16se w16cid w16 w16cex w16sdtdh wp14">
-  <w:footnote w:type="separator" w:id="-1">
-    <w:p>
-      <w:r>
-        <w:separator/>
-      </w:r>
-    </w:p>
-  </w:footnote>
-  <w:footnote w:type="continuationSeparator" w:id="0">
-    <w:p>
-      <w:r>
-        <w:continuationSeparator/>
-      </w:r>
-    </w:p>
-  </w:footnote>
-</w:footnotes>
-</file>
-
-<file path=word/header1.xml><?xml version="1.0" encoding="utf-8"?>
-<w:hdr xmlns:w="http://schemas.openxmlformats.org/wordprocessingml/2006/main">
-  <w:p>
-    <w:pPr>
-      <w:tabs>
-        <w:tab w:val="right" w:pos="10206"/>
-      </w:tabs>
-      <w:spacing w:before="0" w:after="0" w:line="288" w:lineRule="auto"/>
-      <w:jc w:val="left"/>
-    </w:pPr>
-    <w:r>
-      <w:rPr>
-        <w:rFonts w:ascii="Times New Roman" w:hAnsi="Times New Roman" w:eastAsia="宋体" w:cs="Times New Roman"/>
         <w:sz w:val="18"/>
         <w:szCs w:val="18"/>
       </w:rPr>
-      <w:t xml:space="preserve">羿郭工作室·人教B版选必1 第1章 空间向量与立体几何·清单</w:t>
+      <w:t xml:space="preserve">第1章·清单（共20页）</w:t>
     </w:r>
     <w:r>
       <w:rPr>
@@ -43892,7 +43779,15 @@
         <w:sz w:val="18"/>
         <w:szCs w:val="18"/>
       </w:rPr>
-      <w:tab/>
+      <w:t xml:space="preserve">　</w:t>
+    </w:r>
+    <w:r>
+      <w:rPr>
+        <w:rFonts w:ascii="Times New Roman" w:hAnsi="Times New Roman" w:eastAsia="宋体" w:cs="Times New Roman"/>
+        <w:sz w:val="18"/>
+        <w:szCs w:val="18"/>
+      </w:rPr>
+      <w:t xml:space="preserve">第</w:t>
     </w:r>
     <w:r>
       <w:rPr>
@@ -43908,7 +43803,7 @@
         <w:sz w:val="18"/>
         <w:szCs w:val="18"/>
       </w:rPr>
-      <w:instrText xml:space="preserve"> STYLEREF "标题 3" </w:instrText>
+      <w:instrText xml:space="preserve"> PAGE </w:instrText>
     </w:r>
     <w:r>
       <w:rPr>
@@ -43924,7 +43819,7 @@
         <w:sz w:val="18"/>
         <w:szCs w:val="18"/>
       </w:rPr>
-      <w:t xml:space="preserve">1.1 空间向量及其运算</w:t>
+      <w:t xml:space="preserve">1</w:t>
     </w:r>
     <w:r>
       <w:rPr>
@@ -43933,6 +43828,52 @@
         <w:szCs w:val="18"/>
       </w:rPr>
       <w:fldChar w:fldCharType="end"/>
+    </w:r>
+    <w:r>
+      <w:rPr>
+        <w:rFonts w:ascii="Times New Roman" w:hAnsi="Times New Roman" w:eastAsia="宋体" w:cs="Times New Roman"/>
+        <w:sz w:val="18"/>
+        <w:szCs w:val="18"/>
+      </w:rPr>
+      <w:t xml:space="preserve">页</w:t>
+    </w:r>
+  </w:p>
+</w:ftr>
+</file>
+
+<file path=word/footnotes.xml><?xml version="1.0" encoding="utf-8"?>
+<w:footnotes xmlns:wpc="http://schemas.microsoft.com/office/word/2010/wordprocessingCanvas" xmlns:cx="http://schemas.microsoft.com/office/drawing/2014/chartex" xmlns:cx1="http://schemas.microsoft.com/office/drawing/2015/9/8/chartex" xmlns:cx2="http://schemas.microsoft.com/office/drawing/2015/10/21/chartex" xmlns:cx3="http://schemas.microsoft.com/office/drawing/2016/5/9/chartex" xmlns:cx4="http://schemas.microsoft.com/office/drawing/2016/5/10/chartex" xmlns:cx5="http://schemas.microsoft.com/office/drawing/2016/5/11/chartex" xmlns:cx6="http://schemas.microsoft.com/office/drawing/2016/5/12/chartex" xmlns:cx7="http://schemas.microsoft.com/office/drawing/2016/5/13/chartex" xmlns:cx8="http://schemas.microsoft.com/office/drawing/2016/5/14/chartex" xmlns:mc="http://schemas.openxmlformats.org/markup-compatibility/2006" xmlns:aink="http://schemas.microsoft.com/office/drawing/2016/ink" xmlns:am3d="http://schemas.microsoft.com/office/drawing/2017/model3d" xmlns:o="urn:schemas-microsoft-com:office:office" xmlns:oel="http://schemas.microsoft.com/office/2019/extlst" xmlns:r="http://schemas.openxmlformats.org/officeDocument/2006/relationships" xmlns:m="http://schemas.openxmlformats.org/officeDocument/2006/math" xmlns:v="urn:schemas-microsoft-com:vml" xmlns:wp14="http://schemas.microsoft.com/office/word/2010/wordprocessingDrawing" xmlns:wp="http://schemas.openxmlformats.org/drawingml/2006/wordprocessingDrawing" xmlns:w10="urn:schemas-microsoft-com:office:word" xmlns:w="http://schemas.openxmlformats.org/wordprocessingml/2006/main" xmlns:w14="http://schemas.microsoft.com/office/word/2010/wordml" xmlns:w15="http://schemas.microsoft.com/office/word/2012/wordml" xmlns:w16cex="http://schemas.microsoft.com/office/word/2018/wordml/cex" xmlns:w16cid="http://schemas.microsoft.com/office/word/2016/wordml/cid" xmlns:w16="http://schemas.microsoft.com/office/word/2018/wordml" xmlns:w16sdtdh="http://schemas.microsoft.com/office/word/2020/wordml/sdtdatahash" xmlns:w16se="http://schemas.microsoft.com/office/word/2015/wordml/symex" xmlns:wpg="http://schemas.microsoft.com/office/word/2010/wordprocessingGroup" xmlns:wpi="http://schemas.microsoft.com/office/word/2010/wordprocessingInk" xmlns:wne="http://schemas.microsoft.com/office/word/2006/wordml" xmlns:wps="http://schemas.microsoft.com/office/word/2010/wordprocessingShape" mc:Ignorable="w14 w15 w16se w16cid w16 w16cex w16sdtdh wp14">
+  <w:footnote w:type="separator" w:id="-1">
+    <w:p>
+      <w:r>
+        <w:separator/>
+      </w:r>
+    </w:p>
+  </w:footnote>
+  <w:footnote w:type="continuationSeparator" w:id="0">
+    <w:p>
+      <w:r>
+        <w:continuationSeparator/>
+      </w:r>
+    </w:p>
+  </w:footnote>
+</w:footnotes>
+</file>
+
+<file path=word/header1.xml><?xml version="1.0" encoding="utf-8"?>
+<w:hdr xmlns:w="http://schemas.openxmlformats.org/wordprocessingml/2006/main">
+  <w:p>
+    <w:pPr>
+      <w:spacing w:before="0" w:after="0" w:line="288" w:lineRule="auto"/>
+      <w:jc w:val="left"/>
+    </w:pPr>
+    <w:r>
+      <w:rPr>
+        <w:rFonts w:ascii="Times New Roman" w:hAnsi="Times New Roman" w:eastAsia="宋体" w:cs="Times New Roman"/>
+        <w:sz w:val="18"/>
+        <w:szCs w:val="18"/>
+      </w:rPr>
+      <w:t xml:space="preserve">羿郭工作室·人教B版选必1 第1章 空间向量与立体几何·清单</w:t>
     </w:r>
   </w:p>
 </w:hdr>

--- a/高中数学/高中数学同步/人教B版选必1 第1章 空间向量与立体几何·知识清单（完成）.docx
+++ b/高中数学/高中数学同步/人教B版选必1 第1章 空间向量与立体几何·知识清单（完成）.docx
@@ -10295,7 +10295,7 @@
           <w:szCs w:val="21"/>
         </w:rPr>
         <w:drawing>
-          <wp:anchor distT="36000" distB="36000" distL="36000" distR="36000" simplePos="0" relativeHeight="1001" behindDoc="0" locked="0" layoutInCell="1" allowOverlap="1">
+          <wp:anchor distT="36000" distB="36000" distL="36000" distR="36000" simplePos="0" relativeHeight="1001" behindDoc="0" locked="0" layoutInCell="1" allowOverlap="0">
             <wp:simplePos x="0" y="0"/>
             <wp:positionH relativeFrom="column">
               <wp:posOffset>0</wp:posOffset>
@@ -10810,7 +10810,7 @@
           <w:szCs w:val="21"/>
         </w:rPr>
         <w:drawing>
-          <wp:anchor distT="36000" distB="36000" distL="36000" distR="36000" simplePos="0" relativeHeight="1002" behindDoc="0" locked="0" layoutInCell="1" allowOverlap="1">
+          <wp:anchor distT="36000" distB="36000" distL="36000" distR="36000" simplePos="0" relativeHeight="1002" behindDoc="0" locked="0" layoutInCell="1" allowOverlap="0">
             <wp:simplePos x="0" y="0"/>
             <wp:positionH relativeFrom="column">
               <wp:posOffset>0</wp:posOffset>
@@ -17144,7 +17144,7 @@
         </w:rPr>
         <w:lastRenderedPageBreak/>
         <w:drawing>
-          <wp:anchor distT="36000" distB="36000" distL="36000" distR="36000" simplePos="0" relativeHeight="1003" behindDoc="0" locked="0" layoutInCell="1" allowOverlap="1">
+          <wp:anchor distT="36000" distB="36000" distL="36000" distR="36000" simplePos="0" relativeHeight="1003" behindDoc="0" locked="0" layoutInCell="1" allowOverlap="0">
             <wp:simplePos x="0" y="0"/>
             <wp:positionH relativeFrom="column">
               <wp:posOffset>0</wp:posOffset>
@@ -18801,7 +18801,7 @@
           <w:szCs w:val="21"/>
         </w:rPr>
         <w:drawing>
-          <wp:anchor distT="36000" distB="36000" distL="36000" distR="36000" simplePos="0" relativeHeight="1004" behindDoc="0" locked="0" layoutInCell="1" allowOverlap="1">
+          <wp:anchor distT="36000" distB="36000" distL="36000" distR="36000" simplePos="0" relativeHeight="1004" behindDoc="0" locked="0" layoutInCell="1" allowOverlap="0">
             <wp:simplePos x="0" y="0"/>
             <wp:positionH relativeFrom="column">
               <wp:posOffset>0</wp:posOffset>
@@ -22134,7 +22134,7 @@
           <w:szCs w:val="21"/>
         </w:rPr>
         <w:drawing>
-          <wp:anchor distT="36000" distB="36000" distL="36000" distR="36000" simplePos="0" relativeHeight="1005" behindDoc="0" locked="0" layoutInCell="1" allowOverlap="1">
+          <wp:anchor distT="36000" distB="36000" distL="36000" distR="36000" simplePos="0" relativeHeight="1005" behindDoc="0" locked="0" layoutInCell="1" allowOverlap="0">
             <wp:simplePos x="0" y="0"/>
             <wp:positionH relativeFrom="column">
               <wp:posOffset>0</wp:posOffset>
@@ -27074,7 +27074,7 @@
           <w:szCs w:val="21"/>
         </w:rPr>
         <w:drawing>
-          <wp:anchor distT="36000" distB="36000" distL="36000" distR="36000" simplePos="0" relativeHeight="1006" behindDoc="0" locked="0" layoutInCell="1" allowOverlap="1">
+          <wp:anchor distT="36000" distB="36000" distL="36000" distR="36000" simplePos="0" relativeHeight="1006" behindDoc="0" locked="0" layoutInCell="1" allowOverlap="0">
             <wp:simplePos x="0" y="0"/>
             <wp:positionH relativeFrom="column">
               <wp:posOffset>0</wp:posOffset>
@@ -29508,7 +29508,7 @@
           <w:noProof/>
         </w:rPr>
         <w:drawing>
-          <wp:anchor distT="36000" distB="36000" distL="36000" distR="36000" simplePos="0" relativeHeight="1007" behindDoc="0" locked="0" layoutInCell="1" allowOverlap="1">
+          <wp:anchor distT="36000" distB="36000" distL="36000" distR="36000" simplePos="0" relativeHeight="1007" behindDoc="0" locked="0" layoutInCell="1" allowOverlap="0">
             <wp:simplePos x="0" y="0"/>
             <wp:positionH relativeFrom="column">
               <wp:posOffset>0</wp:posOffset>
@@ -31836,7 +31836,7 @@
           <w:noProof/>
         </w:rPr>
         <w:drawing>
-          <wp:anchor distT="36000" distB="36000" distL="36000" distR="36000" simplePos="0" relativeHeight="1008" behindDoc="0" locked="0" layoutInCell="1" allowOverlap="1">
+          <wp:anchor distT="36000" distB="36000" distL="36000" distR="36000" simplePos="0" relativeHeight="1008" behindDoc="0" locked="0" layoutInCell="1" allowOverlap="0">
             <wp:simplePos x="0" y="0"/>
             <wp:positionH relativeFrom="column">
               <wp:posOffset>0</wp:posOffset>
@@ -41452,7 +41452,7 @@
           <w:szCs w:val="21"/>
         </w:rPr>
         <w:drawing>
-          <wp:anchor distT="36000" distB="36000" distL="36000" distR="36000" simplePos="0" relativeHeight="1009" behindDoc="0" locked="0" layoutInCell="1" allowOverlap="1">
+          <wp:anchor distT="36000" distB="36000" distL="36000" distR="36000" simplePos="0" relativeHeight="1009" behindDoc="0" locked="0" layoutInCell="1" allowOverlap="0">
             <wp:simplePos x="0" y="0"/>
             <wp:positionH relativeFrom="column">
               <wp:posOffset>0</wp:posOffset>
@@ -43873,7 +43873,7 @@
         <w:sz w:val="18"/>
         <w:szCs w:val="18"/>
       </w:rPr>
-      <w:t xml:space="preserve">（共N页）</w:t>
+      <w:t xml:space="preserve">（共20页）</w:t>
     </w:r>
     <w:r>
       <w:rPr>
@@ -44023,7 +44023,7 @@
         <w:sz w:val="18"/>
         <w:szCs w:val="18"/>
       </w:rPr>
-      <w:t xml:space="preserve">（共N页）</w:t>
+      <w:t xml:space="preserve">（共20页）</w:t>
     </w:r>
     <w:r>
       <w:rPr>

--- a/高中数学/高中数学同步/人教B版选必1 第1章 空间向量与立体几何·知识清单（完成）.docx
+++ b/高中数学/高中数学同步/人教B版选必1 第1章 空间向量与立体几何·知识清单（完成）.docx
@@ -108,6 +108,7 @@
           <w:type w:val="continuous"/>
           <w:pgSz w:w="11906" w:h="16838"/>
           <w:pgMar w:top="850" w:right="850" w:bottom="850" w:left="850" w:header="283" w:footer="850" w:gutter="0"/>
+          <w:pgNumType w:start="1"/>
           <w:cols w:num="1"/>
         </w:sectPr>
       </w:pPr>
@@ -43536,7 +43537,6 @@
     <w:sectPr>
       <w:pgSz w:w="11906" w:h="16838"/>
       <w:pgMar w:top="850" w:right="850" w:bottom="850" w:left="850" w:header="283" w:footer="850" w:gutter="0"/>
-      <w:pgNumType w:start="1"/>
       <w:cols w:sep="1" w:space="425" w:num="2"/>
       <w:docGrid w:type="default" w:linePitch="312"/>
     </w:sectPr>
@@ -43584,7 +43584,7 @@
         <w:sz w:val="18"/>
         <w:szCs w:val="18"/>
       </w:rPr>
-      <w:t xml:space="preserve">（共20页）</w:t>
+      <w:t xml:space="preserve">（共14页）·本2/共6本</w:t>
     </w:r>
     <w:r>
       <w:rPr>
@@ -43734,7 +43734,7 @@
         <w:sz w:val="18"/>
         <w:szCs w:val="18"/>
       </w:rPr>
-      <w:t xml:space="preserve">（共20页）</w:t>
+      <w:t xml:space="preserve">（共14页）·本2/共6本</w:t>
     </w:r>
     <w:r>
       <w:rPr>

--- a/高中数学/高中数学同步/人教B版选必1 第1章 空间向量与立体几何·知识清单（完成）.docx
+++ b/高中数学/高中数学同步/人教B版选必1 第1章 空间向量与立体几何·知识清单（完成）.docx
@@ -91,7 +91,7 @@
       <w:r>
         <w:rPr>
           <w:rFonts w:ascii="Times New Roman" w:hAnsi="Times New Roman" w:eastAsia="宋体"/>
-          <w:color w:val="000000"/>
+          <w:color w:val="auto"/>
           <w:sz w:val="24"/>
           <w:szCs w:val="24"/>
         </w:rPr>
@@ -115,7 +115,7 @@
       <w:r>
         <w:rPr>
           <w:rFonts w:ascii="Times New Roman" w:hAnsi="Times New Roman" w:eastAsia="宋体"/>
-          <w:color w:val="000000"/>
+          <w:color w:val="auto"/>
           <w:sz w:val="24"/>
           <w:szCs w:val="24"/>
         </w:rPr>
@@ -21926,7 +21926,7 @@
           <w:sz w:val="24"/>
           <w:szCs w:val="24"/>
         </w:rPr>
-        <w:t xml:space="preserve"> </w:t>
+        <w:t xml:space="preserve"/>
       </w:r>
       <w:r>
         <w:rPr>
@@ -24402,7 +24402,7 @@
           <w:sz w:val="24"/>
           <w:szCs w:val="24"/>
         </w:rPr>
-        <w:t xml:space="preserve"> </w:t>
+        <w:t xml:space="preserve"/>
       </w:r>
       <w:r>
         <w:rPr>

--- a/高中数学/高中数学同步/人教B版选必1 第1章 空间向量与立体几何·知识清单（完成）.docx
+++ b/高中数学/高中数学同步/人教B版选必1 第1章 空间向量与立体几何·知识清单（完成）.docx
@@ -465,7 +465,7 @@
     </w:p>
     <w:tbl>
       <w:tblPr>
-        <w:tblW w:w="10206" w:type="dxa"/>
+        <w:tblW w:w="4674" w:type="dxa"/>
         <w:tblBorders>
           <w:top w:val="single" w:sz="4" w:space="0" w:color="auto"/>
           <w:left w:val="single" w:sz="4" w:space="0" w:color="auto"/>
@@ -483,14 +483,14 @@
         </w:tblCellMar>
       </w:tblPr>
       <w:tblGrid>
-        <w:gridCol w:w="2100"/>
-        <w:gridCol w:w="4053"/>
-        <w:gridCol w:w="4053"/>
+        <w:gridCol w:w="575"/>
+        <w:gridCol w:w="959"/>
+        <w:gridCol w:w="3140"/>
       </w:tblGrid>
       <w:tr>
         <w:tc>
           <w:tcPr>
-            <w:tcW w:w="2100" w:type="dxa"/>
+            <w:tcW w:w="575" w:type="dxa"/>
           </w:tcPr>
           <w:p>
             <w:pPr>
@@ -510,7 +510,7 @@
         </w:tc>
         <w:tc>
           <w:tcPr>
-            <w:tcW w:w="4053" w:type="dxa"/>
+            <w:tcW w:w="959" w:type="dxa"/>
           </w:tcPr>
           <w:p>
             <w:pPr>
@@ -530,7 +530,7 @@
         </w:tc>
         <w:tc>
           <w:tcPr>
-            <w:tcW w:w="4053" w:type="dxa"/>
+            <w:tcW w:w="3140" w:type="dxa"/>
           </w:tcPr>
           <w:p>
             <w:pPr>
@@ -552,7 +552,7 @@
       <w:tr>
         <w:tc>
           <w:tcPr>
-            <w:tcW w:w="2100" w:type="dxa"/>
+            <w:tcW w:w="575" w:type="dxa"/>
           </w:tcPr>
           <w:p>
             <w:pPr>
@@ -572,7 +572,7 @@
         </w:tc>
         <w:tc>
           <w:tcPr>
-            <w:tcW w:w="4053" w:type="dxa"/>
+            <w:tcW w:w="959" w:type="dxa"/>
           </w:tcPr>
           <w:p>
             <w:pPr>
@@ -592,7 +592,7 @@
         </w:tc>
         <w:tc>
           <w:tcPr>
-            <w:tcW w:w="4053" w:type="dxa"/>
+            <w:tcW w:w="3140" w:type="dxa"/>
           </w:tcPr>
           <w:p>
             <w:pPr>
@@ -614,7 +614,7 @@
       <w:tr>
         <w:tc>
           <w:tcPr>
-            <w:tcW w:w="2100" w:type="dxa"/>
+            <w:tcW w:w="575" w:type="dxa"/>
           </w:tcPr>
           <w:p>
             <w:pPr>
@@ -634,7 +634,7 @@
         </w:tc>
         <w:tc>
           <w:tcPr>
-            <w:tcW w:w="4053" w:type="dxa"/>
+            <w:tcW w:w="959" w:type="dxa"/>
           </w:tcPr>
           <w:p>
             <w:pPr>
@@ -654,7 +654,7 @@
         </w:tc>
         <w:tc>
           <w:tcPr>
-            <w:tcW w:w="4053" w:type="dxa"/>
+            <w:tcW w:w="3140" w:type="dxa"/>
           </w:tcPr>
           <w:p>
             <w:pPr>
@@ -676,7 +676,7 @@
       <w:tr>
         <w:tc>
           <w:tcPr>
-            <w:tcW w:w="2100" w:type="dxa"/>
+            <w:tcW w:w="575" w:type="dxa"/>
           </w:tcPr>
           <w:p>
             <w:pPr>
@@ -696,7 +696,7 @@
         </w:tc>
         <w:tc>
           <w:tcPr>
-            <w:tcW w:w="4053" w:type="dxa"/>
+            <w:tcW w:w="959" w:type="dxa"/>
           </w:tcPr>
           <w:p>
             <w:pPr>
@@ -716,7 +716,7 @@
         </w:tc>
         <w:tc>
           <w:tcPr>
-            <w:tcW w:w="4053" w:type="dxa"/>
+            <w:tcW w:w="3140" w:type="dxa"/>
           </w:tcPr>
           <w:p>
             <w:pPr>
@@ -738,7 +738,7 @@
       <w:tr>
         <w:tc>
           <w:tcPr>
-            <w:tcW w:w="2100" w:type="dxa"/>
+            <w:tcW w:w="575" w:type="dxa"/>
           </w:tcPr>
           <w:p>
             <w:pPr>
@@ -758,7 +758,7 @@
         </w:tc>
         <w:tc>
           <w:tcPr>
-            <w:tcW w:w="4053" w:type="dxa"/>
+            <w:tcW w:w="959" w:type="dxa"/>
           </w:tcPr>
           <w:p>
             <w:pPr>
@@ -778,7 +778,7 @@
         </w:tc>
         <w:tc>
           <w:tcPr>
-            <w:tcW w:w="4053" w:type="dxa"/>
+            <w:tcW w:w="3140" w:type="dxa"/>
           </w:tcPr>
           <w:p>
             <w:pPr>
@@ -800,7 +800,7 @@
       <w:tr>
         <w:tc>
           <w:tcPr>
-            <w:tcW w:w="2100" w:type="dxa"/>
+            <w:tcW w:w="575" w:type="dxa"/>
           </w:tcPr>
           <w:p>
             <w:pPr>
@@ -820,7 +820,7 @@
         </w:tc>
         <w:tc>
           <w:tcPr>
-            <w:tcW w:w="4053" w:type="dxa"/>
+            <w:tcW w:w="959" w:type="dxa"/>
           </w:tcPr>
           <w:p>
             <w:pPr>
@@ -840,7 +840,7 @@
         </w:tc>
         <w:tc>
           <w:tcPr>
-            <w:tcW w:w="4053" w:type="dxa"/>
+            <w:tcW w:w="3140" w:type="dxa"/>
           </w:tcPr>
           <w:p>
             <w:pPr>
@@ -1353,7 +1353,7 @@
     </w:p>
     <w:tbl>
       <w:tblPr>
-        <w:tblW w:w="0" w:type="auto"/>
+        <w:tblW w:w="4650" w:type="dxa"/>
         <w:tblBorders>
           <w:top w:val="single" w:sz="4" w:space="0" w:color="auto"/>
           <w:left w:val="single" w:sz="4" w:space="0" w:color="auto"/>
@@ -1362,6 +1362,7 @@
           <w:insideH w:val="single" w:sz="4" w:space="0" w:color="auto"/>
           <w:insideV w:val="single" w:sz="4" w:space="0" w:color="auto"/>
         </w:tblBorders>
+        <w:tblLayout w:type="fixed"/>
         <w:tblCellMar>
           <w:top w:w="120" w:type="dxa"/>
           <w:left w:w="120" w:type="dxa"/>
@@ -1371,13 +1372,13 @@
         <w:tblLook w:val="04A0" w:firstRow="1" w:lastRow="0" w:firstColumn="1" w:lastColumn="0" w:noHBand="0" w:noVBand="1"/>
       </w:tblPr>
       <w:tblGrid>
-        <w:gridCol w:w="1794"/>
-        <w:gridCol w:w="8913"/>
+        <w:gridCol w:w="775"/>
+        <w:gridCol w:w="3875"/>
       </w:tblGrid>
       <w:tr>
         <w:tc>
           <w:tcPr>
-            <w:tcW w:w="0" w:type="auto"/>
+            <w:tcW w:w="775" w:type="dxa"/>
             <w:tcBorders>
               <w:top w:val="single" w:sz="6" w:space="0" w:color="000000"/>
               <w:left w:val="single" w:sz="6" w:space="0" w:color="000000"/>
@@ -1408,7 +1409,7 @@
         </w:tc>
         <w:tc>
           <w:tcPr>
-            <w:tcW w:w="0" w:type="auto"/>
+            <w:tcW w:w="3875" w:type="dxa"/>
             <w:tcBorders>
               <w:top w:val="single" w:sz="6" w:space="0" w:color="000000"/>
               <w:left w:val="single" w:sz="6" w:space="0" w:color="000000"/>
@@ -1441,7 +1442,7 @@
       <w:tr>
         <w:tc>
           <w:tcPr>
-            <w:tcW w:w="0" w:type="auto"/>
+            <w:tcW w:w="775" w:type="dxa"/>
             <w:tcBorders>
               <w:top w:val="single" w:sz="6" w:space="0" w:color="000000"/>
               <w:left w:val="single" w:sz="6" w:space="0" w:color="000000"/>
@@ -1472,7 +1473,7 @@
         </w:tc>
         <w:tc>
           <w:tcPr>
-            <w:tcW w:w="0" w:type="auto"/>
+            <w:tcW w:w="3875" w:type="dxa"/>
             <w:tcBorders>
               <w:top w:val="single" w:sz="6" w:space="0" w:color="000000"/>
               <w:left w:val="single" w:sz="6" w:space="0" w:color="000000"/>
@@ -1538,7 +1539,7 @@
       <w:tr>
         <w:tc>
           <w:tcPr>
-            <w:tcW w:w="0" w:type="auto"/>
+            <w:tcW w:w="775" w:type="dxa"/>
             <w:tcBorders>
               <w:top w:val="single" w:sz="6" w:space="0" w:color="000000"/>
               <w:left w:val="single" w:sz="6" w:space="0" w:color="000000"/>
@@ -1570,7 +1571,7 @@
         </w:tc>
         <w:tc>
           <w:tcPr>
-            <w:tcW w:w="0" w:type="auto"/>
+            <w:tcW w:w="3875" w:type="dxa"/>
             <w:tcBorders>
               <w:top w:val="single" w:sz="6" w:space="0" w:color="000000"/>
               <w:left w:val="single" w:sz="6" w:space="0" w:color="000000"/>
@@ -1628,7 +1629,7 @@
       <w:tr>
         <w:tc>
           <w:tcPr>
-            <w:tcW w:w="0" w:type="auto"/>
+            <w:tcW w:w="775" w:type="dxa"/>
             <w:tcBorders>
               <w:top w:val="single" w:sz="6" w:space="0" w:color="000000"/>
               <w:left w:val="single" w:sz="6" w:space="0" w:color="000000"/>
@@ -1659,7 +1660,7 @@
         </w:tc>
         <w:tc>
           <w:tcPr>
-            <w:tcW w:w="0" w:type="auto"/>
+            <w:tcW w:w="3875" w:type="dxa"/>
             <w:tcBorders>
               <w:top w:val="single" w:sz="6" w:space="0" w:color="000000"/>
               <w:left w:val="single" w:sz="6" w:space="0" w:color="000000"/>
@@ -1824,7 +1825,7 @@
       <w:tr>
         <w:tc>
           <w:tcPr>
-            <w:tcW w:w="0" w:type="auto"/>
+            <w:tcW w:w="775" w:type="dxa"/>
             <w:tcBorders>
               <w:top w:val="single" w:sz="6" w:space="0" w:color="000000"/>
               <w:left w:val="single" w:sz="6" w:space="0" w:color="000000"/>
@@ -1855,7 +1856,7 @@
         </w:tc>
         <w:tc>
           <w:tcPr>
-            <w:tcW w:w="0" w:type="auto"/>
+            <w:tcW w:w="3875" w:type="dxa"/>
             <w:tcBorders>
               <w:top w:val="single" w:sz="6" w:space="0" w:color="000000"/>
               <w:left w:val="single" w:sz="6" w:space="0" w:color="000000"/>
@@ -2060,7 +2061,7 @@
       <w:tr>
         <w:tc>
           <w:tcPr>
-            <w:tcW w:w="0" w:type="auto"/>
+            <w:tcW w:w="775" w:type="dxa"/>
             <w:tcBorders>
               <w:top w:val="single" w:sz="6" w:space="0" w:color="000000"/>
               <w:left w:val="single" w:sz="6" w:space="0" w:color="000000"/>
@@ -2091,7 +2092,7 @@
         </w:tc>
         <w:tc>
           <w:tcPr>
-            <w:tcW w:w="0" w:type="auto"/>
+            <w:tcW w:w="3875" w:type="dxa"/>
             <w:tcBorders>
               <w:top w:val="single" w:sz="6" w:space="0" w:color="000000"/>
               <w:left w:val="single" w:sz="6" w:space="0" w:color="000000"/>
@@ -2244,7 +2245,7 @@
     </w:p>
     <w:tbl>
       <w:tblPr>
-        <w:tblW w:w="0" w:type="auto"/>
+        <w:tblW w:w="4650" w:type="dxa"/>
         <w:tblBorders>
           <w:top w:val="single" w:sz="4" w:space="0" w:color="auto"/>
           <w:left w:val="single" w:sz="4" w:space="0" w:color="auto"/>
@@ -2253,6 +2254,7 @@
           <w:insideH w:val="single" w:sz="4" w:space="0" w:color="auto"/>
           <w:insideV w:val="single" w:sz="4" w:space="0" w:color="auto"/>
         </w:tblBorders>
+        <w:tblLayout w:type="fixed"/>
         <w:tblCellMar>
           <w:top w:w="120" w:type="dxa"/>
           <w:left w:w="120" w:type="dxa"/>
@@ -2262,15 +2264,15 @@
         <w:tblLook w:val="04A0" w:firstRow="1" w:lastRow="0" w:firstColumn="1" w:lastColumn="0" w:noHBand="0" w:noVBand="1"/>
       </w:tblPr>
       <w:tblGrid>
-        <w:gridCol w:w="2130"/>
-        <w:gridCol w:w="1080"/>
-        <w:gridCol w:w="2882"/>
-        <w:gridCol w:w="2535"/>
+        <w:gridCol w:w="940"/>
+        <w:gridCol w:w="520"/>
+        <w:gridCol w:w="1066"/>
+        <w:gridCol w:w="2124"/>
       </w:tblGrid>
       <w:tr>
         <w:tc>
           <w:tcPr>
-            <w:tcW w:w="0" w:type="auto"/>
+            <w:tcW w:w="940" w:type="dxa"/>
             <w:vMerge w:val="restart"/>
             <w:tcBorders>
               <w:top w:val="single" w:sz="6" w:space="0" w:color="000000"/>
@@ -2302,7 +2304,7 @@
         </w:tc>
         <w:tc>
           <w:tcPr>
-            <w:tcW w:w="0" w:type="auto"/>
+            <w:tcW w:w="520" w:type="dxa"/>
             <w:tcBorders>
               <w:top w:val="single" w:sz="6" w:space="0" w:color="000000"/>
               <w:left w:val="single" w:sz="6" w:space="0" w:color="000000"/>
@@ -2333,7 +2335,7 @@
         </w:tc>
         <w:tc>
           <w:tcPr>
-            <w:tcW w:w="0" w:type="auto"/>
+            <w:tcW w:w="1066" w:type="dxa"/>
             <w:tcBorders>
               <w:top w:val="single" w:sz="6" w:space="0" w:color="000000"/>
               <w:left w:val="single" w:sz="6" w:space="0" w:color="000000"/>
@@ -2484,7 +2486,7 @@
         </w:tc>
         <w:tc>
           <w:tcPr>
-            <w:tcW w:w="0" w:type="auto"/>
+            <w:tcW w:w="2124" w:type="dxa"/>
             <w:vMerge w:val="restart"/>
             <w:tcBorders>
               <w:top w:val="single" w:sz="6" w:space="0" w:color="000000"/>
@@ -2509,12 +2511,12 @@
                 <w:rFonts w:eastAsia="宋体" w:ascii="Times New Roman" w:hAnsi="Times New Roman"/>
                 <w:noProof/>
                 <w:kern w:val="0"/>
-                <w:sz w:val="21"/>
-                <w:szCs w:val="21"/>
+                <w:sz w:val="24"/>
+                <w:szCs w:val="24"/>
               </w:rPr>
               <w:drawing>
                 <wp:inline distT="0" distB="0" distL="0" distR="0" wp14:anchorId="61B5DB64" wp14:editId="18AE6458">
-                  <wp:extent cx="3096000" cy="1537882"/>
+                  <wp:extent cx="870905" cy="432606"/>
                   <wp:effectExtent l="0" t="0" r="0" b="0"/>
                   <wp:docPr id="100005" name="图片 100005" descr="@@@57ceb128-6ced-4fe2-9e22-e16addd5170c"/>
                   <wp:cNvGraphicFramePr>
@@ -2538,7 +2540,7 @@
                         <pic:spPr>
                           <a:xfrm>
                             <a:off x="0" y="0"/>
-                            <a:ext cx="3096000" cy="1537882"/>
+                            <a:ext cx="870905" cy="432606"/>
                           </a:xfrm>
                           <a:prstGeom prst="rect">
                             <a:avLst/>
@@ -2556,7 +2558,7 @@
       <w:tr>
         <w:tc>
           <w:tcPr>
-            <w:tcW w:w="0" w:type="auto"/>
+            <w:tcW w:w="940" w:type="dxa"/>
             <w:vMerge/>
             <w:tcBorders>
               <w:top w:val="single" w:sz="6" w:space="0" w:color="000000"/>
@@ -2575,7 +2577,7 @@
         </w:tc>
         <w:tc>
           <w:tcPr>
-            <w:tcW w:w="0" w:type="auto"/>
+            <w:tcW w:w="520" w:type="dxa"/>
             <w:tcBorders>
               <w:top w:val="single" w:sz="6" w:space="0" w:color="000000"/>
               <w:left w:val="single" w:sz="6" w:space="0" w:color="000000"/>
@@ -2606,7 +2608,7 @@
         </w:tc>
         <w:tc>
           <w:tcPr>
-            <w:tcW w:w="0" w:type="auto"/>
+            <w:tcW w:w="1066" w:type="dxa"/>
             <w:tcBorders>
               <w:top w:val="single" w:sz="6" w:space="0" w:color="000000"/>
               <w:left w:val="single" w:sz="6" w:space="0" w:color="000000"/>
@@ -2757,7 +2759,7 @@
         </w:tc>
         <w:tc>
           <w:tcPr>
-            <w:tcW w:w="0" w:type="auto"/>
+            <w:tcW w:w="2124" w:type="dxa"/>
             <w:vMerge/>
             <w:tcBorders>
               <w:top w:val="single" w:sz="6" w:space="0" w:color="000000"/>
@@ -2778,7 +2780,7 @@
       <w:tr>
         <w:tc>
           <w:tcPr>
-            <w:tcW w:w="0" w:type="auto"/>
+            <w:tcW w:w="940" w:type="dxa"/>
             <w:vMerge/>
             <w:tcBorders>
               <w:top w:val="single" w:sz="6" w:space="0" w:color="000000"/>
@@ -2797,7 +2799,7 @@
         </w:tc>
         <w:tc>
           <w:tcPr>
-            <w:tcW w:w="0" w:type="auto"/>
+            <w:tcW w:w="520" w:type="dxa"/>
             <w:vMerge w:val="restart"/>
             <w:tcBorders>
               <w:top w:val="single" w:sz="6" w:space="0" w:color="000000"/>
@@ -2829,7 +2831,7 @@
         </w:tc>
         <w:tc>
           <w:tcPr>
-            <w:tcW w:w="0" w:type="auto"/>
+            <w:tcW w:w="1066" w:type="dxa"/>
             <w:tcBorders>
               <w:top w:val="single" w:sz="6" w:space="0" w:color="000000"/>
               <w:left w:val="single" w:sz="6" w:space="0" w:color="000000"/>
@@ -2950,7 +2952,7 @@
         </w:tc>
         <w:tc>
           <w:tcPr>
-            <w:tcW w:w="0" w:type="auto"/>
+            <w:tcW w:w="2124" w:type="dxa"/>
             <w:vMerge w:val="restart"/>
             <w:tcBorders>
               <w:top w:val="single" w:sz="6" w:space="0" w:color="000000"/>
@@ -2975,12 +2977,12 @@
                 <w:rFonts w:eastAsia="宋体" w:ascii="Times New Roman" w:hAnsi="Times New Roman"/>
                 <w:noProof/>
                 <w:kern w:val="0"/>
-                <w:sz w:val="21"/>
-                <w:szCs w:val="21"/>
+                <w:sz w:val="24"/>
+                <w:szCs w:val="24"/>
               </w:rPr>
               <w:drawing>
                 <wp:inline distT="0" distB="0" distL="0" distR="0" wp14:anchorId="754C55B6" wp14:editId="0C812DD7">
-                  <wp:extent cx="2768040" cy="2326084"/>
+                  <wp:extent cx="779757" cy="655258"/>
                   <wp:effectExtent l="0" t="0" r="0" b="0"/>
                   <wp:docPr id="100007" name="图片 100007" descr="@@@e72cf1b0-1873-4d41-a581-224c31cd9465"/>
                   <wp:cNvGraphicFramePr>
@@ -3004,7 +3006,7 @@
                         <pic:spPr>
                           <a:xfrm>
                             <a:off x="0" y="0"/>
-                            <a:ext cx="2768040" cy="2326084"/>
+                            <a:ext cx="779757" cy="655258"/>
                           </a:xfrm>
                           <a:prstGeom prst="rect">
                             <a:avLst/>
@@ -3022,7 +3024,7 @@
       <w:tr>
         <w:tc>
           <w:tcPr>
-            <w:tcW w:w="0" w:type="auto"/>
+            <w:tcW w:w="940" w:type="dxa"/>
             <w:vMerge/>
             <w:tcBorders>
               <w:top w:val="single" w:sz="6" w:space="0" w:color="000000"/>
@@ -3041,7 +3043,7 @@
         </w:tc>
         <w:tc>
           <w:tcPr>
-            <w:tcW w:w="0" w:type="auto"/>
+            <w:tcW w:w="520" w:type="dxa"/>
             <w:vMerge/>
             <w:tcBorders>
               <w:top w:val="single" w:sz="6" w:space="0" w:color="000000"/>
@@ -3060,7 +3062,7 @@
         </w:tc>
         <w:tc>
           <w:tcPr>
-            <w:tcW w:w="0" w:type="auto"/>
+            <w:tcW w:w="1066" w:type="dxa"/>
             <w:tcBorders>
               <w:top w:val="single" w:sz="6" w:space="0" w:color="000000"/>
               <w:left w:val="single" w:sz="6" w:space="0" w:color="000000"/>
@@ -3181,7 +3183,7 @@
         </w:tc>
         <w:tc>
           <w:tcPr>
-            <w:tcW w:w="0" w:type="auto"/>
+            <w:tcW w:w="2124" w:type="dxa"/>
             <w:vMerge/>
             <w:tcBorders>
               <w:top w:val="single" w:sz="6" w:space="0" w:color="000000"/>
@@ -3202,7 +3204,7 @@
       <w:tr>
         <w:tc>
           <w:tcPr>
-            <w:tcW w:w="0" w:type="auto"/>
+            <w:tcW w:w="940" w:type="dxa"/>
             <w:vMerge/>
             <w:tcBorders>
               <w:top w:val="single" w:sz="6" w:space="0" w:color="000000"/>
@@ -3221,7 +3223,7 @@
         </w:tc>
         <w:tc>
           <w:tcPr>
-            <w:tcW w:w="0" w:type="auto"/>
+            <w:tcW w:w="520" w:type="dxa"/>
             <w:vMerge/>
             <w:tcBorders>
               <w:top w:val="single" w:sz="6" w:space="0" w:color="000000"/>
@@ -3240,7 +3242,7 @@
         </w:tc>
         <w:tc>
           <w:tcPr>
-            <w:tcW w:w="0" w:type="auto"/>
+            <w:tcW w:w="1066" w:type="dxa"/>
             <w:tcBorders>
               <w:top w:val="single" w:sz="6" w:space="0" w:color="000000"/>
               <w:left w:val="single" w:sz="6" w:space="0" w:color="000000"/>
@@ -3337,7 +3339,7 @@
         </w:tc>
         <w:tc>
           <w:tcPr>
-            <w:tcW w:w="0" w:type="auto"/>
+            <w:tcW w:w="2124" w:type="dxa"/>
             <w:vMerge/>
             <w:tcBorders>
               <w:top w:val="single" w:sz="6" w:space="0" w:color="000000"/>
@@ -3358,7 +3360,7 @@
       <w:tr>
         <w:tc>
           <w:tcPr>
-            <w:tcW w:w="0" w:type="auto"/>
+            <w:tcW w:w="940" w:type="dxa"/>
             <w:vMerge w:val="restart"/>
             <w:tcBorders>
               <w:top w:val="single" w:sz="6" w:space="0" w:color="000000"/>
@@ -3390,7 +3392,7 @@
         </w:tc>
         <w:tc>
           <w:tcPr>
-            <w:tcW w:w="0" w:type="auto"/>
+            <w:tcW w:w="520" w:type="dxa"/>
             <w:tcBorders>
               <w:top w:val="single" w:sz="6" w:space="0" w:color="000000"/>
               <w:left w:val="single" w:sz="6" w:space="0" w:color="000000"/>
@@ -3421,7 +3423,7 @@
         </w:tc>
         <w:tc>
           <w:tcPr>
-            <w:tcW w:w="0" w:type="auto"/>
+            <w:tcW w:w="3190" w:type="dxa"/>
             <w:gridSpan w:val="2"/>
             <w:vMerge w:val="restart"/>
             <w:tcBorders>
@@ -3555,7 +3557,7 @@
       <w:tr>
         <w:tc>
           <w:tcPr>
-            <w:tcW w:w="0" w:type="auto"/>
+            <w:tcW w:w="940" w:type="dxa"/>
             <w:vMerge/>
             <w:tcBorders>
               <w:top w:val="single" w:sz="6" w:space="0" w:color="000000"/>
@@ -3574,7 +3576,7 @@
         </w:tc>
         <w:tc>
           <w:tcPr>
-            <w:tcW w:w="0" w:type="auto"/>
+            <w:tcW w:w="520" w:type="dxa"/>
             <w:tcBorders>
               <w:top w:val="single" w:sz="6" w:space="0" w:color="000000"/>
               <w:left w:val="single" w:sz="6" w:space="0" w:color="000000"/>
@@ -3605,7 +3607,7 @@
         </w:tc>
         <w:tc>
           <w:tcPr>
-            <w:tcW w:w="0" w:type="auto"/>
+            <w:tcW w:w="3190" w:type="dxa"/>
             <w:gridSpan w:val="2"/>
             <w:tcBorders>
               <w:top w:val="single" w:sz="6" w:space="0" w:color="000000"/>
@@ -3901,7 +3903,7 @@
       <w:tr>
         <w:tc>
           <w:tcPr>
-            <w:tcW w:w="0" w:type="auto"/>
+            <w:tcW w:w="940" w:type="dxa"/>
             <w:vMerge/>
             <w:tcBorders>
               <w:top w:val="single" w:sz="6" w:space="0" w:color="000000"/>
@@ -3920,7 +3922,7 @@
         </w:tc>
         <w:tc>
           <w:tcPr>
-            <w:tcW w:w="0" w:type="auto"/>
+            <w:tcW w:w="520" w:type="dxa"/>
             <w:tcBorders>
               <w:top w:val="single" w:sz="6" w:space="0" w:color="000000"/>
               <w:left w:val="single" w:sz="6" w:space="0" w:color="000000"/>
@@ -3951,7 +3953,7 @@
         </w:tc>
         <w:tc>
           <w:tcPr>
-            <w:tcW w:w="0" w:type="auto"/>
+            <w:tcW w:w="3190" w:type="dxa"/>
             <w:gridSpan w:val="2"/>
             <w:tcBorders>
               <w:top w:val="single" w:sz="6" w:space="0" w:color="000000"/>
@@ -4541,7 +4543,7 @@
     </w:p>
     <w:tbl>
       <w:tblPr>
-        <w:tblW w:w="0" w:type="auto"/>
+        <w:tblW w:w="4650" w:type="dxa"/>
         <w:tblBorders>
           <w:top w:val="single" w:sz="4" w:space="0" w:color="auto"/>
           <w:left w:val="single" w:sz="4" w:space="0" w:color="auto"/>
@@ -4550,6 +4552,7 @@
           <w:insideH w:val="single" w:sz="4" w:space="0" w:color="auto"/>
           <w:insideV w:val="single" w:sz="4" w:space="0" w:color="auto"/>
         </w:tblBorders>
+        <w:tblLayout w:type="fixed"/>
         <w:tblCellMar>
           <w:top w:w="120" w:type="dxa"/>
           <w:left w:w="120" w:type="dxa"/>
@@ -4559,13 +4562,13 @@
         <w:tblLook w:val="04A0" w:firstRow="1" w:lastRow="0" w:firstColumn="1" w:lastColumn="0" w:noHBand="0" w:noVBand="1"/>
       </w:tblPr>
       <w:tblGrid>
-        <w:gridCol w:w="630"/>
-        <w:gridCol w:w="10077"/>
+        <w:gridCol w:w="520"/>
+        <w:gridCol w:w="4130"/>
       </w:tblGrid>
       <w:tr>
         <w:tc>
           <w:tcPr>
-            <w:tcW w:w="0" w:type="auto"/>
+            <w:tcW w:w="520" w:type="dxa"/>
             <w:tcBorders>
               <w:top w:val="single" w:sz="6" w:space="0" w:color="000000"/>
               <w:left w:val="single" w:sz="6" w:space="0" w:color="000000"/>
@@ -4596,7 +4599,7 @@
         </w:tc>
         <w:tc>
           <w:tcPr>
-            <w:tcW w:w="0" w:type="auto"/>
+            <w:tcW w:w="4130" w:type="dxa"/>
             <w:tcBorders>
               <w:top w:val="single" w:sz="6" w:space="0" w:color="000000"/>
               <w:left w:val="single" w:sz="6" w:space="0" w:color="000000"/>
@@ -4620,12 +4623,12 @@
                 <w:rFonts w:eastAsia="宋体" w:ascii="Times New Roman" w:hAnsi="Times New Roman"/>
                 <w:noProof/>
                 <w:kern w:val="0"/>
-                <w:sz w:val="21"/>
-                <w:szCs w:val="21"/>
+                <w:sz w:val="24"/>
+                <w:szCs w:val="24"/>
               </w:rPr>
               <w:drawing>
                 <wp:inline distT="0" distB="0" distL="0" distR="0" wp14:anchorId="377D25A0" wp14:editId="5719383A">
-                  <wp:extent cx="3096000" cy="1056867"/>
+                  <wp:extent cx="2457295" cy="838835"/>
                   <wp:effectExtent l="0" t="0" r="0" b="0"/>
                   <wp:docPr id="100011" name="图片 100011" descr="@@@93d04d71-6a01-4600-baaf-bcb9db49ca41"/>
                   <wp:cNvGraphicFramePr>
@@ -4649,7 +4652,7 @@
                         <pic:spPr>
                           <a:xfrm>
                             <a:off x="0" y="0"/>
-                            <a:ext cx="3096000" cy="1056867"/>
+                            <a:ext cx="2457295" cy="838835"/>
                           </a:xfrm>
                           <a:prstGeom prst="rect">
                             <a:avLst/>
@@ -4667,7 +4670,7 @@
       <w:tr>
         <w:tc>
           <w:tcPr>
-            <w:tcW w:w="0" w:type="auto"/>
+            <w:tcW w:w="520" w:type="dxa"/>
             <w:tcBorders>
               <w:top w:val="single" w:sz="6" w:space="0" w:color="000000"/>
               <w:left w:val="single" w:sz="6" w:space="0" w:color="000000"/>
@@ -4698,7 +4701,7 @@
         </w:tc>
         <w:tc>
           <w:tcPr>
-            <w:tcW w:w="0" w:type="auto"/>
+            <w:tcW w:w="4130" w:type="dxa"/>
             <w:tcBorders>
               <w:top w:val="single" w:sz="6" w:space="0" w:color="000000"/>
               <w:left w:val="single" w:sz="6" w:space="0" w:color="000000"/>
@@ -5060,7 +5063,7 @@
       <w:tr>
         <w:tc>
           <w:tcPr>
-            <w:tcW w:w="0" w:type="auto"/>
+            <w:tcW w:w="520" w:type="dxa"/>
             <w:tcBorders>
               <w:top w:val="single" w:sz="6" w:space="0" w:color="000000"/>
               <w:left w:val="single" w:sz="6" w:space="0" w:color="000000"/>
@@ -5091,7 +5094,7 @@
         </w:tc>
         <w:tc>
           <w:tcPr>
-            <w:tcW w:w="0" w:type="auto"/>
+            <w:tcW w:w="4130" w:type="dxa"/>
             <w:tcBorders>
               <w:top w:val="single" w:sz="6" w:space="0" w:color="000000"/>
               <w:left w:val="single" w:sz="6" w:space="0" w:color="000000"/>
@@ -8717,7 +8720,7 @@
     </w:p>
     <w:tbl>
       <w:tblPr>
-        <w:tblW w:w="10206" w:type="dxa"/>
+        <w:tblW w:w="4674" w:type="dxa"/>
         <w:tblBorders>
           <w:top w:val="single" w:sz="4" w:space="0" w:color="auto"/>
           <w:left w:val="single" w:sz="4" w:space="0" w:color="auto"/>
@@ -8735,14 +8738,14 @@
         </w:tblCellMar>
       </w:tblPr>
       <w:tblGrid>
-        <w:gridCol w:w="2100"/>
-        <w:gridCol w:w="4053"/>
-        <w:gridCol w:w="4053"/>
+        <w:gridCol w:w="496"/>
+        <w:gridCol w:w="1043"/>
+        <w:gridCol w:w="3135"/>
       </w:tblGrid>
       <w:tr>
         <w:tc>
           <w:tcPr>
-            <w:tcW w:w="2100" w:type="dxa"/>
+            <w:tcW w:w="496" w:type="dxa"/>
           </w:tcPr>
           <w:p>
             <w:pPr>
@@ -8762,7 +8765,7 @@
         </w:tc>
         <w:tc>
           <w:tcPr>
-            <w:tcW w:w="4053" w:type="dxa"/>
+            <w:tcW w:w="1043" w:type="dxa"/>
           </w:tcPr>
           <w:p>
             <w:pPr>
@@ -8782,7 +8785,7 @@
         </w:tc>
         <w:tc>
           <w:tcPr>
-            <w:tcW w:w="4053" w:type="dxa"/>
+            <w:tcW w:w="3135" w:type="dxa"/>
           </w:tcPr>
           <w:p>
             <w:pPr>
@@ -8804,7 +8807,7 @@
       <w:tr>
         <w:tc>
           <w:tcPr>
-            <w:tcW w:w="2100" w:type="dxa"/>
+            <w:tcW w:w="496" w:type="dxa"/>
           </w:tcPr>
           <w:p>
             <w:pPr>
@@ -8824,7 +8827,7 @@
         </w:tc>
         <w:tc>
           <w:tcPr>
-            <w:tcW w:w="4053" w:type="dxa"/>
+            <w:tcW w:w="1043" w:type="dxa"/>
           </w:tcPr>
           <w:p>
             <w:pPr>
@@ -8844,7 +8847,7 @@
         </w:tc>
         <w:tc>
           <w:tcPr>
-            <w:tcW w:w="4053" w:type="dxa"/>
+            <w:tcW w:w="3135" w:type="dxa"/>
           </w:tcPr>
           <w:p>
             <w:pPr>
@@ -8866,7 +8869,7 @@
       <w:tr>
         <w:tc>
           <w:tcPr>
-            <w:tcW w:w="2100" w:type="dxa"/>
+            <w:tcW w:w="496" w:type="dxa"/>
           </w:tcPr>
           <w:p>
             <w:pPr>
@@ -8886,7 +8889,7 @@
         </w:tc>
         <w:tc>
           <w:tcPr>
-            <w:tcW w:w="4053" w:type="dxa"/>
+            <w:tcW w:w="1043" w:type="dxa"/>
           </w:tcPr>
           <w:p>
             <w:pPr>
@@ -8906,7 +8909,7 @@
         </w:tc>
         <w:tc>
           <w:tcPr>
-            <w:tcW w:w="4053" w:type="dxa"/>
+            <w:tcW w:w="3135" w:type="dxa"/>
           </w:tcPr>
           <w:p>
             <w:pPr>
@@ -8928,7 +8931,7 @@
       <w:tr>
         <w:tc>
           <w:tcPr>
-            <w:tcW w:w="2100" w:type="dxa"/>
+            <w:tcW w:w="496" w:type="dxa"/>
           </w:tcPr>
           <w:p>
             <w:pPr>
@@ -8948,7 +8951,7 @@
         </w:tc>
         <w:tc>
           <w:tcPr>
-            <w:tcW w:w="4053" w:type="dxa"/>
+            <w:tcW w:w="1043" w:type="dxa"/>
           </w:tcPr>
           <w:p>
             <w:pPr>
@@ -8968,7 +8971,7 @@
         </w:tc>
         <w:tc>
           <w:tcPr>
-            <w:tcW w:w="4053" w:type="dxa"/>
+            <w:tcW w:w="3135" w:type="dxa"/>
           </w:tcPr>
           <w:p>
             <w:pPr>
@@ -8990,7 +8993,7 @@
       <w:tr>
         <w:tc>
           <w:tcPr>
-            <w:tcW w:w="2100" w:type="dxa"/>
+            <w:tcW w:w="496" w:type="dxa"/>
           </w:tcPr>
           <w:p>
             <w:pPr>
@@ -9010,7 +9013,7 @@
         </w:tc>
         <w:tc>
           <w:tcPr>
-            <w:tcW w:w="4053" w:type="dxa"/>
+            <w:tcW w:w="1043" w:type="dxa"/>
           </w:tcPr>
           <w:p>
             <w:pPr>
@@ -9030,7 +9033,7 @@
         </w:tc>
         <w:tc>
           <w:tcPr>
-            <w:tcW w:w="4053" w:type="dxa"/>
+            <w:tcW w:w="3135" w:type="dxa"/>
           </w:tcPr>
           <w:p>
             <w:pPr>
@@ -18832,7 +18835,7 @@
     </w:p>
     <w:tbl>
       <w:tblPr>
-        <w:tblW w:w="10206" w:type="dxa"/>
+        <w:tblW w:w="4674" w:type="dxa"/>
         <w:tblBorders>
           <w:top w:val="single" w:sz="4" w:space="0" w:color="auto"/>
           <w:left w:val="single" w:sz="4" w:space="0" w:color="auto"/>
@@ -18850,14 +18853,14 @@
         </w:tblCellMar>
       </w:tblPr>
       <w:tblGrid>
-        <w:gridCol w:w="2100"/>
-        <w:gridCol w:w="4053"/>
-        <w:gridCol w:w="4053"/>
+        <w:gridCol w:w="496"/>
+        <w:gridCol w:w="1462"/>
+        <w:gridCol w:w="2716"/>
       </w:tblGrid>
       <w:tr>
         <w:tc>
           <w:tcPr>
-            <w:tcW w:w="2100" w:type="dxa"/>
+            <w:tcW w:w="496" w:type="dxa"/>
           </w:tcPr>
           <w:p>
             <w:pPr>
@@ -18877,7 +18880,7 @@
         </w:tc>
         <w:tc>
           <w:tcPr>
-            <w:tcW w:w="4053" w:type="dxa"/>
+            <w:tcW w:w="1462" w:type="dxa"/>
           </w:tcPr>
           <w:p>
             <w:pPr>
@@ -18897,7 +18900,7 @@
         </w:tc>
         <w:tc>
           <w:tcPr>
-            <w:tcW w:w="4053" w:type="dxa"/>
+            <w:tcW w:w="2716" w:type="dxa"/>
           </w:tcPr>
           <w:p>
             <w:pPr>
@@ -18919,7 +18922,7 @@
       <w:tr>
         <w:tc>
           <w:tcPr>
-            <w:tcW w:w="2100" w:type="dxa"/>
+            <w:tcW w:w="496" w:type="dxa"/>
           </w:tcPr>
           <w:p>
             <w:pPr>
@@ -18939,7 +18942,7 @@
         </w:tc>
         <w:tc>
           <w:tcPr>
-            <w:tcW w:w="4053" w:type="dxa"/>
+            <w:tcW w:w="1462" w:type="dxa"/>
           </w:tcPr>
           <w:p>
             <w:pPr>
@@ -18959,7 +18962,7 @@
         </w:tc>
         <w:tc>
           <w:tcPr>
-            <w:tcW w:w="4053" w:type="dxa"/>
+            <w:tcW w:w="2716" w:type="dxa"/>
           </w:tcPr>
           <w:p>
             <w:pPr>
@@ -18981,7 +18984,7 @@
       <w:tr>
         <w:tc>
           <w:tcPr>
-            <w:tcW w:w="2100" w:type="dxa"/>
+            <w:tcW w:w="496" w:type="dxa"/>
           </w:tcPr>
           <w:p>
             <w:pPr>
@@ -19001,7 +19004,7 @@
         </w:tc>
         <w:tc>
           <w:tcPr>
-            <w:tcW w:w="4053" w:type="dxa"/>
+            <w:tcW w:w="1462" w:type="dxa"/>
           </w:tcPr>
           <w:p>
             <w:pPr>
@@ -19021,7 +19024,7 @@
         </w:tc>
         <w:tc>
           <w:tcPr>
-            <w:tcW w:w="4053" w:type="dxa"/>
+            <w:tcW w:w="2716" w:type="dxa"/>
           </w:tcPr>
           <w:p>
             <w:pPr>
@@ -19043,7 +19046,7 @@
       <w:tr>
         <w:tc>
           <w:tcPr>
-            <w:tcW w:w="2100" w:type="dxa"/>
+            <w:tcW w:w="496" w:type="dxa"/>
           </w:tcPr>
           <w:p>
             <w:pPr>
@@ -19063,7 +19066,7 @@
         </w:tc>
         <w:tc>
           <w:tcPr>
-            <w:tcW w:w="4053" w:type="dxa"/>
+            <w:tcW w:w="1462" w:type="dxa"/>
           </w:tcPr>
           <w:p>
             <w:pPr>
@@ -19083,7 +19086,7 @@
         </w:tc>
         <w:tc>
           <w:tcPr>
-            <w:tcW w:w="4053" w:type="dxa"/>
+            <w:tcW w:w="2716" w:type="dxa"/>
           </w:tcPr>
           <w:p>
             <w:pPr>
@@ -19105,7 +19108,7 @@
       <w:tr>
         <w:tc>
           <w:tcPr>
-            <w:tcW w:w="2100" w:type="dxa"/>
+            <w:tcW w:w="496" w:type="dxa"/>
           </w:tcPr>
           <w:p>
             <w:pPr>
@@ -19125,7 +19128,7 @@
         </w:tc>
         <w:tc>
           <w:tcPr>
-            <w:tcW w:w="4053" w:type="dxa"/>
+            <w:tcW w:w="1462" w:type="dxa"/>
           </w:tcPr>
           <w:p>
             <w:pPr>
@@ -19145,7 +19148,7 @@
         </w:tc>
         <w:tc>
           <w:tcPr>
-            <w:tcW w:w="4053" w:type="dxa"/>
+            <w:tcW w:w="2716" w:type="dxa"/>
           </w:tcPr>
           <w:p>
             <w:pPr>
@@ -19167,7 +19170,7 @@
       <w:tr>
         <w:tc>
           <w:tcPr>
-            <w:tcW w:w="2100" w:type="dxa"/>
+            <w:tcW w:w="496" w:type="dxa"/>
           </w:tcPr>
           <w:p>
             <w:pPr>
@@ -19187,7 +19190,7 @@
         </w:tc>
         <w:tc>
           <w:tcPr>
-            <w:tcW w:w="4053" w:type="dxa"/>
+            <w:tcW w:w="1462" w:type="dxa"/>
           </w:tcPr>
           <w:p>
             <w:pPr>
@@ -19207,7 +19210,7 @@
         </w:tc>
         <w:tc>
           <w:tcPr>
-            <w:tcW w:w="4053" w:type="dxa"/>
+            <w:tcW w:w="2716" w:type="dxa"/>
           </w:tcPr>
           <w:p>
             <w:pPr>
@@ -23109,7 +23112,7 @@
         </w:rPr>
         <w:drawing>
           <wp:inline distT="0" distB="0" distL="0" distR="0" wp14:anchorId="3F99429C" wp14:editId="1C5094BA">
-            <wp:extent cx="2741400" cy="2185711"/>
+            <wp:extent cx="1982032" cy="1580269"/>
             <wp:effectExtent l="0" t="0" r="7620" b="0"/>
             <wp:docPr id="100025" name="图片 100025" descr="@@@d419b8ee-ebff-4daf-8cec-3fdeba1d82ae"/>
             <wp:cNvGraphicFramePr>
@@ -23133,7 +23136,7 @@
                   <pic:spPr>
                     <a:xfrm>
                       <a:off x="0" y="0"/>
-                      <a:ext cx="2741400" cy="2185711"/>
+                      <a:ext cx="1982032" cy="1580269"/>
                     </a:xfrm>
                     <a:prstGeom prst="rect">
                       <a:avLst/>
@@ -25034,7 +25037,7 @@
     </w:p>
     <w:tbl>
       <w:tblPr>
-        <w:tblW w:w="10206" w:type="dxa"/>
+        <w:tblW w:w="4674" w:type="dxa"/>
         <w:tblBorders>
           <w:top w:val="single" w:sz="4" w:space="0" w:color="auto"/>
           <w:left w:val="single" w:sz="4" w:space="0" w:color="auto"/>
@@ -25052,14 +25055,14 @@
         </w:tblCellMar>
       </w:tblPr>
       <w:tblGrid>
-        <w:gridCol w:w="2100"/>
-        <w:gridCol w:w="4053"/>
-        <w:gridCol w:w="4053"/>
+        <w:gridCol w:w="496"/>
+        <w:gridCol w:w="2139"/>
+        <w:gridCol w:w="2039"/>
       </w:tblGrid>
       <w:tr>
         <w:tc>
           <w:tcPr>
-            <w:tcW w:w="2100" w:type="dxa"/>
+            <w:tcW w:w="496" w:type="dxa"/>
           </w:tcPr>
           <w:p>
             <w:pPr>
@@ -25079,7 +25082,7 @@
         </w:tc>
         <w:tc>
           <w:tcPr>
-            <w:tcW w:w="4053" w:type="dxa"/>
+            <w:tcW w:w="2139" w:type="dxa"/>
           </w:tcPr>
           <w:p>
             <w:pPr>
@@ -25099,7 +25102,7 @@
         </w:tc>
         <w:tc>
           <w:tcPr>
-            <w:tcW w:w="4053" w:type="dxa"/>
+            <w:tcW w:w="2039" w:type="dxa"/>
           </w:tcPr>
           <w:p>
             <w:pPr>
@@ -25121,7 +25124,7 @@
       <w:tr>
         <w:tc>
           <w:tcPr>
-            <w:tcW w:w="2100" w:type="dxa"/>
+            <w:tcW w:w="496" w:type="dxa"/>
           </w:tcPr>
           <w:p>
             <w:pPr>
@@ -25141,7 +25144,7 @@
         </w:tc>
         <w:tc>
           <w:tcPr>
-            <w:tcW w:w="4053" w:type="dxa"/>
+            <w:tcW w:w="2139" w:type="dxa"/>
           </w:tcPr>
           <w:p>
             <w:pPr>
@@ -25161,7 +25164,7 @@
         </w:tc>
         <w:tc>
           <w:tcPr>
-            <w:tcW w:w="4053" w:type="dxa"/>
+            <w:tcW w:w="2039" w:type="dxa"/>
           </w:tcPr>
           <w:p>
             <w:pPr>
@@ -25183,7 +25186,7 @@
       <w:tr>
         <w:tc>
           <w:tcPr>
-            <w:tcW w:w="2100" w:type="dxa"/>
+            <w:tcW w:w="496" w:type="dxa"/>
           </w:tcPr>
           <w:p>
             <w:pPr>
@@ -25203,7 +25206,7 @@
         </w:tc>
         <w:tc>
           <w:tcPr>
-            <w:tcW w:w="4053" w:type="dxa"/>
+            <w:tcW w:w="2139" w:type="dxa"/>
           </w:tcPr>
           <w:p>
             <w:pPr>
@@ -25223,7 +25226,7 @@
         </w:tc>
         <w:tc>
           <w:tcPr>
-            <w:tcW w:w="4053" w:type="dxa"/>
+            <w:tcW w:w="2039" w:type="dxa"/>
           </w:tcPr>
           <w:p>
             <w:pPr>
@@ -25245,7 +25248,7 @@
       <w:tr>
         <w:tc>
           <w:tcPr>
-            <w:tcW w:w="2100" w:type="dxa"/>
+            <w:tcW w:w="496" w:type="dxa"/>
           </w:tcPr>
           <w:p>
             <w:pPr>
@@ -25265,7 +25268,7 @@
         </w:tc>
         <w:tc>
           <w:tcPr>
-            <w:tcW w:w="4053" w:type="dxa"/>
+            <w:tcW w:w="2139" w:type="dxa"/>
           </w:tcPr>
           <w:p>
             <w:pPr>
@@ -25285,7 +25288,7 @@
         </w:tc>
         <w:tc>
           <w:tcPr>
-            <w:tcW w:w="4053" w:type="dxa"/>
+            <w:tcW w:w="2039" w:type="dxa"/>
           </w:tcPr>
           <w:p>
             <w:pPr>
@@ -25307,7 +25310,7 @@
       <w:tr>
         <w:tc>
           <w:tcPr>
-            <w:tcW w:w="2100" w:type="dxa"/>
+            <w:tcW w:w="496" w:type="dxa"/>
           </w:tcPr>
           <w:p>
             <w:pPr>
@@ -25327,7 +25330,7 @@
         </w:tc>
         <w:tc>
           <w:tcPr>
-            <w:tcW w:w="4053" w:type="dxa"/>
+            <w:tcW w:w="2139" w:type="dxa"/>
           </w:tcPr>
           <w:p>
             <w:pPr>
@@ -25347,7 +25350,7 @@
         </w:tc>
         <w:tc>
           <w:tcPr>
-            <w:tcW w:w="4053" w:type="dxa"/>
+            <w:tcW w:w="2039" w:type="dxa"/>
           </w:tcPr>
           <w:p>
             <w:pPr>
@@ -36176,7 +36179,7 @@
     </w:p>
     <w:tbl>
       <w:tblPr>
-        <w:tblW w:w="10206" w:type="dxa"/>
+        <w:tblW w:w="4674" w:type="dxa"/>
         <w:tblBorders>
           <w:top w:val="single" w:sz="4" w:space="0" w:color="auto"/>
           <w:left w:val="single" w:sz="4" w:space="0" w:color="auto"/>
@@ -36194,14 +36197,14 @@
         </w:tblCellMar>
       </w:tblPr>
       <w:tblGrid>
-        <w:gridCol w:w="2100"/>
-        <w:gridCol w:w="4053"/>
-        <w:gridCol w:w="4053"/>
+        <w:gridCol w:w="496"/>
+        <w:gridCol w:w="1340"/>
+        <w:gridCol w:w="2838"/>
       </w:tblGrid>
       <w:tr>
         <w:tc>
           <w:tcPr>
-            <w:tcW w:w="2100" w:type="dxa"/>
+            <w:tcW w:w="496" w:type="dxa"/>
           </w:tcPr>
           <w:p>
             <w:pPr>
@@ -36221,7 +36224,7 @@
         </w:tc>
         <w:tc>
           <w:tcPr>
-            <w:tcW w:w="4053" w:type="dxa"/>
+            <w:tcW w:w="1340" w:type="dxa"/>
           </w:tcPr>
           <w:p>
             <w:pPr>
@@ -36241,7 +36244,7 @@
         </w:tc>
         <w:tc>
           <w:tcPr>
-            <w:tcW w:w="4053" w:type="dxa"/>
+            <w:tcW w:w="2838" w:type="dxa"/>
           </w:tcPr>
           <w:p>
             <w:pPr>
@@ -36263,7 +36266,7 @@
       <w:tr>
         <w:tc>
           <w:tcPr>
-            <w:tcW w:w="2100" w:type="dxa"/>
+            <w:tcW w:w="496" w:type="dxa"/>
           </w:tcPr>
           <w:p>
             <w:pPr>
@@ -36283,7 +36286,7 @@
         </w:tc>
         <w:tc>
           <w:tcPr>
-            <w:tcW w:w="4053" w:type="dxa"/>
+            <w:tcW w:w="1340" w:type="dxa"/>
           </w:tcPr>
           <w:p>
             <w:pPr>
@@ -36303,7 +36306,7 @@
         </w:tc>
         <w:tc>
           <w:tcPr>
-            <w:tcW w:w="4053" w:type="dxa"/>
+            <w:tcW w:w="2838" w:type="dxa"/>
           </w:tcPr>
           <w:p>
             <w:pPr>
@@ -36325,7 +36328,7 @@
       <w:tr>
         <w:tc>
           <w:tcPr>
-            <w:tcW w:w="2100" w:type="dxa"/>
+            <w:tcW w:w="496" w:type="dxa"/>
           </w:tcPr>
           <w:p>
             <w:pPr>
@@ -36345,7 +36348,7 @@
         </w:tc>
         <w:tc>
           <w:tcPr>
-            <w:tcW w:w="4053" w:type="dxa"/>
+            <w:tcW w:w="1340" w:type="dxa"/>
           </w:tcPr>
           <w:p>
             <w:pPr>
@@ -36365,7 +36368,7 @@
         </w:tc>
         <w:tc>
           <w:tcPr>
-            <w:tcW w:w="4053" w:type="dxa"/>
+            <w:tcW w:w="2838" w:type="dxa"/>
           </w:tcPr>
           <w:p>
             <w:pPr>
@@ -36387,7 +36390,7 @@
       <w:tr>
         <w:tc>
           <w:tcPr>
-            <w:tcW w:w="2100" w:type="dxa"/>
+            <w:tcW w:w="496" w:type="dxa"/>
           </w:tcPr>
           <w:p>
             <w:pPr>
@@ -36407,7 +36410,7 @@
         </w:tc>
         <w:tc>
           <w:tcPr>
-            <w:tcW w:w="4053" w:type="dxa"/>
+            <w:tcW w:w="1340" w:type="dxa"/>
           </w:tcPr>
           <w:p>
             <w:pPr>
@@ -36427,7 +36430,7 @@
         </w:tc>
         <w:tc>
           <w:tcPr>
-            <w:tcW w:w="4053" w:type="dxa"/>
+            <w:tcW w:w="2838" w:type="dxa"/>
           </w:tcPr>
           <w:p>
             <w:pPr>
@@ -36449,7 +36452,7 @@
       <w:tr>
         <w:tc>
           <w:tcPr>
-            <w:tcW w:w="2100" w:type="dxa"/>
+            <w:tcW w:w="496" w:type="dxa"/>
           </w:tcPr>
           <w:p>
             <w:pPr>
@@ -36469,7 +36472,7 @@
         </w:tc>
         <w:tc>
           <w:tcPr>
-            <w:tcW w:w="4053" w:type="dxa"/>
+            <w:tcW w:w="1340" w:type="dxa"/>
           </w:tcPr>
           <w:p>
             <w:pPr>
@@ -36489,7 +36492,7 @@
         </w:tc>
         <w:tc>
           <w:tcPr>
-            <w:tcW w:w="4053" w:type="dxa"/>
+            <w:tcW w:w="2838" w:type="dxa"/>
           </w:tcPr>
           <w:p>
             <w:pPr>
@@ -36511,7 +36514,7 @@
       <w:tr>
         <w:tc>
           <w:tcPr>
-            <w:tcW w:w="2100" w:type="dxa"/>
+            <w:tcW w:w="496" w:type="dxa"/>
           </w:tcPr>
           <w:p>
             <w:pPr>
@@ -36531,7 +36534,7 @@
         </w:tc>
         <w:tc>
           <w:tcPr>
-            <w:tcW w:w="4053" w:type="dxa"/>
+            <w:tcW w:w="1340" w:type="dxa"/>
           </w:tcPr>
           <w:p>
             <w:pPr>
@@ -36551,7 +36554,7 @@
         </w:tc>
         <w:tc>
           <w:tcPr>
-            <w:tcW w:w="4053" w:type="dxa"/>
+            <w:tcW w:w="2838" w:type="dxa"/>
           </w:tcPr>
           <w:p>
             <w:pPr>

--- a/高中数学/高中数学同步/人教B版选必1 第1章 空间向量与立体几何·知识清单（完成）.docx
+++ b/高中数学/高中数学同步/人教B版选必1 第1章 空间向量与立体几何·知识清单（完成）.docx
@@ -43588,7 +43588,7 @@
         <w:sz w:val="18"/>
         <w:szCs w:val="18"/>
       </w:rPr>
-      <w:t xml:space="preserve">（共14页）·本2/共6本</w:t>
+      <w:t xml:space="preserve">（共13页）·本2/共6本</w:t>
     </w:r>
     <w:r>
       <w:rPr>
@@ -43738,7 +43738,7 @@
         <w:sz w:val="18"/>
         <w:szCs w:val="18"/>
       </w:rPr>
-      <w:t xml:space="preserve">（共14页）·本2/共6本</w:t>
+      <w:t xml:space="preserve">（共13页）·本2/共6本</w:t>
     </w:r>
     <w:r>
       <w:rPr>

--- a/高中数学/高中数学同步/人教B版选必1 第1章 空间向量与立体几何·知识清单（完成）.docx
+++ b/高中数学/高中数学同步/人教B版选必1 第1章 空间向量与立体几何·知识清单（完成）.docx
@@ -2360,14 +2360,14 @@
                   <m:chr m:val="⃑"/>
                   <m:ctrlPr>
                     <w:rPr>
-                      <w:rFonts w:ascii="Times New Roman" w:hAnsi="Times New Roman"/>
+                      <w:rFonts w:ascii="Cambria Math" w:hAnsi="Cambria Math"/>
                     </w:rPr>
                   </m:ctrlPr>
                 </m:accPr>
                 <m:e>
                   <m:r>
                     <w:rPr>
-                      <w:rFonts w:ascii="Times New Roman" w:hAnsi="Times New Roman" w:cs="Cambria Math"/>
+                      <w:rFonts w:ascii="Cambria Math" w:hAnsi="Cambria Math" w:cs="Cambria Math"/>
                     </w:rPr>
                     <m:t>a</m:t>
                   </m:r>
@@ -2384,14 +2384,14 @@
                   <m:chr m:val="⃑"/>
                   <m:ctrlPr>
                     <w:rPr>
-                      <w:rFonts w:ascii="Times New Roman" w:hAnsi="Times New Roman"/>
+                      <w:rFonts w:ascii="Cambria Math" w:hAnsi="Cambria Math"/>
                     </w:rPr>
                   </m:ctrlPr>
                 </m:accPr>
                 <m:e>
                   <m:r>
                     <w:rPr>
-                      <w:rFonts w:ascii="Times New Roman" w:hAnsi="Times New Roman" w:cs="Cambria Math"/>
+                      <w:rFonts w:ascii="Cambria Math" w:hAnsi="Cambria Math" w:cs="Cambria Math"/>
                     </w:rPr>
                     <m:t>b</m:t>
                   </m:r>
@@ -2408,14 +2408,14 @@
                   <m:chr m:val="⃑"/>
                   <m:ctrlPr>
                     <w:rPr>
-                      <w:rFonts w:ascii="Times New Roman" w:hAnsi="Times New Roman"/>
+                      <w:rFonts w:ascii="Cambria Math" w:hAnsi="Cambria Math"/>
                     </w:rPr>
                   </m:ctrlPr>
                 </m:accPr>
                 <m:e>
                   <m:r>
                     <w:rPr>
-                      <w:rFonts w:ascii="Times New Roman" w:hAnsi="Times New Roman" w:cs="Cambria Math"/>
+                      <w:rFonts w:ascii="Cambria Math" w:hAnsi="Cambria Math" w:cs="Cambria Math"/>
                     </w:rPr>
                     <m:t>OA</m:t>
                   </m:r>
@@ -2432,14 +2432,14 @@
                   <m:chr m:val="⃑"/>
                   <m:ctrlPr>
                     <w:rPr>
-                      <w:rFonts w:ascii="Times New Roman" w:hAnsi="Times New Roman"/>
+                      <w:rFonts w:ascii="Cambria Math" w:hAnsi="Cambria Math"/>
                     </w:rPr>
                   </m:ctrlPr>
                 </m:accPr>
                 <m:e>
                   <m:r>
                     <w:rPr>
-                      <w:rFonts w:ascii="Times New Roman" w:hAnsi="Times New Roman" w:cs="Cambria Math"/>
+                      <w:rFonts w:ascii="Cambria Math" w:hAnsi="Cambria Math" w:cs="Cambria Math"/>
                     </w:rPr>
                     <m:t>AB</m:t>
                   </m:r>
@@ -2466,7 +2466,7 @@
                   <m:chr m:val="⃑"/>
                   <m:ctrlPr>
                     <w:rPr>
-                      <w:rFonts w:ascii="Times New Roman" w:hAnsi="Times New Roman"/>
+                      <w:rFonts w:ascii="Cambria Math" w:hAnsi="Cambria Math"/>
                       <w:shd w:val="clear" w:color="auto" w:fill="C9C9C9"/>
                     </w:rPr>
                   </m:ctrlPr>
@@ -2474,7 +2474,7 @@
                 <m:e>
                   <m:r>
                     <w:rPr>
-                      <w:rFonts w:ascii="Times New Roman" w:hAnsi="Times New Roman" w:cs="Cambria Math"/>
+                      <w:rFonts w:ascii="Cambria Math" w:hAnsi="Cambria Math" w:cs="Cambria Math"/>
                       <w:shd w:val="clear" w:color="auto" w:fill="C9C9C9"/>
                     </w:rPr>
                     <m:t>OB</m:t>
@@ -2633,14 +2633,14 @@
                   <m:chr m:val="⃑"/>
                   <m:ctrlPr>
                     <w:rPr>
-                      <w:rFonts w:ascii="Times New Roman" w:hAnsi="Times New Roman"/>
+                      <w:rFonts w:ascii="Cambria Math" w:hAnsi="Cambria Math"/>
                     </w:rPr>
                   </m:ctrlPr>
                 </m:accPr>
                 <m:e>
                   <m:r>
                     <w:rPr>
-                      <w:rFonts w:ascii="Times New Roman" w:hAnsi="Times New Roman" w:cs="Cambria Math"/>
+                      <w:rFonts w:ascii="Cambria Math" w:hAnsi="Cambria Math" w:cs="Cambria Math"/>
                     </w:rPr>
                     <m:t>a</m:t>
                   </m:r>
@@ -2657,14 +2657,14 @@
                   <m:chr m:val="⃑"/>
                   <m:ctrlPr>
                     <w:rPr>
-                      <w:rFonts w:ascii="Times New Roman" w:hAnsi="Times New Roman"/>
+                      <w:rFonts w:ascii="Cambria Math" w:hAnsi="Cambria Math"/>
                     </w:rPr>
                   </m:ctrlPr>
                 </m:accPr>
                 <m:e>
                   <m:r>
                     <w:rPr>
-                      <w:rFonts w:ascii="Times New Roman" w:hAnsi="Times New Roman" w:cs="Cambria Math"/>
+                      <w:rFonts w:ascii="Cambria Math" w:hAnsi="Cambria Math" w:cs="Cambria Math"/>
                     </w:rPr>
                     <m:t>b</m:t>
                   </m:r>
@@ -2681,14 +2681,14 @@
                   <m:chr m:val="⃑"/>
                   <m:ctrlPr>
                     <w:rPr>
-                      <w:rFonts w:ascii="Times New Roman" w:hAnsi="Times New Roman"/>
+                      <w:rFonts w:ascii="Cambria Math" w:hAnsi="Cambria Math"/>
                     </w:rPr>
                   </m:ctrlPr>
                 </m:accPr>
                 <m:e>
                   <m:r>
                     <w:rPr>
-                      <w:rFonts w:ascii="Times New Roman" w:hAnsi="Times New Roman" w:cs="Cambria Math"/>
+                      <w:rFonts w:ascii="Cambria Math" w:hAnsi="Cambria Math" w:cs="Cambria Math"/>
                     </w:rPr>
                     <m:t>OA</m:t>
                   </m:r>
@@ -2705,14 +2705,14 @@
                   <m:chr m:val="⃑"/>
                   <m:ctrlPr>
                     <w:rPr>
-                      <w:rFonts w:ascii="Times New Roman" w:hAnsi="Times New Roman"/>
+                      <w:rFonts w:ascii="Cambria Math" w:hAnsi="Cambria Math"/>
                     </w:rPr>
                   </m:ctrlPr>
                 </m:accPr>
                 <m:e>
                   <m:r>
                     <w:rPr>
-                      <w:rFonts w:ascii="Times New Roman" w:hAnsi="Times New Roman" w:cs="Cambria Math"/>
+                      <w:rFonts w:ascii="Cambria Math" w:hAnsi="Cambria Math" w:cs="Cambria Math"/>
                     </w:rPr>
                     <m:t>OC</m:t>
                   </m:r>
@@ -2739,7 +2739,7 @@
                   <m:chr m:val="⃑"/>
                   <m:ctrlPr>
                     <w:rPr>
-                      <w:rFonts w:ascii="Times New Roman" w:hAnsi="Times New Roman"/>
+                      <w:rFonts w:ascii="Cambria Math" w:hAnsi="Cambria Math"/>
                       <w:shd w:val="clear" w:color="auto" w:fill="C9C9C9"/>
                     </w:rPr>
                   </m:ctrlPr>
@@ -2747,7 +2747,7 @@
                 <m:e>
                   <m:r>
                     <w:rPr>
-                      <w:rFonts w:ascii="Times New Roman" w:hAnsi="Times New Roman" w:cs="Cambria Math"/>
+                      <w:rFonts w:ascii="Cambria Math" w:hAnsi="Cambria Math" w:cs="Cambria Math"/>
                       <w:shd w:val="clear" w:color="auto" w:fill="C9C9C9"/>
                     </w:rPr>
                     <m:t>CA</m:t>
@@ -2886,14 +2886,14 @@
                   <m:chr m:val="⃑"/>
                   <m:ctrlPr>
                     <w:rPr>
-                      <w:rFonts w:ascii="Times New Roman" w:hAnsi="Times New Roman"/>
+                      <w:rFonts w:ascii="Cambria Math" w:hAnsi="Cambria Math"/>
                     </w:rPr>
                   </m:ctrlPr>
                 </m:accPr>
                 <m:e>
                   <m:r>
                     <w:rPr>
-                      <w:rFonts w:ascii="Times New Roman" w:hAnsi="Times New Roman" w:cs="Cambria Math"/>
+                      <w:rFonts w:ascii="Cambria Math" w:hAnsi="Cambria Math" w:cs="Cambria Math"/>
                     </w:rPr>
                     <m:t>a</m:t>
                   </m:r>
@@ -2910,14 +2910,14 @@
                   <m:chr m:val="⃑"/>
                   <m:ctrlPr>
                     <w:rPr>
-                      <w:rFonts w:ascii="Times New Roman" w:hAnsi="Times New Roman"/>
+                      <w:rFonts w:ascii="Cambria Math" w:hAnsi="Cambria Math"/>
                     </w:rPr>
                   </m:ctrlPr>
                 </m:accPr>
                 <m:e>
                   <m:r>
                     <w:rPr>
-                      <w:rFonts w:ascii="Times New Roman" w:hAnsi="Times New Roman" w:cs="Cambria Math"/>
+                      <w:rFonts w:ascii="Cambria Math" w:hAnsi="Cambria Math" w:cs="Cambria Math"/>
                     </w:rPr>
                     <m:t>OA</m:t>
                   </m:r>
@@ -2934,14 +2934,14 @@
                   <m:chr m:val="⃑"/>
                   <m:ctrlPr>
                     <w:rPr>
-                      <w:rFonts w:ascii="Times New Roman" w:hAnsi="Times New Roman"/>
+                      <w:rFonts w:ascii="Cambria Math" w:hAnsi="Cambria Math"/>
                     </w:rPr>
                   </m:ctrlPr>
                 </m:accPr>
                 <m:e>
                   <m:r>
                     <w:rPr>
-                      <w:rFonts w:ascii="Times New Roman" w:hAnsi="Times New Roman" w:cs="Cambria Math"/>
+                      <w:rFonts w:ascii="Cambria Math" w:hAnsi="Cambria Math" w:cs="Cambria Math"/>
                     </w:rPr>
                     <m:t>PQ</m:t>
                   </m:r>
@@ -3117,14 +3117,14 @@
                   <m:chr m:val="⃑"/>
                   <m:ctrlPr>
                     <w:rPr>
-                      <w:rFonts w:ascii="Times New Roman" w:hAnsi="Times New Roman"/>
+                      <w:rFonts w:ascii="Cambria Math" w:hAnsi="Cambria Math"/>
                     </w:rPr>
                   </m:ctrlPr>
                 </m:accPr>
                 <m:e>
                   <m:r>
                     <w:rPr>
-                      <w:rFonts w:ascii="Times New Roman" w:hAnsi="Times New Roman" w:cs="Cambria Math"/>
+                      <w:rFonts w:ascii="Cambria Math" w:hAnsi="Cambria Math" w:cs="Cambria Math"/>
                     </w:rPr>
                     <m:t>a</m:t>
                   </m:r>
@@ -3141,14 +3141,14 @@
                   <m:chr m:val="⃑"/>
                   <m:ctrlPr>
                     <w:rPr>
-                      <w:rFonts w:ascii="Times New Roman" w:hAnsi="Times New Roman"/>
+                      <w:rFonts w:ascii="Cambria Math" w:hAnsi="Cambria Math"/>
                     </w:rPr>
                   </m:ctrlPr>
                 </m:accPr>
                 <m:e>
                   <m:r>
                     <w:rPr>
-                      <w:rFonts w:ascii="Times New Roman" w:hAnsi="Times New Roman" w:cs="Cambria Math"/>
+                      <w:rFonts w:ascii="Cambria Math" w:hAnsi="Cambria Math" w:cs="Cambria Math"/>
                     </w:rPr>
                     <m:t>OA</m:t>
                   </m:r>
@@ -3165,14 +3165,14 @@
                   <m:chr m:val="⃑"/>
                   <m:ctrlPr>
                     <w:rPr>
-                      <w:rFonts w:ascii="Times New Roman" w:hAnsi="Times New Roman"/>
+                      <w:rFonts w:ascii="Cambria Math" w:hAnsi="Cambria Math"/>
                     </w:rPr>
                   </m:ctrlPr>
                 </m:accPr>
                 <m:e>
                   <m:r>
                     <w:rPr>
-                      <w:rFonts w:ascii="Times New Roman" w:hAnsi="Times New Roman" w:cs="Cambria Math"/>
+                      <w:rFonts w:ascii="Cambria Math" w:hAnsi="Cambria Math" w:cs="Cambria Math"/>
                     </w:rPr>
                     <m:t>MN</m:t>
                   </m:r>
@@ -3297,14 +3297,14 @@
                   <m:chr m:val="⃑"/>
                   <m:ctrlPr>
                     <w:rPr>
-                      <w:rFonts w:ascii="Times New Roman" w:hAnsi="Times New Roman"/>
+                      <w:rFonts w:ascii="Cambria Math" w:hAnsi="Cambria Math"/>
                     </w:rPr>
                   </m:ctrlPr>
                 </m:accPr>
                 <m:e>
                   <m:r>
                     <w:rPr>
-                      <w:rFonts w:ascii="Times New Roman" w:hAnsi="Times New Roman" w:cs="Cambria Math"/>
+                      <w:rFonts w:ascii="Cambria Math" w:hAnsi="Cambria Math" w:cs="Cambria Math"/>
                     </w:rPr>
                     <m:t>a</m:t>
                   </m:r>
@@ -3321,14 +3321,14 @@
                   <m:chr m:val="⃑"/>
                   <m:ctrlPr>
                     <w:rPr>
-                      <w:rFonts w:ascii="Times New Roman" w:hAnsi="Times New Roman"/>
+                      <w:rFonts w:ascii="Cambria Math" w:hAnsi="Cambria Math"/>
                     </w:rPr>
                   </m:ctrlPr>
                 </m:accPr>
                 <m:e>
                   <m:r>
                     <w:rPr>
-                      <w:rFonts w:ascii="Times New Roman" w:hAnsi="Times New Roman" w:cs="Cambria Math"/>
+                      <w:rFonts w:ascii="Cambria Math" w:hAnsi="Cambria Math" w:cs="Cambria Math"/>
                     </w:rPr>
                     <m:t>0</m:t>
                   </m:r>
@@ -3450,14 +3450,14 @@
                   <m:chr m:val="⃑"/>
                   <m:ctrlPr>
                     <w:rPr>
-                      <w:rFonts w:ascii="Times New Roman" w:hAnsi="Times New Roman"/>
+                      <w:rFonts w:ascii="Cambria Math" w:hAnsi="Cambria Math"/>
                     </w:rPr>
                   </m:ctrlPr>
                 </m:accPr>
                 <m:e>
                   <m:r>
                     <w:rPr>
-                      <w:rFonts w:ascii="Times New Roman" w:hAnsi="Times New Roman" w:cs="Cambria Math"/>
+                      <w:rFonts w:ascii="Cambria Math" w:hAnsi="Cambria Math" w:cs="Cambria Math"/>
                     </w:rPr>
                     <m:t>a</m:t>
                   </m:r>
@@ -3474,14 +3474,14 @@
                   <m:chr m:val="⃑"/>
                   <m:ctrlPr>
                     <w:rPr>
-                      <w:rFonts w:ascii="Times New Roman" w:hAnsi="Times New Roman"/>
+                      <w:rFonts w:ascii="Cambria Math" w:hAnsi="Cambria Math"/>
                     </w:rPr>
                   </m:ctrlPr>
                 </m:accPr>
                 <m:e>
                   <m:r>
                     <w:rPr>
-                      <w:rFonts w:ascii="Times New Roman" w:hAnsi="Times New Roman" w:cs="Cambria Math"/>
+                      <w:rFonts w:ascii="Cambria Math" w:hAnsi="Cambria Math" w:cs="Cambria Math"/>
                     </w:rPr>
                     <m:t>b</m:t>
                   </m:r>
@@ -3508,7 +3508,7 @@
                   <m:chr m:val="⃑"/>
                   <m:ctrlPr>
                     <w:rPr>
-                      <w:rFonts w:ascii="Times New Roman" w:hAnsi="Times New Roman"/>
+                      <w:rFonts w:ascii="Cambria Math" w:hAnsi="Cambria Math"/>
                       <w:shd w:val="clear" w:color="auto" w:fill="C9C9C9"/>
                     </w:rPr>
                   </m:ctrlPr>
@@ -3516,7 +3516,7 @@
                 <m:e>
                   <m:r>
                     <w:rPr>
-                      <w:rFonts w:ascii="Times New Roman" w:hAnsi="Times New Roman" w:cs="Cambria Math"/>
+                      <w:rFonts w:ascii="Cambria Math" w:hAnsi="Cambria Math" w:cs="Cambria Math"/>
                       <w:shd w:val="clear" w:color="auto" w:fill="C9C9C9"/>
                     </w:rPr>
                     <m:t>b</m:t>
@@ -3535,7 +3535,7 @@
                   <m:chr m:val="⃑"/>
                   <m:ctrlPr>
                     <w:rPr>
-                      <w:rFonts w:ascii="Times New Roman" w:hAnsi="Times New Roman"/>
+                      <w:rFonts w:ascii="Cambria Math" w:hAnsi="Cambria Math"/>
                       <w:shd w:val="clear" w:color="auto" w:fill="C9C9C9"/>
                     </w:rPr>
                   </m:ctrlPr>
@@ -3543,7 +3543,7 @@
                 <m:e>
                   <m:r>
                     <w:rPr>
-                      <w:rFonts w:ascii="Times New Roman" w:hAnsi="Times New Roman" w:cs="Cambria Math"/>
+                      <w:rFonts w:ascii="Cambria Math" w:hAnsi="Cambria Math" w:cs="Cambria Math"/>
                       <w:shd w:val="clear" w:color="auto" w:fill="C9C9C9"/>
                     </w:rPr>
                     <m:t>a</m:t>
@@ -3642,14 +3642,14 @@
                       <m:chr m:val="⃑"/>
                       <m:ctrlPr>
                         <w:rPr>
-                          <w:rFonts w:ascii="Times New Roman" w:hAnsi="Times New Roman"/>
+                          <w:rFonts w:ascii="Cambria Math" w:hAnsi="Cambria Math"/>
                         </w:rPr>
                       </m:ctrlPr>
                     </m:accPr>
                     <m:e>
                       <m:r>
                         <w:rPr>
-                          <w:rFonts w:ascii="Times New Roman" w:hAnsi="Times New Roman" w:cs="Cambria Math"/>
+                          <w:rFonts w:ascii="Cambria Math" w:hAnsi="Cambria Math" w:cs="Cambria Math"/>
                         </w:rPr>
                         <m:t>a</m:t>
                       </m:r>
@@ -3666,14 +3666,14 @@
                       <m:chr m:val="⃑"/>
                       <m:ctrlPr>
                         <w:rPr>
-                          <w:rFonts w:ascii="Times New Roman" w:hAnsi="Times New Roman"/>
+                          <w:rFonts w:ascii="Cambria Math" w:hAnsi="Cambria Math"/>
                         </w:rPr>
                       </m:ctrlPr>
                     </m:accPr>
                     <m:e>
                       <m:r>
                         <w:rPr>
-                          <w:rFonts w:ascii="Times New Roman" w:hAnsi="Times New Roman" w:cs="Cambria Math"/>
+                          <w:rFonts w:ascii="Cambria Math" w:hAnsi="Cambria Math" w:cs="Cambria Math"/>
                         </w:rPr>
                         <m:t>b</m:t>
                       </m:r>
@@ -3692,14 +3692,14 @@
                   <m:chr m:val="⃑"/>
                   <m:ctrlPr>
                     <w:rPr>
-                      <w:rFonts w:ascii="Times New Roman" w:hAnsi="Times New Roman"/>
+                      <w:rFonts w:ascii="Cambria Math" w:hAnsi="Cambria Math"/>
                     </w:rPr>
                   </m:ctrlPr>
                 </m:accPr>
                 <m:e>
                   <m:r>
                     <w:rPr>
-                      <w:rFonts w:ascii="Times New Roman" w:hAnsi="Times New Roman" w:cs="Cambria Math"/>
+                      <w:rFonts w:ascii="Cambria Math" w:hAnsi="Cambria Math" w:cs="Cambria Math"/>
                     </w:rPr>
                     <m:t>c</m:t>
                   </m:r>
@@ -3726,7 +3726,7 @@
                   <m:chr m:val="⃑"/>
                   <m:ctrlPr>
                     <w:rPr>
-                      <w:rFonts w:ascii="Times New Roman" w:hAnsi="Times New Roman"/>
+                      <w:rFonts w:ascii="Cambria Math" w:hAnsi="Cambria Math"/>
                       <w:shd w:val="clear" w:color="auto" w:fill="C9C9C9"/>
                     </w:rPr>
                   </m:ctrlPr>
@@ -3734,7 +3734,7 @@
                 <m:e>
                   <m:r>
                     <w:rPr>
-                      <w:rFonts w:ascii="Times New Roman" w:hAnsi="Times New Roman" w:cs="Cambria Math"/>
+                      <w:rFonts w:ascii="Cambria Math" w:hAnsi="Cambria Math" w:cs="Cambria Math"/>
                       <w:shd w:val="clear" w:color="auto" w:fill="C9C9C9"/>
                     </w:rPr>
                     <m:t>a</m:t>
@@ -3763,7 +3763,7 @@
                       <m:chr m:val="⃑"/>
                       <m:ctrlPr>
                         <w:rPr>
-                          <w:rFonts w:ascii="Times New Roman" w:hAnsi="Times New Roman"/>
+                          <w:rFonts w:ascii="Cambria Math" w:hAnsi="Cambria Math"/>
                           <w:shd w:val="clear" w:color="auto" w:fill="C9C9C9"/>
                         </w:rPr>
                       </m:ctrlPr>
@@ -3771,7 +3771,7 @@
                     <m:e>
                       <m:r>
                         <w:rPr>
-                          <w:rFonts w:ascii="Times New Roman" w:hAnsi="Times New Roman" w:cs="Cambria Math"/>
+                          <w:rFonts w:ascii="Cambria Math" w:hAnsi="Cambria Math" w:cs="Cambria Math"/>
                           <w:shd w:val="clear" w:color="auto" w:fill="C9C9C9"/>
                         </w:rPr>
                         <m:t>b</m:t>
@@ -3790,7 +3790,7 @@
                       <m:chr m:val="⃑"/>
                       <m:ctrlPr>
                         <w:rPr>
-                          <w:rFonts w:ascii="Times New Roman" w:hAnsi="Times New Roman"/>
+                          <w:rFonts w:ascii="Cambria Math" w:hAnsi="Cambria Math"/>
                           <w:shd w:val="clear" w:color="auto" w:fill="C9C9C9"/>
                         </w:rPr>
                       </m:ctrlPr>
@@ -3798,7 +3798,7 @@
                     <m:e>
                       <m:r>
                         <w:rPr>
-                          <w:rFonts w:ascii="Times New Roman" w:hAnsi="Times New Roman" w:cs="Cambria Math"/>
+                          <w:rFonts w:ascii="Cambria Math" w:hAnsi="Cambria Math" w:cs="Cambria Math"/>
                           <w:shd w:val="clear" w:color="auto" w:fill="C9C9C9"/>
                         </w:rPr>
                         <m:t>c</m:t>
@@ -3828,14 +3828,14 @@
                   <m:chr m:val="⃑"/>
                   <m:ctrlPr>
                     <w:rPr>
-                      <w:rFonts w:ascii="Times New Roman" w:hAnsi="Times New Roman"/>
+                      <w:rFonts w:ascii="Cambria Math" w:hAnsi="Cambria Math"/>
                     </w:rPr>
                   </m:ctrlPr>
                 </m:accPr>
                 <m:e>
                   <m:r>
                     <w:rPr>
-                      <w:rFonts w:ascii="Times New Roman" w:hAnsi="Times New Roman" w:cs="Cambria Math"/>
+                      <w:rFonts w:ascii="Cambria Math" w:hAnsi="Cambria Math" w:cs="Cambria Math"/>
                     </w:rPr>
                     <m:t>a</m:t>
                   </m:r>
@@ -3881,7 +3881,7 @@
                   <m:chr m:val="⃑"/>
                   <m:ctrlPr>
                     <w:rPr>
-                      <w:rFonts w:ascii="Times New Roman" w:hAnsi="Times New Roman"/>
+                      <w:rFonts w:ascii="Cambria Math" w:hAnsi="Cambria Math"/>
                       <w:shd w:val="clear" w:color="auto" w:fill="C9C9C9"/>
                     </w:rPr>
                   </m:ctrlPr>
@@ -3889,7 +3889,7 @@
                 <m:e>
                   <m:r>
                     <w:rPr>
-                      <w:rFonts w:ascii="Times New Roman" w:hAnsi="Times New Roman" w:cs="Cambria Math"/>
+                      <w:rFonts w:ascii="Cambria Math" w:hAnsi="Cambria Math" w:cs="Cambria Math"/>
                       <w:shd w:val="clear" w:color="auto" w:fill="C9C9C9"/>
                     </w:rPr>
                     <m:t>a</m:t>
@@ -3985,14 +3985,14 @@
                   <m:chr m:val="⃑"/>
                   <m:ctrlPr>
                     <w:rPr>
-                      <w:rFonts w:ascii="Times New Roman" w:hAnsi="Times New Roman"/>
+                      <w:rFonts w:ascii="Cambria Math" w:hAnsi="Cambria Math"/>
                     </w:rPr>
                   </m:ctrlPr>
                 </m:accPr>
                 <m:e>
                   <m:r>
                     <w:rPr>
-                      <w:rFonts w:ascii="Times New Roman" w:hAnsi="Times New Roman" w:cs="Cambria Math"/>
+                      <w:rFonts w:ascii="Cambria Math" w:hAnsi="Cambria Math" w:cs="Cambria Math"/>
                     </w:rPr>
                     <m:t>a</m:t>
                   </m:r>
@@ -4009,14 +4009,14 @@
                   <m:chr m:val="⃑"/>
                   <m:ctrlPr>
                     <w:rPr>
-                      <w:rFonts w:ascii="Times New Roman" w:hAnsi="Times New Roman"/>
+                      <w:rFonts w:ascii="Cambria Math" w:hAnsi="Cambria Math"/>
                     </w:rPr>
                   </m:ctrlPr>
                 </m:accPr>
                 <m:e>
                   <m:r>
                     <w:rPr>
-                      <w:rFonts w:ascii="Times New Roman" w:hAnsi="Times New Roman" w:cs="Cambria Math"/>
+                      <w:rFonts w:ascii="Cambria Math" w:hAnsi="Cambria Math" w:cs="Cambria Math"/>
                     </w:rPr>
                     <m:t>a</m:t>
                   </m:r>
@@ -4033,14 +4033,14 @@
                   <m:chr m:val="⃑"/>
                   <m:ctrlPr>
                     <w:rPr>
-                      <w:rFonts w:ascii="Times New Roman" w:hAnsi="Times New Roman"/>
+                      <w:rFonts w:ascii="Cambria Math" w:hAnsi="Cambria Math"/>
                     </w:rPr>
                   </m:ctrlPr>
                 </m:accPr>
                 <m:e>
                   <m:r>
                     <w:rPr>
-                      <w:rFonts w:ascii="Times New Roman" w:hAnsi="Times New Roman" w:cs="Cambria Math"/>
+                      <w:rFonts w:ascii="Cambria Math" w:hAnsi="Cambria Math" w:cs="Cambria Math"/>
                     </w:rPr>
                     <m:t>a</m:t>
                   </m:r>
@@ -4057,14 +4057,14 @@
                   <m:chr m:val="⃑"/>
                   <m:ctrlPr>
                     <w:rPr>
-                      <w:rFonts w:ascii="Times New Roman" w:hAnsi="Times New Roman"/>
+                      <w:rFonts w:ascii="Cambria Math" w:hAnsi="Cambria Math"/>
                     </w:rPr>
                   </m:ctrlPr>
                 </m:accPr>
                 <m:e>
                   <m:r>
                     <w:rPr>
-                      <w:rFonts w:ascii="Times New Roman" w:hAnsi="Times New Roman" w:cs="Cambria Math"/>
+                      <w:rFonts w:ascii="Cambria Math" w:hAnsi="Cambria Math" w:cs="Cambria Math"/>
                     </w:rPr>
                     <m:t>a</m:t>
                   </m:r>
@@ -4081,14 +4081,14 @@
                   <m:chr m:val="⃑"/>
                   <m:ctrlPr>
                     <w:rPr>
-                      <w:rFonts w:ascii="Times New Roman" w:hAnsi="Times New Roman"/>
+                      <w:rFonts w:ascii="Cambria Math" w:hAnsi="Cambria Math"/>
                     </w:rPr>
                   </m:ctrlPr>
                 </m:accPr>
                 <m:e>
                   <m:r>
                     <w:rPr>
-                      <w:rFonts w:ascii="Times New Roman" w:hAnsi="Times New Roman" w:cs="Cambria Math"/>
+                      <w:rFonts w:ascii="Cambria Math" w:hAnsi="Cambria Math" w:cs="Cambria Math"/>
                     </w:rPr>
                     <m:t>b</m:t>
                   </m:r>
@@ -4122,7 +4122,7 @@
                   <m:chr m:val="⃑"/>
                   <m:ctrlPr>
                     <w:rPr>
-                      <w:rFonts w:ascii="Times New Roman" w:hAnsi="Times New Roman"/>
+                      <w:rFonts w:ascii="Cambria Math" w:hAnsi="Cambria Math"/>
                       <w:shd w:val="clear" w:color="auto" w:fill="C9C9C9"/>
                     </w:rPr>
                   </m:ctrlPr>
@@ -4130,7 +4130,7 @@
                 <m:e>
                   <m:r>
                     <w:rPr>
-                      <w:rFonts w:ascii="Times New Roman" w:hAnsi="Times New Roman" w:cs="Cambria Math"/>
+                      <w:rFonts w:ascii="Cambria Math" w:hAnsi="Cambria Math" w:cs="Cambria Math"/>
                       <w:shd w:val="clear" w:color="auto" w:fill="C9C9C9"/>
                     </w:rPr>
                     <m:t>a</m:t>
@@ -4149,7 +4149,7 @@
                   <m:chr m:val="⃑"/>
                   <m:ctrlPr>
                     <w:rPr>
-                      <w:rFonts w:ascii="Times New Roman" w:hAnsi="Times New Roman"/>
+                      <w:rFonts w:ascii="Cambria Math" w:hAnsi="Cambria Math"/>
                       <w:shd w:val="clear" w:color="auto" w:fill="C9C9C9"/>
                     </w:rPr>
                   </m:ctrlPr>
@@ -4157,7 +4157,7 @@
                 <m:e>
                   <m:r>
                     <w:rPr>
-                      <w:rFonts w:ascii="Times New Roman" w:hAnsi="Times New Roman" w:cs="Cambria Math"/>
+                      <w:rFonts w:ascii="Cambria Math" w:hAnsi="Cambria Math" w:cs="Cambria Math"/>
                       <w:shd w:val="clear" w:color="auto" w:fill="C9C9C9"/>
                     </w:rPr>
                     <m:t>b</m:t>
